--- a/Documentação TCC.docx
+++ b/Documentação TCC.docx
@@ -4,14 +4,30 @@
   <w:body>
     <w:sdt>
       <w:sdtPr>
+        <w:rPr>
+          <w:rFonts w:ascii="Arial" w:hAnsi="Arial" w:cs="Arial"/>
+          <w:sz w:val="24"/>
+          <w:szCs w:val="24"/>
+        </w:rPr>
         <w:id w:val="-1280798572"/>
         <w:docPartObj>
           <w:docPartGallery w:val="Cover Pages"/>
           <w:docPartUnique/>
         </w:docPartObj>
       </w:sdtPr>
+      <w:sdtEndPr/>
       <w:sdtContent>
-        <w:p/>
+        <w:p>
+          <w:pPr>
+            <w:spacing w:after="30"/>
+            <w:jc w:val="both"/>
+            <w:rPr>
+              <w:rFonts w:ascii="Arial" w:hAnsi="Arial" w:cs="Arial"/>
+              <w:sz w:val="24"/>
+              <w:szCs w:val="24"/>
+            </w:rPr>
+          </w:pPr>
+        </w:p>
         <w:tbl>
           <w:tblPr>
             <w:tblpPr w:leftFromText="187" w:rightFromText="187" w:horzAnchor="margin" w:tblpXSpec="center" w:tblpY="2881"/>
@@ -32,6 +48,7 @@
             <w:sdt>
               <w:sdtPr>
                 <w:rPr>
+                  <w:rFonts w:ascii="Arial" w:hAnsi="Arial" w:cs="Arial"/>
                   <w:color w:val="2F5496" w:themeColor="accent1" w:themeShade="BF"/>
                   <w:sz w:val="24"/>
                   <w:szCs w:val="24"/>
@@ -44,6 +61,7 @@
                 <w:dataBinding w:prefixMappings="xmlns:ns0='http://schemas.openxmlformats.org/officeDocument/2006/extended-properties'" w:xpath="/ns0:Properties[1]/ns0:Company[1]" w:storeItemID="{6668398D-A668-4E3E-A5EB-62B293D839F1}"/>
                 <w:text/>
               </w:sdtPr>
+              <w:sdtEndPr/>
               <w:sdtContent>
                 <w:tc>
                   <w:tcPr>
@@ -58,13 +76,18 @@
                   <w:p>
                     <w:pPr>
                       <w:pStyle w:val="SemEspaamento"/>
+                      <w:spacing w:after="30"/>
+                      <w:jc w:val="both"/>
                       <w:rPr>
+                        <w:rFonts w:ascii="Arial" w:hAnsi="Arial" w:cs="Arial"/>
                         <w:color w:val="2F5496" w:themeColor="accent1" w:themeShade="BF"/>
                         <w:sz w:val="24"/>
+                        <w:szCs w:val="24"/>
                       </w:rPr>
                     </w:pPr>
                     <w:r>
                       <w:rPr>
+                        <w:rFonts w:ascii="Arial" w:hAnsi="Arial" w:cs="Arial"/>
                         <w:color w:val="2F5496" w:themeColor="accent1" w:themeShade="BF"/>
                         <w:sz w:val="24"/>
                         <w:szCs w:val="24"/>
@@ -84,10 +107,10 @@
               <w:sdt>
                 <w:sdtPr>
                   <w:rPr>
-                    <w:rFonts w:asciiTheme="majorHAnsi" w:eastAsiaTheme="majorEastAsia" w:hAnsiTheme="majorHAnsi" w:cstheme="majorBidi"/>
+                    <w:rFonts w:ascii="Arial" w:eastAsiaTheme="majorEastAsia" w:hAnsi="Arial" w:cs="Arial"/>
                     <w:color w:val="4472C4" w:themeColor="accent1"/>
-                    <w:sz w:val="88"/>
-                    <w:szCs w:val="88"/>
+                    <w:sz w:val="24"/>
+                    <w:szCs w:val="24"/>
                   </w:rPr>
                   <w:alias w:val="Título"/>
                   <w:id w:val="13406919"/>
@@ -97,24 +120,26 @@
                   <w:dataBinding w:prefixMappings="xmlns:ns0='http://schemas.openxmlformats.org/package/2006/metadata/core-properties' xmlns:ns1='http://purl.org/dc/elements/1.1/'" w:xpath="/ns0:coreProperties[1]/ns1:title[1]" w:storeItemID="{6C3C8BC8-F283-45AE-878A-BAB7291924A1}"/>
                   <w:text/>
                 </w:sdtPr>
+                <w:sdtEndPr/>
                 <w:sdtContent>
                   <w:p>
                     <w:pPr>
                       <w:pStyle w:val="SemEspaamento"/>
-                      <w:spacing w:line="216" w:lineRule="auto"/>
+                      <w:spacing w:after="30" w:line="216" w:lineRule="auto"/>
+                      <w:jc w:val="both"/>
                       <w:rPr>
-                        <w:rFonts w:asciiTheme="majorHAnsi" w:eastAsiaTheme="majorEastAsia" w:hAnsiTheme="majorHAnsi" w:cstheme="majorBidi"/>
+                        <w:rFonts w:ascii="Arial" w:eastAsiaTheme="majorEastAsia" w:hAnsi="Arial" w:cs="Arial"/>
                         <w:color w:val="4472C4" w:themeColor="accent1"/>
-                        <w:sz w:val="88"/>
-                        <w:szCs w:val="88"/>
+                        <w:sz w:val="24"/>
+                        <w:szCs w:val="24"/>
                       </w:rPr>
                     </w:pPr>
                     <w:r>
                       <w:rPr>
-                        <w:rFonts w:asciiTheme="majorHAnsi" w:eastAsiaTheme="majorEastAsia" w:hAnsiTheme="majorHAnsi" w:cstheme="majorBidi"/>
+                        <w:rFonts w:ascii="Arial" w:eastAsiaTheme="majorEastAsia" w:hAnsi="Arial" w:cs="Arial"/>
                         <w:color w:val="4472C4" w:themeColor="accent1"/>
-                        <w:sz w:val="88"/>
-                        <w:szCs w:val="88"/>
+                        <w:sz w:val="24"/>
+                        <w:szCs w:val="24"/>
                       </w:rPr>
                       <w:t>Documentação TCC</w:t>
                     </w:r>
@@ -127,6 +152,7 @@
             <w:sdt>
               <w:sdtPr>
                 <w:rPr>
+                  <w:rFonts w:ascii="Arial" w:hAnsi="Arial" w:cs="Arial"/>
                   <w:color w:val="2F5496" w:themeColor="accent1" w:themeShade="BF"/>
                   <w:sz w:val="24"/>
                   <w:szCs w:val="24"/>
@@ -139,6 +165,7 @@
                 <w:dataBinding w:prefixMappings="xmlns:ns0='http://schemas.openxmlformats.org/package/2006/metadata/core-properties' xmlns:ns1='http://purl.org/dc/elements/1.1/'" w:xpath="/ns0:coreProperties[1]/ns1:subject[1]" w:storeItemID="{6C3C8BC8-F283-45AE-878A-BAB7291924A1}"/>
                 <w:text/>
               </w:sdtPr>
+              <w:sdtEndPr/>
               <w:sdtContent>
                 <w:tc>
                   <w:tcPr>
@@ -153,13 +180,18 @@
                   <w:p>
                     <w:pPr>
                       <w:pStyle w:val="SemEspaamento"/>
+                      <w:spacing w:after="30"/>
+                      <w:jc w:val="both"/>
                       <w:rPr>
+                        <w:rFonts w:ascii="Arial" w:hAnsi="Arial" w:cs="Arial"/>
                         <w:color w:val="2F5496" w:themeColor="accent1" w:themeShade="BF"/>
                         <w:sz w:val="24"/>
+                        <w:szCs w:val="24"/>
                       </w:rPr>
                     </w:pPr>
                     <w:r>
                       <w:rPr>
+                        <w:rFonts w:ascii="Arial" w:hAnsi="Arial" w:cs="Arial"/>
                         <w:color w:val="2F5496" w:themeColor="accent1" w:themeShade="BF"/>
                         <w:sz w:val="24"/>
                         <w:szCs w:val="24"/>
@@ -195,9 +227,10 @@
               <w:sdt>
                 <w:sdtPr>
                   <w:rPr>
+                    <w:rFonts w:ascii="Arial" w:hAnsi="Arial" w:cs="Arial"/>
                     <w:color w:val="4472C4" w:themeColor="accent1"/>
-                    <w:sz w:val="28"/>
-                    <w:szCs w:val="28"/>
+                    <w:sz w:val="24"/>
+                    <w:szCs w:val="24"/>
                   </w:rPr>
                   <w:alias w:val="Autor"/>
                   <w:id w:val="13406928"/>
@@ -207,57 +240,66 @@
                   <w:dataBinding w:prefixMappings="xmlns:ns0='http://schemas.openxmlformats.org/package/2006/metadata/core-properties' xmlns:ns1='http://purl.org/dc/elements/1.1/'" w:xpath="/ns0:coreProperties[1]/ns1:creator[1]" w:storeItemID="{6C3C8BC8-F283-45AE-878A-BAB7291924A1}"/>
                   <w:text/>
                 </w:sdtPr>
+                <w:sdtEndPr/>
                 <w:sdtContent>
                   <w:p>
                     <w:pPr>
                       <w:pStyle w:val="SemEspaamento"/>
+                      <w:spacing w:after="30"/>
+                      <w:jc w:val="both"/>
                       <w:rPr>
+                        <w:rFonts w:ascii="Arial" w:hAnsi="Arial" w:cs="Arial"/>
                         <w:color w:val="4472C4" w:themeColor="accent1"/>
-                        <w:sz w:val="28"/>
-                        <w:szCs w:val="28"/>
+                        <w:sz w:val="24"/>
+                        <w:szCs w:val="24"/>
                       </w:rPr>
                     </w:pPr>
                     <w:r>
                       <w:rPr>
+                        <w:rFonts w:ascii="Arial" w:hAnsi="Arial" w:cs="Arial"/>
                         <w:color w:val="4472C4" w:themeColor="accent1"/>
-                        <w:sz w:val="28"/>
-                        <w:szCs w:val="28"/>
+                        <w:sz w:val="24"/>
+                        <w:szCs w:val="24"/>
                       </w:rPr>
                       <w:t xml:space="preserve">Felipe Gusmão, Aquiles Menezes, Heitor Ribeiro, Artur </w:t>
                     </w:r>
                     <w:proofErr w:type="spellStart"/>
                     <w:r>
                       <w:rPr>
+                        <w:rFonts w:ascii="Arial" w:hAnsi="Arial" w:cs="Arial"/>
                         <w:color w:val="4472C4" w:themeColor="accent1"/>
-                        <w:sz w:val="28"/>
-                        <w:szCs w:val="28"/>
+                        <w:sz w:val="24"/>
+                        <w:szCs w:val="24"/>
                       </w:rPr>
                       <w:t>Araujo</w:t>
                     </w:r>
                     <w:proofErr w:type="spellEnd"/>
                     <w:r>
                       <w:rPr>
+                        <w:rFonts w:ascii="Arial" w:hAnsi="Arial" w:cs="Arial"/>
                         <w:color w:val="4472C4" w:themeColor="accent1"/>
-                        <w:sz w:val="28"/>
-                        <w:szCs w:val="28"/>
+                        <w:sz w:val="24"/>
+                        <w:szCs w:val="24"/>
                       </w:rPr>
                       <w:t xml:space="preserve">, </w:t>
                     </w:r>
                     <w:proofErr w:type="spellStart"/>
                     <w:r>
                       <w:rPr>
+                        <w:rFonts w:ascii="Arial" w:hAnsi="Arial" w:cs="Arial"/>
                         <w:color w:val="4472C4" w:themeColor="accent1"/>
-                        <w:sz w:val="28"/>
-                        <w:szCs w:val="28"/>
+                        <w:sz w:val="24"/>
+                        <w:szCs w:val="24"/>
                       </w:rPr>
                       <w:t>Andre</w:t>
                     </w:r>
                     <w:proofErr w:type="spellEnd"/>
                     <w:r>
                       <w:rPr>
+                        <w:rFonts w:ascii="Arial" w:hAnsi="Arial" w:cs="Arial"/>
                         <w:color w:val="4472C4" w:themeColor="accent1"/>
-                        <w:sz w:val="28"/>
-                        <w:szCs w:val="28"/>
+                        <w:sz w:val="24"/>
+                        <w:szCs w:val="24"/>
                       </w:rPr>
                       <w:t xml:space="preserve"> Garrido</w:t>
                     </w:r>
@@ -267,9 +309,10 @@
               <w:sdt>
                 <w:sdtPr>
                   <w:rPr>
+                    <w:rFonts w:ascii="Arial" w:hAnsi="Arial" w:cs="Arial"/>
                     <w:color w:val="4472C4" w:themeColor="accent1"/>
-                    <w:sz w:val="28"/>
-                    <w:szCs w:val="28"/>
+                    <w:sz w:val="24"/>
+                    <w:szCs w:val="24"/>
                   </w:rPr>
                   <w:alias w:val="Data"/>
                   <w:tag w:val="Data"/>
@@ -285,21 +328,26 @@
                     <w:calendar w:val="gregorian"/>
                   </w:date>
                 </w:sdtPr>
+                <w:sdtEndPr/>
                 <w:sdtContent>
                   <w:p>
                     <w:pPr>
                       <w:pStyle w:val="SemEspaamento"/>
+                      <w:spacing w:after="30"/>
+                      <w:jc w:val="both"/>
                       <w:rPr>
+                        <w:rFonts w:ascii="Arial" w:hAnsi="Arial" w:cs="Arial"/>
                         <w:color w:val="4472C4" w:themeColor="accent1"/>
-                        <w:sz w:val="28"/>
-                        <w:szCs w:val="28"/>
+                        <w:sz w:val="24"/>
+                        <w:szCs w:val="24"/>
                       </w:rPr>
                     </w:pPr>
                     <w:r>
                       <w:rPr>
+                        <w:rFonts w:ascii="Arial" w:hAnsi="Arial" w:cs="Arial"/>
                         <w:color w:val="4472C4" w:themeColor="accent1"/>
-                        <w:sz w:val="28"/>
-                        <w:szCs w:val="28"/>
+                        <w:sz w:val="24"/>
+                        <w:szCs w:val="24"/>
                       </w:rPr>
                       <w:t>9/4/2026</w:t>
                     </w:r>
@@ -309,8 +357,13 @@
               <w:p>
                 <w:pPr>
                   <w:pStyle w:val="SemEspaamento"/>
+                  <w:spacing w:after="30"/>
+                  <w:jc w:val="both"/>
                   <w:rPr>
+                    <w:rFonts w:ascii="Arial" w:hAnsi="Arial" w:cs="Arial"/>
                     <w:color w:val="4472C4" w:themeColor="accent1"/>
+                    <w:sz w:val="24"/>
+                    <w:szCs w:val="24"/>
                   </w:rPr>
                 </w:pPr>
               </w:p>
@@ -318,7 +371,21 @@
           </w:tr>
         </w:tbl>
         <w:p>
+          <w:pPr>
+            <w:spacing w:after="30"/>
+            <w:jc w:val="both"/>
+            <w:rPr>
+              <w:rFonts w:ascii="Arial" w:hAnsi="Arial" w:cs="Arial"/>
+              <w:sz w:val="24"/>
+              <w:szCs w:val="24"/>
+            </w:rPr>
+          </w:pPr>
           <w:r>
+            <w:rPr>
+              <w:rFonts w:ascii="Arial" w:hAnsi="Arial" w:cs="Arial"/>
+              <w:sz w:val="24"/>
+              <w:szCs w:val="24"/>
+            </w:rPr>
             <w:br w:type="page"/>
           </w:r>
         </w:p>
@@ -326,6 +393,13 @@
     </w:sdt>
     <w:sdt>
       <w:sdtPr>
+        <w:rPr>
+          <w:rFonts w:ascii="Arial" w:eastAsiaTheme="minorHAnsi" w:hAnsi="Arial" w:cs="Arial"/>
+          <w:color w:val="auto"/>
+          <w:sz w:val="24"/>
+          <w:szCs w:val="24"/>
+          <w:lang w:eastAsia="en-US"/>
+        </w:rPr>
         <w:id w:val="1911430434"/>
         <w:docPartObj>
           <w:docPartGallery w:val="Table of Contents"/>
@@ -334,21 +408,28 @@
       </w:sdtPr>
       <w:sdtEndPr>
         <w:rPr>
-          <w:rFonts w:asciiTheme="minorHAnsi" w:eastAsiaTheme="minorHAnsi" w:hAnsiTheme="minorHAnsi" w:cstheme="minorBidi"/>
           <w:b/>
           <w:bCs/>
-          <w:color w:val="auto"/>
-          <w:sz w:val="22"/>
-          <w:szCs w:val="22"/>
-          <w:lang w:eastAsia="en-US"/>
         </w:rPr>
       </w:sdtEndPr>
       <w:sdtContent>
         <w:p>
           <w:pPr>
             <w:pStyle w:val="CabealhodoSumrio"/>
+            <w:spacing w:after="30"/>
+            <w:jc w:val="both"/>
+            <w:rPr>
+              <w:rFonts w:ascii="Arial" w:hAnsi="Arial" w:cs="Arial"/>
+              <w:sz w:val="24"/>
+              <w:szCs w:val="24"/>
+            </w:rPr>
           </w:pPr>
           <w:r>
+            <w:rPr>
+              <w:rFonts w:ascii="Arial" w:hAnsi="Arial" w:cs="Arial"/>
+              <w:sz w:val="24"/>
+              <w:szCs w:val="24"/>
+            </w:rPr>
             <w:t>Sumário</w:t>
           </w:r>
         </w:p>
@@ -358,19 +439,38 @@
             <w:tabs>
               <w:tab w:val="right" w:leader="dot" w:pos="9061"/>
             </w:tabs>
+            <w:spacing w:after="30"/>
+            <w:jc w:val="both"/>
             <w:rPr>
-              <w:rFonts w:eastAsiaTheme="minorEastAsia"/>
+              <w:rFonts w:ascii="Arial" w:eastAsiaTheme="minorEastAsia" w:hAnsi="Arial" w:cs="Arial"/>
               <w:noProof/>
+              <w:sz w:val="24"/>
+              <w:szCs w:val="24"/>
               <w:lang w:eastAsia="pt-BR"/>
             </w:rPr>
           </w:pPr>
           <w:r>
+            <w:rPr>
+              <w:rFonts w:ascii="Arial" w:hAnsi="Arial" w:cs="Arial"/>
+              <w:sz w:val="24"/>
+              <w:szCs w:val="24"/>
+            </w:rPr>
             <w:fldChar w:fldCharType="begin"/>
           </w:r>
           <w:r>
+            <w:rPr>
+              <w:rFonts w:ascii="Arial" w:hAnsi="Arial" w:cs="Arial"/>
+              <w:sz w:val="24"/>
+              <w:szCs w:val="24"/>
+            </w:rPr>
             <w:instrText xml:space="preserve"> TOC \o "1-3" \h \z \u </w:instrText>
           </w:r>
           <w:r>
+            <w:rPr>
+              <w:rFonts w:ascii="Arial" w:hAnsi="Arial" w:cs="Arial"/>
+              <w:sz w:val="24"/>
+              <w:szCs w:val="24"/>
+            </w:rPr>
             <w:fldChar w:fldCharType="separate"/>
           </w:r>
           <w:hyperlink w:anchor="_Toc226554005" w:history="1">
@@ -381,55 +481,78 @@
                 <w:b/>
                 <w:bCs/>
                 <w:noProof/>
+                <w:sz w:val="24"/>
+                <w:szCs w:val="24"/>
                 <w:lang w:eastAsia="pt-BR"/>
               </w:rPr>
               <w:t>1. Contextualização</w:t>
             </w:r>
             <w:r>
               <w:rPr>
-                <w:noProof/>
-                <w:webHidden/>
+                <w:rFonts w:ascii="Arial" w:hAnsi="Arial" w:cs="Arial"/>
+                <w:noProof/>
+                <w:webHidden/>
+                <w:sz w:val="24"/>
+                <w:szCs w:val="24"/>
               </w:rPr>
               <w:tab/>
             </w:r>
             <w:r>
               <w:rPr>
-                <w:noProof/>
-                <w:webHidden/>
+                <w:rFonts w:ascii="Arial" w:hAnsi="Arial" w:cs="Arial"/>
+                <w:noProof/>
+                <w:webHidden/>
+                <w:sz w:val="24"/>
+                <w:szCs w:val="24"/>
               </w:rPr>
               <w:fldChar w:fldCharType="begin"/>
             </w:r>
             <w:r>
               <w:rPr>
-                <w:noProof/>
-                <w:webHidden/>
+                <w:rFonts w:ascii="Arial" w:hAnsi="Arial" w:cs="Arial"/>
+                <w:noProof/>
+                <w:webHidden/>
+                <w:sz w:val="24"/>
+                <w:szCs w:val="24"/>
               </w:rPr>
               <w:instrText xml:space="preserve"> PAGEREF _Toc226554005 \h </w:instrText>
             </w:r>
             <w:r>
               <w:rPr>
-                <w:noProof/>
-                <w:webHidden/>
-              </w:rPr>
-            </w:r>
-            <w:r>
-              <w:rPr>
-                <w:noProof/>
-                <w:webHidden/>
+                <w:rFonts w:ascii="Arial" w:hAnsi="Arial" w:cs="Arial"/>
+                <w:noProof/>
+                <w:webHidden/>
+                <w:sz w:val="24"/>
+                <w:szCs w:val="24"/>
+              </w:rPr>
+            </w:r>
+            <w:r>
+              <w:rPr>
+                <w:rFonts w:ascii="Arial" w:hAnsi="Arial" w:cs="Arial"/>
+                <w:noProof/>
+                <w:webHidden/>
+                <w:sz w:val="24"/>
+                <w:szCs w:val="24"/>
               </w:rPr>
               <w:fldChar w:fldCharType="separate"/>
             </w:r>
             <w:r>
               <w:rPr>
-                <w:noProof/>
-                <w:webHidden/>
+                <w:rFonts w:ascii="Arial" w:hAnsi="Arial" w:cs="Arial"/>
+                <w:noProof/>
+                <w:webHidden/>
+                <w:sz w:val="24"/>
+                <w:szCs w:val="24"/>
               </w:rPr>
               <w:t>2</w:t>
             </w:r>
             <w:r>
               <w:rPr>
-                <w:noProof/>
-                <w:webHidden/>
+                <w:rFonts w:ascii="Arial" w:hAnsi="Arial" w:cs="Arial"/>
+                <w:noProof/>
+                <w:webHidden/>
+                <w:sz w:val="24"/>
+                <w:szCs w:val="24"/>
               </w:rPr>
               <w:fldChar w:fldCharType="end"/>
             </w:r>
@@ -441,9 +564,13 @@
             <w:tabs>
               <w:tab w:val="right" w:leader="dot" w:pos="9061"/>
             </w:tabs>
+            <w:spacing w:after="30"/>
+            <w:jc w:val="both"/>
             <w:rPr>
-              <w:rFonts w:eastAsiaTheme="minorEastAsia"/>
+              <w:rFonts w:ascii="Arial" w:eastAsiaTheme="minorEastAsia" w:hAnsi="Arial" w:cs="Arial"/>
               <w:noProof/>
+              <w:sz w:val="24"/>
+              <w:szCs w:val="24"/>
               <w:lang w:eastAsia="pt-BR"/>
             </w:rPr>
           </w:pPr>
@@ -453,54 +580,77 @@
                 <w:rStyle w:val="Hyperlink"/>
                 <w:rFonts w:ascii="Arial" w:hAnsi="Arial" w:cs="Arial"/>
                 <w:noProof/>
+                <w:sz w:val="24"/>
+                <w:szCs w:val="24"/>
               </w:rPr>
               <w:t>2. Problema</w:t>
             </w:r>
             <w:r>
               <w:rPr>
-                <w:noProof/>
-                <w:webHidden/>
+                <w:rFonts w:ascii="Arial" w:hAnsi="Arial" w:cs="Arial"/>
+                <w:noProof/>
+                <w:webHidden/>
+                <w:sz w:val="24"/>
+                <w:szCs w:val="24"/>
               </w:rPr>
               <w:tab/>
             </w:r>
             <w:r>
               <w:rPr>
-                <w:noProof/>
-                <w:webHidden/>
+                <w:rFonts w:ascii="Arial" w:hAnsi="Arial" w:cs="Arial"/>
+                <w:noProof/>
+                <w:webHidden/>
+                <w:sz w:val="24"/>
+                <w:szCs w:val="24"/>
               </w:rPr>
               <w:fldChar w:fldCharType="begin"/>
             </w:r>
             <w:r>
               <w:rPr>
-                <w:noProof/>
-                <w:webHidden/>
+                <w:rFonts w:ascii="Arial" w:hAnsi="Arial" w:cs="Arial"/>
+                <w:noProof/>
+                <w:webHidden/>
+                <w:sz w:val="24"/>
+                <w:szCs w:val="24"/>
               </w:rPr>
               <w:instrText xml:space="preserve"> PAGEREF _Toc226554006 \h </w:instrText>
             </w:r>
             <w:r>
               <w:rPr>
-                <w:noProof/>
-                <w:webHidden/>
-              </w:rPr>
-            </w:r>
-            <w:r>
-              <w:rPr>
-                <w:noProof/>
-                <w:webHidden/>
+                <w:rFonts w:ascii="Arial" w:hAnsi="Arial" w:cs="Arial"/>
+                <w:noProof/>
+                <w:webHidden/>
+                <w:sz w:val="24"/>
+                <w:szCs w:val="24"/>
+              </w:rPr>
+            </w:r>
+            <w:r>
+              <w:rPr>
+                <w:rFonts w:ascii="Arial" w:hAnsi="Arial" w:cs="Arial"/>
+                <w:noProof/>
+                <w:webHidden/>
+                <w:sz w:val="24"/>
+                <w:szCs w:val="24"/>
               </w:rPr>
               <w:fldChar w:fldCharType="separate"/>
             </w:r>
             <w:r>
               <w:rPr>
-                <w:noProof/>
-                <w:webHidden/>
+                <w:rFonts w:ascii="Arial" w:hAnsi="Arial" w:cs="Arial"/>
+                <w:noProof/>
+                <w:webHidden/>
+                <w:sz w:val="24"/>
+                <w:szCs w:val="24"/>
               </w:rPr>
               <w:t>2</w:t>
             </w:r>
             <w:r>
               <w:rPr>
-                <w:noProof/>
-                <w:webHidden/>
+                <w:rFonts w:ascii="Arial" w:hAnsi="Arial" w:cs="Arial"/>
+                <w:noProof/>
+                <w:webHidden/>
+                <w:sz w:val="24"/>
+                <w:szCs w:val="24"/>
               </w:rPr>
               <w:fldChar w:fldCharType="end"/>
             </w:r>
@@ -512,9 +662,13 @@
             <w:tabs>
               <w:tab w:val="right" w:leader="dot" w:pos="9061"/>
             </w:tabs>
+            <w:spacing w:after="30"/>
+            <w:jc w:val="both"/>
             <w:rPr>
-              <w:rFonts w:eastAsiaTheme="minorEastAsia"/>
+              <w:rFonts w:ascii="Arial" w:eastAsiaTheme="minorEastAsia" w:hAnsi="Arial" w:cs="Arial"/>
               <w:noProof/>
+              <w:sz w:val="24"/>
+              <w:szCs w:val="24"/>
               <w:lang w:eastAsia="pt-BR"/>
             </w:rPr>
           </w:pPr>
@@ -524,54 +678,77 @@
                 <w:rStyle w:val="Hyperlink"/>
                 <w:rFonts w:ascii="Arial" w:hAnsi="Arial" w:cs="Arial"/>
                 <w:noProof/>
+                <w:sz w:val="24"/>
+                <w:szCs w:val="24"/>
               </w:rPr>
               <w:t>3. Pergunta de Pesquisa</w:t>
             </w:r>
             <w:r>
               <w:rPr>
-                <w:noProof/>
-                <w:webHidden/>
+                <w:rFonts w:ascii="Arial" w:hAnsi="Arial" w:cs="Arial"/>
+                <w:noProof/>
+                <w:webHidden/>
+                <w:sz w:val="24"/>
+                <w:szCs w:val="24"/>
               </w:rPr>
               <w:tab/>
             </w:r>
             <w:r>
               <w:rPr>
-                <w:noProof/>
-                <w:webHidden/>
+                <w:rFonts w:ascii="Arial" w:hAnsi="Arial" w:cs="Arial"/>
+                <w:noProof/>
+                <w:webHidden/>
+                <w:sz w:val="24"/>
+                <w:szCs w:val="24"/>
               </w:rPr>
               <w:fldChar w:fldCharType="begin"/>
             </w:r>
             <w:r>
               <w:rPr>
-                <w:noProof/>
-                <w:webHidden/>
+                <w:rFonts w:ascii="Arial" w:hAnsi="Arial" w:cs="Arial"/>
+                <w:noProof/>
+                <w:webHidden/>
+                <w:sz w:val="24"/>
+                <w:szCs w:val="24"/>
               </w:rPr>
               <w:instrText xml:space="preserve"> PAGEREF _Toc226554007 \h </w:instrText>
             </w:r>
             <w:r>
               <w:rPr>
-                <w:noProof/>
-                <w:webHidden/>
-              </w:rPr>
-            </w:r>
-            <w:r>
-              <w:rPr>
-                <w:noProof/>
-                <w:webHidden/>
+                <w:rFonts w:ascii="Arial" w:hAnsi="Arial" w:cs="Arial"/>
+                <w:noProof/>
+                <w:webHidden/>
+                <w:sz w:val="24"/>
+                <w:szCs w:val="24"/>
+              </w:rPr>
+            </w:r>
+            <w:r>
+              <w:rPr>
+                <w:rFonts w:ascii="Arial" w:hAnsi="Arial" w:cs="Arial"/>
+                <w:noProof/>
+                <w:webHidden/>
+                <w:sz w:val="24"/>
+                <w:szCs w:val="24"/>
               </w:rPr>
               <w:fldChar w:fldCharType="separate"/>
             </w:r>
             <w:r>
               <w:rPr>
-                <w:noProof/>
-                <w:webHidden/>
+                <w:rFonts w:ascii="Arial" w:hAnsi="Arial" w:cs="Arial"/>
+                <w:noProof/>
+                <w:webHidden/>
+                <w:sz w:val="24"/>
+                <w:szCs w:val="24"/>
               </w:rPr>
               <w:t>2</w:t>
             </w:r>
             <w:r>
               <w:rPr>
-                <w:noProof/>
-                <w:webHidden/>
+                <w:rFonts w:ascii="Arial" w:hAnsi="Arial" w:cs="Arial"/>
+                <w:noProof/>
+                <w:webHidden/>
+                <w:sz w:val="24"/>
+                <w:szCs w:val="24"/>
               </w:rPr>
               <w:fldChar w:fldCharType="end"/>
             </w:r>
@@ -583,9 +760,13 @@
             <w:tabs>
               <w:tab w:val="right" w:leader="dot" w:pos="9061"/>
             </w:tabs>
+            <w:spacing w:after="30"/>
+            <w:jc w:val="both"/>
             <w:rPr>
-              <w:rFonts w:eastAsiaTheme="minorEastAsia"/>
+              <w:rFonts w:ascii="Arial" w:eastAsiaTheme="minorEastAsia" w:hAnsi="Arial" w:cs="Arial"/>
               <w:noProof/>
+              <w:sz w:val="24"/>
+              <w:szCs w:val="24"/>
               <w:lang w:eastAsia="pt-BR"/>
             </w:rPr>
           </w:pPr>
@@ -595,54 +776,77 @@
                 <w:rStyle w:val="Hyperlink"/>
                 <w:rFonts w:ascii="Arial" w:hAnsi="Arial" w:cs="Arial"/>
                 <w:noProof/>
+                <w:sz w:val="24"/>
+                <w:szCs w:val="24"/>
               </w:rPr>
               <w:t>4. Hipótese</w:t>
             </w:r>
             <w:r>
               <w:rPr>
-                <w:noProof/>
-                <w:webHidden/>
+                <w:rFonts w:ascii="Arial" w:hAnsi="Arial" w:cs="Arial"/>
+                <w:noProof/>
+                <w:webHidden/>
+                <w:sz w:val="24"/>
+                <w:szCs w:val="24"/>
               </w:rPr>
               <w:tab/>
             </w:r>
             <w:r>
               <w:rPr>
-                <w:noProof/>
-                <w:webHidden/>
+                <w:rFonts w:ascii="Arial" w:hAnsi="Arial" w:cs="Arial"/>
+                <w:noProof/>
+                <w:webHidden/>
+                <w:sz w:val="24"/>
+                <w:szCs w:val="24"/>
               </w:rPr>
               <w:fldChar w:fldCharType="begin"/>
             </w:r>
             <w:r>
               <w:rPr>
-                <w:noProof/>
-                <w:webHidden/>
+                <w:rFonts w:ascii="Arial" w:hAnsi="Arial" w:cs="Arial"/>
+                <w:noProof/>
+                <w:webHidden/>
+                <w:sz w:val="24"/>
+                <w:szCs w:val="24"/>
               </w:rPr>
               <w:instrText xml:space="preserve"> PAGEREF _Toc226554008 \h </w:instrText>
             </w:r>
             <w:r>
               <w:rPr>
-                <w:noProof/>
-                <w:webHidden/>
-              </w:rPr>
-            </w:r>
-            <w:r>
-              <w:rPr>
-                <w:noProof/>
-                <w:webHidden/>
+                <w:rFonts w:ascii="Arial" w:hAnsi="Arial" w:cs="Arial"/>
+                <w:noProof/>
+                <w:webHidden/>
+                <w:sz w:val="24"/>
+                <w:szCs w:val="24"/>
+              </w:rPr>
+            </w:r>
+            <w:r>
+              <w:rPr>
+                <w:rFonts w:ascii="Arial" w:hAnsi="Arial" w:cs="Arial"/>
+                <w:noProof/>
+                <w:webHidden/>
+                <w:sz w:val="24"/>
+                <w:szCs w:val="24"/>
               </w:rPr>
               <w:fldChar w:fldCharType="separate"/>
             </w:r>
             <w:r>
               <w:rPr>
-                <w:noProof/>
-                <w:webHidden/>
+                <w:rFonts w:ascii="Arial" w:hAnsi="Arial" w:cs="Arial"/>
+                <w:noProof/>
+                <w:webHidden/>
+                <w:sz w:val="24"/>
+                <w:szCs w:val="24"/>
               </w:rPr>
               <w:t>3</w:t>
             </w:r>
             <w:r>
               <w:rPr>
-                <w:noProof/>
-                <w:webHidden/>
+                <w:rFonts w:ascii="Arial" w:hAnsi="Arial" w:cs="Arial"/>
+                <w:noProof/>
+                <w:webHidden/>
+                <w:sz w:val="24"/>
+                <w:szCs w:val="24"/>
               </w:rPr>
               <w:fldChar w:fldCharType="end"/>
             </w:r>
@@ -654,9 +858,13 @@
             <w:tabs>
               <w:tab w:val="right" w:leader="dot" w:pos="9061"/>
             </w:tabs>
+            <w:spacing w:after="30"/>
+            <w:jc w:val="both"/>
             <w:rPr>
-              <w:rFonts w:eastAsiaTheme="minorEastAsia"/>
+              <w:rFonts w:ascii="Arial" w:eastAsiaTheme="minorEastAsia" w:hAnsi="Arial" w:cs="Arial"/>
               <w:noProof/>
+              <w:sz w:val="24"/>
+              <w:szCs w:val="24"/>
               <w:lang w:eastAsia="pt-BR"/>
             </w:rPr>
           </w:pPr>
@@ -666,54 +874,77 @@
                 <w:rStyle w:val="Hyperlink"/>
                 <w:rFonts w:ascii="Arial" w:hAnsi="Arial" w:cs="Arial"/>
                 <w:noProof/>
+                <w:sz w:val="24"/>
+                <w:szCs w:val="24"/>
               </w:rPr>
               <w:t>5. Objetivo Geral</w:t>
             </w:r>
             <w:r>
               <w:rPr>
-                <w:noProof/>
-                <w:webHidden/>
+                <w:rFonts w:ascii="Arial" w:hAnsi="Arial" w:cs="Arial"/>
+                <w:noProof/>
+                <w:webHidden/>
+                <w:sz w:val="24"/>
+                <w:szCs w:val="24"/>
               </w:rPr>
               <w:tab/>
             </w:r>
             <w:r>
               <w:rPr>
-                <w:noProof/>
-                <w:webHidden/>
+                <w:rFonts w:ascii="Arial" w:hAnsi="Arial" w:cs="Arial"/>
+                <w:noProof/>
+                <w:webHidden/>
+                <w:sz w:val="24"/>
+                <w:szCs w:val="24"/>
               </w:rPr>
               <w:fldChar w:fldCharType="begin"/>
             </w:r>
             <w:r>
               <w:rPr>
-                <w:noProof/>
-                <w:webHidden/>
+                <w:rFonts w:ascii="Arial" w:hAnsi="Arial" w:cs="Arial"/>
+                <w:noProof/>
+                <w:webHidden/>
+                <w:sz w:val="24"/>
+                <w:szCs w:val="24"/>
               </w:rPr>
               <w:instrText xml:space="preserve"> PAGEREF _Toc226554009 \h </w:instrText>
             </w:r>
             <w:r>
               <w:rPr>
-                <w:noProof/>
-                <w:webHidden/>
-              </w:rPr>
-            </w:r>
-            <w:r>
-              <w:rPr>
-                <w:noProof/>
-                <w:webHidden/>
+                <w:rFonts w:ascii="Arial" w:hAnsi="Arial" w:cs="Arial"/>
+                <w:noProof/>
+                <w:webHidden/>
+                <w:sz w:val="24"/>
+                <w:szCs w:val="24"/>
+              </w:rPr>
+            </w:r>
+            <w:r>
+              <w:rPr>
+                <w:rFonts w:ascii="Arial" w:hAnsi="Arial" w:cs="Arial"/>
+                <w:noProof/>
+                <w:webHidden/>
+                <w:sz w:val="24"/>
+                <w:szCs w:val="24"/>
               </w:rPr>
               <w:fldChar w:fldCharType="separate"/>
             </w:r>
             <w:r>
               <w:rPr>
-                <w:noProof/>
-                <w:webHidden/>
+                <w:rFonts w:ascii="Arial" w:hAnsi="Arial" w:cs="Arial"/>
+                <w:noProof/>
+                <w:webHidden/>
+                <w:sz w:val="24"/>
+                <w:szCs w:val="24"/>
               </w:rPr>
               <w:t>3</w:t>
             </w:r>
             <w:r>
               <w:rPr>
-                <w:noProof/>
-                <w:webHidden/>
+                <w:rFonts w:ascii="Arial" w:hAnsi="Arial" w:cs="Arial"/>
+                <w:noProof/>
+                <w:webHidden/>
+                <w:sz w:val="24"/>
+                <w:szCs w:val="24"/>
               </w:rPr>
               <w:fldChar w:fldCharType="end"/>
             </w:r>
@@ -725,9 +956,13 @@
             <w:tabs>
               <w:tab w:val="right" w:leader="dot" w:pos="9061"/>
             </w:tabs>
+            <w:spacing w:after="30"/>
+            <w:jc w:val="both"/>
             <w:rPr>
-              <w:rFonts w:eastAsiaTheme="minorEastAsia"/>
+              <w:rFonts w:ascii="Arial" w:eastAsiaTheme="minorEastAsia" w:hAnsi="Arial" w:cs="Arial"/>
               <w:noProof/>
+              <w:sz w:val="24"/>
+              <w:szCs w:val="24"/>
               <w:lang w:eastAsia="pt-BR"/>
             </w:rPr>
           </w:pPr>
@@ -737,54 +972,77 @@
                 <w:rStyle w:val="Hyperlink"/>
                 <w:rFonts w:ascii="Arial" w:hAnsi="Arial" w:cs="Arial"/>
                 <w:noProof/>
+                <w:sz w:val="24"/>
+                <w:szCs w:val="24"/>
               </w:rPr>
               <w:t>6. Objetivos Específicos</w:t>
             </w:r>
             <w:r>
               <w:rPr>
-                <w:noProof/>
-                <w:webHidden/>
+                <w:rFonts w:ascii="Arial" w:hAnsi="Arial" w:cs="Arial"/>
+                <w:noProof/>
+                <w:webHidden/>
+                <w:sz w:val="24"/>
+                <w:szCs w:val="24"/>
               </w:rPr>
               <w:tab/>
             </w:r>
             <w:r>
               <w:rPr>
-                <w:noProof/>
-                <w:webHidden/>
+                <w:rFonts w:ascii="Arial" w:hAnsi="Arial" w:cs="Arial"/>
+                <w:noProof/>
+                <w:webHidden/>
+                <w:sz w:val="24"/>
+                <w:szCs w:val="24"/>
               </w:rPr>
               <w:fldChar w:fldCharType="begin"/>
             </w:r>
             <w:r>
               <w:rPr>
-                <w:noProof/>
-                <w:webHidden/>
+                <w:rFonts w:ascii="Arial" w:hAnsi="Arial" w:cs="Arial"/>
+                <w:noProof/>
+                <w:webHidden/>
+                <w:sz w:val="24"/>
+                <w:szCs w:val="24"/>
               </w:rPr>
               <w:instrText xml:space="preserve"> PAGEREF _Toc226554010 \h </w:instrText>
             </w:r>
             <w:r>
               <w:rPr>
-                <w:noProof/>
-                <w:webHidden/>
-              </w:rPr>
-            </w:r>
-            <w:r>
-              <w:rPr>
-                <w:noProof/>
-                <w:webHidden/>
+                <w:rFonts w:ascii="Arial" w:hAnsi="Arial" w:cs="Arial"/>
+                <w:noProof/>
+                <w:webHidden/>
+                <w:sz w:val="24"/>
+                <w:szCs w:val="24"/>
+              </w:rPr>
+            </w:r>
+            <w:r>
+              <w:rPr>
+                <w:rFonts w:ascii="Arial" w:hAnsi="Arial" w:cs="Arial"/>
+                <w:noProof/>
+                <w:webHidden/>
+                <w:sz w:val="24"/>
+                <w:szCs w:val="24"/>
               </w:rPr>
               <w:fldChar w:fldCharType="separate"/>
             </w:r>
             <w:r>
               <w:rPr>
-                <w:noProof/>
-                <w:webHidden/>
+                <w:rFonts w:ascii="Arial" w:hAnsi="Arial" w:cs="Arial"/>
+                <w:noProof/>
+                <w:webHidden/>
+                <w:sz w:val="24"/>
+                <w:szCs w:val="24"/>
               </w:rPr>
               <w:t>3</w:t>
             </w:r>
             <w:r>
               <w:rPr>
-                <w:noProof/>
-                <w:webHidden/>
+                <w:rFonts w:ascii="Arial" w:hAnsi="Arial" w:cs="Arial"/>
+                <w:noProof/>
+                <w:webHidden/>
+                <w:sz w:val="24"/>
+                <w:szCs w:val="24"/>
               </w:rPr>
               <w:fldChar w:fldCharType="end"/>
             </w:r>
@@ -796,9 +1054,13 @@
             <w:tabs>
               <w:tab w:val="right" w:leader="dot" w:pos="9061"/>
             </w:tabs>
+            <w:spacing w:after="30"/>
+            <w:jc w:val="both"/>
             <w:rPr>
-              <w:rFonts w:eastAsiaTheme="minorEastAsia"/>
+              <w:rFonts w:ascii="Arial" w:eastAsiaTheme="minorEastAsia" w:hAnsi="Arial" w:cs="Arial"/>
               <w:noProof/>
+              <w:sz w:val="24"/>
+              <w:szCs w:val="24"/>
               <w:lang w:eastAsia="pt-BR"/>
             </w:rPr>
           </w:pPr>
@@ -808,54 +1070,77 @@
                 <w:rStyle w:val="Hyperlink"/>
                 <w:rFonts w:ascii="Arial" w:hAnsi="Arial" w:cs="Arial"/>
                 <w:noProof/>
+                <w:sz w:val="24"/>
+                <w:szCs w:val="24"/>
               </w:rPr>
               <w:t>7. Justificativa</w:t>
             </w:r>
             <w:r>
               <w:rPr>
-                <w:noProof/>
-                <w:webHidden/>
+                <w:rFonts w:ascii="Arial" w:hAnsi="Arial" w:cs="Arial"/>
+                <w:noProof/>
+                <w:webHidden/>
+                <w:sz w:val="24"/>
+                <w:szCs w:val="24"/>
               </w:rPr>
               <w:tab/>
             </w:r>
             <w:r>
               <w:rPr>
-                <w:noProof/>
-                <w:webHidden/>
+                <w:rFonts w:ascii="Arial" w:hAnsi="Arial" w:cs="Arial"/>
+                <w:noProof/>
+                <w:webHidden/>
+                <w:sz w:val="24"/>
+                <w:szCs w:val="24"/>
               </w:rPr>
               <w:fldChar w:fldCharType="begin"/>
             </w:r>
             <w:r>
               <w:rPr>
-                <w:noProof/>
-                <w:webHidden/>
+                <w:rFonts w:ascii="Arial" w:hAnsi="Arial" w:cs="Arial"/>
+                <w:noProof/>
+                <w:webHidden/>
+                <w:sz w:val="24"/>
+                <w:szCs w:val="24"/>
               </w:rPr>
               <w:instrText xml:space="preserve"> PAGEREF _Toc226554011 \h </w:instrText>
             </w:r>
             <w:r>
               <w:rPr>
-                <w:noProof/>
-                <w:webHidden/>
-              </w:rPr>
-            </w:r>
-            <w:r>
-              <w:rPr>
-                <w:noProof/>
-                <w:webHidden/>
+                <w:rFonts w:ascii="Arial" w:hAnsi="Arial" w:cs="Arial"/>
+                <w:noProof/>
+                <w:webHidden/>
+                <w:sz w:val="24"/>
+                <w:szCs w:val="24"/>
+              </w:rPr>
+            </w:r>
+            <w:r>
+              <w:rPr>
+                <w:rFonts w:ascii="Arial" w:hAnsi="Arial" w:cs="Arial"/>
+                <w:noProof/>
+                <w:webHidden/>
+                <w:sz w:val="24"/>
+                <w:szCs w:val="24"/>
               </w:rPr>
               <w:fldChar w:fldCharType="separate"/>
             </w:r>
             <w:r>
               <w:rPr>
-                <w:noProof/>
-                <w:webHidden/>
+                <w:rFonts w:ascii="Arial" w:hAnsi="Arial" w:cs="Arial"/>
+                <w:noProof/>
+                <w:webHidden/>
+                <w:sz w:val="24"/>
+                <w:szCs w:val="24"/>
               </w:rPr>
               <w:t>3</w:t>
             </w:r>
             <w:r>
               <w:rPr>
-                <w:noProof/>
-                <w:webHidden/>
+                <w:rFonts w:ascii="Arial" w:hAnsi="Arial" w:cs="Arial"/>
+                <w:noProof/>
+                <w:webHidden/>
+                <w:sz w:val="24"/>
+                <w:szCs w:val="24"/>
               </w:rPr>
               <w:fldChar w:fldCharType="end"/>
             </w:r>
@@ -867,9 +1152,13 @@
             <w:tabs>
               <w:tab w:val="right" w:leader="dot" w:pos="9061"/>
             </w:tabs>
+            <w:spacing w:after="30"/>
+            <w:jc w:val="both"/>
             <w:rPr>
-              <w:rFonts w:eastAsiaTheme="minorEastAsia"/>
+              <w:rFonts w:ascii="Arial" w:eastAsiaTheme="minorEastAsia" w:hAnsi="Arial" w:cs="Arial"/>
               <w:noProof/>
+              <w:sz w:val="24"/>
+              <w:szCs w:val="24"/>
               <w:lang w:eastAsia="pt-BR"/>
             </w:rPr>
           </w:pPr>
@@ -880,54 +1169,77 @@
                 <w:rFonts w:ascii="Arial" w:hAnsi="Arial" w:cs="Arial"/>
                 <w:b/>
                 <w:noProof/>
+                <w:sz w:val="24"/>
+                <w:szCs w:val="24"/>
               </w:rPr>
               <w:t>8. Bibliografia</w:t>
             </w:r>
             <w:r>
               <w:rPr>
-                <w:noProof/>
-                <w:webHidden/>
+                <w:rFonts w:ascii="Arial" w:hAnsi="Arial" w:cs="Arial"/>
+                <w:noProof/>
+                <w:webHidden/>
+                <w:sz w:val="24"/>
+                <w:szCs w:val="24"/>
               </w:rPr>
               <w:tab/>
             </w:r>
             <w:r>
               <w:rPr>
-                <w:noProof/>
-                <w:webHidden/>
+                <w:rFonts w:ascii="Arial" w:hAnsi="Arial" w:cs="Arial"/>
+                <w:noProof/>
+                <w:webHidden/>
+                <w:sz w:val="24"/>
+                <w:szCs w:val="24"/>
               </w:rPr>
               <w:fldChar w:fldCharType="begin"/>
             </w:r>
             <w:r>
               <w:rPr>
-                <w:noProof/>
-                <w:webHidden/>
+                <w:rFonts w:ascii="Arial" w:hAnsi="Arial" w:cs="Arial"/>
+                <w:noProof/>
+                <w:webHidden/>
+                <w:sz w:val="24"/>
+                <w:szCs w:val="24"/>
               </w:rPr>
               <w:instrText xml:space="preserve"> PAGEREF _Toc226554012 \h </w:instrText>
             </w:r>
             <w:r>
               <w:rPr>
-                <w:noProof/>
-                <w:webHidden/>
-              </w:rPr>
-            </w:r>
-            <w:r>
-              <w:rPr>
-                <w:noProof/>
-                <w:webHidden/>
+                <w:rFonts w:ascii="Arial" w:hAnsi="Arial" w:cs="Arial"/>
+                <w:noProof/>
+                <w:webHidden/>
+                <w:sz w:val="24"/>
+                <w:szCs w:val="24"/>
+              </w:rPr>
+            </w:r>
+            <w:r>
+              <w:rPr>
+                <w:rFonts w:ascii="Arial" w:hAnsi="Arial" w:cs="Arial"/>
+                <w:noProof/>
+                <w:webHidden/>
+                <w:sz w:val="24"/>
+                <w:szCs w:val="24"/>
               </w:rPr>
               <w:fldChar w:fldCharType="separate"/>
             </w:r>
             <w:r>
               <w:rPr>
-                <w:noProof/>
-                <w:webHidden/>
+                <w:rFonts w:ascii="Arial" w:hAnsi="Arial" w:cs="Arial"/>
+                <w:noProof/>
+                <w:webHidden/>
+                <w:sz w:val="24"/>
+                <w:szCs w:val="24"/>
               </w:rPr>
               <w:t>4</w:t>
             </w:r>
             <w:r>
               <w:rPr>
-                <w:noProof/>
-                <w:webHidden/>
+                <w:rFonts w:ascii="Arial" w:hAnsi="Arial" w:cs="Arial"/>
+                <w:noProof/>
+                <w:webHidden/>
+                <w:sz w:val="24"/>
+                <w:szCs w:val="24"/>
               </w:rPr>
               <w:fldChar w:fldCharType="end"/>
             </w:r>
@@ -940,9 +1252,13 @@
               <w:tab w:val="left" w:pos="880"/>
               <w:tab w:val="right" w:leader="dot" w:pos="9061"/>
             </w:tabs>
+            <w:spacing w:after="30"/>
+            <w:jc w:val="both"/>
             <w:rPr>
-              <w:rFonts w:eastAsiaTheme="minorEastAsia"/>
+              <w:rFonts w:ascii="Arial" w:eastAsiaTheme="minorEastAsia" w:hAnsi="Arial" w:cs="Arial"/>
               <w:noProof/>
+              <w:sz w:val="24"/>
+              <w:szCs w:val="24"/>
               <w:lang w:eastAsia="pt-BR"/>
             </w:rPr>
           </w:pPr>
@@ -950,15 +1266,19 @@
             <w:r>
               <w:rPr>
                 <w:rStyle w:val="Hyperlink"/>
-                <w:rFonts w:ascii="Symbol" w:hAnsi="Symbol" w:cs="Arial"/>
-                <w:noProof/>
+                <w:rFonts w:ascii="Arial" w:hAnsi="Arial" w:cs="Arial"/>
+                <w:noProof/>
+                <w:sz w:val="24"/>
+                <w:szCs w:val="24"/>
               </w:rPr>
               <w:t></w:t>
             </w:r>
             <w:r>
               <w:rPr>
-                <w:rFonts w:eastAsiaTheme="minorEastAsia"/>
-                <w:noProof/>
+                <w:rFonts w:ascii="Arial" w:eastAsiaTheme="minorEastAsia" w:hAnsi="Arial" w:cs="Arial"/>
+                <w:noProof/>
+                <w:sz w:val="24"/>
+                <w:szCs w:val="24"/>
                 <w:lang w:eastAsia="pt-BR"/>
               </w:rPr>
               <w:tab/>
@@ -968,54 +1288,77 @@
                 <w:rStyle w:val="Hyperlink"/>
                 <w:rFonts w:ascii="Arial" w:hAnsi="Arial" w:cs="Arial"/>
                 <w:noProof/>
+                <w:sz w:val="24"/>
+                <w:szCs w:val="24"/>
               </w:rPr>
               <w:t>1. Câmara dos Deputados</w:t>
             </w:r>
             <w:r>
               <w:rPr>
-                <w:noProof/>
-                <w:webHidden/>
+                <w:rFonts w:ascii="Arial" w:hAnsi="Arial" w:cs="Arial"/>
+                <w:noProof/>
+                <w:webHidden/>
+                <w:sz w:val="24"/>
+                <w:szCs w:val="24"/>
               </w:rPr>
               <w:tab/>
             </w:r>
             <w:r>
               <w:rPr>
-                <w:noProof/>
-                <w:webHidden/>
+                <w:rFonts w:ascii="Arial" w:hAnsi="Arial" w:cs="Arial"/>
+                <w:noProof/>
+                <w:webHidden/>
+                <w:sz w:val="24"/>
+                <w:szCs w:val="24"/>
               </w:rPr>
               <w:fldChar w:fldCharType="begin"/>
             </w:r>
             <w:r>
               <w:rPr>
-                <w:noProof/>
-                <w:webHidden/>
+                <w:rFonts w:ascii="Arial" w:hAnsi="Arial" w:cs="Arial"/>
+                <w:noProof/>
+                <w:webHidden/>
+                <w:sz w:val="24"/>
+                <w:szCs w:val="24"/>
               </w:rPr>
               <w:instrText xml:space="preserve"> PAGEREF _Toc226554013 \h </w:instrText>
             </w:r>
             <w:r>
               <w:rPr>
-                <w:noProof/>
-                <w:webHidden/>
-              </w:rPr>
-            </w:r>
-            <w:r>
-              <w:rPr>
-                <w:noProof/>
-                <w:webHidden/>
+                <w:rFonts w:ascii="Arial" w:hAnsi="Arial" w:cs="Arial"/>
+                <w:noProof/>
+                <w:webHidden/>
+                <w:sz w:val="24"/>
+                <w:szCs w:val="24"/>
+              </w:rPr>
+            </w:r>
+            <w:r>
+              <w:rPr>
+                <w:rFonts w:ascii="Arial" w:hAnsi="Arial" w:cs="Arial"/>
+                <w:noProof/>
+                <w:webHidden/>
+                <w:sz w:val="24"/>
+                <w:szCs w:val="24"/>
               </w:rPr>
               <w:fldChar w:fldCharType="separate"/>
             </w:r>
             <w:r>
               <w:rPr>
-                <w:noProof/>
-                <w:webHidden/>
+                <w:rFonts w:ascii="Arial" w:hAnsi="Arial" w:cs="Arial"/>
+                <w:noProof/>
+                <w:webHidden/>
+                <w:sz w:val="24"/>
+                <w:szCs w:val="24"/>
               </w:rPr>
               <w:t>4</w:t>
             </w:r>
             <w:r>
               <w:rPr>
-                <w:noProof/>
-                <w:webHidden/>
+                <w:rFonts w:ascii="Arial" w:hAnsi="Arial" w:cs="Arial"/>
+                <w:noProof/>
+                <w:webHidden/>
+                <w:sz w:val="24"/>
+                <w:szCs w:val="24"/>
               </w:rPr>
               <w:fldChar w:fldCharType="end"/>
             </w:r>
@@ -1028,9 +1371,13 @@
               <w:tab w:val="left" w:pos="880"/>
               <w:tab w:val="right" w:leader="dot" w:pos="9061"/>
             </w:tabs>
+            <w:spacing w:after="30"/>
+            <w:jc w:val="both"/>
             <w:rPr>
-              <w:rFonts w:eastAsiaTheme="minorEastAsia"/>
+              <w:rFonts w:ascii="Arial" w:eastAsiaTheme="minorEastAsia" w:hAnsi="Arial" w:cs="Arial"/>
               <w:noProof/>
+              <w:sz w:val="24"/>
+              <w:szCs w:val="24"/>
               <w:lang w:eastAsia="pt-BR"/>
             </w:rPr>
           </w:pPr>
@@ -1038,15 +1385,19 @@
             <w:r>
               <w:rPr>
                 <w:rStyle w:val="Hyperlink"/>
-                <w:rFonts w:ascii="Symbol" w:hAnsi="Symbol" w:cs="Arial"/>
-                <w:noProof/>
+                <w:rFonts w:ascii="Arial" w:hAnsi="Arial" w:cs="Arial"/>
+                <w:noProof/>
+                <w:sz w:val="24"/>
+                <w:szCs w:val="24"/>
               </w:rPr>
               <w:t></w:t>
             </w:r>
             <w:r>
               <w:rPr>
-                <w:rFonts w:eastAsiaTheme="minorEastAsia"/>
-                <w:noProof/>
+                <w:rFonts w:ascii="Arial" w:eastAsiaTheme="minorEastAsia" w:hAnsi="Arial" w:cs="Arial"/>
+                <w:noProof/>
+                <w:sz w:val="24"/>
+                <w:szCs w:val="24"/>
                 <w:lang w:eastAsia="pt-BR"/>
               </w:rPr>
               <w:tab/>
@@ -1056,54 +1407,77 @@
                 <w:rStyle w:val="Hyperlink"/>
                 <w:rFonts w:ascii="Arial" w:hAnsi="Arial" w:cs="Arial"/>
                 <w:noProof/>
+                <w:sz w:val="24"/>
+                <w:szCs w:val="24"/>
               </w:rPr>
               <w:t>2. Agência Brasil</w:t>
             </w:r>
             <w:r>
               <w:rPr>
-                <w:noProof/>
-                <w:webHidden/>
+                <w:rFonts w:ascii="Arial" w:hAnsi="Arial" w:cs="Arial"/>
+                <w:noProof/>
+                <w:webHidden/>
+                <w:sz w:val="24"/>
+                <w:szCs w:val="24"/>
               </w:rPr>
               <w:tab/>
             </w:r>
             <w:r>
               <w:rPr>
-                <w:noProof/>
-                <w:webHidden/>
+                <w:rFonts w:ascii="Arial" w:hAnsi="Arial" w:cs="Arial"/>
+                <w:noProof/>
+                <w:webHidden/>
+                <w:sz w:val="24"/>
+                <w:szCs w:val="24"/>
               </w:rPr>
               <w:fldChar w:fldCharType="begin"/>
             </w:r>
             <w:r>
               <w:rPr>
-                <w:noProof/>
-                <w:webHidden/>
+                <w:rFonts w:ascii="Arial" w:hAnsi="Arial" w:cs="Arial"/>
+                <w:noProof/>
+                <w:webHidden/>
+                <w:sz w:val="24"/>
+                <w:szCs w:val="24"/>
               </w:rPr>
               <w:instrText xml:space="preserve"> PAGEREF _Toc226554014 \h </w:instrText>
             </w:r>
             <w:r>
               <w:rPr>
-                <w:noProof/>
-                <w:webHidden/>
-              </w:rPr>
-            </w:r>
-            <w:r>
-              <w:rPr>
-                <w:noProof/>
-                <w:webHidden/>
+                <w:rFonts w:ascii="Arial" w:hAnsi="Arial" w:cs="Arial"/>
+                <w:noProof/>
+                <w:webHidden/>
+                <w:sz w:val="24"/>
+                <w:szCs w:val="24"/>
+              </w:rPr>
+            </w:r>
+            <w:r>
+              <w:rPr>
+                <w:rFonts w:ascii="Arial" w:hAnsi="Arial" w:cs="Arial"/>
+                <w:noProof/>
+                <w:webHidden/>
+                <w:sz w:val="24"/>
+                <w:szCs w:val="24"/>
               </w:rPr>
               <w:fldChar w:fldCharType="separate"/>
             </w:r>
             <w:r>
               <w:rPr>
-                <w:noProof/>
-                <w:webHidden/>
+                <w:rFonts w:ascii="Arial" w:hAnsi="Arial" w:cs="Arial"/>
+                <w:noProof/>
+                <w:webHidden/>
+                <w:sz w:val="24"/>
+                <w:szCs w:val="24"/>
               </w:rPr>
               <w:t>4</w:t>
             </w:r>
             <w:r>
               <w:rPr>
-                <w:noProof/>
-                <w:webHidden/>
+                <w:rFonts w:ascii="Arial" w:hAnsi="Arial" w:cs="Arial"/>
+                <w:noProof/>
+                <w:webHidden/>
+                <w:sz w:val="24"/>
+                <w:szCs w:val="24"/>
               </w:rPr>
               <w:fldChar w:fldCharType="end"/>
             </w:r>
@@ -1116,9 +1490,13 @@
               <w:tab w:val="left" w:pos="880"/>
               <w:tab w:val="right" w:leader="dot" w:pos="9061"/>
             </w:tabs>
+            <w:spacing w:after="30"/>
+            <w:jc w:val="both"/>
             <w:rPr>
-              <w:rFonts w:eastAsiaTheme="minorEastAsia"/>
+              <w:rFonts w:ascii="Arial" w:eastAsiaTheme="minorEastAsia" w:hAnsi="Arial" w:cs="Arial"/>
               <w:noProof/>
+              <w:sz w:val="24"/>
+              <w:szCs w:val="24"/>
               <w:lang w:eastAsia="pt-BR"/>
             </w:rPr>
           </w:pPr>
@@ -1126,15 +1504,19 @@
             <w:r>
               <w:rPr>
                 <w:rStyle w:val="Hyperlink"/>
-                <w:rFonts w:ascii="Symbol" w:hAnsi="Symbol" w:cs="Arial"/>
-                <w:noProof/>
+                <w:rFonts w:ascii="Arial" w:hAnsi="Arial" w:cs="Arial"/>
+                <w:noProof/>
+                <w:sz w:val="24"/>
+                <w:szCs w:val="24"/>
               </w:rPr>
               <w:t></w:t>
             </w:r>
             <w:r>
               <w:rPr>
-                <w:rFonts w:eastAsiaTheme="minorEastAsia"/>
-                <w:noProof/>
+                <w:rFonts w:ascii="Arial" w:eastAsiaTheme="minorEastAsia" w:hAnsi="Arial" w:cs="Arial"/>
+                <w:noProof/>
+                <w:sz w:val="24"/>
+                <w:szCs w:val="24"/>
                 <w:lang w:eastAsia="pt-BR"/>
               </w:rPr>
               <w:tab/>
@@ -1144,54 +1526,77 @@
                 <w:rStyle w:val="Hyperlink"/>
                 <w:rFonts w:ascii="Arial" w:hAnsi="Arial" w:cs="Arial"/>
                 <w:noProof/>
+                <w:sz w:val="24"/>
+                <w:szCs w:val="24"/>
               </w:rPr>
               <w:t>3. JOTA</w:t>
             </w:r>
             <w:r>
               <w:rPr>
-                <w:noProof/>
-                <w:webHidden/>
+                <w:rFonts w:ascii="Arial" w:hAnsi="Arial" w:cs="Arial"/>
+                <w:noProof/>
+                <w:webHidden/>
+                <w:sz w:val="24"/>
+                <w:szCs w:val="24"/>
               </w:rPr>
               <w:tab/>
             </w:r>
             <w:r>
               <w:rPr>
-                <w:noProof/>
-                <w:webHidden/>
+                <w:rFonts w:ascii="Arial" w:hAnsi="Arial" w:cs="Arial"/>
+                <w:noProof/>
+                <w:webHidden/>
+                <w:sz w:val="24"/>
+                <w:szCs w:val="24"/>
               </w:rPr>
               <w:fldChar w:fldCharType="begin"/>
             </w:r>
             <w:r>
               <w:rPr>
-                <w:noProof/>
-                <w:webHidden/>
+                <w:rFonts w:ascii="Arial" w:hAnsi="Arial" w:cs="Arial"/>
+                <w:noProof/>
+                <w:webHidden/>
+                <w:sz w:val="24"/>
+                <w:szCs w:val="24"/>
               </w:rPr>
               <w:instrText xml:space="preserve"> PAGEREF _Toc226554015 \h </w:instrText>
             </w:r>
             <w:r>
               <w:rPr>
-                <w:noProof/>
-                <w:webHidden/>
-              </w:rPr>
-            </w:r>
-            <w:r>
-              <w:rPr>
-                <w:noProof/>
-                <w:webHidden/>
+                <w:rFonts w:ascii="Arial" w:hAnsi="Arial" w:cs="Arial"/>
+                <w:noProof/>
+                <w:webHidden/>
+                <w:sz w:val="24"/>
+                <w:szCs w:val="24"/>
+              </w:rPr>
+            </w:r>
+            <w:r>
+              <w:rPr>
+                <w:rFonts w:ascii="Arial" w:hAnsi="Arial" w:cs="Arial"/>
+                <w:noProof/>
+                <w:webHidden/>
+                <w:sz w:val="24"/>
+                <w:szCs w:val="24"/>
               </w:rPr>
               <w:fldChar w:fldCharType="separate"/>
             </w:r>
             <w:r>
               <w:rPr>
-                <w:noProof/>
-                <w:webHidden/>
+                <w:rFonts w:ascii="Arial" w:hAnsi="Arial" w:cs="Arial"/>
+                <w:noProof/>
+                <w:webHidden/>
+                <w:sz w:val="24"/>
+                <w:szCs w:val="24"/>
               </w:rPr>
               <w:t>4</w:t>
             </w:r>
             <w:r>
               <w:rPr>
-                <w:noProof/>
-                <w:webHidden/>
+                <w:rFonts w:ascii="Arial" w:hAnsi="Arial" w:cs="Arial"/>
+                <w:noProof/>
+                <w:webHidden/>
+                <w:sz w:val="24"/>
+                <w:szCs w:val="24"/>
               </w:rPr>
               <w:fldChar w:fldCharType="end"/>
             </w:r>
@@ -1204,9 +1609,13 @@
               <w:tab w:val="left" w:pos="880"/>
               <w:tab w:val="right" w:leader="dot" w:pos="9061"/>
             </w:tabs>
+            <w:spacing w:after="30"/>
+            <w:jc w:val="both"/>
             <w:rPr>
-              <w:rFonts w:eastAsiaTheme="minorEastAsia"/>
+              <w:rFonts w:ascii="Arial" w:eastAsiaTheme="minorEastAsia" w:hAnsi="Arial" w:cs="Arial"/>
               <w:noProof/>
+              <w:sz w:val="24"/>
+              <w:szCs w:val="24"/>
               <w:lang w:eastAsia="pt-BR"/>
             </w:rPr>
           </w:pPr>
@@ -1214,15 +1623,19 @@
             <w:r>
               <w:rPr>
                 <w:rStyle w:val="Hyperlink"/>
-                <w:rFonts w:ascii="Symbol" w:hAnsi="Symbol" w:cs="Arial"/>
-                <w:noProof/>
+                <w:rFonts w:ascii="Arial" w:hAnsi="Arial" w:cs="Arial"/>
+                <w:noProof/>
+                <w:sz w:val="24"/>
+                <w:szCs w:val="24"/>
               </w:rPr>
               <w:t></w:t>
             </w:r>
             <w:r>
               <w:rPr>
-                <w:rFonts w:eastAsiaTheme="minorEastAsia"/>
-                <w:noProof/>
+                <w:rFonts w:ascii="Arial" w:eastAsiaTheme="minorEastAsia" w:hAnsi="Arial" w:cs="Arial"/>
+                <w:noProof/>
+                <w:sz w:val="24"/>
+                <w:szCs w:val="24"/>
                 <w:lang w:eastAsia="pt-BR"/>
               </w:rPr>
               <w:tab/>
@@ -1232,54 +1645,77 @@
                 <w:rStyle w:val="Hyperlink"/>
                 <w:rFonts w:ascii="Arial" w:hAnsi="Arial" w:cs="Arial"/>
                 <w:noProof/>
+                <w:sz w:val="24"/>
+                <w:szCs w:val="24"/>
               </w:rPr>
               <w:t>4. Publica Direito</w:t>
             </w:r>
             <w:r>
               <w:rPr>
-                <w:noProof/>
-                <w:webHidden/>
+                <w:rFonts w:ascii="Arial" w:hAnsi="Arial" w:cs="Arial"/>
+                <w:noProof/>
+                <w:webHidden/>
+                <w:sz w:val="24"/>
+                <w:szCs w:val="24"/>
               </w:rPr>
               <w:tab/>
             </w:r>
             <w:r>
               <w:rPr>
-                <w:noProof/>
-                <w:webHidden/>
+                <w:rFonts w:ascii="Arial" w:hAnsi="Arial" w:cs="Arial"/>
+                <w:noProof/>
+                <w:webHidden/>
+                <w:sz w:val="24"/>
+                <w:szCs w:val="24"/>
               </w:rPr>
               <w:fldChar w:fldCharType="begin"/>
             </w:r>
             <w:r>
               <w:rPr>
-                <w:noProof/>
-                <w:webHidden/>
+                <w:rFonts w:ascii="Arial" w:hAnsi="Arial" w:cs="Arial"/>
+                <w:noProof/>
+                <w:webHidden/>
+                <w:sz w:val="24"/>
+                <w:szCs w:val="24"/>
               </w:rPr>
               <w:instrText xml:space="preserve"> PAGEREF _Toc226554016 \h </w:instrText>
             </w:r>
             <w:r>
               <w:rPr>
-                <w:noProof/>
-                <w:webHidden/>
-              </w:rPr>
-            </w:r>
-            <w:r>
-              <w:rPr>
-                <w:noProof/>
-                <w:webHidden/>
+                <w:rFonts w:ascii="Arial" w:hAnsi="Arial" w:cs="Arial"/>
+                <w:noProof/>
+                <w:webHidden/>
+                <w:sz w:val="24"/>
+                <w:szCs w:val="24"/>
+              </w:rPr>
+            </w:r>
+            <w:r>
+              <w:rPr>
+                <w:rFonts w:ascii="Arial" w:hAnsi="Arial" w:cs="Arial"/>
+                <w:noProof/>
+                <w:webHidden/>
+                <w:sz w:val="24"/>
+                <w:szCs w:val="24"/>
               </w:rPr>
               <w:fldChar w:fldCharType="separate"/>
             </w:r>
             <w:r>
               <w:rPr>
-                <w:noProof/>
-                <w:webHidden/>
+                <w:rFonts w:ascii="Arial" w:hAnsi="Arial" w:cs="Arial"/>
+                <w:noProof/>
+                <w:webHidden/>
+                <w:sz w:val="24"/>
+                <w:szCs w:val="24"/>
               </w:rPr>
               <w:t>4</w:t>
             </w:r>
             <w:r>
               <w:rPr>
-                <w:noProof/>
-                <w:webHidden/>
+                <w:rFonts w:ascii="Arial" w:hAnsi="Arial" w:cs="Arial"/>
+                <w:noProof/>
+                <w:webHidden/>
+                <w:sz w:val="24"/>
+                <w:szCs w:val="24"/>
               </w:rPr>
               <w:fldChar w:fldCharType="end"/>
             </w:r>
@@ -1292,9 +1728,13 @@
               <w:tab w:val="left" w:pos="880"/>
               <w:tab w:val="right" w:leader="dot" w:pos="9061"/>
             </w:tabs>
+            <w:spacing w:after="30"/>
+            <w:jc w:val="both"/>
             <w:rPr>
-              <w:rFonts w:eastAsiaTheme="minorEastAsia"/>
+              <w:rFonts w:ascii="Arial" w:eastAsiaTheme="minorEastAsia" w:hAnsi="Arial" w:cs="Arial"/>
               <w:noProof/>
+              <w:sz w:val="24"/>
+              <w:szCs w:val="24"/>
               <w:lang w:eastAsia="pt-BR"/>
             </w:rPr>
           </w:pPr>
@@ -1302,15 +1742,19 @@
             <w:r>
               <w:rPr>
                 <w:rStyle w:val="Hyperlink"/>
-                <w:rFonts w:ascii="Symbol" w:hAnsi="Symbol" w:cs="Arial"/>
-                <w:noProof/>
+                <w:rFonts w:ascii="Arial" w:hAnsi="Arial" w:cs="Arial"/>
+                <w:noProof/>
+                <w:sz w:val="24"/>
+                <w:szCs w:val="24"/>
               </w:rPr>
               <w:t></w:t>
             </w:r>
             <w:r>
               <w:rPr>
-                <w:rFonts w:eastAsiaTheme="minorEastAsia"/>
-                <w:noProof/>
+                <w:rFonts w:ascii="Arial" w:eastAsiaTheme="minorEastAsia" w:hAnsi="Arial" w:cs="Arial"/>
+                <w:noProof/>
+                <w:sz w:val="24"/>
+                <w:szCs w:val="24"/>
                 <w:lang w:eastAsia="pt-BR"/>
               </w:rPr>
               <w:tab/>
@@ -1320,476 +1764,666 @@
                 <w:rStyle w:val="Hyperlink"/>
                 <w:rFonts w:ascii="Arial" w:hAnsi="Arial" w:cs="Arial"/>
                 <w:noProof/>
+                <w:sz w:val="24"/>
+                <w:szCs w:val="24"/>
               </w:rPr>
               <w:t>5. Gazeta do Povo</w:t>
             </w:r>
             <w:r>
               <w:rPr>
-                <w:noProof/>
-                <w:webHidden/>
+                <w:rFonts w:ascii="Arial" w:hAnsi="Arial" w:cs="Arial"/>
+                <w:noProof/>
+                <w:webHidden/>
+                <w:sz w:val="24"/>
+                <w:szCs w:val="24"/>
               </w:rPr>
               <w:tab/>
             </w:r>
             <w:r>
               <w:rPr>
-                <w:noProof/>
-                <w:webHidden/>
+                <w:rFonts w:ascii="Arial" w:hAnsi="Arial" w:cs="Arial"/>
+                <w:noProof/>
+                <w:webHidden/>
+                <w:sz w:val="24"/>
+                <w:szCs w:val="24"/>
               </w:rPr>
               <w:fldChar w:fldCharType="begin"/>
             </w:r>
             <w:r>
               <w:rPr>
-                <w:noProof/>
-                <w:webHidden/>
+                <w:rFonts w:ascii="Arial" w:hAnsi="Arial" w:cs="Arial"/>
+                <w:noProof/>
+                <w:webHidden/>
+                <w:sz w:val="24"/>
+                <w:szCs w:val="24"/>
               </w:rPr>
               <w:instrText xml:space="preserve"> PAGEREF _Toc226554017 \h </w:instrText>
             </w:r>
             <w:r>
               <w:rPr>
-                <w:noProof/>
-                <w:webHidden/>
-              </w:rPr>
-            </w:r>
-            <w:r>
-              <w:rPr>
-                <w:noProof/>
-                <w:webHidden/>
+                <w:rFonts w:ascii="Arial" w:hAnsi="Arial" w:cs="Arial"/>
+                <w:noProof/>
+                <w:webHidden/>
+                <w:sz w:val="24"/>
+                <w:szCs w:val="24"/>
+              </w:rPr>
+            </w:r>
+            <w:r>
+              <w:rPr>
+                <w:rFonts w:ascii="Arial" w:hAnsi="Arial" w:cs="Arial"/>
+                <w:noProof/>
+                <w:webHidden/>
+                <w:sz w:val="24"/>
+                <w:szCs w:val="24"/>
               </w:rPr>
               <w:fldChar w:fldCharType="separate"/>
             </w:r>
             <w:r>
               <w:rPr>
-                <w:noProof/>
-                <w:webHidden/>
+                <w:rFonts w:ascii="Arial" w:hAnsi="Arial" w:cs="Arial"/>
+                <w:noProof/>
+                <w:webHidden/>
+                <w:sz w:val="24"/>
+                <w:szCs w:val="24"/>
               </w:rPr>
               <w:t>4</w:t>
             </w:r>
             <w:r>
               <w:rPr>
-                <w:noProof/>
-                <w:webHidden/>
+                <w:rFonts w:ascii="Arial" w:hAnsi="Arial" w:cs="Arial"/>
+                <w:noProof/>
+                <w:webHidden/>
+                <w:sz w:val="24"/>
+                <w:szCs w:val="24"/>
               </w:rPr>
               <w:fldChar w:fldCharType="end"/>
             </w:r>
           </w:hyperlink>
         </w:p>
         <w:p>
+          <w:pPr>
+            <w:spacing w:after="30"/>
+            <w:jc w:val="both"/>
+            <w:rPr>
+              <w:rFonts w:ascii="Arial" w:hAnsi="Arial" w:cs="Arial"/>
+              <w:sz w:val="24"/>
+              <w:szCs w:val="24"/>
+            </w:rPr>
+          </w:pPr>
           <w:r>
             <w:rPr>
+              <w:rFonts w:ascii="Arial" w:hAnsi="Arial" w:cs="Arial"/>
               <w:b/>
               <w:bCs/>
+              <w:sz w:val="24"/>
+              <w:szCs w:val="24"/>
             </w:rPr>
             <w:fldChar w:fldCharType="end"/>
           </w:r>
         </w:p>
       </w:sdtContent>
     </w:sdt>
-    <w:p/>
-    <w:p/>
-    <w:p/>
-    <w:p/>
-    <w:p>
-      <w:r>
+    <w:p>
+      <w:pPr>
+        <w:spacing w:after="30"/>
+        <w:jc w:val="both"/>
+        <w:rPr>
+          <w:rFonts w:ascii="Arial" w:hAnsi="Arial" w:cs="Arial"/>
+          <w:sz w:val="24"/>
+          <w:szCs w:val="24"/>
+        </w:rPr>
+      </w:pPr>
+    </w:p>
+    <w:p>
+      <w:pPr>
+        <w:spacing w:after="30"/>
+        <w:jc w:val="both"/>
+        <w:rPr>
+          <w:rFonts w:ascii="Arial" w:hAnsi="Arial" w:cs="Arial"/>
+          <w:sz w:val="24"/>
+          <w:szCs w:val="24"/>
+        </w:rPr>
+      </w:pPr>
+    </w:p>
+    <w:p>
+      <w:pPr>
+        <w:spacing w:after="30"/>
+        <w:jc w:val="both"/>
+        <w:rPr>
+          <w:rFonts w:ascii="Arial" w:hAnsi="Arial" w:cs="Arial"/>
+          <w:sz w:val="24"/>
+          <w:szCs w:val="24"/>
+        </w:rPr>
+      </w:pPr>
+    </w:p>
+    <w:p>
+      <w:pPr>
+        <w:spacing w:after="30"/>
+        <w:jc w:val="both"/>
+        <w:rPr>
+          <w:rFonts w:ascii="Arial" w:hAnsi="Arial" w:cs="Arial"/>
+          <w:sz w:val="24"/>
+          <w:szCs w:val="24"/>
+        </w:rPr>
+      </w:pPr>
+    </w:p>
+    <w:p>
+      <w:pPr>
+        <w:spacing w:after="30"/>
+        <w:jc w:val="both"/>
+        <w:rPr>
+          <w:rFonts w:ascii="Arial" w:hAnsi="Arial" w:cs="Arial"/>
+          <w:sz w:val="24"/>
+          <w:szCs w:val="24"/>
+        </w:rPr>
+      </w:pPr>
+      <w:r>
+        <w:rPr>
+          <w:rFonts w:ascii="Arial" w:hAnsi="Arial" w:cs="Arial"/>
+          <w:sz w:val="24"/>
+          <w:szCs w:val="24"/>
+        </w:rPr>
         <w:br w:type="page"/>
       </w:r>
     </w:p>
     <w:p>
       <w:pPr>
-        <w:spacing w:before="100" w:beforeAutospacing="1" w:after="100" w:afterAutospacing="1" w:line="240" w:lineRule="auto"/>
-        <w:jc w:val="both"/>
-        <w:outlineLvl w:val="1"/>
+        <w:pStyle w:val="Ttulo2"/>
+        <w:spacing w:after="30" w:afterAutospacing="0"/>
+        <w:jc w:val="both"/>
+        <w:rPr>
+          <w:rFonts w:ascii="Arial" w:hAnsi="Arial" w:cs="Arial"/>
+          <w:sz w:val="24"/>
+          <w:szCs w:val="24"/>
+        </w:rPr>
+      </w:pPr>
+      <w:bookmarkStart w:id="0" w:name="_Toc226554005"/>
+      <w:r>
+        <w:rPr>
+          <w:rFonts w:ascii="Arial" w:hAnsi="Arial" w:cs="Arial"/>
+          <w:sz w:val="24"/>
+          <w:szCs w:val="24"/>
+        </w:rPr>
+        <w:lastRenderedPageBreak/>
+        <w:t>1</w:t>
+      </w:r>
+      <w:bookmarkStart w:id="1" w:name="_Toc226554006"/>
+      <w:bookmarkEnd w:id="0"/>
+      <w:r>
+        <w:rPr>
+          <w:rFonts w:ascii="Arial" w:hAnsi="Arial" w:cs="Arial"/>
+          <w:sz w:val="24"/>
+          <w:szCs w:val="24"/>
+        </w:rPr>
+        <w:t xml:space="preserve"> </w:t>
+      </w:r>
+      <w:r>
+        <w:rPr>
+          <w:rFonts w:ascii="Arial" w:hAnsi="Arial" w:cs="Arial"/>
+          <w:sz w:val="24"/>
+          <w:szCs w:val="24"/>
+        </w:rPr>
+        <w:t>Contextualização</w:t>
+      </w:r>
+    </w:p>
+    <w:p>
+      <w:pPr>
+        <w:pStyle w:val="NormalWeb"/>
+        <w:spacing w:after="30" w:afterAutospacing="0"/>
+        <w:jc w:val="both"/>
+        <w:rPr>
+          <w:rFonts w:ascii="Arial" w:hAnsi="Arial" w:cs="Arial"/>
+        </w:rPr>
+      </w:pPr>
+      <w:r>
+        <w:rPr>
+          <w:rFonts w:ascii="Arial" w:hAnsi="Arial" w:cs="Arial"/>
+        </w:rPr>
+        <w:t>A democracia representativa depende diretamente da relação de confiança entre eleitores e representantes políticos. Durante o período eleitoral, candidatos apresentam propostas e promessas com o objetivo de conquistar apoio popular, estabelecendo um compromisso político e social com a população. Entretanto, após as eleições, frequentemente observa-se uma divergência entre as promessas realizadas durante a campanha e as ações efetivamente executadas ao longo do mandato.</w:t>
+      </w:r>
+    </w:p>
+    <w:p>
+      <w:pPr>
+        <w:pStyle w:val="NormalWeb"/>
+        <w:spacing w:after="30" w:afterAutospacing="0"/>
+        <w:jc w:val="both"/>
+        <w:rPr>
+          <w:rFonts w:ascii="Arial" w:hAnsi="Arial" w:cs="Arial"/>
+        </w:rPr>
+      </w:pPr>
+      <w:r>
+        <w:rPr>
+          <w:rFonts w:ascii="Arial" w:hAnsi="Arial" w:cs="Arial"/>
+        </w:rPr>
+        <w:t>Estudos e análises publicados por instituições como a Câmara dos Deputados e a Agência Brasil indicam que uma parcela significativa dos eleitores brasileiros acredita que muitos políticos não cumprem integralmente suas promessas de campanha. Essa percepção é reforçada por levantamentos que demonstram baixos índices de cumprimento das propostas apresentadas durante os períodos eleitorais.</w:t>
+      </w:r>
+    </w:p>
+    <w:p>
+      <w:pPr>
+        <w:pStyle w:val="NormalWeb"/>
+        <w:spacing w:after="30" w:afterAutospacing="0"/>
+        <w:jc w:val="both"/>
+        <w:rPr>
+          <w:rFonts w:ascii="Arial" w:hAnsi="Arial" w:cs="Arial"/>
+        </w:rPr>
+      </w:pPr>
+      <w:r>
+        <w:rPr>
+          <w:rFonts w:ascii="Arial" w:hAnsi="Arial" w:cs="Arial"/>
+        </w:rPr>
+        <w:t>Além disso, grande parte dessas promessas é formulada de maneira vaga, genérica ou sem critérios mensuráveis, o que dificulta sua fiscalização pela população. A ausência de padronização na elaboração e apresentação dessas propostas reduz a transparência e compromete o acompanhamento das ações governamentais ao longo do mandato.</w:t>
+      </w:r>
+    </w:p>
+    <w:p>
+      <w:pPr>
+        <w:pStyle w:val="NormalWeb"/>
+        <w:spacing w:after="30" w:afterAutospacing="0"/>
+        <w:jc w:val="both"/>
+        <w:rPr>
+          <w:rFonts w:ascii="Arial" w:hAnsi="Arial" w:cs="Arial"/>
+        </w:rPr>
+      </w:pPr>
+      <w:r>
+        <w:rPr>
+          <w:rFonts w:ascii="Arial" w:hAnsi="Arial" w:cs="Arial"/>
+        </w:rPr>
+        <w:t>Outro fator relevante é a dificuldade de acesso às informações públicas. Embora existam dados sobre ações governamentais e decisões políticas, essas informações encontram-se dispersas em diferentes plataformas, relatórios oficiais e meios de comunicação. Isso exige do cidadão um elevado nível de esforço para localizar, interpretar e relacionar tais dados com as promessas realizadas durante a campanha eleitoral.</w:t>
+      </w:r>
+    </w:p>
+    <w:p>
+      <w:pPr>
+        <w:pStyle w:val="NormalWeb"/>
+        <w:spacing w:after="30" w:afterAutospacing="0"/>
+        <w:jc w:val="both"/>
+        <w:rPr>
+          <w:rFonts w:ascii="Arial" w:hAnsi="Arial" w:cs="Arial"/>
+        </w:rPr>
+      </w:pPr>
+    </w:p>
+    <w:p>
+      <w:pPr>
+        <w:pStyle w:val="Ttulo2"/>
+        <w:spacing w:after="30" w:afterAutospacing="0"/>
+        <w:jc w:val="both"/>
+        <w:rPr>
+          <w:rFonts w:ascii="Arial" w:hAnsi="Arial" w:cs="Arial"/>
+          <w:sz w:val="24"/>
+          <w:szCs w:val="24"/>
+        </w:rPr>
+      </w:pPr>
+      <w:r>
+        <w:rPr>
+          <w:rFonts w:ascii="Arial" w:hAnsi="Arial" w:cs="Arial"/>
+          <w:sz w:val="24"/>
+          <w:szCs w:val="24"/>
+        </w:rPr>
+        <w:t>2. Problema</w:t>
+      </w:r>
+      <w:bookmarkEnd w:id="1"/>
+    </w:p>
+    <w:p>
+      <w:pPr>
+        <w:spacing w:after="30" w:line="240" w:lineRule="auto"/>
+        <w:jc w:val="both"/>
         <w:rPr>
           <w:rFonts w:ascii="Arial" w:eastAsia="Times New Roman" w:hAnsi="Arial" w:cs="Arial"/>
-          <w:b/>
-          <w:bCs/>
           <w:sz w:val="24"/>
           <w:szCs w:val="24"/>
           <w:lang w:eastAsia="pt-BR"/>
         </w:rPr>
       </w:pPr>
-      <w:bookmarkStart w:id="0" w:name="_Toc226554005"/>
       <w:r>
         <w:rPr>
           <w:rFonts w:ascii="Arial" w:eastAsia="Times New Roman" w:hAnsi="Arial" w:cs="Arial"/>
-          <w:b/>
-          <w:bCs/>
           <w:sz w:val="24"/>
           <w:szCs w:val="24"/>
           <w:lang w:eastAsia="pt-BR"/>
         </w:rPr>
-        <w:lastRenderedPageBreak/>
-        <w:t>1. Contextualização</w:t>
-      </w:r>
-      <w:bookmarkEnd w:id="0"/>
-    </w:p>
-    <w:p>
-      <w:pPr>
-        <w:spacing w:before="100" w:beforeAutospacing="1" w:after="100" w:afterAutospacing="1" w:line="240" w:lineRule="auto"/>
-        <w:jc w:val="both"/>
-        <w:rPr>
-          <w:rFonts w:ascii="Arial" w:eastAsia="Times New Roman" w:hAnsi="Arial" w:cs="Arial"/>
-          <w:sz w:val="24"/>
-          <w:szCs w:val="24"/>
-          <w:lang w:eastAsia="pt-BR"/>
-        </w:rPr>
-      </w:pPr>
-      <w:r>
-        <w:rPr>
-          <w:rFonts w:ascii="Arial" w:eastAsia="Times New Roman" w:hAnsi="Arial" w:cs="Arial"/>
-          <w:sz w:val="24"/>
-          <w:szCs w:val="24"/>
-          <w:lang w:eastAsia="pt-BR"/>
-        </w:rPr>
-        <w:t>A democracia representativa depende diretamente da confiança entre eleitores e seus representantes. Durante o período eleitoral, candidatos apresentam propostas e promessas com o objetivo de conquistar apoio popular, funcionando como um “contrato informal” com a sociedade. No entanto, após a eleição, observa-se uma recorrente discrepância entre o que foi prometido e o que efetivamente é realizado ao longo do mandato.</w:t>
-      </w:r>
-    </w:p>
-    <w:p>
-      <w:pPr>
-        <w:spacing w:before="100" w:beforeAutospacing="1" w:after="100" w:afterAutospacing="1" w:line="240" w:lineRule="auto"/>
-        <w:jc w:val="both"/>
-        <w:rPr>
-          <w:rFonts w:ascii="Arial" w:eastAsia="Times New Roman" w:hAnsi="Arial" w:cs="Arial"/>
-          <w:sz w:val="24"/>
-          <w:szCs w:val="24"/>
-          <w:lang w:eastAsia="pt-BR"/>
-        </w:rPr>
-      </w:pPr>
-      <w:r>
-        <w:rPr>
-          <w:rFonts w:ascii="Arial" w:eastAsia="Times New Roman" w:hAnsi="Arial" w:cs="Arial"/>
-          <w:sz w:val="24"/>
-          <w:szCs w:val="24"/>
-          <w:lang w:eastAsia="pt-BR"/>
-        </w:rPr>
-        <w:t xml:space="preserve">Estudos e análises publicados por instituições como a </w:t>
-      </w:r>
-      <w:r>
-        <w:rPr>
-          <w:rFonts w:ascii="Arial" w:eastAsia="Times New Roman" w:hAnsi="Arial" w:cs="Arial"/>
-          <w:bCs/>
-          <w:sz w:val="24"/>
-          <w:szCs w:val="24"/>
-          <w:lang w:eastAsia="pt-BR"/>
-        </w:rPr>
-        <w:t>Câmara dos Deputados</w:t>
-      </w:r>
-      <w:r>
-        <w:rPr>
-          <w:rFonts w:ascii="Arial" w:eastAsia="Times New Roman" w:hAnsi="Arial" w:cs="Arial"/>
-          <w:sz w:val="24"/>
-          <w:szCs w:val="24"/>
-          <w:lang w:eastAsia="pt-BR"/>
-        </w:rPr>
-        <w:t xml:space="preserve"> e a </w:t>
-      </w:r>
-      <w:r>
-        <w:rPr>
-          <w:rFonts w:ascii="Arial" w:eastAsia="Times New Roman" w:hAnsi="Arial" w:cs="Arial"/>
-          <w:bCs/>
-          <w:sz w:val="24"/>
-          <w:szCs w:val="24"/>
-          <w:lang w:eastAsia="pt-BR"/>
-        </w:rPr>
-        <w:t>Agência Brasil</w:t>
-      </w:r>
-      <w:r>
-        <w:rPr>
-          <w:rFonts w:ascii="Arial" w:eastAsia="Times New Roman" w:hAnsi="Arial" w:cs="Arial"/>
-          <w:sz w:val="24"/>
-          <w:szCs w:val="24"/>
-          <w:lang w:eastAsia="pt-BR"/>
-        </w:rPr>
-        <w:t xml:space="preserve"> apontam que uma parcela significativa dos eleitores brasileiros acredita que políticos não cumprem suas promessas de campanha. Essa percepção é reforçada por levantamentos empíricos que indicam baixos índices de cumprimento total das propostas apresentadas durante eleições.</w:t>
-      </w:r>
-    </w:p>
-    <w:p>
-      <w:pPr>
-        <w:spacing w:before="100" w:beforeAutospacing="1" w:after="100" w:afterAutospacing="1" w:line="240" w:lineRule="auto"/>
-        <w:jc w:val="both"/>
-        <w:rPr>
-          <w:rFonts w:ascii="Arial" w:eastAsia="Times New Roman" w:hAnsi="Arial" w:cs="Arial"/>
-          <w:sz w:val="24"/>
-          <w:szCs w:val="24"/>
-          <w:lang w:eastAsia="pt-BR"/>
-        </w:rPr>
-      </w:pPr>
-      <w:r>
-        <w:rPr>
-          <w:rFonts w:ascii="Arial" w:eastAsia="Times New Roman" w:hAnsi="Arial" w:cs="Arial"/>
-          <w:sz w:val="24"/>
-          <w:szCs w:val="24"/>
-          <w:lang w:eastAsia="pt-BR"/>
-        </w:rPr>
-        <w:t>Além disso, muitos compromissos assumidos por candidatos são elaborados de forma vaga, genérica ou sem critérios mensuráveis, dificultando a fiscalização por parte da população. A ausência de padronização na apresentação dessas promessas contribui para a falta de transparência e dificulta o acompanhamento ao longo do tempo.</w:t>
-      </w:r>
-    </w:p>
-    <w:p>
-      <w:pPr>
-        <w:spacing w:before="100" w:beforeAutospacing="1" w:after="100" w:afterAutospacing="1" w:line="240" w:lineRule="auto"/>
-        <w:jc w:val="both"/>
-        <w:rPr>
-          <w:rFonts w:ascii="Arial" w:eastAsia="Times New Roman" w:hAnsi="Arial" w:cs="Arial"/>
-          <w:sz w:val="24"/>
-          <w:szCs w:val="24"/>
-          <w:lang w:eastAsia="pt-BR"/>
-        </w:rPr>
-      </w:pPr>
-      <w:r>
-        <w:rPr>
-          <w:rFonts w:ascii="Arial" w:eastAsia="Times New Roman" w:hAnsi="Arial" w:cs="Arial"/>
-          <w:sz w:val="24"/>
-          <w:szCs w:val="24"/>
-          <w:lang w:eastAsia="pt-BR"/>
-        </w:rPr>
-        <w:t>Outro ponto relevante é a limitação no acesso à informação. Embora dados sobre ações governamentais existam, eles estão dispersos em diferentes plataformas, relatórios oficiais e meios de comunicação, exigindo alto nível de esforço e conhecimento por parte do cidadão para interpretar e correlacionar essas informações com as promessas feitas durante a campanha.</w:t>
-      </w:r>
-    </w:p>
-    <w:p>
-      <w:pPr>
-        <w:pStyle w:val="Ttulo2"/>
-        <w:jc w:val="both"/>
-        <w:rPr>
-          <w:rFonts w:ascii="Arial" w:hAnsi="Arial" w:cs="Arial"/>
-          <w:sz w:val="24"/>
-          <w:szCs w:val="24"/>
-        </w:rPr>
-      </w:pPr>
-      <w:bookmarkStart w:id="1" w:name="_Toc226554006"/>
-      <w:r>
-        <w:rPr>
-          <w:rFonts w:ascii="Arial" w:hAnsi="Arial" w:cs="Arial"/>
-          <w:sz w:val="24"/>
-          <w:szCs w:val="24"/>
-        </w:rPr>
-        <w:t>2. Problema</w:t>
-      </w:r>
-      <w:bookmarkEnd w:id="1"/>
-    </w:p>
-    <w:p>
-      <w:pPr>
-        <w:pStyle w:val="NormalWeb"/>
-        <w:jc w:val="both"/>
-        <w:rPr>
-          <w:rFonts w:ascii="Arial" w:hAnsi="Arial" w:cs="Arial"/>
-        </w:rPr>
-      </w:pPr>
-      <w:r>
-        <w:rPr>
-          <w:rFonts w:ascii="Arial" w:hAnsi="Arial" w:cs="Arial"/>
-        </w:rPr>
-        <w:t>Diante desse contexto, evidencia-se um cenário marcado por:</w:t>
+        <w:t>Diante desse contexto, evidencia-se um cenário caracterizado por:</w:t>
       </w:r>
     </w:p>
     <w:p>
       <w:pPr>
         <w:numPr>
           <w:ilvl w:val="0"/>
-          <w:numId w:val="1"/>
+          <w:numId w:val="5"/>
         </w:numPr>
-        <w:spacing w:before="100" w:beforeAutospacing="1" w:after="100" w:afterAutospacing="1" w:line="240" w:lineRule="auto"/>
-        <w:jc w:val="both"/>
-        <w:rPr>
-          <w:rFonts w:ascii="Arial" w:hAnsi="Arial" w:cs="Arial"/>
-          <w:sz w:val="24"/>
-          <w:szCs w:val="24"/>
-        </w:rPr>
-      </w:pPr>
-      <w:r>
-        <w:rPr>
-          <w:rFonts w:ascii="Arial" w:hAnsi="Arial" w:cs="Arial"/>
-          <w:sz w:val="24"/>
-          <w:szCs w:val="24"/>
-        </w:rPr>
-        <w:t xml:space="preserve">baixa transparência no acompanhamento de promessas políticas; </w:t>
+        <w:spacing w:after="30" w:line="240" w:lineRule="auto"/>
+        <w:jc w:val="both"/>
+        <w:rPr>
+          <w:rFonts w:ascii="Arial" w:eastAsia="Times New Roman" w:hAnsi="Arial" w:cs="Arial"/>
+          <w:sz w:val="24"/>
+          <w:szCs w:val="24"/>
+          <w:lang w:eastAsia="pt-BR"/>
+        </w:rPr>
+      </w:pPr>
+      <w:r>
+        <w:rPr>
+          <w:rFonts w:ascii="Arial" w:eastAsia="Times New Roman" w:hAnsi="Arial" w:cs="Arial"/>
+          <w:sz w:val="24"/>
+          <w:szCs w:val="24"/>
+          <w:lang w:eastAsia="pt-BR"/>
+        </w:rPr>
+        <w:t>baixa transparência no acompanhamento de promessas políticas;</w:t>
       </w:r>
     </w:p>
     <w:p>
       <w:pPr>
         <w:numPr>
           <w:ilvl w:val="0"/>
-          <w:numId w:val="1"/>
+          <w:numId w:val="5"/>
         </w:numPr>
-        <w:spacing w:before="100" w:beforeAutospacing="1" w:after="100" w:afterAutospacing="1" w:line="240" w:lineRule="auto"/>
-        <w:jc w:val="both"/>
-        <w:rPr>
-          <w:rFonts w:ascii="Arial" w:hAnsi="Arial" w:cs="Arial"/>
-          <w:sz w:val="24"/>
-          <w:szCs w:val="24"/>
-        </w:rPr>
-      </w:pPr>
-      <w:r>
-        <w:rPr>
-          <w:rFonts w:ascii="Arial" w:hAnsi="Arial" w:cs="Arial"/>
-          <w:sz w:val="24"/>
-          <w:szCs w:val="24"/>
-        </w:rPr>
-        <w:t xml:space="preserve">dificuldade de acesso e organização das informações públicas; </w:t>
+        <w:spacing w:after="30" w:line="240" w:lineRule="auto"/>
+        <w:jc w:val="both"/>
+        <w:rPr>
+          <w:rFonts w:ascii="Arial" w:eastAsia="Times New Roman" w:hAnsi="Arial" w:cs="Arial"/>
+          <w:sz w:val="24"/>
+          <w:szCs w:val="24"/>
+          <w:lang w:eastAsia="pt-BR"/>
+        </w:rPr>
+      </w:pPr>
+      <w:r>
+        <w:rPr>
+          <w:rFonts w:ascii="Arial" w:eastAsia="Times New Roman" w:hAnsi="Arial" w:cs="Arial"/>
+          <w:sz w:val="24"/>
+          <w:szCs w:val="24"/>
+          <w:lang w:eastAsia="pt-BR"/>
+        </w:rPr>
+        <w:t>dificuldade de acesso e organização das informações públicas;</w:t>
       </w:r>
     </w:p>
     <w:p>
       <w:pPr>
         <w:numPr>
           <w:ilvl w:val="0"/>
-          <w:numId w:val="1"/>
+          <w:numId w:val="5"/>
         </w:numPr>
-        <w:spacing w:before="100" w:beforeAutospacing="1" w:after="100" w:afterAutospacing="1" w:line="240" w:lineRule="auto"/>
-        <w:jc w:val="both"/>
-        <w:rPr>
-          <w:rFonts w:ascii="Arial" w:hAnsi="Arial" w:cs="Arial"/>
-          <w:sz w:val="24"/>
-          <w:szCs w:val="24"/>
-        </w:rPr>
-      </w:pPr>
-      <w:r>
-        <w:rPr>
-          <w:rFonts w:ascii="Arial" w:hAnsi="Arial" w:cs="Arial"/>
-          <w:sz w:val="24"/>
-          <w:szCs w:val="24"/>
-        </w:rPr>
-        <w:t xml:space="preserve">ausência de ferramentas que facilitem a fiscalização por parte dos cidadãos; </w:t>
+        <w:spacing w:after="30" w:line="240" w:lineRule="auto"/>
+        <w:jc w:val="both"/>
+        <w:rPr>
+          <w:rFonts w:ascii="Arial" w:eastAsia="Times New Roman" w:hAnsi="Arial" w:cs="Arial"/>
+          <w:sz w:val="24"/>
+          <w:szCs w:val="24"/>
+          <w:lang w:eastAsia="pt-BR"/>
+        </w:rPr>
+      </w:pPr>
+      <w:r>
+        <w:rPr>
+          <w:rFonts w:ascii="Arial" w:eastAsia="Times New Roman" w:hAnsi="Arial" w:cs="Arial"/>
+          <w:sz w:val="24"/>
+          <w:szCs w:val="24"/>
+          <w:lang w:eastAsia="pt-BR"/>
+        </w:rPr>
+        <w:t>ausência de ferramentas acessíveis que auxiliem a fiscalização cidadã;</w:t>
       </w:r>
     </w:p>
     <w:p>
       <w:pPr>
         <w:numPr>
           <w:ilvl w:val="0"/>
-          <w:numId w:val="1"/>
+          <w:numId w:val="5"/>
         </w:numPr>
-        <w:spacing w:before="100" w:beforeAutospacing="1" w:after="100" w:afterAutospacing="1" w:line="240" w:lineRule="auto"/>
-        <w:jc w:val="both"/>
-        <w:rPr>
-          <w:rFonts w:ascii="Arial" w:hAnsi="Arial" w:cs="Arial"/>
-          <w:sz w:val="24"/>
-          <w:szCs w:val="24"/>
-        </w:rPr>
-      </w:pPr>
-      <w:r>
-        <w:rPr>
-          <w:rFonts w:ascii="Arial" w:hAnsi="Arial" w:cs="Arial"/>
-          <w:sz w:val="24"/>
-          <w:szCs w:val="24"/>
-        </w:rPr>
-        <w:t xml:space="preserve">fragilidade no processo de </w:t>
+        <w:spacing w:after="30" w:line="240" w:lineRule="auto"/>
+        <w:jc w:val="both"/>
+        <w:rPr>
+          <w:rFonts w:ascii="Arial" w:eastAsia="Times New Roman" w:hAnsi="Arial" w:cs="Arial"/>
+          <w:sz w:val="24"/>
+          <w:szCs w:val="24"/>
+          <w:lang w:eastAsia="pt-BR"/>
+        </w:rPr>
+      </w:pPr>
+      <w:r>
+        <w:rPr>
+          <w:rFonts w:ascii="Arial" w:eastAsia="Times New Roman" w:hAnsi="Arial" w:cs="Arial"/>
+          <w:sz w:val="24"/>
+          <w:szCs w:val="24"/>
+          <w:lang w:eastAsia="pt-BR"/>
+        </w:rPr>
+        <w:t xml:space="preserve">fragilidade nos mecanismos de </w:t>
       </w:r>
       <w:proofErr w:type="spellStart"/>
       <w:r>
         <w:rPr>
-          <w:rFonts w:ascii="Arial" w:hAnsi="Arial" w:cs="Arial"/>
-          <w:sz w:val="24"/>
-          <w:szCs w:val="24"/>
+          <w:rFonts w:ascii="Arial" w:eastAsia="Times New Roman" w:hAnsi="Arial" w:cs="Arial"/>
+          <w:sz w:val="24"/>
+          <w:szCs w:val="24"/>
+          <w:lang w:eastAsia="pt-BR"/>
         </w:rPr>
         <w:t>accountability</w:t>
       </w:r>
       <w:proofErr w:type="spellEnd"/>
       <w:r>
         <w:rPr>
-          <w:rFonts w:ascii="Arial" w:hAnsi="Arial" w:cs="Arial"/>
-          <w:sz w:val="24"/>
-          <w:szCs w:val="24"/>
-        </w:rPr>
-        <w:t xml:space="preserve"> democrática. </w:t>
+          <w:rFonts w:ascii="Arial" w:eastAsia="Times New Roman" w:hAnsi="Arial" w:cs="Arial"/>
+          <w:sz w:val="24"/>
+          <w:szCs w:val="24"/>
+          <w:lang w:eastAsia="pt-BR"/>
+        </w:rPr>
+        <w:t xml:space="preserve"> democrática.</w:t>
+      </w:r>
+    </w:p>
+    <w:p>
+      <w:pPr>
+        <w:spacing w:after="30" w:line="240" w:lineRule="auto"/>
+        <w:jc w:val="both"/>
+        <w:rPr>
+          <w:rFonts w:ascii="Arial" w:eastAsia="Times New Roman" w:hAnsi="Arial" w:cs="Arial"/>
+          <w:sz w:val="24"/>
+          <w:szCs w:val="24"/>
+          <w:lang w:eastAsia="pt-BR"/>
+        </w:rPr>
+      </w:pPr>
+      <w:r>
+        <w:rPr>
+          <w:rFonts w:ascii="Arial" w:eastAsia="Times New Roman" w:hAnsi="Arial" w:cs="Arial"/>
+          <w:sz w:val="24"/>
+          <w:szCs w:val="24"/>
+          <w:lang w:eastAsia="pt-BR"/>
+        </w:rPr>
+        <w:t>Dessa forma, o problema central deste trabalho pode ser definido como:</w:t>
+      </w:r>
+    </w:p>
+    <w:p>
+      <w:pPr>
+        <w:spacing w:after="30" w:line="240" w:lineRule="auto"/>
+        <w:jc w:val="both"/>
+        <w:rPr>
+          <w:rFonts w:ascii="Arial" w:eastAsia="Times New Roman" w:hAnsi="Arial" w:cs="Arial"/>
+          <w:sz w:val="24"/>
+          <w:szCs w:val="24"/>
+          <w:lang w:eastAsia="pt-BR"/>
+        </w:rPr>
+      </w:pPr>
+      <w:r>
+        <w:rPr>
+          <w:rFonts w:ascii="Arial" w:eastAsia="Times New Roman" w:hAnsi="Arial" w:cs="Arial"/>
+          <w:sz w:val="24"/>
+          <w:szCs w:val="24"/>
+          <w:lang w:eastAsia="pt-BR"/>
+        </w:rPr>
+        <w:t>a dificuldade do cidadão em monitorar, verificar e avaliar o cumprimento das promessas políticas realizadas por candidatos eleitos, devido à inexistência de sistemas acessíveis, organizados e confiáveis que integrem essas informações de forma clara e compreensível.</w:t>
+      </w:r>
+      <w:bookmarkStart w:id="2" w:name="_Toc226554007"/>
+    </w:p>
+    <w:p>
+      <w:pPr>
+        <w:spacing w:after="30" w:line="240" w:lineRule="auto"/>
+        <w:jc w:val="both"/>
+        <w:rPr>
+          <w:rFonts w:ascii="Arial" w:eastAsia="Times New Roman" w:hAnsi="Arial" w:cs="Arial"/>
+          <w:sz w:val="24"/>
+          <w:szCs w:val="24"/>
+          <w:lang w:eastAsia="pt-BR"/>
+        </w:rPr>
+      </w:pPr>
+    </w:p>
+    <w:p>
+      <w:pPr>
+        <w:pStyle w:val="Ttulo2"/>
+        <w:spacing w:after="30" w:afterAutospacing="0"/>
+        <w:jc w:val="both"/>
+        <w:rPr>
+          <w:rFonts w:ascii="Arial" w:hAnsi="Arial" w:cs="Arial"/>
+          <w:sz w:val="24"/>
+          <w:szCs w:val="24"/>
+        </w:rPr>
+      </w:pPr>
+      <w:r>
+        <w:rPr>
+          <w:rFonts w:ascii="Arial" w:hAnsi="Arial" w:cs="Arial"/>
+          <w:sz w:val="24"/>
+          <w:szCs w:val="24"/>
+        </w:rPr>
+        <w:t xml:space="preserve">3. </w:t>
+      </w:r>
+      <w:r>
+        <w:rPr>
+          <w:rFonts w:ascii="Arial" w:hAnsi="Arial" w:cs="Arial"/>
+          <w:sz w:val="24"/>
+          <w:szCs w:val="24"/>
+        </w:rPr>
+        <w:t>Metodologia</w:t>
+      </w:r>
+    </w:p>
+    <w:p>
+      <w:pPr>
+        <w:pStyle w:val="isselectedend"/>
+        <w:spacing w:after="30" w:afterAutospacing="0"/>
+        <w:jc w:val="both"/>
+        <w:rPr>
+          <w:rFonts w:ascii="Arial" w:hAnsi="Arial" w:cs="Arial"/>
+        </w:rPr>
+      </w:pPr>
+      <w:r>
+        <w:rPr>
+          <w:rFonts w:ascii="Arial" w:hAnsi="Arial" w:cs="Arial"/>
+        </w:rPr>
+        <w:t xml:space="preserve">A metodologia adotada neste trabalho caracteriza-se como um estudo de caso, uma vez que a pesquisa busca analisar, de forma aprofundada, o problema relacionado ao acompanhamento e à verificação do cumprimento de promessas políticas por parte </w:t>
+      </w:r>
+      <w:r>
+        <w:rPr>
+          <w:rFonts w:ascii="Arial" w:hAnsi="Arial" w:cs="Arial"/>
+        </w:rPr>
+        <w:lastRenderedPageBreak/>
+        <w:t xml:space="preserve">de representantes eleitos. Esse método foi escolhido por permitir uma investigação detalhada de um </w:t>
+      </w:r>
+      <w:proofErr w:type="spellStart"/>
+      <w:r>
+        <w:rPr>
+          <w:rFonts w:ascii="Arial" w:hAnsi="Arial" w:cs="Arial"/>
+        </w:rPr>
+        <w:t>fenôeno</w:t>
+      </w:r>
+      <w:proofErr w:type="spellEnd"/>
+      <w:r>
+        <w:rPr>
+          <w:rFonts w:ascii="Arial" w:hAnsi="Arial" w:cs="Arial"/>
+        </w:rPr>
+        <w:t xml:space="preserve"> contemporâneo inserido em um contexto social e político real, possibilitando compreender as dificuldades enfrentadas pelos cidadãos no acesso e interpretação dessas informações.</w:t>
       </w:r>
     </w:p>
     <w:p>
       <w:pPr>
         <w:pStyle w:val="NormalWeb"/>
-        <w:jc w:val="both"/>
-        <w:rPr>
-          <w:rFonts w:ascii="Arial" w:hAnsi="Arial" w:cs="Arial"/>
-        </w:rPr>
-      </w:pPr>
-      <w:r>
-        <w:rPr>
-          <w:rFonts w:ascii="Arial" w:hAnsi="Arial" w:cs="Arial"/>
-        </w:rPr>
-        <w:t>Assim, o problema central deste trabalho pode ser definido como:</w:t>
-      </w:r>
-    </w:p>
-    <w:p>
-      <w:pPr>
-        <w:pStyle w:val="NormalWeb"/>
-        <w:jc w:val="both"/>
-        <w:rPr>
-          <w:rFonts w:ascii="Arial" w:hAnsi="Arial" w:cs="Arial"/>
-          <w:b/>
-        </w:rPr>
-      </w:pPr>
-      <w:r>
-        <w:rPr>
-          <w:rStyle w:val="Forte"/>
-          <w:rFonts w:ascii="Arial" w:hAnsi="Arial" w:cs="Arial"/>
-          <w:b w:val="0"/>
-        </w:rPr>
-        <w:t>a dificuldade do cidadão em monitorar, verificar e avaliar o cumprimento das promessas políticas realizadas por candidatos eleitos, devido à falta de sistemas acessíveis, organizados e confiáveis que integrem essas informações de forma clara e compreensível.</w:t>
-      </w:r>
-    </w:p>
-    <w:p>
-      <w:pPr>
-        <w:jc w:val="both"/>
-        <w:rPr>
-          <w:rFonts w:ascii="Arial" w:hAnsi="Arial" w:cs="Arial"/>
-          <w:sz w:val="24"/>
-          <w:szCs w:val="24"/>
+        <w:spacing w:after="30" w:afterAutospacing="0"/>
+        <w:jc w:val="both"/>
+        <w:rPr>
+          <w:rFonts w:ascii="Arial" w:hAnsi="Arial" w:cs="Arial"/>
+        </w:rPr>
+      </w:pPr>
+      <w:r>
+        <w:rPr>
+          <w:rFonts w:ascii="Arial" w:hAnsi="Arial" w:cs="Arial"/>
+        </w:rPr>
+        <w:t>O estudo concentra-se na análise de como dados públicos, notícias e informações governamentais podem ser organizados e processados por meio de uma solução tecnológica voltada à transparência política. Para isso, foram utilizados dados provenientes de portais de notícias, fontes públicas e conteúdos relacionados a promessas eleitorais realizadas por agentes políticos.</w:t>
+      </w:r>
+    </w:p>
+    <w:p>
+      <w:pPr>
+        <w:spacing w:after="30" w:line="240" w:lineRule="auto"/>
+        <w:jc w:val="both"/>
+        <w:rPr>
+          <w:rFonts w:ascii="Arial" w:eastAsia="Times New Roman" w:hAnsi="Arial" w:cs="Arial"/>
+          <w:sz w:val="24"/>
+          <w:szCs w:val="24"/>
+          <w:lang w:eastAsia="pt-BR"/>
         </w:rPr>
       </w:pPr>
     </w:p>
     <w:p>
       <w:pPr>
         <w:pStyle w:val="Ttulo2"/>
-        <w:jc w:val="both"/>
-        <w:rPr>
-          <w:rFonts w:ascii="Arial" w:hAnsi="Arial" w:cs="Arial"/>
-          <w:sz w:val="24"/>
-          <w:szCs w:val="24"/>
-        </w:rPr>
-      </w:pPr>
-      <w:bookmarkStart w:id="2" w:name="_Toc226554007"/>
-      <w:r>
-        <w:rPr>
-          <w:rFonts w:ascii="Arial" w:hAnsi="Arial" w:cs="Arial"/>
-          <w:sz w:val="24"/>
-          <w:szCs w:val="24"/>
-        </w:rPr>
-        <w:t>3. Pergunta de Pesquisa</w:t>
+        <w:spacing w:after="30" w:afterAutospacing="0"/>
+        <w:jc w:val="both"/>
+        <w:rPr>
+          <w:rFonts w:ascii="Arial" w:hAnsi="Arial" w:cs="Arial"/>
+          <w:sz w:val="24"/>
+          <w:szCs w:val="24"/>
+        </w:rPr>
+      </w:pPr>
+      <w:r>
+        <w:rPr>
+          <w:rFonts w:ascii="Arial" w:hAnsi="Arial" w:cs="Arial"/>
+          <w:sz w:val="24"/>
+          <w:szCs w:val="24"/>
+        </w:rPr>
+        <w:t>4</w:t>
+      </w:r>
+      <w:r>
+        <w:rPr>
+          <w:rFonts w:ascii="Arial" w:hAnsi="Arial" w:cs="Arial"/>
+          <w:sz w:val="24"/>
+          <w:szCs w:val="24"/>
+        </w:rPr>
+        <w:t>. Pergunta de Pesquisa</w:t>
       </w:r>
       <w:bookmarkEnd w:id="2"/>
     </w:p>
     <w:p>
       <w:pPr>
-        <w:pStyle w:val="NormalWeb"/>
-        <w:jc w:val="both"/>
-        <w:rPr>
-          <w:rFonts w:ascii="Arial" w:hAnsi="Arial" w:cs="Arial"/>
-        </w:rPr>
-      </w:pPr>
-      <w:r>
-        <w:rPr>
-          <w:rFonts w:ascii="Arial" w:hAnsi="Arial" w:cs="Arial"/>
-        </w:rPr>
-        <w:t>A partir do problema identificado, define-se a seguinte pergunta de pesquisa:</w:t>
-      </w:r>
-    </w:p>
-    <w:p>
-      <w:pPr>
-        <w:pStyle w:val="NormalWeb"/>
-        <w:jc w:val="both"/>
-        <w:rPr>
-          <w:rFonts w:ascii="Arial" w:hAnsi="Arial" w:cs="Arial"/>
-          <w:b/>
-        </w:rPr>
-      </w:pPr>
-      <w:r>
-        <w:rPr>
-          <w:rStyle w:val="Forte"/>
-          <w:rFonts w:ascii="Arial" w:hAnsi="Arial" w:cs="Arial"/>
-          <w:b w:val="0"/>
-        </w:rPr>
-        <w:lastRenderedPageBreak/>
-        <w:t>Como desenvolver uma solução tecnológica capaz de organizar, monitorar e apresentar de forma acessível o cumprimento de promessas políticas, contribuindo para maior transparência e participação cidadã?</w:t>
-      </w:r>
-    </w:p>
-    <w:p>
-      <w:pPr>
+        <w:spacing w:before="100" w:beforeAutospacing="1" w:after="30" w:line="240" w:lineRule="auto"/>
+        <w:jc w:val="both"/>
+        <w:rPr>
+          <w:rFonts w:ascii="Arial" w:eastAsia="Times New Roman" w:hAnsi="Arial" w:cs="Arial"/>
+          <w:sz w:val="24"/>
+          <w:szCs w:val="24"/>
+          <w:lang w:eastAsia="pt-BR"/>
+        </w:rPr>
+      </w:pPr>
+      <w:r>
+        <w:rPr>
+          <w:rFonts w:ascii="Arial" w:eastAsia="Times New Roman" w:hAnsi="Arial" w:cs="Arial"/>
+          <w:sz w:val="24"/>
+          <w:szCs w:val="24"/>
+          <w:lang w:eastAsia="pt-BR"/>
+        </w:rPr>
+        <w:t>Com base no problema identificado, define-se a seguinte pergunta de pesquisa:</w:t>
+      </w:r>
+    </w:p>
+    <w:p>
+      <w:pPr>
+        <w:spacing w:before="100" w:beforeAutospacing="1" w:after="30" w:line="240" w:lineRule="auto"/>
+        <w:jc w:val="both"/>
+        <w:rPr>
+          <w:rFonts w:ascii="Arial" w:eastAsia="Times New Roman" w:hAnsi="Arial" w:cs="Arial"/>
+          <w:sz w:val="24"/>
+          <w:szCs w:val="24"/>
+          <w:lang w:eastAsia="pt-BR"/>
+        </w:rPr>
+      </w:pPr>
+      <w:r>
+        <w:rPr>
+          <w:rFonts w:ascii="Arial" w:eastAsia="Times New Roman" w:hAnsi="Arial" w:cs="Arial"/>
+          <w:sz w:val="24"/>
+          <w:szCs w:val="24"/>
+          <w:lang w:eastAsia="pt-BR"/>
+        </w:rPr>
+        <w:t>Como desenvolver uma solução tecnológica capaz de organizar, monitorar e apresentar, de forma acessível, o cumprimento de promessas políticas, contribuindo para maior transparência e participação cidadã?</w:t>
+      </w:r>
+    </w:p>
+    <w:p>
+      <w:pPr>
+        <w:spacing w:after="30"/>
         <w:jc w:val="both"/>
         <w:rPr>
           <w:rFonts w:ascii="Arial" w:hAnsi="Arial" w:cs="Arial"/>
@@ -1801,6 +2435,7 @@
     <w:p>
       <w:pPr>
         <w:pStyle w:val="Ttulo2"/>
+        <w:spacing w:after="30" w:afterAutospacing="0"/>
         <w:jc w:val="both"/>
         <w:rPr>
           <w:rFonts w:ascii="Arial" w:hAnsi="Arial" w:cs="Arial"/>
@@ -1815,45 +2450,63 @@
           <w:sz w:val="24"/>
           <w:szCs w:val="24"/>
         </w:rPr>
-        <w:t>4. Hipótese</w:t>
+        <w:t>5</w:t>
+      </w:r>
+      <w:r>
+        <w:rPr>
+          <w:rFonts w:ascii="Arial" w:hAnsi="Arial" w:cs="Arial"/>
+          <w:sz w:val="24"/>
+          <w:szCs w:val="24"/>
+        </w:rPr>
+        <w:t>. Hipótese</w:t>
       </w:r>
       <w:bookmarkEnd w:id="3"/>
     </w:p>
     <w:p>
       <w:pPr>
-        <w:pStyle w:val="NormalWeb"/>
-        <w:jc w:val="both"/>
-        <w:rPr>
-          <w:rFonts w:ascii="Arial" w:hAnsi="Arial" w:cs="Arial"/>
-        </w:rPr>
-      </w:pPr>
-      <w:r>
-        <w:rPr>
-          <w:rFonts w:ascii="Arial" w:hAnsi="Arial" w:cs="Arial"/>
-        </w:rPr>
-        <w:t>Parte-se da hipótese de que:</w:t>
-      </w:r>
-    </w:p>
-    <w:p>
-      <w:pPr>
-        <w:pStyle w:val="NormalWeb"/>
-        <w:jc w:val="both"/>
-        <w:rPr>
-          <w:rFonts w:ascii="Arial" w:hAnsi="Arial" w:cs="Arial"/>
-          <w:b/>
-        </w:rPr>
-      </w:pPr>
-      <w:r>
-        <w:rPr>
-          <w:rStyle w:val="Forte"/>
-          <w:rFonts w:ascii="Arial" w:hAnsi="Arial" w:cs="Arial"/>
-          <w:b w:val="0"/>
-        </w:rPr>
-        <w:t>o desenvolvimento de um aplicativo que centralize, categorize e acompanhe o status das promessas políticas pode facilitar o acesso à informação, aumentar a transparência e fortalecer o controle social sobre agentes públicos.</w:t>
-      </w:r>
-    </w:p>
-    <w:p>
-      <w:pPr>
+        <w:spacing w:before="100" w:beforeAutospacing="1" w:after="30" w:line="240" w:lineRule="auto"/>
+        <w:jc w:val="both"/>
+        <w:rPr>
+          <w:rFonts w:ascii="Arial" w:eastAsia="Times New Roman" w:hAnsi="Arial" w:cs="Arial"/>
+          <w:sz w:val="24"/>
+          <w:szCs w:val="24"/>
+          <w:lang w:eastAsia="pt-BR"/>
+        </w:rPr>
+      </w:pPr>
+      <w:r>
+        <w:rPr>
+          <w:rFonts w:ascii="Arial" w:eastAsia="Times New Roman" w:hAnsi="Arial" w:cs="Arial"/>
+          <w:sz w:val="24"/>
+          <w:szCs w:val="24"/>
+          <w:lang w:eastAsia="pt-BR"/>
+        </w:rPr>
+        <w:t>Parte-se da seguinte hipótese:</w:t>
+      </w:r>
+    </w:p>
+    <w:p>
+      <w:pPr>
+        <w:spacing w:before="100" w:beforeAutospacing="1" w:after="30" w:line="240" w:lineRule="auto"/>
+        <w:jc w:val="both"/>
+        <w:rPr>
+          <w:rFonts w:ascii="Arial" w:eastAsia="Times New Roman" w:hAnsi="Arial" w:cs="Arial"/>
+          <w:sz w:val="24"/>
+          <w:szCs w:val="24"/>
+          <w:lang w:eastAsia="pt-BR"/>
+        </w:rPr>
+      </w:pPr>
+      <w:r>
+        <w:rPr>
+          <w:rFonts w:ascii="Arial" w:eastAsia="Times New Roman" w:hAnsi="Arial" w:cs="Arial"/>
+          <w:sz w:val="24"/>
+          <w:szCs w:val="24"/>
+          <w:lang w:eastAsia="pt-BR"/>
+        </w:rPr>
+        <w:t>o desenvolvimento de uma aplicação capaz de centralizar, categorizar e acompanhar o status das promessas políticas pode facilitar o acesso à informação, ampliar a transparência pública e fortalecer o controle social sobre os agentes políticos.</w:t>
+      </w:r>
+    </w:p>
+    <w:p>
+      <w:pPr>
+        <w:spacing w:after="30"/>
         <w:jc w:val="both"/>
         <w:rPr>
           <w:rFonts w:ascii="Arial" w:hAnsi="Arial" w:cs="Arial"/>
@@ -1865,6 +2518,7 @@
     <w:p>
       <w:pPr>
         <w:pStyle w:val="Ttulo2"/>
+        <w:spacing w:after="30" w:afterAutospacing="0"/>
         <w:jc w:val="both"/>
         <w:rPr>
           <w:rFonts w:ascii="Arial" w:hAnsi="Arial" w:cs="Arial"/>
@@ -1879,30 +2533,40 @@
           <w:sz w:val="24"/>
           <w:szCs w:val="24"/>
         </w:rPr>
-        <w:t>5. Objetivo Geral</w:t>
+        <w:t>6</w:t>
+      </w:r>
+      <w:r>
+        <w:rPr>
+          <w:rFonts w:ascii="Arial" w:hAnsi="Arial" w:cs="Arial"/>
+          <w:sz w:val="24"/>
+          <w:szCs w:val="24"/>
+        </w:rPr>
+        <w:t>. Objetivo Geral</w:t>
       </w:r>
       <w:bookmarkEnd w:id="4"/>
     </w:p>
     <w:p>
       <w:pPr>
-        <w:pStyle w:val="NormalWeb"/>
-        <w:jc w:val="both"/>
-        <w:rPr>
-          <w:rFonts w:ascii="Arial" w:hAnsi="Arial" w:cs="Arial"/>
-          <w:b/>
-        </w:rPr>
-      </w:pPr>
-      <w:r>
-        <w:rPr>
-          <w:rStyle w:val="Forte"/>
-          <w:rFonts w:ascii="Arial" w:hAnsi="Arial" w:cs="Arial"/>
-          <w:b w:val="0"/>
-        </w:rPr>
-        <w:t>Desenvolver uma aplicação que permita o monitoramento e a análise do cumprimento de promessas políticas, promovendo maior transparência e acesso à informação para os cidadãos.</w:t>
-      </w:r>
-    </w:p>
-    <w:p>
-      <w:pPr>
+        <w:spacing w:after="30"/>
+        <w:jc w:val="both"/>
+        <w:rPr>
+          <w:rFonts w:ascii="Arial" w:hAnsi="Arial" w:cs="Arial"/>
+          <w:sz w:val="24"/>
+          <w:szCs w:val="24"/>
+        </w:rPr>
+      </w:pPr>
+      <w:r>
+        <w:rPr>
+          <w:rFonts w:ascii="Arial" w:hAnsi="Arial" w:cs="Arial"/>
+          <w:sz w:val="24"/>
+          <w:szCs w:val="24"/>
+        </w:rPr>
+        <w:t>Desenvolver uma aplicação voltada ao monitoramento e à análise do cumprimento de promessas políticas, promovendo maior transparência e ampliando o acesso da população às informações públicas.</w:t>
+      </w:r>
+    </w:p>
+    <w:p>
+      <w:pPr>
+        <w:spacing w:after="30"/>
         <w:jc w:val="both"/>
         <w:rPr>
           <w:rFonts w:ascii="Arial" w:hAnsi="Arial" w:cs="Arial"/>
@@ -1914,6 +2578,7 @@
     <w:p>
       <w:pPr>
         <w:pStyle w:val="Ttulo2"/>
+        <w:spacing w:after="30" w:afterAutospacing="0"/>
         <w:jc w:val="both"/>
         <w:rPr>
           <w:rFonts w:ascii="Arial" w:hAnsi="Arial" w:cs="Arial"/>
@@ -1928,151 +2593,179 @@
           <w:sz w:val="24"/>
           <w:szCs w:val="24"/>
         </w:rPr>
-        <w:t>6. Objetivos Específicos</w:t>
+        <w:t>7</w:t>
+      </w:r>
+      <w:r>
+        <w:rPr>
+          <w:rFonts w:ascii="Arial" w:hAnsi="Arial" w:cs="Arial"/>
+          <w:sz w:val="24"/>
+          <w:szCs w:val="24"/>
+        </w:rPr>
+        <w:t>. Objetivos Específicos</w:t>
       </w:r>
       <w:bookmarkEnd w:id="5"/>
     </w:p>
     <w:p>
       <w:pPr>
+        <w:pStyle w:val="PargrafodaLista"/>
         <w:numPr>
           <w:ilvl w:val="0"/>
-          <w:numId w:val="2"/>
+          <w:numId w:val="16"/>
         </w:numPr>
-        <w:spacing w:before="100" w:beforeAutospacing="1" w:after="100" w:afterAutospacing="1" w:line="240" w:lineRule="auto"/>
-        <w:jc w:val="both"/>
-        <w:rPr>
-          <w:rFonts w:ascii="Arial" w:hAnsi="Arial" w:cs="Arial"/>
-          <w:sz w:val="24"/>
-          <w:szCs w:val="24"/>
-        </w:rPr>
-      </w:pPr>
-      <w:r>
-        <w:rPr>
-          <w:rFonts w:ascii="Arial" w:hAnsi="Arial" w:cs="Arial"/>
-          <w:sz w:val="24"/>
-          <w:szCs w:val="24"/>
-        </w:rPr>
-        <w:t xml:space="preserve">Coletar e organizar promessas políticas realizadas durante campanhas eleitorais; </w:t>
-      </w:r>
-    </w:p>
-    <w:p>
-      <w:pPr>
+        <w:spacing w:after="30" w:line="240" w:lineRule="auto"/>
+        <w:jc w:val="both"/>
+        <w:rPr>
+          <w:rFonts w:ascii="Arial" w:eastAsia="Times New Roman" w:hAnsi="Arial" w:cs="Arial"/>
+          <w:sz w:val="24"/>
+          <w:szCs w:val="24"/>
+          <w:lang w:eastAsia="pt-BR"/>
+        </w:rPr>
+      </w:pPr>
+      <w:r>
+        <w:rPr>
+          <w:rFonts w:ascii="Arial" w:eastAsia="Times New Roman" w:hAnsi="Arial" w:cs="Arial"/>
+          <w:sz w:val="24"/>
+          <w:szCs w:val="24"/>
+          <w:lang w:eastAsia="pt-BR"/>
+        </w:rPr>
+        <w:t>Coletar e organizar promessas políticas realizadas durante campanhas eleitorais;</w:t>
+      </w:r>
+    </w:p>
+    <w:p>
+      <w:pPr>
+        <w:pStyle w:val="PargrafodaLista"/>
         <w:numPr>
           <w:ilvl w:val="0"/>
-          <w:numId w:val="2"/>
+          <w:numId w:val="16"/>
         </w:numPr>
-        <w:spacing w:before="100" w:beforeAutospacing="1" w:after="100" w:afterAutospacing="1" w:line="240" w:lineRule="auto"/>
-        <w:jc w:val="both"/>
-        <w:rPr>
-          <w:rFonts w:ascii="Arial" w:hAnsi="Arial" w:cs="Arial"/>
-          <w:sz w:val="24"/>
-          <w:szCs w:val="24"/>
-        </w:rPr>
-      </w:pPr>
-      <w:r>
-        <w:rPr>
-          <w:rFonts w:ascii="Arial" w:hAnsi="Arial" w:cs="Arial"/>
-          <w:sz w:val="24"/>
-          <w:szCs w:val="24"/>
-        </w:rPr>
-        <w:t xml:space="preserve">Classificar as promessas com base em critérios como área (saúde, educação, infraestrutura, etc.) e mensurabilidade; </w:t>
-      </w:r>
-    </w:p>
-    <w:p>
-      <w:pPr>
+        <w:spacing w:after="30" w:line="240" w:lineRule="auto"/>
+        <w:jc w:val="both"/>
+        <w:rPr>
+          <w:rFonts w:ascii="Arial" w:eastAsia="Times New Roman" w:hAnsi="Arial" w:cs="Arial"/>
+          <w:sz w:val="24"/>
+          <w:szCs w:val="24"/>
+          <w:lang w:eastAsia="pt-BR"/>
+        </w:rPr>
+      </w:pPr>
+      <w:r>
+        <w:rPr>
+          <w:rFonts w:ascii="Arial" w:eastAsia="Times New Roman" w:hAnsi="Arial" w:cs="Arial"/>
+          <w:sz w:val="24"/>
+          <w:szCs w:val="24"/>
+          <w:lang w:eastAsia="pt-BR"/>
+        </w:rPr>
+        <w:t>Classificar as promessas com base em critérios como área de atuação (saúde, educação, infraestrutura, segurança pública, entre outras) e nível de mensurabilidade;</w:t>
+      </w:r>
+    </w:p>
+    <w:p>
+      <w:pPr>
+        <w:pStyle w:val="PargrafodaLista"/>
         <w:numPr>
           <w:ilvl w:val="0"/>
-          <w:numId w:val="2"/>
+          <w:numId w:val="16"/>
         </w:numPr>
-        <w:spacing w:before="100" w:beforeAutospacing="1" w:after="100" w:afterAutospacing="1" w:line="240" w:lineRule="auto"/>
-        <w:jc w:val="both"/>
-        <w:rPr>
-          <w:rFonts w:ascii="Arial" w:hAnsi="Arial" w:cs="Arial"/>
-          <w:sz w:val="24"/>
-          <w:szCs w:val="24"/>
-        </w:rPr>
-      </w:pPr>
-      <w:r>
-        <w:rPr>
-          <w:rFonts w:ascii="Arial" w:hAnsi="Arial" w:cs="Arial"/>
-          <w:sz w:val="24"/>
-          <w:szCs w:val="24"/>
-        </w:rPr>
-        <w:t xml:space="preserve">Desenvolver um sistema que permita acompanhar o status das promessas (cumprida, parcialmente cumprida ou não cumprida); </w:t>
-      </w:r>
-    </w:p>
-    <w:p>
-      <w:pPr>
+        <w:spacing w:after="30" w:line="240" w:lineRule="auto"/>
+        <w:jc w:val="both"/>
+        <w:rPr>
+          <w:rFonts w:ascii="Arial" w:eastAsia="Times New Roman" w:hAnsi="Arial" w:cs="Arial"/>
+          <w:sz w:val="24"/>
+          <w:szCs w:val="24"/>
+          <w:lang w:eastAsia="pt-BR"/>
+        </w:rPr>
+      </w:pPr>
+      <w:r>
+        <w:rPr>
+          <w:rFonts w:ascii="Arial" w:eastAsia="Times New Roman" w:hAnsi="Arial" w:cs="Arial"/>
+          <w:sz w:val="24"/>
+          <w:szCs w:val="24"/>
+          <w:lang w:eastAsia="pt-BR"/>
+        </w:rPr>
+        <w:t>Desenvolver um sistema capaz de acompanhar o status das promessas (cumprida, parcialmente cumprida, em andamento ou não cumprida);</w:t>
+      </w:r>
+    </w:p>
+    <w:p>
+      <w:pPr>
+        <w:pStyle w:val="PargrafodaLista"/>
         <w:numPr>
           <w:ilvl w:val="0"/>
-          <w:numId w:val="2"/>
+          <w:numId w:val="16"/>
         </w:numPr>
-        <w:spacing w:before="100" w:beforeAutospacing="1" w:after="100" w:afterAutospacing="1" w:line="240" w:lineRule="auto"/>
-        <w:jc w:val="both"/>
-        <w:rPr>
-          <w:rFonts w:ascii="Arial" w:hAnsi="Arial" w:cs="Arial"/>
-          <w:sz w:val="24"/>
-          <w:szCs w:val="24"/>
-        </w:rPr>
-      </w:pPr>
-      <w:r>
-        <w:rPr>
-          <w:rFonts w:ascii="Arial" w:hAnsi="Arial" w:cs="Arial"/>
-          <w:sz w:val="24"/>
-          <w:szCs w:val="24"/>
-        </w:rPr>
-        <w:t xml:space="preserve">Integrar dados públicos e fontes confiáveis para validação das informações; </w:t>
-      </w:r>
-    </w:p>
-    <w:p>
-      <w:pPr>
+        <w:spacing w:after="30" w:line="240" w:lineRule="auto"/>
+        <w:jc w:val="both"/>
+        <w:rPr>
+          <w:rFonts w:ascii="Arial" w:eastAsia="Times New Roman" w:hAnsi="Arial" w:cs="Arial"/>
+          <w:sz w:val="24"/>
+          <w:szCs w:val="24"/>
+          <w:lang w:eastAsia="pt-BR"/>
+        </w:rPr>
+      </w:pPr>
+      <w:r>
+        <w:rPr>
+          <w:rFonts w:ascii="Arial" w:eastAsia="Times New Roman" w:hAnsi="Arial" w:cs="Arial"/>
+          <w:sz w:val="24"/>
+          <w:szCs w:val="24"/>
+          <w:lang w:eastAsia="pt-BR"/>
+        </w:rPr>
+        <w:t>Integrar dados públicos e fontes confiáveis para validação das informações apresentadas;</w:t>
+      </w:r>
+    </w:p>
+    <w:p>
+      <w:pPr>
+        <w:pStyle w:val="PargrafodaLista"/>
         <w:numPr>
           <w:ilvl w:val="0"/>
-          <w:numId w:val="2"/>
+          <w:numId w:val="16"/>
         </w:numPr>
-        <w:spacing w:before="100" w:beforeAutospacing="1" w:after="100" w:afterAutospacing="1" w:line="240" w:lineRule="auto"/>
-        <w:jc w:val="both"/>
-        <w:rPr>
-          <w:rFonts w:ascii="Arial" w:hAnsi="Arial" w:cs="Arial"/>
-          <w:sz w:val="24"/>
-          <w:szCs w:val="24"/>
-        </w:rPr>
-      </w:pPr>
-      <w:r>
-        <w:rPr>
-          <w:rFonts w:ascii="Arial" w:hAnsi="Arial" w:cs="Arial"/>
-          <w:sz w:val="24"/>
-          <w:szCs w:val="24"/>
-        </w:rPr>
-        <w:t xml:space="preserve">Criar uma interface intuitiva que facilite o uso por qualquer cidadão; </w:t>
-      </w:r>
-    </w:p>
-    <w:p>
-      <w:pPr>
+        <w:spacing w:after="30" w:line="240" w:lineRule="auto"/>
+        <w:jc w:val="both"/>
+        <w:rPr>
+          <w:rFonts w:ascii="Arial" w:eastAsia="Times New Roman" w:hAnsi="Arial" w:cs="Arial"/>
+          <w:sz w:val="24"/>
+          <w:szCs w:val="24"/>
+          <w:lang w:eastAsia="pt-BR"/>
+        </w:rPr>
+      </w:pPr>
+      <w:r>
+        <w:rPr>
+          <w:rFonts w:ascii="Arial" w:eastAsia="Times New Roman" w:hAnsi="Arial" w:cs="Arial"/>
+          <w:sz w:val="24"/>
+          <w:szCs w:val="24"/>
+          <w:lang w:eastAsia="pt-BR"/>
+        </w:rPr>
+        <w:t>Criar uma interface intuitiva e acessível para facilitar a utilização da plataforma pelos cidadãos;</w:t>
+      </w:r>
+    </w:p>
+    <w:p>
+      <w:pPr>
+        <w:pStyle w:val="PargrafodaLista"/>
         <w:numPr>
           <w:ilvl w:val="0"/>
-          <w:numId w:val="2"/>
+          <w:numId w:val="16"/>
         </w:numPr>
-        <w:spacing w:before="100" w:beforeAutospacing="1" w:after="100" w:afterAutospacing="1" w:line="240" w:lineRule="auto"/>
-        <w:jc w:val="both"/>
-        <w:rPr>
-          <w:rFonts w:ascii="Arial" w:hAnsi="Arial" w:cs="Arial"/>
-          <w:sz w:val="24"/>
-          <w:szCs w:val="24"/>
-        </w:rPr>
-      </w:pPr>
-      <w:r>
-        <w:rPr>
-          <w:rFonts w:ascii="Arial" w:hAnsi="Arial" w:cs="Arial"/>
-          <w:sz w:val="24"/>
-          <w:szCs w:val="24"/>
-        </w:rPr>
-        <w:t xml:space="preserve">Permitir a comparação entre diferentes candidatos e mandatos. </w:t>
-      </w:r>
-    </w:p>
-    <w:p>
-      <w:pPr>
-        <w:spacing w:after="0"/>
+        <w:spacing w:after="30"/>
+        <w:jc w:val="both"/>
+        <w:rPr>
+          <w:rFonts w:ascii="Arial" w:hAnsi="Arial" w:cs="Arial"/>
+          <w:sz w:val="24"/>
+          <w:szCs w:val="24"/>
+        </w:rPr>
+      </w:pPr>
+      <w:r>
+        <w:rPr>
+          <w:rFonts w:ascii="Arial" w:eastAsia="Times New Roman" w:hAnsi="Arial" w:cs="Arial"/>
+          <w:sz w:val="24"/>
+          <w:szCs w:val="24"/>
+          <w:lang w:eastAsia="pt-BR"/>
+        </w:rPr>
+        <w:lastRenderedPageBreak/>
+        <w:t>Permitir a comparação entre diferentes candidatos, mandatos e áreas temáticas.</w:t>
+      </w:r>
+    </w:p>
+    <w:p>
+      <w:pPr>
+        <w:pStyle w:val="PargrafodaLista"/>
+        <w:spacing w:after="30"/>
+        <w:ind w:left="1080"/>
         <w:jc w:val="both"/>
         <w:rPr>
           <w:rFonts w:ascii="Arial" w:hAnsi="Arial" w:cs="Arial"/>
@@ -2084,6 +2777,7 @@
     <w:p>
       <w:pPr>
         <w:pStyle w:val="Ttulo2"/>
+        <w:spacing w:after="30" w:afterAutospacing="0"/>
         <w:jc w:val="both"/>
         <w:rPr>
           <w:rFonts w:ascii="Arial" w:hAnsi="Arial" w:cs="Arial"/>
@@ -2098,43 +2792,301 @@
           <w:sz w:val="24"/>
           <w:szCs w:val="24"/>
         </w:rPr>
-        <w:t>7. Justificativa</w:t>
+        <w:t>8</w:t>
+      </w:r>
+      <w:r>
+        <w:rPr>
+          <w:rFonts w:ascii="Arial" w:hAnsi="Arial" w:cs="Arial"/>
+          <w:sz w:val="24"/>
+          <w:szCs w:val="24"/>
+        </w:rPr>
+        <w:t>. Justificativa</w:t>
       </w:r>
       <w:bookmarkEnd w:id="6"/>
     </w:p>
     <w:p>
       <w:pPr>
+        <w:spacing w:before="100" w:beforeAutospacing="1" w:after="30" w:line="240" w:lineRule="auto"/>
+        <w:jc w:val="both"/>
+        <w:rPr>
+          <w:rFonts w:ascii="Arial" w:eastAsia="Times New Roman" w:hAnsi="Arial" w:cs="Arial"/>
+          <w:sz w:val="24"/>
+          <w:szCs w:val="24"/>
+          <w:lang w:eastAsia="pt-BR"/>
+        </w:rPr>
+      </w:pPr>
+      <w:r>
+        <w:rPr>
+          <w:rFonts w:ascii="Arial" w:eastAsia="Times New Roman" w:hAnsi="Arial" w:cs="Arial"/>
+          <w:sz w:val="24"/>
+          <w:szCs w:val="24"/>
+          <w:lang w:eastAsia="pt-BR"/>
+        </w:rPr>
+        <w:t>A relevância deste estudo está diretamente associada ao fortalecimento da democracia e da participação cidadã. A dificuldade em acompanhar o desempenho de representantes políticos compromete a capacidade do eleitor de tomar decisões conscientes e fundamentadas, impactando negativamente a qualidade do processo democrático.</w:t>
+      </w:r>
+    </w:p>
+    <w:p>
+      <w:pPr>
+        <w:spacing w:before="100" w:beforeAutospacing="1" w:after="30" w:line="240" w:lineRule="auto"/>
+        <w:jc w:val="both"/>
+        <w:rPr>
+          <w:rFonts w:ascii="Arial" w:eastAsia="Times New Roman" w:hAnsi="Arial" w:cs="Arial"/>
+          <w:sz w:val="24"/>
+          <w:szCs w:val="24"/>
+          <w:lang w:eastAsia="pt-BR"/>
+        </w:rPr>
+      </w:pPr>
+      <w:r>
+        <w:rPr>
+          <w:rFonts w:ascii="Arial" w:eastAsia="Times New Roman" w:hAnsi="Arial" w:cs="Arial"/>
+          <w:sz w:val="24"/>
+          <w:szCs w:val="24"/>
+          <w:lang w:eastAsia="pt-BR"/>
+        </w:rPr>
+        <w:t>Além disso, a ausência de ferramentas acessíveis e centralizadas favorece a desinformação e contribui para a manutenção de práticas políticas pouco transparentes. Ao propor uma solução tecnológica voltada para o acompanhamento de promessas eleitorais, este trabalho busca reduzir a distância entre governo e população, promovendo maior controle social e incentivando a responsabilidade dos agentes públicos.</w:t>
+      </w:r>
+    </w:p>
+    <w:p>
+      <w:pPr>
+        <w:spacing w:before="100" w:beforeAutospacing="1" w:after="30" w:line="240" w:lineRule="auto"/>
+        <w:jc w:val="both"/>
+        <w:rPr>
+          <w:rFonts w:ascii="Arial" w:eastAsia="Times New Roman" w:hAnsi="Arial" w:cs="Arial"/>
+          <w:sz w:val="24"/>
+          <w:szCs w:val="24"/>
+          <w:lang w:eastAsia="pt-BR"/>
+        </w:rPr>
+      </w:pPr>
+      <w:r>
+        <w:rPr>
+          <w:rFonts w:ascii="Arial" w:eastAsia="Times New Roman" w:hAnsi="Arial" w:cs="Arial"/>
+          <w:sz w:val="24"/>
+          <w:szCs w:val="24"/>
+          <w:lang w:eastAsia="pt-BR"/>
+        </w:rPr>
+        <w:t>Sob a perspectiva acadêmica, o projeto também contribui para a integração entre tecnologia e ciência política, explorando o uso de sistemas digitais como instrumentos de apoio à governança, à transparência pública e ao exercício da cidadania.</w:t>
+      </w:r>
+    </w:p>
+    <w:p>
+      <w:pPr>
         <w:pStyle w:val="NormalWeb"/>
-        <w:jc w:val="both"/>
-        <w:rPr>
-          <w:rFonts w:ascii="Arial" w:hAnsi="Arial" w:cs="Arial"/>
-        </w:rPr>
-      </w:pPr>
-      <w:r>
-        <w:rPr>
-          <w:rFonts w:ascii="Arial" w:hAnsi="Arial" w:cs="Arial"/>
-        </w:rPr>
-        <w:t>A relevância deste estudo está diretamente relacionada ao fortalecimento da democracia e da participação cidadã. A dificuldade em acompanhar o desempenho de representantes políticos compromete a capacidade do eleitor de tomar decisões informadas, impactando negativamente a qualidade do processo eleitoral.</w:t>
+        <w:spacing w:after="30" w:afterAutospacing="0"/>
+        <w:jc w:val="both"/>
+        <w:rPr>
+          <w:rFonts w:ascii="Arial" w:hAnsi="Arial" w:cs="Arial"/>
+        </w:rPr>
+      </w:pPr>
+    </w:p>
+    <w:p>
+      <w:pPr>
+        <w:pStyle w:val="Ttulo2"/>
+        <w:spacing w:after="30" w:afterAutospacing="0"/>
+        <w:jc w:val="both"/>
+        <w:rPr>
+          <w:rFonts w:ascii="Arial" w:hAnsi="Arial" w:cs="Arial"/>
+          <w:sz w:val="24"/>
+          <w:szCs w:val="24"/>
+        </w:rPr>
+      </w:pPr>
+      <w:r>
+        <w:rPr>
+          <w:rFonts w:ascii="Arial" w:hAnsi="Arial" w:cs="Arial"/>
+          <w:sz w:val="24"/>
+          <w:szCs w:val="24"/>
+        </w:rPr>
+        <w:t>9</w:t>
+      </w:r>
+      <w:r>
+        <w:rPr>
+          <w:rFonts w:ascii="Arial" w:hAnsi="Arial" w:cs="Arial"/>
+          <w:sz w:val="24"/>
+          <w:szCs w:val="24"/>
+        </w:rPr>
+        <w:t>.</w:t>
+      </w:r>
+      <w:r>
+        <w:rPr>
+          <w:rFonts w:ascii="Arial" w:hAnsi="Arial" w:cs="Arial"/>
+          <w:sz w:val="24"/>
+          <w:szCs w:val="24"/>
+        </w:rPr>
+        <w:t xml:space="preserve"> </w:t>
+      </w:r>
+      <w:r>
+        <w:rPr>
+          <w:rFonts w:ascii="Arial" w:hAnsi="Arial" w:cs="Arial"/>
+          <w:sz w:val="24"/>
+          <w:szCs w:val="24"/>
+        </w:rPr>
+        <w:t>Protótipo</w:t>
       </w:r>
     </w:p>
     <w:p>
       <w:pPr>
         <w:pStyle w:val="NormalWeb"/>
-        <w:jc w:val="both"/>
-        <w:rPr>
-          <w:rFonts w:ascii="Arial" w:hAnsi="Arial" w:cs="Arial"/>
-        </w:rPr>
-      </w:pPr>
-      <w:r>
-        <w:rPr>
-          <w:rFonts w:ascii="Arial" w:hAnsi="Arial" w:cs="Arial"/>
-        </w:rPr>
-        <w:t>Além disso, a inexistência de ferramentas acessíveis e centralizadas contribui para a desinformação e para a perpetuação de práticas políticas pouco transparentes. Ao propor uma solução tecnológica para esse problema, este trabalho busca reduzir a distância entre governo e população, promovendo maior controle social e incentivando a responsabilidade dos agentes públicos.</w:t>
+        <w:spacing w:after="30" w:afterAutospacing="0"/>
+        <w:jc w:val="both"/>
+        <w:rPr>
+          <w:rFonts w:ascii="Arial" w:hAnsi="Arial" w:cs="Arial"/>
+        </w:rPr>
+      </w:pPr>
+      <w:r>
+        <w:rPr>
+          <w:rFonts w:ascii="Arial" w:hAnsi="Arial" w:cs="Arial"/>
+        </w:rPr>
+        <w:t xml:space="preserve">O projeto consiste em um sistema de análise de promessas políticas baseado na localização do usuário, desenvolvido como uma aplicação web utilizando o framework </w:t>
+      </w:r>
+      <w:proofErr w:type="spellStart"/>
+      <w:r>
+        <w:rPr>
+          <w:rFonts w:ascii="Arial" w:hAnsi="Arial" w:cs="Arial"/>
+        </w:rPr>
+        <w:t>Flask</w:t>
+      </w:r>
+      <w:proofErr w:type="spellEnd"/>
+      <w:r>
+        <w:rPr>
+          <w:rFonts w:ascii="Arial" w:hAnsi="Arial" w:cs="Arial"/>
+        </w:rPr>
+        <w:t xml:space="preserve">. A plataforma integra </w:t>
+      </w:r>
+      <w:proofErr w:type="spellStart"/>
+      <w:r>
+        <w:rPr>
+          <w:rFonts w:ascii="Arial" w:hAnsi="Arial" w:cs="Arial"/>
+        </w:rPr>
+        <w:t>backend</w:t>
+      </w:r>
+      <w:proofErr w:type="spellEnd"/>
+      <w:r>
+        <w:rPr>
+          <w:rFonts w:ascii="Arial" w:hAnsi="Arial" w:cs="Arial"/>
+        </w:rPr>
+        <w:t xml:space="preserve">, </w:t>
+      </w:r>
+      <w:proofErr w:type="spellStart"/>
+      <w:r>
+        <w:rPr>
+          <w:rFonts w:ascii="Arial" w:hAnsi="Arial" w:cs="Arial"/>
+        </w:rPr>
+        <w:t>frontend</w:t>
+      </w:r>
+      <w:proofErr w:type="spellEnd"/>
+      <w:r>
+        <w:rPr>
+          <w:rFonts w:ascii="Arial" w:hAnsi="Arial" w:cs="Arial"/>
+        </w:rPr>
+        <w:t xml:space="preserve"> e serviços externos para coletar, processar e apresentar informações relacionadas ao cumprimento de promessas políticas.</w:t>
       </w:r>
     </w:p>
     <w:p>
       <w:pPr>
         <w:pStyle w:val="NormalWeb"/>
+        <w:spacing w:after="30" w:afterAutospacing="0"/>
+        <w:jc w:val="both"/>
+        <w:rPr>
+          <w:rFonts w:ascii="Arial" w:hAnsi="Arial" w:cs="Arial"/>
+        </w:rPr>
+      </w:pPr>
+      <w:r>
+        <w:rPr>
+          <w:rFonts w:ascii="Arial" w:hAnsi="Arial" w:cs="Arial"/>
+        </w:rPr>
+        <w:t xml:space="preserve">O funcionamento do sistema inicia-se quando o usuário acessa a plataforma e informa um CEP. Esse dado é enviado para uma função responsável por consultar a API </w:t>
+      </w:r>
+      <w:proofErr w:type="spellStart"/>
+      <w:r>
+        <w:rPr>
+          <w:rFonts w:ascii="Arial" w:hAnsi="Arial" w:cs="Arial"/>
+        </w:rPr>
+        <w:t>ViaCEP</w:t>
+      </w:r>
+      <w:proofErr w:type="spellEnd"/>
+      <w:r>
+        <w:rPr>
+          <w:rFonts w:ascii="Arial" w:hAnsi="Arial" w:cs="Arial"/>
+        </w:rPr>
+        <w:t>, que retorna informações correspondentes à cidade e ao estado informados. Essa etapa é fundamental, pois a localização obtida será utilizada para direcionar as buscas relacionadas às promessas políticas da região selecionada.</w:t>
+      </w:r>
+    </w:p>
+    <w:p>
+      <w:pPr>
+        <w:pStyle w:val="NormalWeb"/>
+        <w:spacing w:after="30" w:afterAutospacing="0"/>
+        <w:jc w:val="both"/>
+        <w:rPr>
+          <w:rFonts w:ascii="Arial" w:hAnsi="Arial" w:cs="Arial"/>
+        </w:rPr>
+      </w:pPr>
+      <w:r>
+        <w:rPr>
+          <w:rFonts w:ascii="Arial" w:hAnsi="Arial" w:cs="Arial"/>
+        </w:rPr>
+        <w:t xml:space="preserve">Após a identificação da localização, o sistema realiza buscas automatizadas relacionadas a promessas políticas da região. Para isso, utiliza técnicas de web </w:t>
+      </w:r>
+      <w:proofErr w:type="spellStart"/>
+      <w:r>
+        <w:rPr>
+          <w:rFonts w:ascii="Arial" w:hAnsi="Arial" w:cs="Arial"/>
+        </w:rPr>
+        <w:t>scraping</w:t>
+      </w:r>
+      <w:proofErr w:type="spellEnd"/>
+      <w:r>
+        <w:rPr>
+          <w:rFonts w:ascii="Arial" w:hAnsi="Arial" w:cs="Arial"/>
+        </w:rPr>
+        <w:t xml:space="preserve"> em diferentes portais de notícias brasileiros, por meio da biblioteca </w:t>
+      </w:r>
+      <w:proofErr w:type="spellStart"/>
+      <w:r>
+        <w:rPr>
+          <w:rFonts w:ascii="Arial" w:hAnsi="Arial" w:cs="Arial"/>
+        </w:rPr>
+        <w:t>BeautifulSoup</w:t>
+      </w:r>
+      <w:proofErr w:type="spellEnd"/>
+      <w:r>
+        <w:rPr>
+          <w:rFonts w:ascii="Arial" w:hAnsi="Arial" w:cs="Arial"/>
+        </w:rPr>
+        <w:t>. O sistema percorre o conteúdo HTML das páginas para identificar títulos, links e descrições relevantes, organizando essas informações em uma lista de artigos relacionados ao tema pesquisado.</w:t>
+      </w:r>
+    </w:p>
+    <w:p>
+      <w:pPr>
+        <w:pStyle w:val="NormalWeb"/>
+        <w:spacing w:after="30" w:afterAutospacing="0"/>
+        <w:jc w:val="both"/>
+        <w:rPr>
+          <w:rFonts w:ascii="Arial" w:hAnsi="Arial" w:cs="Arial"/>
+        </w:rPr>
+      </w:pPr>
+      <w:r>
+        <w:rPr>
+          <w:rFonts w:ascii="Arial" w:hAnsi="Arial" w:cs="Arial"/>
+        </w:rPr>
+        <w:t xml:space="preserve">Além disso, foi implementado um mecanismo de </w:t>
+      </w:r>
+      <w:proofErr w:type="spellStart"/>
+      <w:r>
+        <w:rPr>
+          <w:rFonts w:ascii="Arial" w:hAnsi="Arial" w:cs="Arial"/>
+        </w:rPr>
+        <w:t>fallback</w:t>
+      </w:r>
+      <w:proofErr w:type="spellEnd"/>
+      <w:r>
+        <w:rPr>
+          <w:rFonts w:ascii="Arial" w:hAnsi="Arial" w:cs="Arial"/>
+        </w:rPr>
+        <w:t xml:space="preserve"> baseado em RSS, utilizado nos casos em que a quantidade de resultados encontrados seja insuficiente. Dessa forma, garante-se maior disponibilidade de conteúdo para análise.</w:t>
+      </w:r>
+    </w:p>
+    <w:p>
+      <w:pPr>
+        <w:pStyle w:val="NormalWeb"/>
+        <w:spacing w:after="30" w:afterAutospacing="0"/>
         <w:jc w:val="both"/>
         <w:rPr>
           <w:rFonts w:ascii="Arial" w:hAnsi="Arial" w:cs="Arial"/>
@@ -2145,620 +3097,1152 @@
           <w:rFonts w:ascii="Arial" w:hAnsi="Arial" w:cs="Arial"/>
         </w:rPr>
         <w:lastRenderedPageBreak/>
-        <w:t>Do ponto de vista acadêm</w:t>
-      </w:r>
-      <w:bookmarkStart w:id="7" w:name="_GoBack"/>
-      <w:bookmarkEnd w:id="7"/>
-      <w:r>
-        <w:rPr>
-          <w:rFonts w:ascii="Arial" w:hAnsi="Arial" w:cs="Arial"/>
-        </w:rPr>
-        <w:t>ico, o projeto também contribui para a integração entre tecnologia e ciência política, explorando o uso de sistemas digitais como instrumentos de apoio à governança e à cidadania.</w:t>
-      </w:r>
-    </w:p>
-    <w:p>
-      <w:pPr>
-        <w:pStyle w:val="Ttulo1"/>
-        <w:jc w:val="both"/>
-        <w:rPr>
-          <w:rFonts w:ascii="Arial" w:hAnsi="Arial" w:cs="Arial"/>
-          <w:b/>
-          <w:color w:val="000000" w:themeColor="text1"/>
-          <w:sz w:val="24"/>
-          <w:szCs w:val="24"/>
-        </w:rPr>
-      </w:pPr>
-      <w:bookmarkStart w:id="8" w:name="_Toc226554012"/>
-      <w:r>
-        <w:rPr>
-          <w:rFonts w:ascii="Arial" w:hAnsi="Arial" w:cs="Arial"/>
-          <w:b/>
-          <w:color w:val="000000" w:themeColor="text1"/>
-          <w:sz w:val="24"/>
-          <w:szCs w:val="24"/>
-        </w:rPr>
-        <w:t xml:space="preserve">8. </w:t>
-      </w:r>
-      <w:r>
-        <w:rPr>
-          <w:rFonts w:ascii="Arial" w:hAnsi="Arial" w:cs="Arial"/>
-          <w:b/>
-          <w:color w:val="000000" w:themeColor="text1"/>
-          <w:sz w:val="24"/>
-          <w:szCs w:val="24"/>
-        </w:rPr>
-        <w:t>Bibliografia</w:t>
-      </w:r>
-      <w:bookmarkEnd w:id="8"/>
-    </w:p>
-    <w:p>
-      <w:pPr>
-        <w:jc w:val="both"/>
-      </w:pPr>
-    </w:p>
-    <w:p>
-      <w:pPr>
-        <w:pStyle w:val="Ttulo3"/>
+        <w:t xml:space="preserve">Após a coleta dos dados, inicia-se a etapa de processamento com inteligência artificial. Os textos obtidos são enviados para a API da </w:t>
+      </w:r>
+      <w:proofErr w:type="spellStart"/>
+      <w:r>
+        <w:rPr>
+          <w:rFonts w:ascii="Arial" w:hAnsi="Arial" w:cs="Arial"/>
+        </w:rPr>
+        <w:t>Groq</w:t>
+      </w:r>
+      <w:proofErr w:type="spellEnd"/>
+      <w:r>
+        <w:rPr>
+          <w:rFonts w:ascii="Arial" w:hAnsi="Arial" w:cs="Arial"/>
+        </w:rPr>
+        <w:t xml:space="preserve"> juntamente com um </w:t>
+      </w:r>
+      <w:proofErr w:type="spellStart"/>
+      <w:r>
+        <w:rPr>
+          <w:rFonts w:ascii="Arial" w:hAnsi="Arial" w:cs="Arial"/>
+        </w:rPr>
+        <w:t>prompt</w:t>
+      </w:r>
+      <w:proofErr w:type="spellEnd"/>
+      <w:r>
+        <w:rPr>
+          <w:rFonts w:ascii="Arial" w:hAnsi="Arial" w:cs="Arial"/>
+        </w:rPr>
+        <w:t xml:space="preserve"> estruturado, responsável por orientar a inteligência artificial a identificar promessas políticas relacionadas à região pesquisada.</w:t>
+      </w:r>
+    </w:p>
+    <w:p>
+      <w:pPr>
+        <w:pStyle w:val="NormalWeb"/>
+        <w:spacing w:after="30" w:afterAutospacing="0"/>
+        <w:jc w:val="both"/>
+        <w:rPr>
+          <w:rFonts w:ascii="Arial" w:hAnsi="Arial" w:cs="Arial"/>
+        </w:rPr>
+      </w:pPr>
+      <w:r>
+        <w:rPr>
+          <w:rFonts w:ascii="Arial" w:hAnsi="Arial" w:cs="Arial"/>
+        </w:rPr>
+        <w:t>A inteligência artificial analisa os conteúdos coletados, identifica possíveis promessas realizadas por agentes políticos e classifica o status de cada uma delas em categorias como:</w:t>
+      </w:r>
+    </w:p>
+    <w:p>
+      <w:pPr>
         <w:numPr>
           <w:ilvl w:val="0"/>
-          <w:numId w:val="3"/>
+          <w:numId w:val="17"/>
         </w:numPr>
-        <w:jc w:val="both"/>
-        <w:rPr>
-          <w:rFonts w:ascii="Arial" w:hAnsi="Arial" w:cs="Arial"/>
-          <w:color w:val="000000" w:themeColor="text1"/>
-        </w:rPr>
-      </w:pPr>
-      <w:bookmarkStart w:id="9" w:name="_Toc226554013"/>
-      <w:r>
-        <w:rPr>
-          <w:rStyle w:val="whitespace-normal"/>
-          <w:rFonts w:ascii="Arial" w:hAnsi="Arial" w:cs="Arial"/>
-          <w:color w:val="000000" w:themeColor="text1"/>
-        </w:rPr>
-        <w:t xml:space="preserve">1. </w:t>
-      </w:r>
-      <w:r>
-        <w:rPr>
-          <w:rStyle w:val="whitespace-normal"/>
-          <w:rFonts w:ascii="Arial" w:hAnsi="Arial" w:cs="Arial"/>
-          <w:color w:val="000000" w:themeColor="text1"/>
-        </w:rPr>
-        <w:t>Câmara dos Deputados</w:t>
-      </w:r>
-      <w:bookmarkEnd w:id="9"/>
+        <w:spacing w:before="100" w:beforeAutospacing="1" w:after="30" w:line="240" w:lineRule="auto"/>
+        <w:jc w:val="both"/>
+        <w:rPr>
+          <w:rFonts w:ascii="Arial" w:hAnsi="Arial" w:cs="Arial"/>
+          <w:sz w:val="24"/>
+          <w:szCs w:val="24"/>
+        </w:rPr>
+      </w:pPr>
+      <w:r>
+        <w:rPr>
+          <w:rFonts w:ascii="Arial" w:hAnsi="Arial" w:cs="Arial"/>
+          <w:sz w:val="24"/>
+          <w:szCs w:val="24"/>
+        </w:rPr>
+        <w:t>cumprida;</w:t>
+      </w:r>
+    </w:p>
+    <w:p>
+      <w:pPr>
+        <w:numPr>
+          <w:ilvl w:val="0"/>
+          <w:numId w:val="17"/>
+        </w:numPr>
+        <w:spacing w:before="100" w:beforeAutospacing="1" w:after="30" w:line="240" w:lineRule="auto"/>
+        <w:jc w:val="both"/>
+        <w:rPr>
+          <w:rFonts w:ascii="Arial" w:hAnsi="Arial" w:cs="Arial"/>
+          <w:sz w:val="24"/>
+          <w:szCs w:val="24"/>
+        </w:rPr>
+      </w:pPr>
+      <w:r>
+        <w:rPr>
+          <w:rFonts w:ascii="Arial" w:hAnsi="Arial" w:cs="Arial"/>
+          <w:sz w:val="24"/>
+          <w:szCs w:val="24"/>
+        </w:rPr>
+        <w:t>parcialmente cumprida;</w:t>
+      </w:r>
+    </w:p>
+    <w:p>
+      <w:pPr>
+        <w:numPr>
+          <w:ilvl w:val="0"/>
+          <w:numId w:val="17"/>
+        </w:numPr>
+        <w:spacing w:before="100" w:beforeAutospacing="1" w:after="30" w:line="240" w:lineRule="auto"/>
+        <w:jc w:val="both"/>
+        <w:rPr>
+          <w:rFonts w:ascii="Arial" w:hAnsi="Arial" w:cs="Arial"/>
+          <w:sz w:val="24"/>
+          <w:szCs w:val="24"/>
+        </w:rPr>
+      </w:pPr>
+      <w:r>
+        <w:rPr>
+          <w:rFonts w:ascii="Arial" w:hAnsi="Arial" w:cs="Arial"/>
+          <w:sz w:val="24"/>
+          <w:szCs w:val="24"/>
+        </w:rPr>
+        <w:t>em andamento;</w:t>
+      </w:r>
+    </w:p>
+    <w:p>
+      <w:pPr>
+        <w:numPr>
+          <w:ilvl w:val="0"/>
+          <w:numId w:val="17"/>
+        </w:numPr>
+        <w:spacing w:before="100" w:beforeAutospacing="1" w:after="30" w:line="240" w:lineRule="auto"/>
+        <w:jc w:val="both"/>
+        <w:rPr>
+          <w:rFonts w:ascii="Arial" w:hAnsi="Arial" w:cs="Arial"/>
+          <w:sz w:val="24"/>
+          <w:szCs w:val="24"/>
+        </w:rPr>
+      </w:pPr>
+      <w:r>
+        <w:rPr>
+          <w:rFonts w:ascii="Arial" w:hAnsi="Arial" w:cs="Arial"/>
+          <w:sz w:val="24"/>
+          <w:szCs w:val="24"/>
+        </w:rPr>
+        <w:t>não cumprida.</w:t>
+      </w:r>
     </w:p>
     <w:p>
       <w:pPr>
         <w:pStyle w:val="NormalWeb"/>
-        <w:ind w:left="720"/>
-        <w:jc w:val="both"/>
-        <w:rPr>
-          <w:rFonts w:ascii="Arial" w:hAnsi="Arial" w:cs="Arial"/>
-          <w:color w:val="000000" w:themeColor="text1"/>
-        </w:rPr>
-      </w:pPr>
-      <w:r>
-        <w:rPr>
-          <w:rFonts w:ascii="Arial" w:hAnsi="Arial" w:cs="Arial"/>
-          <w:color w:val="000000" w:themeColor="text1"/>
+        <w:spacing w:after="30" w:afterAutospacing="0"/>
+        <w:jc w:val="both"/>
+        <w:rPr>
+          <w:rFonts w:ascii="Arial" w:hAnsi="Arial" w:cs="Arial"/>
+        </w:rPr>
+      </w:pPr>
+      <w:r>
+        <w:rPr>
+          <w:rFonts w:ascii="Arial" w:hAnsi="Arial" w:cs="Arial"/>
+        </w:rPr>
+        <w:t>Além da classificação, a IA gera justificativas fundamentadas nas notícias analisadas e organiza os resultados em formato JSON estruturado.</w:t>
+      </w:r>
+    </w:p>
+    <w:p>
+      <w:pPr>
+        <w:pStyle w:val="NormalWeb"/>
+        <w:spacing w:after="30" w:afterAutospacing="0"/>
+        <w:jc w:val="both"/>
+        <w:rPr>
+          <w:rFonts w:ascii="Arial" w:hAnsi="Arial" w:cs="Arial"/>
+        </w:rPr>
+      </w:pPr>
+      <w:r>
+        <w:rPr>
+          <w:rFonts w:ascii="Arial" w:hAnsi="Arial" w:cs="Arial"/>
+        </w:rPr>
+        <w:t xml:space="preserve">Posteriormente, os dados processados retornam ao </w:t>
+      </w:r>
+      <w:proofErr w:type="spellStart"/>
+      <w:r>
+        <w:rPr>
+          <w:rFonts w:ascii="Arial" w:hAnsi="Arial" w:cs="Arial"/>
+        </w:rPr>
+        <w:t>backend</w:t>
+      </w:r>
+      <w:proofErr w:type="spellEnd"/>
+      <w:r>
+        <w:rPr>
+          <w:rFonts w:ascii="Arial" w:hAnsi="Arial" w:cs="Arial"/>
+        </w:rPr>
+        <w:t xml:space="preserve"> da aplicação, que os encaminha ao </w:t>
+      </w:r>
+      <w:proofErr w:type="spellStart"/>
+      <w:r>
+        <w:rPr>
+          <w:rFonts w:ascii="Arial" w:hAnsi="Arial" w:cs="Arial"/>
+        </w:rPr>
+        <w:t>frontend</w:t>
+      </w:r>
+      <w:proofErr w:type="spellEnd"/>
+      <w:r>
+        <w:rPr>
+          <w:rFonts w:ascii="Arial" w:hAnsi="Arial" w:cs="Arial"/>
+        </w:rPr>
+        <w:t xml:space="preserve"> para exibição ao usuário. A interface da plataforma apresenta, de forma visual e intuitiva, informações como:</w:t>
+      </w:r>
+    </w:p>
+    <w:p>
+      <w:pPr>
+        <w:numPr>
+          <w:ilvl w:val="0"/>
+          <w:numId w:val="18"/>
+        </w:numPr>
+        <w:spacing w:before="100" w:beforeAutospacing="1" w:after="30" w:line="240" w:lineRule="auto"/>
+        <w:jc w:val="both"/>
+        <w:rPr>
+          <w:rFonts w:ascii="Arial" w:hAnsi="Arial" w:cs="Arial"/>
+          <w:sz w:val="24"/>
+          <w:szCs w:val="24"/>
+        </w:rPr>
+      </w:pPr>
+      <w:r>
+        <w:rPr>
+          <w:rFonts w:ascii="Arial" w:hAnsi="Arial" w:cs="Arial"/>
+          <w:sz w:val="24"/>
+          <w:szCs w:val="24"/>
+        </w:rPr>
+        <w:t>quantidade de promessas cumpridas;</w:t>
+      </w:r>
+    </w:p>
+    <w:p>
+      <w:pPr>
+        <w:numPr>
+          <w:ilvl w:val="0"/>
+          <w:numId w:val="18"/>
+        </w:numPr>
+        <w:spacing w:before="100" w:beforeAutospacing="1" w:after="30" w:line="240" w:lineRule="auto"/>
+        <w:jc w:val="both"/>
+        <w:rPr>
+          <w:rFonts w:ascii="Arial" w:hAnsi="Arial" w:cs="Arial"/>
+          <w:sz w:val="24"/>
+          <w:szCs w:val="24"/>
+        </w:rPr>
+      </w:pPr>
+      <w:r>
+        <w:rPr>
+          <w:rFonts w:ascii="Arial" w:hAnsi="Arial" w:cs="Arial"/>
+          <w:sz w:val="24"/>
+          <w:szCs w:val="24"/>
+        </w:rPr>
+        <w:t>quantidade de promessas não cumpridas;</w:t>
+      </w:r>
+    </w:p>
+    <w:p>
+      <w:pPr>
+        <w:numPr>
+          <w:ilvl w:val="0"/>
+          <w:numId w:val="18"/>
+        </w:numPr>
+        <w:spacing w:before="100" w:beforeAutospacing="1" w:after="30" w:line="240" w:lineRule="auto"/>
+        <w:jc w:val="both"/>
+        <w:rPr>
+          <w:rFonts w:ascii="Arial" w:hAnsi="Arial" w:cs="Arial"/>
+          <w:sz w:val="24"/>
+          <w:szCs w:val="24"/>
+        </w:rPr>
+      </w:pPr>
+      <w:r>
+        <w:rPr>
+          <w:rFonts w:ascii="Arial" w:hAnsi="Arial" w:cs="Arial"/>
+          <w:sz w:val="24"/>
+          <w:szCs w:val="24"/>
+        </w:rPr>
+        <w:t>resumo geral da situação política analisada;</w:t>
+      </w:r>
+    </w:p>
+    <w:p>
+      <w:pPr>
+        <w:numPr>
+          <w:ilvl w:val="0"/>
+          <w:numId w:val="18"/>
+        </w:numPr>
+        <w:spacing w:before="100" w:beforeAutospacing="1" w:after="30" w:line="240" w:lineRule="auto"/>
+        <w:jc w:val="both"/>
+        <w:rPr>
+          <w:rFonts w:ascii="Arial" w:hAnsi="Arial" w:cs="Arial"/>
+          <w:sz w:val="24"/>
+          <w:szCs w:val="24"/>
+        </w:rPr>
+      </w:pPr>
+      <w:r>
+        <w:rPr>
+          <w:rFonts w:ascii="Arial" w:hAnsi="Arial" w:cs="Arial"/>
+          <w:sz w:val="24"/>
+          <w:szCs w:val="24"/>
+        </w:rPr>
+        <w:t>listagem das promessas identificadas;</w:t>
+      </w:r>
+    </w:p>
+    <w:p>
+      <w:pPr>
+        <w:numPr>
+          <w:ilvl w:val="0"/>
+          <w:numId w:val="18"/>
+        </w:numPr>
+        <w:spacing w:before="100" w:beforeAutospacing="1" w:after="30" w:line="240" w:lineRule="auto"/>
+        <w:jc w:val="both"/>
+        <w:rPr>
+          <w:rFonts w:ascii="Arial" w:hAnsi="Arial" w:cs="Arial"/>
+          <w:sz w:val="24"/>
+          <w:szCs w:val="24"/>
+        </w:rPr>
+      </w:pPr>
+      <w:r>
+        <w:rPr>
+          <w:rFonts w:ascii="Arial" w:hAnsi="Arial" w:cs="Arial"/>
+          <w:sz w:val="24"/>
+          <w:szCs w:val="24"/>
+        </w:rPr>
+        <w:t>justificativas relacionadas a cada promessa;</w:t>
+      </w:r>
+    </w:p>
+    <w:p>
+      <w:pPr>
+        <w:numPr>
+          <w:ilvl w:val="0"/>
+          <w:numId w:val="18"/>
+        </w:numPr>
+        <w:spacing w:before="100" w:beforeAutospacing="1" w:after="30" w:line="240" w:lineRule="auto"/>
+        <w:jc w:val="both"/>
+        <w:rPr>
+          <w:rFonts w:ascii="Arial" w:hAnsi="Arial" w:cs="Arial"/>
+          <w:sz w:val="24"/>
+          <w:szCs w:val="24"/>
+        </w:rPr>
+      </w:pPr>
+      <w:r>
+        <w:rPr>
+          <w:rFonts w:ascii="Arial" w:hAnsi="Arial" w:cs="Arial"/>
+          <w:sz w:val="24"/>
+          <w:szCs w:val="24"/>
+        </w:rPr>
+        <w:t>links das fontes utilizadas na análise.</w:t>
+      </w:r>
+    </w:p>
+    <w:p>
+      <w:pPr>
+        <w:pStyle w:val="NormalWeb"/>
+        <w:spacing w:after="30" w:afterAutospacing="0"/>
+        <w:jc w:val="both"/>
+        <w:rPr>
+          <w:rFonts w:ascii="Arial" w:hAnsi="Arial" w:cs="Arial"/>
+        </w:rPr>
+      </w:pPr>
+      <w:r>
+        <w:rPr>
+          <w:rFonts w:ascii="Arial" w:hAnsi="Arial" w:cs="Arial"/>
+        </w:rPr>
+        <w:t>O sistema também oferece funcionalidades adicionais, permitindo pesquisas por político específico e por temas determinados, como saúde, educação e segurança pública. Nesses casos, o mecanismo de busca é adaptado conforme o nome do político e o tema selecionado, mantendo o mesmo fluxo interno de coleta de dados, análise por inteligência artificial e apresentação dos resultados.</w:t>
+      </w:r>
+    </w:p>
+    <w:p>
+      <w:pPr>
+        <w:spacing w:after="30"/>
+        <w:jc w:val="both"/>
+        <w:rPr>
+          <w:rFonts w:ascii="Arial" w:hAnsi="Arial" w:cs="Arial"/>
+          <w:sz w:val="24"/>
+          <w:szCs w:val="24"/>
+        </w:rPr>
+      </w:pPr>
+    </w:p>
+    <w:p>
+      <w:pPr>
+        <w:pStyle w:val="NormalWeb"/>
+        <w:spacing w:after="0" w:afterAutospacing="0"/>
+        <w:jc w:val="both"/>
+        <w:rPr>
+          <w:rFonts w:ascii="Arial" w:hAnsi="Arial" w:cs="Arial"/>
+          <w:b/>
+        </w:rPr>
+      </w:pPr>
+      <w:r>
+        <w:rPr>
+          <w:rFonts w:ascii="Arial" w:hAnsi="Arial" w:cs="Arial"/>
+          <w:b/>
+        </w:rPr>
+        <w:t>Tela Inicial</w:t>
+      </w:r>
+    </w:p>
+    <w:p>
+      <w:pPr>
+        <w:pStyle w:val="NormalWeb"/>
+        <w:spacing w:after="0" w:afterAutospacing="0"/>
+        <w:jc w:val="both"/>
+        <w:rPr>
+          <w:rFonts w:ascii="Arial" w:hAnsi="Arial" w:cs="Arial"/>
+          <w:b/>
+        </w:rPr>
+      </w:pPr>
+      <w:r>
+        <w:rPr>
+          <w:rFonts w:ascii="Arial" w:hAnsi="Arial" w:cs="Arial"/>
+          <w:b/>
+          <w:noProof/>
+        </w:rPr>
+        <w:lastRenderedPageBreak/>
+        <w:drawing>
+          <wp:inline distT="0" distB="0" distL="0" distR="0" wp14:anchorId="666A1B6F" wp14:editId="0FAB67A4">
+            <wp:extent cx="5400040" cy="4932045"/>
+            <wp:effectExtent l="0" t="0" r="0" b="1905"/>
+            <wp:docPr id="1" name="Imagem 1"/>
+            <wp:cNvGraphicFramePr>
+              <a:graphicFrameLocks xmlns:a="http://schemas.openxmlformats.org/drawingml/2006/main" noChangeAspect="1"/>
+            </wp:cNvGraphicFramePr>
+            <a:graphic xmlns:a="http://schemas.openxmlformats.org/drawingml/2006/main">
+              <a:graphicData uri="http://schemas.openxmlformats.org/drawingml/2006/picture">
+                <pic:pic xmlns:pic="http://schemas.openxmlformats.org/drawingml/2006/picture">
+                  <pic:nvPicPr>
+                    <pic:cNvPr id="1" name=""/>
+                    <pic:cNvPicPr/>
+                  </pic:nvPicPr>
+                  <pic:blipFill>
+                    <a:blip r:embed="rId9"/>
+                    <a:stretch>
+                      <a:fillRect/>
+                    </a:stretch>
+                  </pic:blipFill>
+                  <pic:spPr>
+                    <a:xfrm>
+                      <a:off x="0" y="0"/>
+                      <a:ext cx="5400040" cy="4932045"/>
+                    </a:xfrm>
+                    <a:prstGeom prst="rect">
+                      <a:avLst/>
+                    </a:prstGeom>
+                  </pic:spPr>
+                </pic:pic>
+              </a:graphicData>
+            </a:graphic>
+          </wp:inline>
+        </w:drawing>
+      </w:r>
+    </w:p>
+    <w:p>
+      <w:pPr>
+        <w:spacing w:after="0"/>
+      </w:pPr>
+    </w:p>
+    <w:p>
+      <w:pPr>
+        <w:spacing w:after="0"/>
+        <w:rPr>
+          <w:rFonts w:ascii="Arial" w:hAnsi="Arial" w:cs="Arial"/>
+          <w:b/>
+          <w:sz w:val="24"/>
+          <w:szCs w:val="24"/>
+        </w:rPr>
+      </w:pPr>
+      <w:r>
+        <w:rPr>
+          <w:rFonts w:ascii="Arial" w:hAnsi="Arial" w:cs="Arial"/>
+          <w:b/>
+          <w:sz w:val="24"/>
+          <w:szCs w:val="24"/>
+        </w:rPr>
+        <w:t>Busca por CEP</w:t>
+      </w:r>
+    </w:p>
+    <w:p>
+      <w:pPr>
+        <w:spacing w:after="0"/>
+        <w:rPr>
+          <w:rFonts w:ascii="Arial" w:hAnsi="Arial" w:cs="Arial"/>
+          <w:b/>
+          <w:sz w:val="24"/>
+          <w:szCs w:val="24"/>
+        </w:rPr>
+      </w:pPr>
+      <w:r>
+        <w:rPr>
+          <w:rFonts w:ascii="Arial" w:hAnsi="Arial" w:cs="Arial"/>
+          <w:b/>
+          <w:noProof/>
+          <w:sz w:val="24"/>
+          <w:szCs w:val="24"/>
+        </w:rPr>
+        <w:drawing>
+          <wp:inline distT="0" distB="0" distL="0" distR="0" wp14:anchorId="3DB3AAC9" wp14:editId="30ABC14E">
+            <wp:extent cx="5400040" cy="1068070"/>
+            <wp:effectExtent l="0" t="0" r="0" b="0"/>
+            <wp:docPr id="2" name="Imagem 2"/>
+            <wp:cNvGraphicFramePr>
+              <a:graphicFrameLocks xmlns:a="http://schemas.openxmlformats.org/drawingml/2006/main" noChangeAspect="1"/>
+            </wp:cNvGraphicFramePr>
+            <a:graphic xmlns:a="http://schemas.openxmlformats.org/drawingml/2006/main">
+              <a:graphicData uri="http://schemas.openxmlformats.org/drawingml/2006/picture">
+                <pic:pic xmlns:pic="http://schemas.openxmlformats.org/drawingml/2006/picture">
+                  <pic:nvPicPr>
+                    <pic:cNvPr id="1" name=""/>
+                    <pic:cNvPicPr/>
+                  </pic:nvPicPr>
+                  <pic:blipFill>
+                    <a:blip r:embed="rId10"/>
+                    <a:stretch>
+                      <a:fillRect/>
+                    </a:stretch>
+                  </pic:blipFill>
+                  <pic:spPr>
+                    <a:xfrm>
+                      <a:off x="0" y="0"/>
+                      <a:ext cx="5400040" cy="1068070"/>
+                    </a:xfrm>
+                    <a:prstGeom prst="rect">
+                      <a:avLst/>
+                    </a:prstGeom>
+                  </pic:spPr>
+                </pic:pic>
+              </a:graphicData>
+            </a:graphic>
+          </wp:inline>
+        </w:drawing>
+      </w:r>
+    </w:p>
+    <w:p>
+      <w:pPr>
+        <w:spacing w:after="0"/>
+        <w:rPr>
+          <w:rFonts w:ascii="Arial" w:hAnsi="Arial" w:cs="Arial"/>
+          <w:b/>
+          <w:sz w:val="24"/>
+          <w:szCs w:val="24"/>
+        </w:rPr>
+      </w:pPr>
+      <w:r>
+        <w:rPr>
+          <w:rFonts w:ascii="Arial" w:hAnsi="Arial" w:cs="Arial"/>
+          <w:b/>
+          <w:sz w:val="24"/>
+          <w:szCs w:val="24"/>
+        </w:rPr>
+        <w:br/>
+        <w:t>Escolha dos políticos</w:t>
+      </w:r>
+    </w:p>
+    <w:p>
+      <w:pPr>
+        <w:spacing w:after="0"/>
+        <w:rPr>
+          <w:rFonts w:ascii="Arial" w:hAnsi="Arial" w:cs="Arial"/>
+          <w:b/>
+          <w:sz w:val="24"/>
+          <w:szCs w:val="24"/>
+        </w:rPr>
+      </w:pPr>
+      <w:r>
+        <w:rPr>
+          <w:rFonts w:ascii="Arial" w:hAnsi="Arial" w:cs="Arial"/>
+          <w:b/>
+          <w:noProof/>
+          <w:sz w:val="24"/>
+          <w:szCs w:val="24"/>
+        </w:rPr>
+        <w:lastRenderedPageBreak/>
+        <w:drawing>
+          <wp:inline distT="0" distB="0" distL="0" distR="0" wp14:anchorId="48239079" wp14:editId="176A4235">
+            <wp:extent cx="5400040" cy="2755265"/>
+            <wp:effectExtent l="0" t="0" r="0" b="6985"/>
+            <wp:docPr id="3" name="Imagem 3"/>
+            <wp:cNvGraphicFramePr>
+              <a:graphicFrameLocks xmlns:a="http://schemas.openxmlformats.org/drawingml/2006/main" noChangeAspect="1"/>
+            </wp:cNvGraphicFramePr>
+            <a:graphic xmlns:a="http://schemas.openxmlformats.org/drawingml/2006/main">
+              <a:graphicData uri="http://schemas.openxmlformats.org/drawingml/2006/picture">
+                <pic:pic xmlns:pic="http://schemas.openxmlformats.org/drawingml/2006/picture">
+                  <pic:nvPicPr>
+                    <pic:cNvPr id="1" name=""/>
+                    <pic:cNvPicPr/>
+                  </pic:nvPicPr>
+                  <pic:blipFill>
+                    <a:blip r:embed="rId11"/>
+                    <a:stretch>
+                      <a:fillRect/>
+                    </a:stretch>
+                  </pic:blipFill>
+                  <pic:spPr>
+                    <a:xfrm>
+                      <a:off x="0" y="0"/>
+                      <a:ext cx="5400040" cy="2755265"/>
+                    </a:xfrm>
+                    <a:prstGeom prst="rect">
+                      <a:avLst/>
+                    </a:prstGeom>
+                  </pic:spPr>
+                </pic:pic>
+              </a:graphicData>
+            </a:graphic>
+          </wp:inline>
+        </w:drawing>
+      </w:r>
+    </w:p>
+    <w:p>
+      <w:pPr>
+        <w:spacing w:after="0"/>
+        <w:rPr>
+          <w:rFonts w:ascii="Arial" w:hAnsi="Arial" w:cs="Arial"/>
+          <w:b/>
+          <w:sz w:val="24"/>
+          <w:szCs w:val="24"/>
+        </w:rPr>
+      </w:pPr>
+      <w:r>
+        <w:rPr>
+          <w:rFonts w:ascii="Arial" w:hAnsi="Arial" w:cs="Arial"/>
+          <w:b/>
+          <w:sz w:val="24"/>
+          <w:szCs w:val="24"/>
+        </w:rPr>
+        <w:t>Resultado do tema escolhido</w:t>
+      </w:r>
+    </w:p>
+    <w:p>
+      <w:pPr>
+        <w:spacing w:after="0"/>
+        <w:rPr>
+          <w:rFonts w:ascii="Arial" w:hAnsi="Arial" w:cs="Arial"/>
+          <w:b/>
+          <w:sz w:val="24"/>
+          <w:szCs w:val="24"/>
+        </w:rPr>
+      </w:pPr>
+    </w:p>
+    <w:p>
+      <w:pPr>
+        <w:spacing w:after="0"/>
+        <w:rPr>
+          <w:rFonts w:ascii="Arial" w:hAnsi="Arial" w:cs="Arial"/>
+          <w:b/>
+          <w:sz w:val="24"/>
+          <w:szCs w:val="24"/>
+        </w:rPr>
+      </w:pPr>
+      <w:r>
+        <w:rPr>
+          <w:rFonts w:ascii="Arial" w:hAnsi="Arial" w:cs="Arial"/>
+          <w:b/>
+          <w:noProof/>
+          <w:sz w:val="24"/>
+          <w:szCs w:val="24"/>
+        </w:rPr>
+        <w:drawing>
+          <wp:inline distT="0" distB="0" distL="0" distR="0" wp14:anchorId="627AB355" wp14:editId="183EBA0B">
+            <wp:extent cx="5400040" cy="3945255"/>
+            <wp:effectExtent l="0" t="0" r="0" b="0"/>
+            <wp:docPr id="4" name="Imagem 4"/>
+            <wp:cNvGraphicFramePr>
+              <a:graphicFrameLocks xmlns:a="http://schemas.openxmlformats.org/drawingml/2006/main" noChangeAspect="1"/>
+            </wp:cNvGraphicFramePr>
+            <a:graphic xmlns:a="http://schemas.openxmlformats.org/drawingml/2006/main">
+              <a:graphicData uri="http://schemas.openxmlformats.org/drawingml/2006/picture">
+                <pic:pic xmlns:pic="http://schemas.openxmlformats.org/drawingml/2006/picture">
+                  <pic:nvPicPr>
+                    <pic:cNvPr id="1" name=""/>
+                    <pic:cNvPicPr/>
+                  </pic:nvPicPr>
+                  <pic:blipFill>
+                    <a:blip r:embed="rId12"/>
+                    <a:stretch>
+                      <a:fillRect/>
+                    </a:stretch>
+                  </pic:blipFill>
+                  <pic:spPr>
+                    <a:xfrm>
+                      <a:off x="0" y="0"/>
+                      <a:ext cx="5400040" cy="3945255"/>
+                    </a:xfrm>
+                    <a:prstGeom prst="rect">
+                      <a:avLst/>
+                    </a:prstGeom>
+                  </pic:spPr>
+                </pic:pic>
+              </a:graphicData>
+            </a:graphic>
+          </wp:inline>
+        </w:drawing>
+      </w:r>
+    </w:p>
+    <w:p>
+      <w:pPr>
+        <w:spacing w:after="30"/>
+        <w:jc w:val="both"/>
+        <w:rPr>
+          <w:rFonts w:ascii="Arial" w:hAnsi="Arial" w:cs="Arial"/>
+          <w:sz w:val="24"/>
+          <w:szCs w:val="24"/>
+        </w:rPr>
+      </w:pPr>
+    </w:p>
+    <w:p>
+      <w:pPr>
+        <w:pStyle w:val="Ttulo2"/>
+        <w:spacing w:after="30" w:afterAutospacing="0"/>
+        <w:jc w:val="both"/>
+        <w:rPr>
+          <w:rFonts w:ascii="Arial" w:hAnsi="Arial" w:cs="Arial"/>
+          <w:sz w:val="24"/>
+          <w:szCs w:val="24"/>
+        </w:rPr>
+      </w:pPr>
+      <w:r>
+        <w:rPr>
+          <w:rFonts w:ascii="Arial" w:hAnsi="Arial" w:cs="Arial"/>
+          <w:sz w:val="24"/>
+          <w:szCs w:val="24"/>
+        </w:rPr>
+        <w:t>10</w:t>
+      </w:r>
+      <w:r>
+        <w:rPr>
+          <w:rFonts w:ascii="Arial" w:hAnsi="Arial" w:cs="Arial"/>
+          <w:sz w:val="24"/>
+          <w:szCs w:val="24"/>
+        </w:rPr>
+        <w:t>. Bibliografia</w:t>
+      </w:r>
+    </w:p>
+    <w:p>
+      <w:pPr>
+        <w:spacing w:after="30"/>
+        <w:rPr>
+          <w:rFonts w:ascii="Arial" w:hAnsi="Arial" w:cs="Arial"/>
+          <w:b/>
+          <w:sz w:val="24"/>
+          <w:szCs w:val="24"/>
+        </w:rPr>
+      </w:pPr>
+      <w:r>
+        <w:rPr>
+          <w:rFonts w:ascii="Arial" w:hAnsi="Arial" w:cs="Arial"/>
+          <w:b/>
+          <w:sz w:val="24"/>
+          <w:szCs w:val="24"/>
+        </w:rPr>
+        <w:t>1. Câmara dos Deputados</w:t>
+      </w:r>
+    </w:p>
+    <w:p>
+      <w:pPr>
+        <w:pStyle w:val="NormalWeb"/>
+        <w:spacing w:after="30" w:afterAutospacing="0"/>
+        <w:jc w:val="both"/>
+        <w:rPr>
+          <w:rFonts w:ascii="Arial" w:hAnsi="Arial" w:cs="Arial"/>
+        </w:rPr>
+      </w:pPr>
+      <w:r>
+        <w:rPr>
+          <w:rFonts w:ascii="Arial" w:hAnsi="Arial" w:cs="Arial"/>
         </w:rPr>
         <w:t xml:space="preserve">CÂMARA DOS DEPUTADOS. </w:t>
       </w:r>
       <w:r>
         <w:rPr>
-          <w:rStyle w:val="Forte"/>
-          <w:rFonts w:ascii="Arial" w:hAnsi="Arial" w:cs="Arial"/>
-          <w:color w:val="000000" w:themeColor="text1"/>
+          <w:rStyle w:val="nfase"/>
+          <w:rFonts w:ascii="Arial" w:hAnsi="Arial" w:cs="Arial"/>
         </w:rPr>
         <w:t>Para eleitor brasileiro, a maioria dos políticos eleitos não cumpre promessas de campanha</w:t>
       </w:r>
       <w:r>
         <w:rPr>
           <w:rFonts w:ascii="Arial" w:hAnsi="Arial" w:cs="Arial"/>
-          <w:color w:val="000000" w:themeColor="text1"/>
         </w:rPr>
         <w:t>. Disponível em:</w:t>
       </w:r>
       <w:r>
         <w:rPr>
           <w:rFonts w:ascii="Arial" w:hAnsi="Arial" w:cs="Arial"/>
-          <w:color w:val="000000" w:themeColor="text1"/>
         </w:rPr>
         <w:br/>
       </w:r>
-      <w:hyperlink r:id="rId9" w:tgtFrame="_new" w:history="1">
+      <w:hyperlink r:id="rId13" w:history="1">
         <w:r>
           <w:rPr>
             <w:rStyle w:val="Hyperlink"/>
             <w:rFonts w:ascii="Arial" w:hAnsi="Arial" w:cs="Arial"/>
-            <w:color w:val="000000" w:themeColor="text1"/>
           </w:rPr>
-          <w:t>https://www.camara.leg.br/tv/191119-para-eleitor-brasileiro-a-maioria-dos-politicos-eleitos-nao-cumpre-promessas-de-campanha/</w:t>
+          <w:t>https://www.camara.leg.br/tv/191119-para-eleitor-brasileiro-a-maioria-dos-politicos-eleitos-nao-cumpre-prome</w:t>
         </w:r>
-      </w:hyperlink>
-      <w:r>
-        <w:rPr>
-          <w:rFonts w:ascii="Arial" w:hAnsi="Arial" w:cs="Arial"/>
-          <w:color w:val="000000" w:themeColor="text1"/>
-        </w:rPr>
-        <w:t>.</w:t>
-      </w:r>
-      <w:r>
-        <w:rPr>
-          <w:rFonts w:ascii="Arial" w:hAnsi="Arial" w:cs="Arial"/>
-          <w:color w:val="000000" w:themeColor="text1"/>
-        </w:rPr>
-        <w:br/>
-      </w:r>
-    </w:p>
-    <w:p>
-      <w:pPr>
-        <w:jc w:val="both"/>
-        <w:rPr>
-          <w:rFonts w:ascii="Arial" w:hAnsi="Arial" w:cs="Arial"/>
-          <w:color w:val="000000" w:themeColor="text1"/>
-        </w:rPr>
-      </w:pPr>
-    </w:p>
-    <w:p>
-      <w:pPr>
-        <w:pStyle w:val="Ttulo3"/>
-        <w:numPr>
-          <w:ilvl w:val="0"/>
-          <w:numId w:val="3"/>
-        </w:numPr>
-        <w:jc w:val="both"/>
-        <w:rPr>
-          <w:rFonts w:ascii="Arial" w:hAnsi="Arial" w:cs="Arial"/>
-          <w:color w:val="000000" w:themeColor="text1"/>
-        </w:rPr>
-      </w:pPr>
-      <w:r>
-        <w:rPr>
-          <w:rFonts w:ascii="Arial" w:hAnsi="Arial" w:cs="Arial"/>
-          <w:color w:val="000000" w:themeColor="text1"/>
-        </w:rPr>
-        <w:t xml:space="preserve"> </w:t>
-      </w:r>
-      <w:bookmarkStart w:id="10" w:name="_Toc226554014"/>
-      <w:r>
-        <w:rPr>
-          <w:rFonts w:ascii="Arial" w:hAnsi="Arial" w:cs="Arial"/>
-          <w:color w:val="000000" w:themeColor="text1"/>
-        </w:rPr>
-        <w:t xml:space="preserve">2. </w:t>
-      </w:r>
-      <w:r>
-        <w:rPr>
-          <w:rStyle w:val="whitespace-normal"/>
-          <w:rFonts w:ascii="Arial" w:hAnsi="Arial" w:cs="Arial"/>
-          <w:color w:val="000000" w:themeColor="text1"/>
-        </w:rPr>
-        <w:t>Agência Brasil</w:t>
-      </w:r>
-      <w:bookmarkEnd w:id="10"/>
-    </w:p>
-    <w:p>
-      <w:pPr>
-        <w:pStyle w:val="NormalWeb"/>
-        <w:ind w:left="720"/>
-        <w:jc w:val="both"/>
-        <w:rPr>
-          <w:rFonts w:ascii="Arial" w:hAnsi="Arial" w:cs="Arial"/>
-          <w:color w:val="000000" w:themeColor="text1"/>
-        </w:rPr>
-      </w:pPr>
-      <w:r>
-        <w:rPr>
-          <w:rFonts w:ascii="Arial" w:hAnsi="Arial" w:cs="Arial"/>
-          <w:color w:val="000000" w:themeColor="text1"/>
-        </w:rPr>
-        <w:t xml:space="preserve">AGÊNCIA BRASIL. </w:t>
-      </w:r>
-      <w:r>
-        <w:rPr>
-          <w:rStyle w:val="Forte"/>
-          <w:rFonts w:ascii="Arial" w:hAnsi="Arial" w:cs="Arial"/>
-          <w:color w:val="000000" w:themeColor="text1"/>
-        </w:rPr>
-        <w:t>Eleitor tem de ficar atento a promessas de candidatos, dizem especialistas</w:t>
-      </w:r>
-      <w:r>
-        <w:rPr>
-          <w:rFonts w:ascii="Arial" w:hAnsi="Arial" w:cs="Arial"/>
-          <w:color w:val="000000" w:themeColor="text1"/>
-        </w:rPr>
-        <w:t>. Disponível em:</w:t>
-      </w:r>
-      <w:r>
-        <w:rPr>
-          <w:rFonts w:ascii="Arial" w:hAnsi="Arial" w:cs="Arial"/>
-          <w:color w:val="000000" w:themeColor="text1"/>
-        </w:rPr>
-        <w:br/>
-      </w:r>
-      <w:hyperlink r:id="rId10" w:tgtFrame="_new" w:history="1">
+        <w:bookmarkStart w:id="7" w:name="_GoBack"/>
+        <w:bookmarkEnd w:id="7"/>
         <w:r>
           <w:rPr>
             <w:rStyle w:val="Hyperlink"/>
             <w:rFonts w:ascii="Arial" w:hAnsi="Arial" w:cs="Arial"/>
-            <w:color w:val="000000" w:themeColor="text1"/>
+          </w:rPr>
+          <w:t>ssas-de-campanha/</w:t>
+        </w:r>
+      </w:hyperlink>
+    </w:p>
+    <w:p>
+      <w:pPr>
+        <w:pStyle w:val="NormalWeb"/>
+        <w:spacing w:after="30" w:afterAutospacing="0"/>
+        <w:jc w:val="both"/>
+        <w:rPr>
+          <w:rFonts w:ascii="Arial" w:hAnsi="Arial" w:cs="Arial"/>
+        </w:rPr>
+      </w:pPr>
+    </w:p>
+    <w:p>
+      <w:pPr>
+        <w:spacing w:after="30"/>
+        <w:rPr>
+          <w:rFonts w:ascii="Arial" w:hAnsi="Arial" w:cs="Arial"/>
+          <w:b/>
+          <w:sz w:val="24"/>
+          <w:szCs w:val="24"/>
+        </w:rPr>
+      </w:pPr>
+      <w:r>
+        <w:rPr>
+          <w:rFonts w:ascii="Arial" w:hAnsi="Arial" w:cs="Arial"/>
+          <w:b/>
+          <w:sz w:val="24"/>
+          <w:szCs w:val="24"/>
+        </w:rPr>
+        <w:t>2. Agência Brasil</w:t>
+      </w:r>
+    </w:p>
+    <w:p>
+      <w:pPr>
+        <w:pStyle w:val="NormalWeb"/>
+        <w:spacing w:after="30" w:afterAutospacing="0"/>
+        <w:jc w:val="both"/>
+        <w:rPr>
+          <w:rFonts w:ascii="Arial" w:hAnsi="Arial" w:cs="Arial"/>
+        </w:rPr>
+      </w:pPr>
+      <w:r>
+        <w:rPr>
+          <w:rFonts w:ascii="Arial" w:hAnsi="Arial" w:cs="Arial"/>
+        </w:rPr>
+        <w:t xml:space="preserve">AGÊNCIA BRASIL. </w:t>
+      </w:r>
+      <w:r>
+        <w:rPr>
+          <w:rStyle w:val="nfase"/>
+          <w:rFonts w:ascii="Arial" w:hAnsi="Arial" w:cs="Arial"/>
+        </w:rPr>
+        <w:t>Eleitor tem de ficar atento a promessas de candidatos, dizem especialistas</w:t>
+      </w:r>
+      <w:r>
+        <w:rPr>
+          <w:rFonts w:ascii="Arial" w:hAnsi="Arial" w:cs="Arial"/>
+        </w:rPr>
+        <w:t>.</w:t>
+      </w:r>
+      <w:r>
+        <w:rPr>
+          <w:rFonts w:ascii="Arial" w:hAnsi="Arial" w:cs="Arial"/>
+        </w:rPr>
+        <w:t xml:space="preserve"> </w:t>
+      </w:r>
+      <w:r>
+        <w:rPr>
+          <w:rFonts w:ascii="Arial" w:hAnsi="Arial" w:cs="Arial"/>
+        </w:rPr>
+        <w:t>Disponível em:</w:t>
+      </w:r>
+      <w:r>
+        <w:rPr>
+          <w:rFonts w:ascii="Arial" w:hAnsi="Arial" w:cs="Arial"/>
+        </w:rPr>
+        <w:br/>
+      </w:r>
+      <w:hyperlink r:id="rId14" w:history="1">
+        <w:r>
+          <w:rPr>
+            <w:rStyle w:val="Hyperlink"/>
+            <w:rFonts w:ascii="Arial" w:hAnsi="Arial" w:cs="Arial"/>
           </w:rPr>
           <w:t>https://agenciabrasil.ebc.com.br/politica/noticia/2014-09/eleitor-tem-de-ficar-atento-promessas-de-candidatos-dizem-especialistas</w:t>
         </w:r>
       </w:hyperlink>
-      <w:r>
-        <w:rPr>
-          <w:rFonts w:ascii="Arial" w:hAnsi="Arial" w:cs="Arial"/>
-          <w:color w:val="000000" w:themeColor="text1"/>
-        </w:rPr>
-        <w:t>.</w:t>
-      </w:r>
-      <w:r>
-        <w:rPr>
-          <w:rFonts w:ascii="Arial" w:hAnsi="Arial" w:cs="Arial"/>
-          <w:color w:val="000000" w:themeColor="text1"/>
+    </w:p>
+    <w:p>
+      <w:pPr>
+        <w:pStyle w:val="NormalWeb"/>
+        <w:spacing w:after="30" w:afterAutospacing="0"/>
+        <w:jc w:val="both"/>
+        <w:rPr>
+          <w:rFonts w:ascii="Arial" w:hAnsi="Arial" w:cs="Arial"/>
+        </w:rPr>
+      </w:pPr>
+    </w:p>
+    <w:p>
+      <w:pPr>
+        <w:spacing w:after="30"/>
+        <w:rPr>
+          <w:rFonts w:ascii="Arial" w:hAnsi="Arial" w:cs="Arial"/>
+          <w:b/>
+          <w:sz w:val="24"/>
+          <w:szCs w:val="24"/>
+        </w:rPr>
+      </w:pPr>
+      <w:r>
+        <w:rPr>
+          <w:rFonts w:ascii="Arial" w:hAnsi="Arial" w:cs="Arial"/>
+          <w:b/>
+          <w:sz w:val="24"/>
+          <w:szCs w:val="24"/>
+        </w:rPr>
+        <w:t>3. JOTA</w:t>
+      </w:r>
+    </w:p>
+    <w:p>
+      <w:pPr>
+        <w:pStyle w:val="NormalWeb"/>
+        <w:spacing w:after="30" w:afterAutospacing="0"/>
+        <w:jc w:val="both"/>
+        <w:rPr>
+          <w:rFonts w:ascii="Arial" w:hAnsi="Arial" w:cs="Arial"/>
+        </w:rPr>
+      </w:pPr>
+      <w:r>
+        <w:rPr>
+          <w:rFonts w:ascii="Arial" w:hAnsi="Arial" w:cs="Arial"/>
+        </w:rPr>
+        <w:t xml:space="preserve">JOTA. </w:t>
+      </w:r>
+      <w:r>
+        <w:rPr>
+          <w:rStyle w:val="nfase"/>
+          <w:rFonts w:ascii="Arial" w:hAnsi="Arial" w:cs="Arial"/>
+        </w:rPr>
+        <w:t>Cumprimento de promessas: avaliar políticos é preciso</w:t>
+      </w:r>
+      <w:r>
+        <w:rPr>
+          <w:rFonts w:ascii="Arial" w:hAnsi="Arial" w:cs="Arial"/>
+        </w:rPr>
+        <w:t>. Disponível em:</w:t>
+      </w:r>
+      <w:r>
+        <w:rPr>
+          <w:rFonts w:ascii="Arial" w:hAnsi="Arial" w:cs="Arial"/>
         </w:rPr>
         <w:br/>
       </w:r>
-    </w:p>
-    <w:p>
-      <w:pPr>
-        <w:jc w:val="both"/>
-        <w:rPr>
-          <w:rFonts w:ascii="Arial" w:hAnsi="Arial" w:cs="Arial"/>
-          <w:color w:val="000000" w:themeColor="text1"/>
-        </w:rPr>
-      </w:pPr>
-    </w:p>
-    <w:p>
-      <w:pPr>
-        <w:pStyle w:val="Ttulo3"/>
-        <w:numPr>
-          <w:ilvl w:val="0"/>
-          <w:numId w:val="3"/>
-        </w:numPr>
-        <w:jc w:val="both"/>
-        <w:rPr>
-          <w:rFonts w:ascii="Arial" w:hAnsi="Arial" w:cs="Arial"/>
-          <w:color w:val="000000" w:themeColor="text1"/>
-        </w:rPr>
-      </w:pPr>
-      <w:r>
-        <w:rPr>
-          <w:rFonts w:ascii="Arial" w:hAnsi="Arial" w:cs="Arial"/>
-          <w:color w:val="000000" w:themeColor="text1"/>
-        </w:rPr>
-        <w:t xml:space="preserve"> </w:t>
-      </w:r>
-      <w:bookmarkStart w:id="11" w:name="_Toc226554015"/>
-      <w:r>
-        <w:rPr>
-          <w:rFonts w:ascii="Arial" w:hAnsi="Arial" w:cs="Arial"/>
-          <w:color w:val="000000" w:themeColor="text1"/>
-        </w:rPr>
-        <w:t xml:space="preserve">3. </w:t>
-      </w:r>
-      <w:r>
-        <w:rPr>
-          <w:rStyle w:val="whitespace-normal"/>
-          <w:rFonts w:ascii="Arial" w:hAnsi="Arial" w:cs="Arial"/>
-          <w:color w:val="000000" w:themeColor="text1"/>
-        </w:rPr>
-        <w:t>JOTA</w:t>
-      </w:r>
-      <w:bookmarkEnd w:id="11"/>
-    </w:p>
-    <w:p>
-      <w:pPr>
-        <w:pStyle w:val="NormalWeb"/>
-        <w:ind w:left="720"/>
-        <w:jc w:val="both"/>
-        <w:rPr>
-          <w:rFonts w:ascii="Arial" w:hAnsi="Arial" w:cs="Arial"/>
-          <w:color w:val="000000" w:themeColor="text1"/>
-        </w:rPr>
-      </w:pPr>
-      <w:r>
-        <w:rPr>
-          <w:rFonts w:ascii="Arial" w:hAnsi="Arial" w:cs="Arial"/>
-          <w:color w:val="000000" w:themeColor="text1"/>
-        </w:rPr>
-        <w:t xml:space="preserve">JOTA. </w:t>
-      </w:r>
-      <w:r>
-        <w:rPr>
-          <w:rStyle w:val="Forte"/>
-          <w:rFonts w:ascii="Arial" w:hAnsi="Arial" w:cs="Arial"/>
-          <w:color w:val="000000" w:themeColor="text1"/>
-        </w:rPr>
-        <w:t>Cumprimento de promessas: avaliar políticos é preciso</w:t>
-      </w:r>
-      <w:r>
-        <w:rPr>
-          <w:rFonts w:ascii="Arial" w:hAnsi="Arial" w:cs="Arial"/>
-          <w:color w:val="000000" w:themeColor="text1"/>
-        </w:rPr>
-        <w:t>. Disponível em:</w:t>
-      </w:r>
-      <w:r>
-        <w:rPr>
-          <w:rFonts w:ascii="Arial" w:hAnsi="Arial" w:cs="Arial"/>
-          <w:color w:val="000000" w:themeColor="text1"/>
-        </w:rPr>
-        <w:br/>
-      </w:r>
-      <w:hyperlink r:id="rId11" w:tgtFrame="_new" w:history="1">
+      <w:hyperlink r:id="rId15" w:history="1">
         <w:r>
           <w:rPr>
             <w:rStyle w:val="Hyperlink"/>
             <w:rFonts w:ascii="Arial" w:hAnsi="Arial" w:cs="Arial"/>
-            <w:color w:val="000000" w:themeColor="text1"/>
           </w:rPr>
           <w:t>https://www.jota.info/opiniao-e-analise/artigos/cumprimento-promessas-avaliar-politicos</w:t>
         </w:r>
       </w:hyperlink>
-      <w:r>
-        <w:rPr>
-          <w:rFonts w:ascii="Arial" w:hAnsi="Arial" w:cs="Arial"/>
-          <w:color w:val="000000" w:themeColor="text1"/>
-        </w:rPr>
-        <w:t>.</w:t>
-      </w:r>
-      <w:r>
-        <w:rPr>
-          <w:rFonts w:ascii="Arial" w:hAnsi="Arial" w:cs="Arial"/>
-          <w:color w:val="000000" w:themeColor="text1"/>
+    </w:p>
+    <w:p>
+      <w:pPr>
+        <w:pStyle w:val="NormalWeb"/>
+        <w:spacing w:after="30" w:afterAutospacing="0"/>
+        <w:jc w:val="both"/>
+        <w:rPr>
+          <w:rFonts w:ascii="Arial" w:hAnsi="Arial" w:cs="Arial"/>
+        </w:rPr>
+      </w:pPr>
+    </w:p>
+    <w:p>
+      <w:pPr>
+        <w:spacing w:after="30"/>
+        <w:rPr>
+          <w:rFonts w:ascii="Arial" w:hAnsi="Arial" w:cs="Arial"/>
+          <w:b/>
+          <w:sz w:val="24"/>
+          <w:szCs w:val="24"/>
+        </w:rPr>
+      </w:pPr>
+      <w:r>
+        <w:rPr>
+          <w:rFonts w:ascii="Arial" w:hAnsi="Arial" w:cs="Arial"/>
+          <w:b/>
+          <w:sz w:val="24"/>
+          <w:szCs w:val="24"/>
+        </w:rPr>
+        <w:t>4. Publica Direito</w:t>
+      </w:r>
+    </w:p>
+    <w:p>
+      <w:pPr>
+        <w:pStyle w:val="NormalWeb"/>
+        <w:spacing w:after="30" w:afterAutospacing="0"/>
+        <w:jc w:val="both"/>
+        <w:rPr>
+          <w:rFonts w:ascii="Arial" w:hAnsi="Arial" w:cs="Arial"/>
+        </w:rPr>
+      </w:pPr>
+      <w:r>
+        <w:rPr>
+          <w:rFonts w:ascii="Arial" w:hAnsi="Arial" w:cs="Arial"/>
+        </w:rPr>
+        <w:t xml:space="preserve">PUBLICA DIREITO. </w:t>
+      </w:r>
+      <w:r>
+        <w:rPr>
+          <w:rStyle w:val="nfase"/>
+          <w:rFonts w:ascii="Arial" w:hAnsi="Arial" w:cs="Arial"/>
+        </w:rPr>
+        <w:t>Artigo científico sobre promessas políticas</w:t>
+      </w:r>
+      <w:r>
+        <w:rPr>
+          <w:rFonts w:ascii="Arial" w:hAnsi="Arial" w:cs="Arial"/>
+        </w:rPr>
+        <w:t>. Disponível em:</w:t>
+      </w:r>
+      <w:r>
+        <w:rPr>
+          <w:rFonts w:ascii="Arial" w:hAnsi="Arial" w:cs="Arial"/>
         </w:rPr>
         <w:br/>
       </w:r>
-    </w:p>
-    <w:p>
-      <w:pPr>
-        <w:jc w:val="both"/>
-        <w:rPr>
-          <w:rFonts w:ascii="Arial" w:hAnsi="Arial" w:cs="Arial"/>
-          <w:color w:val="000000" w:themeColor="text1"/>
-        </w:rPr>
-      </w:pPr>
-    </w:p>
-    <w:p>
-      <w:pPr>
-        <w:pStyle w:val="Ttulo3"/>
-        <w:numPr>
-          <w:ilvl w:val="0"/>
-          <w:numId w:val="3"/>
-        </w:numPr>
-        <w:jc w:val="both"/>
-        <w:rPr>
-          <w:rFonts w:ascii="Arial" w:hAnsi="Arial" w:cs="Arial"/>
-          <w:color w:val="000000" w:themeColor="text1"/>
-        </w:rPr>
-      </w:pPr>
-      <w:r>
-        <w:rPr>
-          <w:rFonts w:ascii="Arial" w:hAnsi="Arial" w:cs="Arial"/>
-          <w:color w:val="000000" w:themeColor="text1"/>
-        </w:rPr>
-        <w:t xml:space="preserve"> </w:t>
-      </w:r>
-      <w:bookmarkStart w:id="12" w:name="_Toc226554016"/>
-      <w:r>
-        <w:rPr>
-          <w:rFonts w:ascii="Arial" w:hAnsi="Arial" w:cs="Arial"/>
-          <w:color w:val="000000" w:themeColor="text1"/>
-        </w:rPr>
-        <w:t xml:space="preserve">4. </w:t>
-      </w:r>
-      <w:r>
-        <w:rPr>
-          <w:rStyle w:val="whitespace-normal"/>
-          <w:rFonts w:ascii="Arial" w:hAnsi="Arial" w:cs="Arial"/>
-          <w:color w:val="000000" w:themeColor="text1"/>
-        </w:rPr>
-        <w:t>Publica Direito</w:t>
-      </w:r>
-      <w:bookmarkEnd w:id="12"/>
-    </w:p>
-    <w:p>
-      <w:pPr>
-        <w:pStyle w:val="NormalWeb"/>
-        <w:ind w:left="720"/>
-        <w:jc w:val="both"/>
-        <w:rPr>
-          <w:rFonts w:ascii="Arial" w:hAnsi="Arial" w:cs="Arial"/>
-          <w:color w:val="000000" w:themeColor="text1"/>
-        </w:rPr>
-      </w:pPr>
-      <w:r>
-        <w:rPr>
-          <w:rFonts w:ascii="Arial" w:hAnsi="Arial" w:cs="Arial"/>
-          <w:color w:val="000000" w:themeColor="text1"/>
-        </w:rPr>
-        <w:t xml:space="preserve">PUBLICA DIREITO. </w:t>
-      </w:r>
-      <w:r>
-        <w:rPr>
-          <w:rStyle w:val="Forte"/>
-          <w:rFonts w:ascii="Arial" w:hAnsi="Arial" w:cs="Arial"/>
-          <w:color w:val="000000" w:themeColor="text1"/>
-        </w:rPr>
-        <w:t>Artigo científico sobre promessas políticas</w:t>
-      </w:r>
-      <w:r>
-        <w:rPr>
-          <w:rFonts w:ascii="Arial" w:hAnsi="Arial" w:cs="Arial"/>
-          <w:color w:val="000000" w:themeColor="text1"/>
-        </w:rPr>
-        <w:t>. Disponível em:</w:t>
-      </w:r>
-      <w:r>
-        <w:rPr>
-          <w:rFonts w:ascii="Arial" w:hAnsi="Arial" w:cs="Arial"/>
-          <w:color w:val="000000" w:themeColor="text1"/>
-        </w:rPr>
-        <w:br/>
-      </w:r>
-      <w:hyperlink r:id="rId12" w:tgtFrame="_new" w:history="1">
+      <w:hyperlink r:id="rId16" w:history="1">
         <w:r>
           <w:rPr>
             <w:rStyle w:val="Hyperlink"/>
             <w:rFonts w:ascii="Arial" w:hAnsi="Arial" w:cs="Arial"/>
-            <w:color w:val="000000" w:themeColor="text1"/>
           </w:rPr>
           <w:t>http://publicadireito.com.br/artigos/?cod=b7cf739bf3f291eb</w:t>
         </w:r>
       </w:hyperlink>
-      <w:r>
-        <w:rPr>
-          <w:rFonts w:ascii="Arial" w:hAnsi="Arial" w:cs="Arial"/>
-          <w:color w:val="000000" w:themeColor="text1"/>
-        </w:rPr>
-        <w:t>.</w:t>
-      </w:r>
-      <w:r>
-        <w:rPr>
-          <w:rFonts w:ascii="Arial" w:hAnsi="Arial" w:cs="Arial"/>
-          <w:color w:val="000000" w:themeColor="text1"/>
+    </w:p>
+    <w:p>
+      <w:pPr>
+        <w:pStyle w:val="NormalWeb"/>
+        <w:spacing w:after="30" w:afterAutospacing="0"/>
+        <w:jc w:val="both"/>
+        <w:rPr>
+          <w:rFonts w:ascii="Arial" w:hAnsi="Arial" w:cs="Arial"/>
+        </w:rPr>
+      </w:pPr>
+    </w:p>
+    <w:p>
+      <w:pPr>
+        <w:spacing w:after="30"/>
+        <w:rPr>
+          <w:rFonts w:ascii="Arial" w:hAnsi="Arial" w:cs="Arial"/>
+          <w:b/>
+          <w:sz w:val="24"/>
+          <w:szCs w:val="24"/>
+        </w:rPr>
+      </w:pPr>
+      <w:r>
+        <w:rPr>
+          <w:rFonts w:ascii="Arial" w:hAnsi="Arial" w:cs="Arial"/>
+          <w:b/>
+          <w:sz w:val="24"/>
+          <w:szCs w:val="24"/>
+        </w:rPr>
+        <w:t>5. Gazeta do Povo</w:t>
+      </w:r>
+    </w:p>
+    <w:p>
+      <w:pPr>
+        <w:pStyle w:val="NormalWeb"/>
+        <w:spacing w:after="30" w:afterAutospacing="0"/>
+        <w:jc w:val="both"/>
+        <w:rPr>
+          <w:rFonts w:ascii="Arial" w:hAnsi="Arial" w:cs="Arial"/>
+        </w:rPr>
+      </w:pPr>
+      <w:r>
+        <w:rPr>
+          <w:rFonts w:ascii="Arial" w:hAnsi="Arial" w:cs="Arial"/>
+        </w:rPr>
+        <w:t xml:space="preserve">GAZETA DO POVO. </w:t>
+      </w:r>
+      <w:r>
+        <w:rPr>
+          <w:rStyle w:val="nfase"/>
+          <w:rFonts w:ascii="Arial" w:hAnsi="Arial" w:cs="Arial"/>
+        </w:rPr>
+        <w:t>As consequências das promessas falsas</w:t>
+      </w:r>
+      <w:r>
+        <w:rPr>
+          <w:rFonts w:ascii="Arial" w:hAnsi="Arial" w:cs="Arial"/>
+        </w:rPr>
+        <w:t>. Disponível em:</w:t>
+      </w:r>
+      <w:r>
+        <w:rPr>
+          <w:rFonts w:ascii="Arial" w:hAnsi="Arial" w:cs="Arial"/>
         </w:rPr>
         <w:br/>
       </w:r>
-    </w:p>
-    <w:p>
-      <w:pPr>
-        <w:jc w:val="both"/>
-        <w:rPr>
-          <w:rFonts w:ascii="Arial" w:hAnsi="Arial" w:cs="Arial"/>
-          <w:color w:val="000000" w:themeColor="text1"/>
-        </w:rPr>
-      </w:pPr>
-    </w:p>
-    <w:p>
-      <w:pPr>
-        <w:pStyle w:val="Ttulo3"/>
-        <w:numPr>
-          <w:ilvl w:val="0"/>
-          <w:numId w:val="3"/>
-        </w:numPr>
-        <w:jc w:val="both"/>
-        <w:rPr>
-          <w:rFonts w:ascii="Arial" w:hAnsi="Arial" w:cs="Arial"/>
-          <w:color w:val="000000" w:themeColor="text1"/>
-        </w:rPr>
-      </w:pPr>
-      <w:r>
-        <w:rPr>
-          <w:rFonts w:ascii="Arial" w:hAnsi="Arial" w:cs="Arial"/>
-          <w:color w:val="000000" w:themeColor="text1"/>
-        </w:rPr>
-        <w:t xml:space="preserve"> </w:t>
-      </w:r>
-      <w:bookmarkStart w:id="13" w:name="_Toc226554017"/>
-      <w:r>
-        <w:rPr>
-          <w:rFonts w:ascii="Arial" w:hAnsi="Arial" w:cs="Arial"/>
-          <w:color w:val="000000" w:themeColor="text1"/>
-        </w:rPr>
-        <w:t xml:space="preserve">5. </w:t>
-      </w:r>
-      <w:r>
-        <w:rPr>
-          <w:rStyle w:val="whitespace-normal"/>
-          <w:rFonts w:ascii="Arial" w:hAnsi="Arial" w:cs="Arial"/>
-          <w:color w:val="000000" w:themeColor="text1"/>
-        </w:rPr>
-        <w:t>Gazeta do Povo</w:t>
-      </w:r>
-      <w:bookmarkEnd w:id="13"/>
-    </w:p>
-    <w:p>
-      <w:pPr>
-        <w:pStyle w:val="NormalWeb"/>
-        <w:ind w:left="720"/>
-        <w:jc w:val="both"/>
-        <w:rPr>
-          <w:rFonts w:ascii="Arial" w:hAnsi="Arial" w:cs="Arial"/>
-          <w:color w:val="000000" w:themeColor="text1"/>
-        </w:rPr>
-      </w:pPr>
-      <w:r>
-        <w:rPr>
-          <w:rFonts w:ascii="Arial" w:hAnsi="Arial" w:cs="Arial"/>
-          <w:color w:val="000000" w:themeColor="text1"/>
-        </w:rPr>
-        <w:t xml:space="preserve">GAZETA DO POVO. </w:t>
-      </w:r>
-      <w:r>
-        <w:rPr>
-          <w:rStyle w:val="Forte"/>
-          <w:rFonts w:ascii="Arial" w:hAnsi="Arial" w:cs="Arial"/>
-          <w:color w:val="000000" w:themeColor="text1"/>
-        </w:rPr>
-        <w:t>As consequências das promessas falsas</w:t>
-      </w:r>
-      <w:r>
-        <w:rPr>
-          <w:rFonts w:ascii="Arial" w:hAnsi="Arial" w:cs="Arial"/>
-          <w:color w:val="000000" w:themeColor="text1"/>
-        </w:rPr>
-        <w:t>. Disponível em:</w:t>
-      </w:r>
-      <w:r>
-        <w:rPr>
-          <w:rFonts w:ascii="Arial" w:hAnsi="Arial" w:cs="Arial"/>
-          <w:color w:val="000000" w:themeColor="text1"/>
-        </w:rPr>
-        <w:br/>
-      </w:r>
-      <w:hyperlink r:id="rId13" w:tgtFrame="_new" w:history="1">
+      <w:hyperlink r:id="rId17" w:history="1">
         <w:r>
           <w:rPr>
             <w:rStyle w:val="Hyperlink"/>
             <w:rFonts w:ascii="Arial" w:hAnsi="Arial" w:cs="Arial"/>
-            <w:color w:val="000000" w:themeColor="text1"/>
           </w:rPr>
           <w:t>https://www.gazetadopovo.com.br/opiniao/editoriais/as-consequencias-das-promessas-falsas-1aphapnk7998f78s9pzbnm86u/</w:t>
         </w:r>
       </w:hyperlink>
-      <w:r>
+    </w:p>
+    <w:p>
+      <w:pPr>
+        <w:pStyle w:val="NormalWeb"/>
+        <w:spacing w:after="30" w:afterAutospacing="0"/>
+        <w:jc w:val="both"/>
+        <w:rPr>
+          <w:rFonts w:ascii="Arial" w:hAnsi="Arial" w:cs="Arial"/>
+        </w:rPr>
+      </w:pPr>
+    </w:p>
+    <w:p>
+      <w:pPr>
+        <w:pStyle w:val="NormalWeb"/>
+        <w:spacing w:after="30" w:afterAutospacing="0"/>
+        <w:ind w:left="720"/>
+        <w:jc w:val="both"/>
         <w:rPr>
           <w:rFonts w:ascii="Arial" w:hAnsi="Arial" w:cs="Arial"/>
           <w:color w:val="000000" w:themeColor="text1"/>
         </w:rPr>
-        <w:t>.</w:t>
-      </w:r>
-      <w:r>
+      </w:pPr>
+    </w:p>
+    <w:p>
+      <w:pPr>
+        <w:pStyle w:val="NormalWeb"/>
+        <w:spacing w:after="30" w:afterAutospacing="0"/>
+        <w:jc w:val="both"/>
         <w:rPr>
           <w:rFonts w:ascii="Arial" w:hAnsi="Arial" w:cs="Arial"/>
           <w:color w:val="000000" w:themeColor="text1"/>
         </w:rPr>
-        <w:br/>
-      </w:r>
-    </w:p>
-    <w:p>
-      <w:pPr>
-        <w:pStyle w:val="NormalWeb"/>
+      </w:pPr>
+    </w:p>
+    <w:p>
+      <w:pPr>
+        <w:spacing w:after="30" w:line="240" w:lineRule="auto"/>
         <w:jc w:val="both"/>
         <w:rPr>
           <w:rFonts w:ascii="Arial" w:hAnsi="Arial" w:cs="Arial"/>
           <w:color w:val="000000" w:themeColor="text1"/>
-        </w:rPr>
-      </w:pPr>
-    </w:p>
-    <w:p>
-      <w:pPr>
-        <w:spacing w:line="240" w:lineRule="auto"/>
-        <w:rPr>
-          <w:rFonts w:ascii="Arial" w:hAnsi="Arial" w:cs="Arial"/>
-          <w:color w:val="000000" w:themeColor="text1"/>
           <w:sz w:val="24"/>
           <w:szCs w:val="24"/>
         </w:rPr>
       </w:pPr>
     </w:p>
     <w:sectPr>
-      <w:headerReference w:type="default" r:id="rId14"/>
+      <w:headerReference w:type="default" r:id="rId18"/>
       <w:pgSz w:w="11906" w:h="16838"/>
       <w:pgMar w:top="1701" w:right="1134" w:bottom="1134" w:left="1701" w:header="709" w:footer="709" w:gutter="0"/>
       <w:pgNumType w:start="0"/>
@@ -2830,6 +4314,7 @@
         <w:docPartUnique/>
       </w:docPartObj>
     </w:sdtPr>
+    <w:sdtEndPr/>
     <w:sdtContent>
       <w:p>
         <w:pPr>
@@ -2865,6 +4350,684 @@
 <file path=word/numbering.xml><?xml version="1.0" encoding="utf-8"?>
 <w:numbering xmlns:wpc="http://schemas.microsoft.com/office/word/2010/wordprocessingCanvas" xmlns:cx="http://schemas.microsoft.com/office/drawing/2014/chartex" xmlns:cx1="http://schemas.microsoft.com/office/drawing/2015/9/8/chartex" xmlns:cx2="http://schemas.microsoft.com/office/drawing/2015/10/21/chartex" xmlns:cx3="http://schemas.microsoft.com/office/drawing/2016/5/9/chartex" xmlns:cx4="http://schemas.microsoft.com/office/drawing/2016/5/10/chartex" xmlns:cx5="http://schemas.microsoft.com/office/drawing/2016/5/11/chartex" xmlns:cx6="http://schemas.microsoft.com/office/drawing/2016/5/12/chartex" xmlns:cx7="http://schemas.microsoft.com/office/drawing/2016/5/13/chartex" xmlns:cx8="http://schemas.microsoft.com/office/drawing/2016/5/14/chartex" xmlns:mc="http://schemas.openxmlformats.org/markup-compatibility/2006" xmlns:aink="http://schemas.microsoft.com/office/drawing/2016/ink" xmlns:am3d="http://schemas.microsoft.com/office/drawing/2017/model3d" xmlns:o="urn:schemas-microsoft-com:office:office" xmlns:r="http://schemas.openxmlformats.org/officeDocument/2006/relationships" xmlns:m="http://schemas.openxmlformats.org/officeDocument/2006/math" xmlns:v="urn:schemas-microsoft-com:vml" xmlns:wp14="http://schemas.microsoft.com/office/word/2010/wordprocessingDrawing" xmlns:wp="http://schemas.openxmlformats.org/drawingml/2006/wordprocessingDrawing" xmlns:w10="urn:schemas-microsoft-com:office:word" xmlns:w="http://schemas.openxmlformats.org/wordprocessingml/2006/main" xmlns:w14="http://schemas.microsoft.com/office/word/2010/wordml" xmlns:w15="http://schemas.microsoft.com/office/word/2012/wordml" xmlns:w16cid="http://schemas.microsoft.com/office/word/2016/wordml/cid" xmlns:w16se="http://schemas.microsoft.com/office/word/2015/wordml/symex" xmlns:wpg="http://schemas.microsoft.com/office/word/2010/wordprocessingGroup" xmlns:wpi="http://schemas.microsoft.com/office/word/2010/wordprocessingInk" xmlns:wne="http://schemas.microsoft.com/office/word/2006/wordml" xmlns:wps="http://schemas.microsoft.com/office/word/2010/wordprocessingShape" mc:Ignorable="w14 w15 w16se w16cid wp14">
   <w:abstractNum w:abstractNumId="0" w15:restartNumberingAfterBreak="0">
+    <w:nsid w:val="05CF7628"/>
+    <w:multiLevelType w:val="hybridMultilevel"/>
+    <w:tmpl w:val="551473F6"/>
+    <w:lvl w:ilvl="0" w:tplc="04160001">
+      <w:start w:val="1"/>
+      <w:numFmt w:val="bullet"/>
+      <w:lvlText w:val=""/>
+      <w:lvlJc w:val="left"/>
+      <w:pPr>
+        <w:ind w:left="1080" w:hanging="360"/>
+      </w:pPr>
+      <w:rPr>
+        <w:rFonts w:ascii="Symbol" w:hAnsi="Symbol" w:hint="default"/>
+      </w:rPr>
+    </w:lvl>
+    <w:lvl w:ilvl="1" w:tplc="04160003" w:tentative="1">
+      <w:start w:val="1"/>
+      <w:numFmt w:val="bullet"/>
+      <w:lvlText w:val="o"/>
+      <w:lvlJc w:val="left"/>
+      <w:pPr>
+        <w:ind w:left="1800" w:hanging="360"/>
+      </w:pPr>
+      <w:rPr>
+        <w:rFonts w:ascii="Courier New" w:hAnsi="Courier New" w:cs="Courier New" w:hint="default"/>
+      </w:rPr>
+    </w:lvl>
+    <w:lvl w:ilvl="2" w:tplc="04160005" w:tentative="1">
+      <w:start w:val="1"/>
+      <w:numFmt w:val="bullet"/>
+      <w:lvlText w:val=""/>
+      <w:lvlJc w:val="left"/>
+      <w:pPr>
+        <w:ind w:left="2520" w:hanging="360"/>
+      </w:pPr>
+      <w:rPr>
+        <w:rFonts w:ascii="Wingdings" w:hAnsi="Wingdings" w:hint="default"/>
+      </w:rPr>
+    </w:lvl>
+    <w:lvl w:ilvl="3" w:tplc="04160001" w:tentative="1">
+      <w:start w:val="1"/>
+      <w:numFmt w:val="bullet"/>
+      <w:lvlText w:val=""/>
+      <w:lvlJc w:val="left"/>
+      <w:pPr>
+        <w:ind w:left="3240" w:hanging="360"/>
+      </w:pPr>
+      <w:rPr>
+        <w:rFonts w:ascii="Symbol" w:hAnsi="Symbol" w:hint="default"/>
+      </w:rPr>
+    </w:lvl>
+    <w:lvl w:ilvl="4" w:tplc="04160003" w:tentative="1">
+      <w:start w:val="1"/>
+      <w:numFmt w:val="bullet"/>
+      <w:lvlText w:val="o"/>
+      <w:lvlJc w:val="left"/>
+      <w:pPr>
+        <w:ind w:left="3960" w:hanging="360"/>
+      </w:pPr>
+      <w:rPr>
+        <w:rFonts w:ascii="Courier New" w:hAnsi="Courier New" w:cs="Courier New" w:hint="default"/>
+      </w:rPr>
+    </w:lvl>
+    <w:lvl w:ilvl="5" w:tplc="04160005" w:tentative="1">
+      <w:start w:val="1"/>
+      <w:numFmt w:val="bullet"/>
+      <w:lvlText w:val=""/>
+      <w:lvlJc w:val="left"/>
+      <w:pPr>
+        <w:ind w:left="4680" w:hanging="360"/>
+      </w:pPr>
+      <w:rPr>
+        <w:rFonts w:ascii="Wingdings" w:hAnsi="Wingdings" w:hint="default"/>
+      </w:rPr>
+    </w:lvl>
+    <w:lvl w:ilvl="6" w:tplc="04160001" w:tentative="1">
+      <w:start w:val="1"/>
+      <w:numFmt w:val="bullet"/>
+      <w:lvlText w:val=""/>
+      <w:lvlJc w:val="left"/>
+      <w:pPr>
+        <w:ind w:left="5400" w:hanging="360"/>
+      </w:pPr>
+      <w:rPr>
+        <w:rFonts w:ascii="Symbol" w:hAnsi="Symbol" w:hint="default"/>
+      </w:rPr>
+    </w:lvl>
+    <w:lvl w:ilvl="7" w:tplc="04160003" w:tentative="1">
+      <w:start w:val="1"/>
+      <w:numFmt w:val="bullet"/>
+      <w:lvlText w:val="o"/>
+      <w:lvlJc w:val="left"/>
+      <w:pPr>
+        <w:ind w:left="6120" w:hanging="360"/>
+      </w:pPr>
+      <w:rPr>
+        <w:rFonts w:ascii="Courier New" w:hAnsi="Courier New" w:cs="Courier New" w:hint="default"/>
+      </w:rPr>
+    </w:lvl>
+    <w:lvl w:ilvl="8" w:tplc="04160005" w:tentative="1">
+      <w:start w:val="1"/>
+      <w:numFmt w:val="bullet"/>
+      <w:lvlText w:val=""/>
+      <w:lvlJc w:val="left"/>
+      <w:pPr>
+        <w:ind w:left="6840" w:hanging="360"/>
+      </w:pPr>
+      <w:rPr>
+        <w:rFonts w:ascii="Wingdings" w:hAnsi="Wingdings" w:hint="default"/>
+      </w:rPr>
+    </w:lvl>
+  </w:abstractNum>
+  <w:abstractNum w:abstractNumId="1" w15:restartNumberingAfterBreak="0">
+    <w:nsid w:val="06CC74AB"/>
+    <w:multiLevelType w:val="hybridMultilevel"/>
+    <w:tmpl w:val="34A64372"/>
+    <w:lvl w:ilvl="0" w:tplc="04160001">
+      <w:start w:val="1"/>
+      <w:numFmt w:val="bullet"/>
+      <w:lvlText w:val=""/>
+      <w:lvlJc w:val="left"/>
+      <w:pPr>
+        <w:ind w:left="1080" w:hanging="360"/>
+      </w:pPr>
+      <w:rPr>
+        <w:rFonts w:ascii="Symbol" w:hAnsi="Symbol" w:hint="default"/>
+      </w:rPr>
+    </w:lvl>
+    <w:lvl w:ilvl="1" w:tplc="04160003" w:tentative="1">
+      <w:start w:val="1"/>
+      <w:numFmt w:val="bullet"/>
+      <w:lvlText w:val="o"/>
+      <w:lvlJc w:val="left"/>
+      <w:pPr>
+        <w:ind w:left="1800" w:hanging="360"/>
+      </w:pPr>
+      <w:rPr>
+        <w:rFonts w:ascii="Courier New" w:hAnsi="Courier New" w:cs="Courier New" w:hint="default"/>
+      </w:rPr>
+    </w:lvl>
+    <w:lvl w:ilvl="2" w:tplc="04160005" w:tentative="1">
+      <w:start w:val="1"/>
+      <w:numFmt w:val="bullet"/>
+      <w:lvlText w:val=""/>
+      <w:lvlJc w:val="left"/>
+      <w:pPr>
+        <w:ind w:left="2520" w:hanging="360"/>
+      </w:pPr>
+      <w:rPr>
+        <w:rFonts w:ascii="Wingdings" w:hAnsi="Wingdings" w:hint="default"/>
+      </w:rPr>
+    </w:lvl>
+    <w:lvl w:ilvl="3" w:tplc="04160001" w:tentative="1">
+      <w:start w:val="1"/>
+      <w:numFmt w:val="bullet"/>
+      <w:lvlText w:val=""/>
+      <w:lvlJc w:val="left"/>
+      <w:pPr>
+        <w:ind w:left="3240" w:hanging="360"/>
+      </w:pPr>
+      <w:rPr>
+        <w:rFonts w:ascii="Symbol" w:hAnsi="Symbol" w:hint="default"/>
+      </w:rPr>
+    </w:lvl>
+    <w:lvl w:ilvl="4" w:tplc="04160003" w:tentative="1">
+      <w:start w:val="1"/>
+      <w:numFmt w:val="bullet"/>
+      <w:lvlText w:val="o"/>
+      <w:lvlJc w:val="left"/>
+      <w:pPr>
+        <w:ind w:left="3960" w:hanging="360"/>
+      </w:pPr>
+      <w:rPr>
+        <w:rFonts w:ascii="Courier New" w:hAnsi="Courier New" w:cs="Courier New" w:hint="default"/>
+      </w:rPr>
+    </w:lvl>
+    <w:lvl w:ilvl="5" w:tplc="04160005" w:tentative="1">
+      <w:start w:val="1"/>
+      <w:numFmt w:val="bullet"/>
+      <w:lvlText w:val=""/>
+      <w:lvlJc w:val="left"/>
+      <w:pPr>
+        <w:ind w:left="4680" w:hanging="360"/>
+      </w:pPr>
+      <w:rPr>
+        <w:rFonts w:ascii="Wingdings" w:hAnsi="Wingdings" w:hint="default"/>
+      </w:rPr>
+    </w:lvl>
+    <w:lvl w:ilvl="6" w:tplc="04160001" w:tentative="1">
+      <w:start w:val="1"/>
+      <w:numFmt w:val="bullet"/>
+      <w:lvlText w:val=""/>
+      <w:lvlJc w:val="left"/>
+      <w:pPr>
+        <w:ind w:left="5400" w:hanging="360"/>
+      </w:pPr>
+      <w:rPr>
+        <w:rFonts w:ascii="Symbol" w:hAnsi="Symbol" w:hint="default"/>
+      </w:rPr>
+    </w:lvl>
+    <w:lvl w:ilvl="7" w:tplc="04160003" w:tentative="1">
+      <w:start w:val="1"/>
+      <w:numFmt w:val="bullet"/>
+      <w:lvlText w:val="o"/>
+      <w:lvlJc w:val="left"/>
+      <w:pPr>
+        <w:ind w:left="6120" w:hanging="360"/>
+      </w:pPr>
+      <w:rPr>
+        <w:rFonts w:ascii="Courier New" w:hAnsi="Courier New" w:cs="Courier New" w:hint="default"/>
+      </w:rPr>
+    </w:lvl>
+    <w:lvl w:ilvl="8" w:tplc="04160005" w:tentative="1">
+      <w:start w:val="1"/>
+      <w:numFmt w:val="bullet"/>
+      <w:lvlText w:val=""/>
+      <w:lvlJc w:val="left"/>
+      <w:pPr>
+        <w:ind w:left="6840" w:hanging="360"/>
+      </w:pPr>
+      <w:rPr>
+        <w:rFonts w:ascii="Wingdings" w:hAnsi="Wingdings" w:hint="default"/>
+      </w:rPr>
+    </w:lvl>
+  </w:abstractNum>
+  <w:abstractNum w:abstractNumId="2" w15:restartNumberingAfterBreak="0">
+    <w:nsid w:val="14623AB3"/>
+    <w:multiLevelType w:val="hybridMultilevel"/>
+    <w:tmpl w:val="3A1EEC42"/>
+    <w:lvl w:ilvl="0" w:tplc="04160001">
+      <w:start w:val="1"/>
+      <w:numFmt w:val="bullet"/>
+      <w:lvlText w:val=""/>
+      <w:lvlJc w:val="left"/>
+      <w:pPr>
+        <w:ind w:left="1080" w:hanging="360"/>
+      </w:pPr>
+      <w:rPr>
+        <w:rFonts w:ascii="Symbol" w:hAnsi="Symbol" w:hint="default"/>
+      </w:rPr>
+    </w:lvl>
+    <w:lvl w:ilvl="1" w:tplc="04160003" w:tentative="1">
+      <w:start w:val="1"/>
+      <w:numFmt w:val="bullet"/>
+      <w:lvlText w:val="o"/>
+      <w:lvlJc w:val="left"/>
+      <w:pPr>
+        <w:ind w:left="1800" w:hanging="360"/>
+      </w:pPr>
+      <w:rPr>
+        <w:rFonts w:ascii="Courier New" w:hAnsi="Courier New" w:cs="Courier New" w:hint="default"/>
+      </w:rPr>
+    </w:lvl>
+    <w:lvl w:ilvl="2" w:tplc="04160005" w:tentative="1">
+      <w:start w:val="1"/>
+      <w:numFmt w:val="bullet"/>
+      <w:lvlText w:val=""/>
+      <w:lvlJc w:val="left"/>
+      <w:pPr>
+        <w:ind w:left="2520" w:hanging="360"/>
+      </w:pPr>
+      <w:rPr>
+        <w:rFonts w:ascii="Wingdings" w:hAnsi="Wingdings" w:hint="default"/>
+      </w:rPr>
+    </w:lvl>
+    <w:lvl w:ilvl="3" w:tplc="04160001" w:tentative="1">
+      <w:start w:val="1"/>
+      <w:numFmt w:val="bullet"/>
+      <w:lvlText w:val=""/>
+      <w:lvlJc w:val="left"/>
+      <w:pPr>
+        <w:ind w:left="3240" w:hanging="360"/>
+      </w:pPr>
+      <w:rPr>
+        <w:rFonts w:ascii="Symbol" w:hAnsi="Symbol" w:hint="default"/>
+      </w:rPr>
+    </w:lvl>
+    <w:lvl w:ilvl="4" w:tplc="04160003" w:tentative="1">
+      <w:start w:val="1"/>
+      <w:numFmt w:val="bullet"/>
+      <w:lvlText w:val="o"/>
+      <w:lvlJc w:val="left"/>
+      <w:pPr>
+        <w:ind w:left="3960" w:hanging="360"/>
+      </w:pPr>
+      <w:rPr>
+        <w:rFonts w:ascii="Courier New" w:hAnsi="Courier New" w:cs="Courier New" w:hint="default"/>
+      </w:rPr>
+    </w:lvl>
+    <w:lvl w:ilvl="5" w:tplc="04160005" w:tentative="1">
+      <w:start w:val="1"/>
+      <w:numFmt w:val="bullet"/>
+      <w:lvlText w:val=""/>
+      <w:lvlJc w:val="left"/>
+      <w:pPr>
+        <w:ind w:left="4680" w:hanging="360"/>
+      </w:pPr>
+      <w:rPr>
+        <w:rFonts w:ascii="Wingdings" w:hAnsi="Wingdings" w:hint="default"/>
+      </w:rPr>
+    </w:lvl>
+    <w:lvl w:ilvl="6" w:tplc="04160001" w:tentative="1">
+      <w:start w:val="1"/>
+      <w:numFmt w:val="bullet"/>
+      <w:lvlText w:val=""/>
+      <w:lvlJc w:val="left"/>
+      <w:pPr>
+        <w:ind w:left="5400" w:hanging="360"/>
+      </w:pPr>
+      <w:rPr>
+        <w:rFonts w:ascii="Symbol" w:hAnsi="Symbol" w:hint="default"/>
+      </w:rPr>
+    </w:lvl>
+    <w:lvl w:ilvl="7" w:tplc="04160003" w:tentative="1">
+      <w:start w:val="1"/>
+      <w:numFmt w:val="bullet"/>
+      <w:lvlText w:val="o"/>
+      <w:lvlJc w:val="left"/>
+      <w:pPr>
+        <w:ind w:left="6120" w:hanging="360"/>
+      </w:pPr>
+      <w:rPr>
+        <w:rFonts w:ascii="Courier New" w:hAnsi="Courier New" w:cs="Courier New" w:hint="default"/>
+      </w:rPr>
+    </w:lvl>
+    <w:lvl w:ilvl="8" w:tplc="04160005" w:tentative="1">
+      <w:start w:val="1"/>
+      <w:numFmt w:val="bullet"/>
+      <w:lvlText w:val=""/>
+      <w:lvlJc w:val="left"/>
+      <w:pPr>
+        <w:ind w:left="6840" w:hanging="360"/>
+      </w:pPr>
+      <w:rPr>
+        <w:rFonts w:ascii="Wingdings" w:hAnsi="Wingdings" w:hint="default"/>
+      </w:rPr>
+    </w:lvl>
+  </w:abstractNum>
+  <w:abstractNum w:abstractNumId="3" w15:restartNumberingAfterBreak="0">
+    <w:nsid w:val="19546B5D"/>
+    <w:multiLevelType w:val="hybridMultilevel"/>
+    <w:tmpl w:val="17BE4042"/>
+    <w:lvl w:ilvl="0" w:tplc="04160001">
+      <w:start w:val="1"/>
+      <w:numFmt w:val="bullet"/>
+      <w:lvlText w:val=""/>
+      <w:lvlJc w:val="left"/>
+      <w:pPr>
+        <w:ind w:left="1080" w:hanging="360"/>
+      </w:pPr>
+      <w:rPr>
+        <w:rFonts w:ascii="Symbol" w:hAnsi="Symbol" w:hint="default"/>
+      </w:rPr>
+    </w:lvl>
+    <w:lvl w:ilvl="1" w:tplc="04160003" w:tentative="1">
+      <w:start w:val="1"/>
+      <w:numFmt w:val="bullet"/>
+      <w:lvlText w:val="o"/>
+      <w:lvlJc w:val="left"/>
+      <w:pPr>
+        <w:ind w:left="1800" w:hanging="360"/>
+      </w:pPr>
+      <w:rPr>
+        <w:rFonts w:ascii="Courier New" w:hAnsi="Courier New" w:cs="Courier New" w:hint="default"/>
+      </w:rPr>
+    </w:lvl>
+    <w:lvl w:ilvl="2" w:tplc="04160005" w:tentative="1">
+      <w:start w:val="1"/>
+      <w:numFmt w:val="bullet"/>
+      <w:lvlText w:val=""/>
+      <w:lvlJc w:val="left"/>
+      <w:pPr>
+        <w:ind w:left="2520" w:hanging="360"/>
+      </w:pPr>
+      <w:rPr>
+        <w:rFonts w:ascii="Wingdings" w:hAnsi="Wingdings" w:hint="default"/>
+      </w:rPr>
+    </w:lvl>
+    <w:lvl w:ilvl="3" w:tplc="04160001" w:tentative="1">
+      <w:start w:val="1"/>
+      <w:numFmt w:val="bullet"/>
+      <w:lvlText w:val=""/>
+      <w:lvlJc w:val="left"/>
+      <w:pPr>
+        <w:ind w:left="3240" w:hanging="360"/>
+      </w:pPr>
+      <w:rPr>
+        <w:rFonts w:ascii="Symbol" w:hAnsi="Symbol" w:hint="default"/>
+      </w:rPr>
+    </w:lvl>
+    <w:lvl w:ilvl="4" w:tplc="04160003" w:tentative="1">
+      <w:start w:val="1"/>
+      <w:numFmt w:val="bullet"/>
+      <w:lvlText w:val="o"/>
+      <w:lvlJc w:val="left"/>
+      <w:pPr>
+        <w:ind w:left="3960" w:hanging="360"/>
+      </w:pPr>
+      <w:rPr>
+        <w:rFonts w:ascii="Courier New" w:hAnsi="Courier New" w:cs="Courier New" w:hint="default"/>
+      </w:rPr>
+    </w:lvl>
+    <w:lvl w:ilvl="5" w:tplc="04160005" w:tentative="1">
+      <w:start w:val="1"/>
+      <w:numFmt w:val="bullet"/>
+      <w:lvlText w:val=""/>
+      <w:lvlJc w:val="left"/>
+      <w:pPr>
+        <w:ind w:left="4680" w:hanging="360"/>
+      </w:pPr>
+      <w:rPr>
+        <w:rFonts w:ascii="Wingdings" w:hAnsi="Wingdings" w:hint="default"/>
+      </w:rPr>
+    </w:lvl>
+    <w:lvl w:ilvl="6" w:tplc="04160001" w:tentative="1">
+      <w:start w:val="1"/>
+      <w:numFmt w:val="bullet"/>
+      <w:lvlText w:val=""/>
+      <w:lvlJc w:val="left"/>
+      <w:pPr>
+        <w:ind w:left="5400" w:hanging="360"/>
+      </w:pPr>
+      <w:rPr>
+        <w:rFonts w:ascii="Symbol" w:hAnsi="Symbol" w:hint="default"/>
+      </w:rPr>
+    </w:lvl>
+    <w:lvl w:ilvl="7" w:tplc="04160003" w:tentative="1">
+      <w:start w:val="1"/>
+      <w:numFmt w:val="bullet"/>
+      <w:lvlText w:val="o"/>
+      <w:lvlJc w:val="left"/>
+      <w:pPr>
+        <w:ind w:left="6120" w:hanging="360"/>
+      </w:pPr>
+      <w:rPr>
+        <w:rFonts w:ascii="Courier New" w:hAnsi="Courier New" w:cs="Courier New" w:hint="default"/>
+      </w:rPr>
+    </w:lvl>
+    <w:lvl w:ilvl="8" w:tplc="04160005" w:tentative="1">
+      <w:start w:val="1"/>
+      <w:numFmt w:val="bullet"/>
+      <w:lvlText w:val=""/>
+      <w:lvlJc w:val="left"/>
+      <w:pPr>
+        <w:ind w:left="6840" w:hanging="360"/>
+      </w:pPr>
+      <w:rPr>
+        <w:rFonts w:ascii="Wingdings" w:hAnsi="Wingdings" w:hint="default"/>
+      </w:rPr>
+    </w:lvl>
+  </w:abstractNum>
+  <w:abstractNum w:abstractNumId="4" w15:restartNumberingAfterBreak="0">
+    <w:nsid w:val="22833C92"/>
+    <w:multiLevelType w:val="hybridMultilevel"/>
+    <w:tmpl w:val="DDB8817C"/>
+    <w:lvl w:ilvl="0" w:tplc="04160001">
+      <w:start w:val="1"/>
+      <w:numFmt w:val="bullet"/>
+      <w:lvlText w:val=""/>
+      <w:lvlJc w:val="left"/>
+      <w:pPr>
+        <w:ind w:left="1080" w:hanging="360"/>
+      </w:pPr>
+      <w:rPr>
+        <w:rFonts w:ascii="Symbol" w:hAnsi="Symbol" w:hint="default"/>
+      </w:rPr>
+    </w:lvl>
+    <w:lvl w:ilvl="1" w:tplc="04160003" w:tentative="1">
+      <w:start w:val="1"/>
+      <w:numFmt w:val="bullet"/>
+      <w:lvlText w:val="o"/>
+      <w:lvlJc w:val="left"/>
+      <w:pPr>
+        <w:ind w:left="1800" w:hanging="360"/>
+      </w:pPr>
+      <w:rPr>
+        <w:rFonts w:ascii="Courier New" w:hAnsi="Courier New" w:cs="Courier New" w:hint="default"/>
+      </w:rPr>
+    </w:lvl>
+    <w:lvl w:ilvl="2" w:tplc="04160005" w:tentative="1">
+      <w:start w:val="1"/>
+      <w:numFmt w:val="bullet"/>
+      <w:lvlText w:val=""/>
+      <w:lvlJc w:val="left"/>
+      <w:pPr>
+        <w:ind w:left="2520" w:hanging="360"/>
+      </w:pPr>
+      <w:rPr>
+        <w:rFonts w:ascii="Wingdings" w:hAnsi="Wingdings" w:hint="default"/>
+      </w:rPr>
+    </w:lvl>
+    <w:lvl w:ilvl="3" w:tplc="04160001" w:tentative="1">
+      <w:start w:val="1"/>
+      <w:numFmt w:val="bullet"/>
+      <w:lvlText w:val=""/>
+      <w:lvlJc w:val="left"/>
+      <w:pPr>
+        <w:ind w:left="3240" w:hanging="360"/>
+      </w:pPr>
+      <w:rPr>
+        <w:rFonts w:ascii="Symbol" w:hAnsi="Symbol" w:hint="default"/>
+      </w:rPr>
+    </w:lvl>
+    <w:lvl w:ilvl="4" w:tplc="04160003" w:tentative="1">
+      <w:start w:val="1"/>
+      <w:numFmt w:val="bullet"/>
+      <w:lvlText w:val="o"/>
+      <w:lvlJc w:val="left"/>
+      <w:pPr>
+        <w:ind w:left="3960" w:hanging="360"/>
+      </w:pPr>
+      <w:rPr>
+        <w:rFonts w:ascii="Courier New" w:hAnsi="Courier New" w:cs="Courier New" w:hint="default"/>
+      </w:rPr>
+    </w:lvl>
+    <w:lvl w:ilvl="5" w:tplc="04160005" w:tentative="1">
+      <w:start w:val="1"/>
+      <w:numFmt w:val="bullet"/>
+      <w:lvlText w:val=""/>
+      <w:lvlJc w:val="left"/>
+      <w:pPr>
+        <w:ind w:left="4680" w:hanging="360"/>
+      </w:pPr>
+      <w:rPr>
+        <w:rFonts w:ascii="Wingdings" w:hAnsi="Wingdings" w:hint="default"/>
+      </w:rPr>
+    </w:lvl>
+    <w:lvl w:ilvl="6" w:tplc="04160001" w:tentative="1">
+      <w:start w:val="1"/>
+      <w:numFmt w:val="bullet"/>
+      <w:lvlText w:val=""/>
+      <w:lvlJc w:val="left"/>
+      <w:pPr>
+        <w:ind w:left="5400" w:hanging="360"/>
+      </w:pPr>
+      <w:rPr>
+        <w:rFonts w:ascii="Symbol" w:hAnsi="Symbol" w:hint="default"/>
+      </w:rPr>
+    </w:lvl>
+    <w:lvl w:ilvl="7" w:tplc="04160003" w:tentative="1">
+      <w:start w:val="1"/>
+      <w:numFmt w:val="bullet"/>
+      <w:lvlText w:val="o"/>
+      <w:lvlJc w:val="left"/>
+      <w:pPr>
+        <w:ind w:left="6120" w:hanging="360"/>
+      </w:pPr>
+      <w:rPr>
+        <w:rFonts w:ascii="Courier New" w:hAnsi="Courier New" w:cs="Courier New" w:hint="default"/>
+      </w:rPr>
+    </w:lvl>
+    <w:lvl w:ilvl="8" w:tplc="04160005" w:tentative="1">
+      <w:start w:val="1"/>
+      <w:numFmt w:val="bullet"/>
+      <w:lvlText w:val=""/>
+      <w:lvlJc w:val="left"/>
+      <w:pPr>
+        <w:ind w:left="6840" w:hanging="360"/>
+      </w:pPr>
+      <w:rPr>
+        <w:rFonts w:ascii="Wingdings" w:hAnsi="Wingdings" w:hint="default"/>
+      </w:rPr>
+    </w:lvl>
+  </w:abstractNum>
+  <w:abstractNum w:abstractNumId="5" w15:restartNumberingAfterBreak="0">
+    <w:nsid w:val="2ED137AC"/>
+    <w:multiLevelType w:val="hybridMultilevel"/>
+    <w:tmpl w:val="F112C4A4"/>
+    <w:lvl w:ilvl="0" w:tplc="04160001">
+      <w:start w:val="1"/>
+      <w:numFmt w:val="bullet"/>
+      <w:lvlText w:val=""/>
+      <w:lvlJc w:val="left"/>
+      <w:pPr>
+        <w:ind w:left="1080" w:hanging="360"/>
+      </w:pPr>
+      <w:rPr>
+        <w:rFonts w:ascii="Symbol" w:hAnsi="Symbol" w:hint="default"/>
+      </w:rPr>
+    </w:lvl>
+    <w:lvl w:ilvl="1" w:tplc="04160003" w:tentative="1">
+      <w:start w:val="1"/>
+      <w:numFmt w:val="bullet"/>
+      <w:lvlText w:val="o"/>
+      <w:lvlJc w:val="left"/>
+      <w:pPr>
+        <w:ind w:left="1800" w:hanging="360"/>
+      </w:pPr>
+      <w:rPr>
+        <w:rFonts w:ascii="Courier New" w:hAnsi="Courier New" w:cs="Courier New" w:hint="default"/>
+      </w:rPr>
+    </w:lvl>
+    <w:lvl w:ilvl="2" w:tplc="04160005" w:tentative="1">
+      <w:start w:val="1"/>
+      <w:numFmt w:val="bullet"/>
+      <w:lvlText w:val=""/>
+      <w:lvlJc w:val="left"/>
+      <w:pPr>
+        <w:ind w:left="2520" w:hanging="360"/>
+      </w:pPr>
+      <w:rPr>
+        <w:rFonts w:ascii="Wingdings" w:hAnsi="Wingdings" w:hint="default"/>
+      </w:rPr>
+    </w:lvl>
+    <w:lvl w:ilvl="3" w:tplc="04160001" w:tentative="1">
+      <w:start w:val="1"/>
+      <w:numFmt w:val="bullet"/>
+      <w:lvlText w:val=""/>
+      <w:lvlJc w:val="left"/>
+      <w:pPr>
+        <w:ind w:left="3240" w:hanging="360"/>
+      </w:pPr>
+      <w:rPr>
+        <w:rFonts w:ascii="Symbol" w:hAnsi="Symbol" w:hint="default"/>
+      </w:rPr>
+    </w:lvl>
+    <w:lvl w:ilvl="4" w:tplc="04160003" w:tentative="1">
+      <w:start w:val="1"/>
+      <w:numFmt w:val="bullet"/>
+      <w:lvlText w:val="o"/>
+      <w:lvlJc w:val="left"/>
+      <w:pPr>
+        <w:ind w:left="3960" w:hanging="360"/>
+      </w:pPr>
+      <w:rPr>
+        <w:rFonts w:ascii="Courier New" w:hAnsi="Courier New" w:cs="Courier New" w:hint="default"/>
+      </w:rPr>
+    </w:lvl>
+    <w:lvl w:ilvl="5" w:tplc="04160005" w:tentative="1">
+      <w:start w:val="1"/>
+      <w:numFmt w:val="bullet"/>
+      <w:lvlText w:val=""/>
+      <w:lvlJc w:val="left"/>
+      <w:pPr>
+        <w:ind w:left="4680" w:hanging="360"/>
+      </w:pPr>
+      <w:rPr>
+        <w:rFonts w:ascii="Wingdings" w:hAnsi="Wingdings" w:hint="default"/>
+      </w:rPr>
+    </w:lvl>
+    <w:lvl w:ilvl="6" w:tplc="04160001" w:tentative="1">
+      <w:start w:val="1"/>
+      <w:numFmt w:val="bullet"/>
+      <w:lvlText w:val=""/>
+      <w:lvlJc w:val="left"/>
+      <w:pPr>
+        <w:ind w:left="5400" w:hanging="360"/>
+      </w:pPr>
+      <w:rPr>
+        <w:rFonts w:ascii="Symbol" w:hAnsi="Symbol" w:hint="default"/>
+      </w:rPr>
+    </w:lvl>
+    <w:lvl w:ilvl="7" w:tplc="04160003" w:tentative="1">
+      <w:start w:val="1"/>
+      <w:numFmt w:val="bullet"/>
+      <w:lvlText w:val="o"/>
+      <w:lvlJc w:val="left"/>
+      <w:pPr>
+        <w:ind w:left="6120" w:hanging="360"/>
+      </w:pPr>
+      <w:rPr>
+        <w:rFonts w:ascii="Courier New" w:hAnsi="Courier New" w:cs="Courier New" w:hint="default"/>
+      </w:rPr>
+    </w:lvl>
+    <w:lvl w:ilvl="8" w:tplc="04160005" w:tentative="1">
+      <w:start w:val="1"/>
+      <w:numFmt w:val="bullet"/>
+      <w:lvlText w:val=""/>
+      <w:lvlJc w:val="left"/>
+      <w:pPr>
+        <w:ind w:left="6840" w:hanging="360"/>
+      </w:pPr>
+      <w:rPr>
+        <w:rFonts w:ascii="Wingdings" w:hAnsi="Wingdings" w:hint="default"/>
+      </w:rPr>
+    </w:lvl>
+  </w:abstractNum>
+  <w:abstractNum w:abstractNumId="6" w15:restartNumberingAfterBreak="0">
     <w:nsid w:val="32830D48"/>
     <w:multiLevelType w:val="multilevel"/>
     <w:tmpl w:val="550C013A"/>
@@ -3013,7 +5176,269 @@
       </w:rPr>
     </w:lvl>
   </w:abstractNum>
-  <w:abstractNum w:abstractNumId="1" w15:restartNumberingAfterBreak="0">
+  <w:abstractNum w:abstractNumId="7" w15:restartNumberingAfterBreak="0">
+    <w:nsid w:val="348C10FC"/>
+    <w:multiLevelType w:val="multilevel"/>
+    <w:tmpl w:val="6AD4C80C"/>
+    <w:lvl w:ilvl="0">
+      <w:start w:val="1"/>
+      <w:numFmt w:val="bullet"/>
+      <w:lvlText w:val=""/>
+      <w:lvlJc w:val="left"/>
+      <w:pPr>
+        <w:tabs>
+          <w:tab w:val="num" w:pos="720"/>
+        </w:tabs>
+        <w:ind w:left="720" w:hanging="360"/>
+      </w:pPr>
+      <w:rPr>
+        <w:rFonts w:ascii="Symbol" w:hAnsi="Symbol" w:hint="default"/>
+        <w:sz w:val="20"/>
+      </w:rPr>
+    </w:lvl>
+    <w:lvl w:ilvl="1" w:tentative="1">
+      <w:start w:val="1"/>
+      <w:numFmt w:val="bullet"/>
+      <w:lvlText w:val="o"/>
+      <w:lvlJc w:val="left"/>
+      <w:pPr>
+        <w:tabs>
+          <w:tab w:val="num" w:pos="1440"/>
+        </w:tabs>
+        <w:ind w:left="1440" w:hanging="360"/>
+      </w:pPr>
+      <w:rPr>
+        <w:rFonts w:ascii="Courier New" w:hAnsi="Courier New" w:hint="default"/>
+        <w:sz w:val="20"/>
+      </w:rPr>
+    </w:lvl>
+    <w:lvl w:ilvl="2" w:tentative="1">
+      <w:start w:val="1"/>
+      <w:numFmt w:val="bullet"/>
+      <w:lvlText w:val=""/>
+      <w:lvlJc w:val="left"/>
+      <w:pPr>
+        <w:tabs>
+          <w:tab w:val="num" w:pos="2160"/>
+        </w:tabs>
+        <w:ind w:left="2160" w:hanging="360"/>
+      </w:pPr>
+      <w:rPr>
+        <w:rFonts w:ascii="Wingdings" w:hAnsi="Wingdings" w:hint="default"/>
+        <w:sz w:val="20"/>
+      </w:rPr>
+    </w:lvl>
+    <w:lvl w:ilvl="3" w:tentative="1">
+      <w:start w:val="1"/>
+      <w:numFmt w:val="bullet"/>
+      <w:lvlText w:val=""/>
+      <w:lvlJc w:val="left"/>
+      <w:pPr>
+        <w:tabs>
+          <w:tab w:val="num" w:pos="2880"/>
+        </w:tabs>
+        <w:ind w:left="2880" w:hanging="360"/>
+      </w:pPr>
+      <w:rPr>
+        <w:rFonts w:ascii="Wingdings" w:hAnsi="Wingdings" w:hint="default"/>
+        <w:sz w:val="20"/>
+      </w:rPr>
+    </w:lvl>
+    <w:lvl w:ilvl="4" w:tentative="1">
+      <w:start w:val="1"/>
+      <w:numFmt w:val="bullet"/>
+      <w:lvlText w:val=""/>
+      <w:lvlJc w:val="left"/>
+      <w:pPr>
+        <w:tabs>
+          <w:tab w:val="num" w:pos="3600"/>
+        </w:tabs>
+        <w:ind w:left="3600" w:hanging="360"/>
+      </w:pPr>
+      <w:rPr>
+        <w:rFonts w:ascii="Wingdings" w:hAnsi="Wingdings" w:hint="default"/>
+        <w:sz w:val="20"/>
+      </w:rPr>
+    </w:lvl>
+    <w:lvl w:ilvl="5" w:tentative="1">
+      <w:start w:val="1"/>
+      <w:numFmt w:val="bullet"/>
+      <w:lvlText w:val=""/>
+      <w:lvlJc w:val="left"/>
+      <w:pPr>
+        <w:tabs>
+          <w:tab w:val="num" w:pos="4320"/>
+        </w:tabs>
+        <w:ind w:left="4320" w:hanging="360"/>
+      </w:pPr>
+      <w:rPr>
+        <w:rFonts w:ascii="Wingdings" w:hAnsi="Wingdings" w:hint="default"/>
+        <w:sz w:val="20"/>
+      </w:rPr>
+    </w:lvl>
+    <w:lvl w:ilvl="6" w:tentative="1">
+      <w:start w:val="1"/>
+      <w:numFmt w:val="bullet"/>
+      <w:lvlText w:val=""/>
+      <w:lvlJc w:val="left"/>
+      <w:pPr>
+        <w:tabs>
+          <w:tab w:val="num" w:pos="5040"/>
+        </w:tabs>
+        <w:ind w:left="5040" w:hanging="360"/>
+      </w:pPr>
+      <w:rPr>
+        <w:rFonts w:ascii="Wingdings" w:hAnsi="Wingdings" w:hint="default"/>
+        <w:sz w:val="20"/>
+      </w:rPr>
+    </w:lvl>
+    <w:lvl w:ilvl="7" w:tentative="1">
+      <w:start w:val="1"/>
+      <w:numFmt w:val="bullet"/>
+      <w:lvlText w:val=""/>
+      <w:lvlJc w:val="left"/>
+      <w:pPr>
+        <w:tabs>
+          <w:tab w:val="num" w:pos="5760"/>
+        </w:tabs>
+        <w:ind w:left="5760" w:hanging="360"/>
+      </w:pPr>
+      <w:rPr>
+        <w:rFonts w:ascii="Wingdings" w:hAnsi="Wingdings" w:hint="default"/>
+        <w:sz w:val="20"/>
+      </w:rPr>
+    </w:lvl>
+    <w:lvl w:ilvl="8" w:tentative="1">
+      <w:start w:val="1"/>
+      <w:numFmt w:val="bullet"/>
+      <w:lvlText w:val=""/>
+      <w:lvlJc w:val="left"/>
+      <w:pPr>
+        <w:tabs>
+          <w:tab w:val="num" w:pos="6480"/>
+        </w:tabs>
+        <w:ind w:left="6480" w:hanging="360"/>
+      </w:pPr>
+      <w:rPr>
+        <w:rFonts w:ascii="Wingdings" w:hAnsi="Wingdings" w:hint="default"/>
+        <w:sz w:val="20"/>
+      </w:rPr>
+    </w:lvl>
+  </w:abstractNum>
+  <w:abstractNum w:abstractNumId="8" w15:restartNumberingAfterBreak="0">
+    <w:nsid w:val="36646A62"/>
+    <w:multiLevelType w:val="hybridMultilevel"/>
+    <w:tmpl w:val="ED405520"/>
+    <w:lvl w:ilvl="0" w:tplc="04160001">
+      <w:start w:val="1"/>
+      <w:numFmt w:val="bullet"/>
+      <w:lvlText w:val=""/>
+      <w:lvlJc w:val="left"/>
+      <w:pPr>
+        <w:ind w:left="1080" w:hanging="360"/>
+      </w:pPr>
+      <w:rPr>
+        <w:rFonts w:ascii="Symbol" w:hAnsi="Symbol" w:hint="default"/>
+      </w:rPr>
+    </w:lvl>
+    <w:lvl w:ilvl="1" w:tplc="04160003" w:tentative="1">
+      <w:start w:val="1"/>
+      <w:numFmt w:val="bullet"/>
+      <w:lvlText w:val="o"/>
+      <w:lvlJc w:val="left"/>
+      <w:pPr>
+        <w:ind w:left="1800" w:hanging="360"/>
+      </w:pPr>
+      <w:rPr>
+        <w:rFonts w:ascii="Courier New" w:hAnsi="Courier New" w:cs="Courier New" w:hint="default"/>
+      </w:rPr>
+    </w:lvl>
+    <w:lvl w:ilvl="2" w:tplc="04160005" w:tentative="1">
+      <w:start w:val="1"/>
+      <w:numFmt w:val="bullet"/>
+      <w:lvlText w:val=""/>
+      <w:lvlJc w:val="left"/>
+      <w:pPr>
+        <w:ind w:left="2520" w:hanging="360"/>
+      </w:pPr>
+      <w:rPr>
+        <w:rFonts w:ascii="Wingdings" w:hAnsi="Wingdings" w:hint="default"/>
+      </w:rPr>
+    </w:lvl>
+    <w:lvl w:ilvl="3" w:tplc="04160001" w:tentative="1">
+      <w:start w:val="1"/>
+      <w:numFmt w:val="bullet"/>
+      <w:lvlText w:val=""/>
+      <w:lvlJc w:val="left"/>
+      <w:pPr>
+        <w:ind w:left="3240" w:hanging="360"/>
+      </w:pPr>
+      <w:rPr>
+        <w:rFonts w:ascii="Symbol" w:hAnsi="Symbol" w:hint="default"/>
+      </w:rPr>
+    </w:lvl>
+    <w:lvl w:ilvl="4" w:tplc="04160003" w:tentative="1">
+      <w:start w:val="1"/>
+      <w:numFmt w:val="bullet"/>
+      <w:lvlText w:val="o"/>
+      <w:lvlJc w:val="left"/>
+      <w:pPr>
+        <w:ind w:left="3960" w:hanging="360"/>
+      </w:pPr>
+      <w:rPr>
+        <w:rFonts w:ascii="Courier New" w:hAnsi="Courier New" w:cs="Courier New" w:hint="default"/>
+      </w:rPr>
+    </w:lvl>
+    <w:lvl w:ilvl="5" w:tplc="04160005" w:tentative="1">
+      <w:start w:val="1"/>
+      <w:numFmt w:val="bullet"/>
+      <w:lvlText w:val=""/>
+      <w:lvlJc w:val="left"/>
+      <w:pPr>
+        <w:ind w:left="4680" w:hanging="360"/>
+      </w:pPr>
+      <w:rPr>
+        <w:rFonts w:ascii="Wingdings" w:hAnsi="Wingdings" w:hint="default"/>
+      </w:rPr>
+    </w:lvl>
+    <w:lvl w:ilvl="6" w:tplc="04160001" w:tentative="1">
+      <w:start w:val="1"/>
+      <w:numFmt w:val="bullet"/>
+      <w:lvlText w:val=""/>
+      <w:lvlJc w:val="left"/>
+      <w:pPr>
+        <w:ind w:left="5400" w:hanging="360"/>
+      </w:pPr>
+      <w:rPr>
+        <w:rFonts w:ascii="Symbol" w:hAnsi="Symbol" w:hint="default"/>
+      </w:rPr>
+    </w:lvl>
+    <w:lvl w:ilvl="7" w:tplc="04160003" w:tentative="1">
+      <w:start w:val="1"/>
+      <w:numFmt w:val="bullet"/>
+      <w:lvlText w:val="o"/>
+      <w:lvlJc w:val="left"/>
+      <w:pPr>
+        <w:ind w:left="6120" w:hanging="360"/>
+      </w:pPr>
+      <w:rPr>
+        <w:rFonts w:ascii="Courier New" w:hAnsi="Courier New" w:cs="Courier New" w:hint="default"/>
+      </w:rPr>
+    </w:lvl>
+    <w:lvl w:ilvl="8" w:tplc="04160005" w:tentative="1">
+      <w:start w:val="1"/>
+      <w:numFmt w:val="bullet"/>
+      <w:lvlText w:val=""/>
+      <w:lvlJc w:val="left"/>
+      <w:pPr>
+        <w:ind w:left="6840" w:hanging="360"/>
+      </w:pPr>
+      <w:rPr>
+        <w:rFonts w:ascii="Wingdings" w:hAnsi="Wingdings" w:hint="default"/>
+      </w:rPr>
+    </w:lvl>
+  </w:abstractNum>
+  <w:abstractNum w:abstractNumId="9" w15:restartNumberingAfterBreak="0">
     <w:nsid w:val="379917E4"/>
     <w:multiLevelType w:val="multilevel"/>
     <w:tmpl w:val="512A1EA8"/>
@@ -3162,7 +5587,305 @@
       </w:rPr>
     </w:lvl>
   </w:abstractNum>
-  <w:abstractNum w:abstractNumId="2" w15:restartNumberingAfterBreak="0">
+  <w:abstractNum w:abstractNumId="10" w15:restartNumberingAfterBreak="0">
+    <w:nsid w:val="37C12E89"/>
+    <w:multiLevelType w:val="multilevel"/>
+    <w:tmpl w:val="F38035BA"/>
+    <w:lvl w:ilvl="0">
+      <w:start w:val="1"/>
+      <w:numFmt w:val="bullet"/>
+      <w:lvlText w:val=""/>
+      <w:lvlJc w:val="left"/>
+      <w:pPr>
+        <w:tabs>
+          <w:tab w:val="num" w:pos="720"/>
+        </w:tabs>
+        <w:ind w:left="720" w:hanging="360"/>
+      </w:pPr>
+      <w:rPr>
+        <w:rFonts w:ascii="Symbol" w:hAnsi="Symbol" w:hint="default"/>
+        <w:sz w:val="20"/>
+      </w:rPr>
+    </w:lvl>
+    <w:lvl w:ilvl="1" w:tentative="1">
+      <w:start w:val="1"/>
+      <w:numFmt w:val="bullet"/>
+      <w:lvlText w:val="o"/>
+      <w:lvlJc w:val="left"/>
+      <w:pPr>
+        <w:tabs>
+          <w:tab w:val="num" w:pos="1440"/>
+        </w:tabs>
+        <w:ind w:left="1440" w:hanging="360"/>
+      </w:pPr>
+      <w:rPr>
+        <w:rFonts w:ascii="Courier New" w:hAnsi="Courier New" w:hint="default"/>
+        <w:sz w:val="20"/>
+      </w:rPr>
+    </w:lvl>
+    <w:lvl w:ilvl="2" w:tentative="1">
+      <w:start w:val="1"/>
+      <w:numFmt w:val="bullet"/>
+      <w:lvlText w:val=""/>
+      <w:lvlJc w:val="left"/>
+      <w:pPr>
+        <w:tabs>
+          <w:tab w:val="num" w:pos="2160"/>
+        </w:tabs>
+        <w:ind w:left="2160" w:hanging="360"/>
+      </w:pPr>
+      <w:rPr>
+        <w:rFonts w:ascii="Wingdings" w:hAnsi="Wingdings" w:hint="default"/>
+        <w:sz w:val="20"/>
+      </w:rPr>
+    </w:lvl>
+    <w:lvl w:ilvl="3" w:tentative="1">
+      <w:start w:val="1"/>
+      <w:numFmt w:val="bullet"/>
+      <w:lvlText w:val=""/>
+      <w:lvlJc w:val="left"/>
+      <w:pPr>
+        <w:tabs>
+          <w:tab w:val="num" w:pos="2880"/>
+        </w:tabs>
+        <w:ind w:left="2880" w:hanging="360"/>
+      </w:pPr>
+      <w:rPr>
+        <w:rFonts w:ascii="Wingdings" w:hAnsi="Wingdings" w:hint="default"/>
+        <w:sz w:val="20"/>
+      </w:rPr>
+    </w:lvl>
+    <w:lvl w:ilvl="4" w:tentative="1">
+      <w:start w:val="1"/>
+      <w:numFmt w:val="bullet"/>
+      <w:lvlText w:val=""/>
+      <w:lvlJc w:val="left"/>
+      <w:pPr>
+        <w:tabs>
+          <w:tab w:val="num" w:pos="3600"/>
+        </w:tabs>
+        <w:ind w:left="3600" w:hanging="360"/>
+      </w:pPr>
+      <w:rPr>
+        <w:rFonts w:ascii="Wingdings" w:hAnsi="Wingdings" w:hint="default"/>
+        <w:sz w:val="20"/>
+      </w:rPr>
+    </w:lvl>
+    <w:lvl w:ilvl="5" w:tentative="1">
+      <w:start w:val="1"/>
+      <w:numFmt w:val="bullet"/>
+      <w:lvlText w:val=""/>
+      <w:lvlJc w:val="left"/>
+      <w:pPr>
+        <w:tabs>
+          <w:tab w:val="num" w:pos="4320"/>
+        </w:tabs>
+        <w:ind w:left="4320" w:hanging="360"/>
+      </w:pPr>
+      <w:rPr>
+        <w:rFonts w:ascii="Wingdings" w:hAnsi="Wingdings" w:hint="default"/>
+        <w:sz w:val="20"/>
+      </w:rPr>
+    </w:lvl>
+    <w:lvl w:ilvl="6" w:tentative="1">
+      <w:start w:val="1"/>
+      <w:numFmt w:val="bullet"/>
+      <w:lvlText w:val=""/>
+      <w:lvlJc w:val="left"/>
+      <w:pPr>
+        <w:tabs>
+          <w:tab w:val="num" w:pos="5040"/>
+        </w:tabs>
+        <w:ind w:left="5040" w:hanging="360"/>
+      </w:pPr>
+      <w:rPr>
+        <w:rFonts w:ascii="Wingdings" w:hAnsi="Wingdings" w:hint="default"/>
+        <w:sz w:val="20"/>
+      </w:rPr>
+    </w:lvl>
+    <w:lvl w:ilvl="7" w:tentative="1">
+      <w:start w:val="1"/>
+      <w:numFmt w:val="bullet"/>
+      <w:lvlText w:val=""/>
+      <w:lvlJc w:val="left"/>
+      <w:pPr>
+        <w:tabs>
+          <w:tab w:val="num" w:pos="5760"/>
+        </w:tabs>
+        <w:ind w:left="5760" w:hanging="360"/>
+      </w:pPr>
+      <w:rPr>
+        <w:rFonts w:ascii="Wingdings" w:hAnsi="Wingdings" w:hint="default"/>
+        <w:sz w:val="20"/>
+      </w:rPr>
+    </w:lvl>
+    <w:lvl w:ilvl="8" w:tentative="1">
+      <w:start w:val="1"/>
+      <w:numFmt w:val="bullet"/>
+      <w:lvlText w:val=""/>
+      <w:lvlJc w:val="left"/>
+      <w:pPr>
+        <w:tabs>
+          <w:tab w:val="num" w:pos="6480"/>
+        </w:tabs>
+        <w:ind w:left="6480" w:hanging="360"/>
+      </w:pPr>
+      <w:rPr>
+        <w:rFonts w:ascii="Wingdings" w:hAnsi="Wingdings" w:hint="default"/>
+        <w:sz w:val="20"/>
+      </w:rPr>
+    </w:lvl>
+  </w:abstractNum>
+  <w:abstractNum w:abstractNumId="11" w15:restartNumberingAfterBreak="0">
+    <w:nsid w:val="4205025B"/>
+    <w:multiLevelType w:val="multilevel"/>
+    <w:tmpl w:val="00AAF514"/>
+    <w:lvl w:ilvl="0">
+      <w:start w:val="1"/>
+      <w:numFmt w:val="bullet"/>
+      <w:lvlText w:val=""/>
+      <w:lvlJc w:val="left"/>
+      <w:pPr>
+        <w:tabs>
+          <w:tab w:val="num" w:pos="720"/>
+        </w:tabs>
+        <w:ind w:left="720" w:hanging="360"/>
+      </w:pPr>
+      <w:rPr>
+        <w:rFonts w:ascii="Symbol" w:hAnsi="Symbol" w:hint="default"/>
+        <w:sz w:val="20"/>
+      </w:rPr>
+    </w:lvl>
+    <w:lvl w:ilvl="1" w:tentative="1">
+      <w:start w:val="1"/>
+      <w:numFmt w:val="bullet"/>
+      <w:lvlText w:val="o"/>
+      <w:lvlJc w:val="left"/>
+      <w:pPr>
+        <w:tabs>
+          <w:tab w:val="num" w:pos="1440"/>
+        </w:tabs>
+        <w:ind w:left="1440" w:hanging="360"/>
+      </w:pPr>
+      <w:rPr>
+        <w:rFonts w:ascii="Courier New" w:hAnsi="Courier New" w:hint="default"/>
+        <w:sz w:val="20"/>
+      </w:rPr>
+    </w:lvl>
+    <w:lvl w:ilvl="2" w:tentative="1">
+      <w:start w:val="1"/>
+      <w:numFmt w:val="bullet"/>
+      <w:lvlText w:val=""/>
+      <w:lvlJc w:val="left"/>
+      <w:pPr>
+        <w:tabs>
+          <w:tab w:val="num" w:pos="2160"/>
+        </w:tabs>
+        <w:ind w:left="2160" w:hanging="360"/>
+      </w:pPr>
+      <w:rPr>
+        <w:rFonts w:ascii="Wingdings" w:hAnsi="Wingdings" w:hint="default"/>
+        <w:sz w:val="20"/>
+      </w:rPr>
+    </w:lvl>
+    <w:lvl w:ilvl="3" w:tentative="1">
+      <w:start w:val="1"/>
+      <w:numFmt w:val="bullet"/>
+      <w:lvlText w:val=""/>
+      <w:lvlJc w:val="left"/>
+      <w:pPr>
+        <w:tabs>
+          <w:tab w:val="num" w:pos="2880"/>
+        </w:tabs>
+        <w:ind w:left="2880" w:hanging="360"/>
+      </w:pPr>
+      <w:rPr>
+        <w:rFonts w:ascii="Wingdings" w:hAnsi="Wingdings" w:hint="default"/>
+        <w:sz w:val="20"/>
+      </w:rPr>
+    </w:lvl>
+    <w:lvl w:ilvl="4" w:tentative="1">
+      <w:start w:val="1"/>
+      <w:numFmt w:val="bullet"/>
+      <w:lvlText w:val=""/>
+      <w:lvlJc w:val="left"/>
+      <w:pPr>
+        <w:tabs>
+          <w:tab w:val="num" w:pos="3600"/>
+        </w:tabs>
+        <w:ind w:left="3600" w:hanging="360"/>
+      </w:pPr>
+      <w:rPr>
+        <w:rFonts w:ascii="Wingdings" w:hAnsi="Wingdings" w:hint="default"/>
+        <w:sz w:val="20"/>
+      </w:rPr>
+    </w:lvl>
+    <w:lvl w:ilvl="5" w:tentative="1">
+      <w:start w:val="1"/>
+      <w:numFmt w:val="bullet"/>
+      <w:lvlText w:val=""/>
+      <w:lvlJc w:val="left"/>
+      <w:pPr>
+        <w:tabs>
+          <w:tab w:val="num" w:pos="4320"/>
+        </w:tabs>
+        <w:ind w:left="4320" w:hanging="360"/>
+      </w:pPr>
+      <w:rPr>
+        <w:rFonts w:ascii="Wingdings" w:hAnsi="Wingdings" w:hint="default"/>
+        <w:sz w:val="20"/>
+      </w:rPr>
+    </w:lvl>
+    <w:lvl w:ilvl="6" w:tentative="1">
+      <w:start w:val="1"/>
+      <w:numFmt w:val="bullet"/>
+      <w:lvlText w:val=""/>
+      <w:lvlJc w:val="left"/>
+      <w:pPr>
+        <w:tabs>
+          <w:tab w:val="num" w:pos="5040"/>
+        </w:tabs>
+        <w:ind w:left="5040" w:hanging="360"/>
+      </w:pPr>
+      <w:rPr>
+        <w:rFonts w:ascii="Wingdings" w:hAnsi="Wingdings" w:hint="default"/>
+        <w:sz w:val="20"/>
+      </w:rPr>
+    </w:lvl>
+    <w:lvl w:ilvl="7" w:tentative="1">
+      <w:start w:val="1"/>
+      <w:numFmt w:val="bullet"/>
+      <w:lvlText w:val=""/>
+      <w:lvlJc w:val="left"/>
+      <w:pPr>
+        <w:tabs>
+          <w:tab w:val="num" w:pos="5760"/>
+        </w:tabs>
+        <w:ind w:left="5760" w:hanging="360"/>
+      </w:pPr>
+      <w:rPr>
+        <w:rFonts w:ascii="Wingdings" w:hAnsi="Wingdings" w:hint="default"/>
+        <w:sz w:val="20"/>
+      </w:rPr>
+    </w:lvl>
+    <w:lvl w:ilvl="8" w:tentative="1">
+      <w:start w:val="1"/>
+      <w:numFmt w:val="bullet"/>
+      <w:lvlText w:val=""/>
+      <w:lvlJc w:val="left"/>
+      <w:pPr>
+        <w:tabs>
+          <w:tab w:val="num" w:pos="6480"/>
+        </w:tabs>
+        <w:ind w:left="6480" w:hanging="360"/>
+      </w:pPr>
+      <w:rPr>
+        <w:rFonts w:ascii="Wingdings" w:hAnsi="Wingdings" w:hint="default"/>
+        <w:sz w:val="20"/>
+      </w:rPr>
+    </w:lvl>
+  </w:abstractNum>
+  <w:abstractNum w:abstractNumId="12" w15:restartNumberingAfterBreak="0">
     <w:nsid w:val="447B6505"/>
     <w:multiLevelType w:val="hybridMultilevel"/>
     <w:tmpl w:val="8D988F46"/>
@@ -3251,7 +5974,233 @@
       </w:pPr>
     </w:lvl>
   </w:abstractNum>
-  <w:abstractNum w:abstractNumId="3" w15:restartNumberingAfterBreak="0">
+  <w:abstractNum w:abstractNumId="13" w15:restartNumberingAfterBreak="0">
+    <w:nsid w:val="56A12C57"/>
+    <w:multiLevelType w:val="hybridMultilevel"/>
+    <w:tmpl w:val="90C20290"/>
+    <w:lvl w:ilvl="0" w:tplc="04160001">
+      <w:start w:val="1"/>
+      <w:numFmt w:val="bullet"/>
+      <w:lvlText w:val=""/>
+      <w:lvlJc w:val="left"/>
+      <w:pPr>
+        <w:ind w:left="1080" w:hanging="360"/>
+      </w:pPr>
+      <w:rPr>
+        <w:rFonts w:ascii="Symbol" w:hAnsi="Symbol" w:hint="default"/>
+      </w:rPr>
+    </w:lvl>
+    <w:lvl w:ilvl="1" w:tplc="04160003" w:tentative="1">
+      <w:start w:val="1"/>
+      <w:numFmt w:val="bullet"/>
+      <w:lvlText w:val="o"/>
+      <w:lvlJc w:val="left"/>
+      <w:pPr>
+        <w:ind w:left="1800" w:hanging="360"/>
+      </w:pPr>
+      <w:rPr>
+        <w:rFonts w:ascii="Courier New" w:hAnsi="Courier New" w:cs="Courier New" w:hint="default"/>
+      </w:rPr>
+    </w:lvl>
+    <w:lvl w:ilvl="2" w:tplc="04160005" w:tentative="1">
+      <w:start w:val="1"/>
+      <w:numFmt w:val="bullet"/>
+      <w:lvlText w:val=""/>
+      <w:lvlJc w:val="left"/>
+      <w:pPr>
+        <w:ind w:left="2520" w:hanging="360"/>
+      </w:pPr>
+      <w:rPr>
+        <w:rFonts w:ascii="Wingdings" w:hAnsi="Wingdings" w:hint="default"/>
+      </w:rPr>
+    </w:lvl>
+    <w:lvl w:ilvl="3" w:tplc="04160001" w:tentative="1">
+      <w:start w:val="1"/>
+      <w:numFmt w:val="bullet"/>
+      <w:lvlText w:val=""/>
+      <w:lvlJc w:val="left"/>
+      <w:pPr>
+        <w:ind w:left="3240" w:hanging="360"/>
+      </w:pPr>
+      <w:rPr>
+        <w:rFonts w:ascii="Symbol" w:hAnsi="Symbol" w:hint="default"/>
+      </w:rPr>
+    </w:lvl>
+    <w:lvl w:ilvl="4" w:tplc="04160003" w:tentative="1">
+      <w:start w:val="1"/>
+      <w:numFmt w:val="bullet"/>
+      <w:lvlText w:val="o"/>
+      <w:lvlJc w:val="left"/>
+      <w:pPr>
+        <w:ind w:left="3960" w:hanging="360"/>
+      </w:pPr>
+      <w:rPr>
+        <w:rFonts w:ascii="Courier New" w:hAnsi="Courier New" w:cs="Courier New" w:hint="default"/>
+      </w:rPr>
+    </w:lvl>
+    <w:lvl w:ilvl="5" w:tplc="04160005" w:tentative="1">
+      <w:start w:val="1"/>
+      <w:numFmt w:val="bullet"/>
+      <w:lvlText w:val=""/>
+      <w:lvlJc w:val="left"/>
+      <w:pPr>
+        <w:ind w:left="4680" w:hanging="360"/>
+      </w:pPr>
+      <w:rPr>
+        <w:rFonts w:ascii="Wingdings" w:hAnsi="Wingdings" w:hint="default"/>
+      </w:rPr>
+    </w:lvl>
+    <w:lvl w:ilvl="6" w:tplc="04160001" w:tentative="1">
+      <w:start w:val="1"/>
+      <w:numFmt w:val="bullet"/>
+      <w:lvlText w:val=""/>
+      <w:lvlJc w:val="left"/>
+      <w:pPr>
+        <w:ind w:left="5400" w:hanging="360"/>
+      </w:pPr>
+      <w:rPr>
+        <w:rFonts w:ascii="Symbol" w:hAnsi="Symbol" w:hint="default"/>
+      </w:rPr>
+    </w:lvl>
+    <w:lvl w:ilvl="7" w:tplc="04160003" w:tentative="1">
+      <w:start w:val="1"/>
+      <w:numFmt w:val="bullet"/>
+      <w:lvlText w:val="o"/>
+      <w:lvlJc w:val="left"/>
+      <w:pPr>
+        <w:ind w:left="6120" w:hanging="360"/>
+      </w:pPr>
+      <w:rPr>
+        <w:rFonts w:ascii="Courier New" w:hAnsi="Courier New" w:cs="Courier New" w:hint="default"/>
+      </w:rPr>
+    </w:lvl>
+    <w:lvl w:ilvl="8" w:tplc="04160005" w:tentative="1">
+      <w:start w:val="1"/>
+      <w:numFmt w:val="bullet"/>
+      <w:lvlText w:val=""/>
+      <w:lvlJc w:val="left"/>
+      <w:pPr>
+        <w:ind w:left="6840" w:hanging="360"/>
+      </w:pPr>
+      <w:rPr>
+        <w:rFonts w:ascii="Wingdings" w:hAnsi="Wingdings" w:hint="default"/>
+      </w:rPr>
+    </w:lvl>
+  </w:abstractNum>
+  <w:abstractNum w:abstractNumId="14" w15:restartNumberingAfterBreak="0">
+    <w:nsid w:val="5BA50048"/>
+    <w:multiLevelType w:val="hybridMultilevel"/>
+    <w:tmpl w:val="F2CE4F30"/>
+    <w:lvl w:ilvl="0" w:tplc="04160001">
+      <w:start w:val="1"/>
+      <w:numFmt w:val="bullet"/>
+      <w:lvlText w:val=""/>
+      <w:lvlJc w:val="left"/>
+      <w:pPr>
+        <w:ind w:left="1080" w:hanging="360"/>
+      </w:pPr>
+      <w:rPr>
+        <w:rFonts w:ascii="Symbol" w:hAnsi="Symbol" w:hint="default"/>
+      </w:rPr>
+    </w:lvl>
+    <w:lvl w:ilvl="1" w:tplc="04160003" w:tentative="1">
+      <w:start w:val="1"/>
+      <w:numFmt w:val="bullet"/>
+      <w:lvlText w:val="o"/>
+      <w:lvlJc w:val="left"/>
+      <w:pPr>
+        <w:ind w:left="1800" w:hanging="360"/>
+      </w:pPr>
+      <w:rPr>
+        <w:rFonts w:ascii="Courier New" w:hAnsi="Courier New" w:cs="Courier New" w:hint="default"/>
+      </w:rPr>
+    </w:lvl>
+    <w:lvl w:ilvl="2" w:tplc="04160005" w:tentative="1">
+      <w:start w:val="1"/>
+      <w:numFmt w:val="bullet"/>
+      <w:lvlText w:val=""/>
+      <w:lvlJc w:val="left"/>
+      <w:pPr>
+        <w:ind w:left="2520" w:hanging="360"/>
+      </w:pPr>
+      <w:rPr>
+        <w:rFonts w:ascii="Wingdings" w:hAnsi="Wingdings" w:hint="default"/>
+      </w:rPr>
+    </w:lvl>
+    <w:lvl w:ilvl="3" w:tplc="04160001" w:tentative="1">
+      <w:start w:val="1"/>
+      <w:numFmt w:val="bullet"/>
+      <w:lvlText w:val=""/>
+      <w:lvlJc w:val="left"/>
+      <w:pPr>
+        <w:ind w:left="3240" w:hanging="360"/>
+      </w:pPr>
+      <w:rPr>
+        <w:rFonts w:ascii="Symbol" w:hAnsi="Symbol" w:hint="default"/>
+      </w:rPr>
+    </w:lvl>
+    <w:lvl w:ilvl="4" w:tplc="04160003" w:tentative="1">
+      <w:start w:val="1"/>
+      <w:numFmt w:val="bullet"/>
+      <w:lvlText w:val="o"/>
+      <w:lvlJc w:val="left"/>
+      <w:pPr>
+        <w:ind w:left="3960" w:hanging="360"/>
+      </w:pPr>
+      <w:rPr>
+        <w:rFonts w:ascii="Courier New" w:hAnsi="Courier New" w:cs="Courier New" w:hint="default"/>
+      </w:rPr>
+    </w:lvl>
+    <w:lvl w:ilvl="5" w:tplc="04160005" w:tentative="1">
+      <w:start w:val="1"/>
+      <w:numFmt w:val="bullet"/>
+      <w:lvlText w:val=""/>
+      <w:lvlJc w:val="left"/>
+      <w:pPr>
+        <w:ind w:left="4680" w:hanging="360"/>
+      </w:pPr>
+      <w:rPr>
+        <w:rFonts w:ascii="Wingdings" w:hAnsi="Wingdings" w:hint="default"/>
+      </w:rPr>
+    </w:lvl>
+    <w:lvl w:ilvl="6" w:tplc="04160001" w:tentative="1">
+      <w:start w:val="1"/>
+      <w:numFmt w:val="bullet"/>
+      <w:lvlText w:val=""/>
+      <w:lvlJc w:val="left"/>
+      <w:pPr>
+        <w:ind w:left="5400" w:hanging="360"/>
+      </w:pPr>
+      <w:rPr>
+        <w:rFonts w:ascii="Symbol" w:hAnsi="Symbol" w:hint="default"/>
+      </w:rPr>
+    </w:lvl>
+    <w:lvl w:ilvl="7" w:tplc="04160003" w:tentative="1">
+      <w:start w:val="1"/>
+      <w:numFmt w:val="bullet"/>
+      <w:lvlText w:val="o"/>
+      <w:lvlJc w:val="left"/>
+      <w:pPr>
+        <w:ind w:left="6120" w:hanging="360"/>
+      </w:pPr>
+      <w:rPr>
+        <w:rFonts w:ascii="Courier New" w:hAnsi="Courier New" w:cs="Courier New" w:hint="default"/>
+      </w:rPr>
+    </w:lvl>
+    <w:lvl w:ilvl="8" w:tplc="04160005" w:tentative="1">
+      <w:start w:val="1"/>
+      <w:numFmt w:val="bullet"/>
+      <w:lvlText w:val=""/>
+      <w:lvlJc w:val="left"/>
+      <w:pPr>
+        <w:ind w:left="6840" w:hanging="360"/>
+      </w:pPr>
+      <w:rPr>
+        <w:rFonts w:ascii="Wingdings" w:hAnsi="Wingdings" w:hint="default"/>
+      </w:rPr>
+    </w:lvl>
+  </w:abstractNum>
+  <w:abstractNum w:abstractNumId="15" w15:restartNumberingAfterBreak="0">
     <w:nsid w:val="62CD1ABC"/>
     <w:multiLevelType w:val="hybridMultilevel"/>
     <w:tmpl w:val="A3FC8D6A"/>
@@ -3364,17 +6313,285 @@
       </w:rPr>
     </w:lvl>
   </w:abstractNum>
+  <w:abstractNum w:abstractNumId="16" w15:restartNumberingAfterBreak="0">
+    <w:nsid w:val="6AC01BAF"/>
+    <w:multiLevelType w:val="hybridMultilevel"/>
+    <w:tmpl w:val="6E261AD2"/>
+    <w:lvl w:ilvl="0" w:tplc="04160001">
+      <w:start w:val="1"/>
+      <w:numFmt w:val="bullet"/>
+      <w:lvlText w:val=""/>
+      <w:lvlJc w:val="left"/>
+      <w:pPr>
+        <w:ind w:left="1080" w:hanging="360"/>
+      </w:pPr>
+      <w:rPr>
+        <w:rFonts w:ascii="Symbol" w:hAnsi="Symbol" w:hint="default"/>
+      </w:rPr>
+    </w:lvl>
+    <w:lvl w:ilvl="1" w:tplc="04160003" w:tentative="1">
+      <w:start w:val="1"/>
+      <w:numFmt w:val="bullet"/>
+      <w:lvlText w:val="o"/>
+      <w:lvlJc w:val="left"/>
+      <w:pPr>
+        <w:ind w:left="1800" w:hanging="360"/>
+      </w:pPr>
+      <w:rPr>
+        <w:rFonts w:ascii="Courier New" w:hAnsi="Courier New" w:cs="Courier New" w:hint="default"/>
+      </w:rPr>
+    </w:lvl>
+    <w:lvl w:ilvl="2" w:tplc="04160005" w:tentative="1">
+      <w:start w:val="1"/>
+      <w:numFmt w:val="bullet"/>
+      <w:lvlText w:val=""/>
+      <w:lvlJc w:val="left"/>
+      <w:pPr>
+        <w:ind w:left="2520" w:hanging="360"/>
+      </w:pPr>
+      <w:rPr>
+        <w:rFonts w:ascii="Wingdings" w:hAnsi="Wingdings" w:hint="default"/>
+      </w:rPr>
+    </w:lvl>
+    <w:lvl w:ilvl="3" w:tplc="04160001" w:tentative="1">
+      <w:start w:val="1"/>
+      <w:numFmt w:val="bullet"/>
+      <w:lvlText w:val=""/>
+      <w:lvlJc w:val="left"/>
+      <w:pPr>
+        <w:ind w:left="3240" w:hanging="360"/>
+      </w:pPr>
+      <w:rPr>
+        <w:rFonts w:ascii="Symbol" w:hAnsi="Symbol" w:hint="default"/>
+      </w:rPr>
+    </w:lvl>
+    <w:lvl w:ilvl="4" w:tplc="04160003" w:tentative="1">
+      <w:start w:val="1"/>
+      <w:numFmt w:val="bullet"/>
+      <w:lvlText w:val="o"/>
+      <w:lvlJc w:val="left"/>
+      <w:pPr>
+        <w:ind w:left="3960" w:hanging="360"/>
+      </w:pPr>
+      <w:rPr>
+        <w:rFonts w:ascii="Courier New" w:hAnsi="Courier New" w:cs="Courier New" w:hint="default"/>
+      </w:rPr>
+    </w:lvl>
+    <w:lvl w:ilvl="5" w:tplc="04160005" w:tentative="1">
+      <w:start w:val="1"/>
+      <w:numFmt w:val="bullet"/>
+      <w:lvlText w:val=""/>
+      <w:lvlJc w:val="left"/>
+      <w:pPr>
+        <w:ind w:left="4680" w:hanging="360"/>
+      </w:pPr>
+      <w:rPr>
+        <w:rFonts w:ascii="Wingdings" w:hAnsi="Wingdings" w:hint="default"/>
+      </w:rPr>
+    </w:lvl>
+    <w:lvl w:ilvl="6" w:tplc="04160001" w:tentative="1">
+      <w:start w:val="1"/>
+      <w:numFmt w:val="bullet"/>
+      <w:lvlText w:val=""/>
+      <w:lvlJc w:val="left"/>
+      <w:pPr>
+        <w:ind w:left="5400" w:hanging="360"/>
+      </w:pPr>
+      <w:rPr>
+        <w:rFonts w:ascii="Symbol" w:hAnsi="Symbol" w:hint="default"/>
+      </w:rPr>
+    </w:lvl>
+    <w:lvl w:ilvl="7" w:tplc="04160003" w:tentative="1">
+      <w:start w:val="1"/>
+      <w:numFmt w:val="bullet"/>
+      <w:lvlText w:val="o"/>
+      <w:lvlJc w:val="left"/>
+      <w:pPr>
+        <w:ind w:left="6120" w:hanging="360"/>
+      </w:pPr>
+      <w:rPr>
+        <w:rFonts w:ascii="Courier New" w:hAnsi="Courier New" w:cs="Courier New" w:hint="default"/>
+      </w:rPr>
+    </w:lvl>
+    <w:lvl w:ilvl="8" w:tplc="04160005" w:tentative="1">
+      <w:start w:val="1"/>
+      <w:numFmt w:val="bullet"/>
+      <w:lvlText w:val=""/>
+      <w:lvlJc w:val="left"/>
+      <w:pPr>
+        <w:ind w:left="6840" w:hanging="360"/>
+      </w:pPr>
+      <w:rPr>
+        <w:rFonts w:ascii="Wingdings" w:hAnsi="Wingdings" w:hint="default"/>
+      </w:rPr>
+    </w:lvl>
+  </w:abstractNum>
+  <w:abstractNum w:abstractNumId="17" w15:restartNumberingAfterBreak="0">
+    <w:nsid w:val="7E7A6C91"/>
+    <w:multiLevelType w:val="hybridMultilevel"/>
+    <w:tmpl w:val="72D25C04"/>
+    <w:lvl w:ilvl="0" w:tplc="04160001">
+      <w:start w:val="1"/>
+      <w:numFmt w:val="bullet"/>
+      <w:lvlText w:val=""/>
+      <w:lvlJc w:val="left"/>
+      <w:pPr>
+        <w:ind w:left="720" w:hanging="360"/>
+      </w:pPr>
+      <w:rPr>
+        <w:rFonts w:ascii="Symbol" w:hAnsi="Symbol" w:hint="default"/>
+      </w:rPr>
+    </w:lvl>
+    <w:lvl w:ilvl="1" w:tplc="04160003" w:tentative="1">
+      <w:start w:val="1"/>
+      <w:numFmt w:val="bullet"/>
+      <w:lvlText w:val="o"/>
+      <w:lvlJc w:val="left"/>
+      <w:pPr>
+        <w:ind w:left="1440" w:hanging="360"/>
+      </w:pPr>
+      <w:rPr>
+        <w:rFonts w:ascii="Courier New" w:hAnsi="Courier New" w:cs="Courier New" w:hint="default"/>
+      </w:rPr>
+    </w:lvl>
+    <w:lvl w:ilvl="2" w:tplc="04160005" w:tentative="1">
+      <w:start w:val="1"/>
+      <w:numFmt w:val="bullet"/>
+      <w:lvlText w:val=""/>
+      <w:lvlJc w:val="left"/>
+      <w:pPr>
+        <w:ind w:left="2160" w:hanging="360"/>
+      </w:pPr>
+      <w:rPr>
+        <w:rFonts w:ascii="Wingdings" w:hAnsi="Wingdings" w:hint="default"/>
+      </w:rPr>
+    </w:lvl>
+    <w:lvl w:ilvl="3" w:tplc="04160001" w:tentative="1">
+      <w:start w:val="1"/>
+      <w:numFmt w:val="bullet"/>
+      <w:lvlText w:val=""/>
+      <w:lvlJc w:val="left"/>
+      <w:pPr>
+        <w:ind w:left="2880" w:hanging="360"/>
+      </w:pPr>
+      <w:rPr>
+        <w:rFonts w:ascii="Symbol" w:hAnsi="Symbol" w:hint="default"/>
+      </w:rPr>
+    </w:lvl>
+    <w:lvl w:ilvl="4" w:tplc="04160003" w:tentative="1">
+      <w:start w:val="1"/>
+      <w:numFmt w:val="bullet"/>
+      <w:lvlText w:val="o"/>
+      <w:lvlJc w:val="left"/>
+      <w:pPr>
+        <w:ind w:left="3600" w:hanging="360"/>
+      </w:pPr>
+      <w:rPr>
+        <w:rFonts w:ascii="Courier New" w:hAnsi="Courier New" w:cs="Courier New" w:hint="default"/>
+      </w:rPr>
+    </w:lvl>
+    <w:lvl w:ilvl="5" w:tplc="04160005" w:tentative="1">
+      <w:start w:val="1"/>
+      <w:numFmt w:val="bullet"/>
+      <w:lvlText w:val=""/>
+      <w:lvlJc w:val="left"/>
+      <w:pPr>
+        <w:ind w:left="4320" w:hanging="360"/>
+      </w:pPr>
+      <w:rPr>
+        <w:rFonts w:ascii="Wingdings" w:hAnsi="Wingdings" w:hint="default"/>
+      </w:rPr>
+    </w:lvl>
+    <w:lvl w:ilvl="6" w:tplc="04160001" w:tentative="1">
+      <w:start w:val="1"/>
+      <w:numFmt w:val="bullet"/>
+      <w:lvlText w:val=""/>
+      <w:lvlJc w:val="left"/>
+      <w:pPr>
+        <w:ind w:left="5040" w:hanging="360"/>
+      </w:pPr>
+      <w:rPr>
+        <w:rFonts w:ascii="Symbol" w:hAnsi="Symbol" w:hint="default"/>
+      </w:rPr>
+    </w:lvl>
+    <w:lvl w:ilvl="7" w:tplc="04160003" w:tentative="1">
+      <w:start w:val="1"/>
+      <w:numFmt w:val="bullet"/>
+      <w:lvlText w:val="o"/>
+      <w:lvlJc w:val="left"/>
+      <w:pPr>
+        <w:ind w:left="5760" w:hanging="360"/>
+      </w:pPr>
+      <w:rPr>
+        <w:rFonts w:ascii="Courier New" w:hAnsi="Courier New" w:cs="Courier New" w:hint="default"/>
+      </w:rPr>
+    </w:lvl>
+    <w:lvl w:ilvl="8" w:tplc="04160005" w:tentative="1">
+      <w:start w:val="1"/>
+      <w:numFmt w:val="bullet"/>
+      <w:lvlText w:val=""/>
+      <w:lvlJc w:val="left"/>
+      <w:pPr>
+        <w:ind w:left="6480" w:hanging="360"/>
+      </w:pPr>
+      <w:rPr>
+        <w:rFonts w:ascii="Wingdings" w:hAnsi="Wingdings" w:hint="default"/>
+      </w:rPr>
+    </w:lvl>
+  </w:abstractNum>
   <w:num w:numId="1">
+    <w:abstractNumId w:val="9"/>
+  </w:num>
+  <w:num w:numId="2">
+    <w:abstractNumId w:val="6"/>
+  </w:num>
+  <w:num w:numId="3">
+    <w:abstractNumId w:val="15"/>
+  </w:num>
+  <w:num w:numId="4">
+    <w:abstractNumId w:val="12"/>
+  </w:num>
+  <w:num w:numId="5">
+    <w:abstractNumId w:val="11"/>
+  </w:num>
+  <w:num w:numId="6">
+    <w:abstractNumId w:val="17"/>
+  </w:num>
+  <w:num w:numId="7">
+    <w:abstractNumId w:val="0"/>
+  </w:num>
+  <w:num w:numId="8">
+    <w:abstractNumId w:val="13"/>
+  </w:num>
+  <w:num w:numId="9">
+    <w:abstractNumId w:val="16"/>
+  </w:num>
+  <w:num w:numId="10">
+    <w:abstractNumId w:val="5"/>
+  </w:num>
+  <w:num w:numId="11">
+    <w:abstractNumId w:val="4"/>
+  </w:num>
+  <w:num w:numId="12">
+    <w:abstractNumId w:val="14"/>
+  </w:num>
+  <w:num w:numId="13">
+    <w:abstractNumId w:val="3"/>
+  </w:num>
+  <w:num w:numId="14">
+    <w:abstractNumId w:val="8"/>
+  </w:num>
+  <w:num w:numId="15">
     <w:abstractNumId w:val="1"/>
   </w:num>
-  <w:num w:numId="2">
-    <w:abstractNumId w:val="0"/>
+  <w:num w:numId="16">
+    <w:abstractNumId w:val="2"/>
   </w:num>
-  <w:num w:numId="3">
-    <w:abstractNumId w:val="3"/>
+  <w:num w:numId="17">
+    <w:abstractNumId w:val="10"/>
   </w:num>
-  <w:num w:numId="4">
-    <w:abstractNumId w:val="2"/>
+  <w:num w:numId="18">
+    <w:abstractNumId w:val="7"/>
   </w:num>
 </w:numbering>
 </file>
@@ -4076,6 +7293,54 @@
       <w:ind w:left="440"/>
     </w:pPr>
   </w:style>
+  <w:style w:type="paragraph" w:styleId="PargrafodaLista">
+    <w:name w:val="List Paragraph"/>
+    <w:basedOn w:val="Normal"/>
+    <w:uiPriority w:val="34"/>
+    <w:qFormat/>
+    <w:rsid w:val="0018003E"/>
+    <w:pPr>
+      <w:ind w:left="720"/>
+      <w:contextualSpacing/>
+    </w:pPr>
+  </w:style>
+  <w:style w:type="character" w:styleId="nfase">
+    <w:name w:val="Emphasis"/>
+    <w:basedOn w:val="Fontepargpadro"/>
+    <w:uiPriority w:val="20"/>
+    <w:qFormat/>
+    <w:rsid w:val="0018003E"/>
+    <w:rPr>
+      <w:i/>
+      <w:iCs/>
+    </w:rPr>
+  </w:style>
+  <w:style w:type="character" w:styleId="MenoPendente">
+    <w:name w:val="Unresolved Mention"/>
+    <w:basedOn w:val="Fontepargpadro"/>
+    <w:uiPriority w:val="99"/>
+    <w:semiHidden/>
+    <w:unhideWhenUsed/>
+    <w:rsid w:val="0018003E"/>
+    <w:rPr>
+      <w:color w:val="605E5C"/>
+      <w:shd w:val="clear" w:color="auto" w:fill="E1DFDD"/>
+    </w:rPr>
+  </w:style>
+  <w:style w:type="paragraph" w:customStyle="1" w:styleId="isselectedend">
+    <w:name w:val="isselectedend"/>
+    <w:basedOn w:val="Normal"/>
+    <w:rsid w:val="00446697"/>
+    <w:pPr>
+      <w:spacing w:before="100" w:beforeAutospacing="1" w:after="100" w:afterAutospacing="1" w:line="240" w:lineRule="auto"/>
+    </w:pPr>
+    <w:rPr>
+      <w:rFonts w:ascii="Times New Roman" w:eastAsia="Times New Roman" w:hAnsi="Times New Roman" w:cs="Times New Roman"/>
+      <w:sz w:val="24"/>
+      <w:szCs w:val="24"/>
+      <w:lang w:eastAsia="pt-BR"/>
+    </w:rPr>
+  </w:style>
 </w:styles>
 </file>
 
@@ -4277,14 +7542,14 @@
     <w:charset w:val="00"/>
     <w:family w:val="swiss"/>
     <w:pitch w:val="variable"/>
-    <w:sig w:usb0="E0002AFF" w:usb1="4000ACFF" w:usb2="00000001" w:usb3="00000000" w:csb0="000001FF" w:csb1="00000000"/>
+    <w:sig w:usb0="E00002FF" w:usb1="4000ACFF" w:usb2="00000001" w:usb3="00000000" w:csb0="0000019F" w:csb1="00000000"/>
   </w:font>
   <w:font w:name="Calibri Light">
     <w:panose1 w:val="020F0302020204030204"/>
     <w:charset w:val="00"/>
     <w:family w:val="swiss"/>
     <w:pitch w:val="variable"/>
-    <w:sig w:usb0="A0002AEF" w:usb1="4000207B" w:usb2="00000000" w:usb3="00000000" w:csb0="000001FF" w:csb1="00000000"/>
+    <w:sig w:usb0="A00002EF" w:usb1="4000207B" w:usb2="00000000" w:usb3="00000000" w:csb0="0000009F" w:csb1="00000000"/>
   </w:font>
   <w:font w:name="Arial">
     <w:panose1 w:val="020B0604020202020204"/>
@@ -4313,6 +7578,7 @@
   </w:compat>
   <w:rsids>
     <w:rsidRoot w:val="00C95742"/>
+    <w:rsid w:val="00A5411F"/>
     <w:rsid w:val="00C95742"/>
   </w:rsids>
   <m:mathPr>
@@ -5114,7 +8380,7 @@
 </file>
 
 <file path=customXml/itemProps2.xml><?xml version="1.0" encoding="utf-8"?>
-<ds:datastoreItem xmlns:ds="http://schemas.openxmlformats.org/officeDocument/2006/customXml" ds:itemID="{29E1C5F7-9860-4F81-8C43-AEE3F967737E}">
+<ds:datastoreItem xmlns:ds="http://schemas.openxmlformats.org/officeDocument/2006/customXml" ds:itemID="{EC847B9D-70C1-41AA-B959-D84FC46B4CC0}">
   <ds:schemaRefs>
     <ds:schemaRef ds:uri="http://schemas.openxmlformats.org/officeDocument/2006/bibliography"/>
   </ds:schemaRefs>

--- a/Documentação TCC.docx
+++ b/Documentação TCC.docx
@@ -261,47 +261,7 @@
                         <w:sz w:val="24"/>
                         <w:szCs w:val="24"/>
                       </w:rPr>
-                      <w:t xml:space="preserve">Felipe Gusmão, Aquiles Menezes, Heitor Ribeiro, Artur </w:t>
-                    </w:r>
-                    <w:proofErr w:type="spellStart"/>
-                    <w:r>
-                      <w:rPr>
-                        <w:rFonts w:ascii="Arial" w:hAnsi="Arial" w:cs="Arial"/>
-                        <w:color w:val="4472C4" w:themeColor="accent1"/>
-                        <w:sz w:val="24"/>
-                        <w:szCs w:val="24"/>
-                      </w:rPr>
-                      <w:t>Araujo</w:t>
-                    </w:r>
-                    <w:proofErr w:type="spellEnd"/>
-                    <w:r>
-                      <w:rPr>
-                        <w:rFonts w:ascii="Arial" w:hAnsi="Arial" w:cs="Arial"/>
-                        <w:color w:val="4472C4" w:themeColor="accent1"/>
-                        <w:sz w:val="24"/>
-                        <w:szCs w:val="24"/>
-                      </w:rPr>
-                      <w:t xml:space="preserve">, </w:t>
-                    </w:r>
-                    <w:proofErr w:type="spellStart"/>
-                    <w:r>
-                      <w:rPr>
-                        <w:rFonts w:ascii="Arial" w:hAnsi="Arial" w:cs="Arial"/>
-                        <w:color w:val="4472C4" w:themeColor="accent1"/>
-                        <w:sz w:val="24"/>
-                        <w:szCs w:val="24"/>
-                      </w:rPr>
-                      <w:t>Andre</w:t>
-                    </w:r>
-                    <w:proofErr w:type="spellEnd"/>
-                    <w:r>
-                      <w:rPr>
-                        <w:rFonts w:ascii="Arial" w:hAnsi="Arial" w:cs="Arial"/>
-                        <w:color w:val="4472C4" w:themeColor="accent1"/>
-                        <w:sz w:val="24"/>
-                        <w:szCs w:val="24"/>
-                      </w:rPr>
-                      <w:t xml:space="preserve"> Garrido</w:t>
+                      <w:t>Felipe Gusmão, Aquiles Menezes, Heitor Ribeiro, Artur Araujo, Andre Garrido</w:t>
                     </w:r>
                   </w:p>
                 </w:sdtContent>
@@ -439,13 +399,9 @@
             <w:tabs>
               <w:tab w:val="right" w:leader="dot" w:pos="9061"/>
             </w:tabs>
-            <w:spacing w:after="30"/>
-            <w:jc w:val="both"/>
             <w:rPr>
-              <w:rFonts w:ascii="Arial" w:eastAsiaTheme="minorEastAsia" w:hAnsi="Arial" w:cs="Arial"/>
+              <w:rFonts w:eastAsiaTheme="minorEastAsia"/>
               <w:noProof/>
-              <w:sz w:val="24"/>
-              <w:szCs w:val="24"/>
               <w:lang w:eastAsia="pt-BR"/>
             </w:rPr>
           </w:pPr>
@@ -473,86 +429,60 @@
             </w:rPr>
             <w:fldChar w:fldCharType="separate"/>
           </w:r>
-          <w:hyperlink w:anchor="_Toc226554005" w:history="1">
+          <w:hyperlink w:anchor="_Toc227853641" w:history="1">
             <w:r>
               <w:rPr>
                 <w:rStyle w:val="Hyperlink"/>
-                <w:rFonts w:ascii="Arial" w:eastAsia="Times New Roman" w:hAnsi="Arial" w:cs="Arial"/>
-                <w:b/>
-                <w:bCs/>
-                <w:noProof/>
-                <w:sz w:val="24"/>
-                <w:szCs w:val="24"/>
-                <w:lang w:eastAsia="pt-BR"/>
-              </w:rPr>
-              <w:t>1. Contextualização</w:t>
-            </w:r>
-            <w:r>
-              <w:rPr>
                 <w:rFonts w:ascii="Arial" w:hAnsi="Arial" w:cs="Arial"/>
                 <w:noProof/>
+              </w:rPr>
+              <w:t>1 Contextualização</w:t>
+            </w:r>
+            <w:r>
+              <w:rPr>
+                <w:noProof/>
                 <w:webHidden/>
-                <w:sz w:val="24"/>
-                <w:szCs w:val="24"/>
               </w:rPr>
               <w:tab/>
             </w:r>
             <w:r>
               <w:rPr>
-                <w:rFonts w:ascii="Arial" w:hAnsi="Arial" w:cs="Arial"/>
                 <w:noProof/>
                 <w:webHidden/>
-                <w:sz w:val="24"/>
-                <w:szCs w:val="24"/>
               </w:rPr>
               <w:fldChar w:fldCharType="begin"/>
             </w:r>
             <w:r>
               <w:rPr>
-                <w:rFonts w:ascii="Arial" w:hAnsi="Arial" w:cs="Arial"/>
                 <w:noProof/>
                 <w:webHidden/>
-                <w:sz w:val="24"/>
-                <w:szCs w:val="24"/>
-              </w:rPr>
-              <w:instrText xml:space="preserve"> PAGEREF _Toc226554005 \h </w:instrText>
-            </w:r>
-            <w:r>
-              <w:rPr>
-                <w:rFonts w:ascii="Arial" w:hAnsi="Arial" w:cs="Arial"/>
+              </w:rPr>
+              <w:instrText xml:space="preserve"> PAGEREF _Toc227853641 \h </w:instrText>
+            </w:r>
+            <w:r>
+              <w:rPr>
                 <w:noProof/>
                 <w:webHidden/>
-                <w:sz w:val="24"/>
-                <w:szCs w:val="24"/>
-              </w:rPr>
-            </w:r>
-            <w:r>
-              <w:rPr>
-                <w:rFonts w:ascii="Arial" w:hAnsi="Arial" w:cs="Arial"/>
+              </w:rPr>
+            </w:r>
+            <w:r>
+              <w:rPr>
                 <w:noProof/>
                 <w:webHidden/>
-                <w:sz w:val="24"/>
-                <w:szCs w:val="24"/>
               </w:rPr>
               <w:fldChar w:fldCharType="separate"/>
             </w:r>
             <w:r>
               <w:rPr>
-                <w:rFonts w:ascii="Arial" w:hAnsi="Arial" w:cs="Arial"/>
                 <w:noProof/>
                 <w:webHidden/>
-                <w:sz w:val="24"/>
-                <w:szCs w:val="24"/>
               </w:rPr>
               <w:t>2</w:t>
             </w:r>
             <w:r>
               <w:rPr>
-                <w:rFonts w:ascii="Arial" w:hAnsi="Arial" w:cs="Arial"/>
                 <w:noProof/>
                 <w:webHidden/>
-                <w:sz w:val="24"/>
-                <w:szCs w:val="24"/>
               </w:rPr>
               <w:fldChar w:fldCharType="end"/>
             </w:r>
@@ -564,93 +494,66 @@
             <w:tabs>
               <w:tab w:val="right" w:leader="dot" w:pos="9061"/>
             </w:tabs>
-            <w:spacing w:after="30"/>
-            <w:jc w:val="both"/>
             <w:rPr>
-              <w:rFonts w:ascii="Arial" w:eastAsiaTheme="minorEastAsia" w:hAnsi="Arial" w:cs="Arial"/>
+              <w:rFonts w:eastAsiaTheme="minorEastAsia"/>
               <w:noProof/>
-              <w:sz w:val="24"/>
-              <w:szCs w:val="24"/>
               <w:lang w:eastAsia="pt-BR"/>
             </w:rPr>
           </w:pPr>
-          <w:hyperlink w:anchor="_Toc226554006" w:history="1">
+          <w:hyperlink w:anchor="_Toc227853642" w:history="1">
             <w:r>
               <w:rPr>
                 <w:rStyle w:val="Hyperlink"/>
                 <w:rFonts w:ascii="Arial" w:hAnsi="Arial" w:cs="Arial"/>
                 <w:noProof/>
-                <w:sz w:val="24"/>
-                <w:szCs w:val="24"/>
               </w:rPr>
               <w:t>2. Problema</w:t>
             </w:r>
             <w:r>
               <w:rPr>
-                <w:rFonts w:ascii="Arial" w:hAnsi="Arial" w:cs="Arial"/>
                 <w:noProof/>
                 <w:webHidden/>
-                <w:sz w:val="24"/>
-                <w:szCs w:val="24"/>
               </w:rPr>
               <w:tab/>
             </w:r>
             <w:r>
               <w:rPr>
-                <w:rFonts w:ascii="Arial" w:hAnsi="Arial" w:cs="Arial"/>
                 <w:noProof/>
                 <w:webHidden/>
-                <w:sz w:val="24"/>
-                <w:szCs w:val="24"/>
               </w:rPr>
               <w:fldChar w:fldCharType="begin"/>
             </w:r>
             <w:r>
               <w:rPr>
-                <w:rFonts w:ascii="Arial" w:hAnsi="Arial" w:cs="Arial"/>
                 <w:noProof/>
                 <w:webHidden/>
-                <w:sz w:val="24"/>
-                <w:szCs w:val="24"/>
-              </w:rPr>
-              <w:instrText xml:space="preserve"> PAGEREF _Toc226554006 \h </w:instrText>
-            </w:r>
-            <w:r>
-              <w:rPr>
-                <w:rFonts w:ascii="Arial" w:hAnsi="Arial" w:cs="Arial"/>
+              </w:rPr>
+              <w:instrText xml:space="preserve"> PAGEREF _Toc227853642 \h </w:instrText>
+            </w:r>
+            <w:r>
+              <w:rPr>
                 <w:noProof/>
                 <w:webHidden/>
-                <w:sz w:val="24"/>
-                <w:szCs w:val="24"/>
-              </w:rPr>
-            </w:r>
-            <w:r>
-              <w:rPr>
-                <w:rFonts w:ascii="Arial" w:hAnsi="Arial" w:cs="Arial"/>
+              </w:rPr>
+            </w:r>
+            <w:r>
+              <w:rPr>
                 <w:noProof/>
                 <w:webHidden/>
-                <w:sz w:val="24"/>
-                <w:szCs w:val="24"/>
               </w:rPr>
               <w:fldChar w:fldCharType="separate"/>
             </w:r>
             <w:r>
               <w:rPr>
-                <w:rFonts w:ascii="Arial" w:hAnsi="Arial" w:cs="Arial"/>
                 <w:noProof/>
                 <w:webHidden/>
-                <w:sz w:val="24"/>
-                <w:szCs w:val="24"/>
               </w:rPr>
               <w:t>2</w:t>
             </w:r>
             <w:r>
               <w:rPr>
-                <w:rFonts w:ascii="Arial" w:hAnsi="Arial" w:cs="Arial"/>
                 <w:noProof/>
                 <w:webHidden/>
-                <w:sz w:val="24"/>
-                <w:szCs w:val="24"/>
               </w:rPr>
               <w:fldChar w:fldCharType="end"/>
             </w:r>
@@ -662,93 +565,66 @@
             <w:tabs>
               <w:tab w:val="right" w:leader="dot" w:pos="9061"/>
             </w:tabs>
-            <w:spacing w:after="30"/>
-            <w:jc w:val="both"/>
             <w:rPr>
-              <w:rFonts w:ascii="Arial" w:eastAsiaTheme="minorEastAsia" w:hAnsi="Arial" w:cs="Arial"/>
+              <w:rFonts w:eastAsiaTheme="minorEastAsia"/>
               <w:noProof/>
-              <w:sz w:val="24"/>
-              <w:szCs w:val="24"/>
               <w:lang w:eastAsia="pt-BR"/>
             </w:rPr>
           </w:pPr>
-          <w:hyperlink w:anchor="_Toc226554007" w:history="1">
+          <w:hyperlink w:anchor="_Toc227853643" w:history="1">
             <w:r>
               <w:rPr>
                 <w:rStyle w:val="Hyperlink"/>
                 <w:rFonts w:ascii="Arial" w:hAnsi="Arial" w:cs="Arial"/>
                 <w:noProof/>
-                <w:sz w:val="24"/>
-                <w:szCs w:val="24"/>
-              </w:rPr>
-              <w:t>3. Pergunta de Pesquisa</w:t>
-            </w:r>
-            <w:r>
-              <w:rPr>
-                <w:rFonts w:ascii="Arial" w:hAnsi="Arial" w:cs="Arial"/>
+              </w:rPr>
+              <w:t>3. Metodologia</w:t>
+            </w:r>
+            <w:r>
+              <w:rPr>
                 <w:noProof/>
                 <w:webHidden/>
-                <w:sz w:val="24"/>
-                <w:szCs w:val="24"/>
               </w:rPr>
               <w:tab/>
             </w:r>
             <w:r>
               <w:rPr>
-                <w:rFonts w:ascii="Arial" w:hAnsi="Arial" w:cs="Arial"/>
                 <w:noProof/>
                 <w:webHidden/>
-                <w:sz w:val="24"/>
-                <w:szCs w:val="24"/>
               </w:rPr>
               <w:fldChar w:fldCharType="begin"/>
             </w:r>
             <w:r>
               <w:rPr>
-                <w:rFonts w:ascii="Arial" w:hAnsi="Arial" w:cs="Arial"/>
                 <w:noProof/>
                 <w:webHidden/>
-                <w:sz w:val="24"/>
-                <w:szCs w:val="24"/>
-              </w:rPr>
-              <w:instrText xml:space="preserve"> PAGEREF _Toc226554007 \h </w:instrText>
-            </w:r>
-            <w:r>
-              <w:rPr>
-                <w:rFonts w:ascii="Arial" w:hAnsi="Arial" w:cs="Arial"/>
+              </w:rPr>
+              <w:instrText xml:space="preserve"> PAGEREF _Toc227853643 \h </w:instrText>
+            </w:r>
+            <w:r>
+              <w:rPr>
                 <w:noProof/>
                 <w:webHidden/>
-                <w:sz w:val="24"/>
-                <w:szCs w:val="24"/>
-              </w:rPr>
-            </w:r>
-            <w:r>
-              <w:rPr>
-                <w:rFonts w:ascii="Arial" w:hAnsi="Arial" w:cs="Arial"/>
+              </w:rPr>
+            </w:r>
+            <w:r>
+              <w:rPr>
                 <w:noProof/>
                 <w:webHidden/>
-                <w:sz w:val="24"/>
-                <w:szCs w:val="24"/>
               </w:rPr>
               <w:fldChar w:fldCharType="separate"/>
             </w:r>
             <w:r>
               <w:rPr>
-                <w:rFonts w:ascii="Arial" w:hAnsi="Arial" w:cs="Arial"/>
                 <w:noProof/>
                 <w:webHidden/>
-                <w:sz w:val="24"/>
-                <w:szCs w:val="24"/>
               </w:rPr>
               <w:t>2</w:t>
             </w:r>
             <w:r>
               <w:rPr>
-                <w:rFonts w:ascii="Arial" w:hAnsi="Arial" w:cs="Arial"/>
                 <w:noProof/>
                 <w:webHidden/>
-                <w:sz w:val="24"/>
-                <w:szCs w:val="24"/>
               </w:rPr>
               <w:fldChar w:fldCharType="end"/>
             </w:r>
@@ -760,93 +636,66 @@
             <w:tabs>
               <w:tab w:val="right" w:leader="dot" w:pos="9061"/>
             </w:tabs>
-            <w:spacing w:after="30"/>
-            <w:jc w:val="both"/>
             <w:rPr>
-              <w:rFonts w:ascii="Arial" w:eastAsiaTheme="minorEastAsia" w:hAnsi="Arial" w:cs="Arial"/>
+              <w:rFonts w:eastAsiaTheme="minorEastAsia"/>
               <w:noProof/>
-              <w:sz w:val="24"/>
-              <w:szCs w:val="24"/>
               <w:lang w:eastAsia="pt-BR"/>
             </w:rPr>
           </w:pPr>
-          <w:hyperlink w:anchor="_Toc226554008" w:history="1">
+          <w:hyperlink w:anchor="_Toc227853644" w:history="1">
             <w:r>
               <w:rPr>
                 <w:rStyle w:val="Hyperlink"/>
                 <w:rFonts w:ascii="Arial" w:hAnsi="Arial" w:cs="Arial"/>
                 <w:noProof/>
-                <w:sz w:val="24"/>
-                <w:szCs w:val="24"/>
-              </w:rPr>
-              <w:t>4. Hipótese</w:t>
-            </w:r>
-            <w:r>
-              <w:rPr>
-                <w:rFonts w:ascii="Arial" w:hAnsi="Arial" w:cs="Arial"/>
+              </w:rPr>
+              <w:t>4. Pergunta de Pesquisa</w:t>
+            </w:r>
+            <w:r>
+              <w:rPr>
                 <w:noProof/>
                 <w:webHidden/>
-                <w:sz w:val="24"/>
-                <w:szCs w:val="24"/>
               </w:rPr>
               <w:tab/>
             </w:r>
             <w:r>
               <w:rPr>
-                <w:rFonts w:ascii="Arial" w:hAnsi="Arial" w:cs="Arial"/>
                 <w:noProof/>
                 <w:webHidden/>
-                <w:sz w:val="24"/>
-                <w:szCs w:val="24"/>
               </w:rPr>
               <w:fldChar w:fldCharType="begin"/>
             </w:r>
             <w:r>
               <w:rPr>
-                <w:rFonts w:ascii="Arial" w:hAnsi="Arial" w:cs="Arial"/>
                 <w:noProof/>
                 <w:webHidden/>
-                <w:sz w:val="24"/>
-                <w:szCs w:val="24"/>
-              </w:rPr>
-              <w:instrText xml:space="preserve"> PAGEREF _Toc226554008 \h </w:instrText>
-            </w:r>
-            <w:r>
-              <w:rPr>
-                <w:rFonts w:ascii="Arial" w:hAnsi="Arial" w:cs="Arial"/>
+              </w:rPr>
+              <w:instrText xml:space="preserve"> PAGEREF _Toc227853644 \h </w:instrText>
+            </w:r>
+            <w:r>
+              <w:rPr>
                 <w:noProof/>
                 <w:webHidden/>
-                <w:sz w:val="24"/>
-                <w:szCs w:val="24"/>
-              </w:rPr>
-            </w:r>
-            <w:r>
-              <w:rPr>
-                <w:rFonts w:ascii="Arial" w:hAnsi="Arial" w:cs="Arial"/>
+              </w:rPr>
+            </w:r>
+            <w:r>
+              <w:rPr>
                 <w:noProof/>
                 <w:webHidden/>
-                <w:sz w:val="24"/>
-                <w:szCs w:val="24"/>
               </w:rPr>
               <w:fldChar w:fldCharType="separate"/>
             </w:r>
             <w:r>
               <w:rPr>
-                <w:rFonts w:ascii="Arial" w:hAnsi="Arial" w:cs="Arial"/>
                 <w:noProof/>
                 <w:webHidden/>
-                <w:sz w:val="24"/>
-                <w:szCs w:val="24"/>
               </w:rPr>
               <w:t>3</w:t>
             </w:r>
             <w:r>
               <w:rPr>
-                <w:rFonts w:ascii="Arial" w:hAnsi="Arial" w:cs="Arial"/>
                 <w:noProof/>
                 <w:webHidden/>
-                <w:sz w:val="24"/>
-                <w:szCs w:val="24"/>
               </w:rPr>
               <w:fldChar w:fldCharType="end"/>
             </w:r>
@@ -858,93 +707,66 @@
             <w:tabs>
               <w:tab w:val="right" w:leader="dot" w:pos="9061"/>
             </w:tabs>
-            <w:spacing w:after="30"/>
-            <w:jc w:val="both"/>
             <w:rPr>
-              <w:rFonts w:ascii="Arial" w:eastAsiaTheme="minorEastAsia" w:hAnsi="Arial" w:cs="Arial"/>
+              <w:rFonts w:eastAsiaTheme="minorEastAsia"/>
               <w:noProof/>
-              <w:sz w:val="24"/>
-              <w:szCs w:val="24"/>
               <w:lang w:eastAsia="pt-BR"/>
             </w:rPr>
           </w:pPr>
-          <w:hyperlink w:anchor="_Toc226554009" w:history="1">
+          <w:hyperlink w:anchor="_Toc227853645" w:history="1">
             <w:r>
               <w:rPr>
                 <w:rStyle w:val="Hyperlink"/>
                 <w:rFonts w:ascii="Arial" w:hAnsi="Arial" w:cs="Arial"/>
                 <w:noProof/>
-                <w:sz w:val="24"/>
-                <w:szCs w:val="24"/>
-              </w:rPr>
-              <w:t>5. Objetivo Geral</w:t>
-            </w:r>
-            <w:r>
-              <w:rPr>
-                <w:rFonts w:ascii="Arial" w:hAnsi="Arial" w:cs="Arial"/>
+              </w:rPr>
+              <w:t>5. Hipótese</w:t>
+            </w:r>
+            <w:r>
+              <w:rPr>
                 <w:noProof/>
                 <w:webHidden/>
-                <w:sz w:val="24"/>
-                <w:szCs w:val="24"/>
               </w:rPr>
               <w:tab/>
             </w:r>
             <w:r>
               <w:rPr>
-                <w:rFonts w:ascii="Arial" w:hAnsi="Arial" w:cs="Arial"/>
                 <w:noProof/>
                 <w:webHidden/>
-                <w:sz w:val="24"/>
-                <w:szCs w:val="24"/>
               </w:rPr>
               <w:fldChar w:fldCharType="begin"/>
             </w:r>
             <w:r>
               <w:rPr>
-                <w:rFonts w:ascii="Arial" w:hAnsi="Arial" w:cs="Arial"/>
                 <w:noProof/>
                 <w:webHidden/>
-                <w:sz w:val="24"/>
-                <w:szCs w:val="24"/>
-              </w:rPr>
-              <w:instrText xml:space="preserve"> PAGEREF _Toc226554009 \h </w:instrText>
-            </w:r>
-            <w:r>
-              <w:rPr>
-                <w:rFonts w:ascii="Arial" w:hAnsi="Arial" w:cs="Arial"/>
+              </w:rPr>
+              <w:instrText xml:space="preserve"> PAGEREF _Toc227853645 \h </w:instrText>
+            </w:r>
+            <w:r>
+              <w:rPr>
                 <w:noProof/>
                 <w:webHidden/>
-                <w:sz w:val="24"/>
-                <w:szCs w:val="24"/>
-              </w:rPr>
-            </w:r>
-            <w:r>
-              <w:rPr>
-                <w:rFonts w:ascii="Arial" w:hAnsi="Arial" w:cs="Arial"/>
+              </w:rPr>
+            </w:r>
+            <w:r>
+              <w:rPr>
                 <w:noProof/>
                 <w:webHidden/>
-                <w:sz w:val="24"/>
-                <w:szCs w:val="24"/>
               </w:rPr>
               <w:fldChar w:fldCharType="separate"/>
             </w:r>
             <w:r>
               <w:rPr>
-                <w:rFonts w:ascii="Arial" w:hAnsi="Arial" w:cs="Arial"/>
                 <w:noProof/>
                 <w:webHidden/>
-                <w:sz w:val="24"/>
-                <w:szCs w:val="24"/>
               </w:rPr>
               <w:t>3</w:t>
             </w:r>
             <w:r>
               <w:rPr>
-                <w:rFonts w:ascii="Arial" w:hAnsi="Arial" w:cs="Arial"/>
                 <w:noProof/>
                 <w:webHidden/>
-                <w:sz w:val="24"/>
-                <w:szCs w:val="24"/>
               </w:rPr>
               <w:fldChar w:fldCharType="end"/>
             </w:r>
@@ -956,93 +778,66 @@
             <w:tabs>
               <w:tab w:val="right" w:leader="dot" w:pos="9061"/>
             </w:tabs>
-            <w:spacing w:after="30"/>
-            <w:jc w:val="both"/>
             <w:rPr>
-              <w:rFonts w:ascii="Arial" w:eastAsiaTheme="minorEastAsia" w:hAnsi="Arial" w:cs="Arial"/>
+              <w:rFonts w:eastAsiaTheme="minorEastAsia"/>
               <w:noProof/>
-              <w:sz w:val="24"/>
-              <w:szCs w:val="24"/>
               <w:lang w:eastAsia="pt-BR"/>
             </w:rPr>
           </w:pPr>
-          <w:hyperlink w:anchor="_Toc226554010" w:history="1">
+          <w:hyperlink w:anchor="_Toc227853646" w:history="1">
             <w:r>
               <w:rPr>
                 <w:rStyle w:val="Hyperlink"/>
                 <w:rFonts w:ascii="Arial" w:hAnsi="Arial" w:cs="Arial"/>
                 <w:noProof/>
-                <w:sz w:val="24"/>
-                <w:szCs w:val="24"/>
-              </w:rPr>
-              <w:t>6. Objetivos Específicos</w:t>
-            </w:r>
-            <w:r>
-              <w:rPr>
-                <w:rFonts w:ascii="Arial" w:hAnsi="Arial" w:cs="Arial"/>
+              </w:rPr>
+              <w:t>6. Objetivo Geral</w:t>
+            </w:r>
+            <w:r>
+              <w:rPr>
                 <w:noProof/>
                 <w:webHidden/>
-                <w:sz w:val="24"/>
-                <w:szCs w:val="24"/>
               </w:rPr>
               <w:tab/>
             </w:r>
             <w:r>
               <w:rPr>
-                <w:rFonts w:ascii="Arial" w:hAnsi="Arial" w:cs="Arial"/>
                 <w:noProof/>
                 <w:webHidden/>
-                <w:sz w:val="24"/>
-                <w:szCs w:val="24"/>
               </w:rPr>
               <w:fldChar w:fldCharType="begin"/>
             </w:r>
             <w:r>
               <w:rPr>
-                <w:rFonts w:ascii="Arial" w:hAnsi="Arial" w:cs="Arial"/>
                 <w:noProof/>
                 <w:webHidden/>
-                <w:sz w:val="24"/>
-                <w:szCs w:val="24"/>
-              </w:rPr>
-              <w:instrText xml:space="preserve"> PAGEREF _Toc226554010 \h </w:instrText>
-            </w:r>
-            <w:r>
-              <w:rPr>
-                <w:rFonts w:ascii="Arial" w:hAnsi="Arial" w:cs="Arial"/>
+              </w:rPr>
+              <w:instrText xml:space="preserve"> PAGEREF _Toc227853646 \h </w:instrText>
+            </w:r>
+            <w:r>
+              <w:rPr>
                 <w:noProof/>
                 <w:webHidden/>
-                <w:sz w:val="24"/>
-                <w:szCs w:val="24"/>
-              </w:rPr>
-            </w:r>
-            <w:r>
-              <w:rPr>
-                <w:rFonts w:ascii="Arial" w:hAnsi="Arial" w:cs="Arial"/>
+              </w:rPr>
+            </w:r>
+            <w:r>
+              <w:rPr>
                 <w:noProof/>
                 <w:webHidden/>
-                <w:sz w:val="24"/>
-                <w:szCs w:val="24"/>
               </w:rPr>
               <w:fldChar w:fldCharType="separate"/>
             </w:r>
             <w:r>
               <w:rPr>
-                <w:rFonts w:ascii="Arial" w:hAnsi="Arial" w:cs="Arial"/>
                 <w:noProof/>
                 <w:webHidden/>
-                <w:sz w:val="24"/>
-                <w:szCs w:val="24"/>
               </w:rPr>
               <w:t>3</w:t>
             </w:r>
             <w:r>
               <w:rPr>
-                <w:rFonts w:ascii="Arial" w:hAnsi="Arial" w:cs="Arial"/>
                 <w:noProof/>
                 <w:webHidden/>
-                <w:sz w:val="24"/>
-                <w:szCs w:val="24"/>
               </w:rPr>
               <w:fldChar w:fldCharType="end"/>
             </w:r>
@@ -1054,93 +849,66 @@
             <w:tabs>
               <w:tab w:val="right" w:leader="dot" w:pos="9061"/>
             </w:tabs>
-            <w:spacing w:after="30"/>
-            <w:jc w:val="both"/>
             <w:rPr>
-              <w:rFonts w:ascii="Arial" w:eastAsiaTheme="minorEastAsia" w:hAnsi="Arial" w:cs="Arial"/>
+              <w:rFonts w:eastAsiaTheme="minorEastAsia"/>
               <w:noProof/>
-              <w:sz w:val="24"/>
-              <w:szCs w:val="24"/>
               <w:lang w:eastAsia="pt-BR"/>
             </w:rPr>
           </w:pPr>
-          <w:hyperlink w:anchor="_Toc226554011" w:history="1">
+          <w:hyperlink w:anchor="_Toc227853647" w:history="1">
             <w:r>
               <w:rPr>
                 <w:rStyle w:val="Hyperlink"/>
                 <w:rFonts w:ascii="Arial" w:hAnsi="Arial" w:cs="Arial"/>
                 <w:noProof/>
-                <w:sz w:val="24"/>
-                <w:szCs w:val="24"/>
-              </w:rPr>
-              <w:t>7. Justificativa</w:t>
-            </w:r>
-            <w:r>
-              <w:rPr>
-                <w:rFonts w:ascii="Arial" w:hAnsi="Arial" w:cs="Arial"/>
+              </w:rPr>
+              <w:t>7. Objetivos Específicos</w:t>
+            </w:r>
+            <w:r>
+              <w:rPr>
                 <w:noProof/>
                 <w:webHidden/>
-                <w:sz w:val="24"/>
-                <w:szCs w:val="24"/>
               </w:rPr>
               <w:tab/>
             </w:r>
             <w:r>
               <w:rPr>
-                <w:rFonts w:ascii="Arial" w:hAnsi="Arial" w:cs="Arial"/>
                 <w:noProof/>
                 <w:webHidden/>
-                <w:sz w:val="24"/>
-                <w:szCs w:val="24"/>
               </w:rPr>
               <w:fldChar w:fldCharType="begin"/>
             </w:r>
             <w:r>
               <w:rPr>
-                <w:rFonts w:ascii="Arial" w:hAnsi="Arial" w:cs="Arial"/>
                 <w:noProof/>
                 <w:webHidden/>
-                <w:sz w:val="24"/>
-                <w:szCs w:val="24"/>
-              </w:rPr>
-              <w:instrText xml:space="preserve"> PAGEREF _Toc226554011 \h </w:instrText>
-            </w:r>
-            <w:r>
-              <w:rPr>
-                <w:rFonts w:ascii="Arial" w:hAnsi="Arial" w:cs="Arial"/>
+              </w:rPr>
+              <w:instrText xml:space="preserve"> PAGEREF _Toc227853647 \h </w:instrText>
+            </w:r>
+            <w:r>
+              <w:rPr>
                 <w:noProof/>
                 <w:webHidden/>
-                <w:sz w:val="24"/>
-                <w:szCs w:val="24"/>
-              </w:rPr>
-            </w:r>
-            <w:r>
-              <w:rPr>
-                <w:rFonts w:ascii="Arial" w:hAnsi="Arial" w:cs="Arial"/>
+              </w:rPr>
+            </w:r>
+            <w:r>
+              <w:rPr>
                 <w:noProof/>
                 <w:webHidden/>
-                <w:sz w:val="24"/>
-                <w:szCs w:val="24"/>
               </w:rPr>
               <w:fldChar w:fldCharType="separate"/>
             </w:r>
             <w:r>
               <w:rPr>
-                <w:rFonts w:ascii="Arial" w:hAnsi="Arial" w:cs="Arial"/>
                 <w:noProof/>
                 <w:webHidden/>
-                <w:sz w:val="24"/>
-                <w:szCs w:val="24"/>
               </w:rPr>
               <w:t>3</w:t>
             </w:r>
             <w:r>
               <w:rPr>
-                <w:rFonts w:ascii="Arial" w:hAnsi="Arial" w:cs="Arial"/>
                 <w:noProof/>
                 <w:webHidden/>
-                <w:sz w:val="24"/>
-                <w:szCs w:val="24"/>
               </w:rPr>
               <w:fldChar w:fldCharType="end"/>
             </w:r>
@@ -1148,98 +916,70 @@
         </w:p>
         <w:p>
           <w:pPr>
-            <w:pStyle w:val="Sumrio1"/>
+            <w:pStyle w:val="Sumrio2"/>
             <w:tabs>
               <w:tab w:val="right" w:leader="dot" w:pos="9061"/>
             </w:tabs>
-            <w:spacing w:after="30"/>
-            <w:jc w:val="both"/>
             <w:rPr>
-              <w:rFonts w:ascii="Arial" w:eastAsiaTheme="minorEastAsia" w:hAnsi="Arial" w:cs="Arial"/>
+              <w:rFonts w:eastAsiaTheme="minorEastAsia"/>
               <w:noProof/>
-              <w:sz w:val="24"/>
-              <w:szCs w:val="24"/>
               <w:lang w:eastAsia="pt-BR"/>
             </w:rPr>
           </w:pPr>
-          <w:hyperlink w:anchor="_Toc226554012" w:history="1">
+          <w:hyperlink w:anchor="_Toc227853648" w:history="1">
             <w:r>
               <w:rPr>
                 <w:rStyle w:val="Hyperlink"/>
                 <w:rFonts w:ascii="Arial" w:hAnsi="Arial" w:cs="Arial"/>
-                <w:b/>
-                <w:noProof/>
-                <w:sz w:val="24"/>
-                <w:szCs w:val="24"/>
-              </w:rPr>
-              <w:t>8. Bibliografia</w:t>
-            </w:r>
-            <w:r>
-              <w:rPr>
-                <w:rFonts w:ascii="Arial" w:hAnsi="Arial" w:cs="Arial"/>
+                <w:noProof/>
+              </w:rPr>
+              <w:t>8. Justificativa</w:t>
+            </w:r>
+            <w:r>
+              <w:rPr>
                 <w:noProof/>
                 <w:webHidden/>
-                <w:sz w:val="24"/>
-                <w:szCs w:val="24"/>
               </w:rPr>
               <w:tab/>
             </w:r>
             <w:r>
               <w:rPr>
-                <w:rFonts w:ascii="Arial" w:hAnsi="Arial" w:cs="Arial"/>
                 <w:noProof/>
                 <w:webHidden/>
-                <w:sz w:val="24"/>
-                <w:szCs w:val="24"/>
               </w:rPr>
               <w:fldChar w:fldCharType="begin"/>
             </w:r>
             <w:r>
               <w:rPr>
-                <w:rFonts w:ascii="Arial" w:hAnsi="Arial" w:cs="Arial"/>
                 <w:noProof/>
                 <w:webHidden/>
-                <w:sz w:val="24"/>
-                <w:szCs w:val="24"/>
-              </w:rPr>
-              <w:instrText xml:space="preserve"> PAGEREF _Toc226554012 \h </w:instrText>
-            </w:r>
-            <w:r>
-              <w:rPr>
-                <w:rFonts w:ascii="Arial" w:hAnsi="Arial" w:cs="Arial"/>
+              </w:rPr>
+              <w:instrText xml:space="preserve"> PAGEREF _Toc227853648 \h </w:instrText>
+            </w:r>
+            <w:r>
+              <w:rPr>
                 <w:noProof/>
                 <w:webHidden/>
-                <w:sz w:val="24"/>
-                <w:szCs w:val="24"/>
-              </w:rPr>
-            </w:r>
-            <w:r>
-              <w:rPr>
-                <w:rFonts w:ascii="Arial" w:hAnsi="Arial" w:cs="Arial"/>
+              </w:rPr>
+            </w:r>
+            <w:r>
+              <w:rPr>
                 <w:noProof/>
                 <w:webHidden/>
-                <w:sz w:val="24"/>
-                <w:szCs w:val="24"/>
               </w:rPr>
               <w:fldChar w:fldCharType="separate"/>
             </w:r>
             <w:r>
               <w:rPr>
-                <w:rFonts w:ascii="Arial" w:hAnsi="Arial" w:cs="Arial"/>
                 <w:noProof/>
                 <w:webHidden/>
-                <w:sz w:val="24"/>
-                <w:szCs w:val="24"/>
               </w:rPr>
               <w:t>4</w:t>
             </w:r>
             <w:r>
               <w:rPr>
-                <w:rFonts w:ascii="Arial" w:hAnsi="Arial" w:cs="Arial"/>
                 <w:noProof/>
                 <w:webHidden/>
-                <w:sz w:val="24"/>
-                <w:szCs w:val="24"/>
               </w:rPr>
               <w:fldChar w:fldCharType="end"/>
             </w:r>
@@ -1247,118 +987,70 @@
         </w:p>
         <w:p>
           <w:pPr>
-            <w:pStyle w:val="Sumrio3"/>
+            <w:pStyle w:val="Sumrio2"/>
             <w:tabs>
-              <w:tab w:val="left" w:pos="880"/>
               <w:tab w:val="right" w:leader="dot" w:pos="9061"/>
             </w:tabs>
-            <w:spacing w:after="30"/>
-            <w:jc w:val="both"/>
             <w:rPr>
-              <w:rFonts w:ascii="Arial" w:eastAsiaTheme="minorEastAsia" w:hAnsi="Arial" w:cs="Arial"/>
+              <w:rFonts w:eastAsiaTheme="minorEastAsia"/>
               <w:noProof/>
-              <w:sz w:val="24"/>
-              <w:szCs w:val="24"/>
               <w:lang w:eastAsia="pt-BR"/>
             </w:rPr>
           </w:pPr>
-          <w:hyperlink w:anchor="_Toc226554013" w:history="1">
+          <w:hyperlink w:anchor="_Toc227853649" w:history="1">
             <w:r>
               <w:rPr>
                 <w:rStyle w:val="Hyperlink"/>
                 <w:rFonts w:ascii="Arial" w:hAnsi="Arial" w:cs="Arial"/>
                 <w:noProof/>
-                <w:sz w:val="24"/>
-                <w:szCs w:val="24"/>
-              </w:rPr>
-              <w:t></w:t>
-            </w:r>
-            <w:r>
-              <w:rPr>
-                <w:rFonts w:ascii="Arial" w:eastAsiaTheme="minorEastAsia" w:hAnsi="Arial" w:cs="Arial"/>
-                <w:noProof/>
-                <w:sz w:val="24"/>
-                <w:szCs w:val="24"/>
-                <w:lang w:eastAsia="pt-BR"/>
+              </w:rPr>
+              <w:t>9. Protótipo</w:t>
+            </w:r>
+            <w:r>
+              <w:rPr>
+                <w:noProof/>
+                <w:webHidden/>
               </w:rPr>
               <w:tab/>
             </w:r>
             <w:r>
               <w:rPr>
-                <w:rStyle w:val="Hyperlink"/>
-                <w:rFonts w:ascii="Arial" w:hAnsi="Arial" w:cs="Arial"/>
-                <w:noProof/>
-                <w:sz w:val="24"/>
-                <w:szCs w:val="24"/>
-              </w:rPr>
-              <w:t>1. Câmara dos Deputados</w:t>
-            </w:r>
-            <w:r>
-              <w:rPr>
-                <w:rFonts w:ascii="Arial" w:hAnsi="Arial" w:cs="Arial"/>
                 <w:noProof/>
                 <w:webHidden/>
-                <w:sz w:val="24"/>
-                <w:szCs w:val="24"/>
-              </w:rPr>
-              <w:tab/>
-            </w:r>
-            <w:r>
-              <w:rPr>
-                <w:rFonts w:ascii="Arial" w:hAnsi="Arial" w:cs="Arial"/>
+              </w:rPr>
+              <w:fldChar w:fldCharType="begin"/>
+            </w:r>
+            <w:r>
+              <w:rPr>
                 <w:noProof/>
                 <w:webHidden/>
-                <w:sz w:val="24"/>
-                <w:szCs w:val="24"/>
-              </w:rPr>
-              <w:fldChar w:fldCharType="begin"/>
-            </w:r>
-            <w:r>
-              <w:rPr>
-                <w:rFonts w:ascii="Arial" w:hAnsi="Arial" w:cs="Arial"/>
+              </w:rPr>
+              <w:instrText xml:space="preserve"> PAGEREF _Toc227853649 \h </w:instrText>
+            </w:r>
+            <w:r>
+              <w:rPr>
                 <w:noProof/>
                 <w:webHidden/>
-                <w:sz w:val="24"/>
-                <w:szCs w:val="24"/>
-              </w:rPr>
-              <w:instrText xml:space="preserve"> PAGEREF _Toc226554013 \h </w:instrText>
-            </w:r>
-            <w:r>
-              <w:rPr>
-                <w:rFonts w:ascii="Arial" w:hAnsi="Arial" w:cs="Arial"/>
+              </w:rPr>
+            </w:r>
+            <w:r>
+              <w:rPr>
                 <w:noProof/>
                 <w:webHidden/>
-                <w:sz w:val="24"/>
-                <w:szCs w:val="24"/>
-              </w:rPr>
-            </w:r>
-            <w:r>
-              <w:rPr>
-                <w:rFonts w:ascii="Arial" w:hAnsi="Arial" w:cs="Arial"/>
+              </w:rPr>
+              <w:fldChar w:fldCharType="separate"/>
+            </w:r>
+            <w:r>
+              <w:rPr>
                 <w:noProof/>
                 <w:webHidden/>
-                <w:sz w:val="24"/>
-                <w:szCs w:val="24"/>
-              </w:rPr>
-              <w:fldChar w:fldCharType="separate"/>
-            </w:r>
-            <w:r>
-              <w:rPr>
-                <w:rFonts w:ascii="Arial" w:hAnsi="Arial" w:cs="Arial"/>
+              </w:rPr>
+              <w:t>4</w:t>
+            </w:r>
+            <w:r>
+              <w:rPr>
                 <w:noProof/>
                 <w:webHidden/>
-                <w:sz w:val="24"/>
-                <w:szCs w:val="24"/>
-              </w:rPr>
-              <w:t>4</w:t>
-            </w:r>
-            <w:r>
-              <w:rPr>
-                <w:rFonts w:ascii="Arial" w:hAnsi="Arial" w:cs="Arial"/>
-                <w:noProof/>
-                <w:webHidden/>
-                <w:sz w:val="24"/>
-                <w:szCs w:val="24"/>
               </w:rPr>
               <w:fldChar w:fldCharType="end"/>
             </w:r>
@@ -1366,475 +1058,70 @@
         </w:p>
         <w:p>
           <w:pPr>
-            <w:pStyle w:val="Sumrio3"/>
+            <w:pStyle w:val="Sumrio2"/>
             <w:tabs>
-              <w:tab w:val="left" w:pos="880"/>
               <w:tab w:val="right" w:leader="dot" w:pos="9061"/>
             </w:tabs>
-            <w:spacing w:after="30"/>
-            <w:jc w:val="both"/>
             <w:rPr>
-              <w:rFonts w:ascii="Arial" w:eastAsiaTheme="minorEastAsia" w:hAnsi="Arial" w:cs="Arial"/>
+              <w:rFonts w:eastAsiaTheme="minorEastAsia"/>
               <w:noProof/>
-              <w:sz w:val="24"/>
-              <w:szCs w:val="24"/>
               <w:lang w:eastAsia="pt-BR"/>
             </w:rPr>
           </w:pPr>
-          <w:hyperlink w:anchor="_Toc226554014" w:history="1">
+          <w:hyperlink w:anchor="_Toc227853650" w:history="1">
             <w:r>
               <w:rPr>
                 <w:rStyle w:val="Hyperlink"/>
                 <w:rFonts w:ascii="Arial" w:hAnsi="Arial" w:cs="Arial"/>
                 <w:noProof/>
-                <w:sz w:val="24"/>
-                <w:szCs w:val="24"/>
-              </w:rPr>
-              <w:t></w:t>
-            </w:r>
-            <w:r>
-              <w:rPr>
-                <w:rFonts w:ascii="Arial" w:eastAsiaTheme="minorEastAsia" w:hAnsi="Arial" w:cs="Arial"/>
-                <w:noProof/>
-                <w:sz w:val="24"/>
-                <w:szCs w:val="24"/>
-                <w:lang w:eastAsia="pt-BR"/>
+              </w:rPr>
+              <w:t>10. Bibliografia</w:t>
+            </w:r>
+            <w:r>
+              <w:rPr>
+                <w:noProof/>
+                <w:webHidden/>
               </w:rPr>
               <w:tab/>
             </w:r>
             <w:r>
               <w:rPr>
-                <w:rStyle w:val="Hyperlink"/>
-                <w:rFonts w:ascii="Arial" w:hAnsi="Arial" w:cs="Arial"/>
-                <w:noProof/>
-                <w:sz w:val="24"/>
-                <w:szCs w:val="24"/>
-              </w:rPr>
-              <w:t>2. Agência Brasil</w:t>
-            </w:r>
-            <w:r>
-              <w:rPr>
-                <w:rFonts w:ascii="Arial" w:hAnsi="Arial" w:cs="Arial"/>
                 <w:noProof/>
                 <w:webHidden/>
-                <w:sz w:val="24"/>
-                <w:szCs w:val="24"/>
-              </w:rPr>
-              <w:tab/>
-            </w:r>
-            <w:r>
-              <w:rPr>
-                <w:rFonts w:ascii="Arial" w:hAnsi="Arial" w:cs="Arial"/>
+              </w:rPr>
+              <w:fldChar w:fldCharType="begin"/>
+            </w:r>
+            <w:r>
+              <w:rPr>
                 <w:noProof/>
                 <w:webHidden/>
-                <w:sz w:val="24"/>
-                <w:szCs w:val="24"/>
-              </w:rPr>
-              <w:fldChar w:fldCharType="begin"/>
-            </w:r>
-            <w:r>
-              <w:rPr>
-                <w:rFonts w:ascii="Arial" w:hAnsi="Arial" w:cs="Arial"/>
+              </w:rPr>
+              <w:instrText xml:space="preserve"> PAGEREF _Toc227853650 \h </w:instrText>
+            </w:r>
+            <w:r>
+              <w:rPr>
                 <w:noProof/>
                 <w:webHidden/>
-                <w:sz w:val="24"/>
-                <w:szCs w:val="24"/>
-              </w:rPr>
-              <w:instrText xml:space="preserve"> PAGEREF _Toc226554014 \h </w:instrText>
-            </w:r>
-            <w:r>
-              <w:rPr>
-                <w:rFonts w:ascii="Arial" w:hAnsi="Arial" w:cs="Arial"/>
+              </w:rPr>
+            </w:r>
+            <w:r>
+              <w:rPr>
                 <w:noProof/>
                 <w:webHidden/>
-                <w:sz w:val="24"/>
-                <w:szCs w:val="24"/>
-              </w:rPr>
-            </w:r>
-            <w:r>
-              <w:rPr>
-                <w:rFonts w:ascii="Arial" w:hAnsi="Arial" w:cs="Arial"/>
+              </w:rPr>
+              <w:fldChar w:fldCharType="separate"/>
+            </w:r>
+            <w:r>
+              <w:rPr>
                 <w:noProof/>
                 <w:webHidden/>
-                <w:sz w:val="24"/>
-                <w:szCs w:val="24"/>
-              </w:rPr>
-              <w:fldChar w:fldCharType="separate"/>
-            </w:r>
-            <w:r>
-              <w:rPr>
-                <w:rFonts w:ascii="Arial" w:hAnsi="Arial" w:cs="Arial"/>
+              </w:rPr>
+              <w:t>7</w:t>
+            </w:r>
+            <w:r>
+              <w:rPr>
                 <w:noProof/>
                 <w:webHidden/>
-                <w:sz w:val="24"/>
-                <w:szCs w:val="24"/>
-              </w:rPr>
-              <w:t>4</w:t>
-            </w:r>
-            <w:r>
-              <w:rPr>
-                <w:rFonts w:ascii="Arial" w:hAnsi="Arial" w:cs="Arial"/>
-                <w:noProof/>
-                <w:webHidden/>
-                <w:sz w:val="24"/>
-                <w:szCs w:val="24"/>
-              </w:rPr>
-              <w:fldChar w:fldCharType="end"/>
-            </w:r>
-          </w:hyperlink>
-        </w:p>
-        <w:p>
-          <w:pPr>
-            <w:pStyle w:val="Sumrio3"/>
-            <w:tabs>
-              <w:tab w:val="left" w:pos="880"/>
-              <w:tab w:val="right" w:leader="dot" w:pos="9061"/>
-            </w:tabs>
-            <w:spacing w:after="30"/>
-            <w:jc w:val="both"/>
-            <w:rPr>
-              <w:rFonts w:ascii="Arial" w:eastAsiaTheme="minorEastAsia" w:hAnsi="Arial" w:cs="Arial"/>
-              <w:noProof/>
-              <w:sz w:val="24"/>
-              <w:szCs w:val="24"/>
-              <w:lang w:eastAsia="pt-BR"/>
-            </w:rPr>
-          </w:pPr>
-          <w:hyperlink w:anchor="_Toc226554015" w:history="1">
-            <w:r>
-              <w:rPr>
-                <w:rStyle w:val="Hyperlink"/>
-                <w:rFonts w:ascii="Arial" w:hAnsi="Arial" w:cs="Arial"/>
-                <w:noProof/>
-                <w:sz w:val="24"/>
-                <w:szCs w:val="24"/>
-              </w:rPr>
-              <w:t></w:t>
-            </w:r>
-            <w:r>
-              <w:rPr>
-                <w:rFonts w:ascii="Arial" w:eastAsiaTheme="minorEastAsia" w:hAnsi="Arial" w:cs="Arial"/>
-                <w:noProof/>
-                <w:sz w:val="24"/>
-                <w:szCs w:val="24"/>
-                <w:lang w:eastAsia="pt-BR"/>
-              </w:rPr>
-              <w:tab/>
-            </w:r>
-            <w:r>
-              <w:rPr>
-                <w:rStyle w:val="Hyperlink"/>
-                <w:rFonts w:ascii="Arial" w:hAnsi="Arial" w:cs="Arial"/>
-                <w:noProof/>
-                <w:sz w:val="24"/>
-                <w:szCs w:val="24"/>
-              </w:rPr>
-              <w:t>3. JOTA</w:t>
-            </w:r>
-            <w:r>
-              <w:rPr>
-                <w:rFonts w:ascii="Arial" w:hAnsi="Arial" w:cs="Arial"/>
-                <w:noProof/>
-                <w:webHidden/>
-                <w:sz w:val="24"/>
-                <w:szCs w:val="24"/>
-              </w:rPr>
-              <w:tab/>
-            </w:r>
-            <w:r>
-              <w:rPr>
-                <w:rFonts w:ascii="Arial" w:hAnsi="Arial" w:cs="Arial"/>
-                <w:noProof/>
-                <w:webHidden/>
-                <w:sz w:val="24"/>
-                <w:szCs w:val="24"/>
-              </w:rPr>
-              <w:fldChar w:fldCharType="begin"/>
-            </w:r>
-            <w:r>
-              <w:rPr>
-                <w:rFonts w:ascii="Arial" w:hAnsi="Arial" w:cs="Arial"/>
-                <w:noProof/>
-                <w:webHidden/>
-                <w:sz w:val="24"/>
-                <w:szCs w:val="24"/>
-              </w:rPr>
-              <w:instrText xml:space="preserve"> PAGEREF _Toc226554015 \h </w:instrText>
-            </w:r>
-            <w:r>
-              <w:rPr>
-                <w:rFonts w:ascii="Arial" w:hAnsi="Arial" w:cs="Arial"/>
-                <w:noProof/>
-                <w:webHidden/>
-                <w:sz w:val="24"/>
-                <w:szCs w:val="24"/>
-              </w:rPr>
-            </w:r>
-            <w:r>
-              <w:rPr>
-                <w:rFonts w:ascii="Arial" w:hAnsi="Arial" w:cs="Arial"/>
-                <w:noProof/>
-                <w:webHidden/>
-                <w:sz w:val="24"/>
-                <w:szCs w:val="24"/>
-              </w:rPr>
-              <w:fldChar w:fldCharType="separate"/>
-            </w:r>
-            <w:r>
-              <w:rPr>
-                <w:rFonts w:ascii="Arial" w:hAnsi="Arial" w:cs="Arial"/>
-                <w:noProof/>
-                <w:webHidden/>
-                <w:sz w:val="24"/>
-                <w:szCs w:val="24"/>
-              </w:rPr>
-              <w:t>4</w:t>
-            </w:r>
-            <w:r>
-              <w:rPr>
-                <w:rFonts w:ascii="Arial" w:hAnsi="Arial" w:cs="Arial"/>
-                <w:noProof/>
-                <w:webHidden/>
-                <w:sz w:val="24"/>
-                <w:szCs w:val="24"/>
-              </w:rPr>
-              <w:fldChar w:fldCharType="end"/>
-            </w:r>
-          </w:hyperlink>
-        </w:p>
-        <w:p>
-          <w:pPr>
-            <w:pStyle w:val="Sumrio3"/>
-            <w:tabs>
-              <w:tab w:val="left" w:pos="880"/>
-              <w:tab w:val="right" w:leader="dot" w:pos="9061"/>
-            </w:tabs>
-            <w:spacing w:after="30"/>
-            <w:jc w:val="both"/>
-            <w:rPr>
-              <w:rFonts w:ascii="Arial" w:eastAsiaTheme="minorEastAsia" w:hAnsi="Arial" w:cs="Arial"/>
-              <w:noProof/>
-              <w:sz w:val="24"/>
-              <w:szCs w:val="24"/>
-              <w:lang w:eastAsia="pt-BR"/>
-            </w:rPr>
-          </w:pPr>
-          <w:hyperlink w:anchor="_Toc226554016" w:history="1">
-            <w:r>
-              <w:rPr>
-                <w:rStyle w:val="Hyperlink"/>
-                <w:rFonts w:ascii="Arial" w:hAnsi="Arial" w:cs="Arial"/>
-                <w:noProof/>
-                <w:sz w:val="24"/>
-                <w:szCs w:val="24"/>
-              </w:rPr>
-              <w:t></w:t>
-            </w:r>
-            <w:r>
-              <w:rPr>
-                <w:rFonts w:ascii="Arial" w:eastAsiaTheme="minorEastAsia" w:hAnsi="Arial" w:cs="Arial"/>
-                <w:noProof/>
-                <w:sz w:val="24"/>
-                <w:szCs w:val="24"/>
-                <w:lang w:eastAsia="pt-BR"/>
-              </w:rPr>
-              <w:tab/>
-            </w:r>
-            <w:r>
-              <w:rPr>
-                <w:rStyle w:val="Hyperlink"/>
-                <w:rFonts w:ascii="Arial" w:hAnsi="Arial" w:cs="Arial"/>
-                <w:noProof/>
-                <w:sz w:val="24"/>
-                <w:szCs w:val="24"/>
-              </w:rPr>
-              <w:t>4. Publica Direito</w:t>
-            </w:r>
-            <w:r>
-              <w:rPr>
-                <w:rFonts w:ascii="Arial" w:hAnsi="Arial" w:cs="Arial"/>
-                <w:noProof/>
-                <w:webHidden/>
-                <w:sz w:val="24"/>
-                <w:szCs w:val="24"/>
-              </w:rPr>
-              <w:tab/>
-            </w:r>
-            <w:r>
-              <w:rPr>
-                <w:rFonts w:ascii="Arial" w:hAnsi="Arial" w:cs="Arial"/>
-                <w:noProof/>
-                <w:webHidden/>
-                <w:sz w:val="24"/>
-                <w:szCs w:val="24"/>
-              </w:rPr>
-              <w:fldChar w:fldCharType="begin"/>
-            </w:r>
-            <w:r>
-              <w:rPr>
-                <w:rFonts w:ascii="Arial" w:hAnsi="Arial" w:cs="Arial"/>
-                <w:noProof/>
-                <w:webHidden/>
-                <w:sz w:val="24"/>
-                <w:szCs w:val="24"/>
-              </w:rPr>
-              <w:instrText xml:space="preserve"> PAGEREF _Toc226554016 \h </w:instrText>
-            </w:r>
-            <w:r>
-              <w:rPr>
-                <w:rFonts w:ascii="Arial" w:hAnsi="Arial" w:cs="Arial"/>
-                <w:noProof/>
-                <w:webHidden/>
-                <w:sz w:val="24"/>
-                <w:szCs w:val="24"/>
-              </w:rPr>
-            </w:r>
-            <w:r>
-              <w:rPr>
-                <w:rFonts w:ascii="Arial" w:hAnsi="Arial" w:cs="Arial"/>
-                <w:noProof/>
-                <w:webHidden/>
-                <w:sz w:val="24"/>
-                <w:szCs w:val="24"/>
-              </w:rPr>
-              <w:fldChar w:fldCharType="separate"/>
-            </w:r>
-            <w:r>
-              <w:rPr>
-                <w:rFonts w:ascii="Arial" w:hAnsi="Arial" w:cs="Arial"/>
-                <w:noProof/>
-                <w:webHidden/>
-                <w:sz w:val="24"/>
-                <w:szCs w:val="24"/>
-              </w:rPr>
-              <w:t>4</w:t>
-            </w:r>
-            <w:r>
-              <w:rPr>
-                <w:rFonts w:ascii="Arial" w:hAnsi="Arial" w:cs="Arial"/>
-                <w:noProof/>
-                <w:webHidden/>
-                <w:sz w:val="24"/>
-                <w:szCs w:val="24"/>
-              </w:rPr>
-              <w:fldChar w:fldCharType="end"/>
-            </w:r>
-          </w:hyperlink>
-        </w:p>
-        <w:p>
-          <w:pPr>
-            <w:pStyle w:val="Sumrio3"/>
-            <w:tabs>
-              <w:tab w:val="left" w:pos="880"/>
-              <w:tab w:val="right" w:leader="dot" w:pos="9061"/>
-            </w:tabs>
-            <w:spacing w:after="30"/>
-            <w:jc w:val="both"/>
-            <w:rPr>
-              <w:rFonts w:ascii="Arial" w:eastAsiaTheme="minorEastAsia" w:hAnsi="Arial" w:cs="Arial"/>
-              <w:noProof/>
-              <w:sz w:val="24"/>
-              <w:szCs w:val="24"/>
-              <w:lang w:eastAsia="pt-BR"/>
-            </w:rPr>
-          </w:pPr>
-          <w:hyperlink w:anchor="_Toc226554017" w:history="1">
-            <w:r>
-              <w:rPr>
-                <w:rStyle w:val="Hyperlink"/>
-                <w:rFonts w:ascii="Arial" w:hAnsi="Arial" w:cs="Arial"/>
-                <w:noProof/>
-                <w:sz w:val="24"/>
-                <w:szCs w:val="24"/>
-              </w:rPr>
-              <w:t></w:t>
-            </w:r>
-            <w:r>
-              <w:rPr>
-                <w:rFonts w:ascii="Arial" w:eastAsiaTheme="minorEastAsia" w:hAnsi="Arial" w:cs="Arial"/>
-                <w:noProof/>
-                <w:sz w:val="24"/>
-                <w:szCs w:val="24"/>
-                <w:lang w:eastAsia="pt-BR"/>
-              </w:rPr>
-              <w:tab/>
-            </w:r>
-            <w:r>
-              <w:rPr>
-                <w:rStyle w:val="Hyperlink"/>
-                <w:rFonts w:ascii="Arial" w:hAnsi="Arial" w:cs="Arial"/>
-                <w:noProof/>
-                <w:sz w:val="24"/>
-                <w:szCs w:val="24"/>
-              </w:rPr>
-              <w:t>5. Gazeta do Povo</w:t>
-            </w:r>
-            <w:r>
-              <w:rPr>
-                <w:rFonts w:ascii="Arial" w:hAnsi="Arial" w:cs="Arial"/>
-                <w:noProof/>
-                <w:webHidden/>
-                <w:sz w:val="24"/>
-                <w:szCs w:val="24"/>
-              </w:rPr>
-              <w:tab/>
-            </w:r>
-            <w:r>
-              <w:rPr>
-                <w:rFonts w:ascii="Arial" w:hAnsi="Arial" w:cs="Arial"/>
-                <w:noProof/>
-                <w:webHidden/>
-                <w:sz w:val="24"/>
-                <w:szCs w:val="24"/>
-              </w:rPr>
-              <w:fldChar w:fldCharType="begin"/>
-            </w:r>
-            <w:r>
-              <w:rPr>
-                <w:rFonts w:ascii="Arial" w:hAnsi="Arial" w:cs="Arial"/>
-                <w:noProof/>
-                <w:webHidden/>
-                <w:sz w:val="24"/>
-                <w:szCs w:val="24"/>
-              </w:rPr>
-              <w:instrText xml:space="preserve"> PAGEREF _Toc226554017 \h </w:instrText>
-            </w:r>
-            <w:r>
-              <w:rPr>
-                <w:rFonts w:ascii="Arial" w:hAnsi="Arial" w:cs="Arial"/>
-                <w:noProof/>
-                <w:webHidden/>
-                <w:sz w:val="24"/>
-                <w:szCs w:val="24"/>
-              </w:rPr>
-            </w:r>
-            <w:r>
-              <w:rPr>
-                <w:rFonts w:ascii="Arial" w:hAnsi="Arial" w:cs="Arial"/>
-                <w:noProof/>
-                <w:webHidden/>
-                <w:sz w:val="24"/>
-                <w:szCs w:val="24"/>
-              </w:rPr>
-              <w:fldChar w:fldCharType="separate"/>
-            </w:r>
-            <w:r>
-              <w:rPr>
-                <w:rFonts w:ascii="Arial" w:hAnsi="Arial" w:cs="Arial"/>
-                <w:noProof/>
-                <w:webHidden/>
-                <w:sz w:val="24"/>
-                <w:szCs w:val="24"/>
-              </w:rPr>
-              <w:t>4</w:t>
-            </w:r>
-            <w:r>
-              <w:rPr>
-                <w:rFonts w:ascii="Arial" w:hAnsi="Arial" w:cs="Arial"/>
-                <w:noProof/>
-                <w:webHidden/>
-                <w:sz w:val="24"/>
-                <w:szCs w:val="24"/>
               </w:rPr>
               <w:fldChar w:fldCharType="end"/>
             </w:r>
@@ -1937,7 +1224,7 @@
           <w:szCs w:val="24"/>
         </w:rPr>
       </w:pPr>
-      <w:bookmarkStart w:id="0" w:name="_Toc226554005"/>
+      <w:bookmarkStart w:id="0" w:name="_Toc227853641"/>
       <w:r>
         <w:rPr>
           <w:rFonts w:ascii="Arial" w:hAnsi="Arial" w:cs="Arial"/>
@@ -1947,24 +1234,15 @@
         <w:lastRenderedPageBreak/>
         <w:t>1</w:t>
       </w:r>
-      <w:bookmarkStart w:id="1" w:name="_Toc226554006"/>
+      <w:r>
+        <w:rPr>
+          <w:rFonts w:ascii="Arial" w:hAnsi="Arial" w:cs="Arial"/>
+          <w:sz w:val="24"/>
+          <w:szCs w:val="24"/>
+        </w:rPr>
+        <w:t xml:space="preserve"> Contextualização</w:t>
+      </w:r>
       <w:bookmarkEnd w:id="0"/>
-      <w:r>
-        <w:rPr>
-          <w:rFonts w:ascii="Arial" w:hAnsi="Arial" w:cs="Arial"/>
-          <w:sz w:val="24"/>
-          <w:szCs w:val="24"/>
-        </w:rPr>
-        <w:t xml:space="preserve"> </w:t>
-      </w:r>
-      <w:r>
-        <w:rPr>
-          <w:rFonts w:ascii="Arial" w:hAnsi="Arial" w:cs="Arial"/>
-          <w:sz w:val="24"/>
-          <w:szCs w:val="24"/>
-        </w:rPr>
-        <w:t>Contextualização</w:t>
-      </w:r>
     </w:p>
     <w:p>
       <w:pPr>
@@ -2051,6 +1329,7 @@
           <w:szCs w:val="24"/>
         </w:rPr>
       </w:pPr>
+      <w:bookmarkStart w:id="1" w:name="_Toc227853642"/>
       <w:r>
         <w:rPr>
           <w:rFonts w:ascii="Arial" w:hAnsi="Arial" w:cs="Arial"/>
@@ -2179,19 +1458,20 @@
           <w:szCs w:val="24"/>
           <w:lang w:eastAsia="pt-BR"/>
         </w:rPr>
-        <w:t xml:space="preserve">fragilidade nos mecanismos de </w:t>
-      </w:r>
-      <w:proofErr w:type="spellStart"/>
-      <w:r>
+        <w:t>fragilidade nos mecanismos de accountability democrática.</w:t>
+      </w:r>
+    </w:p>
+    <w:p>
+      <w:pPr>
+        <w:spacing w:after="30" w:line="240" w:lineRule="auto"/>
+        <w:jc w:val="both"/>
         <w:rPr>
           <w:rFonts w:ascii="Arial" w:eastAsia="Times New Roman" w:hAnsi="Arial" w:cs="Arial"/>
           <w:sz w:val="24"/>
           <w:szCs w:val="24"/>
           <w:lang w:eastAsia="pt-BR"/>
         </w:rPr>
-        <w:t>accountability</w:t>
-      </w:r>
-      <w:proofErr w:type="spellEnd"/>
+      </w:pPr>
       <w:r>
         <w:rPr>
           <w:rFonts w:ascii="Arial" w:eastAsia="Times New Roman" w:hAnsi="Arial" w:cs="Arial"/>
@@ -2199,7 +1479,7 @@
           <w:szCs w:val="24"/>
           <w:lang w:eastAsia="pt-BR"/>
         </w:rPr>
-        <w:t xml:space="preserve"> democrática.</w:t>
+        <w:t>Dessa forma, o problema central deste trabalho pode ser definido como:</w:t>
       </w:r>
     </w:p>
     <w:p>
@@ -2220,30 +1500,8 @@
           <w:szCs w:val="24"/>
           <w:lang w:eastAsia="pt-BR"/>
         </w:rPr>
-        <w:t>Dessa forma, o problema central deste trabalho pode ser definido como:</w:t>
-      </w:r>
-    </w:p>
-    <w:p>
-      <w:pPr>
-        <w:spacing w:after="30" w:line="240" w:lineRule="auto"/>
-        <w:jc w:val="both"/>
-        <w:rPr>
-          <w:rFonts w:ascii="Arial" w:eastAsia="Times New Roman" w:hAnsi="Arial" w:cs="Arial"/>
-          <w:sz w:val="24"/>
-          <w:szCs w:val="24"/>
-          <w:lang w:eastAsia="pt-BR"/>
-        </w:rPr>
-      </w:pPr>
-      <w:r>
-        <w:rPr>
-          <w:rFonts w:ascii="Arial" w:eastAsia="Times New Roman" w:hAnsi="Arial" w:cs="Arial"/>
-          <w:sz w:val="24"/>
-          <w:szCs w:val="24"/>
-          <w:lang w:eastAsia="pt-BR"/>
-        </w:rPr>
         <w:t>a dificuldade do cidadão em monitorar, verificar e avaliar o cumprimento das promessas políticas realizadas por candidatos eleitos, devido à inexistência de sistemas acessíveis, organizados e confiáveis que integrem essas informações de forma clara e compreensível.</w:t>
       </w:r>
-      <w:bookmarkStart w:id="2" w:name="_Toc226554007"/>
     </w:p>
     <w:p>
       <w:pPr>
@@ -2268,22 +1526,16 @@
           <w:szCs w:val="24"/>
         </w:rPr>
       </w:pPr>
-      <w:r>
-        <w:rPr>
-          <w:rFonts w:ascii="Arial" w:hAnsi="Arial" w:cs="Arial"/>
-          <w:sz w:val="24"/>
-          <w:szCs w:val="24"/>
-        </w:rPr>
-        <w:t xml:space="preserve">3. </w:t>
-      </w:r>
-      <w:r>
-        <w:rPr>
-          <w:rFonts w:ascii="Arial" w:hAnsi="Arial" w:cs="Arial"/>
-          <w:sz w:val="24"/>
-          <w:szCs w:val="24"/>
-        </w:rPr>
-        <w:t>Metodologia</w:t>
-      </w:r>
+      <w:bookmarkStart w:id="2" w:name="_Toc227853643"/>
+      <w:r>
+        <w:rPr>
+          <w:rFonts w:ascii="Arial" w:hAnsi="Arial" w:cs="Arial"/>
+          <w:sz w:val="24"/>
+          <w:szCs w:val="24"/>
+        </w:rPr>
+        <w:t>3. Metodologia</w:t>
+      </w:r>
+      <w:bookmarkEnd w:id="2"/>
     </w:p>
     <w:p>
       <w:pPr>
@@ -2307,14 +1559,12 @@
         <w:lastRenderedPageBreak/>
         <w:t xml:space="preserve">de representantes eleitos. Esse método foi escolhido por permitir uma investigação detalhada de um </w:t>
       </w:r>
-      <w:proofErr w:type="spellStart"/>
-      <w:r>
-        <w:rPr>
-          <w:rFonts w:ascii="Arial" w:hAnsi="Arial" w:cs="Arial"/>
-        </w:rPr>
-        <w:t>fenôeno</w:t>
-      </w:r>
-      <w:proofErr w:type="spellEnd"/>
+      <w:r>
+        <w:rPr>
+          <w:rFonts w:ascii="Arial" w:hAnsi="Arial" w:cs="Arial"/>
+        </w:rPr>
+        <w:t>fenômeno</w:t>
+      </w:r>
       <w:r>
         <w:rPr>
           <w:rFonts w:ascii="Arial" w:hAnsi="Arial" w:cs="Arial"/>
@@ -2361,6 +1611,7 @@
           <w:szCs w:val="24"/>
         </w:rPr>
       </w:pPr>
+      <w:bookmarkStart w:id="3" w:name="_Toc227853644"/>
       <w:r>
         <w:rPr>
           <w:rFonts w:ascii="Arial" w:hAnsi="Arial" w:cs="Arial"/>
@@ -2377,7 +1628,7 @@
         </w:rPr>
         <w:t>. Pergunta de Pesquisa</w:t>
       </w:r>
-      <w:bookmarkEnd w:id="2"/>
+      <w:bookmarkEnd w:id="3"/>
     </w:p>
     <w:p>
       <w:pPr>
@@ -2431,6 +1682,8 @@
           <w:szCs w:val="24"/>
         </w:rPr>
       </w:pPr>
+      <w:bookmarkStart w:id="4" w:name="_GoBack"/>
+      <w:bookmarkEnd w:id="4"/>
     </w:p>
     <w:p>
       <w:pPr>
@@ -2443,7 +1696,7 @@
           <w:szCs w:val="24"/>
         </w:rPr>
       </w:pPr>
-      <w:bookmarkStart w:id="3" w:name="_Toc226554008"/>
+      <w:bookmarkStart w:id="5" w:name="_Toc227853645"/>
       <w:r>
         <w:rPr>
           <w:rFonts w:ascii="Arial" w:hAnsi="Arial" w:cs="Arial"/>
@@ -2460,12 +1713,11 @@
         </w:rPr>
         <w:t>. Hipótese</w:t>
       </w:r>
-      <w:bookmarkEnd w:id="3"/>
-    </w:p>
-    <w:p>
-      <w:pPr>
-        <w:spacing w:before="100" w:beforeAutospacing="1" w:after="30" w:line="240" w:lineRule="auto"/>
-        <w:jc w:val="both"/>
+      <w:bookmarkEnd w:id="5"/>
+    </w:p>
+    <w:p>
+      <w:pPr>
+        <w:spacing w:before="100" w:beforeAutospacing="1" w:after="100" w:afterAutospacing="1" w:line="240" w:lineRule="auto"/>
         <w:rPr>
           <w:rFonts w:ascii="Arial" w:eastAsia="Times New Roman" w:hAnsi="Arial" w:cs="Arial"/>
           <w:sz w:val="24"/>
@@ -2480,13 +1732,12 @@
           <w:szCs w:val="24"/>
           <w:lang w:eastAsia="pt-BR"/>
         </w:rPr>
-        <w:t>Parte-se da seguinte hipótese:</w:t>
-      </w:r>
-    </w:p>
-    <w:p>
-      <w:pPr>
-        <w:spacing w:before="100" w:beforeAutospacing="1" w:after="30" w:line="240" w:lineRule="auto"/>
-        <w:jc w:val="both"/>
+        <w:t>Parte-se da hipótese de que o desenvolvimento de uma plataforma tecnológica baseada na coleta automatizada de dados públicos, integrada a mecanismos de inteligência artificial para análise e classificação de informações políticas, pode contribuir significativamente para o aumento da transparência pública e do controle social sobre representantes eleitos.</w:t>
+      </w:r>
+    </w:p>
+    <w:p>
+      <w:pPr>
+        <w:spacing w:before="100" w:beforeAutospacing="1" w:after="100" w:afterAutospacing="1" w:line="240" w:lineRule="auto"/>
         <w:rPr>
           <w:rFonts w:ascii="Arial" w:eastAsia="Times New Roman" w:hAnsi="Arial" w:cs="Arial"/>
           <w:sz w:val="24"/>
@@ -2501,7 +1752,47 @@
           <w:szCs w:val="24"/>
           <w:lang w:eastAsia="pt-BR"/>
         </w:rPr>
-        <w:t>o desenvolvimento de uma aplicação capaz de centralizar, categorizar e acompanhar o status das promessas políticas pode facilitar o acesso à informação, ampliar a transparência pública e fortalecer o controle social sobre os agentes políticos.</w:t>
+        <w:t>Pressupõe-se que, ao centralizar informações relacionadas a promessas eleitorais e apresentar ao cidadão dados organizados, acessíveis e interpretáveis, será possível reduzir as dificuldades encontradas pela população no acompanhamento das ações políticas realizadas durante os mandatos governamentais.</w:t>
+      </w:r>
+    </w:p>
+    <w:p>
+      <w:pPr>
+        <w:spacing w:before="100" w:beforeAutospacing="1" w:after="100" w:afterAutospacing="1" w:line="240" w:lineRule="auto"/>
+        <w:rPr>
+          <w:rFonts w:ascii="Arial" w:eastAsia="Times New Roman" w:hAnsi="Arial" w:cs="Arial"/>
+          <w:sz w:val="24"/>
+          <w:szCs w:val="24"/>
+          <w:lang w:eastAsia="pt-BR"/>
+        </w:rPr>
+      </w:pPr>
+      <w:r>
+        <w:rPr>
+          <w:rFonts w:ascii="Arial" w:eastAsia="Times New Roman" w:hAnsi="Arial" w:cs="Arial"/>
+          <w:sz w:val="24"/>
+          <w:szCs w:val="24"/>
+          <w:lang w:eastAsia="pt-BR"/>
+        </w:rPr>
+        <w:t>Além disso, acredita-se que a utilização de técnicas de processamento automatizado de informações, associadas à análise de conteúdos provenientes de fontes públicas e veículos jornalísticos, permitirá identificar indícios relacionados ao cumprimento, andamento parcial ou descumprimento de promessas políticas, tornando o processo de fiscalização cidadã mais acessível e eficiente.</w:t>
+      </w:r>
+    </w:p>
+    <w:p>
+      <w:pPr>
+        <w:spacing w:before="100" w:beforeAutospacing="1" w:after="100" w:afterAutospacing="1" w:line="240" w:lineRule="auto"/>
+        <w:rPr>
+          <w:rFonts w:ascii="Arial" w:eastAsia="Times New Roman" w:hAnsi="Arial" w:cs="Arial"/>
+          <w:sz w:val="24"/>
+          <w:szCs w:val="24"/>
+          <w:lang w:eastAsia="pt-BR"/>
+        </w:rPr>
+      </w:pPr>
+      <w:r>
+        <w:rPr>
+          <w:rFonts w:ascii="Arial" w:eastAsia="Times New Roman" w:hAnsi="Arial" w:cs="Arial"/>
+          <w:sz w:val="24"/>
+          <w:szCs w:val="24"/>
+          <w:lang w:eastAsia="pt-BR"/>
+        </w:rPr>
+        <w:t>Dessa forma, espera-se que a solução proposta fortaleça mecanismos de accountability democrática, incentive maior participação cidadã e contribua para uma relação mais transparente entre governo e sociedade.</w:t>
       </w:r>
     </w:p>
     <w:p>
@@ -2526,7 +1817,7 @@
           <w:szCs w:val="24"/>
         </w:rPr>
       </w:pPr>
-      <w:bookmarkStart w:id="4" w:name="_Toc226554009"/>
+      <w:bookmarkStart w:id="6" w:name="_Toc227853646"/>
       <w:r>
         <w:rPr>
           <w:rFonts w:ascii="Arial" w:hAnsi="Arial" w:cs="Arial"/>
@@ -2543,7 +1834,7 @@
         </w:rPr>
         <w:t>. Objetivo Geral</w:t>
       </w:r>
-      <w:bookmarkEnd w:id="4"/>
+      <w:bookmarkEnd w:id="6"/>
     </w:p>
     <w:p>
       <w:pPr>
@@ -2561,6 +1852,7 @@
           <w:sz w:val="24"/>
           <w:szCs w:val="24"/>
         </w:rPr>
+        <w:lastRenderedPageBreak/>
         <w:t>Desenvolver uma aplicação voltada ao monitoramento e à análise do cumprimento de promessas políticas, promovendo maior transparência e ampliando o acesso da população às informações públicas.</w:t>
       </w:r>
     </w:p>
@@ -2586,7 +1878,7 @@
           <w:szCs w:val="24"/>
         </w:rPr>
       </w:pPr>
-      <w:bookmarkStart w:id="5" w:name="_Toc226554010"/>
+      <w:bookmarkStart w:id="7" w:name="_Toc227853647"/>
       <w:r>
         <w:rPr>
           <w:rFonts w:ascii="Arial" w:hAnsi="Arial" w:cs="Arial"/>
@@ -2603,7 +1895,7 @@
         </w:rPr>
         <w:t>. Objetivos Específicos</w:t>
       </w:r>
-      <w:bookmarkEnd w:id="5"/>
+      <w:bookmarkEnd w:id="7"/>
     </w:p>
     <w:p>
       <w:pPr>
@@ -2757,7 +2049,6 @@
           <w:szCs w:val="24"/>
           <w:lang w:eastAsia="pt-BR"/>
         </w:rPr>
-        <w:lastRenderedPageBreak/>
         <w:t>Permitir a comparação entre diferentes candidatos, mandatos e áreas temáticas.</w:t>
       </w:r>
     </w:p>
@@ -2785,7 +2076,7 @@
           <w:szCs w:val="24"/>
         </w:rPr>
       </w:pPr>
-      <w:bookmarkStart w:id="6" w:name="_Toc226554011"/>
+      <w:bookmarkStart w:id="8" w:name="_Toc227853648"/>
       <w:r>
         <w:rPr>
           <w:rFonts w:ascii="Arial" w:hAnsi="Arial" w:cs="Arial"/>
@@ -2802,7 +2093,7 @@
         </w:rPr>
         <w:t>. Justificativa</w:t>
       </w:r>
-      <w:bookmarkEnd w:id="6"/>
+      <w:bookmarkEnd w:id="8"/>
     </w:p>
     <w:p>
       <w:pPr>
@@ -2888,6 +2179,7 @@
           <w:szCs w:val="24"/>
         </w:rPr>
       </w:pPr>
+      <w:bookmarkStart w:id="9" w:name="_Toc227853649"/>
       <w:r>
         <w:rPr>
           <w:rFonts w:ascii="Arial" w:hAnsi="Arial" w:cs="Arial"/>
@@ -2920,6 +2212,7 @@
         </w:rPr>
         <w:t>Protótipo</w:t>
       </w:r>
+      <w:bookmarkEnd w:id="9"/>
     </w:p>
     <w:p>
       <w:pPr>
@@ -2934,49 +2227,7 @@
         <w:rPr>
           <w:rFonts w:ascii="Arial" w:hAnsi="Arial" w:cs="Arial"/>
         </w:rPr>
-        <w:t xml:space="preserve">O projeto consiste em um sistema de análise de promessas políticas baseado na localização do usuário, desenvolvido como uma aplicação web utilizando o framework </w:t>
-      </w:r>
-      <w:proofErr w:type="spellStart"/>
-      <w:r>
-        <w:rPr>
-          <w:rFonts w:ascii="Arial" w:hAnsi="Arial" w:cs="Arial"/>
-        </w:rPr>
-        <w:t>Flask</w:t>
-      </w:r>
-      <w:proofErr w:type="spellEnd"/>
-      <w:r>
-        <w:rPr>
-          <w:rFonts w:ascii="Arial" w:hAnsi="Arial" w:cs="Arial"/>
-        </w:rPr>
-        <w:t xml:space="preserve">. A plataforma integra </w:t>
-      </w:r>
-      <w:proofErr w:type="spellStart"/>
-      <w:r>
-        <w:rPr>
-          <w:rFonts w:ascii="Arial" w:hAnsi="Arial" w:cs="Arial"/>
-        </w:rPr>
-        <w:t>backend</w:t>
-      </w:r>
-      <w:proofErr w:type="spellEnd"/>
-      <w:r>
-        <w:rPr>
-          <w:rFonts w:ascii="Arial" w:hAnsi="Arial" w:cs="Arial"/>
-        </w:rPr>
-        <w:t xml:space="preserve">, </w:t>
-      </w:r>
-      <w:proofErr w:type="spellStart"/>
-      <w:r>
-        <w:rPr>
-          <w:rFonts w:ascii="Arial" w:hAnsi="Arial" w:cs="Arial"/>
-        </w:rPr>
-        <w:t>frontend</w:t>
-      </w:r>
-      <w:proofErr w:type="spellEnd"/>
-      <w:r>
-        <w:rPr>
-          <w:rFonts w:ascii="Arial" w:hAnsi="Arial" w:cs="Arial"/>
-        </w:rPr>
-        <w:t xml:space="preserve"> e serviços externos para coletar, processar e apresentar informações relacionadas ao cumprimento de promessas políticas.</w:t>
+        <w:t>O projeto consiste em um sistema de análise de promessas políticas baseado na localização do usuário, desenvolvido como uma aplicação web utilizando o framework Flask. A plataforma integra backend, frontend e serviços externos para coletar, processar e apresentar informações relacionadas ao cumprimento de promessas políticas.</w:t>
       </w:r>
     </w:p>
     <w:p>
@@ -2992,21 +2243,8 @@
         <w:rPr>
           <w:rFonts w:ascii="Arial" w:hAnsi="Arial" w:cs="Arial"/>
         </w:rPr>
-        <w:t xml:space="preserve">O funcionamento do sistema inicia-se quando o usuário acessa a plataforma e informa um CEP. Esse dado é enviado para uma função responsável por consultar a API </w:t>
-      </w:r>
-      <w:proofErr w:type="spellStart"/>
-      <w:r>
-        <w:rPr>
-          <w:rFonts w:ascii="Arial" w:hAnsi="Arial" w:cs="Arial"/>
-        </w:rPr>
-        <w:t>ViaCEP</w:t>
-      </w:r>
-      <w:proofErr w:type="spellEnd"/>
-      <w:r>
-        <w:rPr>
-          <w:rFonts w:ascii="Arial" w:hAnsi="Arial" w:cs="Arial"/>
-        </w:rPr>
-        <w:t>, que retorna informações correspondentes à cidade e ao estado informados. Essa etapa é fundamental, pois a localização obtida será utilizada para direcionar as buscas relacionadas às promessas políticas da região selecionada.</w:t>
+        <w:lastRenderedPageBreak/>
+        <w:t>O funcionamento do sistema inicia-se quando o usuário acessa a plataforma e informa um CEP. Esse dado é enviado para uma função responsável por consultar a API ViaCEP, que retorna informações correspondentes à cidade e ao estado informados. Essa etapa é fundamental, pois a localização obtida será utilizada para direcionar as buscas relacionadas às promessas políticas da região selecionada.</w:t>
       </w:r>
     </w:p>
     <w:p>
@@ -3022,35 +2260,7 @@
         <w:rPr>
           <w:rFonts w:ascii="Arial" w:hAnsi="Arial" w:cs="Arial"/>
         </w:rPr>
-        <w:t xml:space="preserve">Após a identificação da localização, o sistema realiza buscas automatizadas relacionadas a promessas políticas da região. Para isso, utiliza técnicas de web </w:t>
-      </w:r>
-      <w:proofErr w:type="spellStart"/>
-      <w:r>
-        <w:rPr>
-          <w:rFonts w:ascii="Arial" w:hAnsi="Arial" w:cs="Arial"/>
-        </w:rPr>
-        <w:t>scraping</w:t>
-      </w:r>
-      <w:proofErr w:type="spellEnd"/>
-      <w:r>
-        <w:rPr>
-          <w:rFonts w:ascii="Arial" w:hAnsi="Arial" w:cs="Arial"/>
-        </w:rPr>
-        <w:t xml:space="preserve"> em diferentes portais de notícias brasileiros, por meio da biblioteca </w:t>
-      </w:r>
-      <w:proofErr w:type="spellStart"/>
-      <w:r>
-        <w:rPr>
-          <w:rFonts w:ascii="Arial" w:hAnsi="Arial" w:cs="Arial"/>
-        </w:rPr>
-        <w:t>BeautifulSoup</w:t>
-      </w:r>
-      <w:proofErr w:type="spellEnd"/>
-      <w:r>
-        <w:rPr>
-          <w:rFonts w:ascii="Arial" w:hAnsi="Arial" w:cs="Arial"/>
-        </w:rPr>
-        <w:t>. O sistema percorre o conteúdo HTML das páginas para identificar títulos, links e descrições relevantes, organizando essas informações em uma lista de artigos relacionados ao tema pesquisado.</w:t>
+        <w:t>Após a identificação da localização, o sistema realiza buscas automatizadas relacionadas a promessas políticas da região. Para isso, utiliza técnicas de web scraping em diferentes portais de notícias brasileiros, por meio da biblioteca BeautifulSoup. O sistema percorre o conteúdo HTML das páginas para identificar títulos, links e descrições relevantes, organizando essas informações em uma lista de artigos relacionados ao tema pesquisado.</w:t>
       </w:r>
     </w:p>
     <w:p>
@@ -3066,21 +2276,7 @@
         <w:rPr>
           <w:rFonts w:ascii="Arial" w:hAnsi="Arial" w:cs="Arial"/>
         </w:rPr>
-        <w:t xml:space="preserve">Além disso, foi implementado um mecanismo de </w:t>
-      </w:r>
-      <w:proofErr w:type="spellStart"/>
-      <w:r>
-        <w:rPr>
-          <w:rFonts w:ascii="Arial" w:hAnsi="Arial" w:cs="Arial"/>
-        </w:rPr>
-        <w:t>fallback</w:t>
-      </w:r>
-      <w:proofErr w:type="spellEnd"/>
-      <w:r>
-        <w:rPr>
-          <w:rFonts w:ascii="Arial" w:hAnsi="Arial" w:cs="Arial"/>
-        </w:rPr>
-        <w:t xml:space="preserve"> baseado em RSS, utilizado nos casos em que a quantidade de resultados encontrados seja insuficiente. Dessa forma, garante-se maior disponibilidade de conteúdo para análise.</w:t>
+        <w:t>Além disso, foi implementado um mecanismo de fallback baseado em RSS, utilizado nos casos em que a quantidade de resultados encontrados seja insuficiente. Dessa forma, garante-se maior disponibilidade de conteúdo para análise.</w:t>
       </w:r>
     </w:p>
     <w:p>
@@ -3096,36 +2292,7 @@
         <w:rPr>
           <w:rFonts w:ascii="Arial" w:hAnsi="Arial" w:cs="Arial"/>
         </w:rPr>
-        <w:lastRenderedPageBreak/>
-        <w:t xml:space="preserve">Após a coleta dos dados, inicia-se a etapa de processamento com inteligência artificial. Os textos obtidos são enviados para a API da </w:t>
-      </w:r>
-      <w:proofErr w:type="spellStart"/>
-      <w:r>
-        <w:rPr>
-          <w:rFonts w:ascii="Arial" w:hAnsi="Arial" w:cs="Arial"/>
-        </w:rPr>
-        <w:t>Groq</w:t>
-      </w:r>
-      <w:proofErr w:type="spellEnd"/>
-      <w:r>
-        <w:rPr>
-          <w:rFonts w:ascii="Arial" w:hAnsi="Arial" w:cs="Arial"/>
-        </w:rPr>
-        <w:t xml:space="preserve"> juntamente com um </w:t>
-      </w:r>
-      <w:proofErr w:type="spellStart"/>
-      <w:r>
-        <w:rPr>
-          <w:rFonts w:ascii="Arial" w:hAnsi="Arial" w:cs="Arial"/>
-        </w:rPr>
-        <w:t>prompt</w:t>
-      </w:r>
-      <w:proofErr w:type="spellEnd"/>
-      <w:r>
-        <w:rPr>
-          <w:rFonts w:ascii="Arial" w:hAnsi="Arial" w:cs="Arial"/>
-        </w:rPr>
-        <w:t xml:space="preserve"> estruturado, responsável por orientar a inteligência artificial a identificar promessas políticas relacionadas à região pesquisada.</w:t>
+        <w:t>Após a coleta dos dados, inicia-se a etapa de processamento com inteligência artificial. Os textos obtidos são enviados para a API da Groq juntamente com um prompt estruturado, responsável por orientar a inteligência artificial a identificar promessas políticas relacionadas à região pesquisada.</w:t>
       </w:r>
     </w:p>
     <w:p>
@@ -3265,35 +2432,7 @@
         <w:rPr>
           <w:rFonts w:ascii="Arial" w:hAnsi="Arial" w:cs="Arial"/>
         </w:rPr>
-        <w:t xml:space="preserve">Posteriormente, os dados processados retornam ao </w:t>
-      </w:r>
-      <w:proofErr w:type="spellStart"/>
-      <w:r>
-        <w:rPr>
-          <w:rFonts w:ascii="Arial" w:hAnsi="Arial" w:cs="Arial"/>
-        </w:rPr>
-        <w:t>backend</w:t>
-      </w:r>
-      <w:proofErr w:type="spellEnd"/>
-      <w:r>
-        <w:rPr>
-          <w:rFonts w:ascii="Arial" w:hAnsi="Arial" w:cs="Arial"/>
-        </w:rPr>
-        <w:t xml:space="preserve"> da aplicação, que os encaminha ao </w:t>
-      </w:r>
-      <w:proofErr w:type="spellStart"/>
-      <w:r>
-        <w:rPr>
-          <w:rFonts w:ascii="Arial" w:hAnsi="Arial" w:cs="Arial"/>
-        </w:rPr>
-        <w:t>frontend</w:t>
-      </w:r>
-      <w:proofErr w:type="spellEnd"/>
-      <w:r>
-        <w:rPr>
-          <w:rFonts w:ascii="Arial" w:hAnsi="Arial" w:cs="Arial"/>
-        </w:rPr>
-        <w:t xml:space="preserve"> para exibição ao usuário. A interface da plataforma apresenta, de forma visual e intuitiva, informações como:</w:t>
+        <w:t>Posteriormente, os dados processados retornam ao backend da aplicação, que os encaminha ao frontend para exibição ao usuário. A interface da plataforma apresenta, de forma visual e intuitiva, informações como:</w:t>
       </w:r>
     </w:p>
     <w:p>
@@ -3447,7 +2586,14 @@
         <w:rPr>
           <w:rFonts w:ascii="Arial" w:hAnsi="Arial" w:cs="Arial"/>
         </w:rPr>
-        <w:t>O sistema também oferece funcionalidades adicionais, permitindo pesquisas por político específico e por temas determinados, como saúde, educação e segurança pública. Nesses casos, o mecanismo de busca é adaptado conforme o nome do político e o tema selecionado, mantendo o mesmo fluxo interno de coleta de dados, análise por inteligência artificial e apresentação dos resultados.</w:t>
+        <w:t xml:space="preserve">O sistema também oferece funcionalidades adicionais, permitindo pesquisas por político específico e por temas determinados, como saúde, educação e segurança pública. Nesses casos, o mecanismo de busca é adaptado conforme o nome do </w:t>
+      </w:r>
+      <w:r>
+        <w:rPr>
+          <w:rFonts w:ascii="Arial" w:hAnsi="Arial" w:cs="Arial"/>
+        </w:rPr>
+        <w:lastRenderedPageBreak/>
+        <w:t>político e o tema selecionado, mantendo o mesmo fluxo interno de coleta de dados, análise por inteligência artificial e apresentação dos resultados.</w:t>
       </w:r>
     </w:p>
     <w:p>
@@ -3471,13 +2617,6 @@
           <w:b/>
         </w:rPr>
       </w:pPr>
-      <w:r>
-        <w:rPr>
-          <w:rFonts w:ascii="Arial" w:hAnsi="Arial" w:cs="Arial"/>
-          <w:b/>
-        </w:rPr>
-        <w:t>Tela Inicial</w:t>
-      </w:r>
     </w:p>
     <w:p>
       <w:pPr>
@@ -3489,13 +2628,96 @@
           <w:b/>
         </w:rPr>
       </w:pPr>
+    </w:p>
+    <w:p>
+      <w:pPr>
+        <w:pStyle w:val="NormalWeb"/>
+        <w:spacing w:after="0" w:afterAutospacing="0"/>
+        <w:jc w:val="both"/>
+        <w:rPr>
+          <w:rFonts w:ascii="Arial" w:hAnsi="Arial" w:cs="Arial"/>
+          <w:b/>
+        </w:rPr>
+      </w:pPr>
+    </w:p>
+    <w:p>
+      <w:pPr>
+        <w:pStyle w:val="NormalWeb"/>
+        <w:spacing w:after="0" w:afterAutospacing="0"/>
+        <w:jc w:val="both"/>
+        <w:rPr>
+          <w:rFonts w:ascii="Arial" w:hAnsi="Arial" w:cs="Arial"/>
+          <w:b/>
+        </w:rPr>
+      </w:pPr>
+    </w:p>
+    <w:p>
+      <w:pPr>
+        <w:pStyle w:val="NormalWeb"/>
+        <w:spacing w:after="0" w:afterAutospacing="0"/>
+        <w:jc w:val="both"/>
+        <w:rPr>
+          <w:rFonts w:ascii="Arial" w:hAnsi="Arial" w:cs="Arial"/>
+          <w:b/>
+        </w:rPr>
+      </w:pPr>
+    </w:p>
+    <w:p>
+      <w:pPr>
+        <w:pStyle w:val="NormalWeb"/>
+        <w:spacing w:after="0" w:afterAutospacing="0"/>
+        <w:jc w:val="both"/>
+        <w:rPr>
+          <w:rFonts w:ascii="Arial" w:hAnsi="Arial" w:cs="Arial"/>
+          <w:b/>
+        </w:rPr>
+      </w:pPr>
+    </w:p>
+    <w:p>
+      <w:pPr>
+        <w:pStyle w:val="NormalWeb"/>
+        <w:spacing w:after="0" w:afterAutospacing="0"/>
+        <w:jc w:val="both"/>
+        <w:rPr>
+          <w:rFonts w:ascii="Arial" w:hAnsi="Arial" w:cs="Arial"/>
+          <w:b/>
+        </w:rPr>
+      </w:pPr>
+    </w:p>
+    <w:p>
+      <w:pPr>
+        <w:pStyle w:val="NormalWeb"/>
+        <w:spacing w:after="0" w:afterAutospacing="0"/>
+        <w:jc w:val="both"/>
+        <w:rPr>
+          <w:rFonts w:ascii="Arial" w:hAnsi="Arial" w:cs="Arial"/>
+          <w:b/>
+        </w:rPr>
+      </w:pPr>
+      <w:r>
+        <w:rPr>
+          <w:rFonts w:ascii="Arial" w:hAnsi="Arial" w:cs="Arial"/>
+          <w:b/>
+        </w:rPr>
+        <w:t>Tela Inicial</w:t>
+      </w:r>
+    </w:p>
+    <w:p>
+      <w:pPr>
+        <w:pStyle w:val="NormalWeb"/>
+        <w:spacing w:after="0" w:afterAutospacing="0"/>
+        <w:jc w:val="both"/>
+        <w:rPr>
+          <w:rFonts w:ascii="Arial" w:hAnsi="Arial" w:cs="Arial"/>
+          <w:b/>
+        </w:rPr>
+      </w:pPr>
       <w:r>
         <w:rPr>
           <w:rFonts w:ascii="Arial" w:hAnsi="Arial" w:cs="Arial"/>
           <w:b/>
           <w:noProof/>
         </w:rPr>
-        <w:lastRenderedPageBreak/>
         <w:drawing>
           <wp:inline distT="0" distB="0" distL="0" distR="0" wp14:anchorId="666A1B6F" wp14:editId="0FAB67A4">
             <wp:extent cx="5400040" cy="4932045"/>
@@ -3576,6 +2798,7 @@
           <w:sz w:val="24"/>
           <w:szCs w:val="24"/>
         </w:rPr>
+        <w:lastRenderedPageBreak/>
         <w:drawing>
           <wp:inline distT="0" distB="0" distL="0" distR="0" wp14:anchorId="3DB3AAC9" wp14:editId="30ABC14E">
             <wp:extent cx="5400040" cy="1068070"/>
@@ -3631,6 +2854,124 @@
           <w:szCs w:val="24"/>
         </w:rPr>
         <w:br/>
+      </w:r>
+    </w:p>
+    <w:p>
+      <w:pPr>
+        <w:spacing w:after="0"/>
+        <w:rPr>
+          <w:rFonts w:ascii="Arial" w:hAnsi="Arial" w:cs="Arial"/>
+          <w:b/>
+          <w:sz w:val="24"/>
+          <w:szCs w:val="24"/>
+        </w:rPr>
+      </w:pPr>
+    </w:p>
+    <w:p>
+      <w:pPr>
+        <w:spacing w:after="0"/>
+        <w:rPr>
+          <w:rFonts w:ascii="Arial" w:hAnsi="Arial" w:cs="Arial"/>
+          <w:b/>
+          <w:sz w:val="24"/>
+          <w:szCs w:val="24"/>
+        </w:rPr>
+      </w:pPr>
+    </w:p>
+    <w:p>
+      <w:pPr>
+        <w:spacing w:after="0"/>
+        <w:rPr>
+          <w:rFonts w:ascii="Arial" w:hAnsi="Arial" w:cs="Arial"/>
+          <w:b/>
+          <w:sz w:val="24"/>
+          <w:szCs w:val="24"/>
+        </w:rPr>
+      </w:pPr>
+    </w:p>
+    <w:p>
+      <w:pPr>
+        <w:spacing w:after="0"/>
+        <w:rPr>
+          <w:rFonts w:ascii="Arial" w:hAnsi="Arial" w:cs="Arial"/>
+          <w:b/>
+          <w:sz w:val="24"/>
+          <w:szCs w:val="24"/>
+        </w:rPr>
+      </w:pPr>
+    </w:p>
+    <w:p>
+      <w:pPr>
+        <w:spacing w:after="0"/>
+        <w:rPr>
+          <w:rFonts w:ascii="Arial" w:hAnsi="Arial" w:cs="Arial"/>
+          <w:b/>
+          <w:sz w:val="24"/>
+          <w:szCs w:val="24"/>
+        </w:rPr>
+      </w:pPr>
+    </w:p>
+    <w:p>
+      <w:pPr>
+        <w:spacing w:after="0"/>
+        <w:rPr>
+          <w:rFonts w:ascii="Arial" w:hAnsi="Arial" w:cs="Arial"/>
+          <w:b/>
+          <w:sz w:val="24"/>
+          <w:szCs w:val="24"/>
+        </w:rPr>
+      </w:pPr>
+    </w:p>
+    <w:p>
+      <w:pPr>
+        <w:spacing w:after="0"/>
+        <w:rPr>
+          <w:rFonts w:ascii="Arial" w:hAnsi="Arial" w:cs="Arial"/>
+          <w:b/>
+          <w:sz w:val="24"/>
+          <w:szCs w:val="24"/>
+        </w:rPr>
+      </w:pPr>
+    </w:p>
+    <w:p>
+      <w:pPr>
+        <w:spacing w:after="0"/>
+        <w:rPr>
+          <w:rFonts w:ascii="Arial" w:hAnsi="Arial" w:cs="Arial"/>
+          <w:b/>
+          <w:sz w:val="24"/>
+          <w:szCs w:val="24"/>
+        </w:rPr>
+      </w:pPr>
+    </w:p>
+    <w:p>
+      <w:pPr>
+        <w:spacing w:after="0"/>
+        <w:rPr>
+          <w:rFonts w:ascii="Arial" w:hAnsi="Arial" w:cs="Arial"/>
+          <w:b/>
+          <w:sz w:val="24"/>
+          <w:szCs w:val="24"/>
+        </w:rPr>
+      </w:pPr>
+    </w:p>
+    <w:p>
+      <w:pPr>
+        <w:spacing w:after="0"/>
+        <w:rPr>
+          <w:rFonts w:ascii="Arial" w:hAnsi="Arial" w:cs="Arial"/>
+          <w:b/>
+          <w:sz w:val="24"/>
+          <w:szCs w:val="24"/>
+        </w:rPr>
+      </w:pPr>
+      <w:r>
+        <w:rPr>
+          <w:rFonts w:ascii="Arial" w:hAnsi="Arial" w:cs="Arial"/>
+          <w:b/>
+          <w:sz w:val="24"/>
+          <w:szCs w:val="24"/>
+        </w:rPr>
         <w:t>Escolha dos políticos</w:t>
       </w:r>
     </w:p>
@@ -3652,7 +2993,6 @@
           <w:sz w:val="24"/>
           <w:szCs w:val="24"/>
         </w:rPr>
-        <w:lastRenderedPageBreak/>
         <w:drawing>
           <wp:inline distT="0" distB="0" distL="0" distR="0" wp14:anchorId="48239079" wp14:editId="176A4235">
             <wp:extent cx="5400040" cy="2755265"/>
@@ -3739,6 +3079,7 @@
           <w:sz w:val="24"/>
           <w:szCs w:val="24"/>
         </w:rPr>
+        <w:lastRenderedPageBreak/>
         <w:drawing>
           <wp:inline distT="0" distB="0" distL="0" distR="0" wp14:anchorId="627AB355" wp14:editId="183EBA0B">
             <wp:extent cx="5400040" cy="3945255"/>
@@ -3798,6 +3139,7 @@
           <w:szCs w:val="24"/>
         </w:rPr>
       </w:pPr>
+      <w:bookmarkStart w:id="10" w:name="_Toc227853650"/>
       <w:r>
         <w:rPr>
           <w:rFonts w:ascii="Arial" w:hAnsi="Arial" w:cs="Arial"/>
@@ -3814,6 +3156,7 @@
         </w:rPr>
         <w:t>. Bibliografia</w:t>
       </w:r>
+      <w:bookmarkEnd w:id="10"/>
     </w:p>
     <w:p>
       <w:pPr>
@@ -3875,16 +3218,7 @@
             <w:rStyle w:val="Hyperlink"/>
             <w:rFonts w:ascii="Arial" w:hAnsi="Arial" w:cs="Arial"/>
           </w:rPr>
-          <w:t>https://www.camara.leg.br/tv/191119-para-eleitor-brasileiro-a-maioria-dos-politicos-eleitos-nao-cumpre-prome</w:t>
-        </w:r>
-        <w:bookmarkStart w:id="7" w:name="_GoBack"/>
-        <w:bookmarkEnd w:id="7"/>
-        <w:r>
-          <w:rPr>
-            <w:rStyle w:val="Hyperlink"/>
-            <w:rFonts w:ascii="Arial" w:hAnsi="Arial" w:cs="Arial"/>
-          </w:rPr>
-          <w:t>ssas-de-campanha/</w:t>
+          <w:t>https://www.camara.leg.br/tv/191119-para-eleitor-brasileiro-a-maioria-dos-politicos-eleitos-nao-cumpre-promessas-de-campanha/</w:t>
         </w:r>
       </w:hyperlink>
     </w:p>
@@ -3944,19 +3278,7 @@
         <w:rPr>
           <w:rFonts w:ascii="Arial" w:hAnsi="Arial" w:cs="Arial"/>
         </w:rPr>
-        <w:t>.</w:t>
-      </w:r>
-      <w:r>
-        <w:rPr>
-          <w:rFonts w:ascii="Arial" w:hAnsi="Arial" w:cs="Arial"/>
-        </w:rPr>
-        <w:t xml:space="preserve"> </w:t>
-      </w:r>
-      <w:r>
-        <w:rPr>
-          <w:rFonts w:ascii="Arial" w:hAnsi="Arial" w:cs="Arial"/>
-        </w:rPr>
-        <w:t>Disponível em:</w:t>
+        <w:t>. Disponível em:</w:t>
       </w:r>
       <w:r>
         <w:rPr>
@@ -4091,6 +3413,7 @@
         <w:rPr>
           <w:rFonts w:ascii="Arial" w:hAnsi="Arial" w:cs="Arial"/>
         </w:rPr>
+        <w:lastRenderedPageBreak/>
         <w:t xml:space="preserve">PUBLICA DIREITO. </w:t>
       </w:r>
       <w:r>
@@ -7521,7 +6844,7 @@
     <w:charset w:val="00"/>
     <w:family w:val="roman"/>
     <w:pitch w:val="variable"/>
-    <w:sig w:usb0="E0002AFF" w:usb1="C0007843" w:usb2="00000009" w:usb3="00000000" w:csb0="000001FF" w:csb1="00000000"/>
+    <w:sig w:usb0="E0002EFF" w:usb1="C000785B" w:usb2="00000009" w:usb3="00000000" w:csb0="000001FF" w:csb1="00000000"/>
   </w:font>
   <w:font w:name="Courier New">
     <w:panose1 w:val="02070309020205020404"/>
@@ -7542,21 +6865,21 @@
     <w:charset w:val="00"/>
     <w:family w:val="swiss"/>
     <w:pitch w:val="variable"/>
-    <w:sig w:usb0="E00002FF" w:usb1="4000ACFF" w:usb2="00000001" w:usb3="00000000" w:csb0="0000019F" w:csb1="00000000"/>
+    <w:sig w:usb0="E4002EFF" w:usb1="C000247B" w:usb2="00000009" w:usb3="00000000" w:csb0="000001FF" w:csb1="00000000"/>
   </w:font>
   <w:font w:name="Calibri Light">
     <w:panose1 w:val="020F0302020204030204"/>
     <w:charset w:val="00"/>
     <w:family w:val="swiss"/>
     <w:pitch w:val="variable"/>
-    <w:sig w:usb0="A00002EF" w:usb1="4000207B" w:usb2="00000000" w:usb3="00000000" w:csb0="0000009F" w:csb1="00000000"/>
+    <w:sig w:usb0="E4002EFF" w:usb1="C000247B" w:usb2="00000009" w:usb3="00000000" w:csb0="000001FF" w:csb1="00000000"/>
   </w:font>
   <w:font w:name="Arial">
     <w:panose1 w:val="020B0604020202020204"/>
     <w:charset w:val="00"/>
     <w:family w:val="swiss"/>
     <w:pitch w:val="variable"/>
-    <w:sig w:usb0="E0002AFF" w:usb1="C0007843" w:usb2="00000009" w:usb3="00000000" w:csb0="000001FF" w:csb1="00000000"/>
+    <w:sig w:usb0="E0002EFF" w:usb1="C000785B" w:usb2="00000009" w:usb3="00000000" w:csb0="000001FF" w:csb1="00000000"/>
   </w:font>
 </w:fonts>
 </file>
@@ -8380,7 +7703,7 @@
 </file>
 
 <file path=customXml/itemProps2.xml><?xml version="1.0" encoding="utf-8"?>
-<ds:datastoreItem xmlns:ds="http://schemas.openxmlformats.org/officeDocument/2006/customXml" ds:itemID="{EC847B9D-70C1-41AA-B959-D84FC46B4CC0}">
+<ds:datastoreItem xmlns:ds="http://schemas.openxmlformats.org/officeDocument/2006/customXml" ds:itemID="{77929E92-8122-4E12-AD16-76A7818AE6B1}">
   <ds:schemaRefs>
     <ds:schemaRef ds:uri="http://schemas.openxmlformats.org/officeDocument/2006/bibliography"/>
   </ds:schemaRefs>

--- a/Documentação TCC.docx
+++ b/Documentação TCC.docx
@@ -15,7 +15,6 @@
           <w:docPartUnique/>
         </w:docPartObj>
       </w:sdtPr>
-      <w:sdtEndPr/>
       <w:sdtContent>
         <w:p>
           <w:pPr>
@@ -382,7 +381,7 @@
             </w:rPr>
             <w:fldChar w:fldCharType="separate"/>
           </w:r>
-          <w:hyperlink w:anchor="_Toc232088156" w:history="1">
+          <w:hyperlink w:anchor="_Toc232091983" w:history="1">
             <w:r>
               <w:rPr>
                 <w:rStyle w:val="Hyperlink"/>
@@ -410,7 +409,7 @@
                 <w:noProof/>
                 <w:webHidden/>
               </w:rPr>
-              <w:instrText xml:space="preserve"> PAGEREF _Toc232088156 \h </w:instrText>
+              <w:instrText xml:space="preserve"> PAGEREF _Toc232091983 \h </w:instrText>
             </w:r>
             <w:r>
               <w:rPr>
@@ -453,7 +452,7 @@
               <w:lang w:eastAsia="pt-BR"/>
             </w:rPr>
           </w:pPr>
-          <w:hyperlink w:anchor="_Toc232088157" w:history="1">
+          <w:hyperlink w:anchor="_Toc232091984" w:history="1">
             <w:r>
               <w:rPr>
                 <w:rStyle w:val="Hyperlink"/>
@@ -482,7 +481,7 @@
                 <w:noProof/>
                 <w:webHidden/>
               </w:rPr>
-              <w:instrText xml:space="preserve"> PAGEREF _Toc232088157 \h </w:instrText>
+              <w:instrText xml:space="preserve"> PAGEREF _Toc232091984 \h </w:instrText>
             </w:r>
             <w:r>
               <w:rPr>
@@ -525,7 +524,7 @@
               <w:lang w:eastAsia="pt-BR"/>
             </w:rPr>
           </w:pPr>
-          <w:hyperlink w:anchor="_Toc232088158" w:history="1">
+          <w:hyperlink w:anchor="_Toc232091985" w:history="1">
             <w:r>
               <w:rPr>
                 <w:rStyle w:val="Hyperlink"/>
@@ -554,7 +553,7 @@
                 <w:noProof/>
                 <w:webHidden/>
               </w:rPr>
-              <w:instrText xml:space="preserve"> PAGEREF _Toc232088158 \h </w:instrText>
+              <w:instrText xml:space="preserve"> PAGEREF _Toc232091985 \h </w:instrText>
             </w:r>
             <w:r>
               <w:rPr>
@@ -597,7 +596,7 @@
               <w:lang w:eastAsia="pt-BR"/>
             </w:rPr>
           </w:pPr>
-          <w:hyperlink w:anchor="_Toc232088159" w:history="1">
+          <w:hyperlink w:anchor="_Toc232091986" w:history="1">
             <w:r>
               <w:rPr>
                 <w:rStyle w:val="Hyperlink"/>
@@ -626,7 +625,7 @@
                 <w:noProof/>
                 <w:webHidden/>
               </w:rPr>
-              <w:instrText xml:space="preserve"> PAGEREF _Toc232088159 \h </w:instrText>
+              <w:instrText xml:space="preserve"> PAGEREF _Toc232091986 \h </w:instrText>
             </w:r>
             <w:r>
               <w:rPr>
@@ -669,7 +668,7 @@
               <w:lang w:eastAsia="pt-BR"/>
             </w:rPr>
           </w:pPr>
-          <w:hyperlink w:anchor="_Toc232088160" w:history="1">
+          <w:hyperlink w:anchor="_Toc232091987" w:history="1">
             <w:r>
               <w:rPr>
                 <w:rStyle w:val="Hyperlink"/>
@@ -698,7 +697,7 @@
                 <w:noProof/>
                 <w:webHidden/>
               </w:rPr>
-              <w:instrText xml:space="preserve"> PAGEREF _Toc232088160 \h </w:instrText>
+              <w:instrText xml:space="preserve"> PAGEREF _Toc232091987 \h </w:instrText>
             </w:r>
             <w:r>
               <w:rPr>
@@ -741,7 +740,7 @@
               <w:lang w:eastAsia="pt-BR"/>
             </w:rPr>
           </w:pPr>
-          <w:hyperlink w:anchor="_Toc232088161" w:history="1">
+          <w:hyperlink w:anchor="_Toc232091988" w:history="1">
             <w:r>
               <w:rPr>
                 <w:rStyle w:val="Hyperlink"/>
@@ -770,7 +769,7 @@
                 <w:noProof/>
                 <w:webHidden/>
               </w:rPr>
-              <w:instrText xml:space="preserve"> PAGEREF _Toc232088161 \h </w:instrText>
+              <w:instrText xml:space="preserve"> PAGEREF _Toc232091988 \h </w:instrText>
             </w:r>
             <w:r>
               <w:rPr>
@@ -813,7 +812,7 @@
               <w:lang w:eastAsia="pt-BR"/>
             </w:rPr>
           </w:pPr>
-          <w:hyperlink w:anchor="_Toc232088162" w:history="1">
+          <w:hyperlink w:anchor="_Toc232091989" w:history="1">
             <w:r>
               <w:rPr>
                 <w:rStyle w:val="Hyperlink"/>
@@ -842,7 +841,7 @@
                 <w:noProof/>
                 <w:webHidden/>
               </w:rPr>
-              <w:instrText xml:space="preserve"> PAGEREF _Toc232088162 \h </w:instrText>
+              <w:instrText xml:space="preserve"> PAGEREF _Toc232091989 \h </w:instrText>
             </w:r>
             <w:r>
               <w:rPr>
@@ -882,7 +881,7 @@
               <w:lang w:eastAsia="pt-BR"/>
             </w:rPr>
           </w:pPr>
-          <w:hyperlink w:anchor="_Toc232088163" w:history="1">
+          <w:hyperlink w:anchor="_Toc232091990" w:history="1">
             <w:r>
               <w:rPr>
                 <w:rStyle w:val="Hyperlink"/>
@@ -910,7 +909,7 @@
                 <w:noProof/>
                 <w:webHidden/>
               </w:rPr>
-              <w:instrText xml:space="preserve"> PAGEREF _Toc232088163 \h </w:instrText>
+              <w:instrText xml:space="preserve"> PAGEREF _Toc232091990 \h </w:instrText>
             </w:r>
             <w:r>
               <w:rPr>
@@ -953,7 +952,7 @@
               <w:lang w:eastAsia="pt-BR"/>
             </w:rPr>
           </w:pPr>
-          <w:hyperlink w:anchor="_Toc232088164" w:history="1">
+          <w:hyperlink w:anchor="_Toc232091991" w:history="1">
             <w:r>
               <w:rPr>
                 <w:rStyle w:val="Hyperlink"/>
@@ -982,7 +981,7 @@
                 <w:noProof/>
                 <w:webHidden/>
               </w:rPr>
-              <w:instrText xml:space="preserve"> PAGEREF _Toc232088164 \h </w:instrText>
+              <w:instrText xml:space="preserve"> PAGEREF _Toc232091991 \h </w:instrText>
             </w:r>
             <w:r>
               <w:rPr>
@@ -1025,7 +1024,7 @@
               <w:lang w:eastAsia="pt-BR"/>
             </w:rPr>
           </w:pPr>
-          <w:hyperlink w:anchor="_Toc232088165" w:history="1">
+          <w:hyperlink w:anchor="_Toc232091992" w:history="1">
             <w:r>
               <w:rPr>
                 <w:rStyle w:val="Hyperlink"/>
@@ -1054,7 +1053,7 @@
                 <w:noProof/>
                 <w:webHidden/>
               </w:rPr>
-              <w:instrText xml:space="preserve"> PAGEREF _Toc232088165 \h </w:instrText>
+              <w:instrText xml:space="preserve"> PAGEREF _Toc232091992 \h </w:instrText>
             </w:r>
             <w:r>
               <w:rPr>
@@ -1097,7 +1096,7 @@
               <w:lang w:eastAsia="pt-BR"/>
             </w:rPr>
           </w:pPr>
-          <w:hyperlink w:anchor="_Toc232088166" w:history="1">
+          <w:hyperlink w:anchor="_Toc232091993" w:history="1">
             <w:r>
               <w:rPr>
                 <w:rStyle w:val="Hyperlink"/>
@@ -1126,7 +1125,7 @@
                 <w:noProof/>
                 <w:webHidden/>
               </w:rPr>
-              <w:instrText xml:space="preserve"> PAGEREF _Toc232088166 \h </w:instrText>
+              <w:instrText xml:space="preserve"> PAGEREF _Toc232091993 \h </w:instrText>
             </w:r>
             <w:r>
               <w:rPr>
@@ -1169,7 +1168,7 @@
               <w:lang w:eastAsia="pt-BR"/>
             </w:rPr>
           </w:pPr>
-          <w:hyperlink w:anchor="_Toc232088167" w:history="1">
+          <w:hyperlink w:anchor="_Toc232091994" w:history="1">
             <w:r>
               <w:rPr>
                 <w:rStyle w:val="Hyperlink"/>
@@ -1198,7 +1197,7 @@
                 <w:noProof/>
                 <w:webHidden/>
               </w:rPr>
-              <w:instrText xml:space="preserve"> PAGEREF _Toc232088167 \h </w:instrText>
+              <w:instrText xml:space="preserve"> PAGEREF _Toc232091994 \h </w:instrText>
             </w:r>
             <w:r>
               <w:rPr>
@@ -1241,7 +1240,7 @@
               <w:lang w:eastAsia="pt-BR"/>
             </w:rPr>
           </w:pPr>
-          <w:hyperlink w:anchor="_Toc232088168" w:history="1">
+          <w:hyperlink w:anchor="_Toc232091995" w:history="1">
             <w:r>
               <w:rPr>
                 <w:rStyle w:val="Hyperlink"/>
@@ -1356,7 +1355,7 @@
                 <w:noProof/>
                 <w:webHidden/>
               </w:rPr>
-              <w:instrText xml:space="preserve"> PAGEREF _Toc232088168 \h </w:instrText>
+              <w:instrText xml:space="preserve"> PAGEREF _Toc232091995 \h </w:instrText>
             </w:r>
             <w:r>
               <w:rPr>
@@ -1396,7 +1395,7 @@
               <w:lang w:eastAsia="pt-BR"/>
             </w:rPr>
           </w:pPr>
-          <w:hyperlink w:anchor="_Toc232088169" w:history="1">
+          <w:hyperlink w:anchor="_Toc232091996" w:history="1">
             <w:r>
               <w:rPr>
                 <w:rStyle w:val="Hyperlink"/>
@@ -1424,7 +1423,7 @@
                 <w:noProof/>
                 <w:webHidden/>
               </w:rPr>
-              <w:instrText xml:space="preserve"> PAGEREF _Toc232088169 \h </w:instrText>
+              <w:instrText xml:space="preserve"> PAGEREF _Toc232091996 \h </w:instrText>
             </w:r>
             <w:r>
               <w:rPr>
@@ -1467,7 +1466,7 @@
               <w:lang w:eastAsia="pt-BR"/>
             </w:rPr>
           </w:pPr>
-          <w:hyperlink w:anchor="_Toc232088170" w:history="1">
+          <w:hyperlink w:anchor="_Toc232091997" w:history="1">
             <w:r>
               <w:rPr>
                 <w:rStyle w:val="Hyperlink"/>
@@ -1496,7 +1495,7 @@
                 <w:noProof/>
                 <w:webHidden/>
               </w:rPr>
-              <w:instrText xml:space="preserve"> PAGEREF _Toc232088170 \h </w:instrText>
+              <w:instrText xml:space="preserve"> PAGEREF _Toc232091997 \h </w:instrText>
             </w:r>
             <w:r>
               <w:rPr>
@@ -1539,7 +1538,7 @@
               <w:lang w:eastAsia="pt-BR"/>
             </w:rPr>
           </w:pPr>
-          <w:hyperlink w:anchor="_Toc232088171" w:history="1">
+          <w:hyperlink w:anchor="_Toc232091998" w:history="1">
             <w:r>
               <w:rPr>
                 <w:rStyle w:val="Hyperlink"/>
@@ -1588,7 +1587,7 @@
                 <w:noProof/>
                 <w:webHidden/>
               </w:rPr>
-              <w:instrText xml:space="preserve"> PAGEREF _Toc232088171 \h </w:instrText>
+              <w:instrText xml:space="preserve"> PAGEREF _Toc232091998 \h </w:instrText>
             </w:r>
             <w:r>
               <w:rPr>
@@ -1631,118 +1630,7 @@
               <w:lang w:eastAsia="pt-BR"/>
             </w:rPr>
           </w:pPr>
-          <w:hyperlink w:anchor="_Toc232088172" w:history="1">
-            <w:r>
-              <w:rPr>
-                <w:rStyle w:val="Hyperlink"/>
-                <w:rFonts w:ascii="Arial" w:hAnsi="Arial" w:cs="Arial"/>
-                <w:b/>
-                <w:noProof/>
-              </w:rPr>
-              <w:t>3.3 Requisitos</w:t>
-            </w:r>
-            <w:r>
-              <w:rPr>
-                <w:rStyle w:val="Hyperlink"/>
-                <w:rFonts w:ascii="Arial" w:hAnsi="Arial" w:cs="Arial"/>
-                <w:b/>
-                <w:noProof/>
-                <w:spacing w:val="-4"/>
-              </w:rPr>
-              <w:t xml:space="preserve"> </w:t>
-            </w:r>
-            <w:r>
-              <w:rPr>
-                <w:rStyle w:val="Hyperlink"/>
-                <w:rFonts w:ascii="Arial" w:hAnsi="Arial" w:cs="Arial"/>
-                <w:b/>
-                <w:noProof/>
-              </w:rPr>
-              <w:t>Não</w:t>
-            </w:r>
-            <w:r>
-              <w:rPr>
-                <w:rStyle w:val="Hyperlink"/>
-                <w:rFonts w:ascii="Arial" w:hAnsi="Arial" w:cs="Arial"/>
-                <w:b/>
-                <w:noProof/>
-                <w:spacing w:val="-6"/>
-              </w:rPr>
-              <w:t xml:space="preserve"> </w:t>
-            </w:r>
-            <w:r>
-              <w:rPr>
-                <w:rStyle w:val="Hyperlink"/>
-                <w:rFonts w:ascii="Arial" w:hAnsi="Arial" w:cs="Arial"/>
-                <w:b/>
-                <w:noProof/>
-                <w:spacing w:val="-2"/>
-              </w:rPr>
-              <w:t>Funcionais</w:t>
-            </w:r>
-            <w:r>
-              <w:rPr>
-                <w:noProof/>
-                <w:webHidden/>
-              </w:rPr>
-              <w:tab/>
-            </w:r>
-            <w:r>
-              <w:rPr>
-                <w:noProof/>
-                <w:webHidden/>
-              </w:rPr>
-              <w:fldChar w:fldCharType="begin"/>
-            </w:r>
-            <w:r>
-              <w:rPr>
-                <w:noProof/>
-                <w:webHidden/>
-              </w:rPr>
-              <w:instrText xml:space="preserve"> PAGEREF _Toc232088172 \h </w:instrText>
-            </w:r>
-            <w:r>
-              <w:rPr>
-                <w:noProof/>
-                <w:webHidden/>
-              </w:rPr>
-            </w:r>
-            <w:r>
-              <w:rPr>
-                <w:noProof/>
-                <w:webHidden/>
-              </w:rPr>
-              <w:fldChar w:fldCharType="separate"/>
-            </w:r>
-            <w:r>
-              <w:rPr>
-                <w:noProof/>
-                <w:webHidden/>
-              </w:rPr>
-              <w:t>10</w:t>
-            </w:r>
-            <w:r>
-              <w:rPr>
-                <w:noProof/>
-                <w:webHidden/>
-              </w:rPr>
-              <w:fldChar w:fldCharType="end"/>
-            </w:r>
-          </w:hyperlink>
-        </w:p>
-        <w:p>
-          <w:pPr>
-            <w:pStyle w:val="Sumrio3"/>
-            <w:tabs>
-              <w:tab w:val="right" w:leader="dot" w:pos="9349"/>
-            </w:tabs>
-            <w:rPr>
-              <w:rFonts w:eastAsiaTheme="minorEastAsia"/>
-              <w:noProof/>
-              <w:lang w:eastAsia="pt-BR"/>
-            </w:rPr>
-          </w:pPr>
-          <w:hyperlink w:anchor="_Toc232088173" w:history="1">
+          <w:hyperlink w:anchor="_Toc232091999" w:history="1">
             <w:r>
               <w:rPr>
                 <w:rStyle w:val="Hyperlink"/>
@@ -1751,7 +1639,7 @@
                 <w:bCs/>
                 <w:noProof/>
               </w:rPr>
-              <w:t>3.4 Diagrama de Caso de Uso</w:t>
+              <w:t>3.3 Diagrama de Caso de Uso</w:t>
             </w:r>
             <w:r>
               <w:rPr>
@@ -1772,7 +1660,7 @@
                 <w:noProof/>
                 <w:webHidden/>
               </w:rPr>
-              <w:instrText xml:space="preserve"> PAGEREF _Toc232088173 \h </w:instrText>
+              <w:instrText xml:space="preserve"> PAGEREF _Toc232091999 \h </w:instrText>
             </w:r>
             <w:r>
               <w:rPr>
@@ -1792,7 +1680,7 @@
                 <w:noProof/>
                 <w:webHidden/>
               </w:rPr>
-              <w:t>11</w:t>
+              <w:t>10</w:t>
             </w:r>
             <w:r>
               <w:rPr>
@@ -1816,7 +1704,7 @@
               <w:lang w:eastAsia="pt-BR"/>
             </w:rPr>
           </w:pPr>
-          <w:hyperlink w:anchor="_Toc232088174" w:history="1">
+          <w:hyperlink w:anchor="_Toc232092000" w:history="1">
             <w:r>
               <w:rPr>
                 <w:rStyle w:val="Hyperlink"/>
@@ -1824,7 +1712,7 @@
                 <w:b/>
                 <w:noProof/>
               </w:rPr>
-              <w:t>3.5</w:t>
+              <w:t>3.4</w:t>
             </w:r>
             <w:r>
               <w:rPr>
@@ -1939,7 +1827,7 @@
                 <w:noProof/>
                 <w:webHidden/>
               </w:rPr>
-              <w:instrText xml:space="preserve"> PAGEREF _Toc232088174 \h </w:instrText>
+              <w:instrText xml:space="preserve"> PAGEREF _Toc232092000 \h </w:instrText>
             </w:r>
             <w:r>
               <w:rPr>
@@ -1959,7 +1847,7 @@
                 <w:noProof/>
                 <w:webHidden/>
               </w:rPr>
-              <w:t>12</w:t>
+              <w:t>11</w:t>
             </w:r>
             <w:r>
               <w:rPr>
@@ -1982,7 +1870,7 @@
               <w:lang w:eastAsia="pt-BR"/>
             </w:rPr>
           </w:pPr>
-          <w:hyperlink w:anchor="_Toc232088175" w:history="1">
+          <w:hyperlink w:anchor="_Toc232092001" w:history="1">
             <w:r>
               <w:rPr>
                 <w:rStyle w:val="Hyperlink"/>
@@ -1990,7 +1878,7 @@
                 <w:b/>
                 <w:noProof/>
               </w:rPr>
-              <w:t>3.6 Dicionário</w:t>
+              <w:t>3.5 Dicionário</w:t>
             </w:r>
             <w:r>
               <w:rPr>
@@ -2050,7 +1938,7 @@
                 <w:noProof/>
                 <w:webHidden/>
               </w:rPr>
-              <w:instrText xml:space="preserve"> PAGEREF _Toc232088175 \h </w:instrText>
+              <w:instrText xml:space="preserve"> PAGEREF _Toc232092001 \h </w:instrText>
             </w:r>
             <w:r>
               <w:rPr>
@@ -2070,7 +1958,7 @@
                 <w:noProof/>
                 <w:webHidden/>
               </w:rPr>
-              <w:t>13</w:t>
+              <w:t>12</w:t>
             </w:r>
             <w:r>
               <w:rPr>
@@ -2093,7 +1981,7 @@
               <w:lang w:eastAsia="pt-BR"/>
             </w:rPr>
           </w:pPr>
-          <w:hyperlink w:anchor="_Toc232088176" w:history="1">
+          <w:hyperlink w:anchor="_Toc232092002" w:history="1">
             <w:r>
               <w:rPr>
                 <w:rStyle w:val="Hyperlink"/>
@@ -2101,7 +1989,7 @@
                 <w:b/>
                 <w:noProof/>
               </w:rPr>
-              <w:t>3.7 O Protótipo</w:t>
+              <w:t>3.6 O Protótipo</w:t>
             </w:r>
             <w:r>
               <w:rPr>
@@ -2122,7 +2010,7 @@
                 <w:noProof/>
                 <w:webHidden/>
               </w:rPr>
-              <w:instrText xml:space="preserve"> PAGEREF _Toc232088176 \h </w:instrText>
+              <w:instrText xml:space="preserve"> PAGEREF _Toc232092002 \h </w:instrText>
             </w:r>
             <w:r>
               <w:rPr>
@@ -2142,7 +2030,7 @@
                 <w:noProof/>
                 <w:webHidden/>
               </w:rPr>
-              <w:t>14</w:t>
+              <w:t>13</w:t>
             </w:r>
             <w:r>
               <w:rPr>
@@ -2162,7 +2050,7 @@
               <w:lang w:eastAsia="pt-BR"/>
             </w:rPr>
           </w:pPr>
-          <w:hyperlink w:anchor="_Toc232088177" w:history="1">
+          <w:hyperlink w:anchor="_Toc232092003" w:history="1">
             <w:r>
               <w:rPr>
                 <w:rStyle w:val="Hyperlink"/>
@@ -2190,7 +2078,7 @@
                 <w:noProof/>
                 <w:webHidden/>
               </w:rPr>
-              <w:instrText xml:space="preserve"> PAGEREF _Toc232088177 \h </w:instrText>
+              <w:instrText xml:space="preserve"> PAGEREF _Toc232092003 \h </w:instrText>
             </w:r>
             <w:r>
               <w:rPr>
@@ -2210,7 +2098,7 @@
                 <w:noProof/>
                 <w:webHidden/>
               </w:rPr>
-              <w:t>15</w:t>
+              <w:t>14</w:t>
             </w:r>
             <w:r>
               <w:rPr>
@@ -2311,7 +2199,7 @@
           <w:szCs w:val="24"/>
         </w:rPr>
       </w:pPr>
-      <w:bookmarkStart w:id="0" w:name="_Toc232088156"/>
+      <w:bookmarkStart w:id="0" w:name="_Toc232091983"/>
       <w:r>
         <w:rPr>
           <w:rFonts w:ascii="Arial" w:hAnsi="Arial" w:cs="Arial"/>
@@ -2336,7 +2224,7 @@
           <w:color w:val="auto"/>
         </w:rPr>
       </w:pPr>
-      <w:bookmarkStart w:id="1" w:name="_Toc232088157"/>
+      <w:bookmarkStart w:id="1" w:name="_Toc232091984"/>
       <w:r>
         <w:rPr>
           <w:rFonts w:ascii="Arial" w:hAnsi="Arial" w:cs="Arial"/>
@@ -2472,7 +2360,7 @@
           <w:color w:val="auto"/>
         </w:rPr>
       </w:pPr>
-      <w:bookmarkStart w:id="2" w:name="_Toc232088158"/>
+      <w:bookmarkStart w:id="2" w:name="_Toc232091985"/>
       <w:r>
         <w:rPr>
           <w:rFonts w:ascii="Arial" w:hAnsi="Arial" w:cs="Arial"/>
@@ -2770,7 +2658,7 @@
           <w:color w:val="auto"/>
         </w:rPr>
       </w:pPr>
-      <w:bookmarkStart w:id="3" w:name="_Toc232088159"/>
+      <w:bookmarkStart w:id="3" w:name="_Toc232091986"/>
       <w:r>
         <w:rPr>
           <w:rFonts w:ascii="Arial" w:hAnsi="Arial" w:cs="Arial"/>
@@ -3011,12 +2899,8 @@
         <w:spacing w:after="30" w:line="261" w:lineRule="auto"/>
         <w:jc w:val="both"/>
         <w:sectPr>
-          <w:headerReference w:type="even" r:id="rId9"/>
-          <w:headerReference w:type="default" r:id="rId10"/>
-          <w:footerReference w:type="even" r:id="rId11"/>
-          <w:footerReference w:type="default" r:id="rId12"/>
-          <w:headerReference w:type="first" r:id="rId13"/>
-          <w:footerReference w:type="first" r:id="rId14"/>
+          <w:headerReference w:type="default" r:id="rId9"/>
+          <w:headerReference w:type="first" r:id="rId10"/>
           <w:pgSz w:w="11910" w:h="16840"/>
           <w:pgMar w:top="1120" w:right="992" w:bottom="280" w:left="1559" w:header="711" w:footer="0" w:gutter="0"/>
           <w:pgNumType w:start="0"/>
@@ -4254,7 +4138,7 @@
           <w:color w:val="auto"/>
         </w:rPr>
       </w:pPr>
-      <w:bookmarkStart w:id="5" w:name="_Toc232088160"/>
+      <w:bookmarkStart w:id="4" w:name="_Toc232091987"/>
       <w:r>
         <w:rPr>
           <w:rFonts w:ascii="Arial" w:hAnsi="Arial" w:cs="Arial"/>
@@ -4279,7 +4163,7 @@
         </w:rPr>
         <w:t xml:space="preserve"> Objetivo Geral</w:t>
       </w:r>
-      <w:bookmarkEnd w:id="5"/>
+      <w:bookmarkEnd w:id="4"/>
     </w:p>
     <w:p>
       <w:pPr>
@@ -4305,7 +4189,7 @@
           <w:sz w:val="24"/>
           <w:szCs w:val="24"/>
         </w:rPr>
-        <w:t xml:space="preserve"> com uso de uma IA que buscará informações e reuni-las em um banco de dados e exibir ao público de forma intuitiva</w:t>
+        <w:t xml:space="preserve"> com uso de uma IA</w:t>
       </w:r>
       <w:r>
         <w:rPr>
@@ -4313,7 +4197,7 @@
           <w:sz w:val="24"/>
           <w:szCs w:val="24"/>
         </w:rPr>
-        <w:t>, promovendo maior transparência e ampliando o acesso da população às informações públicas.</w:t>
+        <w:t>.</w:t>
       </w:r>
     </w:p>
     <w:p>
@@ -4337,7 +4221,7 @@
           <w:color w:val="auto"/>
         </w:rPr>
       </w:pPr>
-      <w:bookmarkStart w:id="6" w:name="_Toc232088161"/>
+      <w:bookmarkStart w:id="5" w:name="_Toc232091988"/>
       <w:r>
         <w:rPr>
           <w:rFonts w:ascii="Arial" w:hAnsi="Arial" w:cs="Arial"/>
@@ -4363,7 +4247,7 @@
         </w:rPr>
         <w:t xml:space="preserve"> Objetivos Específicos</w:t>
       </w:r>
-      <w:bookmarkEnd w:id="6"/>
+      <w:bookmarkEnd w:id="5"/>
     </w:p>
     <w:p/>
     <w:p>
@@ -4387,6 +4271,396 @@
             <wp:extent cx="5400040" cy="2133600"/>
             <wp:effectExtent l="0" t="0" r="0" b="0"/>
             <wp:docPr id="5" name="Imagem 5"/>
+            <wp:cNvGraphicFramePr>
+              <a:graphicFrameLocks xmlns:a="http://schemas.openxmlformats.org/drawingml/2006/main" noChangeAspect="1"/>
+            </wp:cNvGraphicFramePr>
+            <a:graphic xmlns:a="http://schemas.openxmlformats.org/drawingml/2006/main">
+              <a:graphicData uri="http://schemas.openxmlformats.org/drawingml/2006/picture">
+                <pic:pic xmlns:pic="http://schemas.openxmlformats.org/drawingml/2006/picture">
+                  <pic:nvPicPr>
+                    <pic:cNvPr id="1" name=""/>
+                    <pic:cNvPicPr/>
+                  </pic:nvPicPr>
+                  <pic:blipFill>
+                    <a:blip r:embed="rId11"/>
+                    <a:stretch>
+                      <a:fillRect/>
+                    </a:stretch>
+                  </pic:blipFill>
+                  <pic:spPr>
+                    <a:xfrm>
+                      <a:off x="0" y="0"/>
+                      <a:ext cx="5400040" cy="2133600"/>
+                    </a:xfrm>
+                    <a:prstGeom prst="rect">
+                      <a:avLst/>
+                    </a:prstGeom>
+                  </pic:spPr>
+                </pic:pic>
+              </a:graphicData>
+            </a:graphic>
+          </wp:inline>
+        </w:drawing>
+      </w:r>
+      <w:r>
+        <w:rPr>
+          <w:rFonts w:ascii="Arial" w:hAnsi="Arial" w:cs="Arial"/>
+          <w:sz w:val="24"/>
+          <w:szCs w:val="24"/>
+        </w:rPr>
+        <w:br/>
+        <w:t>P</w:t>
+      </w:r>
+      <w:r>
+        <w:rPr>
+          <w:rFonts w:ascii="Arial" w:hAnsi="Arial" w:cs="Arial"/>
+          <w:sz w:val="24"/>
+          <w:szCs w:val="24"/>
+        </w:rPr>
+        <w:t>á</w:t>
+      </w:r>
+      <w:r>
+        <w:rPr>
+          <w:rFonts w:ascii="Arial" w:hAnsi="Arial" w:cs="Arial"/>
+          <w:sz w:val="24"/>
+          <w:szCs w:val="24"/>
+        </w:rPr>
+        <w:t>gina Inicial onde está presente o nome do projeto, a premissa resumida, o nome da</w:t>
+      </w:r>
+      <w:r>
+        <w:rPr>
+          <w:rFonts w:ascii="Arial" w:hAnsi="Arial" w:cs="Arial"/>
+          <w:sz w:val="24"/>
+          <w:szCs w:val="24"/>
+        </w:rPr>
+        <w:t xml:space="preserve"> </w:t>
+      </w:r>
+      <w:proofErr w:type="spellStart"/>
+      <w:r>
+        <w:rPr>
+          <w:rFonts w:ascii="Arial" w:hAnsi="Arial" w:cs="Arial"/>
+          <w:sz w:val="24"/>
+          <w:szCs w:val="24"/>
+        </w:rPr>
+        <w:t>E</w:t>
+      </w:r>
+      <w:r>
+        <w:rPr>
+          <w:rFonts w:ascii="Arial" w:hAnsi="Arial" w:cs="Arial"/>
+          <w:sz w:val="24"/>
+          <w:szCs w:val="24"/>
+        </w:rPr>
+        <w:t>tec</w:t>
+      </w:r>
+      <w:proofErr w:type="spellEnd"/>
+      <w:r>
+        <w:rPr>
+          <w:rFonts w:ascii="Arial" w:hAnsi="Arial" w:cs="Arial"/>
+          <w:sz w:val="24"/>
+          <w:szCs w:val="24"/>
+        </w:rPr>
+        <w:t xml:space="preserve"> </w:t>
+      </w:r>
+      <w:r>
+        <w:rPr>
+          <w:rFonts w:ascii="Arial" w:hAnsi="Arial" w:cs="Arial"/>
+          <w:sz w:val="24"/>
+          <w:szCs w:val="24"/>
+        </w:rPr>
+        <w:t>e o ano</w:t>
+      </w:r>
+      <w:r>
+        <w:rPr>
+          <w:rFonts w:ascii="Arial" w:hAnsi="Arial" w:cs="Arial"/>
+          <w:sz w:val="24"/>
+          <w:szCs w:val="24"/>
+        </w:rPr>
+        <w:t>, a</w:t>
+      </w:r>
+      <w:r>
+        <w:rPr>
+          <w:rFonts w:ascii="Arial" w:hAnsi="Arial" w:cs="Arial"/>
+          <w:sz w:val="24"/>
+          <w:szCs w:val="24"/>
+        </w:rPr>
+        <w:t>lém de uma barra de pesquisa e botão onde se pode digitar o seu cep e depois checar as promessas politicas feitas para a região.</w:t>
+      </w:r>
+    </w:p>
+    <w:p>
+      <w:pPr>
+        <w:spacing w:after="30"/>
+        <w:jc w:val="both"/>
+        <w:rPr>
+          <w:rFonts w:ascii="Arial" w:hAnsi="Arial" w:cs="Arial"/>
+          <w:sz w:val="24"/>
+          <w:szCs w:val="24"/>
+        </w:rPr>
+      </w:pPr>
+      <w:r>
+        <w:rPr>
+          <w:rFonts w:ascii="Arial" w:hAnsi="Arial" w:cs="Arial"/>
+          <w:sz w:val="24"/>
+          <w:szCs w:val="24"/>
+        </w:rPr>
+        <w:br/>
+      </w:r>
+    </w:p>
+    <w:p>
+      <w:pPr>
+        <w:spacing w:after="30"/>
+        <w:jc w:val="both"/>
+        <w:rPr>
+          <w:rFonts w:ascii="Arial" w:hAnsi="Arial" w:cs="Arial"/>
+          <w:sz w:val="24"/>
+          <w:szCs w:val="24"/>
+        </w:rPr>
+      </w:pPr>
+      <w:r>
+        <w:rPr>
+          <w:rFonts w:ascii="Arial" w:hAnsi="Arial" w:cs="Arial"/>
+          <w:noProof/>
+          <w:sz w:val="24"/>
+          <w:szCs w:val="24"/>
+        </w:rPr>
+        <w:drawing>
+          <wp:inline distT="0" distB="0" distL="0" distR="0" wp14:anchorId="79AF0CCB" wp14:editId="60DFB3CB">
+            <wp:extent cx="5400040" cy="683895"/>
+            <wp:effectExtent l="0" t="0" r="0" b="1905"/>
+            <wp:docPr id="7" name="Imagem 7"/>
+            <wp:cNvGraphicFramePr>
+              <a:graphicFrameLocks xmlns:a="http://schemas.openxmlformats.org/drawingml/2006/main" noChangeAspect="1"/>
+            </wp:cNvGraphicFramePr>
+            <a:graphic xmlns:a="http://schemas.openxmlformats.org/drawingml/2006/main">
+              <a:graphicData uri="http://schemas.openxmlformats.org/drawingml/2006/picture">
+                <pic:pic xmlns:pic="http://schemas.openxmlformats.org/drawingml/2006/picture">
+                  <pic:nvPicPr>
+                    <pic:cNvPr id="1" name=""/>
+                    <pic:cNvPicPr/>
+                  </pic:nvPicPr>
+                  <pic:blipFill>
+                    <a:blip r:embed="rId12"/>
+                    <a:stretch>
+                      <a:fillRect/>
+                    </a:stretch>
+                  </pic:blipFill>
+                  <pic:spPr>
+                    <a:xfrm>
+                      <a:off x="0" y="0"/>
+                      <a:ext cx="5400040" cy="683895"/>
+                    </a:xfrm>
+                    <a:prstGeom prst="rect">
+                      <a:avLst/>
+                    </a:prstGeom>
+                  </pic:spPr>
+                </pic:pic>
+              </a:graphicData>
+            </a:graphic>
+          </wp:inline>
+        </w:drawing>
+      </w:r>
+      <w:r>
+        <w:rPr>
+          <w:rFonts w:ascii="Arial" w:hAnsi="Arial" w:cs="Arial"/>
+          <w:sz w:val="24"/>
+          <w:szCs w:val="24"/>
+        </w:rPr>
+        <w:br/>
+        <w:t>Outra pagina, onde se pode buscar políticos específicos por nome, ou por função (Governadores, Prefeitos)</w:t>
+      </w:r>
+    </w:p>
+    <w:p>
+      <w:pPr>
+        <w:spacing w:after="30"/>
+        <w:jc w:val="both"/>
+        <w:rPr>
+          <w:rFonts w:ascii="Arial" w:hAnsi="Arial" w:cs="Arial"/>
+          <w:sz w:val="24"/>
+          <w:szCs w:val="24"/>
+        </w:rPr>
+      </w:pPr>
+      <w:r>
+        <w:rPr>
+          <w:rFonts w:ascii="Arial" w:hAnsi="Arial" w:cs="Arial"/>
+          <w:sz w:val="24"/>
+          <w:szCs w:val="24"/>
+        </w:rPr>
+        <w:br/>
+      </w:r>
+      <w:r>
+        <w:rPr>
+          <w:rFonts w:ascii="Arial" w:hAnsi="Arial" w:cs="Arial"/>
+          <w:noProof/>
+          <w:sz w:val="24"/>
+          <w:szCs w:val="24"/>
+        </w:rPr>
+        <w:drawing>
+          <wp:inline distT="0" distB="0" distL="0" distR="0" wp14:anchorId="22DE2CCA" wp14:editId="01014CE4">
+            <wp:extent cx="5400040" cy="2239645"/>
+            <wp:effectExtent l="0" t="0" r="0" b="8255"/>
+            <wp:docPr id="8" name="Imagem 8"/>
+            <wp:cNvGraphicFramePr>
+              <a:graphicFrameLocks xmlns:a="http://schemas.openxmlformats.org/drawingml/2006/main" noChangeAspect="1"/>
+            </wp:cNvGraphicFramePr>
+            <a:graphic xmlns:a="http://schemas.openxmlformats.org/drawingml/2006/main">
+              <a:graphicData uri="http://schemas.openxmlformats.org/drawingml/2006/picture">
+                <pic:pic xmlns:pic="http://schemas.openxmlformats.org/drawingml/2006/picture">
+                  <pic:nvPicPr>
+                    <pic:cNvPr id="1" name=""/>
+                    <pic:cNvPicPr/>
+                  </pic:nvPicPr>
+                  <pic:blipFill>
+                    <a:blip r:embed="rId13"/>
+                    <a:stretch>
+                      <a:fillRect/>
+                    </a:stretch>
+                  </pic:blipFill>
+                  <pic:spPr>
+                    <a:xfrm>
+                      <a:off x="0" y="0"/>
+                      <a:ext cx="5400040" cy="2239645"/>
+                    </a:xfrm>
+                    <a:prstGeom prst="rect">
+                      <a:avLst/>
+                    </a:prstGeom>
+                  </pic:spPr>
+                </pic:pic>
+              </a:graphicData>
+            </a:graphic>
+          </wp:inline>
+        </w:drawing>
+      </w:r>
+      <w:r>
+        <w:rPr>
+          <w:rFonts w:ascii="Arial" w:hAnsi="Arial" w:cs="Arial"/>
+          <w:sz w:val="24"/>
+          <w:szCs w:val="24"/>
+        </w:rPr>
+        <w:br/>
+        <w:t>Pagina onde se pode checar o partido, o início do mandato e a região de políticos (em alguns casos Funções) e também pode clica-los e entrar na próxima pagina</w:t>
+      </w:r>
+    </w:p>
+    <w:p>
+      <w:pPr>
+        <w:spacing w:after="30"/>
+        <w:jc w:val="both"/>
+        <w:rPr>
+          <w:rFonts w:ascii="Arial" w:hAnsi="Arial" w:cs="Arial"/>
+          <w:sz w:val="24"/>
+          <w:szCs w:val="24"/>
+        </w:rPr>
+      </w:pPr>
+    </w:p>
+    <w:p>
+      <w:pPr>
+        <w:spacing w:after="30"/>
+        <w:jc w:val="both"/>
+        <w:rPr>
+          <w:rFonts w:ascii="Arial" w:hAnsi="Arial" w:cs="Arial"/>
+          <w:sz w:val="24"/>
+          <w:szCs w:val="24"/>
+        </w:rPr>
+      </w:pPr>
+      <w:r>
+        <w:rPr>
+          <w:rFonts w:ascii="Arial" w:hAnsi="Arial" w:cs="Arial"/>
+          <w:noProof/>
+          <w:sz w:val="24"/>
+          <w:szCs w:val="24"/>
+        </w:rPr>
+        <w:drawing>
+          <wp:inline distT="0" distB="0" distL="0" distR="0" wp14:anchorId="189CEA08" wp14:editId="29EF67A6">
+            <wp:extent cx="5400040" cy="1676400"/>
+            <wp:effectExtent l="0" t="0" r="0" b="0"/>
+            <wp:docPr id="9" name="Imagem 9"/>
+            <wp:cNvGraphicFramePr>
+              <a:graphicFrameLocks xmlns:a="http://schemas.openxmlformats.org/drawingml/2006/main" noChangeAspect="1"/>
+            </wp:cNvGraphicFramePr>
+            <a:graphic xmlns:a="http://schemas.openxmlformats.org/drawingml/2006/main">
+              <a:graphicData uri="http://schemas.openxmlformats.org/drawingml/2006/picture">
+                <pic:pic xmlns:pic="http://schemas.openxmlformats.org/drawingml/2006/picture">
+                  <pic:nvPicPr>
+                    <pic:cNvPr id="1" name=""/>
+                    <pic:cNvPicPr/>
+                  </pic:nvPicPr>
+                  <pic:blipFill>
+                    <a:blip r:embed="rId14"/>
+                    <a:stretch>
+                      <a:fillRect/>
+                    </a:stretch>
+                  </pic:blipFill>
+                  <pic:spPr>
+                    <a:xfrm>
+                      <a:off x="0" y="0"/>
+                      <a:ext cx="5400040" cy="1676400"/>
+                    </a:xfrm>
+                    <a:prstGeom prst="rect">
+                      <a:avLst/>
+                    </a:prstGeom>
+                  </pic:spPr>
+                </pic:pic>
+              </a:graphicData>
+            </a:graphic>
+          </wp:inline>
+        </w:drawing>
+      </w:r>
+      <w:r>
+        <w:rPr>
+          <w:rFonts w:ascii="Arial" w:hAnsi="Arial" w:cs="Arial"/>
+          <w:sz w:val="24"/>
+          <w:szCs w:val="24"/>
+        </w:rPr>
+        <w:br/>
+        <w:t xml:space="preserve">pagina que aparece após clicar em algum político, onde você pode escolher algum </w:t>
+      </w:r>
+      <w:r>
+        <w:rPr>
+          <w:rFonts w:ascii="Arial" w:hAnsi="Arial" w:cs="Arial"/>
+          <w:sz w:val="24"/>
+          <w:szCs w:val="24"/>
+        </w:rPr>
+        <w:lastRenderedPageBreak/>
+        <w:t>tema geral ou pesquisar um tema especifico e o site vai procurar promessas politicas relacionadas</w:t>
+      </w:r>
+    </w:p>
+    <w:p>
+      <w:pPr>
+        <w:spacing w:after="30"/>
+        <w:jc w:val="both"/>
+        <w:rPr>
+          <w:rFonts w:ascii="Arial" w:hAnsi="Arial" w:cs="Arial"/>
+          <w:sz w:val="24"/>
+          <w:szCs w:val="24"/>
+          <w:u w:val="single"/>
+        </w:rPr>
+      </w:pPr>
+      <w:r>
+        <w:rPr>
+          <w:rFonts w:ascii="Arial" w:hAnsi="Arial" w:cs="Arial"/>
+          <w:sz w:val="24"/>
+          <w:szCs w:val="24"/>
+        </w:rPr>
+        <w:br/>
+      </w:r>
+      <w:r>
+        <w:rPr>
+          <w:rFonts w:ascii="Arial" w:hAnsi="Arial" w:cs="Arial"/>
+          <w:sz w:val="24"/>
+          <w:szCs w:val="24"/>
+        </w:rPr>
+        <w:br/>
+      </w:r>
+      <w:r>
+        <w:rPr>
+          <w:rFonts w:ascii="Arial" w:hAnsi="Arial" w:cs="Arial"/>
+          <w:noProof/>
+          <w:sz w:val="24"/>
+          <w:szCs w:val="24"/>
+        </w:rPr>
+        <w:drawing>
+          <wp:inline distT="0" distB="0" distL="0" distR="0" wp14:anchorId="43D40BA8" wp14:editId="60681436">
+            <wp:extent cx="5400040" cy="1749425"/>
+            <wp:effectExtent l="0" t="0" r="0" b="3175"/>
+            <wp:docPr id="6" name="Imagem 6"/>
             <wp:cNvGraphicFramePr>
               <a:graphicFrameLocks xmlns:a="http://schemas.openxmlformats.org/drawingml/2006/main" noChangeAspect="1"/>
             </wp:cNvGraphicFramePr>
@@ -4406,396 +4680,6 @@
                   <pic:spPr>
                     <a:xfrm>
                       <a:off x="0" y="0"/>
-                      <a:ext cx="5400040" cy="2133600"/>
-                    </a:xfrm>
-                    <a:prstGeom prst="rect">
-                      <a:avLst/>
-                    </a:prstGeom>
-                  </pic:spPr>
-                </pic:pic>
-              </a:graphicData>
-            </a:graphic>
-          </wp:inline>
-        </w:drawing>
-      </w:r>
-      <w:r>
-        <w:rPr>
-          <w:rFonts w:ascii="Arial" w:hAnsi="Arial" w:cs="Arial"/>
-          <w:sz w:val="24"/>
-          <w:szCs w:val="24"/>
-        </w:rPr>
-        <w:br/>
-        <w:t>P</w:t>
-      </w:r>
-      <w:r>
-        <w:rPr>
-          <w:rFonts w:ascii="Arial" w:hAnsi="Arial" w:cs="Arial"/>
-          <w:sz w:val="24"/>
-          <w:szCs w:val="24"/>
-        </w:rPr>
-        <w:t>á</w:t>
-      </w:r>
-      <w:r>
-        <w:rPr>
-          <w:rFonts w:ascii="Arial" w:hAnsi="Arial" w:cs="Arial"/>
-          <w:sz w:val="24"/>
-          <w:szCs w:val="24"/>
-        </w:rPr>
-        <w:t>gina Inicial onde está presente o nome do projeto, a premissa resumida, o nome da</w:t>
-      </w:r>
-      <w:r>
-        <w:rPr>
-          <w:rFonts w:ascii="Arial" w:hAnsi="Arial" w:cs="Arial"/>
-          <w:sz w:val="24"/>
-          <w:szCs w:val="24"/>
-        </w:rPr>
-        <w:t xml:space="preserve"> </w:t>
-      </w:r>
-      <w:proofErr w:type="spellStart"/>
-      <w:r>
-        <w:rPr>
-          <w:rFonts w:ascii="Arial" w:hAnsi="Arial" w:cs="Arial"/>
-          <w:sz w:val="24"/>
-          <w:szCs w:val="24"/>
-        </w:rPr>
-        <w:t>E</w:t>
-      </w:r>
-      <w:r>
-        <w:rPr>
-          <w:rFonts w:ascii="Arial" w:hAnsi="Arial" w:cs="Arial"/>
-          <w:sz w:val="24"/>
-          <w:szCs w:val="24"/>
-        </w:rPr>
-        <w:t>tec</w:t>
-      </w:r>
-      <w:proofErr w:type="spellEnd"/>
-      <w:r>
-        <w:rPr>
-          <w:rFonts w:ascii="Arial" w:hAnsi="Arial" w:cs="Arial"/>
-          <w:sz w:val="24"/>
-          <w:szCs w:val="24"/>
-        </w:rPr>
-        <w:t xml:space="preserve"> </w:t>
-      </w:r>
-      <w:r>
-        <w:rPr>
-          <w:rFonts w:ascii="Arial" w:hAnsi="Arial" w:cs="Arial"/>
-          <w:sz w:val="24"/>
-          <w:szCs w:val="24"/>
-        </w:rPr>
-        <w:t>e o ano</w:t>
-      </w:r>
-      <w:r>
-        <w:rPr>
-          <w:rFonts w:ascii="Arial" w:hAnsi="Arial" w:cs="Arial"/>
-          <w:sz w:val="24"/>
-          <w:szCs w:val="24"/>
-        </w:rPr>
-        <w:t>, a</w:t>
-      </w:r>
-      <w:r>
-        <w:rPr>
-          <w:rFonts w:ascii="Arial" w:hAnsi="Arial" w:cs="Arial"/>
-          <w:sz w:val="24"/>
-          <w:szCs w:val="24"/>
-        </w:rPr>
-        <w:t>lém de uma barra de pesquisa e botão onde se pode digitar o seu cep e depois checar as promessas politicas feitas para a região.</w:t>
-      </w:r>
-    </w:p>
-    <w:p>
-      <w:pPr>
-        <w:spacing w:after="30"/>
-        <w:jc w:val="both"/>
-        <w:rPr>
-          <w:rFonts w:ascii="Arial" w:hAnsi="Arial" w:cs="Arial"/>
-          <w:sz w:val="24"/>
-          <w:szCs w:val="24"/>
-        </w:rPr>
-      </w:pPr>
-      <w:r>
-        <w:rPr>
-          <w:rFonts w:ascii="Arial" w:hAnsi="Arial" w:cs="Arial"/>
-          <w:sz w:val="24"/>
-          <w:szCs w:val="24"/>
-        </w:rPr>
-        <w:br/>
-      </w:r>
-    </w:p>
-    <w:p>
-      <w:pPr>
-        <w:spacing w:after="30"/>
-        <w:jc w:val="both"/>
-        <w:rPr>
-          <w:rFonts w:ascii="Arial" w:hAnsi="Arial" w:cs="Arial"/>
-          <w:sz w:val="24"/>
-          <w:szCs w:val="24"/>
-        </w:rPr>
-      </w:pPr>
-      <w:r>
-        <w:rPr>
-          <w:rFonts w:ascii="Arial" w:hAnsi="Arial" w:cs="Arial"/>
-          <w:noProof/>
-          <w:sz w:val="24"/>
-          <w:szCs w:val="24"/>
-        </w:rPr>
-        <w:drawing>
-          <wp:inline distT="0" distB="0" distL="0" distR="0" wp14:anchorId="79AF0CCB" wp14:editId="60DFB3CB">
-            <wp:extent cx="5400040" cy="683895"/>
-            <wp:effectExtent l="0" t="0" r="0" b="1905"/>
-            <wp:docPr id="7" name="Imagem 7"/>
-            <wp:cNvGraphicFramePr>
-              <a:graphicFrameLocks xmlns:a="http://schemas.openxmlformats.org/drawingml/2006/main" noChangeAspect="1"/>
-            </wp:cNvGraphicFramePr>
-            <a:graphic xmlns:a="http://schemas.openxmlformats.org/drawingml/2006/main">
-              <a:graphicData uri="http://schemas.openxmlformats.org/drawingml/2006/picture">
-                <pic:pic xmlns:pic="http://schemas.openxmlformats.org/drawingml/2006/picture">
-                  <pic:nvPicPr>
-                    <pic:cNvPr id="1" name=""/>
-                    <pic:cNvPicPr/>
-                  </pic:nvPicPr>
-                  <pic:blipFill>
-                    <a:blip r:embed="rId16"/>
-                    <a:stretch>
-                      <a:fillRect/>
-                    </a:stretch>
-                  </pic:blipFill>
-                  <pic:spPr>
-                    <a:xfrm>
-                      <a:off x="0" y="0"/>
-                      <a:ext cx="5400040" cy="683895"/>
-                    </a:xfrm>
-                    <a:prstGeom prst="rect">
-                      <a:avLst/>
-                    </a:prstGeom>
-                  </pic:spPr>
-                </pic:pic>
-              </a:graphicData>
-            </a:graphic>
-          </wp:inline>
-        </w:drawing>
-      </w:r>
-      <w:r>
-        <w:rPr>
-          <w:rFonts w:ascii="Arial" w:hAnsi="Arial" w:cs="Arial"/>
-          <w:sz w:val="24"/>
-          <w:szCs w:val="24"/>
-        </w:rPr>
-        <w:br/>
-        <w:t>Outra pagina, onde se pode buscar políticos específicos por nome, ou por função (Governadores, Prefeitos)</w:t>
-      </w:r>
-    </w:p>
-    <w:p>
-      <w:pPr>
-        <w:spacing w:after="30"/>
-        <w:jc w:val="both"/>
-        <w:rPr>
-          <w:rFonts w:ascii="Arial" w:hAnsi="Arial" w:cs="Arial"/>
-          <w:sz w:val="24"/>
-          <w:szCs w:val="24"/>
-        </w:rPr>
-      </w:pPr>
-      <w:r>
-        <w:rPr>
-          <w:rFonts w:ascii="Arial" w:hAnsi="Arial" w:cs="Arial"/>
-          <w:sz w:val="24"/>
-          <w:szCs w:val="24"/>
-        </w:rPr>
-        <w:br/>
-      </w:r>
-      <w:r>
-        <w:rPr>
-          <w:rFonts w:ascii="Arial" w:hAnsi="Arial" w:cs="Arial"/>
-          <w:noProof/>
-          <w:sz w:val="24"/>
-          <w:szCs w:val="24"/>
-        </w:rPr>
-        <w:drawing>
-          <wp:inline distT="0" distB="0" distL="0" distR="0" wp14:anchorId="22DE2CCA" wp14:editId="01014CE4">
-            <wp:extent cx="5400040" cy="2239645"/>
-            <wp:effectExtent l="0" t="0" r="0" b="8255"/>
-            <wp:docPr id="8" name="Imagem 8"/>
-            <wp:cNvGraphicFramePr>
-              <a:graphicFrameLocks xmlns:a="http://schemas.openxmlformats.org/drawingml/2006/main" noChangeAspect="1"/>
-            </wp:cNvGraphicFramePr>
-            <a:graphic xmlns:a="http://schemas.openxmlformats.org/drawingml/2006/main">
-              <a:graphicData uri="http://schemas.openxmlformats.org/drawingml/2006/picture">
-                <pic:pic xmlns:pic="http://schemas.openxmlformats.org/drawingml/2006/picture">
-                  <pic:nvPicPr>
-                    <pic:cNvPr id="1" name=""/>
-                    <pic:cNvPicPr/>
-                  </pic:nvPicPr>
-                  <pic:blipFill>
-                    <a:blip r:embed="rId17"/>
-                    <a:stretch>
-                      <a:fillRect/>
-                    </a:stretch>
-                  </pic:blipFill>
-                  <pic:spPr>
-                    <a:xfrm>
-                      <a:off x="0" y="0"/>
-                      <a:ext cx="5400040" cy="2239645"/>
-                    </a:xfrm>
-                    <a:prstGeom prst="rect">
-                      <a:avLst/>
-                    </a:prstGeom>
-                  </pic:spPr>
-                </pic:pic>
-              </a:graphicData>
-            </a:graphic>
-          </wp:inline>
-        </w:drawing>
-      </w:r>
-      <w:r>
-        <w:rPr>
-          <w:rFonts w:ascii="Arial" w:hAnsi="Arial" w:cs="Arial"/>
-          <w:sz w:val="24"/>
-          <w:szCs w:val="24"/>
-        </w:rPr>
-        <w:br/>
-        <w:t>Pagina onde se pode checar o partido, o início do mandato e a região de políticos (em alguns casos Funções) e também pode clica-los e entrar na próxima pagina</w:t>
-      </w:r>
-    </w:p>
-    <w:p>
-      <w:pPr>
-        <w:spacing w:after="30"/>
-        <w:jc w:val="both"/>
-        <w:rPr>
-          <w:rFonts w:ascii="Arial" w:hAnsi="Arial" w:cs="Arial"/>
-          <w:sz w:val="24"/>
-          <w:szCs w:val="24"/>
-        </w:rPr>
-      </w:pPr>
-    </w:p>
-    <w:p>
-      <w:pPr>
-        <w:spacing w:after="30"/>
-        <w:jc w:val="both"/>
-        <w:rPr>
-          <w:rFonts w:ascii="Arial" w:hAnsi="Arial" w:cs="Arial"/>
-          <w:sz w:val="24"/>
-          <w:szCs w:val="24"/>
-        </w:rPr>
-      </w:pPr>
-      <w:r>
-        <w:rPr>
-          <w:rFonts w:ascii="Arial" w:hAnsi="Arial" w:cs="Arial"/>
-          <w:noProof/>
-          <w:sz w:val="24"/>
-          <w:szCs w:val="24"/>
-        </w:rPr>
-        <w:drawing>
-          <wp:inline distT="0" distB="0" distL="0" distR="0" wp14:anchorId="189CEA08" wp14:editId="29EF67A6">
-            <wp:extent cx="5400040" cy="1676400"/>
-            <wp:effectExtent l="0" t="0" r="0" b="0"/>
-            <wp:docPr id="9" name="Imagem 9"/>
-            <wp:cNvGraphicFramePr>
-              <a:graphicFrameLocks xmlns:a="http://schemas.openxmlformats.org/drawingml/2006/main" noChangeAspect="1"/>
-            </wp:cNvGraphicFramePr>
-            <a:graphic xmlns:a="http://schemas.openxmlformats.org/drawingml/2006/main">
-              <a:graphicData uri="http://schemas.openxmlformats.org/drawingml/2006/picture">
-                <pic:pic xmlns:pic="http://schemas.openxmlformats.org/drawingml/2006/picture">
-                  <pic:nvPicPr>
-                    <pic:cNvPr id="1" name=""/>
-                    <pic:cNvPicPr/>
-                  </pic:nvPicPr>
-                  <pic:blipFill>
-                    <a:blip r:embed="rId18"/>
-                    <a:stretch>
-                      <a:fillRect/>
-                    </a:stretch>
-                  </pic:blipFill>
-                  <pic:spPr>
-                    <a:xfrm>
-                      <a:off x="0" y="0"/>
-                      <a:ext cx="5400040" cy="1676400"/>
-                    </a:xfrm>
-                    <a:prstGeom prst="rect">
-                      <a:avLst/>
-                    </a:prstGeom>
-                  </pic:spPr>
-                </pic:pic>
-              </a:graphicData>
-            </a:graphic>
-          </wp:inline>
-        </w:drawing>
-      </w:r>
-      <w:r>
-        <w:rPr>
-          <w:rFonts w:ascii="Arial" w:hAnsi="Arial" w:cs="Arial"/>
-          <w:sz w:val="24"/>
-          <w:szCs w:val="24"/>
-        </w:rPr>
-        <w:br/>
-        <w:t xml:space="preserve">pagina que aparece após clicar em algum político, onde você pode escolher algum </w:t>
-      </w:r>
-      <w:r>
-        <w:rPr>
-          <w:rFonts w:ascii="Arial" w:hAnsi="Arial" w:cs="Arial"/>
-          <w:sz w:val="24"/>
-          <w:szCs w:val="24"/>
-        </w:rPr>
-        <w:lastRenderedPageBreak/>
-        <w:t>tema geral ou pesquisar um tema especifico e o site vai procurar promessas politicas relacionadas</w:t>
-      </w:r>
-    </w:p>
-    <w:p>
-      <w:pPr>
-        <w:spacing w:after="30"/>
-        <w:jc w:val="both"/>
-        <w:rPr>
-          <w:rFonts w:ascii="Arial" w:hAnsi="Arial" w:cs="Arial"/>
-          <w:sz w:val="24"/>
-          <w:szCs w:val="24"/>
-          <w:u w:val="single"/>
-        </w:rPr>
-      </w:pPr>
-      <w:r>
-        <w:rPr>
-          <w:rFonts w:ascii="Arial" w:hAnsi="Arial" w:cs="Arial"/>
-          <w:sz w:val="24"/>
-          <w:szCs w:val="24"/>
-        </w:rPr>
-        <w:br/>
-      </w:r>
-      <w:r>
-        <w:rPr>
-          <w:rFonts w:ascii="Arial" w:hAnsi="Arial" w:cs="Arial"/>
-          <w:sz w:val="24"/>
-          <w:szCs w:val="24"/>
-        </w:rPr>
-        <w:br/>
-      </w:r>
-      <w:r>
-        <w:rPr>
-          <w:rFonts w:ascii="Arial" w:hAnsi="Arial" w:cs="Arial"/>
-          <w:noProof/>
-          <w:sz w:val="24"/>
-          <w:szCs w:val="24"/>
-        </w:rPr>
-        <w:drawing>
-          <wp:inline distT="0" distB="0" distL="0" distR="0" wp14:anchorId="43D40BA8" wp14:editId="60681436">
-            <wp:extent cx="5400040" cy="1749425"/>
-            <wp:effectExtent l="0" t="0" r="0" b="3175"/>
-            <wp:docPr id="6" name="Imagem 6"/>
-            <wp:cNvGraphicFramePr>
-              <a:graphicFrameLocks xmlns:a="http://schemas.openxmlformats.org/drawingml/2006/main" noChangeAspect="1"/>
-            </wp:cNvGraphicFramePr>
-            <a:graphic xmlns:a="http://schemas.openxmlformats.org/drawingml/2006/main">
-              <a:graphicData uri="http://schemas.openxmlformats.org/drawingml/2006/picture">
-                <pic:pic xmlns:pic="http://schemas.openxmlformats.org/drawingml/2006/picture">
-                  <pic:nvPicPr>
-                    <pic:cNvPr id="1" name=""/>
-                    <pic:cNvPicPr/>
-                  </pic:nvPicPr>
-                  <pic:blipFill>
-                    <a:blip r:embed="rId19"/>
-                    <a:stretch>
-                      <a:fillRect/>
-                    </a:stretch>
-                  </pic:blipFill>
-                  <pic:spPr>
-                    <a:xfrm>
-                      <a:off x="0" y="0"/>
                       <a:ext cx="5400040" cy="1749425"/>
                     </a:xfrm>
                     <a:prstGeom prst="rect">
@@ -4850,7 +4734,9 @@
           <w:color w:val="auto"/>
         </w:rPr>
       </w:pPr>
-      <w:bookmarkStart w:id="7" w:name="_Toc232088162"/>
+      <w:bookmarkStart w:id="6" w:name="_Toc232091989"/>
+      <w:bookmarkStart w:id="7" w:name="_GoBack"/>
+      <w:bookmarkEnd w:id="7"/>
       <w:r>
         <w:rPr>
           <w:rFonts w:ascii="Arial" w:hAnsi="Arial" w:cs="Arial"/>
@@ -4875,7 +4761,7 @@
         </w:rPr>
         <w:t xml:space="preserve"> Justificativa</w:t>
       </w:r>
-      <w:bookmarkEnd w:id="7"/>
+      <w:bookmarkEnd w:id="6"/>
     </w:p>
     <w:p>
       <w:pPr>
@@ -4959,7 +4845,7 @@
           <w:szCs w:val="24"/>
         </w:rPr>
       </w:pPr>
-      <w:bookmarkStart w:id="8" w:name="_Toc232088163"/>
+      <w:bookmarkStart w:id="8" w:name="_Toc232091990"/>
       <w:r>
         <w:rPr>
           <w:rFonts w:ascii="Arial" w:hAnsi="Arial" w:cs="Arial"/>
@@ -5033,7 +4919,7 @@
           <w:color w:val="auto"/>
         </w:rPr>
       </w:pPr>
-      <w:bookmarkStart w:id="9" w:name="_Toc232088164"/>
+      <w:bookmarkStart w:id="9" w:name="_Toc232091991"/>
       <w:r>
         <w:rPr>
           <w:rFonts w:ascii="Arial" w:hAnsi="Arial" w:cs="Arial"/>
@@ -5327,7 +5213,7 @@
           <w:color w:val="auto"/>
         </w:rPr>
       </w:pPr>
-      <w:bookmarkStart w:id="10" w:name="_Toc232088165"/>
+      <w:bookmarkStart w:id="10" w:name="_Toc232091992"/>
       <w:r>
         <w:rPr>
           <w:rFonts w:ascii="Arial" w:hAnsi="Arial" w:cs="Arial"/>
@@ -5457,7 +5343,7 @@
           <w:color w:val="auto"/>
         </w:rPr>
       </w:pPr>
-      <w:bookmarkStart w:id="11" w:name="_Toc232088166"/>
+      <w:bookmarkStart w:id="11" w:name="_Toc232091993"/>
       <w:r>
         <w:rPr>
           <w:rFonts w:ascii="Arial" w:hAnsi="Arial" w:cs="Arial"/>
@@ -5742,7 +5628,7 @@
           <w:color w:val="auto"/>
         </w:rPr>
       </w:pPr>
-      <w:bookmarkStart w:id="12" w:name="_Toc232088167"/>
+      <w:bookmarkStart w:id="12" w:name="_Toc232091994"/>
       <w:r>
         <w:rPr>
           <w:rFonts w:ascii="Arial" w:hAnsi="Arial" w:cs="Arial"/>
@@ -6027,22 +5913,14 @@
           <w:color w:val="auto"/>
         </w:rPr>
       </w:pPr>
-      <w:bookmarkStart w:id="13" w:name="_Toc232088168"/>
+      <w:bookmarkStart w:id="13" w:name="_Toc232091995"/>
       <w:r>
         <w:rPr>
           <w:rFonts w:ascii="Arial" w:hAnsi="Arial" w:cs="Arial"/>
           <w:b/>
           <w:color w:val="auto"/>
         </w:rPr>
-        <w:t xml:space="preserve">2.5 </w:t>
-      </w:r>
-      <w:r>
-        <w:rPr>
-          <w:rFonts w:ascii="Arial" w:hAnsi="Arial" w:cs="Arial"/>
-          <w:b/>
-          <w:color w:val="auto"/>
-        </w:rPr>
-        <w:t>Diagrama</w:t>
+        <w:t>2.5 Diagrama</w:t>
       </w:r>
       <w:r>
         <w:rPr>
@@ -6215,7 +6093,7 @@
           <w:szCs w:val="24"/>
         </w:rPr>
       </w:pPr>
-      <w:bookmarkStart w:id="14" w:name="_Toc232088169"/>
+      <w:bookmarkStart w:id="14" w:name="_Toc232091996"/>
       <w:r>
         <w:rPr>
           <w:rFonts w:ascii="Arial" w:hAnsi="Arial" w:cs="Arial"/>
@@ -6236,14 +6114,14 @@
           <w:color w:val="auto"/>
         </w:rPr>
       </w:pPr>
-      <w:bookmarkStart w:id="15" w:name="_Toc232088170"/>
+      <w:bookmarkStart w:id="15" w:name="_Toc232091997"/>
       <w:r>
         <w:rPr>
           <w:rFonts w:ascii="Arial" w:eastAsia="Times New Roman" w:hAnsi="Arial" w:cs="Arial"/>
           <w:lang w:eastAsia="pt-BR"/>
         </w:rPr>
         <w:drawing>
-          <wp:anchor distT="0" distB="0" distL="114300" distR="114300" simplePos="0" relativeHeight="251659264" behindDoc="0" locked="0" layoutInCell="1" allowOverlap="1" wp14:anchorId="101EFDD4" wp14:editId="13DC36D8">
+          <wp:anchor distT="0" distB="0" distL="114300" distR="114300" simplePos="0" relativeHeight="251661312" behindDoc="0" locked="0" layoutInCell="1" allowOverlap="1" wp14:anchorId="101EFDD4" wp14:editId="13DC36D8">
             <wp:simplePos x="0" y="0"/>
             <wp:positionH relativeFrom="column">
               <wp:posOffset>-866140</wp:posOffset>
@@ -6266,7 +6144,7 @@
                     <pic:cNvPicPr/>
                   </pic:nvPicPr>
                   <pic:blipFill>
-                    <a:blip r:embed="rId20">
+                    <a:blip r:embed="rId16">
                       <a:extLst>
                         <a:ext uri="{28A0092B-C50C-407E-A947-70E740481C1C}">
                           <a14:useLocalDpi xmlns:a14="http://schemas.microsoft.com/office/drawing/2010/main" val="0"/>
@@ -6330,7 +6208,7 @@
           <w:color w:val="auto"/>
         </w:rPr>
       </w:pPr>
-      <w:bookmarkStart w:id="16" w:name="_Toc232088171"/>
+      <w:bookmarkStart w:id="16" w:name="_Toc232091998"/>
       <w:r>
         <w:rPr>
           <w:rFonts w:ascii="Arial" w:hAnsi="Arial" w:cs="Arial"/>
@@ -6557,7 +6435,7 @@
         <w:ind w:left="1222" w:right="140"/>
         <w:jc w:val="both"/>
         <w:sectPr>
-          <w:headerReference w:type="default" r:id="rId21"/>
+          <w:headerReference w:type="default" r:id="rId17"/>
           <w:pgSz w:w="11910" w:h="16840"/>
           <w:pgMar w:top="1120" w:right="992" w:bottom="280" w:left="1559" w:header="711" w:footer="0" w:gutter="0"/>
           <w:pgNumType w:start="3"/>
@@ -7692,647 +7570,6 @@
     <w:p>
       <w:pPr>
         <w:pStyle w:val="Ttulo3"/>
-        <w:jc w:val="both"/>
-        <w:rPr>
-          <w:rFonts w:ascii="Arial" w:hAnsi="Arial" w:cs="Arial"/>
-          <w:b/>
-          <w:color w:val="auto"/>
-        </w:rPr>
-      </w:pPr>
-      <w:bookmarkStart w:id="17" w:name="3.3_Requisitos_Não_Funcionais"/>
-      <w:bookmarkStart w:id="18" w:name="_bookmark15"/>
-      <w:bookmarkStart w:id="19" w:name="_Toc232088172"/>
-      <w:bookmarkEnd w:id="17"/>
-      <w:bookmarkEnd w:id="18"/>
-      <w:r>
-        <w:rPr>
-          <w:rFonts w:ascii="Arial" w:hAnsi="Arial" w:cs="Arial"/>
-          <w:b/>
-          <w:color w:val="auto"/>
-        </w:rPr>
-        <w:t xml:space="preserve">3.3 </w:t>
-      </w:r>
-      <w:r>
-        <w:rPr>
-          <w:rFonts w:ascii="Arial" w:hAnsi="Arial" w:cs="Arial"/>
-          <w:b/>
-          <w:color w:val="auto"/>
-        </w:rPr>
-        <w:t>Requisitos</w:t>
-      </w:r>
-      <w:r>
-        <w:rPr>
-          <w:rFonts w:ascii="Arial" w:hAnsi="Arial" w:cs="Arial"/>
-          <w:b/>
-          <w:color w:val="auto"/>
-          <w:spacing w:val="-4"/>
-        </w:rPr>
-        <w:t xml:space="preserve"> </w:t>
-      </w:r>
-      <w:r>
-        <w:rPr>
-          <w:rFonts w:ascii="Arial" w:hAnsi="Arial" w:cs="Arial"/>
-          <w:b/>
-          <w:color w:val="auto"/>
-        </w:rPr>
-        <w:t>Não</w:t>
-      </w:r>
-      <w:r>
-        <w:rPr>
-          <w:rFonts w:ascii="Arial" w:hAnsi="Arial" w:cs="Arial"/>
-          <w:b/>
-          <w:color w:val="auto"/>
-          <w:spacing w:val="-6"/>
-        </w:rPr>
-        <w:t xml:space="preserve"> </w:t>
-      </w:r>
-      <w:r>
-        <w:rPr>
-          <w:rFonts w:ascii="Arial" w:hAnsi="Arial" w:cs="Arial"/>
-          <w:b/>
-          <w:color w:val="auto"/>
-          <w:spacing w:val="-2"/>
-        </w:rPr>
-        <w:t>Funcionais</w:t>
-      </w:r>
-      <w:bookmarkEnd w:id="19"/>
-    </w:p>
-    <w:p>
-      <w:pPr>
-        <w:pStyle w:val="PargrafodaLista"/>
-        <w:widowControl w:val="0"/>
-        <w:numPr>
-          <w:ilvl w:val="2"/>
-          <w:numId w:val="28"/>
-        </w:numPr>
-        <w:tabs>
-          <w:tab w:val="left" w:pos="859"/>
-        </w:tabs>
-        <w:autoSpaceDE w:val="0"/>
-        <w:autoSpaceDN w:val="0"/>
-        <w:spacing w:before="50" w:after="0" w:line="240" w:lineRule="auto"/>
-        <w:ind w:left="859" w:hanging="358"/>
-        <w:contextualSpacing w:val="0"/>
-        <w:jc w:val="both"/>
-        <w:rPr>
-          <w:rFonts w:ascii="Arial" w:hAnsi="Arial" w:cs="Arial"/>
-          <w:sz w:val="24"/>
-        </w:rPr>
-      </w:pPr>
-      <w:r>
-        <w:rPr>
-          <w:rFonts w:ascii="Arial" w:hAnsi="Arial" w:cs="Arial"/>
-          <w:spacing w:val="-2"/>
-          <w:sz w:val="24"/>
-        </w:rPr>
-        <w:t>Usabilidade</w:t>
-      </w:r>
-    </w:p>
-    <w:p>
-      <w:pPr>
-        <w:pStyle w:val="Corpodetexto"/>
-        <w:spacing w:before="54" w:line="259" w:lineRule="auto"/>
-        <w:ind w:left="851" w:right="142"/>
-        <w:jc w:val="both"/>
-      </w:pPr>
-      <w:r>
-        <w:t xml:space="preserve">A interface deve ser simples, intuitiva e responsiva, permitindo que usuários sem conhecimento técnico consigam realizar buscas por CEP, político ou </w:t>
-      </w:r>
-      <w:r>
-        <w:rPr>
-          <w:spacing w:val="-2"/>
-        </w:rPr>
-        <w:t>tema.</w:t>
-      </w:r>
-    </w:p>
-    <w:p>
-      <w:pPr>
-        <w:pStyle w:val="Corpodetexto"/>
-        <w:spacing w:before="80"/>
-        <w:jc w:val="both"/>
-      </w:pPr>
-    </w:p>
-    <w:p>
-      <w:pPr>
-        <w:pStyle w:val="PargrafodaLista"/>
-        <w:widowControl w:val="0"/>
-        <w:numPr>
-          <w:ilvl w:val="2"/>
-          <w:numId w:val="28"/>
-        </w:numPr>
-        <w:tabs>
-          <w:tab w:val="left" w:pos="859"/>
-        </w:tabs>
-        <w:autoSpaceDE w:val="0"/>
-        <w:autoSpaceDN w:val="0"/>
-        <w:spacing w:after="0" w:line="240" w:lineRule="auto"/>
-        <w:ind w:left="859" w:hanging="358"/>
-        <w:contextualSpacing w:val="0"/>
-        <w:jc w:val="both"/>
-        <w:rPr>
-          <w:rFonts w:ascii="Arial" w:hAnsi="Arial" w:cs="Arial"/>
-          <w:sz w:val="24"/>
-        </w:rPr>
-      </w:pPr>
-      <w:r>
-        <w:rPr>
-          <w:rFonts w:ascii="Arial" w:hAnsi="Arial" w:cs="Arial"/>
-          <w:spacing w:val="-2"/>
-          <w:sz w:val="24"/>
-        </w:rPr>
-        <w:t>Desempenho</w:t>
-      </w:r>
-    </w:p>
-    <w:p>
-      <w:pPr>
-        <w:pStyle w:val="Corpodetexto"/>
-        <w:spacing w:before="24" w:line="259" w:lineRule="auto"/>
-        <w:ind w:left="861" w:right="142"/>
-        <w:jc w:val="both"/>
-      </w:pPr>
-      <w:r>
-        <w:t>As buscas em APIs externas e portais de notícias devem ser realizadas em tempo aceitável, com uso de limites de resultados por site para reduzir o tempo de processamento.</w:t>
-      </w:r>
-    </w:p>
-    <w:p>
-      <w:pPr>
-        <w:pStyle w:val="Corpodetexto"/>
-        <w:spacing w:before="20"/>
-        <w:jc w:val="both"/>
-      </w:pPr>
-    </w:p>
-    <w:p>
-      <w:pPr>
-        <w:pStyle w:val="PargrafodaLista"/>
-        <w:widowControl w:val="0"/>
-        <w:numPr>
-          <w:ilvl w:val="2"/>
-          <w:numId w:val="28"/>
-        </w:numPr>
-        <w:tabs>
-          <w:tab w:val="left" w:pos="859"/>
-        </w:tabs>
-        <w:autoSpaceDE w:val="0"/>
-        <w:autoSpaceDN w:val="0"/>
-        <w:spacing w:after="0" w:line="240" w:lineRule="auto"/>
-        <w:ind w:left="859" w:hanging="358"/>
-        <w:contextualSpacing w:val="0"/>
-        <w:jc w:val="both"/>
-        <w:rPr>
-          <w:rFonts w:ascii="Arial" w:hAnsi="Arial" w:cs="Arial"/>
-          <w:sz w:val="24"/>
-        </w:rPr>
-      </w:pPr>
-      <w:r>
-        <w:rPr>
-          <w:rFonts w:ascii="Arial" w:hAnsi="Arial" w:cs="Arial"/>
-          <w:spacing w:val="-2"/>
-          <w:sz w:val="24"/>
-        </w:rPr>
-        <w:t>Confiabilidade</w:t>
-      </w:r>
-    </w:p>
-    <w:p>
-      <w:pPr>
-        <w:pStyle w:val="Corpodetexto"/>
-        <w:spacing w:before="24" w:line="256" w:lineRule="auto"/>
-        <w:ind w:left="861" w:right="143"/>
-        <w:jc w:val="both"/>
-      </w:pPr>
-      <w:r>
-        <w:t>O sistema deve tratar falhas de conexão, respostas inválidas e ausência de dados, evitando interrupções na experiência do usuário.</w:t>
-      </w:r>
-    </w:p>
-    <w:p>
-      <w:pPr>
-        <w:pStyle w:val="Corpodetexto"/>
-        <w:spacing w:before="24"/>
-        <w:jc w:val="both"/>
-      </w:pPr>
-    </w:p>
-    <w:p>
-      <w:pPr>
-        <w:pStyle w:val="PargrafodaLista"/>
-        <w:widowControl w:val="0"/>
-        <w:numPr>
-          <w:ilvl w:val="2"/>
-          <w:numId w:val="28"/>
-        </w:numPr>
-        <w:tabs>
-          <w:tab w:val="left" w:pos="859"/>
-        </w:tabs>
-        <w:autoSpaceDE w:val="0"/>
-        <w:autoSpaceDN w:val="0"/>
-        <w:spacing w:after="0" w:line="240" w:lineRule="auto"/>
-        <w:ind w:left="859" w:hanging="358"/>
-        <w:contextualSpacing w:val="0"/>
-        <w:jc w:val="both"/>
-        <w:rPr>
-          <w:rFonts w:ascii="Arial" w:hAnsi="Arial" w:cs="Arial"/>
-          <w:sz w:val="24"/>
-        </w:rPr>
-      </w:pPr>
-      <w:r>
-        <w:rPr>
-          <w:rFonts w:ascii="Arial" w:hAnsi="Arial" w:cs="Arial"/>
-          <w:spacing w:val="-2"/>
-          <w:sz w:val="24"/>
-        </w:rPr>
-        <w:t>Escalabilidade</w:t>
-      </w:r>
-    </w:p>
-    <w:p>
-      <w:pPr>
-        <w:pStyle w:val="Corpodetexto"/>
-        <w:spacing w:before="24" w:line="256" w:lineRule="auto"/>
-        <w:ind w:left="861" w:right="147"/>
-        <w:jc w:val="both"/>
-      </w:pPr>
-      <w:r>
-        <w:t>A arquitetura deve permitir a adição de novos sites de notícias, novos</w:t>
-      </w:r>
-      <w:r>
-        <w:rPr>
-          <w:spacing w:val="40"/>
-        </w:rPr>
-        <w:t xml:space="preserve"> </w:t>
-      </w:r>
-      <w:r>
-        <w:t>políticos e novos temas sem grandes alterações no código.</w:t>
-      </w:r>
-    </w:p>
-    <w:p>
-      <w:pPr>
-        <w:pStyle w:val="Corpodetexto"/>
-        <w:spacing w:before="29"/>
-        <w:jc w:val="both"/>
-      </w:pPr>
-    </w:p>
-    <w:p>
-      <w:pPr>
-        <w:pStyle w:val="PargrafodaLista"/>
-        <w:widowControl w:val="0"/>
-        <w:numPr>
-          <w:ilvl w:val="2"/>
-          <w:numId w:val="28"/>
-        </w:numPr>
-        <w:tabs>
-          <w:tab w:val="left" w:pos="859"/>
-        </w:tabs>
-        <w:autoSpaceDE w:val="0"/>
-        <w:autoSpaceDN w:val="0"/>
-        <w:spacing w:after="0" w:line="240" w:lineRule="auto"/>
-        <w:ind w:left="859" w:hanging="358"/>
-        <w:contextualSpacing w:val="0"/>
-        <w:jc w:val="both"/>
-        <w:rPr>
-          <w:rFonts w:ascii="Arial" w:hAnsi="Arial" w:cs="Arial"/>
-          <w:sz w:val="24"/>
-        </w:rPr>
-      </w:pPr>
-      <w:r>
-        <w:rPr>
-          <w:rFonts w:ascii="Arial" w:hAnsi="Arial" w:cs="Arial"/>
-          <w:spacing w:val="-2"/>
-          <w:sz w:val="24"/>
-        </w:rPr>
-        <w:t>Segurança</w:t>
-      </w:r>
-    </w:p>
-    <w:p>
-      <w:pPr>
-        <w:pStyle w:val="Corpodetexto"/>
-        <w:spacing w:before="19" w:line="261" w:lineRule="auto"/>
-        <w:ind w:left="861" w:right="144"/>
-        <w:jc w:val="both"/>
-      </w:pPr>
-      <w:r>
-        <w:t>Chaves de API devem ser armazenadas em variáveis de ambiente, evitando exposição direta no código-fonte.</w:t>
-      </w:r>
-    </w:p>
-    <w:p>
-      <w:pPr>
-        <w:pStyle w:val="Corpodetexto"/>
-        <w:spacing w:before="18"/>
-        <w:jc w:val="both"/>
-      </w:pPr>
-    </w:p>
-    <w:p>
-      <w:pPr>
-        <w:pStyle w:val="PargrafodaLista"/>
-        <w:widowControl w:val="0"/>
-        <w:numPr>
-          <w:ilvl w:val="2"/>
-          <w:numId w:val="28"/>
-        </w:numPr>
-        <w:tabs>
-          <w:tab w:val="left" w:pos="859"/>
-        </w:tabs>
-        <w:autoSpaceDE w:val="0"/>
-        <w:autoSpaceDN w:val="0"/>
-        <w:spacing w:after="0" w:line="240" w:lineRule="auto"/>
-        <w:ind w:left="859" w:hanging="358"/>
-        <w:contextualSpacing w:val="0"/>
-        <w:jc w:val="both"/>
-        <w:rPr>
-          <w:rFonts w:ascii="Arial" w:hAnsi="Arial" w:cs="Arial"/>
-          <w:sz w:val="24"/>
-        </w:rPr>
-      </w:pPr>
-      <w:r>
-        <w:rPr>
-          <w:rFonts w:ascii="Arial" w:hAnsi="Arial" w:cs="Arial"/>
-          <w:spacing w:val="-2"/>
-          <w:sz w:val="24"/>
-        </w:rPr>
-        <w:t>Portabilidade</w:t>
-      </w:r>
-    </w:p>
-    <w:p>
-      <w:pPr>
-        <w:pStyle w:val="Corpodetexto"/>
-        <w:spacing w:before="19" w:line="261" w:lineRule="auto"/>
-        <w:ind w:left="861" w:right="142"/>
-        <w:jc w:val="both"/>
-      </w:pPr>
-      <w:r>
-        <w:t>O sistema deve poder ser executado em diferentes ambientes que suportem Python e Flask.</w:t>
-      </w:r>
-    </w:p>
-    <w:p>
-      <w:pPr>
-        <w:pStyle w:val="Corpodetexto"/>
-        <w:spacing w:before="77"/>
-        <w:jc w:val="both"/>
-      </w:pPr>
-    </w:p>
-    <w:p>
-      <w:pPr>
-        <w:pStyle w:val="PargrafodaLista"/>
-        <w:widowControl w:val="0"/>
-        <w:numPr>
-          <w:ilvl w:val="2"/>
-          <w:numId w:val="28"/>
-        </w:numPr>
-        <w:tabs>
-          <w:tab w:val="left" w:pos="859"/>
-        </w:tabs>
-        <w:autoSpaceDE w:val="0"/>
-        <w:autoSpaceDN w:val="0"/>
-        <w:spacing w:after="0" w:line="240" w:lineRule="auto"/>
-        <w:ind w:left="859" w:hanging="358"/>
-        <w:contextualSpacing w:val="0"/>
-        <w:jc w:val="both"/>
-        <w:rPr>
-          <w:rFonts w:ascii="Arial" w:hAnsi="Arial" w:cs="Arial"/>
-          <w:sz w:val="24"/>
-        </w:rPr>
-      </w:pPr>
-      <w:r>
-        <w:rPr>
-          <w:rFonts w:ascii="Arial" w:hAnsi="Arial" w:cs="Arial"/>
-          <w:spacing w:val="-2"/>
-          <w:sz w:val="24"/>
-        </w:rPr>
-        <w:t>Manutenibilidade</w:t>
-      </w:r>
-    </w:p>
-    <w:p>
-      <w:pPr>
-        <w:pStyle w:val="Corpodetexto"/>
-        <w:spacing w:before="24" w:line="256" w:lineRule="auto"/>
-        <w:ind w:left="861" w:right="145"/>
-        <w:jc w:val="both"/>
-      </w:pPr>
-      <w:r>
-        <w:t>O código deve ser modular e organizado em funções reutilizáveis, facilitando manutenção e evolução do sistema.</w:t>
-      </w:r>
-    </w:p>
-    <w:p>
-      <w:pPr>
-        <w:pStyle w:val="Corpodetexto"/>
-        <w:spacing w:before="24"/>
-        <w:jc w:val="both"/>
-      </w:pPr>
-    </w:p>
-    <w:p>
-      <w:pPr>
-        <w:pStyle w:val="PargrafodaLista"/>
-        <w:widowControl w:val="0"/>
-        <w:numPr>
-          <w:ilvl w:val="2"/>
-          <w:numId w:val="28"/>
-        </w:numPr>
-        <w:tabs>
-          <w:tab w:val="left" w:pos="859"/>
-        </w:tabs>
-        <w:autoSpaceDE w:val="0"/>
-        <w:autoSpaceDN w:val="0"/>
-        <w:spacing w:after="0" w:line="240" w:lineRule="auto"/>
-        <w:ind w:left="859" w:hanging="358"/>
-        <w:contextualSpacing w:val="0"/>
-        <w:jc w:val="both"/>
-        <w:rPr>
-          <w:rFonts w:ascii="Arial" w:hAnsi="Arial" w:cs="Arial"/>
-          <w:sz w:val="24"/>
-        </w:rPr>
-      </w:pPr>
-      <w:r>
-        <w:rPr>
-          <w:rFonts w:ascii="Arial" w:hAnsi="Arial" w:cs="Arial"/>
-          <w:sz w:val="24"/>
-        </w:rPr>
-        <w:t>Compatibilidade</w:t>
-      </w:r>
-      <w:r>
-        <w:rPr>
-          <w:rFonts w:ascii="Arial" w:hAnsi="Arial" w:cs="Arial"/>
-          <w:spacing w:val="-9"/>
-          <w:sz w:val="24"/>
-        </w:rPr>
-        <w:t xml:space="preserve"> </w:t>
-      </w:r>
-      <w:r>
-        <w:rPr>
-          <w:rFonts w:ascii="Arial" w:hAnsi="Arial" w:cs="Arial"/>
-          <w:spacing w:val="-5"/>
-          <w:sz w:val="24"/>
-        </w:rPr>
-        <w:t>Web</w:t>
-      </w:r>
-    </w:p>
-    <w:p>
-      <w:pPr>
-        <w:pStyle w:val="Corpodetexto"/>
-        <w:spacing w:before="24" w:line="256" w:lineRule="auto"/>
-        <w:ind w:left="861" w:right="142"/>
-        <w:jc w:val="both"/>
-      </w:pPr>
-      <w:r>
-        <w:t>A aplicação deve funcionar em navegadores modernos e em dispositivos móveis e desktop.</w:t>
-      </w:r>
-    </w:p>
-    <w:p>
-      <w:pPr>
-        <w:pStyle w:val="Corpodetexto"/>
-        <w:spacing w:before="29"/>
-        <w:jc w:val="both"/>
-      </w:pPr>
-    </w:p>
-    <w:p>
-      <w:pPr>
-        <w:pStyle w:val="PargrafodaLista"/>
-        <w:widowControl w:val="0"/>
-        <w:numPr>
-          <w:ilvl w:val="2"/>
-          <w:numId w:val="28"/>
-        </w:numPr>
-        <w:tabs>
-          <w:tab w:val="left" w:pos="859"/>
-        </w:tabs>
-        <w:autoSpaceDE w:val="0"/>
-        <w:autoSpaceDN w:val="0"/>
-        <w:spacing w:after="0" w:line="240" w:lineRule="auto"/>
-        <w:ind w:left="859" w:hanging="358"/>
-        <w:contextualSpacing w:val="0"/>
-        <w:jc w:val="both"/>
-        <w:rPr>
-          <w:rFonts w:ascii="Arial" w:hAnsi="Arial" w:cs="Arial"/>
-          <w:sz w:val="24"/>
-        </w:rPr>
-      </w:pPr>
-      <w:r>
-        <w:rPr>
-          <w:rFonts w:ascii="Arial" w:hAnsi="Arial" w:cs="Arial"/>
-          <w:sz w:val="24"/>
-        </w:rPr>
-        <w:t>Disponibilidade</w:t>
-      </w:r>
-      <w:r>
-        <w:rPr>
-          <w:rFonts w:ascii="Arial" w:hAnsi="Arial" w:cs="Arial"/>
-          <w:spacing w:val="-5"/>
-          <w:sz w:val="24"/>
-        </w:rPr>
-        <w:t xml:space="preserve"> </w:t>
-      </w:r>
-      <w:r>
-        <w:rPr>
-          <w:rFonts w:ascii="Arial" w:hAnsi="Arial" w:cs="Arial"/>
-          <w:sz w:val="24"/>
-        </w:rPr>
-        <w:t>de</w:t>
-      </w:r>
-      <w:r>
-        <w:rPr>
-          <w:rFonts w:ascii="Arial" w:hAnsi="Arial" w:cs="Arial"/>
-          <w:spacing w:val="-4"/>
-          <w:sz w:val="24"/>
-        </w:rPr>
-        <w:t xml:space="preserve"> </w:t>
-      </w:r>
-      <w:r>
-        <w:rPr>
-          <w:rFonts w:ascii="Arial" w:hAnsi="Arial" w:cs="Arial"/>
-          <w:spacing w:val="-2"/>
-          <w:sz w:val="24"/>
-        </w:rPr>
-        <w:t>conteúdo</w:t>
-      </w:r>
-    </w:p>
-    <w:p>
-      <w:pPr>
-        <w:pStyle w:val="Corpodetexto"/>
-        <w:spacing w:before="19" w:line="261" w:lineRule="auto"/>
-        <w:ind w:left="861" w:right="141"/>
-        <w:jc w:val="both"/>
-      </w:pPr>
-      <w:r>
-        <w:t>O sistema deve garantir resultados mesmo quando poucas notícias forem encontradas, utilizando mecanismo de fallback com RSS.</w:t>
-      </w:r>
-    </w:p>
-    <w:p>
-      <w:pPr>
-        <w:pStyle w:val="Corpodetexto"/>
-        <w:spacing w:before="17"/>
-        <w:jc w:val="both"/>
-      </w:pPr>
-    </w:p>
-    <w:p>
-      <w:pPr>
-        <w:pStyle w:val="PargrafodaLista"/>
-        <w:widowControl w:val="0"/>
-        <w:numPr>
-          <w:ilvl w:val="2"/>
-          <w:numId w:val="28"/>
-        </w:numPr>
-        <w:tabs>
-          <w:tab w:val="left" w:pos="859"/>
-        </w:tabs>
-        <w:autoSpaceDE w:val="0"/>
-        <w:autoSpaceDN w:val="0"/>
-        <w:spacing w:before="1" w:after="0" w:line="240" w:lineRule="auto"/>
-        <w:ind w:left="859" w:hanging="358"/>
-        <w:contextualSpacing w:val="0"/>
-        <w:jc w:val="both"/>
-        <w:rPr>
-          <w:rFonts w:ascii="Arial" w:hAnsi="Arial" w:cs="Arial"/>
-          <w:sz w:val="24"/>
-        </w:rPr>
-      </w:pPr>
-      <w:r>
-        <w:rPr>
-          <w:rFonts w:ascii="Arial" w:hAnsi="Arial" w:cs="Arial"/>
-          <w:sz w:val="24"/>
-        </w:rPr>
-        <w:t>Transparência</w:t>
-      </w:r>
-      <w:r>
-        <w:rPr>
-          <w:rFonts w:ascii="Arial" w:hAnsi="Arial" w:cs="Arial"/>
-          <w:spacing w:val="-2"/>
-          <w:sz w:val="24"/>
-        </w:rPr>
-        <w:t xml:space="preserve"> </w:t>
-      </w:r>
-      <w:r>
-        <w:rPr>
-          <w:rFonts w:ascii="Arial" w:hAnsi="Arial" w:cs="Arial"/>
-          <w:sz w:val="24"/>
-        </w:rPr>
-        <w:t>das</w:t>
-      </w:r>
-      <w:r>
-        <w:rPr>
-          <w:rFonts w:ascii="Arial" w:hAnsi="Arial" w:cs="Arial"/>
-          <w:spacing w:val="-3"/>
-          <w:sz w:val="24"/>
-        </w:rPr>
-        <w:t xml:space="preserve"> </w:t>
-      </w:r>
-      <w:r>
-        <w:rPr>
-          <w:rFonts w:ascii="Arial" w:hAnsi="Arial" w:cs="Arial"/>
-          <w:spacing w:val="-2"/>
-          <w:sz w:val="24"/>
-        </w:rPr>
-        <w:t>fontes</w:t>
-      </w:r>
-    </w:p>
-    <w:p>
-      <w:pPr>
-        <w:pStyle w:val="Corpodetexto"/>
-        <w:spacing w:before="19" w:line="261" w:lineRule="auto"/>
-        <w:ind w:left="861" w:right="144"/>
-        <w:jc w:val="both"/>
-      </w:pPr>
-      <w:r>
-        <w:t>Cada promessa exibida deve apresentar a fonte da informação e o link para a notícia original, permitindo verificação pelo usuário.</w:t>
-      </w:r>
-    </w:p>
-    <w:p>
-      <w:pPr>
-        <w:pStyle w:val="Ttulo3"/>
         <w:rPr>
           <w:rFonts w:ascii="Arial" w:hAnsi="Arial" w:cs="Arial"/>
           <w:b/>
@@ -8340,7 +7577,11 @@
           <w:color w:val="auto"/>
         </w:rPr>
       </w:pPr>
-      <w:bookmarkStart w:id="20" w:name="_Toc232088173"/>
+      <w:bookmarkStart w:id="17" w:name="3.3_Requisitos_Não_Funcionais"/>
+      <w:bookmarkStart w:id="18" w:name="_bookmark15"/>
+      <w:bookmarkStart w:id="19" w:name="_Toc232091999"/>
+      <w:bookmarkEnd w:id="17"/>
+      <w:bookmarkEnd w:id="18"/>
       <w:r>
         <w:rPr>
           <w:rFonts w:ascii="Arial" w:hAnsi="Arial" w:cs="Arial"/>
@@ -8348,10 +7589,27 @@
           <w:bCs/>
           <w:color w:val="auto"/>
         </w:rPr>
-        <w:lastRenderedPageBreak/>
-        <w:t>3.4 Diagrama de Caso de Uso</w:t>
-      </w:r>
-      <w:bookmarkEnd w:id="20"/>
+        <w:t>3.</w:t>
+      </w:r>
+      <w:r>
+        <w:rPr>
+          <w:rFonts w:ascii="Arial" w:hAnsi="Arial" w:cs="Arial"/>
+          <w:b/>
+          <w:bCs/>
+          <w:color w:val="auto"/>
+        </w:rPr>
+        <w:t>3</w:t>
+      </w:r>
+      <w:r>
+        <w:rPr>
+          <w:rFonts w:ascii="Arial" w:hAnsi="Arial" w:cs="Arial"/>
+          <w:b/>
+          <w:bCs/>
+          <w:color w:val="auto"/>
+        </w:rPr>
+        <w:t xml:space="preserve"> Diagrama de Caso de Uso</w:t>
+      </w:r>
+      <w:bookmarkEnd w:id="19"/>
     </w:p>
     <w:p>
       <w:pPr>
@@ -8388,7 +7646,7 @@
                     </pic:cNvPicPr>
                   </pic:nvPicPr>
                   <pic:blipFill>
-                    <a:blip r:embed="rId22">
+                    <a:blip r:embed="rId18">
                       <a:extLst>
                         <a:ext uri="{28A0092B-C50C-407E-A947-70E740481C1C}">
                           <a14:useLocalDpi xmlns:a14="http://schemas.microsoft.com/office/drawing/2010/main" val="0"/>
@@ -8579,7 +7837,7 @@
         <w:pStyle w:val="Ttulo3"/>
         <w:numPr>
           <w:ilvl w:val="1"/>
-          <w:numId w:val="31"/>
+          <w:numId w:val="34"/>
         </w:numPr>
         <w:jc w:val="both"/>
         <w:rPr>
@@ -8588,9 +7846,9 @@
           <w:color w:val="auto"/>
         </w:rPr>
       </w:pPr>
-      <w:bookmarkStart w:id="21" w:name="3.5_Diagrama_de_Entidade_e_Relacionament"/>
-      <w:bookmarkStart w:id="22" w:name="_Toc232088174"/>
-      <w:bookmarkEnd w:id="21"/>
+      <w:bookmarkStart w:id="20" w:name="3.5_Diagrama_de_Entidade_e_Relacionament"/>
+      <w:bookmarkStart w:id="21" w:name="_Toc232092000"/>
+      <w:bookmarkEnd w:id="20"/>
       <w:r>
         <w:rPr>
           <w:rFonts w:ascii="Arial" w:hAnsi="Arial" w:cs="Arial"/>
@@ -8668,7 +7926,7 @@
         </w:rPr>
         <w:t>Relacionamento</w:t>
       </w:r>
-      <w:bookmarkEnd w:id="22"/>
+      <w:bookmarkEnd w:id="21"/>
     </w:p>
     <w:p>
       <w:pPr>
@@ -8686,7 +7944,7 @@
           <w:sz w:val="20"/>
         </w:rPr>
         <w:drawing>
-          <wp:anchor distT="0" distB="0" distL="0" distR="0" simplePos="0" relativeHeight="251656192" behindDoc="1" locked="0" layoutInCell="1" allowOverlap="1" wp14:anchorId="17987E2F" wp14:editId="24921DC8">
+          <wp:anchor distT="0" distB="0" distL="0" distR="0" simplePos="0" relativeHeight="251657216" behindDoc="1" locked="0" layoutInCell="1" allowOverlap="1" wp14:anchorId="17987E2F" wp14:editId="24921DC8">
             <wp:simplePos x="0" y="0"/>
             <wp:positionH relativeFrom="page">
               <wp:posOffset>1080135</wp:posOffset>
@@ -8709,7 +7967,7 @@
                     <pic:cNvPicPr/>
                   </pic:nvPicPr>
                   <pic:blipFill>
-                    <a:blip r:embed="rId23" cstate="print"/>
+                    <a:blip r:embed="rId19" cstate="print"/>
                     <a:stretch>
                       <a:fillRect/>
                     </a:stretch>
@@ -8729,8 +7987,8 @@
           </wp:anchor>
         </w:drawing>
       </w:r>
-      <w:bookmarkStart w:id="23" w:name="3.6_Dicionário_de_Dados"/>
-      <w:bookmarkEnd w:id="23"/>
+      <w:bookmarkStart w:id="22" w:name="3.6_Dicionário_de_Dados"/>
+      <w:bookmarkEnd w:id="22"/>
     </w:p>
     <w:p/>
     <w:p/>
@@ -8752,15 +8010,14 @@
           <w:color w:val="auto"/>
         </w:rPr>
       </w:pPr>
-      <w:bookmarkStart w:id="24" w:name="_Toc232088175"/>
+      <w:bookmarkStart w:id="23" w:name="_Toc232092001"/>
       <w:r>
         <w:rPr>
           <w:rFonts w:ascii="Arial" w:hAnsi="Arial" w:cs="Arial"/>
           <w:b/>
           <w:color w:val="auto"/>
         </w:rPr>
-        <w:lastRenderedPageBreak/>
-        <w:t xml:space="preserve">3.6 </w:t>
+        <w:t>3.</w:t>
       </w:r>
       <w:r>
         <w:rPr>
@@ -8768,7 +8025,15 @@
           <w:b/>
           <w:color w:val="auto"/>
         </w:rPr>
-        <w:t>Dicionário</w:t>
+        <w:t>5</w:t>
+      </w:r>
+      <w:r>
+        <w:rPr>
+          <w:rFonts w:ascii="Arial" w:hAnsi="Arial" w:cs="Arial"/>
+          <w:b/>
+          <w:color w:val="auto"/>
+        </w:rPr>
+        <w:t xml:space="preserve"> Dicionário</w:t>
       </w:r>
       <w:r>
         <w:rPr>
@@ -8805,7 +8070,7 @@
         </w:rPr>
         <w:t>Dados</w:t>
       </w:r>
-      <w:bookmarkEnd w:id="24"/>
+      <w:bookmarkEnd w:id="23"/>
     </w:p>
     <w:tbl>
       <w:tblPr>
@@ -14583,7 +13848,7 @@
           <w:color w:val="auto"/>
         </w:rPr>
       </w:pPr>
-      <w:bookmarkStart w:id="25" w:name="_Toc232088176"/>
+      <w:bookmarkStart w:id="24" w:name="_Toc232092002"/>
       <w:r>
         <w:rPr>
           <w:rFonts w:ascii="Arial" w:hAnsi="Arial" w:cs="Arial"/>
@@ -14606,7 +13871,7 @@
           <w:b/>
           <w:color w:val="auto"/>
         </w:rPr>
-        <w:t>7</w:t>
+        <w:t>6</w:t>
       </w:r>
       <w:r>
         <w:rPr>
@@ -14632,7 +13897,7 @@
         </w:rPr>
         <w:t>Protótipo</w:t>
       </w:r>
-      <w:bookmarkEnd w:id="25"/>
+      <w:bookmarkEnd w:id="24"/>
     </w:p>
     <w:p>
       <w:pPr>
@@ -14888,6 +14153,7 @@
           <w:sz w:val="24"/>
           <w:szCs w:val="24"/>
         </w:rPr>
+        <w:lastRenderedPageBreak/>
         <w:t>cumprida;</w:t>
       </w:r>
     </w:p>
@@ -14934,7 +14200,6 @@
           <w:sz w:val="24"/>
           <w:szCs w:val="24"/>
         </w:rPr>
-        <w:lastRenderedPageBreak/>
         <w:t>em andamento;</w:t>
       </w:r>
     </w:p>
@@ -15196,7 +14461,7 @@
           <w:szCs w:val="24"/>
         </w:rPr>
       </w:pPr>
-      <w:bookmarkStart w:id="26" w:name="_Toc232088177"/>
+      <w:bookmarkStart w:id="25" w:name="_Toc232092003"/>
       <w:r>
         <w:rPr>
           <w:rFonts w:ascii="Arial" w:hAnsi="Arial" w:cs="Arial"/>
@@ -15213,7 +14478,7 @@
         </w:rPr>
         <w:t>. Bibliografia</w:t>
       </w:r>
-      <w:bookmarkEnd w:id="26"/>
+      <w:bookmarkEnd w:id="25"/>
     </w:p>
     <w:p>
       <w:pPr>
@@ -15269,7 +14534,7 @@
         </w:rPr>
         <w:br/>
       </w:r>
-      <w:hyperlink r:id="rId24" w:history="1">
+      <w:hyperlink r:id="rId20" w:history="1">
         <w:r>
           <w:rPr>
             <w:rStyle w:val="Hyperlink"/>
@@ -15343,7 +14608,7 @@
         </w:rPr>
         <w:br/>
       </w:r>
-      <w:hyperlink r:id="rId25" w:history="1">
+      <w:hyperlink r:id="rId21" w:history="1">
         <w:r>
           <w:rPr>
             <w:rStyle w:val="Hyperlink"/>
@@ -15400,7 +14665,6 @@
           <w:sz w:val="24"/>
           <w:szCs w:val="24"/>
         </w:rPr>
-        <w:lastRenderedPageBreak/>
         <w:t>3. JOTA</w:t>
       </w:r>
     </w:p>
@@ -15438,7 +14702,7 @@
         </w:rPr>
         <w:br/>
       </w:r>
-      <w:hyperlink r:id="rId26" w:history="1">
+      <w:hyperlink r:id="rId22" w:history="1">
         <w:r>
           <w:rPr>
             <w:rStyle w:val="Hyperlink"/>
@@ -15512,7 +14776,7 @@
         </w:rPr>
         <w:br/>
       </w:r>
-      <w:hyperlink r:id="rId27" w:history="1">
+      <w:hyperlink r:id="rId23" w:history="1">
         <w:r>
           <w:rPr>
             <w:rStyle w:val="Hyperlink"/>
@@ -15586,7 +14850,7 @@
         </w:rPr>
         <w:br/>
       </w:r>
-      <w:hyperlink r:id="rId28" w:history="1">
+      <w:hyperlink r:id="rId24" w:history="1">
         <w:r>
           <w:rPr>
             <w:rStyle w:val="Hyperlink"/>
@@ -15642,7 +14906,7 @@
       </w:pPr>
     </w:p>
     <w:sectPr>
-      <w:headerReference w:type="default" r:id="rId29"/>
+      <w:headerReference w:type="default" r:id="rId25"/>
       <w:pgSz w:w="11906" w:h="16838"/>
       <w:pgMar w:top="1701" w:right="1134" w:bottom="1134" w:left="1701" w:header="709" w:footer="709" w:gutter="0"/>
       <w:pgNumType w:start="10"/>
@@ -15679,36 +14943,6 @@
 </w:endnotes>
 </file>
 
-<file path=word/footer1.xml><?xml version="1.0" encoding="utf-8"?>
-<w:ftr xmlns:wpc="http://schemas.microsoft.com/office/word/2010/wordprocessingCanvas" xmlns:cx="http://schemas.microsoft.com/office/drawing/2014/chartex" xmlns:cx1="http://schemas.microsoft.com/office/drawing/2015/9/8/chartex" xmlns:cx2="http://schemas.microsoft.com/office/drawing/2015/10/21/chartex" xmlns:cx3="http://schemas.microsoft.com/office/drawing/2016/5/9/chartex" xmlns:cx4="http://schemas.microsoft.com/office/drawing/2016/5/10/chartex" xmlns:cx5="http://schemas.microsoft.com/office/drawing/2016/5/11/chartex" xmlns:cx6="http://schemas.microsoft.com/office/drawing/2016/5/12/chartex" xmlns:cx7="http://schemas.microsoft.com/office/drawing/2016/5/13/chartex" xmlns:cx8="http://schemas.microsoft.com/office/drawing/2016/5/14/chartex" xmlns:mc="http://schemas.openxmlformats.org/markup-compatibility/2006" xmlns:aink="http://schemas.microsoft.com/office/drawing/2016/ink" xmlns:am3d="http://schemas.microsoft.com/office/drawing/2017/model3d" xmlns:o="urn:schemas-microsoft-com:office:office" xmlns:r="http://schemas.openxmlformats.org/officeDocument/2006/relationships" xmlns:m="http://schemas.openxmlformats.org/officeDocument/2006/math" xmlns:v="urn:schemas-microsoft-com:vml" xmlns:wp14="http://schemas.microsoft.com/office/word/2010/wordprocessingDrawing" xmlns:wp="http://schemas.openxmlformats.org/drawingml/2006/wordprocessingDrawing" xmlns:w10="urn:schemas-microsoft-com:office:word" xmlns:w="http://schemas.openxmlformats.org/wordprocessingml/2006/main" xmlns:w14="http://schemas.microsoft.com/office/word/2010/wordml" xmlns:w15="http://schemas.microsoft.com/office/word/2012/wordml" xmlns:w16cid="http://schemas.microsoft.com/office/word/2016/wordml/cid" xmlns:w16se="http://schemas.microsoft.com/office/word/2015/wordml/symex" xmlns:wpg="http://schemas.microsoft.com/office/word/2010/wordprocessingGroup" xmlns:wpi="http://schemas.microsoft.com/office/word/2010/wordprocessingInk" xmlns:wne="http://schemas.microsoft.com/office/word/2006/wordml" xmlns:wps="http://schemas.microsoft.com/office/word/2010/wordprocessingShape" mc:Ignorable="w14 w15 w16se w16cid wp14">
-  <w:p>
-    <w:pPr>
-      <w:pStyle w:val="Rodap"/>
-    </w:pPr>
-  </w:p>
-</w:ftr>
-</file>
-
-<file path=word/footer2.xml><?xml version="1.0" encoding="utf-8"?>
-<w:ftr xmlns:wpc="http://schemas.microsoft.com/office/word/2010/wordprocessingCanvas" xmlns:cx="http://schemas.microsoft.com/office/drawing/2014/chartex" xmlns:cx1="http://schemas.microsoft.com/office/drawing/2015/9/8/chartex" xmlns:cx2="http://schemas.microsoft.com/office/drawing/2015/10/21/chartex" xmlns:cx3="http://schemas.microsoft.com/office/drawing/2016/5/9/chartex" xmlns:cx4="http://schemas.microsoft.com/office/drawing/2016/5/10/chartex" xmlns:cx5="http://schemas.microsoft.com/office/drawing/2016/5/11/chartex" xmlns:cx6="http://schemas.microsoft.com/office/drawing/2016/5/12/chartex" xmlns:cx7="http://schemas.microsoft.com/office/drawing/2016/5/13/chartex" xmlns:cx8="http://schemas.microsoft.com/office/drawing/2016/5/14/chartex" xmlns:mc="http://schemas.openxmlformats.org/markup-compatibility/2006" xmlns:aink="http://schemas.microsoft.com/office/drawing/2016/ink" xmlns:am3d="http://schemas.microsoft.com/office/drawing/2017/model3d" xmlns:o="urn:schemas-microsoft-com:office:office" xmlns:r="http://schemas.openxmlformats.org/officeDocument/2006/relationships" xmlns:m="http://schemas.openxmlformats.org/officeDocument/2006/math" xmlns:v="urn:schemas-microsoft-com:vml" xmlns:wp14="http://schemas.microsoft.com/office/word/2010/wordprocessingDrawing" xmlns:wp="http://schemas.openxmlformats.org/drawingml/2006/wordprocessingDrawing" xmlns:w10="urn:schemas-microsoft-com:office:word" xmlns:w="http://schemas.openxmlformats.org/wordprocessingml/2006/main" xmlns:w14="http://schemas.microsoft.com/office/word/2010/wordml" xmlns:w15="http://schemas.microsoft.com/office/word/2012/wordml" xmlns:w16cid="http://schemas.microsoft.com/office/word/2016/wordml/cid" xmlns:w16se="http://schemas.microsoft.com/office/word/2015/wordml/symex" xmlns:wpg="http://schemas.microsoft.com/office/word/2010/wordprocessingGroup" xmlns:wpi="http://schemas.microsoft.com/office/word/2010/wordprocessingInk" xmlns:wne="http://schemas.microsoft.com/office/word/2006/wordml" xmlns:wps="http://schemas.microsoft.com/office/word/2010/wordprocessingShape" mc:Ignorable="w14 w15 w16se w16cid wp14">
-  <w:p>
-    <w:pPr>
-      <w:pStyle w:val="Rodap"/>
-    </w:pPr>
-  </w:p>
-</w:ftr>
-</file>
-
-<file path=word/footer3.xml><?xml version="1.0" encoding="utf-8"?>
-<w:ftr xmlns:wpc="http://schemas.microsoft.com/office/word/2010/wordprocessingCanvas" xmlns:cx="http://schemas.microsoft.com/office/drawing/2014/chartex" xmlns:cx1="http://schemas.microsoft.com/office/drawing/2015/9/8/chartex" xmlns:cx2="http://schemas.microsoft.com/office/drawing/2015/10/21/chartex" xmlns:cx3="http://schemas.microsoft.com/office/drawing/2016/5/9/chartex" xmlns:cx4="http://schemas.microsoft.com/office/drawing/2016/5/10/chartex" xmlns:cx5="http://schemas.microsoft.com/office/drawing/2016/5/11/chartex" xmlns:cx6="http://schemas.microsoft.com/office/drawing/2016/5/12/chartex" xmlns:cx7="http://schemas.microsoft.com/office/drawing/2016/5/13/chartex" xmlns:cx8="http://schemas.microsoft.com/office/drawing/2016/5/14/chartex" xmlns:mc="http://schemas.openxmlformats.org/markup-compatibility/2006" xmlns:aink="http://schemas.microsoft.com/office/drawing/2016/ink" xmlns:am3d="http://schemas.microsoft.com/office/drawing/2017/model3d" xmlns:o="urn:schemas-microsoft-com:office:office" xmlns:r="http://schemas.openxmlformats.org/officeDocument/2006/relationships" xmlns:m="http://schemas.openxmlformats.org/officeDocument/2006/math" xmlns:v="urn:schemas-microsoft-com:vml" xmlns:wp14="http://schemas.microsoft.com/office/word/2010/wordprocessingDrawing" xmlns:wp="http://schemas.openxmlformats.org/drawingml/2006/wordprocessingDrawing" xmlns:w10="urn:schemas-microsoft-com:office:word" xmlns:w="http://schemas.openxmlformats.org/wordprocessingml/2006/main" xmlns:w14="http://schemas.microsoft.com/office/word/2010/wordml" xmlns:w15="http://schemas.microsoft.com/office/word/2012/wordml" xmlns:w16cid="http://schemas.microsoft.com/office/word/2016/wordml/cid" xmlns:w16se="http://schemas.microsoft.com/office/word/2015/wordml/symex" xmlns:wpg="http://schemas.microsoft.com/office/word/2010/wordprocessingGroup" xmlns:wpi="http://schemas.microsoft.com/office/word/2010/wordprocessingInk" xmlns:wne="http://schemas.microsoft.com/office/word/2006/wordml" xmlns:wps="http://schemas.microsoft.com/office/word/2010/wordprocessingShape" mc:Ignorable="w14 w15 w16se w16cid wp14">
-  <w:p>
-    <w:pPr>
-      <w:pStyle w:val="Rodap"/>
-    </w:pPr>
-  </w:p>
-</w:ftr>
-</file>
-
 <file path=word/footnotes.xml><?xml version="1.0" encoding="utf-8"?>
 <w:footnotes xmlns:wpc="http://schemas.microsoft.com/office/word/2010/wordprocessingCanvas" xmlns:cx="http://schemas.microsoft.com/office/drawing/2014/chartex" xmlns:cx1="http://schemas.microsoft.com/office/drawing/2015/9/8/chartex" xmlns:cx2="http://schemas.microsoft.com/office/drawing/2015/10/21/chartex" xmlns:cx3="http://schemas.microsoft.com/office/drawing/2016/5/9/chartex" xmlns:cx4="http://schemas.microsoft.com/office/drawing/2016/5/10/chartex" xmlns:cx5="http://schemas.microsoft.com/office/drawing/2016/5/11/chartex" xmlns:cx6="http://schemas.microsoft.com/office/drawing/2016/5/12/chartex" xmlns:cx7="http://schemas.microsoft.com/office/drawing/2016/5/13/chartex" xmlns:cx8="http://schemas.microsoft.com/office/drawing/2016/5/14/chartex" xmlns:mc="http://schemas.openxmlformats.org/markup-compatibility/2006" xmlns:aink="http://schemas.microsoft.com/office/drawing/2016/ink" xmlns:am3d="http://schemas.microsoft.com/office/drawing/2017/model3d" xmlns:o="urn:schemas-microsoft-com:office:office" xmlns:r="http://schemas.openxmlformats.org/officeDocument/2006/relationships" xmlns:m="http://schemas.openxmlformats.org/officeDocument/2006/math" xmlns:v="urn:schemas-microsoft-com:vml" xmlns:wp14="http://schemas.microsoft.com/office/word/2010/wordprocessingDrawing" xmlns:wp="http://schemas.openxmlformats.org/drawingml/2006/wordprocessingDrawing" xmlns:w10="urn:schemas-microsoft-com:office:word" xmlns:w="http://schemas.openxmlformats.org/wordprocessingml/2006/main" xmlns:w14="http://schemas.microsoft.com/office/word/2010/wordml" xmlns:w15="http://schemas.microsoft.com/office/word/2012/wordml" xmlns:w16cid="http://schemas.microsoft.com/office/word/2016/wordml/cid" xmlns:w16se="http://schemas.microsoft.com/office/word/2015/wordml/symex" xmlns:wpg="http://schemas.microsoft.com/office/word/2010/wordprocessingGroup" xmlns:wpi="http://schemas.microsoft.com/office/word/2010/wordprocessingInk" xmlns:wne="http://schemas.microsoft.com/office/word/2006/wordml" xmlns:wps="http://schemas.microsoft.com/office/word/2010/wordprocessingShape" mc:Ignorable="w14 w15 w16se w16cid wp14">
   <w:footnote w:type="separator" w:id="-1">
@@ -15735,16 +14969,6 @@
 </file>
 
 <file path=word/header1.xml><?xml version="1.0" encoding="utf-8"?>
-<w:hdr xmlns:wpc="http://schemas.microsoft.com/office/word/2010/wordprocessingCanvas" xmlns:cx="http://schemas.microsoft.com/office/drawing/2014/chartex" xmlns:cx1="http://schemas.microsoft.com/office/drawing/2015/9/8/chartex" xmlns:cx2="http://schemas.microsoft.com/office/drawing/2015/10/21/chartex" xmlns:cx3="http://schemas.microsoft.com/office/drawing/2016/5/9/chartex" xmlns:cx4="http://schemas.microsoft.com/office/drawing/2016/5/10/chartex" xmlns:cx5="http://schemas.microsoft.com/office/drawing/2016/5/11/chartex" xmlns:cx6="http://schemas.microsoft.com/office/drawing/2016/5/12/chartex" xmlns:cx7="http://schemas.microsoft.com/office/drawing/2016/5/13/chartex" xmlns:cx8="http://schemas.microsoft.com/office/drawing/2016/5/14/chartex" xmlns:mc="http://schemas.openxmlformats.org/markup-compatibility/2006" xmlns:aink="http://schemas.microsoft.com/office/drawing/2016/ink" xmlns:am3d="http://schemas.microsoft.com/office/drawing/2017/model3d" xmlns:o="urn:schemas-microsoft-com:office:office" xmlns:r="http://schemas.openxmlformats.org/officeDocument/2006/relationships" xmlns:m="http://schemas.openxmlformats.org/officeDocument/2006/math" xmlns:v="urn:schemas-microsoft-com:vml" xmlns:wp14="http://schemas.microsoft.com/office/word/2010/wordprocessingDrawing" xmlns:wp="http://schemas.openxmlformats.org/drawingml/2006/wordprocessingDrawing" xmlns:w10="urn:schemas-microsoft-com:office:word" xmlns:w="http://schemas.openxmlformats.org/wordprocessingml/2006/main" xmlns:w14="http://schemas.microsoft.com/office/word/2010/wordml" xmlns:w15="http://schemas.microsoft.com/office/word/2012/wordml" xmlns:w16cid="http://schemas.microsoft.com/office/word/2016/wordml/cid" xmlns:w16se="http://schemas.microsoft.com/office/word/2015/wordml/symex" xmlns:wpg="http://schemas.microsoft.com/office/word/2010/wordprocessingGroup" xmlns:wpi="http://schemas.microsoft.com/office/word/2010/wordprocessingInk" xmlns:wne="http://schemas.microsoft.com/office/word/2006/wordml" xmlns:wps="http://schemas.microsoft.com/office/word/2010/wordprocessingShape" mc:Ignorable="w14 w15 w16se w16cid wp14">
-  <w:p>
-    <w:pPr>
-      <w:pStyle w:val="Cabealho"/>
-    </w:pPr>
-  </w:p>
-</w:hdr>
-</file>
-
-<file path=word/header2.xml><?xml version="1.0" encoding="utf-8"?>
 <w:hdr xmlns:wpc="http://schemas.microsoft.com/office/word/2010/wordprocessingCanvas" xmlns:cx="http://schemas.microsoft.com/office/drawing/2014/chartex" xmlns:cx1="http://schemas.microsoft.com/office/drawing/2015/9/8/chartex" xmlns:cx2="http://schemas.microsoft.com/office/drawing/2015/10/21/chartex" xmlns:cx3="http://schemas.microsoft.com/office/drawing/2016/5/9/chartex" xmlns:cx4="http://schemas.microsoft.com/office/drawing/2016/5/10/chartex" xmlns:cx5="http://schemas.microsoft.com/office/drawing/2016/5/11/chartex" xmlns:cx6="http://schemas.microsoft.com/office/drawing/2016/5/12/chartex" xmlns:cx7="http://schemas.microsoft.com/office/drawing/2016/5/13/chartex" xmlns:cx8="http://schemas.microsoft.com/office/drawing/2016/5/14/chartex" xmlns:mc="http://schemas.openxmlformats.org/markup-compatibility/2006" xmlns:aink="http://schemas.microsoft.com/office/drawing/2016/ink" xmlns:am3d="http://schemas.microsoft.com/office/drawing/2017/model3d" xmlns:o="urn:schemas-microsoft-com:office:office" xmlns:r="http://schemas.openxmlformats.org/officeDocument/2006/relationships" xmlns:m="http://schemas.openxmlformats.org/officeDocument/2006/math" xmlns:v="urn:schemas-microsoft-com:vml" xmlns:wp14="http://schemas.microsoft.com/office/word/2010/wordprocessingDrawing" xmlns:wp="http://schemas.openxmlformats.org/drawingml/2006/wordprocessingDrawing" xmlns:w10="urn:schemas-microsoft-com:office:word" xmlns:w="http://schemas.openxmlformats.org/wordprocessingml/2006/main" xmlns:w14="http://schemas.microsoft.com/office/word/2010/wordml" xmlns:w15="http://schemas.microsoft.com/office/word/2012/wordml" xmlns:w16cid="http://schemas.microsoft.com/office/word/2016/wordml/cid" xmlns:w16se="http://schemas.microsoft.com/office/word/2015/wordml/symex" xmlns:wpg="http://schemas.microsoft.com/office/word/2010/wordprocessingGroup" xmlns:wpi="http://schemas.microsoft.com/office/word/2010/wordprocessingInk" xmlns:wne="http://schemas.microsoft.com/office/word/2006/wordml" xmlns:wps="http://schemas.microsoft.com/office/word/2010/wordprocessingShape" mc:Ignorable="w14 w15 w16se w16cid wp14">
   <w:sdt>
     <w:sdtPr>
@@ -15786,15 +15010,13 @@
 </w:hdr>
 </file>
 
-<file path=word/header3.xml><?xml version="1.0" encoding="utf-8"?>
+<file path=word/header2.xml><?xml version="1.0" encoding="utf-8"?>
 <w:hdr xmlns:wpc="http://schemas.microsoft.com/office/word/2010/wordprocessingCanvas" xmlns:cx="http://schemas.microsoft.com/office/drawing/2014/chartex" xmlns:cx1="http://schemas.microsoft.com/office/drawing/2015/9/8/chartex" xmlns:cx2="http://schemas.microsoft.com/office/drawing/2015/10/21/chartex" xmlns:cx3="http://schemas.microsoft.com/office/drawing/2016/5/9/chartex" xmlns:cx4="http://schemas.microsoft.com/office/drawing/2016/5/10/chartex" xmlns:cx5="http://schemas.microsoft.com/office/drawing/2016/5/11/chartex" xmlns:cx6="http://schemas.microsoft.com/office/drawing/2016/5/12/chartex" xmlns:cx7="http://schemas.microsoft.com/office/drawing/2016/5/13/chartex" xmlns:cx8="http://schemas.microsoft.com/office/drawing/2016/5/14/chartex" xmlns:mc="http://schemas.openxmlformats.org/markup-compatibility/2006" xmlns:aink="http://schemas.microsoft.com/office/drawing/2016/ink" xmlns:am3d="http://schemas.microsoft.com/office/drawing/2017/model3d" xmlns:o="urn:schemas-microsoft-com:office:office" xmlns:r="http://schemas.openxmlformats.org/officeDocument/2006/relationships" xmlns:m="http://schemas.openxmlformats.org/officeDocument/2006/math" xmlns:v="urn:schemas-microsoft-com:vml" xmlns:wp14="http://schemas.microsoft.com/office/word/2010/wordprocessingDrawing" xmlns:wp="http://schemas.openxmlformats.org/drawingml/2006/wordprocessingDrawing" xmlns:w10="urn:schemas-microsoft-com:office:word" xmlns:w="http://schemas.openxmlformats.org/wordprocessingml/2006/main" xmlns:w14="http://schemas.microsoft.com/office/word/2010/wordml" xmlns:w15="http://schemas.microsoft.com/office/word/2012/wordml" xmlns:w16cid="http://schemas.microsoft.com/office/word/2016/wordml/cid" xmlns:w16se="http://schemas.microsoft.com/office/word/2015/wordml/symex" xmlns:wpg="http://schemas.microsoft.com/office/word/2010/wordprocessingGroup" xmlns:wpi="http://schemas.microsoft.com/office/word/2010/wordprocessingInk" xmlns:wne="http://schemas.microsoft.com/office/word/2006/wordml" xmlns:wps="http://schemas.microsoft.com/office/word/2010/wordprocessingShape" mc:Ignorable="w14 w15 w16se w16cid wp14">
   <w:p>
     <w:pPr>
       <w:pStyle w:val="Cabealho"/>
       <w:jc w:val="right"/>
     </w:pPr>
-    <w:bookmarkStart w:id="4" w:name="_GoBack"/>
-    <w:bookmarkEnd w:id="4"/>
   </w:p>
   <w:p>
     <w:pPr>
@@ -15804,7 +15026,7 @@
 </w:hdr>
 </file>
 
-<file path=word/header4.xml><?xml version="1.0" encoding="utf-8"?>
+<file path=word/header3.xml><?xml version="1.0" encoding="utf-8"?>
 <w:hdr xmlns:wpc="http://schemas.microsoft.com/office/word/2010/wordprocessingCanvas" xmlns:cx="http://schemas.microsoft.com/office/drawing/2014/chartex" xmlns:cx1="http://schemas.microsoft.com/office/drawing/2015/9/8/chartex" xmlns:cx2="http://schemas.microsoft.com/office/drawing/2015/10/21/chartex" xmlns:cx3="http://schemas.microsoft.com/office/drawing/2016/5/9/chartex" xmlns:cx4="http://schemas.microsoft.com/office/drawing/2016/5/10/chartex" xmlns:cx5="http://schemas.microsoft.com/office/drawing/2016/5/11/chartex" xmlns:cx6="http://schemas.microsoft.com/office/drawing/2016/5/12/chartex" xmlns:cx7="http://schemas.microsoft.com/office/drawing/2016/5/13/chartex" xmlns:cx8="http://schemas.microsoft.com/office/drawing/2016/5/14/chartex" xmlns:mc="http://schemas.openxmlformats.org/markup-compatibility/2006" xmlns:aink="http://schemas.microsoft.com/office/drawing/2016/ink" xmlns:am3d="http://schemas.microsoft.com/office/drawing/2017/model3d" xmlns:o="urn:schemas-microsoft-com:office:office" xmlns:r="http://schemas.openxmlformats.org/officeDocument/2006/relationships" xmlns:m="http://schemas.openxmlformats.org/officeDocument/2006/math" xmlns:v="urn:schemas-microsoft-com:vml" xmlns:wp14="http://schemas.microsoft.com/office/word/2010/wordprocessingDrawing" xmlns:wp="http://schemas.openxmlformats.org/drawingml/2006/wordprocessingDrawing" xmlns:w10="urn:schemas-microsoft-com:office:word" xmlns:w="http://schemas.openxmlformats.org/wordprocessingml/2006/main" xmlns:w14="http://schemas.microsoft.com/office/word/2010/wordml" xmlns:w15="http://schemas.microsoft.com/office/word/2012/wordml" xmlns:w16cid="http://schemas.microsoft.com/office/word/2016/wordml/cid" xmlns:w16se="http://schemas.microsoft.com/office/word/2015/wordml/symex" xmlns:wpg="http://schemas.microsoft.com/office/word/2010/wordprocessingGroup" xmlns:wpi="http://schemas.microsoft.com/office/word/2010/wordprocessingInk" xmlns:wne="http://schemas.microsoft.com/office/word/2006/wordml" xmlns:wps="http://schemas.microsoft.com/office/word/2010/wordprocessingShape" mc:Ignorable="w14 w15 w16se w16cid wp14">
   <w:sdt>
     <w:sdtPr>
@@ -15846,7 +15068,7 @@
 </w:hdr>
 </file>
 
-<file path=word/header5.xml><?xml version="1.0" encoding="utf-8"?>
+<file path=word/header4.xml><?xml version="1.0" encoding="utf-8"?>
 <w:hdr xmlns:wpc="http://schemas.microsoft.com/office/word/2010/wordprocessingCanvas" xmlns:cx="http://schemas.microsoft.com/office/drawing/2014/chartex" xmlns:cx1="http://schemas.microsoft.com/office/drawing/2015/9/8/chartex" xmlns:cx2="http://schemas.microsoft.com/office/drawing/2015/10/21/chartex" xmlns:cx3="http://schemas.microsoft.com/office/drawing/2016/5/9/chartex" xmlns:cx4="http://schemas.microsoft.com/office/drawing/2016/5/10/chartex" xmlns:cx5="http://schemas.microsoft.com/office/drawing/2016/5/11/chartex" xmlns:cx6="http://schemas.microsoft.com/office/drawing/2016/5/12/chartex" xmlns:cx7="http://schemas.microsoft.com/office/drawing/2016/5/13/chartex" xmlns:cx8="http://schemas.microsoft.com/office/drawing/2016/5/14/chartex" xmlns:mc="http://schemas.openxmlformats.org/markup-compatibility/2006" xmlns:aink="http://schemas.microsoft.com/office/drawing/2016/ink" xmlns:am3d="http://schemas.microsoft.com/office/drawing/2017/model3d" xmlns:o="urn:schemas-microsoft-com:office:office" xmlns:r="http://schemas.openxmlformats.org/officeDocument/2006/relationships" xmlns:m="http://schemas.openxmlformats.org/officeDocument/2006/math" xmlns:v="urn:schemas-microsoft-com:vml" xmlns:wp14="http://schemas.microsoft.com/office/word/2010/wordprocessingDrawing" xmlns:wp="http://schemas.openxmlformats.org/drawingml/2006/wordprocessingDrawing" xmlns:w10="urn:schemas-microsoft-com:office:word" xmlns:w="http://schemas.openxmlformats.org/wordprocessingml/2006/main" xmlns:w14="http://schemas.microsoft.com/office/word/2010/wordml" xmlns:w15="http://schemas.microsoft.com/office/word/2012/wordml" xmlns:w16cid="http://schemas.microsoft.com/office/word/2016/wordml/cid" xmlns:w16se="http://schemas.microsoft.com/office/word/2015/wordml/symex" xmlns:wpg="http://schemas.microsoft.com/office/word/2010/wordprocessingGroup" xmlns:wpi="http://schemas.microsoft.com/office/word/2010/wordprocessingInk" xmlns:wne="http://schemas.microsoft.com/office/word/2006/wordml" xmlns:wps="http://schemas.microsoft.com/office/word/2010/wordprocessingShape" mc:Ignorable="w14 w15 w16se w16cid wp14">
   <w:sdt>
     <w:sdtPr>
@@ -18699,6 +17921,119 @@
     </w:lvl>
   </w:abstractNum>
   <w:abstractNum w:abstractNumId="22" w15:restartNumberingAfterBreak="0">
+    <w:nsid w:val="4FBA57DB"/>
+    <w:multiLevelType w:val="multilevel"/>
+    <w:tmpl w:val="475A9B9E"/>
+    <w:lvl w:ilvl="0">
+      <w:start w:val="3"/>
+      <w:numFmt w:val="decimal"/>
+      <w:lvlText w:val="%1"/>
+      <w:lvlJc w:val="left"/>
+      <w:pPr>
+        <w:ind w:left="360" w:hanging="360"/>
+      </w:pPr>
+      <w:rPr>
+        <w:rFonts w:hint="default"/>
+      </w:rPr>
+    </w:lvl>
+    <w:lvl w:ilvl="1">
+      <w:start w:val="4"/>
+      <w:numFmt w:val="decimal"/>
+      <w:lvlText w:val="%1.%2"/>
+      <w:lvlJc w:val="left"/>
+      <w:pPr>
+        <w:ind w:left="720" w:hanging="360"/>
+      </w:pPr>
+      <w:rPr>
+        <w:rFonts w:hint="default"/>
+      </w:rPr>
+    </w:lvl>
+    <w:lvl w:ilvl="2">
+      <w:start w:val="1"/>
+      <w:numFmt w:val="decimal"/>
+      <w:lvlText w:val="%1.%2.%3"/>
+      <w:lvlJc w:val="left"/>
+      <w:pPr>
+        <w:ind w:left="1440" w:hanging="720"/>
+      </w:pPr>
+      <w:rPr>
+        <w:rFonts w:hint="default"/>
+      </w:rPr>
+    </w:lvl>
+    <w:lvl w:ilvl="3">
+      <w:start w:val="1"/>
+      <w:numFmt w:val="decimal"/>
+      <w:lvlText w:val="%1.%2.%3.%4"/>
+      <w:lvlJc w:val="left"/>
+      <w:pPr>
+        <w:ind w:left="2160" w:hanging="1080"/>
+      </w:pPr>
+      <w:rPr>
+        <w:rFonts w:hint="default"/>
+      </w:rPr>
+    </w:lvl>
+    <w:lvl w:ilvl="4">
+      <w:start w:val="1"/>
+      <w:numFmt w:val="decimal"/>
+      <w:lvlText w:val="%1.%2.%3.%4.%5"/>
+      <w:lvlJc w:val="left"/>
+      <w:pPr>
+        <w:ind w:left="2520" w:hanging="1080"/>
+      </w:pPr>
+      <w:rPr>
+        <w:rFonts w:hint="default"/>
+      </w:rPr>
+    </w:lvl>
+    <w:lvl w:ilvl="5">
+      <w:start w:val="1"/>
+      <w:numFmt w:val="decimal"/>
+      <w:lvlText w:val="%1.%2.%3.%4.%5.%6"/>
+      <w:lvlJc w:val="left"/>
+      <w:pPr>
+        <w:ind w:left="3240" w:hanging="1440"/>
+      </w:pPr>
+      <w:rPr>
+        <w:rFonts w:hint="default"/>
+      </w:rPr>
+    </w:lvl>
+    <w:lvl w:ilvl="6">
+      <w:start w:val="1"/>
+      <w:numFmt w:val="decimal"/>
+      <w:lvlText w:val="%1.%2.%3.%4.%5.%6.%7"/>
+      <w:lvlJc w:val="left"/>
+      <w:pPr>
+        <w:ind w:left="3600" w:hanging="1440"/>
+      </w:pPr>
+      <w:rPr>
+        <w:rFonts w:hint="default"/>
+      </w:rPr>
+    </w:lvl>
+    <w:lvl w:ilvl="7">
+      <w:start w:val="1"/>
+      <w:numFmt w:val="decimal"/>
+      <w:lvlText w:val="%1.%2.%3.%4.%5.%6.%7.%8"/>
+      <w:lvlJc w:val="left"/>
+      <w:pPr>
+        <w:ind w:left="4320" w:hanging="1800"/>
+      </w:pPr>
+      <w:rPr>
+        <w:rFonts w:hint="default"/>
+      </w:rPr>
+    </w:lvl>
+    <w:lvl w:ilvl="8">
+      <w:start w:val="1"/>
+      <w:numFmt w:val="decimal"/>
+      <w:lvlText w:val="%1.%2.%3.%4.%5.%6.%7.%8.%9"/>
+      <w:lvlJc w:val="left"/>
+      <w:pPr>
+        <w:ind w:left="4680" w:hanging="1800"/>
+      </w:pPr>
+      <w:rPr>
+        <w:rFonts w:hint="default"/>
+      </w:rPr>
+    </w:lvl>
+  </w:abstractNum>
+  <w:abstractNum w:abstractNumId="23" w15:restartNumberingAfterBreak="0">
     <w:nsid w:val="56A12C57"/>
     <w:multiLevelType w:val="hybridMultilevel"/>
     <w:tmpl w:val="90C20290"/>
@@ -18811,7 +18146,7 @@
       </w:rPr>
     </w:lvl>
   </w:abstractNum>
-  <w:abstractNum w:abstractNumId="23" w15:restartNumberingAfterBreak="0">
+  <w:abstractNum w:abstractNumId="24" w15:restartNumberingAfterBreak="0">
     <w:nsid w:val="5BA50048"/>
     <w:multiLevelType w:val="hybridMultilevel"/>
     <w:tmpl w:val="F2CE4F30"/>
@@ -18924,7 +18259,7 @@
       </w:rPr>
     </w:lvl>
   </w:abstractNum>
-  <w:abstractNum w:abstractNumId="24" w15:restartNumberingAfterBreak="0">
+  <w:abstractNum w:abstractNumId="25" w15:restartNumberingAfterBreak="0">
     <w:nsid w:val="5FD9450A"/>
     <w:multiLevelType w:val="hybridMultilevel"/>
     <w:tmpl w:val="9E88433C"/>
@@ -19045,7 +18380,7 @@
       </w:rPr>
     </w:lvl>
   </w:abstractNum>
-  <w:abstractNum w:abstractNumId="25" w15:restartNumberingAfterBreak="0">
+  <w:abstractNum w:abstractNumId="26" w15:restartNumberingAfterBreak="0">
     <w:nsid w:val="62CD1ABC"/>
     <w:multiLevelType w:val="hybridMultilevel"/>
     <w:tmpl w:val="A3FC8D6A"/>
@@ -19158,7 +18493,7 @@
       </w:rPr>
     </w:lvl>
   </w:abstractNum>
-  <w:abstractNum w:abstractNumId="26" w15:restartNumberingAfterBreak="0">
+  <w:abstractNum w:abstractNumId="27" w15:restartNumberingAfterBreak="0">
     <w:nsid w:val="662D1CE8"/>
     <w:multiLevelType w:val="multilevel"/>
     <w:tmpl w:val="3AF4FE26"/>
@@ -19271,7 +18606,7 @@
       </w:rPr>
     </w:lvl>
   </w:abstractNum>
-  <w:abstractNum w:abstractNumId="27" w15:restartNumberingAfterBreak="0">
+  <w:abstractNum w:abstractNumId="28" w15:restartNumberingAfterBreak="0">
     <w:nsid w:val="68B47CB3"/>
     <w:multiLevelType w:val="hybridMultilevel"/>
     <w:tmpl w:val="63BCBFB2"/>
@@ -19384,7 +18719,7 @@
       </w:rPr>
     </w:lvl>
   </w:abstractNum>
-  <w:abstractNum w:abstractNumId="28" w15:restartNumberingAfterBreak="0">
+  <w:abstractNum w:abstractNumId="29" w15:restartNumberingAfterBreak="0">
     <w:nsid w:val="6AC01BAF"/>
     <w:multiLevelType w:val="hybridMultilevel"/>
     <w:tmpl w:val="6E261AD2"/>
@@ -19497,7 +18832,7 @@
       </w:rPr>
     </w:lvl>
   </w:abstractNum>
-  <w:abstractNum w:abstractNumId="29" w15:restartNumberingAfterBreak="0">
+  <w:abstractNum w:abstractNumId="30" w15:restartNumberingAfterBreak="0">
     <w:nsid w:val="7A170C5F"/>
     <w:multiLevelType w:val="hybridMultilevel"/>
     <w:tmpl w:val="859E6DA8"/>
@@ -19610,7 +18945,7 @@
       </w:rPr>
     </w:lvl>
   </w:abstractNum>
-  <w:abstractNum w:abstractNumId="30" w15:restartNumberingAfterBreak="0">
+  <w:abstractNum w:abstractNumId="31" w15:restartNumberingAfterBreak="0">
     <w:nsid w:val="7C257766"/>
     <w:multiLevelType w:val="hybridMultilevel"/>
     <w:tmpl w:val="93CC966A"/>
@@ -19723,7 +19058,7 @@
       </w:rPr>
     </w:lvl>
   </w:abstractNum>
-  <w:abstractNum w:abstractNumId="31" w15:restartNumberingAfterBreak="0">
+  <w:abstractNum w:abstractNumId="32" w15:restartNumberingAfterBreak="0">
     <w:nsid w:val="7E7A6C91"/>
     <w:multiLevelType w:val="hybridMultilevel"/>
     <w:tmpl w:val="72D25C04"/>
@@ -19836,7 +19171,7 @@
       </w:rPr>
     </w:lvl>
   </w:abstractNum>
-  <w:abstractNum w:abstractNumId="32" w15:restartNumberingAfterBreak="0">
+  <w:abstractNum w:abstractNumId="33" w15:restartNumberingAfterBreak="0">
     <w:nsid w:val="7FD6187F"/>
     <w:multiLevelType w:val="multilevel"/>
     <w:tmpl w:val="DB3E9176"/>
@@ -19974,7 +19309,7 @@
     <w:abstractNumId w:val="12"/>
   </w:num>
   <w:num w:numId="3">
-    <w:abstractNumId w:val="25"/>
+    <w:abstractNumId w:val="26"/>
   </w:num>
   <w:num w:numId="4">
     <w:abstractNumId w:val="20"/>
@@ -19983,16 +19318,16 @@
     <w:abstractNumId w:val="19"/>
   </w:num>
   <w:num w:numId="6">
-    <w:abstractNumId w:val="31"/>
+    <w:abstractNumId w:val="32"/>
   </w:num>
   <w:num w:numId="7">
     <w:abstractNumId w:val="1"/>
   </w:num>
   <w:num w:numId="8">
-    <w:abstractNumId w:val="22"/>
+    <w:abstractNumId w:val="23"/>
   </w:num>
   <w:num w:numId="9">
-    <w:abstractNumId w:val="28"/>
+    <w:abstractNumId w:val="29"/>
   </w:num>
   <w:num w:numId="10">
     <w:abstractNumId w:val="11"/>
@@ -20001,7 +19336,7 @@
     <w:abstractNumId w:val="8"/>
   </w:num>
   <w:num w:numId="12">
-    <w:abstractNumId w:val="23"/>
+    <w:abstractNumId w:val="24"/>
   </w:num>
   <w:num w:numId="13">
     <w:abstractNumId w:val="6"/>
@@ -20034,19 +19369,19 @@
     <w:abstractNumId w:val="4"/>
   </w:num>
   <w:num w:numId="23">
-    <w:abstractNumId w:val="27"/>
+    <w:abstractNumId w:val="28"/>
   </w:num>
   <w:num w:numId="24">
-    <w:abstractNumId w:val="30"/>
+    <w:abstractNumId w:val="31"/>
   </w:num>
   <w:num w:numId="25">
-    <w:abstractNumId w:val="29"/>
+    <w:abstractNumId w:val="30"/>
   </w:num>
   <w:num w:numId="26">
     <w:abstractNumId w:val="0"/>
   </w:num>
   <w:num w:numId="27">
-    <w:abstractNumId w:val="32"/>
+    <w:abstractNumId w:val="33"/>
   </w:num>
   <w:num w:numId="28">
     <w:abstractNumId w:val="7"/>
@@ -20058,13 +19393,16 @@
     <w:abstractNumId w:val="21"/>
   </w:num>
   <w:num w:numId="31">
-    <w:abstractNumId w:val="26"/>
+    <w:abstractNumId w:val="27"/>
   </w:num>
   <w:num w:numId="32">
-    <w:abstractNumId w:val="24"/>
+    <w:abstractNumId w:val="25"/>
   </w:num>
   <w:num w:numId="33">
     <w:abstractNumId w:val="9"/>
+  </w:num>
+  <w:num w:numId="34">
+    <w:abstractNumId w:val="22"/>
   </w:num>
 </w:numbering>
 </file>
@@ -21358,7 +20696,7 @@
 </file>
 
 <file path=customXml/itemProps2.xml><?xml version="1.0" encoding="utf-8"?>
-<ds:datastoreItem xmlns:ds="http://schemas.openxmlformats.org/officeDocument/2006/customXml" ds:itemID="{57336F83-5194-4A8D-8726-8015481F3F8B}">
+<ds:datastoreItem xmlns:ds="http://schemas.openxmlformats.org/officeDocument/2006/customXml" ds:itemID="{42AFE752-21B0-4986-808A-AEFB0189AAE2}">
   <ds:schemaRefs>
     <ds:schemaRef ds:uri="http://schemas.openxmlformats.org/officeDocument/2006/bibliography"/>
   </ds:schemaRefs>

--- a/Documentação TCC.docx
+++ b/Documentação TCC.docx
@@ -1,6 +1,6 @@
 
 <file path=word/document.xml><?xml version="1.0" encoding="utf-8"?>
-<w:document xmlns:wpc="http://schemas.microsoft.com/office/word/2010/wordprocessingCanvas" xmlns:cx="http://schemas.microsoft.com/office/drawing/2014/chartex" xmlns:cx1="http://schemas.microsoft.com/office/drawing/2015/9/8/chartex" xmlns:cx2="http://schemas.microsoft.com/office/drawing/2015/10/21/chartex" xmlns:cx3="http://schemas.microsoft.com/office/drawing/2016/5/9/chartex" xmlns:cx4="http://schemas.microsoft.com/office/drawing/2016/5/10/chartex" xmlns:cx5="http://schemas.microsoft.com/office/drawing/2016/5/11/chartex" xmlns:cx6="http://schemas.microsoft.com/office/drawing/2016/5/12/chartex" xmlns:cx7="http://schemas.microsoft.com/office/drawing/2016/5/13/chartex" xmlns:cx8="http://schemas.microsoft.com/office/drawing/2016/5/14/chartex" xmlns:mc="http://schemas.openxmlformats.org/markup-compatibility/2006" xmlns:aink="http://schemas.microsoft.com/office/drawing/2016/ink" xmlns:am3d="http://schemas.microsoft.com/office/drawing/2017/model3d" xmlns:o="urn:schemas-microsoft-com:office:office" xmlns:oel="http://schemas.microsoft.com/office/2019/extlst" xmlns:r="http://schemas.openxmlformats.org/officeDocument/2006/relationships" xmlns:m="http://schemas.openxmlformats.org/officeDocument/2006/math" xmlns:v="urn:schemas-microsoft-com:vml" xmlns:wp14="http://schemas.microsoft.com/office/word/2010/wordprocessingDrawing" xmlns:wp="http://schemas.openxmlformats.org/drawingml/2006/wordprocessingDrawing" xmlns:w10="urn:schemas-microsoft-com:office:word" xmlns:w="http://schemas.openxmlformats.org/wordprocessingml/2006/main" xmlns:w14="http://schemas.microsoft.com/office/word/2010/wordml" xmlns:w15="http://schemas.microsoft.com/office/word/2012/wordml" xmlns:w16cex="http://schemas.microsoft.com/office/word/2018/wordml/cex" xmlns:w16cid="http://schemas.microsoft.com/office/word/2016/wordml/cid" xmlns:w16="http://schemas.microsoft.com/office/word/2018/wordml" xmlns:w16sdtdh="http://schemas.microsoft.com/office/word/2020/wordml/sdtdatahash" xmlns:w16se="http://schemas.microsoft.com/office/word/2015/wordml/symex" xmlns:wpg="http://schemas.microsoft.com/office/word/2010/wordprocessingGroup" xmlns:wpi="http://schemas.microsoft.com/office/word/2010/wordprocessingInk" xmlns:wne="http://schemas.microsoft.com/office/word/2006/wordml" xmlns:wps="http://schemas.microsoft.com/office/word/2010/wordprocessingShape" mc:Ignorable="w14 w15 w16se w16cid w16 w16cex w16sdtdh wp14">
+<w:document xmlns:wpc="http://schemas.microsoft.com/office/word/2010/wordprocessingCanvas" xmlns:cx="http://schemas.microsoft.com/office/drawing/2014/chartex" xmlns:cx1="http://schemas.microsoft.com/office/drawing/2015/9/8/chartex" xmlns:cx2="http://schemas.microsoft.com/office/drawing/2015/10/21/chartex" xmlns:cx3="http://schemas.microsoft.com/office/drawing/2016/5/9/chartex" xmlns:cx4="http://schemas.microsoft.com/office/drawing/2016/5/10/chartex" xmlns:cx5="http://schemas.microsoft.com/office/drawing/2016/5/11/chartex" xmlns:cx6="http://schemas.microsoft.com/office/drawing/2016/5/12/chartex" xmlns:cx7="http://schemas.microsoft.com/office/drawing/2016/5/13/chartex" xmlns:cx8="http://schemas.microsoft.com/office/drawing/2016/5/14/chartex" xmlns:mc="http://schemas.openxmlformats.org/markup-compatibility/2006" xmlns:aink="http://schemas.microsoft.com/office/drawing/2016/ink" xmlns:am3d="http://schemas.microsoft.com/office/drawing/2017/model3d" xmlns:o="urn:schemas-microsoft-com:office:office" xmlns:r="http://schemas.openxmlformats.org/officeDocument/2006/relationships" xmlns:m="http://schemas.openxmlformats.org/officeDocument/2006/math" xmlns:v="urn:schemas-microsoft-com:vml" xmlns:wp14="http://schemas.microsoft.com/office/word/2010/wordprocessingDrawing" xmlns:wp="http://schemas.openxmlformats.org/drawingml/2006/wordprocessingDrawing" xmlns:w10="urn:schemas-microsoft-com:office:word" xmlns:w="http://schemas.openxmlformats.org/wordprocessingml/2006/main" xmlns:w14="http://schemas.microsoft.com/office/word/2010/wordml" xmlns:w15="http://schemas.microsoft.com/office/word/2012/wordml" xmlns:w16cid="http://schemas.microsoft.com/office/word/2016/wordml/cid" xmlns:w16se="http://schemas.microsoft.com/office/word/2015/wordml/symex" xmlns:wpg="http://schemas.microsoft.com/office/word/2010/wordprocessingGroup" xmlns:wpi="http://schemas.microsoft.com/office/word/2010/wordprocessingInk" xmlns:wne="http://schemas.microsoft.com/office/word/2006/wordml" xmlns:wps="http://schemas.microsoft.com/office/word/2010/wordprocessingShape" mc:Ignorable="w14 w15 w16se w16cid wp14">
   <w:body>
     <w:sdt>
       <w:sdtPr>
@@ -15,7 +15,6 @@
           <w:docPartUnique/>
         </w:docPartObj>
       </w:sdtPr>
-      <w:sdtEndPr/>
       <w:sdtContent>
         <w:p>
           <w:pPr>
@@ -34,36 +33,127 @@
               <w:sz w:val="24"/>
               <w:szCs w:val="24"/>
             </w:rPr>
-            <w:pict w14:anchorId="03F887F1">
-              <v:shapetype id="_x0000_t202" coordsize="21600,21600" o:spt="202" path="m,l,21600r21600,l21600,xe">
-                <v:stroke joinstyle="miter"/>
-                <v:path gradientshapeok="t" o:connecttype="rect"/>
-              </v:shapetype>
-              <v:shape id="_x0000_s1027" type="#_x0000_t202" style="position:absolute;left:0;text-align:left;margin-left:137.7pt;margin-top:-.3pt;width:178.5pt;height:25.5pt;z-index:251657728;mso-position-horizontal-relative:text;mso-position-vertical-relative:text" stroked="f">
-                <v:textbox style="mso-next-textbox:#_x0000_s1027">
-                  <w:txbxContent>
-                    <w:p>
-                      <w:pPr>
-                        <w:jc w:val="center"/>
-                        <w:rPr>
-                          <w:rFonts w:ascii="Arial" w:hAnsi="Arial" w:cs="Arial"/>
-                          <w:sz w:val="24"/>
-                          <w:szCs w:val="24"/>
-                        </w:rPr>
-                      </w:pPr>
-                      <w:r>
-                        <w:rPr>
-                          <w:rFonts w:ascii="Arial" w:hAnsi="Arial" w:cs="Arial"/>
-                          <w:sz w:val="24"/>
-                          <w:szCs w:val="24"/>
-                        </w:rPr>
-                        <w:t>Desenvolvimento de Sistemas</w:t>
-                      </w:r>
-                    </w:p>
-                  </w:txbxContent>
-                </v:textbox>
-              </v:shape>
-            </w:pict>
+            <mc:AlternateContent>
+              <mc:Choice Requires="wps">
+                <w:drawing>
+                  <wp:anchor distT="0" distB="0" distL="114300" distR="114300" simplePos="0" relativeHeight="251657728" behindDoc="0" locked="0" layoutInCell="1" allowOverlap="1" wp14:anchorId="03F887F1" wp14:editId="2AA0C23F">
+                    <wp:simplePos x="0" y="0"/>
+                    <wp:positionH relativeFrom="column">
+                      <wp:posOffset>1748790</wp:posOffset>
+                    </wp:positionH>
+                    <wp:positionV relativeFrom="paragraph">
+                      <wp:posOffset>-3810</wp:posOffset>
+                    </wp:positionV>
+                    <wp:extent cx="2266950" cy="323850"/>
+                    <wp:effectExtent l="0" t="0" r="0" b="0"/>
+                    <wp:wrapNone/>
+                    <wp:docPr id="5" name="Text Box 3"/>
+                    <wp:cNvGraphicFramePr>
+                      <a:graphicFrameLocks xmlns:a="http://schemas.openxmlformats.org/drawingml/2006/main"/>
+                    </wp:cNvGraphicFramePr>
+                    <a:graphic xmlns:a="http://schemas.openxmlformats.org/drawingml/2006/main">
+                      <a:graphicData uri="http://schemas.microsoft.com/office/word/2010/wordprocessingShape">
+                        <wps:wsp>
+                          <wps:cNvSpPr txBox="1">
+                            <a:spLocks noChangeArrowheads="1"/>
+                          </wps:cNvSpPr>
+                          <wps:spPr bwMode="auto">
+                            <a:xfrm>
+                              <a:off x="0" y="0"/>
+                              <a:ext cx="2266950" cy="323850"/>
+                            </a:xfrm>
+                            <a:prstGeom prst="rect">
+                              <a:avLst/>
+                            </a:prstGeom>
+                            <a:solidFill>
+                              <a:srgbClr val="FFFFFF"/>
+                            </a:solidFill>
+                            <a:ln>
+                              <a:noFill/>
+                            </a:ln>
+                            <a:extLst>
+                              <a:ext uri="{91240B29-F687-4F45-9708-019B960494DF}">
+                                <a14:hiddenLine xmlns:a14="http://schemas.microsoft.com/office/drawing/2010/main" w="9525">
+                                  <a:solidFill>
+                                    <a:srgbClr val="000000"/>
+                                  </a:solidFill>
+                                  <a:miter lim="800000"/>
+                                  <a:headEnd/>
+                                  <a:tailEnd/>
+                                </a14:hiddenLine>
+                              </a:ext>
+                            </a:extLst>
+                          </wps:spPr>
+                          <wps:txbx>
+                            <w:txbxContent>
+                              <w:p>
+                                <w:pPr>
+                                  <w:jc w:val="center"/>
+                                  <w:rPr>
+                                    <w:rFonts w:ascii="Arial" w:hAnsi="Arial" w:cs="Arial"/>
+                                    <w:sz w:val="24"/>
+                                    <w:szCs w:val="24"/>
+                                  </w:rPr>
+                                </w:pPr>
+                                <w:r>
+                                  <w:rPr>
+                                    <w:rFonts w:ascii="Arial" w:hAnsi="Arial" w:cs="Arial"/>
+                                    <w:sz w:val="24"/>
+                                    <w:szCs w:val="24"/>
+                                  </w:rPr>
+                                  <w:t>Desenvolvimento de Sistemas</w:t>
+                                </w:r>
+                              </w:p>
+                            </w:txbxContent>
+                          </wps:txbx>
+                          <wps:bodyPr rot="0" vert="horz" wrap="square" lIns="91440" tIns="45720" rIns="91440" bIns="45720" anchor="t" anchorCtr="0" upright="1">
+                            <a:noAutofit/>
+                          </wps:bodyPr>
+                        </wps:wsp>
+                      </a:graphicData>
+                    </a:graphic>
+                    <wp14:sizeRelH relativeFrom="page">
+                      <wp14:pctWidth>0</wp14:pctWidth>
+                    </wp14:sizeRelH>
+                    <wp14:sizeRelV relativeFrom="page">
+                      <wp14:pctHeight>0</wp14:pctHeight>
+                    </wp14:sizeRelV>
+                  </wp:anchor>
+                </w:drawing>
+              </mc:Choice>
+              <mc:Fallback>
+                <w:pict>
+                  <v:shapetype w14:anchorId="03F887F1" id="_x0000_t202" coordsize="21600,21600" o:spt="202" path="m,l,21600r21600,l21600,xe">
+                    <v:stroke joinstyle="miter"/>
+                    <v:path gradientshapeok="t" o:connecttype="rect"/>
+                  </v:shapetype>
+                  <v:shape id="Text Box 3" o:spid="_x0000_s1026" type="#_x0000_t202" style="position:absolute;left:0;text-align:left;margin-left:137.7pt;margin-top:-.3pt;width:178.5pt;height:25.5pt;z-index:251657728;visibility:visible;mso-wrap-style:square;mso-width-percent:0;mso-height-percent:0;mso-wrap-distance-left:9pt;mso-wrap-distance-top:0;mso-wrap-distance-right:9pt;mso-wrap-distance-bottom:0;mso-position-horizontal:absolute;mso-position-horizontal-relative:text;mso-position-vertical:absolute;mso-position-vertical-relative:text;mso-width-percent:0;mso-height-percent:0;mso-width-relative:page;mso-height-relative:page;v-text-anchor:top" o:gfxdata="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" stroked="f">
+                    <v:textbox>
+                      <w:txbxContent>
+                        <w:p>
+                          <w:pPr>
+                            <w:jc w:val="center"/>
+                            <w:rPr>
+                              <w:rFonts w:ascii="Arial" w:hAnsi="Arial" w:cs="Arial"/>
+                              <w:sz w:val="24"/>
+                              <w:szCs w:val="24"/>
+                            </w:rPr>
+                          </w:pPr>
+                          <w:r>
+                            <w:rPr>
+                              <w:rFonts w:ascii="Arial" w:hAnsi="Arial" w:cs="Arial"/>
+                              <w:sz w:val="24"/>
+                              <w:szCs w:val="24"/>
+                            </w:rPr>
+                            <w:t>Desenvolvimento de Sistemas</w:t>
+                          </w:r>
+                        </w:p>
+                      </w:txbxContent>
+                    </v:textbox>
+                  </v:shape>
+                </w:pict>
+              </mc:Fallback>
+            </mc:AlternateContent>
           </w:r>
           <w:r>
             <w:rPr>
@@ -72,65 +162,188 @@
               <w:sz w:val="24"/>
               <w:szCs w:val="24"/>
             </w:rPr>
-            <w:pict w14:anchorId="7C87CCB8">
-              <v:shape id="Caixa de Texto 2" o:spid="_x0000_s1026" type="#_x0000_t202" style="position:absolute;left:0;text-align:left;margin-left:127.2pt;margin-top:-29.65pt;width:198.65pt;height:30.1pt;z-index:251656704;visibility:visible;mso-height-percent:200;mso-wrap-distance-left:9pt;mso-wrap-distance-top:3.6pt;mso-wrap-distance-right:9pt;mso-wrap-distance-bottom:3.6pt;mso-position-horizontal-relative:text;mso-position-vertical-relative:text;mso-height-percent:200;mso-width-relative:margin;mso-height-relative:margin;v-text-anchor:top" stroked="f">
-                <v:textbox style="mso-next-textbox:#Caixa de Texto 2;mso-fit-shape-to-text:t">
-                  <w:txbxContent>
-                    <w:p>
-                      <w:pPr>
-                        <w:jc w:val="center"/>
-                        <w:rPr>
-                          <w:rFonts w:ascii="Arial" w:hAnsi="Arial" w:cs="Arial"/>
-                          <w:sz w:val="24"/>
-                          <w:szCs w:val="24"/>
-                        </w:rPr>
-                      </w:pPr>
-                      <w:r>
-                        <w:rPr>
-                          <w:rFonts w:ascii="Arial" w:hAnsi="Arial" w:cs="Arial"/>
-                          <w:sz w:val="24"/>
-                          <w:szCs w:val="24"/>
-                        </w:rPr>
-                        <w:t>E</w:t>
-                      </w:r>
-                      <w:r>
-                        <w:rPr>
-                          <w:rFonts w:ascii="Arial" w:hAnsi="Arial" w:cs="Arial"/>
-                          <w:sz w:val="24"/>
-                          <w:szCs w:val="24"/>
-                        </w:rPr>
-                        <w:t>TEC</w:t>
-                      </w:r>
-                      <w:r>
-                        <w:rPr>
-                          <w:rFonts w:ascii="Arial" w:hAnsi="Arial" w:cs="Arial"/>
-                          <w:sz w:val="24"/>
-                          <w:szCs w:val="24"/>
-                        </w:rPr>
-                        <w:t xml:space="preserve"> Prof</w:t>
-                      </w:r>
-                      <w:r>
-                        <w:rPr>
-                          <w:rFonts w:ascii="Arial" w:hAnsi="Arial" w:cs="Arial"/>
-                          <w:sz w:val="24"/>
-                          <w:szCs w:val="24"/>
-                        </w:rPr>
-                        <w:t>essor</w:t>
-                      </w:r>
-                      <w:r>
-                        <w:rPr>
-                          <w:rFonts w:ascii="Arial" w:hAnsi="Arial" w:cs="Arial"/>
-                          <w:sz w:val="24"/>
-                          <w:szCs w:val="24"/>
-                        </w:rPr>
-                        <w:t xml:space="preserve"> Camargo Aranha</w:t>
-                      </w:r>
-                    </w:p>
-                  </w:txbxContent>
-                </v:textbox>
-                <w10:wrap type="square"/>
-              </v:shape>
-            </w:pict>
+            <mc:AlternateContent>
+              <mc:Choice Requires="wps">
+                <w:drawing>
+                  <wp:anchor distT="45720" distB="45720" distL="114300" distR="114300" simplePos="0" relativeHeight="251656704" behindDoc="0" locked="0" layoutInCell="1" allowOverlap="1" wp14:anchorId="7C87CCB8" wp14:editId="7F1F10A3">
+                    <wp:simplePos x="0" y="0"/>
+                    <wp:positionH relativeFrom="column">
+                      <wp:posOffset>1615440</wp:posOffset>
+                    </wp:positionH>
+                    <wp:positionV relativeFrom="paragraph">
+                      <wp:posOffset>-376555</wp:posOffset>
+                    </wp:positionV>
+                    <wp:extent cx="2522855" cy="382270"/>
+                    <wp:effectExtent l="0" t="0" r="1270" b="0"/>
+                    <wp:wrapSquare wrapText="bothSides"/>
+                    <wp:docPr id="4" name="Caixa de Texto 2"/>
+                    <wp:cNvGraphicFramePr>
+                      <a:graphicFrameLocks xmlns:a="http://schemas.openxmlformats.org/drawingml/2006/main"/>
+                    </wp:cNvGraphicFramePr>
+                    <a:graphic xmlns:a="http://schemas.openxmlformats.org/drawingml/2006/main">
+                      <a:graphicData uri="http://schemas.microsoft.com/office/word/2010/wordprocessingShape">
+                        <wps:wsp>
+                          <wps:cNvSpPr txBox="1">
+                            <a:spLocks noChangeArrowheads="1"/>
+                          </wps:cNvSpPr>
+                          <wps:spPr bwMode="auto">
+                            <a:xfrm>
+                              <a:off x="0" y="0"/>
+                              <a:ext cx="2522855" cy="382270"/>
+                            </a:xfrm>
+                            <a:prstGeom prst="rect">
+                              <a:avLst/>
+                            </a:prstGeom>
+                            <a:solidFill>
+                              <a:srgbClr val="FFFFFF"/>
+                            </a:solidFill>
+                            <a:ln>
+                              <a:noFill/>
+                            </a:ln>
+                            <a:extLst>
+                              <a:ext uri="{91240B29-F687-4F45-9708-019B960494DF}">
+                                <a14:hiddenLine xmlns:a14="http://schemas.microsoft.com/office/drawing/2010/main" w="9525">
+                                  <a:solidFill>
+                                    <a:srgbClr val="000000"/>
+                                  </a:solidFill>
+                                  <a:miter lim="800000"/>
+                                  <a:headEnd/>
+                                  <a:tailEnd/>
+                                </a14:hiddenLine>
+                              </a:ext>
+                            </a:extLst>
+                          </wps:spPr>
+                          <wps:txbx>
+                            <w:txbxContent>
+                              <w:p>
+                                <w:pPr>
+                                  <w:jc w:val="center"/>
+                                  <w:rPr>
+                                    <w:rFonts w:ascii="Arial" w:hAnsi="Arial" w:cs="Arial"/>
+                                    <w:sz w:val="24"/>
+                                    <w:szCs w:val="24"/>
+                                  </w:rPr>
+                                </w:pPr>
+                                <w:r>
+                                  <w:rPr>
+                                    <w:rFonts w:ascii="Arial" w:hAnsi="Arial" w:cs="Arial"/>
+                                    <w:sz w:val="24"/>
+                                    <w:szCs w:val="24"/>
+                                  </w:rPr>
+                                  <w:t>E</w:t>
+                                </w:r>
+                                <w:r>
+                                  <w:rPr>
+                                    <w:rFonts w:ascii="Arial" w:hAnsi="Arial" w:cs="Arial"/>
+                                    <w:sz w:val="24"/>
+                                    <w:szCs w:val="24"/>
+                                  </w:rPr>
+                                  <w:t>TEC</w:t>
+                                </w:r>
+                                <w:r>
+                                  <w:rPr>
+                                    <w:rFonts w:ascii="Arial" w:hAnsi="Arial" w:cs="Arial"/>
+                                    <w:sz w:val="24"/>
+                                    <w:szCs w:val="24"/>
+                                  </w:rPr>
+                                  <w:t xml:space="preserve"> Prof</w:t>
+                                </w:r>
+                                <w:r>
+                                  <w:rPr>
+                                    <w:rFonts w:ascii="Arial" w:hAnsi="Arial" w:cs="Arial"/>
+                                    <w:sz w:val="24"/>
+                                    <w:szCs w:val="24"/>
+                                  </w:rPr>
+                                  <w:t>essor</w:t>
+                                </w:r>
+                                <w:r>
+                                  <w:rPr>
+                                    <w:rFonts w:ascii="Arial" w:hAnsi="Arial" w:cs="Arial"/>
+                                    <w:sz w:val="24"/>
+                                    <w:szCs w:val="24"/>
+                                  </w:rPr>
+                                  <w:t xml:space="preserve"> Camargo Aranha</w:t>
+                                </w:r>
+                              </w:p>
+                            </w:txbxContent>
+                          </wps:txbx>
+                          <wps:bodyPr rot="0" vert="horz" wrap="square" lIns="91440" tIns="45720" rIns="91440" bIns="45720" anchor="t" anchorCtr="0" upright="1">
+                            <a:spAutoFit/>
+                          </wps:bodyPr>
+                        </wps:wsp>
+                      </a:graphicData>
+                    </a:graphic>
+                    <wp14:sizeRelH relativeFrom="margin">
+                      <wp14:pctWidth>0</wp14:pctWidth>
+                    </wp14:sizeRelH>
+                    <wp14:sizeRelV relativeFrom="margin">
+                      <wp14:pctHeight>20000</wp14:pctHeight>
+                    </wp14:sizeRelV>
+                  </wp:anchor>
+                </w:drawing>
+              </mc:Choice>
+              <mc:Fallback>
+                <w:pict>
+                  <v:shape w14:anchorId="7C87CCB8" id="Caixa de Texto 2" o:spid="_x0000_s1027" type="#_x0000_t202" style="position:absolute;left:0;text-align:left;margin-left:127.2pt;margin-top:-29.65pt;width:198.65pt;height:30.1pt;z-index:251656704;visibility:visible;mso-wrap-style:square;mso-width-percent:0;mso-height-percent:200;mso-wrap-distance-left:9pt;mso-wrap-distance-top:3.6pt;mso-wrap-distance-right:9pt;mso-wrap-distance-bottom:3.6pt;mso-position-horizontal:absolute;mso-position-horizontal-relative:text;mso-position-vertical:absolute;mso-position-vertical-relative:text;mso-width-percent:0;mso-height-percent:200;mso-width-relative:margin;mso-height-relative:margin;v-text-anchor:top" o:gfxdata="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" stroked="f">
+                    <v:textbox style="mso-fit-shape-to-text:t">
+                      <w:txbxContent>
+                        <w:p>
+                          <w:pPr>
+                            <w:jc w:val="center"/>
+                            <w:rPr>
+                              <w:rFonts w:ascii="Arial" w:hAnsi="Arial" w:cs="Arial"/>
+                              <w:sz w:val="24"/>
+                              <w:szCs w:val="24"/>
+                            </w:rPr>
+                          </w:pPr>
+                          <w:r>
+                            <w:rPr>
+                              <w:rFonts w:ascii="Arial" w:hAnsi="Arial" w:cs="Arial"/>
+                              <w:sz w:val="24"/>
+                              <w:szCs w:val="24"/>
+                            </w:rPr>
+                            <w:t>E</w:t>
+                          </w:r>
+                          <w:r>
+                            <w:rPr>
+                              <w:rFonts w:ascii="Arial" w:hAnsi="Arial" w:cs="Arial"/>
+                              <w:sz w:val="24"/>
+                              <w:szCs w:val="24"/>
+                            </w:rPr>
+                            <w:t>TEC</w:t>
+                          </w:r>
+                          <w:r>
+                            <w:rPr>
+                              <w:rFonts w:ascii="Arial" w:hAnsi="Arial" w:cs="Arial"/>
+                              <w:sz w:val="24"/>
+                              <w:szCs w:val="24"/>
+                            </w:rPr>
+                            <w:t xml:space="preserve"> Prof</w:t>
+                          </w:r>
+                          <w:r>
+                            <w:rPr>
+                              <w:rFonts w:ascii="Arial" w:hAnsi="Arial" w:cs="Arial"/>
+                              <w:sz w:val="24"/>
+                              <w:szCs w:val="24"/>
+                            </w:rPr>
+                            <w:t>essor</w:t>
+                          </w:r>
+                          <w:r>
+                            <w:rPr>
+                              <w:rFonts w:ascii="Arial" w:hAnsi="Arial" w:cs="Arial"/>
+                              <w:sz w:val="24"/>
+                              <w:szCs w:val="24"/>
+                            </w:rPr>
+                            <w:t xml:space="preserve"> Camargo Aranha</w:t>
+                          </w:r>
+                        </w:p>
+                      </w:txbxContent>
+                    </v:textbox>
+                    <w10:wrap type="square"/>
+                  </v:shape>
+                </w:pict>
+              </mc:Fallback>
+            </mc:AlternateContent>
           </w:r>
         </w:p>
         <w:p>
@@ -150,33 +363,124 @@
               <w:sz w:val="24"/>
               <w:szCs w:val="24"/>
             </w:rPr>
-            <w:pict w14:anchorId="7F6D6F6E">
-              <v:shape id="_x0000_s1029" type="#_x0000_t202" style="position:absolute;left:0;text-align:left;margin-left:136.2pt;margin-top:304.3pt;width:181.4pt;height:30.1pt;z-index:251659776;visibility:visible;mso-wrap-style:square;mso-width-percent:400;mso-height-percent:200;mso-wrap-distance-left:9pt;mso-wrap-distance-top:3.6pt;mso-wrap-distance-right:9pt;mso-wrap-distance-bottom:3.6pt;mso-position-horizontal-relative:text;mso-position-vertical-relative:text;mso-width-percent:400;mso-height-percent:200;mso-width-relative:margin;mso-height-relative:margin;v-text-anchor:top" stroked="f">
-                <v:textbox style="mso-next-textbox:#_x0000_s1029;mso-fit-shape-to-text:t">
-                  <w:txbxContent>
-                    <w:p>
-                      <w:pPr>
-                        <w:jc w:val="center"/>
-                        <w:rPr>
-                          <w:rFonts w:ascii="Arial" w:hAnsi="Arial" w:cs="Arial"/>
-                          <w:sz w:val="24"/>
-                          <w:szCs w:val="24"/>
-                        </w:rPr>
-                      </w:pPr>
-                      <w:r>
-                        <w:rPr>
-                          <w:rFonts w:ascii="Arial" w:hAnsi="Arial" w:cs="Arial"/>
-                          <w:sz w:val="24"/>
-                          <w:szCs w:val="24"/>
-                        </w:rPr>
-                        <w:t>Projeto TCC</w:t>
-                      </w:r>
-                    </w:p>
-                  </w:txbxContent>
-                </v:textbox>
-                <w10:wrap type="square"/>
-              </v:shape>
-            </w:pict>
+            <mc:AlternateContent>
+              <mc:Choice Requires="wps">
+                <w:drawing>
+                  <wp:anchor distT="45720" distB="45720" distL="114300" distR="114300" simplePos="0" relativeHeight="251659776" behindDoc="0" locked="0" layoutInCell="1" allowOverlap="1" wp14:anchorId="7F6D6F6E" wp14:editId="19C112CF">
+                    <wp:simplePos x="0" y="0"/>
+                    <wp:positionH relativeFrom="column">
+                      <wp:posOffset>1729740</wp:posOffset>
+                    </wp:positionH>
+                    <wp:positionV relativeFrom="paragraph">
+                      <wp:posOffset>3864610</wp:posOffset>
+                    </wp:positionV>
+                    <wp:extent cx="2301240" cy="382270"/>
+                    <wp:effectExtent l="0" t="0" r="3810" b="0"/>
+                    <wp:wrapSquare wrapText="bothSides"/>
+                    <wp:docPr id="3" name="Text Box 5"/>
+                    <wp:cNvGraphicFramePr>
+                      <a:graphicFrameLocks xmlns:a="http://schemas.openxmlformats.org/drawingml/2006/main"/>
+                    </wp:cNvGraphicFramePr>
+                    <a:graphic xmlns:a="http://schemas.openxmlformats.org/drawingml/2006/main">
+                      <a:graphicData uri="http://schemas.microsoft.com/office/word/2010/wordprocessingShape">
+                        <wps:wsp>
+                          <wps:cNvSpPr txBox="1">
+                            <a:spLocks noChangeArrowheads="1"/>
+                          </wps:cNvSpPr>
+                          <wps:spPr bwMode="auto">
+                            <a:xfrm>
+                              <a:off x="0" y="0"/>
+                              <a:ext cx="2301240" cy="382270"/>
+                            </a:xfrm>
+                            <a:prstGeom prst="rect">
+                              <a:avLst/>
+                            </a:prstGeom>
+                            <a:solidFill>
+                              <a:srgbClr val="FFFFFF"/>
+                            </a:solidFill>
+                            <a:ln>
+                              <a:noFill/>
+                            </a:ln>
+                            <a:extLst>
+                              <a:ext uri="{91240B29-F687-4F45-9708-019B960494DF}">
+                                <a14:hiddenLine xmlns:a14="http://schemas.microsoft.com/office/drawing/2010/main" w="9525">
+                                  <a:solidFill>
+                                    <a:srgbClr val="000000"/>
+                                  </a:solidFill>
+                                  <a:miter lim="800000"/>
+                                  <a:headEnd/>
+                                  <a:tailEnd/>
+                                </a14:hiddenLine>
+                              </a:ext>
+                            </a:extLst>
+                          </wps:spPr>
+                          <wps:txbx>
+                            <w:txbxContent>
+                              <w:p>
+                                <w:pPr>
+                                  <w:jc w:val="center"/>
+                                  <w:rPr>
+                                    <w:rFonts w:ascii="Arial" w:hAnsi="Arial" w:cs="Arial"/>
+                                    <w:sz w:val="24"/>
+                                    <w:szCs w:val="24"/>
+                                  </w:rPr>
+                                </w:pPr>
+                                <w:r>
+                                  <w:rPr>
+                                    <w:rFonts w:ascii="Arial" w:hAnsi="Arial" w:cs="Arial"/>
+                                    <w:sz w:val="24"/>
+                                    <w:szCs w:val="24"/>
+                                  </w:rPr>
+                                  <w:t>Projeto TCC</w:t>
+                                </w:r>
+                              </w:p>
+                            </w:txbxContent>
+                          </wps:txbx>
+                          <wps:bodyPr rot="0" vert="horz" wrap="square" lIns="91440" tIns="45720" rIns="91440" bIns="45720" anchor="t" anchorCtr="0" upright="1">
+                            <a:spAutoFit/>
+                          </wps:bodyPr>
+                        </wps:wsp>
+                      </a:graphicData>
+                    </a:graphic>
+                    <wp14:sizeRelH relativeFrom="margin">
+                      <wp14:pctWidth>40000</wp14:pctWidth>
+                    </wp14:sizeRelH>
+                    <wp14:sizeRelV relativeFrom="margin">
+                      <wp14:pctHeight>20000</wp14:pctHeight>
+                    </wp14:sizeRelV>
+                  </wp:anchor>
+                </w:drawing>
+              </mc:Choice>
+              <mc:Fallback>
+                <w:pict>
+                  <v:shape w14:anchorId="7F6D6F6E" id="Text Box 5" o:spid="_x0000_s1028" type="#_x0000_t202" style="position:absolute;left:0;text-align:left;margin-left:136.2pt;margin-top:304.3pt;width:181.2pt;height:30.1pt;z-index:251659776;visibility:visible;mso-wrap-style:square;mso-width-percent:400;mso-height-percent:200;mso-wrap-distance-left:9pt;mso-wrap-distance-top:3.6pt;mso-wrap-distance-right:9pt;mso-wrap-distance-bottom:3.6pt;mso-position-horizontal:absolute;mso-position-horizontal-relative:text;mso-position-vertical:absolute;mso-position-vertical-relative:text;mso-width-percent:400;mso-height-percent:200;mso-width-relative:margin;mso-height-relative:margin;v-text-anchor:top" o:gfxdata="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" stroked="f">
+                    <v:textbox style="mso-fit-shape-to-text:t">
+                      <w:txbxContent>
+                        <w:p>
+                          <w:pPr>
+                            <w:jc w:val="center"/>
+                            <w:rPr>
+                              <w:rFonts w:ascii="Arial" w:hAnsi="Arial" w:cs="Arial"/>
+                              <w:sz w:val="24"/>
+                              <w:szCs w:val="24"/>
+                            </w:rPr>
+                          </w:pPr>
+                          <w:r>
+                            <w:rPr>
+                              <w:rFonts w:ascii="Arial" w:hAnsi="Arial" w:cs="Arial"/>
+                              <w:sz w:val="24"/>
+                              <w:szCs w:val="24"/>
+                            </w:rPr>
+                            <w:t>Projeto TCC</w:t>
+                          </w:r>
+                        </w:p>
+                      </w:txbxContent>
+                    </v:textbox>
+                    <w10:wrap type="square"/>
+                  </v:shape>
+                </w:pict>
+              </mc:Fallback>
+            </mc:AlternateContent>
           </w:r>
           <w:r>
             <w:rPr>
@@ -185,51 +489,160 @@
               <w:sz w:val="24"/>
               <w:szCs w:val="24"/>
             </w:rPr>
-            <w:pict w14:anchorId="4B61FFB8">
-              <v:shape id="_x0000_s1030" type="#_x0000_t202" style="position:absolute;left:0;text-align:left;margin-left:136.2pt;margin-top:626.05pt;width:179.7pt;height:53.75pt;z-index:251660800;visibility:visible;mso-wrap-style:square;mso-width-percent:400;mso-height-percent:200;mso-wrap-distance-left:9pt;mso-wrap-distance-top:3.6pt;mso-wrap-distance-right:9pt;mso-wrap-distance-bottom:3.6pt;mso-position-horizontal-relative:text;mso-position-vertical-relative:text;mso-width-percent:400;mso-height-percent:200;mso-width-relative:margin;mso-height-relative:margin;v-text-anchor:top" stroked="f">
-                <v:textbox style="mso-next-textbox:#_x0000_s1030;mso-fit-shape-to-text:t">
-                  <w:txbxContent>
-                    <w:p>
-                      <w:pPr>
-                        <w:jc w:val="center"/>
-                        <w:rPr>
-                          <w:rFonts w:ascii="Arial" w:hAnsi="Arial" w:cs="Arial"/>
-                          <w:sz w:val="24"/>
-                          <w:szCs w:val="24"/>
-                        </w:rPr>
-                      </w:pPr>
-                      <w:r>
-                        <w:rPr>
-                          <w:rFonts w:ascii="Arial" w:hAnsi="Arial" w:cs="Arial"/>
-                          <w:sz w:val="24"/>
-                          <w:szCs w:val="24"/>
-                        </w:rPr>
-                        <w:t>São Paulo</w:t>
-                      </w:r>
-                    </w:p>
-                    <w:p>
-                      <w:pPr>
-                        <w:jc w:val="center"/>
-                        <w:rPr>
-                          <w:rFonts w:ascii="Arial" w:hAnsi="Arial" w:cs="Arial"/>
-                          <w:sz w:val="24"/>
-                          <w:szCs w:val="24"/>
-                        </w:rPr>
-                      </w:pPr>
-                      <w:r>
-                        <w:rPr>
-                          <w:rFonts w:ascii="Arial" w:hAnsi="Arial" w:cs="Arial"/>
-                          <w:sz w:val="24"/>
-                          <w:szCs w:val="24"/>
-                        </w:rPr>
-                        <w:t>2026</w:t>
-                      </w:r>
-                    </w:p>
-                  </w:txbxContent>
-                </v:textbox>
-                <w10:wrap type="square"/>
-              </v:shape>
-            </w:pict>
+            <mc:AlternateContent>
+              <mc:Choice Requires="wps">
+                <w:drawing>
+                  <wp:anchor distT="45720" distB="45720" distL="114300" distR="114300" simplePos="0" relativeHeight="251660800" behindDoc="0" locked="0" layoutInCell="1" allowOverlap="1" wp14:anchorId="4B61FFB8" wp14:editId="215CE998">
+                    <wp:simplePos x="0" y="0"/>
+                    <wp:positionH relativeFrom="column">
+                      <wp:posOffset>1729740</wp:posOffset>
+                    </wp:positionH>
+                    <wp:positionV relativeFrom="paragraph">
+                      <wp:posOffset>7950835</wp:posOffset>
+                    </wp:positionV>
+                    <wp:extent cx="2301240" cy="673100"/>
+                    <wp:effectExtent l="0" t="0" r="3810" b="3175"/>
+                    <wp:wrapSquare wrapText="bothSides"/>
+                    <wp:docPr id="2" name="Text Box 6"/>
+                    <wp:cNvGraphicFramePr>
+                      <a:graphicFrameLocks xmlns:a="http://schemas.openxmlformats.org/drawingml/2006/main"/>
+                    </wp:cNvGraphicFramePr>
+                    <a:graphic xmlns:a="http://schemas.openxmlformats.org/drawingml/2006/main">
+                      <a:graphicData uri="http://schemas.microsoft.com/office/word/2010/wordprocessingShape">
+                        <wps:wsp>
+                          <wps:cNvSpPr txBox="1">
+                            <a:spLocks noChangeArrowheads="1"/>
+                          </wps:cNvSpPr>
+                          <wps:spPr bwMode="auto">
+                            <a:xfrm>
+                              <a:off x="0" y="0"/>
+                              <a:ext cx="2301240" cy="673100"/>
+                            </a:xfrm>
+                            <a:prstGeom prst="rect">
+                              <a:avLst/>
+                            </a:prstGeom>
+                            <a:solidFill>
+                              <a:srgbClr val="FFFFFF"/>
+                            </a:solidFill>
+                            <a:ln>
+                              <a:noFill/>
+                            </a:ln>
+                            <a:extLst>
+                              <a:ext uri="{91240B29-F687-4F45-9708-019B960494DF}">
+                                <a14:hiddenLine xmlns:a14="http://schemas.microsoft.com/office/drawing/2010/main" w="9525">
+                                  <a:solidFill>
+                                    <a:srgbClr val="000000"/>
+                                  </a:solidFill>
+                                  <a:miter lim="800000"/>
+                                  <a:headEnd/>
+                                  <a:tailEnd/>
+                                </a14:hiddenLine>
+                              </a:ext>
+                            </a:extLst>
+                          </wps:spPr>
+                          <wps:txbx>
+                            <w:txbxContent>
+                              <w:p>
+                                <w:pPr>
+                                  <w:jc w:val="center"/>
+                                  <w:rPr>
+                                    <w:rFonts w:ascii="Arial" w:hAnsi="Arial" w:cs="Arial"/>
+                                    <w:sz w:val="24"/>
+                                    <w:szCs w:val="24"/>
+                                  </w:rPr>
+                                </w:pPr>
+                                <w:r>
+                                  <w:rPr>
+                                    <w:rFonts w:ascii="Arial" w:hAnsi="Arial" w:cs="Arial"/>
+                                    <w:sz w:val="24"/>
+                                    <w:szCs w:val="24"/>
+                                  </w:rPr>
+                                  <w:t>São Paulo</w:t>
+                                </w:r>
+                              </w:p>
+                              <w:p>
+                                <w:pPr>
+                                  <w:jc w:val="center"/>
+                                  <w:rPr>
+                                    <w:rFonts w:ascii="Arial" w:hAnsi="Arial" w:cs="Arial"/>
+                                    <w:sz w:val="24"/>
+                                    <w:szCs w:val="24"/>
+                                  </w:rPr>
+                                </w:pPr>
+                                <w:r>
+                                  <w:rPr>
+                                    <w:rFonts w:ascii="Arial" w:hAnsi="Arial" w:cs="Arial"/>
+                                    <w:sz w:val="24"/>
+                                    <w:szCs w:val="24"/>
+                                  </w:rPr>
+                                  <w:t>2026</w:t>
+                                </w:r>
+                              </w:p>
+                            </w:txbxContent>
+                          </wps:txbx>
+                          <wps:bodyPr rot="0" vert="horz" wrap="square" lIns="91440" tIns="45720" rIns="91440" bIns="45720" anchor="t" anchorCtr="0" upright="1">
+                            <a:spAutoFit/>
+                          </wps:bodyPr>
+                        </wps:wsp>
+                      </a:graphicData>
+                    </a:graphic>
+                    <wp14:sizeRelH relativeFrom="margin">
+                      <wp14:pctWidth>40000</wp14:pctWidth>
+                    </wp14:sizeRelH>
+                    <wp14:sizeRelV relativeFrom="margin">
+                      <wp14:pctHeight>20000</wp14:pctHeight>
+                    </wp14:sizeRelV>
+                  </wp:anchor>
+                </w:drawing>
+              </mc:Choice>
+              <mc:Fallback>
+                <w:pict>
+                  <v:shape w14:anchorId="4B61FFB8" id="Text Box 6" o:spid="_x0000_s1029" type="#_x0000_t202" style="position:absolute;left:0;text-align:left;margin-left:136.2pt;margin-top:626.05pt;width:181.2pt;height:53pt;z-index:251660800;visibility:visible;mso-wrap-style:square;mso-width-percent:400;mso-height-percent:200;mso-wrap-distance-left:9pt;mso-wrap-distance-top:3.6pt;mso-wrap-distance-right:9pt;mso-wrap-distance-bottom:3.6pt;mso-position-horizontal:absolute;mso-position-horizontal-relative:text;mso-position-vertical:absolute;mso-position-vertical-relative:text;mso-width-percent:400;mso-height-percent:200;mso-width-relative:margin;mso-height-relative:margin;v-text-anchor:top" o:gfxdata="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" stroked="f">
+                    <v:textbox style="mso-fit-shape-to-text:t">
+                      <w:txbxContent>
+                        <w:p>
+                          <w:pPr>
+                            <w:jc w:val="center"/>
+                            <w:rPr>
+                              <w:rFonts w:ascii="Arial" w:hAnsi="Arial" w:cs="Arial"/>
+                              <w:sz w:val="24"/>
+                              <w:szCs w:val="24"/>
+                            </w:rPr>
+                          </w:pPr>
+                          <w:r>
+                            <w:rPr>
+                              <w:rFonts w:ascii="Arial" w:hAnsi="Arial" w:cs="Arial"/>
+                              <w:sz w:val="24"/>
+                              <w:szCs w:val="24"/>
+                            </w:rPr>
+                            <w:t>São Paulo</w:t>
+                          </w:r>
+                        </w:p>
+                        <w:p>
+                          <w:pPr>
+                            <w:jc w:val="center"/>
+                            <w:rPr>
+                              <w:rFonts w:ascii="Arial" w:hAnsi="Arial" w:cs="Arial"/>
+                              <w:sz w:val="24"/>
+                              <w:szCs w:val="24"/>
+                            </w:rPr>
+                          </w:pPr>
+                          <w:r>
+                            <w:rPr>
+                              <w:rFonts w:ascii="Arial" w:hAnsi="Arial" w:cs="Arial"/>
+                              <w:sz w:val="24"/>
+                              <w:szCs w:val="24"/>
+                            </w:rPr>
+                            <w:t>2026</w:t>
+                          </w:r>
+                        </w:p>
+                      </w:txbxContent>
+                    </v:textbox>
+                    <w10:wrap type="square"/>
+                  </v:shape>
+                </w:pict>
+              </mc:Fallback>
+            </mc:AlternateContent>
           </w:r>
           <w:r>
             <w:rPr>
@@ -238,51 +651,124 @@
               <w:sz w:val="24"/>
               <w:szCs w:val="24"/>
             </w:rPr>
-            <w:pict w14:anchorId="73EA8134">
-              <v:shape id="_x0000_s1028" type="#_x0000_t202" style="position:absolute;left:0;text-align:left;margin-left:12.05pt;margin-top:69.55pt;width:428.4pt;height:45.75pt;z-index:251658752;visibility:visible;mso-height-percent:200;mso-wrap-distance-left:9pt;mso-wrap-distance-top:3.6pt;mso-wrap-distance-right:9pt;mso-wrap-distance-bottom:3.6pt;mso-position-horizontal-relative:text;mso-position-vertical-relative:text;mso-height-percent:200;mso-width-relative:margin;mso-height-relative:margin;v-text-anchor:top" stroked="f">
-                <v:textbox style="mso-next-textbox:#_x0000_s1028;mso-fit-shape-to-text:t">
-                  <w:txbxContent>
-                    <w:p>
-                      <w:pPr>
-                        <w:jc w:val="center"/>
-                        <w:rPr>
-                          <w:rFonts w:ascii="Arial" w:hAnsi="Arial" w:cs="Arial"/>
-                          <w:sz w:val="24"/>
-                          <w:szCs w:val="24"/>
-                        </w:rPr>
-                      </w:pPr>
-                      <w:r>
-                        <w:rPr>
-                          <w:rFonts w:ascii="Arial" w:hAnsi="Arial" w:cs="Arial"/>
-                          <w:sz w:val="24"/>
-                          <w:szCs w:val="24"/>
-                        </w:rPr>
-                        <w:t xml:space="preserve">Aquiles Menezes, Felipe Gusmão, Artur Araujo, </w:t>
-                      </w:r>
-                      <w:proofErr w:type="spellStart"/>
-                      <w:r>
-                        <w:rPr>
-                          <w:rFonts w:ascii="Arial" w:hAnsi="Arial" w:cs="Arial"/>
-                          <w:sz w:val="24"/>
-                          <w:szCs w:val="24"/>
-                        </w:rPr>
-                        <w:t>Andre</w:t>
-                      </w:r>
-                      <w:proofErr w:type="spellEnd"/>
-                      <w:r>
-                        <w:rPr>
-                          <w:rFonts w:ascii="Arial" w:hAnsi="Arial" w:cs="Arial"/>
-                          <w:sz w:val="24"/>
-                          <w:szCs w:val="24"/>
-                        </w:rPr>
-                        <w:t xml:space="preserve"> Garrido, Heitor Ribeiro</w:t>
-                      </w:r>
-                    </w:p>
-                  </w:txbxContent>
-                </v:textbox>
-                <w10:wrap type="square"/>
-              </v:shape>
-            </w:pict>
+            <mc:AlternateContent>
+              <mc:Choice Requires="wps">
+                <w:drawing>
+                  <wp:anchor distT="45720" distB="45720" distL="114300" distR="114300" simplePos="0" relativeHeight="251658752" behindDoc="0" locked="0" layoutInCell="1" allowOverlap="1" wp14:anchorId="73EA8134" wp14:editId="199D3BD5">
+                    <wp:simplePos x="0" y="0"/>
+                    <wp:positionH relativeFrom="column">
+                      <wp:posOffset>153035</wp:posOffset>
+                    </wp:positionH>
+                    <wp:positionV relativeFrom="paragraph">
+                      <wp:posOffset>883285</wp:posOffset>
+                    </wp:positionV>
+                    <wp:extent cx="5440680" cy="382270"/>
+                    <wp:effectExtent l="0" t="0" r="0" b="0"/>
+                    <wp:wrapSquare wrapText="bothSides"/>
+                    <wp:docPr id="1" name="Text Box 4"/>
+                    <wp:cNvGraphicFramePr>
+                      <a:graphicFrameLocks xmlns:a="http://schemas.openxmlformats.org/drawingml/2006/main"/>
+                    </wp:cNvGraphicFramePr>
+                    <a:graphic xmlns:a="http://schemas.openxmlformats.org/drawingml/2006/main">
+                      <a:graphicData uri="http://schemas.microsoft.com/office/word/2010/wordprocessingShape">
+                        <wps:wsp>
+                          <wps:cNvSpPr txBox="1">
+                            <a:spLocks noChangeArrowheads="1"/>
+                          </wps:cNvSpPr>
+                          <wps:spPr bwMode="auto">
+                            <a:xfrm>
+                              <a:off x="0" y="0"/>
+                              <a:ext cx="5440680" cy="382270"/>
+                            </a:xfrm>
+                            <a:prstGeom prst="rect">
+                              <a:avLst/>
+                            </a:prstGeom>
+                            <a:solidFill>
+                              <a:srgbClr val="FFFFFF"/>
+                            </a:solidFill>
+                            <a:ln>
+                              <a:noFill/>
+                            </a:ln>
+                            <a:extLst>
+                              <a:ext uri="{91240B29-F687-4F45-9708-019B960494DF}">
+                                <a14:hiddenLine xmlns:a14="http://schemas.microsoft.com/office/drawing/2010/main" w="9525">
+                                  <a:solidFill>
+                                    <a:srgbClr val="000000"/>
+                                  </a:solidFill>
+                                  <a:miter lim="800000"/>
+                                  <a:headEnd/>
+                                  <a:tailEnd/>
+                                </a14:hiddenLine>
+                              </a:ext>
+                            </a:extLst>
+                          </wps:spPr>
+                          <wps:txbx>
+                            <w:txbxContent>
+                              <w:p>
+                                <w:pPr>
+                                  <w:jc w:val="center"/>
+                                  <w:rPr>
+                                    <w:rFonts w:ascii="Arial" w:hAnsi="Arial" w:cs="Arial"/>
+                                    <w:sz w:val="24"/>
+                                    <w:szCs w:val="24"/>
+                                  </w:rPr>
+                                </w:pPr>
+                                <w:r>
+                                  <w:rPr>
+                                    <w:rFonts w:ascii="Arial" w:hAnsi="Arial" w:cs="Arial"/>
+                                    <w:sz w:val="24"/>
+                                    <w:szCs w:val="24"/>
+                                  </w:rPr>
+                                  <w:t>Aquiles Menezes, Felipe Gusmão, Artur Araujo, Andre Garrido, Heitor Ribeiro</w:t>
+                                </w:r>
+                              </w:p>
+                            </w:txbxContent>
+                          </wps:txbx>
+                          <wps:bodyPr rot="0" vert="horz" wrap="square" lIns="91440" tIns="45720" rIns="91440" bIns="45720" anchor="t" anchorCtr="0" upright="1">
+                            <a:spAutoFit/>
+                          </wps:bodyPr>
+                        </wps:wsp>
+                      </a:graphicData>
+                    </a:graphic>
+                    <wp14:sizeRelH relativeFrom="margin">
+                      <wp14:pctWidth>0</wp14:pctWidth>
+                    </wp14:sizeRelH>
+                    <wp14:sizeRelV relativeFrom="margin">
+                      <wp14:pctHeight>20000</wp14:pctHeight>
+                    </wp14:sizeRelV>
+                  </wp:anchor>
+                </w:drawing>
+              </mc:Choice>
+              <mc:Fallback>
+                <w:pict>
+                  <v:shape w14:anchorId="73EA8134" id="Text Box 4" o:spid="_x0000_s1030" type="#_x0000_t202" style="position:absolute;left:0;text-align:left;margin-left:12.05pt;margin-top:69.55pt;width:428.4pt;height:30.1pt;z-index:251658752;visibility:visible;mso-wrap-style:square;mso-width-percent:0;mso-height-percent:200;mso-wrap-distance-left:9pt;mso-wrap-distance-top:3.6pt;mso-wrap-distance-right:9pt;mso-wrap-distance-bottom:3.6pt;mso-position-horizontal:absolute;mso-position-horizontal-relative:text;mso-position-vertical:absolute;mso-position-vertical-relative:text;mso-width-percent:0;mso-height-percent:200;mso-width-relative:margin;mso-height-relative:margin;v-text-anchor:top" o:gfxdata="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" stroked="f">
+                    <v:textbox style="mso-fit-shape-to-text:t">
+                      <w:txbxContent>
+                        <w:p>
+                          <w:pPr>
+                            <w:jc w:val="center"/>
+                            <w:rPr>
+                              <w:rFonts w:ascii="Arial" w:hAnsi="Arial" w:cs="Arial"/>
+                              <w:sz w:val="24"/>
+                              <w:szCs w:val="24"/>
+                            </w:rPr>
+                          </w:pPr>
+                          <w:r>
+                            <w:rPr>
+                              <w:rFonts w:ascii="Arial" w:hAnsi="Arial" w:cs="Arial"/>
+                              <w:sz w:val="24"/>
+                              <w:szCs w:val="24"/>
+                            </w:rPr>
+                            <w:t>Aquiles Menezes, Felipe Gusmão, Artur Araujo, Andre Garrido, Heitor Ribeiro</w:t>
+                          </w:r>
+                        </w:p>
+                      </w:txbxContent>
+                    </v:textbox>
+                    <w10:wrap type="square"/>
+                  </v:shape>
+                </w:pict>
+              </mc:Fallback>
+            </mc:AlternateContent>
           </w:r>
           <w:r>
             <w:rPr>
@@ -428,7 +914,7 @@
                 <w:noProof/>
                 <w:webHidden/>
               </w:rPr>
-              <w:t>5</w:t>
+              <w:t>2</w:t>
             </w:r>
             <w:r>
               <w:rPr>
@@ -504,7 +990,7 @@
                 <w:noProof/>
                 <w:webHidden/>
               </w:rPr>
-              <w:t>5</w:t>
+              <w:t>2</w:t>
             </w:r>
             <w:r>
               <w:rPr>
@@ -580,7 +1066,7 @@
                 <w:noProof/>
                 <w:webHidden/>
               </w:rPr>
-              <w:t>5</w:t>
+              <w:t>2</w:t>
             </w:r>
             <w:r>
               <w:rPr>
@@ -657,7 +1143,7 @@
                 <w:noProof/>
                 <w:webHidden/>
               </w:rPr>
-              <w:t>5</w:t>
+              <w:t>2</w:t>
             </w:r>
             <w:r>
               <w:rPr>
@@ -733,7 +1219,7 @@
                 <w:noProof/>
                 <w:webHidden/>
               </w:rPr>
-              <w:t>5</w:t>
+              <w:t>2</w:t>
             </w:r>
             <w:r>
               <w:rPr>
@@ -809,7 +1295,7 @@
                 <w:noProof/>
                 <w:webHidden/>
               </w:rPr>
-              <w:t>5</w:t>
+              <w:t>2</w:t>
             </w:r>
             <w:r>
               <w:rPr>
@@ -885,7 +1371,7 @@
                 <w:noProof/>
                 <w:webHidden/>
               </w:rPr>
-              <w:t>5</w:t>
+              <w:t>2</w:t>
             </w:r>
             <w:r>
               <w:rPr>
@@ -957,7 +1443,7 @@
                 <w:noProof/>
                 <w:webHidden/>
               </w:rPr>
-              <w:t>6</w:t>
+              <w:t>3</w:t>
             </w:r>
             <w:r>
               <w:rPr>
@@ -1033,7 +1519,7 @@
                 <w:noProof/>
                 <w:webHidden/>
               </w:rPr>
-              <w:t>6</w:t>
+              <w:t>3</w:t>
             </w:r>
             <w:r>
               <w:rPr>
@@ -1109,7 +1595,7 @@
                 <w:noProof/>
                 <w:webHidden/>
               </w:rPr>
-              <w:t>6</w:t>
+              <w:t>4</w:t>
             </w:r>
             <w:r>
               <w:rPr>
@@ -1185,7 +1671,7 @@
                 <w:noProof/>
                 <w:webHidden/>
               </w:rPr>
-              <w:t>7</w:t>
+              <w:t>4</w:t>
             </w:r>
             <w:r>
               <w:rPr>
@@ -1261,7 +1747,7 @@
                 <w:noProof/>
                 <w:webHidden/>
               </w:rPr>
-              <w:t>7</w:t>
+              <w:t>4</w:t>
             </w:r>
             <w:r>
               <w:rPr>
@@ -1423,7 +1909,7 @@
                 <w:noProof/>
                 <w:webHidden/>
               </w:rPr>
-              <w:t>7</w:t>
+              <w:t>5</w:t>
             </w:r>
             <w:r>
               <w:rPr>
@@ -1495,7 +1981,7 @@
                 <w:noProof/>
                 <w:webHidden/>
               </w:rPr>
-              <w:t>8</w:t>
+              <w:t>5</w:t>
             </w:r>
             <w:r>
               <w:rPr>
@@ -1571,7 +2057,7 @@
                 <w:noProof/>
                 <w:webHidden/>
               </w:rPr>
-              <w:t>8</w:t>
+              <w:t>6</w:t>
             </w:r>
             <w:r>
               <w:rPr>
@@ -1667,7 +2153,7 @@
                 <w:noProof/>
                 <w:webHidden/>
               </w:rPr>
-              <w:t>8</w:t>
+              <w:t>6</w:t>
             </w:r>
             <w:r>
               <w:rPr>
@@ -1744,7 +2230,7 @@
                 <w:noProof/>
                 <w:webHidden/>
               </w:rPr>
-              <w:t>10</w:t>
+              <w:t>8</w:t>
             </w:r>
             <w:r>
               <w:rPr>
@@ -1919,7 +2405,7 @@
                 <w:noProof/>
                 <w:webHidden/>
               </w:rPr>
-              <w:t>11</w:t>
+              <w:t>9</w:t>
             </w:r>
             <w:r>
               <w:rPr>
@@ -2034,7 +2520,7 @@
                 <w:noProof/>
                 <w:webHidden/>
               </w:rPr>
-              <w:t>12</w:t>
+              <w:t>9</w:t>
             </w:r>
             <w:r>
               <w:rPr>
@@ -2110,7 +2596,7 @@
                 <w:noProof/>
                 <w:webHidden/>
               </w:rPr>
-              <w:t>13</w:t>
+              <w:t>10</w:t>
             </w:r>
             <w:r>
               <w:rPr>
@@ -2182,7 +2668,7 @@
                 <w:noProof/>
                 <w:webHidden/>
               </w:rPr>
-              <w:t>15</w:t>
+              <w:t>11</w:t>
             </w:r>
             <w:r>
               <w:rPr>
@@ -2643,16 +3129,7 @@
           <w:sz w:val="24"/>
           <w:szCs w:val="24"/>
         </w:rPr>
-        <w:t xml:space="preserve">Diminuição na propagação </w:t>
-      </w:r>
-      <w:proofErr w:type="gramStart"/>
-      <w:r>
-        <w:rPr>
-          <w:rFonts w:ascii="Arial" w:hAnsi="Arial" w:cs="Arial"/>
-          <w:sz w:val="24"/>
-          <w:szCs w:val="24"/>
-        </w:rPr>
-        <w:t>de</w:t>
+        <w:t>Diminuição na propagação de</w:t>
       </w:r>
       <w:r>
         <w:rPr>
@@ -2668,34 +3145,7 @@
           <w:sz w:val="24"/>
           <w:szCs w:val="24"/>
         </w:rPr>
-        <w:t>Fake</w:t>
-      </w:r>
-      <w:proofErr w:type="gramEnd"/>
-      <w:r>
-        <w:rPr>
-          <w:rFonts w:ascii="Arial" w:hAnsi="Arial" w:cs="Arial"/>
-          <w:sz w:val="24"/>
-          <w:szCs w:val="24"/>
-        </w:rPr>
-        <w:t xml:space="preserve"> </w:t>
-      </w:r>
-      <w:proofErr w:type="spellStart"/>
-      <w:r>
-        <w:rPr>
-          <w:rFonts w:ascii="Arial" w:hAnsi="Arial" w:cs="Arial"/>
-          <w:sz w:val="24"/>
-          <w:szCs w:val="24"/>
-        </w:rPr>
-        <w:t>news</w:t>
-      </w:r>
-      <w:proofErr w:type="spellEnd"/>
-      <w:r>
-        <w:rPr>
-          <w:rFonts w:ascii="Arial" w:hAnsi="Arial" w:cs="Arial"/>
-          <w:sz w:val="24"/>
-          <w:szCs w:val="24"/>
-        </w:rPr>
-        <w:t>;</w:t>
+        <w:t>Fake news;</w:t>
       </w:r>
     </w:p>
     <w:p>
@@ -2727,25 +3177,7 @@
           <w:sz w:val="24"/>
           <w:szCs w:val="24"/>
         </w:rPr>
-        <w:t xml:space="preserve"> acesso </w:t>
-      </w:r>
-      <w:proofErr w:type="spellStart"/>
-      <w:r>
-        <w:rPr>
-          <w:rFonts w:ascii="Arial" w:hAnsi="Arial" w:cs="Arial"/>
-          <w:sz w:val="24"/>
-          <w:szCs w:val="24"/>
-        </w:rPr>
-        <w:t>á</w:t>
-      </w:r>
-      <w:proofErr w:type="spellEnd"/>
-      <w:r>
-        <w:rPr>
-          <w:rFonts w:ascii="Arial" w:hAnsi="Arial" w:cs="Arial"/>
-          <w:sz w:val="24"/>
-          <w:szCs w:val="24"/>
-        </w:rPr>
-        <w:t xml:space="preserve"> informações relacionadas a política;</w:t>
+        <w:t xml:space="preserve"> acesso á informações relacionadas a política;</w:t>
       </w:r>
     </w:p>
     <w:p>
@@ -3228,7 +3660,17 @@
           <w:szCs w:val="24"/>
           <w:lang w:eastAsia="pt-BR"/>
         </w:rPr>
-        <w:t>Além disso, a ausência de ferramentas acessíveis e centralizadas favorece a desinformação e contribui para a manutenção de práticas políticas pouco transparentes. Ao propor uma solução tecnológica voltada para o acompanhamento de promessas eleitorais, este trabalho busca reduzir a distância entre governo e população, promovendo maior controle social e incentivando a responsabilidade dos agentes públicos.</w:t>
+        <w:t xml:space="preserve">Além disso, a ausência de ferramentas acessíveis e centralizadas favorece a desinformação e contribui para a manutenção de práticas políticas pouco </w:t>
+      </w:r>
+      <w:r>
+        <w:rPr>
+          <w:rFonts w:ascii="Arial" w:eastAsia="Times New Roman" w:hAnsi="Arial" w:cs="Arial"/>
+          <w:sz w:val="24"/>
+          <w:szCs w:val="24"/>
+          <w:lang w:eastAsia="pt-BR"/>
+        </w:rPr>
+        <w:lastRenderedPageBreak/>
+        <w:t>transparentes. Ao propor uma solução tecnológica voltada para o acompanhamento de promessas eleitorais, este trabalho busca reduzir a distância entre governo e população, promovendo maior controle social e incentivando a responsabilidade dos agentes públicos.</w:t>
       </w:r>
     </w:p>
     <w:p>
@@ -3249,7 +3691,6 @@
           <w:szCs w:val="24"/>
           <w:lang w:eastAsia="pt-BR"/>
         </w:rPr>
-        <w:lastRenderedPageBreak/>
         <w:t>Sob a perspectiva acadêmica, o projeto também contribui para a integração entre tecnologia e ciência política, explorando o uso de sistemas digitais como instrumentos de apoio à governança, à transparência pública e ao exercício da cidadania.</w:t>
       </w:r>
     </w:p>
@@ -3304,21 +3745,7 @@
         <w:rPr>
           <w:rFonts w:ascii="Arial" w:hAnsi="Arial" w:cs="Arial"/>
         </w:rPr>
-        <w:t xml:space="preserve">O presente trabalho fundamenta-se em pesquisas relacionadas à transparência política, fiscalização cidadã, </w:t>
-      </w:r>
-      <w:proofErr w:type="spellStart"/>
-      <w:r>
-        <w:rPr>
-          <w:rFonts w:ascii="Arial" w:hAnsi="Arial" w:cs="Arial"/>
-        </w:rPr>
-        <w:t>accountability</w:t>
-      </w:r>
-      <w:proofErr w:type="spellEnd"/>
-      <w:r>
-        <w:rPr>
-          <w:rFonts w:ascii="Arial" w:hAnsi="Arial" w:cs="Arial"/>
-        </w:rPr>
-        <w:t xml:space="preserve"> democrática e acompanhamento de promessas eleitorais. Os materiais analisados demonstram que existe uma dificuldade significativa por parte da população em acessar, organizar e interpretar informações sobre o cumprimento das propostas apresentadas por candidatos durante campanhas eleitorais.</w:t>
+        <w:t>O presente trabalho fundamenta-se em pesquisas relacionadas à transparência política, fiscalização cidadã, accountability democrática e acompanhamento de promessas eleitorais. Os materiais analisados demonstram que existe uma dificuldade significativa por parte da população em acessar, organizar e interpretar informações sobre o cumprimento das propostas apresentadas por candidatos durante campanhas eleitorais.</w:t>
       </w:r>
     </w:p>
     <w:p>
@@ -3524,25 +3951,7 @@
           <w:sz w:val="24"/>
           <w:szCs w:val="24"/>
         </w:rPr>
-        <w:t xml:space="preserve">deficiência nos mecanismos de </w:t>
-      </w:r>
-      <w:proofErr w:type="spellStart"/>
-      <w:r>
-        <w:rPr>
-          <w:rFonts w:ascii="Arial" w:hAnsi="Arial" w:cs="Arial"/>
-          <w:sz w:val="24"/>
-          <w:szCs w:val="24"/>
-        </w:rPr>
-        <w:t>accountability</w:t>
-      </w:r>
-      <w:proofErr w:type="spellEnd"/>
-      <w:r>
-        <w:rPr>
-          <w:rFonts w:ascii="Arial" w:hAnsi="Arial" w:cs="Arial"/>
-          <w:sz w:val="24"/>
-          <w:szCs w:val="24"/>
-        </w:rPr>
-        <w:t xml:space="preserve"> democrática; </w:t>
+        <w:t xml:space="preserve">deficiência nos mecanismos de accountability democrática; </w:t>
       </w:r>
     </w:p>
     <w:p>
@@ -3608,6 +4017,7 @@
           <w:b/>
           <w:color w:val="auto"/>
         </w:rPr>
+        <w:lastRenderedPageBreak/>
         <w:t>2</w:t>
       </w:r>
       <w:r>
@@ -4156,6 +4566,7 @@
         <w:rPr>
           <w:rFonts w:ascii="Arial" w:hAnsi="Arial" w:cs="Arial"/>
         </w:rPr>
+        <w:lastRenderedPageBreak/>
         <w:t>Dessa forma, a Engenharia de Prompt apresenta-se como uma tecnologia complementar importante para o desenvolvimento de soluções inteligentes voltadas à transparência pública e ao fortalecimento da participação democrática.</w:t>
       </w:r>
     </w:p>
@@ -4322,7 +4733,6 @@
         <w:jc w:val="both"/>
       </w:pPr>
       <w:r>
-        <w:lastRenderedPageBreak/>
         <w:t>Entre os diversos diagramas existentes, destaca-se o Diagrama de Caso de Uso, que tem como objetivo representar as funcionalidades do sistema a partir da perspectiva dos usuários. Esse diagrama identifica os atores envolvidos e suas interações com o sistema, permitindo visualizar de forma clara quais ações poderão ser realizadas. No contexto deste projeto, os Diagramas de Caso de Uso serão utilizados para modelar funcionalidades como pesquisa por CEP, busca de políticos, consulta de promessas políticas e avaliação dos resultados pelos usuários.</w:t>
       </w:r>
     </w:p>
@@ -4363,9 +4773,17 @@
           <w:sz w:val="24"/>
           <w:szCs w:val="24"/>
         </w:rPr>
-        <w:t>CAPÍTULO 3 – O PROTÓTIPO</w:t>
+        <w:t>CAPÍTULO 3 – O PRO</w:t>
       </w:r>
       <w:bookmarkEnd w:id="13"/>
+      <w:r>
+        <w:rPr>
+          <w:rFonts w:ascii="Arial" w:hAnsi="Arial" w:cs="Arial"/>
+          <w:sz w:val="24"/>
+          <w:szCs w:val="24"/>
+        </w:rPr>
+        <w:t>JETO</w:t>
+      </w:r>
     </w:p>
     <w:p>
       <w:pPr>
@@ -4384,6 +4802,7 @@
           <w:noProof/>
           <w:lang w:eastAsia="pt-BR"/>
         </w:rPr>
+        <w:lastRenderedPageBreak/>
         <w:drawing>
           <wp:anchor distT="0" distB="0" distL="114300" distR="114300" simplePos="0" relativeHeight="251659264" behindDoc="0" locked="0" layoutInCell="1" allowOverlap="1" wp14:anchorId="101EFDD4" wp14:editId="13DC36D8">
             <wp:simplePos x="0" y="0"/>
@@ -4505,1442 +4924,731 @@
     <w:p>
       <w:pPr>
         <w:pStyle w:val="PargrafodaLista"/>
-        <w:widowControl w:val="0"/>
         <w:numPr>
-          <w:ilvl w:val="2"/>
-          <w:numId w:val="28"/>
+          <w:ilvl w:val="0"/>
+          <w:numId w:val="38"/>
         </w:numPr>
-        <w:tabs>
-          <w:tab w:val="left" w:pos="1219"/>
-        </w:tabs>
-        <w:autoSpaceDE w:val="0"/>
-        <w:autoSpaceDN w:val="0"/>
-        <w:spacing w:before="54" w:after="30" w:line="240" w:lineRule="auto"/>
-        <w:ind w:left="1219" w:hanging="358"/>
-        <w:contextualSpacing w:val="0"/>
-        <w:jc w:val="both"/>
-        <w:rPr>
-          <w:rFonts w:ascii="Arial" w:hAnsi="Arial" w:cs="Arial"/>
-          <w:sz w:val="24"/>
-          <w:szCs w:val="24"/>
-        </w:rPr>
-      </w:pPr>
-      <w:r>
-        <w:rPr>
-          <w:rFonts w:ascii="Arial" w:hAnsi="Arial" w:cs="Arial"/>
-          <w:sz w:val="24"/>
-          <w:szCs w:val="24"/>
-        </w:rPr>
-        <w:t>Consultar</w:t>
-      </w:r>
-      <w:r>
-        <w:rPr>
-          <w:rFonts w:ascii="Arial" w:hAnsi="Arial" w:cs="Arial"/>
-          <w:spacing w:val="-4"/>
-          <w:sz w:val="24"/>
-          <w:szCs w:val="24"/>
-        </w:rPr>
-        <w:t xml:space="preserve"> </w:t>
-      </w:r>
-      <w:r>
-        <w:rPr>
-          <w:rFonts w:ascii="Arial" w:hAnsi="Arial" w:cs="Arial"/>
-          <w:sz w:val="24"/>
-          <w:szCs w:val="24"/>
-        </w:rPr>
-        <w:t>localização</w:t>
-      </w:r>
-      <w:r>
-        <w:rPr>
-          <w:rFonts w:ascii="Arial" w:hAnsi="Arial" w:cs="Arial"/>
-          <w:spacing w:val="-4"/>
-          <w:sz w:val="24"/>
-          <w:szCs w:val="24"/>
-        </w:rPr>
-        <w:t xml:space="preserve"> </w:t>
-      </w:r>
-      <w:r>
-        <w:rPr>
-          <w:rFonts w:ascii="Arial" w:hAnsi="Arial" w:cs="Arial"/>
-          <w:sz w:val="24"/>
-          <w:szCs w:val="24"/>
-        </w:rPr>
-        <w:t>por</w:t>
-      </w:r>
-      <w:r>
-        <w:rPr>
-          <w:rFonts w:ascii="Arial" w:hAnsi="Arial" w:cs="Arial"/>
-          <w:spacing w:val="-3"/>
-          <w:sz w:val="24"/>
-          <w:szCs w:val="24"/>
-        </w:rPr>
-        <w:t xml:space="preserve"> </w:t>
-      </w:r>
-      <w:r>
-        <w:rPr>
-          <w:rFonts w:ascii="Arial" w:hAnsi="Arial" w:cs="Arial"/>
-          <w:spacing w:val="-5"/>
-          <w:sz w:val="24"/>
-          <w:szCs w:val="24"/>
-        </w:rPr>
-        <w:t>CEP</w:t>
-      </w:r>
-    </w:p>
-    <w:p>
-      <w:pPr>
-        <w:pStyle w:val="Corpodetexto"/>
-        <w:spacing w:before="19" w:after="30" w:line="259" w:lineRule="auto"/>
-        <w:ind w:left="1222" w:right="141"/>
-        <w:jc w:val="both"/>
-      </w:pPr>
-      <w:r>
-        <w:t xml:space="preserve">O sistema deve permitir que o usuário informe um CEP e obter automaticamente a cidade e o estado correspondentes por meio da API </w:t>
-      </w:r>
-      <w:r>
-        <w:rPr>
-          <w:spacing w:val="-2"/>
-        </w:rPr>
-        <w:t>ViaCEP.</w:t>
-      </w:r>
-    </w:p>
-    <w:p>
-      <w:pPr>
-        <w:pStyle w:val="Corpodetexto"/>
-        <w:spacing w:before="20" w:after="30"/>
-        <w:jc w:val="both"/>
-      </w:pPr>
+        <w:spacing w:before="100" w:beforeAutospacing="1" w:after="100" w:afterAutospacing="1" w:line="240" w:lineRule="auto"/>
+        <w:rPr>
+          <w:rFonts w:ascii="Arial" w:eastAsia="Times New Roman" w:hAnsi="Arial" w:cs="Arial"/>
+          <w:sz w:val="24"/>
+          <w:szCs w:val="24"/>
+          <w:lang w:eastAsia="pt-BR"/>
+        </w:rPr>
+      </w:pPr>
+      <w:r>
+        <w:rPr>
+          <w:rFonts w:ascii="Times New Roman" w:eastAsia="Times New Roman" w:hAnsi="Times New Roman" w:cs="Times New Roman"/>
+          <w:b/>
+          <w:bCs/>
+          <w:sz w:val="24"/>
+          <w:szCs w:val="24"/>
+          <w:lang w:eastAsia="pt-BR"/>
+        </w:rPr>
+        <w:t xml:space="preserve">– </w:t>
+      </w:r>
+      <w:r>
+        <w:rPr>
+          <w:rFonts w:ascii="Arial" w:eastAsia="Times New Roman" w:hAnsi="Arial" w:cs="Arial"/>
+          <w:b/>
+          <w:bCs/>
+          <w:sz w:val="24"/>
+          <w:szCs w:val="24"/>
+          <w:lang w:eastAsia="pt-BR"/>
+        </w:rPr>
+        <w:t>Acessar o sistema</w:t>
+      </w:r>
+      <w:r>
+        <w:rPr>
+          <w:rFonts w:ascii="Arial" w:eastAsia="Times New Roman" w:hAnsi="Arial" w:cs="Arial"/>
+          <w:sz w:val="24"/>
+          <w:szCs w:val="24"/>
+          <w:lang w:eastAsia="pt-BR"/>
+        </w:rPr>
+        <w:br/>
+        <w:t>O sistema deve permitir que o usuário acesse a aplicação por meio de uma interface web.</w:t>
+      </w:r>
     </w:p>
     <w:p>
       <w:pPr>
         <w:pStyle w:val="PargrafodaLista"/>
-        <w:widowControl w:val="0"/>
         <w:numPr>
-          <w:ilvl w:val="2"/>
-          <w:numId w:val="28"/>
+          <w:ilvl w:val="0"/>
+          <w:numId w:val="38"/>
         </w:numPr>
-        <w:tabs>
-          <w:tab w:val="left" w:pos="1219"/>
-        </w:tabs>
-        <w:autoSpaceDE w:val="0"/>
-        <w:autoSpaceDN w:val="0"/>
-        <w:spacing w:after="30" w:line="240" w:lineRule="auto"/>
-        <w:ind w:left="1219" w:hanging="358"/>
-        <w:contextualSpacing w:val="0"/>
-        <w:jc w:val="both"/>
-        <w:rPr>
-          <w:rFonts w:ascii="Arial" w:hAnsi="Arial" w:cs="Arial"/>
-          <w:sz w:val="24"/>
-          <w:szCs w:val="24"/>
-        </w:rPr>
-      </w:pPr>
-      <w:r>
-        <w:rPr>
-          <w:rFonts w:ascii="Arial" w:hAnsi="Arial" w:cs="Arial"/>
-          <w:sz w:val="24"/>
-          <w:szCs w:val="24"/>
-        </w:rPr>
-        <w:t>Buscar</w:t>
-      </w:r>
-      <w:r>
-        <w:rPr>
-          <w:rFonts w:ascii="Arial" w:hAnsi="Arial" w:cs="Arial"/>
-          <w:spacing w:val="-3"/>
-          <w:sz w:val="24"/>
-          <w:szCs w:val="24"/>
-        </w:rPr>
-        <w:t xml:space="preserve"> </w:t>
-      </w:r>
-      <w:r>
-        <w:rPr>
-          <w:rFonts w:ascii="Arial" w:hAnsi="Arial" w:cs="Arial"/>
-          <w:sz w:val="24"/>
-          <w:szCs w:val="24"/>
-        </w:rPr>
-        <w:t>promessas</w:t>
-      </w:r>
-      <w:r>
-        <w:rPr>
-          <w:rFonts w:ascii="Arial" w:hAnsi="Arial" w:cs="Arial"/>
-          <w:spacing w:val="-3"/>
-          <w:sz w:val="24"/>
-          <w:szCs w:val="24"/>
-        </w:rPr>
-        <w:t xml:space="preserve"> </w:t>
-      </w:r>
-      <w:r>
-        <w:rPr>
-          <w:rFonts w:ascii="Arial" w:hAnsi="Arial" w:cs="Arial"/>
-          <w:sz w:val="24"/>
-          <w:szCs w:val="24"/>
-        </w:rPr>
-        <w:t>políticas</w:t>
-      </w:r>
-      <w:r>
-        <w:rPr>
-          <w:rFonts w:ascii="Arial" w:hAnsi="Arial" w:cs="Arial"/>
-          <w:spacing w:val="-3"/>
-          <w:sz w:val="24"/>
-          <w:szCs w:val="24"/>
-        </w:rPr>
-        <w:t xml:space="preserve"> </w:t>
-      </w:r>
-      <w:r>
-        <w:rPr>
-          <w:rFonts w:ascii="Arial" w:hAnsi="Arial" w:cs="Arial"/>
-          <w:sz w:val="24"/>
-          <w:szCs w:val="24"/>
-        </w:rPr>
-        <w:t>por</w:t>
-      </w:r>
-      <w:r>
-        <w:rPr>
-          <w:rFonts w:ascii="Arial" w:hAnsi="Arial" w:cs="Arial"/>
-          <w:spacing w:val="-2"/>
-          <w:sz w:val="24"/>
-          <w:szCs w:val="24"/>
-        </w:rPr>
-        <w:t xml:space="preserve"> região</w:t>
-      </w:r>
-    </w:p>
-    <w:p>
-      <w:pPr>
-        <w:pStyle w:val="Corpodetexto"/>
-        <w:spacing w:before="24" w:after="30" w:line="261" w:lineRule="auto"/>
-        <w:ind w:left="1222" w:right="140"/>
-        <w:jc w:val="both"/>
-        <w:sectPr>
-          <w:headerReference w:type="default" r:id="rId10"/>
-          <w:pgSz w:w="11910" w:h="16840"/>
-          <w:pgMar w:top="1120" w:right="992" w:bottom="280" w:left="1559" w:header="711" w:footer="0" w:gutter="0"/>
-          <w:pgNumType w:start="3"/>
-          <w:cols w:space="720"/>
-          <w:titlePg/>
-          <w:docGrid w:linePitch="299"/>
-        </w:sectPr>
-      </w:pPr>
-      <w:r>
-        <w:t>Após identificar a cidade e o estado, o sistema deve buscar notícias relacionadas a promessas políticas da região informad</w:t>
-      </w:r>
-    </w:p>
-    <w:p>
-      <w:pPr>
-        <w:pStyle w:val="Corpodetexto"/>
-        <w:spacing w:before="57" w:after="30"/>
-        <w:jc w:val="both"/>
-      </w:pPr>
+        <w:spacing w:before="100" w:beforeAutospacing="1" w:after="100" w:afterAutospacing="1" w:line="240" w:lineRule="auto"/>
+        <w:rPr>
+          <w:rFonts w:ascii="Arial" w:eastAsia="Times New Roman" w:hAnsi="Arial" w:cs="Arial"/>
+          <w:sz w:val="24"/>
+          <w:szCs w:val="24"/>
+          <w:lang w:eastAsia="pt-BR"/>
+        </w:rPr>
+      </w:pPr>
+      <w:r>
+        <w:rPr>
+          <w:rFonts w:ascii="Arial" w:eastAsia="Times New Roman" w:hAnsi="Arial" w:cs="Arial"/>
+          <w:b/>
+          <w:bCs/>
+          <w:sz w:val="24"/>
+          <w:szCs w:val="24"/>
+          <w:lang w:eastAsia="pt-BR"/>
+        </w:rPr>
+        <w:t>– Visualizar a área de promessas políticas</w:t>
+      </w:r>
+      <w:r>
+        <w:rPr>
+          <w:rFonts w:ascii="Arial" w:eastAsia="Times New Roman" w:hAnsi="Arial" w:cs="Arial"/>
+          <w:sz w:val="24"/>
+          <w:szCs w:val="24"/>
+          <w:lang w:eastAsia="pt-BR"/>
+        </w:rPr>
+        <w:br/>
+        <w:t xml:space="preserve">O sistema deve disponibilizar uma página específica para consulta das promessas políticas cadastradas. A rota /promessas carrega os políticos e os temas disponíveis para utilização na aplicação. </w:t>
+      </w:r>
     </w:p>
     <w:p>
       <w:pPr>
         <w:pStyle w:val="PargrafodaLista"/>
-        <w:widowControl w:val="0"/>
         <w:numPr>
-          <w:ilvl w:val="2"/>
-          <w:numId w:val="28"/>
+          <w:ilvl w:val="0"/>
+          <w:numId w:val="38"/>
         </w:numPr>
-        <w:tabs>
-          <w:tab w:val="left" w:pos="1219"/>
-        </w:tabs>
-        <w:autoSpaceDE w:val="0"/>
-        <w:autoSpaceDN w:val="0"/>
-        <w:spacing w:after="30" w:line="240" w:lineRule="auto"/>
-        <w:ind w:left="1219" w:hanging="358"/>
-        <w:contextualSpacing w:val="0"/>
-        <w:jc w:val="both"/>
-        <w:rPr>
-          <w:rFonts w:ascii="Arial" w:hAnsi="Arial" w:cs="Arial"/>
-          <w:sz w:val="24"/>
-          <w:szCs w:val="24"/>
-        </w:rPr>
-      </w:pPr>
-      <w:r>
-        <w:rPr>
-          <w:rFonts w:ascii="Arial" w:hAnsi="Arial" w:cs="Arial"/>
-          <w:sz w:val="24"/>
-          <w:szCs w:val="24"/>
-        </w:rPr>
-        <w:t>Buscar</w:t>
-      </w:r>
-      <w:r>
-        <w:rPr>
-          <w:rFonts w:ascii="Arial" w:hAnsi="Arial" w:cs="Arial"/>
-          <w:spacing w:val="-3"/>
-          <w:sz w:val="24"/>
-          <w:szCs w:val="24"/>
-        </w:rPr>
-        <w:t xml:space="preserve"> </w:t>
-      </w:r>
-      <w:r>
-        <w:rPr>
-          <w:rFonts w:ascii="Arial" w:hAnsi="Arial" w:cs="Arial"/>
-          <w:sz w:val="24"/>
-          <w:szCs w:val="24"/>
-        </w:rPr>
-        <w:t>promessas</w:t>
-      </w:r>
-      <w:r>
-        <w:rPr>
-          <w:rFonts w:ascii="Arial" w:hAnsi="Arial" w:cs="Arial"/>
-          <w:spacing w:val="-3"/>
-          <w:sz w:val="24"/>
-          <w:szCs w:val="24"/>
-        </w:rPr>
-        <w:t xml:space="preserve"> </w:t>
-      </w:r>
-      <w:r>
-        <w:rPr>
-          <w:rFonts w:ascii="Arial" w:hAnsi="Arial" w:cs="Arial"/>
-          <w:sz w:val="24"/>
-          <w:szCs w:val="24"/>
-        </w:rPr>
-        <w:t>por</w:t>
-      </w:r>
-      <w:r>
-        <w:rPr>
-          <w:rFonts w:ascii="Arial" w:hAnsi="Arial" w:cs="Arial"/>
-          <w:spacing w:val="-3"/>
-          <w:sz w:val="24"/>
-          <w:szCs w:val="24"/>
-        </w:rPr>
-        <w:t xml:space="preserve"> </w:t>
-      </w:r>
-      <w:r>
-        <w:rPr>
-          <w:rFonts w:ascii="Arial" w:hAnsi="Arial" w:cs="Arial"/>
-          <w:sz w:val="24"/>
-          <w:szCs w:val="24"/>
-        </w:rPr>
-        <w:t>político</w:t>
-      </w:r>
-      <w:r>
-        <w:rPr>
-          <w:rFonts w:ascii="Arial" w:hAnsi="Arial" w:cs="Arial"/>
-          <w:spacing w:val="-2"/>
-          <w:sz w:val="24"/>
-          <w:szCs w:val="24"/>
-        </w:rPr>
-        <w:t xml:space="preserve"> </w:t>
-      </w:r>
-      <w:r>
-        <w:rPr>
-          <w:rFonts w:ascii="Arial" w:hAnsi="Arial" w:cs="Arial"/>
-          <w:sz w:val="24"/>
-          <w:szCs w:val="24"/>
-        </w:rPr>
-        <w:t>e</w:t>
-      </w:r>
-      <w:r>
-        <w:rPr>
-          <w:rFonts w:ascii="Arial" w:hAnsi="Arial" w:cs="Arial"/>
-          <w:spacing w:val="-1"/>
-          <w:sz w:val="24"/>
-          <w:szCs w:val="24"/>
-        </w:rPr>
-        <w:t xml:space="preserve"> </w:t>
-      </w:r>
-      <w:r>
-        <w:rPr>
-          <w:rFonts w:ascii="Arial" w:hAnsi="Arial" w:cs="Arial"/>
-          <w:spacing w:val="-4"/>
-          <w:sz w:val="24"/>
-          <w:szCs w:val="24"/>
-        </w:rPr>
-        <w:t>tema</w:t>
-      </w:r>
-    </w:p>
-    <w:p>
-      <w:pPr>
-        <w:pStyle w:val="Corpodetexto"/>
-        <w:spacing w:before="20" w:after="30" w:line="261" w:lineRule="auto"/>
-        <w:ind w:left="1222" w:right="142"/>
-        <w:jc w:val="both"/>
-      </w:pPr>
-      <w:r>
-        <w:t>O sistema deve permitir selecionar um político e pesquisar promessas relacionadas a temas específicos, como saúde, educação e segurança.</w:t>
-      </w:r>
-    </w:p>
-    <w:p>
-      <w:pPr>
-        <w:pStyle w:val="Corpodetexto"/>
-        <w:spacing w:before="17" w:after="30"/>
-        <w:jc w:val="both"/>
-      </w:pPr>
+        <w:spacing w:before="100" w:beforeAutospacing="1" w:after="100" w:afterAutospacing="1" w:line="240" w:lineRule="auto"/>
+        <w:rPr>
+          <w:rFonts w:ascii="Arial" w:eastAsia="Times New Roman" w:hAnsi="Arial" w:cs="Arial"/>
+          <w:sz w:val="24"/>
+          <w:szCs w:val="24"/>
+          <w:lang w:eastAsia="pt-BR"/>
+        </w:rPr>
+      </w:pPr>
+      <w:r>
+        <w:rPr>
+          <w:rFonts w:ascii="Arial" w:eastAsia="Times New Roman" w:hAnsi="Arial" w:cs="Arial"/>
+          <w:b/>
+          <w:bCs/>
+          <w:sz w:val="24"/>
+          <w:szCs w:val="24"/>
+          <w:lang w:eastAsia="pt-BR"/>
+        </w:rPr>
+        <w:t>– Selecionar um político</w:t>
+      </w:r>
+      <w:r>
+        <w:rPr>
+          <w:rFonts w:ascii="Arial" w:eastAsia="Times New Roman" w:hAnsi="Arial" w:cs="Arial"/>
+          <w:sz w:val="24"/>
+          <w:szCs w:val="24"/>
+          <w:lang w:eastAsia="pt-BR"/>
+        </w:rPr>
+        <w:br/>
+        <w:t>O sistema deve permitir que o usuário selecione ou informe o político que deseja pesquisar.</w:t>
+      </w:r>
     </w:p>
     <w:p>
       <w:pPr>
         <w:pStyle w:val="PargrafodaLista"/>
-        <w:widowControl w:val="0"/>
         <w:numPr>
-          <w:ilvl w:val="2"/>
-          <w:numId w:val="28"/>
+          <w:ilvl w:val="0"/>
+          <w:numId w:val="38"/>
         </w:numPr>
-        <w:tabs>
-          <w:tab w:val="left" w:pos="1219"/>
-        </w:tabs>
-        <w:autoSpaceDE w:val="0"/>
-        <w:autoSpaceDN w:val="0"/>
-        <w:spacing w:after="30" w:line="240" w:lineRule="auto"/>
-        <w:ind w:left="1219" w:hanging="358"/>
-        <w:contextualSpacing w:val="0"/>
-        <w:jc w:val="both"/>
-        <w:rPr>
-          <w:rFonts w:ascii="Arial" w:hAnsi="Arial" w:cs="Arial"/>
-          <w:sz w:val="24"/>
-          <w:szCs w:val="24"/>
-        </w:rPr>
-      </w:pPr>
-      <w:r>
-        <w:rPr>
-          <w:rFonts w:ascii="Arial" w:hAnsi="Arial" w:cs="Arial"/>
-          <w:sz w:val="24"/>
-          <w:szCs w:val="24"/>
-        </w:rPr>
-        <w:t>Listar</w:t>
-      </w:r>
-      <w:r>
-        <w:rPr>
-          <w:rFonts w:ascii="Arial" w:hAnsi="Arial" w:cs="Arial"/>
-          <w:spacing w:val="-1"/>
-          <w:sz w:val="24"/>
-          <w:szCs w:val="24"/>
-        </w:rPr>
-        <w:t xml:space="preserve"> </w:t>
-      </w:r>
-      <w:r>
-        <w:rPr>
-          <w:rFonts w:ascii="Arial" w:hAnsi="Arial" w:cs="Arial"/>
-          <w:sz w:val="24"/>
-          <w:szCs w:val="24"/>
-        </w:rPr>
-        <w:t>políticos</w:t>
-      </w:r>
-      <w:r>
-        <w:rPr>
-          <w:rFonts w:ascii="Arial" w:hAnsi="Arial" w:cs="Arial"/>
-          <w:spacing w:val="-1"/>
-          <w:sz w:val="24"/>
-          <w:szCs w:val="24"/>
-        </w:rPr>
-        <w:t xml:space="preserve"> </w:t>
-      </w:r>
-      <w:r>
-        <w:rPr>
-          <w:rFonts w:ascii="Arial" w:hAnsi="Arial" w:cs="Arial"/>
-          <w:sz w:val="24"/>
-          <w:szCs w:val="24"/>
-        </w:rPr>
-        <w:t>por</w:t>
-      </w:r>
-      <w:r>
-        <w:rPr>
-          <w:rFonts w:ascii="Arial" w:hAnsi="Arial" w:cs="Arial"/>
-          <w:spacing w:val="-1"/>
-          <w:sz w:val="24"/>
-          <w:szCs w:val="24"/>
-        </w:rPr>
-        <w:t xml:space="preserve"> </w:t>
-      </w:r>
-      <w:r>
-        <w:rPr>
-          <w:rFonts w:ascii="Arial" w:hAnsi="Arial" w:cs="Arial"/>
-          <w:spacing w:val="-2"/>
-          <w:sz w:val="24"/>
-          <w:szCs w:val="24"/>
-        </w:rPr>
-        <w:t>categoria</w:t>
-      </w:r>
-    </w:p>
-    <w:p>
-      <w:pPr>
-        <w:pStyle w:val="Corpodetexto"/>
-        <w:spacing w:before="24" w:after="30" w:line="256" w:lineRule="auto"/>
-        <w:ind w:left="1222" w:right="140"/>
-        <w:jc w:val="both"/>
-      </w:pPr>
-      <w:r>
-        <w:t>O sistema deve exibir políticos organizados em categorias: Federal, Governadores e Prefeitos.</w:t>
-      </w:r>
-    </w:p>
-    <w:p>
-      <w:pPr>
-        <w:pStyle w:val="Corpodetexto"/>
-        <w:spacing w:before="24" w:after="30"/>
-        <w:jc w:val="both"/>
-      </w:pPr>
+        <w:spacing w:before="100" w:beforeAutospacing="1" w:after="100" w:afterAutospacing="1" w:line="240" w:lineRule="auto"/>
+        <w:rPr>
+          <w:rFonts w:ascii="Arial" w:eastAsia="Times New Roman" w:hAnsi="Arial" w:cs="Arial"/>
+          <w:sz w:val="24"/>
+          <w:szCs w:val="24"/>
+          <w:lang w:eastAsia="pt-BR"/>
+        </w:rPr>
+      </w:pPr>
+      <w:r>
+        <w:rPr>
+          <w:rFonts w:ascii="Arial" w:eastAsia="Times New Roman" w:hAnsi="Arial" w:cs="Arial"/>
+          <w:b/>
+          <w:bCs/>
+          <w:sz w:val="24"/>
+          <w:szCs w:val="24"/>
+          <w:lang w:eastAsia="pt-BR"/>
+        </w:rPr>
+        <w:t>– Selecionar um tema</w:t>
+      </w:r>
+      <w:r>
+        <w:rPr>
+          <w:rFonts w:ascii="Arial" w:eastAsia="Times New Roman" w:hAnsi="Arial" w:cs="Arial"/>
+          <w:sz w:val="24"/>
+          <w:szCs w:val="24"/>
+          <w:lang w:eastAsia="pt-BR"/>
+        </w:rPr>
+        <w:br/>
+        <w:t xml:space="preserve">O sistema deve permitir que o usuário pesquise informações relacionadas a um determinado tema, como educação, saúde, segurança pública, infraestrutura ou meio ambiente. </w:t>
+      </w:r>
     </w:p>
     <w:p>
       <w:pPr>
         <w:pStyle w:val="PargrafodaLista"/>
-        <w:widowControl w:val="0"/>
         <w:numPr>
-          <w:ilvl w:val="2"/>
-          <w:numId w:val="28"/>
+          <w:ilvl w:val="0"/>
+          <w:numId w:val="38"/>
         </w:numPr>
-        <w:tabs>
-          <w:tab w:val="left" w:pos="1219"/>
-        </w:tabs>
-        <w:autoSpaceDE w:val="0"/>
-        <w:autoSpaceDN w:val="0"/>
-        <w:spacing w:after="30" w:line="240" w:lineRule="auto"/>
-        <w:ind w:left="1219" w:hanging="358"/>
-        <w:contextualSpacing w:val="0"/>
-        <w:jc w:val="both"/>
-        <w:rPr>
-          <w:rFonts w:ascii="Arial" w:hAnsi="Arial" w:cs="Arial"/>
-          <w:sz w:val="24"/>
-          <w:szCs w:val="24"/>
-        </w:rPr>
-      </w:pPr>
-      <w:r>
-        <w:rPr>
-          <w:rFonts w:ascii="Arial" w:hAnsi="Arial" w:cs="Arial"/>
-          <w:sz w:val="24"/>
-          <w:szCs w:val="24"/>
-        </w:rPr>
-        <w:t>Filtrar</w:t>
-      </w:r>
-      <w:r>
-        <w:rPr>
-          <w:rFonts w:ascii="Arial" w:hAnsi="Arial" w:cs="Arial"/>
-          <w:spacing w:val="-4"/>
-          <w:sz w:val="24"/>
-          <w:szCs w:val="24"/>
-        </w:rPr>
-        <w:t xml:space="preserve"> </w:t>
-      </w:r>
-      <w:r>
-        <w:rPr>
-          <w:rFonts w:ascii="Arial" w:hAnsi="Arial" w:cs="Arial"/>
-          <w:sz w:val="24"/>
-          <w:szCs w:val="24"/>
-        </w:rPr>
-        <w:t>políticos</w:t>
-      </w:r>
-      <w:r>
-        <w:rPr>
-          <w:rFonts w:ascii="Arial" w:hAnsi="Arial" w:cs="Arial"/>
-          <w:spacing w:val="-2"/>
-          <w:sz w:val="24"/>
-          <w:szCs w:val="24"/>
-        </w:rPr>
-        <w:t xml:space="preserve"> </w:t>
-      </w:r>
-      <w:r>
-        <w:rPr>
-          <w:rFonts w:ascii="Arial" w:hAnsi="Arial" w:cs="Arial"/>
-          <w:sz w:val="24"/>
-          <w:szCs w:val="24"/>
-        </w:rPr>
-        <w:t>por</w:t>
-      </w:r>
-      <w:r>
-        <w:rPr>
-          <w:rFonts w:ascii="Arial" w:hAnsi="Arial" w:cs="Arial"/>
-          <w:spacing w:val="-2"/>
-          <w:sz w:val="24"/>
-          <w:szCs w:val="24"/>
-        </w:rPr>
-        <w:t xml:space="preserve"> </w:t>
-      </w:r>
-      <w:r>
-        <w:rPr>
-          <w:rFonts w:ascii="Arial" w:hAnsi="Arial" w:cs="Arial"/>
-          <w:spacing w:val="-4"/>
-          <w:sz w:val="24"/>
-          <w:szCs w:val="24"/>
-        </w:rPr>
-        <w:t>nome</w:t>
-      </w:r>
-    </w:p>
-    <w:p>
-      <w:pPr>
-        <w:pStyle w:val="Corpodetexto"/>
-        <w:spacing w:before="24" w:after="30" w:line="256" w:lineRule="auto"/>
-        <w:ind w:left="1222" w:right="144"/>
-        <w:jc w:val="both"/>
-      </w:pPr>
-      <w:r>
-        <w:t>O usuário deve poder filtrar a lista de políticos por meio de uma busca textual rápida.</w:t>
-      </w:r>
-    </w:p>
-    <w:p>
-      <w:pPr>
-        <w:pStyle w:val="Corpodetexto"/>
-        <w:spacing w:before="28" w:after="30"/>
-        <w:jc w:val="both"/>
-      </w:pPr>
+        <w:spacing w:before="100" w:beforeAutospacing="1" w:after="100" w:afterAutospacing="1" w:line="240" w:lineRule="auto"/>
+        <w:rPr>
+          <w:rFonts w:ascii="Arial" w:eastAsia="Times New Roman" w:hAnsi="Arial" w:cs="Arial"/>
+          <w:sz w:val="24"/>
+          <w:szCs w:val="24"/>
+          <w:lang w:eastAsia="pt-BR"/>
+        </w:rPr>
+      </w:pPr>
+      <w:r>
+        <w:rPr>
+          <w:rFonts w:ascii="Arial" w:eastAsia="Times New Roman" w:hAnsi="Arial" w:cs="Arial"/>
+          <w:b/>
+          <w:bCs/>
+          <w:sz w:val="24"/>
+          <w:szCs w:val="24"/>
+          <w:lang w:eastAsia="pt-BR"/>
+        </w:rPr>
+        <w:t>– Realizar pesquisa sobre promessas</w:t>
+      </w:r>
+      <w:r>
+        <w:rPr>
+          <w:rFonts w:ascii="Arial" w:eastAsia="Times New Roman" w:hAnsi="Arial" w:cs="Arial"/>
+          <w:sz w:val="24"/>
+          <w:szCs w:val="24"/>
+          <w:lang w:eastAsia="pt-BR"/>
+        </w:rPr>
+        <w:br/>
+        <w:t xml:space="preserve">O sistema deve receber o político e o tema pesquisados e realizar uma busca por informações relacionadas às suas promessas. A aplicação monta consultas específicas relacionando o político, a palavra "promessa" e o tema pesquisado. </w:t>
+      </w:r>
     </w:p>
     <w:p>
       <w:pPr>
         <w:pStyle w:val="PargrafodaLista"/>
-        <w:widowControl w:val="0"/>
         <w:numPr>
-          <w:ilvl w:val="2"/>
-          <w:numId w:val="28"/>
+          <w:ilvl w:val="0"/>
+          <w:numId w:val="38"/>
         </w:numPr>
-        <w:tabs>
-          <w:tab w:val="left" w:pos="1219"/>
-        </w:tabs>
-        <w:autoSpaceDE w:val="0"/>
-        <w:autoSpaceDN w:val="0"/>
-        <w:spacing w:before="1" w:after="30" w:line="240" w:lineRule="auto"/>
-        <w:ind w:left="1219" w:hanging="358"/>
-        <w:contextualSpacing w:val="0"/>
-        <w:jc w:val="both"/>
-        <w:rPr>
-          <w:rFonts w:ascii="Arial" w:hAnsi="Arial" w:cs="Arial"/>
-          <w:sz w:val="24"/>
-          <w:szCs w:val="24"/>
-        </w:rPr>
-      </w:pPr>
-      <w:r>
-        <w:rPr>
-          <w:rFonts w:ascii="Arial" w:hAnsi="Arial" w:cs="Arial"/>
-          <w:sz w:val="24"/>
-          <w:szCs w:val="24"/>
-        </w:rPr>
-        <w:t>Exibir</w:t>
-      </w:r>
-      <w:r>
-        <w:rPr>
-          <w:rFonts w:ascii="Arial" w:hAnsi="Arial" w:cs="Arial"/>
-          <w:spacing w:val="-3"/>
-          <w:sz w:val="24"/>
-          <w:szCs w:val="24"/>
-        </w:rPr>
-        <w:t xml:space="preserve"> </w:t>
-      </w:r>
-      <w:r>
-        <w:rPr>
-          <w:rFonts w:ascii="Arial" w:hAnsi="Arial" w:cs="Arial"/>
-          <w:sz w:val="24"/>
-          <w:szCs w:val="24"/>
-        </w:rPr>
-        <w:t>informações</w:t>
-      </w:r>
-      <w:r>
-        <w:rPr>
-          <w:rFonts w:ascii="Arial" w:hAnsi="Arial" w:cs="Arial"/>
-          <w:spacing w:val="-3"/>
-          <w:sz w:val="24"/>
-          <w:szCs w:val="24"/>
-        </w:rPr>
-        <w:t xml:space="preserve"> </w:t>
-      </w:r>
-      <w:r>
-        <w:rPr>
-          <w:rFonts w:ascii="Arial" w:hAnsi="Arial" w:cs="Arial"/>
-          <w:sz w:val="24"/>
-          <w:szCs w:val="24"/>
-        </w:rPr>
-        <w:t>detalhadas</w:t>
-      </w:r>
-      <w:r>
-        <w:rPr>
-          <w:rFonts w:ascii="Arial" w:hAnsi="Arial" w:cs="Arial"/>
-          <w:spacing w:val="-3"/>
-          <w:sz w:val="24"/>
-          <w:szCs w:val="24"/>
-        </w:rPr>
-        <w:t xml:space="preserve"> </w:t>
-      </w:r>
-      <w:r>
-        <w:rPr>
-          <w:rFonts w:ascii="Arial" w:hAnsi="Arial" w:cs="Arial"/>
-          <w:sz w:val="24"/>
-          <w:szCs w:val="24"/>
-        </w:rPr>
-        <w:t>do</w:t>
-      </w:r>
-      <w:r>
-        <w:rPr>
-          <w:rFonts w:ascii="Arial" w:hAnsi="Arial" w:cs="Arial"/>
-          <w:spacing w:val="-2"/>
-          <w:sz w:val="24"/>
-          <w:szCs w:val="24"/>
-        </w:rPr>
-        <w:t xml:space="preserve"> político</w:t>
-      </w:r>
-    </w:p>
-    <w:p>
-      <w:pPr>
-        <w:pStyle w:val="Corpodetexto"/>
-        <w:spacing w:before="19" w:after="30" w:line="261" w:lineRule="auto"/>
-        <w:ind w:left="1222" w:right="145"/>
-        <w:jc w:val="both"/>
-      </w:pPr>
-      <w:r>
-        <w:t>Ao selecionar um político, o sistema deve mostrar nome, cargo, partido,</w:t>
-      </w:r>
-      <w:r>
-        <w:rPr>
-          <w:spacing w:val="40"/>
-        </w:rPr>
-        <w:t xml:space="preserve"> </w:t>
-      </w:r>
-      <w:r>
-        <w:t>UF e início do mandato.</w:t>
-      </w:r>
-    </w:p>
-    <w:p>
-      <w:pPr>
-        <w:pStyle w:val="Corpodetexto"/>
-        <w:spacing w:before="17" w:after="30"/>
-        <w:jc w:val="both"/>
-      </w:pPr>
+        <w:spacing w:before="100" w:beforeAutospacing="1" w:after="100" w:afterAutospacing="1" w:line="240" w:lineRule="auto"/>
+        <w:rPr>
+          <w:rFonts w:ascii="Arial" w:eastAsia="Times New Roman" w:hAnsi="Arial" w:cs="Arial"/>
+          <w:sz w:val="24"/>
+          <w:szCs w:val="24"/>
+          <w:lang w:eastAsia="pt-BR"/>
+        </w:rPr>
+      </w:pPr>
+      <w:r>
+        <w:rPr>
+          <w:rFonts w:ascii="Arial" w:eastAsia="Times New Roman" w:hAnsi="Arial" w:cs="Arial"/>
+          <w:b/>
+          <w:bCs/>
+          <w:sz w:val="24"/>
+          <w:szCs w:val="24"/>
+          <w:lang w:eastAsia="pt-BR"/>
+        </w:rPr>
+        <w:t>– Consultar notícias</w:t>
+      </w:r>
+      <w:r>
+        <w:rPr>
+          <w:rFonts w:ascii="Arial" w:eastAsia="Times New Roman" w:hAnsi="Arial" w:cs="Arial"/>
+          <w:sz w:val="24"/>
+          <w:szCs w:val="24"/>
+          <w:lang w:eastAsia="pt-BR"/>
+        </w:rPr>
+        <w:br/>
+        <w:t xml:space="preserve">O sistema deve buscar notícias relacionadas ao político e ao tema pesquisado por meio do Google Notícias. </w:t>
+      </w:r>
     </w:p>
     <w:p>
       <w:pPr>
         <w:pStyle w:val="PargrafodaLista"/>
-        <w:widowControl w:val="0"/>
         <w:numPr>
-          <w:ilvl w:val="2"/>
-          <w:numId w:val="28"/>
+          <w:ilvl w:val="0"/>
+          <w:numId w:val="38"/>
         </w:numPr>
-        <w:tabs>
-          <w:tab w:val="left" w:pos="1219"/>
-        </w:tabs>
-        <w:autoSpaceDE w:val="0"/>
-        <w:autoSpaceDN w:val="0"/>
-        <w:spacing w:after="30" w:line="240" w:lineRule="auto"/>
-        <w:ind w:left="1219" w:hanging="358"/>
-        <w:contextualSpacing w:val="0"/>
-        <w:jc w:val="both"/>
-        <w:rPr>
-          <w:rFonts w:ascii="Arial" w:hAnsi="Arial" w:cs="Arial"/>
-          <w:sz w:val="24"/>
-          <w:szCs w:val="24"/>
-        </w:rPr>
-      </w:pPr>
-      <w:r>
-        <w:rPr>
-          <w:rFonts w:ascii="Arial" w:hAnsi="Arial" w:cs="Arial"/>
-          <w:sz w:val="24"/>
-          <w:szCs w:val="24"/>
-        </w:rPr>
-        <w:t>Pesquisar</w:t>
-      </w:r>
-      <w:r>
-        <w:rPr>
-          <w:rFonts w:ascii="Arial" w:hAnsi="Arial" w:cs="Arial"/>
-          <w:spacing w:val="-4"/>
-          <w:sz w:val="24"/>
-          <w:szCs w:val="24"/>
-        </w:rPr>
-        <w:t xml:space="preserve"> </w:t>
-      </w:r>
-      <w:r>
-        <w:rPr>
-          <w:rFonts w:ascii="Arial" w:hAnsi="Arial" w:cs="Arial"/>
-          <w:sz w:val="24"/>
-          <w:szCs w:val="24"/>
-        </w:rPr>
-        <w:t>notícias</w:t>
-      </w:r>
-      <w:r>
-        <w:rPr>
-          <w:rFonts w:ascii="Arial" w:hAnsi="Arial" w:cs="Arial"/>
-          <w:spacing w:val="-3"/>
-          <w:sz w:val="24"/>
-          <w:szCs w:val="24"/>
-        </w:rPr>
-        <w:t xml:space="preserve"> </w:t>
-      </w:r>
-      <w:r>
-        <w:rPr>
-          <w:rFonts w:ascii="Arial" w:hAnsi="Arial" w:cs="Arial"/>
-          <w:sz w:val="24"/>
-          <w:szCs w:val="24"/>
-        </w:rPr>
-        <w:t>em</w:t>
-      </w:r>
-      <w:r>
-        <w:rPr>
-          <w:rFonts w:ascii="Arial" w:hAnsi="Arial" w:cs="Arial"/>
-          <w:spacing w:val="-3"/>
-          <w:sz w:val="24"/>
-          <w:szCs w:val="24"/>
-        </w:rPr>
-        <w:t xml:space="preserve"> </w:t>
-      </w:r>
-      <w:r>
-        <w:rPr>
-          <w:rFonts w:ascii="Arial" w:hAnsi="Arial" w:cs="Arial"/>
-          <w:sz w:val="24"/>
-          <w:szCs w:val="24"/>
-        </w:rPr>
-        <w:t>múltiplos</w:t>
-      </w:r>
-      <w:r>
-        <w:rPr>
-          <w:rFonts w:ascii="Arial" w:hAnsi="Arial" w:cs="Arial"/>
-          <w:spacing w:val="-3"/>
-          <w:sz w:val="24"/>
-          <w:szCs w:val="24"/>
-        </w:rPr>
-        <w:t xml:space="preserve"> </w:t>
-      </w:r>
-      <w:r>
-        <w:rPr>
-          <w:rFonts w:ascii="Arial" w:hAnsi="Arial" w:cs="Arial"/>
-          <w:spacing w:val="-2"/>
-          <w:sz w:val="24"/>
-          <w:szCs w:val="24"/>
-        </w:rPr>
-        <w:t>portais</w:t>
-      </w:r>
-    </w:p>
-    <w:p>
-      <w:pPr>
-        <w:pStyle w:val="Corpodetexto"/>
-        <w:spacing w:before="19" w:after="30" w:line="261" w:lineRule="auto"/>
-        <w:ind w:left="1222" w:right="141"/>
-        <w:jc w:val="both"/>
-      </w:pPr>
-      <w:r>
-        <w:t xml:space="preserve">O sistema deve coletar notícias de diferentes sites jornalísticos (UOL, G1, R7, Agência Brasil, Estadão, Terra, Band, Metrópoles e Correio </w:t>
-      </w:r>
-      <w:r>
-        <w:rPr>
-          <w:spacing w:val="-2"/>
-        </w:rPr>
-        <w:t>Braziliense).</w:t>
-      </w:r>
-    </w:p>
-    <w:p>
-      <w:pPr>
-        <w:pStyle w:val="Corpodetexto"/>
-        <w:spacing w:before="17" w:after="30"/>
-        <w:jc w:val="both"/>
-      </w:pPr>
+        <w:spacing w:before="100" w:beforeAutospacing="1" w:after="100" w:afterAutospacing="1" w:line="240" w:lineRule="auto"/>
+        <w:rPr>
+          <w:rFonts w:ascii="Arial" w:eastAsia="Times New Roman" w:hAnsi="Arial" w:cs="Arial"/>
+          <w:sz w:val="24"/>
+          <w:szCs w:val="24"/>
+          <w:lang w:eastAsia="pt-BR"/>
+        </w:rPr>
+      </w:pPr>
+      <w:r>
+        <w:rPr>
+          <w:rFonts w:ascii="Arial" w:eastAsia="Times New Roman" w:hAnsi="Arial" w:cs="Arial"/>
+          <w:b/>
+          <w:bCs/>
+          <w:sz w:val="24"/>
+          <w:szCs w:val="24"/>
+          <w:lang w:eastAsia="pt-BR"/>
+        </w:rPr>
+        <w:t>– Consultar fontes oficiais</w:t>
+      </w:r>
+      <w:r>
+        <w:rPr>
+          <w:rFonts w:ascii="Arial" w:eastAsia="Times New Roman" w:hAnsi="Arial" w:cs="Arial"/>
+          <w:sz w:val="24"/>
+          <w:szCs w:val="24"/>
+          <w:lang w:eastAsia="pt-BR"/>
+        </w:rPr>
+        <w:br/>
+        <w:t xml:space="preserve">O sistema deve consultar fontes oficiais da Câmara dos Deputados e do Senado Federal para obter informações relacionadas às pesquisas. </w:t>
+      </w:r>
     </w:p>
     <w:p>
       <w:pPr>
         <w:pStyle w:val="PargrafodaLista"/>
-        <w:widowControl w:val="0"/>
         <w:numPr>
-          <w:ilvl w:val="2"/>
-          <w:numId w:val="28"/>
+          <w:ilvl w:val="0"/>
+          <w:numId w:val="38"/>
         </w:numPr>
-        <w:tabs>
-          <w:tab w:val="left" w:pos="1219"/>
-        </w:tabs>
-        <w:autoSpaceDE w:val="0"/>
-        <w:autoSpaceDN w:val="0"/>
-        <w:spacing w:after="30" w:line="240" w:lineRule="auto"/>
-        <w:ind w:left="1219" w:hanging="358"/>
-        <w:contextualSpacing w:val="0"/>
-        <w:jc w:val="both"/>
-        <w:rPr>
-          <w:rFonts w:ascii="Arial" w:hAnsi="Arial" w:cs="Arial"/>
-          <w:sz w:val="24"/>
-          <w:szCs w:val="24"/>
-        </w:rPr>
-      </w:pPr>
-      <w:r>
-        <w:rPr>
-          <w:rFonts w:ascii="Arial" w:hAnsi="Arial" w:cs="Arial"/>
-          <w:sz w:val="24"/>
-          <w:szCs w:val="24"/>
-        </w:rPr>
-        <w:t>Classificar</w:t>
-      </w:r>
-      <w:r>
-        <w:rPr>
-          <w:rFonts w:ascii="Arial" w:hAnsi="Arial" w:cs="Arial"/>
-          <w:spacing w:val="-3"/>
-          <w:sz w:val="24"/>
-          <w:szCs w:val="24"/>
-        </w:rPr>
-        <w:t xml:space="preserve"> </w:t>
-      </w:r>
-      <w:r>
-        <w:rPr>
-          <w:rFonts w:ascii="Arial" w:hAnsi="Arial" w:cs="Arial"/>
-          <w:sz w:val="24"/>
-          <w:szCs w:val="24"/>
-        </w:rPr>
-        <w:t>o</w:t>
-      </w:r>
-      <w:r>
-        <w:rPr>
-          <w:rFonts w:ascii="Arial" w:hAnsi="Arial" w:cs="Arial"/>
-          <w:spacing w:val="-2"/>
-          <w:sz w:val="24"/>
-          <w:szCs w:val="24"/>
-        </w:rPr>
-        <w:t xml:space="preserve"> </w:t>
-      </w:r>
-      <w:r>
-        <w:rPr>
-          <w:rFonts w:ascii="Arial" w:hAnsi="Arial" w:cs="Arial"/>
-          <w:sz w:val="24"/>
-          <w:szCs w:val="24"/>
-        </w:rPr>
-        <w:t>status</w:t>
-      </w:r>
-      <w:r>
-        <w:rPr>
-          <w:rFonts w:ascii="Arial" w:hAnsi="Arial" w:cs="Arial"/>
-          <w:spacing w:val="-3"/>
-          <w:sz w:val="24"/>
-          <w:szCs w:val="24"/>
-        </w:rPr>
-        <w:t xml:space="preserve"> </w:t>
-      </w:r>
-      <w:r>
-        <w:rPr>
-          <w:rFonts w:ascii="Arial" w:hAnsi="Arial" w:cs="Arial"/>
-          <w:sz w:val="24"/>
-          <w:szCs w:val="24"/>
-        </w:rPr>
-        <w:t>das</w:t>
-      </w:r>
-      <w:r>
-        <w:rPr>
-          <w:rFonts w:ascii="Arial" w:hAnsi="Arial" w:cs="Arial"/>
-          <w:spacing w:val="-3"/>
-          <w:sz w:val="24"/>
-          <w:szCs w:val="24"/>
-        </w:rPr>
-        <w:t xml:space="preserve"> </w:t>
-      </w:r>
-      <w:r>
-        <w:rPr>
-          <w:rFonts w:ascii="Arial" w:hAnsi="Arial" w:cs="Arial"/>
-          <w:spacing w:val="-2"/>
-          <w:sz w:val="24"/>
-          <w:szCs w:val="24"/>
-        </w:rPr>
-        <w:t>promessas</w:t>
-      </w:r>
-    </w:p>
-    <w:p>
-      <w:pPr>
-        <w:pStyle w:val="Corpodetexto"/>
-        <w:spacing w:before="19" w:after="30" w:line="259" w:lineRule="auto"/>
-        <w:ind w:left="1222" w:right="144"/>
-        <w:jc w:val="both"/>
-      </w:pPr>
-      <w:r>
-        <w:t>A Inteligência Artificial deve analisar os textos coletados e classificar cada promessa como: Cumprida, Parcialmente cumprida, Não cumprida, Em andamento ou Não verificável.</w:t>
-      </w:r>
-    </w:p>
-    <w:p>
-      <w:pPr>
-        <w:pStyle w:val="Corpodetexto"/>
-        <w:spacing w:before="21" w:after="30"/>
-        <w:jc w:val="both"/>
-      </w:pPr>
+        <w:spacing w:before="100" w:beforeAutospacing="1" w:after="100" w:afterAutospacing="1" w:line="240" w:lineRule="auto"/>
+        <w:rPr>
+          <w:rFonts w:ascii="Arial" w:eastAsia="Times New Roman" w:hAnsi="Arial" w:cs="Arial"/>
+          <w:sz w:val="24"/>
+          <w:szCs w:val="24"/>
+          <w:lang w:eastAsia="pt-BR"/>
+        </w:rPr>
+      </w:pPr>
+      <w:r>
+        <w:rPr>
+          <w:rFonts w:ascii="Arial" w:eastAsia="Times New Roman" w:hAnsi="Arial" w:cs="Arial"/>
+          <w:b/>
+          <w:bCs/>
+          <w:sz w:val="24"/>
+          <w:szCs w:val="24"/>
+          <w:lang w:eastAsia="pt-BR"/>
+        </w:rPr>
+        <w:t>– Reunir informações de diferentes fontes</w:t>
+      </w:r>
+      <w:r>
+        <w:rPr>
+          <w:rFonts w:ascii="Arial" w:eastAsia="Times New Roman" w:hAnsi="Arial" w:cs="Arial"/>
+          <w:sz w:val="24"/>
+          <w:szCs w:val="24"/>
+          <w:lang w:eastAsia="pt-BR"/>
+        </w:rPr>
+        <w:br/>
+        <w:t xml:space="preserve">O sistema deve combinar as informações encontradas nas fontes oficiais e nas notícias, removendo resultados duplicados. </w:t>
+      </w:r>
     </w:p>
     <w:p>
       <w:pPr>
         <w:pStyle w:val="PargrafodaLista"/>
-        <w:widowControl w:val="0"/>
         <w:numPr>
-          <w:ilvl w:val="2"/>
-          <w:numId w:val="28"/>
+          <w:ilvl w:val="0"/>
+          <w:numId w:val="38"/>
         </w:numPr>
-        <w:tabs>
-          <w:tab w:val="left" w:pos="1219"/>
-        </w:tabs>
-        <w:autoSpaceDE w:val="0"/>
-        <w:autoSpaceDN w:val="0"/>
-        <w:spacing w:after="30" w:line="240" w:lineRule="auto"/>
-        <w:ind w:left="1219" w:hanging="358"/>
-        <w:contextualSpacing w:val="0"/>
-        <w:jc w:val="both"/>
-        <w:rPr>
-          <w:rFonts w:ascii="Arial" w:hAnsi="Arial" w:cs="Arial"/>
-          <w:sz w:val="24"/>
-          <w:szCs w:val="24"/>
-        </w:rPr>
-      </w:pPr>
-      <w:r>
-        <w:rPr>
-          <w:rFonts w:ascii="Arial" w:hAnsi="Arial" w:cs="Arial"/>
-          <w:sz w:val="24"/>
-          <w:szCs w:val="24"/>
-        </w:rPr>
-        <w:t>Gerar</w:t>
-      </w:r>
-      <w:r>
-        <w:rPr>
-          <w:rFonts w:ascii="Arial" w:hAnsi="Arial" w:cs="Arial"/>
-          <w:spacing w:val="-4"/>
-          <w:sz w:val="24"/>
-          <w:szCs w:val="24"/>
-        </w:rPr>
-        <w:t xml:space="preserve"> </w:t>
-      </w:r>
-      <w:r>
-        <w:rPr>
-          <w:rFonts w:ascii="Arial" w:hAnsi="Arial" w:cs="Arial"/>
-          <w:sz w:val="24"/>
-          <w:szCs w:val="24"/>
-        </w:rPr>
-        <w:t>justificativas</w:t>
-      </w:r>
-      <w:r>
-        <w:rPr>
-          <w:rFonts w:ascii="Arial" w:hAnsi="Arial" w:cs="Arial"/>
-          <w:spacing w:val="-3"/>
-          <w:sz w:val="24"/>
-          <w:szCs w:val="24"/>
-        </w:rPr>
-        <w:t xml:space="preserve"> </w:t>
-      </w:r>
-      <w:r>
-        <w:rPr>
-          <w:rFonts w:ascii="Arial" w:hAnsi="Arial" w:cs="Arial"/>
-          <w:sz w:val="24"/>
-          <w:szCs w:val="24"/>
-        </w:rPr>
-        <w:t>para</w:t>
-      </w:r>
-      <w:r>
-        <w:rPr>
-          <w:rFonts w:ascii="Arial" w:hAnsi="Arial" w:cs="Arial"/>
-          <w:spacing w:val="-2"/>
-          <w:sz w:val="24"/>
-          <w:szCs w:val="24"/>
-        </w:rPr>
-        <w:t xml:space="preserve"> </w:t>
-      </w:r>
-      <w:r>
-        <w:rPr>
-          <w:rFonts w:ascii="Arial" w:hAnsi="Arial" w:cs="Arial"/>
-          <w:sz w:val="24"/>
-          <w:szCs w:val="24"/>
-        </w:rPr>
-        <w:t>as</w:t>
-      </w:r>
-      <w:r>
-        <w:rPr>
-          <w:rFonts w:ascii="Arial" w:hAnsi="Arial" w:cs="Arial"/>
-          <w:spacing w:val="-3"/>
-          <w:sz w:val="24"/>
-          <w:szCs w:val="24"/>
-        </w:rPr>
-        <w:t xml:space="preserve"> </w:t>
-      </w:r>
-      <w:r>
-        <w:rPr>
-          <w:rFonts w:ascii="Arial" w:hAnsi="Arial" w:cs="Arial"/>
-          <w:spacing w:val="-2"/>
-          <w:sz w:val="24"/>
-          <w:szCs w:val="24"/>
-        </w:rPr>
-        <w:t>classificações</w:t>
-      </w:r>
-    </w:p>
-    <w:p>
-      <w:pPr>
-        <w:pStyle w:val="Corpodetexto"/>
-        <w:spacing w:before="24" w:after="30" w:line="261" w:lineRule="auto"/>
-        <w:ind w:left="1222" w:right="142"/>
-        <w:jc w:val="both"/>
-      </w:pPr>
-      <w:r>
-        <w:t>Para cada promessa identificada, o sistema deve apresentar uma justificativa baseada nas notícias analisadas.</w:t>
-      </w:r>
-    </w:p>
-    <w:p>
-      <w:pPr>
-        <w:pStyle w:val="Corpodetexto"/>
-        <w:spacing w:before="18" w:after="30"/>
-        <w:jc w:val="both"/>
-      </w:pPr>
+        <w:spacing w:before="100" w:beforeAutospacing="1" w:after="100" w:afterAutospacing="1" w:line="240" w:lineRule="auto"/>
+        <w:rPr>
+          <w:rFonts w:ascii="Arial" w:eastAsia="Times New Roman" w:hAnsi="Arial" w:cs="Arial"/>
+          <w:sz w:val="24"/>
+          <w:szCs w:val="24"/>
+          <w:lang w:eastAsia="pt-BR"/>
+        </w:rPr>
+      </w:pPr>
+      <w:r>
+        <w:rPr>
+          <w:rFonts w:ascii="Arial" w:eastAsia="Times New Roman" w:hAnsi="Arial" w:cs="Arial"/>
+          <w:b/>
+          <w:bCs/>
+          <w:sz w:val="24"/>
+          <w:szCs w:val="24"/>
+          <w:lang w:eastAsia="pt-BR"/>
+        </w:rPr>
+        <w:t>– Analisar as informações utilizando inteligência artificial</w:t>
+      </w:r>
+      <w:r>
+        <w:rPr>
+          <w:rFonts w:ascii="Arial" w:eastAsia="Times New Roman" w:hAnsi="Arial" w:cs="Arial"/>
+          <w:sz w:val="24"/>
+          <w:szCs w:val="24"/>
+          <w:lang w:eastAsia="pt-BR"/>
+        </w:rPr>
+        <w:br/>
+        <w:t xml:space="preserve">O sistema deve utilizar inteligência artificial para analisar os artigos encontrados e identificar promessas relacionadas ao político e ao tema pesquisados. </w:t>
+      </w:r>
     </w:p>
     <w:p>
       <w:pPr>
         <w:pStyle w:val="PargrafodaLista"/>
-        <w:widowControl w:val="0"/>
         <w:numPr>
-          <w:ilvl w:val="2"/>
-          <w:numId w:val="28"/>
+          <w:ilvl w:val="0"/>
+          <w:numId w:val="38"/>
         </w:numPr>
-        <w:tabs>
-          <w:tab w:val="left" w:pos="1219"/>
-        </w:tabs>
-        <w:autoSpaceDE w:val="0"/>
-        <w:autoSpaceDN w:val="0"/>
-        <w:spacing w:after="30" w:line="240" w:lineRule="auto"/>
-        <w:ind w:left="1219" w:hanging="358"/>
-        <w:contextualSpacing w:val="0"/>
-        <w:jc w:val="both"/>
-        <w:rPr>
-          <w:rFonts w:ascii="Arial" w:hAnsi="Arial" w:cs="Arial"/>
-          <w:sz w:val="24"/>
-          <w:szCs w:val="24"/>
-        </w:rPr>
-      </w:pPr>
-      <w:r>
-        <w:rPr>
-          <w:rFonts w:ascii="Arial" w:hAnsi="Arial" w:cs="Arial"/>
-          <w:sz w:val="24"/>
-          <w:szCs w:val="24"/>
-        </w:rPr>
-        <w:t>Exibir</w:t>
-      </w:r>
-      <w:r>
-        <w:rPr>
-          <w:rFonts w:ascii="Arial" w:hAnsi="Arial" w:cs="Arial"/>
-          <w:spacing w:val="-6"/>
-          <w:sz w:val="24"/>
-          <w:szCs w:val="24"/>
-        </w:rPr>
-        <w:t xml:space="preserve"> </w:t>
-      </w:r>
-      <w:r>
-        <w:rPr>
-          <w:rFonts w:ascii="Arial" w:hAnsi="Arial" w:cs="Arial"/>
-          <w:sz w:val="24"/>
-          <w:szCs w:val="24"/>
-        </w:rPr>
-        <w:t>resultados</w:t>
-      </w:r>
-      <w:r>
-        <w:rPr>
-          <w:rFonts w:ascii="Arial" w:hAnsi="Arial" w:cs="Arial"/>
-          <w:spacing w:val="-3"/>
-          <w:sz w:val="24"/>
-          <w:szCs w:val="24"/>
-        </w:rPr>
-        <w:t xml:space="preserve"> </w:t>
-      </w:r>
-      <w:r>
-        <w:rPr>
-          <w:rFonts w:ascii="Arial" w:hAnsi="Arial" w:cs="Arial"/>
-          <w:sz w:val="24"/>
-          <w:szCs w:val="24"/>
-        </w:rPr>
-        <w:t>de</w:t>
-      </w:r>
-      <w:r>
-        <w:rPr>
-          <w:rFonts w:ascii="Arial" w:hAnsi="Arial" w:cs="Arial"/>
-          <w:spacing w:val="-2"/>
-          <w:sz w:val="24"/>
-          <w:szCs w:val="24"/>
-        </w:rPr>
-        <w:t xml:space="preserve"> </w:t>
-      </w:r>
-      <w:r>
-        <w:rPr>
-          <w:rFonts w:ascii="Arial" w:hAnsi="Arial" w:cs="Arial"/>
-          <w:sz w:val="24"/>
-          <w:szCs w:val="24"/>
-        </w:rPr>
-        <w:t>forma</w:t>
-      </w:r>
-      <w:r>
-        <w:rPr>
-          <w:rFonts w:ascii="Arial" w:hAnsi="Arial" w:cs="Arial"/>
-          <w:spacing w:val="-3"/>
-          <w:sz w:val="24"/>
-          <w:szCs w:val="24"/>
-        </w:rPr>
-        <w:t xml:space="preserve"> </w:t>
-      </w:r>
-      <w:r>
-        <w:rPr>
-          <w:rFonts w:ascii="Arial" w:hAnsi="Arial" w:cs="Arial"/>
-          <w:sz w:val="24"/>
-          <w:szCs w:val="24"/>
-        </w:rPr>
-        <w:t>visual</w:t>
-      </w:r>
-      <w:r>
-        <w:rPr>
-          <w:rFonts w:ascii="Arial" w:hAnsi="Arial" w:cs="Arial"/>
-          <w:spacing w:val="-2"/>
-          <w:sz w:val="24"/>
-          <w:szCs w:val="24"/>
-        </w:rPr>
-        <w:t xml:space="preserve"> </w:t>
-      </w:r>
-      <w:r>
-        <w:rPr>
-          <w:rFonts w:ascii="Arial" w:hAnsi="Arial" w:cs="Arial"/>
-          <w:sz w:val="24"/>
-          <w:szCs w:val="24"/>
-        </w:rPr>
-        <w:t>e</w:t>
-      </w:r>
-      <w:r>
-        <w:rPr>
-          <w:rFonts w:ascii="Arial" w:hAnsi="Arial" w:cs="Arial"/>
-          <w:spacing w:val="-2"/>
-          <w:sz w:val="24"/>
-          <w:szCs w:val="24"/>
-        </w:rPr>
-        <w:t xml:space="preserve"> intuitiva</w:t>
-      </w:r>
-    </w:p>
-    <w:p>
-      <w:pPr>
-        <w:pStyle w:val="Corpodetexto"/>
-        <w:spacing w:before="19" w:after="30" w:line="261" w:lineRule="auto"/>
-        <w:ind w:left="1222" w:right="142"/>
-        <w:jc w:val="both"/>
-      </w:pPr>
-      <w:r>
-        <w:t>O sistema deve apresentar estatísticas, status das promessas, resumo geral e links das fontes utilizadas.</w:t>
-      </w:r>
-    </w:p>
-    <w:p>
-      <w:pPr>
-        <w:pStyle w:val="Corpodetexto"/>
-        <w:spacing w:before="17" w:after="30"/>
-        <w:jc w:val="both"/>
-      </w:pPr>
+        <w:spacing w:before="100" w:beforeAutospacing="1" w:after="100" w:afterAutospacing="1" w:line="240" w:lineRule="auto"/>
+        <w:rPr>
+          <w:rFonts w:ascii="Arial" w:eastAsia="Times New Roman" w:hAnsi="Arial" w:cs="Arial"/>
+          <w:sz w:val="24"/>
+          <w:szCs w:val="24"/>
+          <w:lang w:eastAsia="pt-BR"/>
+        </w:rPr>
+      </w:pPr>
+      <w:r>
+        <w:rPr>
+          <w:rFonts w:ascii="Arial" w:eastAsia="Times New Roman" w:hAnsi="Arial" w:cs="Arial"/>
+          <w:b/>
+          <w:bCs/>
+          <w:sz w:val="24"/>
+          <w:szCs w:val="24"/>
+          <w:lang w:eastAsia="pt-BR"/>
+        </w:rPr>
+        <w:lastRenderedPageBreak/>
+        <w:t>– Identificar o status das promessas</w:t>
+      </w:r>
+      <w:r>
+        <w:rPr>
+          <w:rFonts w:ascii="Arial" w:eastAsia="Times New Roman" w:hAnsi="Arial" w:cs="Arial"/>
+          <w:sz w:val="24"/>
+          <w:szCs w:val="24"/>
+          <w:lang w:eastAsia="pt-BR"/>
+        </w:rPr>
+        <w:br/>
+        <w:t>O sistema deve classificar as promessas encontradas em uma das seguintes situações:</w:t>
+      </w:r>
     </w:p>
     <w:p>
       <w:pPr>
         <w:pStyle w:val="PargrafodaLista"/>
-        <w:widowControl w:val="0"/>
         <w:numPr>
-          <w:ilvl w:val="2"/>
-          <w:numId w:val="28"/>
+          <w:ilvl w:val="0"/>
+          <w:numId w:val="39"/>
         </w:numPr>
-        <w:tabs>
-          <w:tab w:val="left" w:pos="1219"/>
-        </w:tabs>
-        <w:autoSpaceDE w:val="0"/>
-        <w:autoSpaceDN w:val="0"/>
-        <w:spacing w:after="30" w:line="240" w:lineRule="auto"/>
-        <w:ind w:left="1219" w:hanging="358"/>
-        <w:contextualSpacing w:val="0"/>
-        <w:jc w:val="both"/>
-        <w:rPr>
-          <w:rFonts w:ascii="Arial" w:hAnsi="Arial" w:cs="Arial"/>
-          <w:sz w:val="24"/>
-          <w:szCs w:val="24"/>
-        </w:rPr>
-      </w:pPr>
-      <w:r>
-        <w:rPr>
-          <w:rFonts w:ascii="Arial" w:hAnsi="Arial" w:cs="Arial"/>
-          <w:sz w:val="24"/>
-          <w:szCs w:val="24"/>
-        </w:rPr>
-        <w:t>Permitir</w:t>
-      </w:r>
-      <w:r>
-        <w:rPr>
-          <w:rFonts w:ascii="Arial" w:hAnsi="Arial" w:cs="Arial"/>
-          <w:spacing w:val="-3"/>
-          <w:sz w:val="24"/>
-          <w:szCs w:val="24"/>
-        </w:rPr>
-        <w:t xml:space="preserve"> </w:t>
-      </w:r>
-      <w:r>
-        <w:rPr>
-          <w:rFonts w:ascii="Arial" w:hAnsi="Arial" w:cs="Arial"/>
-          <w:sz w:val="24"/>
-          <w:szCs w:val="24"/>
-        </w:rPr>
-        <w:t>pesquisa</w:t>
-      </w:r>
-      <w:r>
-        <w:rPr>
-          <w:rFonts w:ascii="Arial" w:hAnsi="Arial" w:cs="Arial"/>
-          <w:spacing w:val="-2"/>
-          <w:sz w:val="24"/>
-          <w:szCs w:val="24"/>
-        </w:rPr>
-        <w:t xml:space="preserve"> </w:t>
-      </w:r>
-      <w:r>
-        <w:rPr>
-          <w:rFonts w:ascii="Arial" w:hAnsi="Arial" w:cs="Arial"/>
-          <w:sz w:val="24"/>
-          <w:szCs w:val="24"/>
-        </w:rPr>
-        <w:t>por</w:t>
-      </w:r>
-      <w:r>
-        <w:rPr>
-          <w:rFonts w:ascii="Arial" w:hAnsi="Arial" w:cs="Arial"/>
-          <w:spacing w:val="-3"/>
-          <w:sz w:val="24"/>
-          <w:szCs w:val="24"/>
-        </w:rPr>
-        <w:t xml:space="preserve"> </w:t>
-      </w:r>
-      <w:r>
-        <w:rPr>
-          <w:rFonts w:ascii="Arial" w:hAnsi="Arial" w:cs="Arial"/>
-          <w:sz w:val="24"/>
-          <w:szCs w:val="24"/>
-        </w:rPr>
-        <w:t>tema</w:t>
-      </w:r>
-      <w:r>
-        <w:rPr>
-          <w:rFonts w:ascii="Arial" w:hAnsi="Arial" w:cs="Arial"/>
-          <w:spacing w:val="-2"/>
-          <w:sz w:val="24"/>
-          <w:szCs w:val="24"/>
-        </w:rPr>
-        <w:t xml:space="preserve"> personalizado</w:t>
-      </w:r>
-    </w:p>
-    <w:p>
-      <w:pPr>
-        <w:pStyle w:val="Corpodetexto"/>
-        <w:spacing w:before="24" w:after="30" w:line="256" w:lineRule="auto"/>
-        <w:ind w:left="1222" w:right="139"/>
-        <w:jc w:val="both"/>
-      </w:pPr>
-      <w:r>
-        <w:t>Além dos temas pré-definidos, o usuário deve poder digitar um tema específico para realizar a busca.</w:t>
-      </w:r>
-    </w:p>
-    <w:p>
-      <w:pPr>
-        <w:pStyle w:val="Corpodetexto"/>
-        <w:spacing w:before="24" w:after="30"/>
-        <w:jc w:val="both"/>
-      </w:pPr>
+        <w:spacing w:before="100" w:beforeAutospacing="1" w:after="100" w:afterAutospacing="1" w:line="240" w:lineRule="auto"/>
+        <w:rPr>
+          <w:rFonts w:ascii="Arial" w:eastAsia="Times New Roman" w:hAnsi="Arial" w:cs="Arial"/>
+          <w:sz w:val="24"/>
+          <w:szCs w:val="24"/>
+          <w:lang w:eastAsia="pt-BR"/>
+        </w:rPr>
+      </w:pPr>
+      <w:r>
+        <w:rPr>
+          <w:rFonts w:ascii="Arial" w:eastAsia="Times New Roman" w:hAnsi="Arial" w:cs="Arial"/>
+          <w:sz w:val="24"/>
+          <w:szCs w:val="24"/>
+          <w:lang w:eastAsia="pt-BR"/>
+        </w:rPr>
+        <w:t xml:space="preserve">Cumprida; </w:t>
+      </w:r>
     </w:p>
     <w:p>
       <w:pPr>
         <w:pStyle w:val="PargrafodaLista"/>
-        <w:widowControl w:val="0"/>
         <w:numPr>
-          <w:ilvl w:val="2"/>
-          <w:numId w:val="28"/>
+          <w:ilvl w:val="0"/>
+          <w:numId w:val="39"/>
         </w:numPr>
-        <w:tabs>
-          <w:tab w:val="left" w:pos="1219"/>
-        </w:tabs>
-        <w:autoSpaceDE w:val="0"/>
-        <w:autoSpaceDN w:val="0"/>
-        <w:spacing w:after="30" w:line="240" w:lineRule="auto"/>
-        <w:ind w:left="1219" w:hanging="358"/>
-        <w:contextualSpacing w:val="0"/>
-        <w:jc w:val="both"/>
-        <w:rPr>
-          <w:rFonts w:ascii="Arial" w:hAnsi="Arial" w:cs="Arial"/>
-          <w:sz w:val="24"/>
-          <w:szCs w:val="24"/>
-        </w:rPr>
-      </w:pPr>
-      <w:r>
-        <w:rPr>
-          <w:rFonts w:ascii="Arial" w:hAnsi="Arial" w:cs="Arial"/>
-          <w:sz w:val="24"/>
-          <w:szCs w:val="24"/>
-        </w:rPr>
-        <w:t>Exibir</w:t>
-      </w:r>
-      <w:r>
-        <w:rPr>
-          <w:rFonts w:ascii="Arial" w:hAnsi="Arial" w:cs="Arial"/>
-          <w:spacing w:val="-3"/>
-          <w:sz w:val="24"/>
-          <w:szCs w:val="24"/>
-        </w:rPr>
-        <w:t xml:space="preserve"> </w:t>
-      </w:r>
-      <w:r>
-        <w:rPr>
-          <w:rFonts w:ascii="Arial" w:hAnsi="Arial" w:cs="Arial"/>
-          <w:sz w:val="24"/>
-          <w:szCs w:val="24"/>
-        </w:rPr>
-        <w:t>mensagens</w:t>
-      </w:r>
-      <w:r>
-        <w:rPr>
-          <w:rFonts w:ascii="Arial" w:hAnsi="Arial" w:cs="Arial"/>
-          <w:spacing w:val="-3"/>
-          <w:sz w:val="24"/>
-          <w:szCs w:val="24"/>
-        </w:rPr>
-        <w:t xml:space="preserve"> </w:t>
-      </w:r>
-      <w:r>
-        <w:rPr>
-          <w:rFonts w:ascii="Arial" w:hAnsi="Arial" w:cs="Arial"/>
-          <w:sz w:val="24"/>
-          <w:szCs w:val="24"/>
-        </w:rPr>
-        <w:t>de</w:t>
-      </w:r>
-      <w:r>
-        <w:rPr>
-          <w:rFonts w:ascii="Arial" w:hAnsi="Arial" w:cs="Arial"/>
-          <w:spacing w:val="-2"/>
-          <w:sz w:val="24"/>
-          <w:szCs w:val="24"/>
-        </w:rPr>
-        <w:t xml:space="preserve"> </w:t>
-      </w:r>
-      <w:r>
-        <w:rPr>
-          <w:rFonts w:ascii="Arial" w:hAnsi="Arial" w:cs="Arial"/>
-          <w:sz w:val="24"/>
-          <w:szCs w:val="24"/>
-        </w:rPr>
-        <w:t>erro</w:t>
-      </w:r>
-      <w:r>
-        <w:rPr>
-          <w:rFonts w:ascii="Arial" w:hAnsi="Arial" w:cs="Arial"/>
-          <w:spacing w:val="-2"/>
-          <w:sz w:val="24"/>
-          <w:szCs w:val="24"/>
-        </w:rPr>
-        <w:t xml:space="preserve"> </w:t>
-      </w:r>
-      <w:r>
-        <w:rPr>
-          <w:rFonts w:ascii="Arial" w:hAnsi="Arial" w:cs="Arial"/>
-          <w:sz w:val="24"/>
-          <w:szCs w:val="24"/>
-        </w:rPr>
-        <w:t>e</w:t>
-      </w:r>
-      <w:r>
-        <w:rPr>
-          <w:rFonts w:ascii="Arial" w:hAnsi="Arial" w:cs="Arial"/>
-          <w:spacing w:val="-2"/>
-          <w:sz w:val="24"/>
-          <w:szCs w:val="24"/>
-        </w:rPr>
-        <w:t xml:space="preserve"> status</w:t>
-      </w:r>
-    </w:p>
-    <w:p>
-      <w:pPr>
-        <w:pStyle w:val="Corpodetexto"/>
-        <w:spacing w:before="24" w:after="30" w:line="256" w:lineRule="auto"/>
-        <w:ind w:left="1222" w:right="145"/>
-        <w:jc w:val="both"/>
-        <w:sectPr>
-          <w:pgSz w:w="11910" w:h="16840"/>
-          <w:pgMar w:top="1120" w:right="992" w:bottom="280" w:left="1559" w:header="711" w:footer="0" w:gutter="0"/>
-          <w:cols w:space="720"/>
-        </w:sectPr>
-      </w:pPr>
-      <w:r>
-        <w:t>O sistema deve informar ao usuário situações como CEP inválido, ausência de chave da API ou falhas na busca.</w:t>
-      </w:r>
-    </w:p>
-    <w:p>
-      <w:pPr>
-        <w:pStyle w:val="Corpodetexto"/>
-        <w:spacing w:after="30"/>
-      </w:pPr>
-    </w:p>
-    <w:p>
-      <w:pPr>
-        <w:pStyle w:val="Corpodetexto"/>
-        <w:spacing w:before="61" w:after="30"/>
-      </w:pPr>
+        <w:spacing w:before="100" w:beforeAutospacing="1" w:after="100" w:afterAutospacing="1" w:line="240" w:lineRule="auto"/>
+        <w:rPr>
+          <w:rFonts w:ascii="Arial" w:eastAsia="Times New Roman" w:hAnsi="Arial" w:cs="Arial"/>
+          <w:sz w:val="24"/>
+          <w:szCs w:val="24"/>
+          <w:lang w:eastAsia="pt-BR"/>
+        </w:rPr>
+      </w:pPr>
+      <w:r>
+        <w:rPr>
+          <w:rFonts w:ascii="Arial" w:eastAsia="Times New Roman" w:hAnsi="Arial" w:cs="Arial"/>
+          <w:sz w:val="24"/>
+          <w:szCs w:val="24"/>
+          <w:lang w:eastAsia="pt-BR"/>
+        </w:rPr>
+        <w:t xml:space="preserve">Parcialmente cumprida; </w:t>
+      </w:r>
+    </w:p>
+    <w:p>
+      <w:pPr>
+        <w:pStyle w:val="PargrafodaLista"/>
+        <w:numPr>
+          <w:ilvl w:val="0"/>
+          <w:numId w:val="39"/>
+        </w:numPr>
+        <w:spacing w:before="100" w:beforeAutospacing="1" w:after="100" w:afterAutospacing="1" w:line="240" w:lineRule="auto"/>
+        <w:rPr>
+          <w:rFonts w:ascii="Arial" w:eastAsia="Times New Roman" w:hAnsi="Arial" w:cs="Arial"/>
+          <w:sz w:val="24"/>
+          <w:szCs w:val="24"/>
+          <w:lang w:eastAsia="pt-BR"/>
+        </w:rPr>
+      </w:pPr>
+      <w:r>
+        <w:rPr>
+          <w:rFonts w:ascii="Arial" w:eastAsia="Times New Roman" w:hAnsi="Arial" w:cs="Arial"/>
+          <w:sz w:val="24"/>
+          <w:szCs w:val="24"/>
+          <w:lang w:eastAsia="pt-BR"/>
+        </w:rPr>
+        <w:t xml:space="preserve">Não cumprida; </w:t>
+      </w:r>
+    </w:p>
+    <w:p>
+      <w:pPr>
+        <w:pStyle w:val="PargrafodaLista"/>
+        <w:numPr>
+          <w:ilvl w:val="0"/>
+          <w:numId w:val="39"/>
+        </w:numPr>
+        <w:spacing w:before="100" w:beforeAutospacing="1" w:after="100" w:afterAutospacing="1" w:line="240" w:lineRule="auto"/>
+        <w:rPr>
+          <w:rFonts w:ascii="Arial" w:eastAsia="Times New Roman" w:hAnsi="Arial" w:cs="Arial"/>
+          <w:sz w:val="24"/>
+          <w:szCs w:val="24"/>
+          <w:lang w:eastAsia="pt-BR"/>
+        </w:rPr>
+      </w:pPr>
+      <w:r>
+        <w:rPr>
+          <w:rFonts w:ascii="Arial" w:eastAsia="Times New Roman" w:hAnsi="Arial" w:cs="Arial"/>
+          <w:sz w:val="24"/>
+          <w:szCs w:val="24"/>
+          <w:lang w:eastAsia="pt-BR"/>
+        </w:rPr>
+        <w:t xml:space="preserve">Em andamento; </w:t>
+      </w:r>
+    </w:p>
+    <w:p>
+      <w:pPr>
+        <w:pStyle w:val="PargrafodaLista"/>
+        <w:numPr>
+          <w:ilvl w:val="0"/>
+          <w:numId w:val="39"/>
+        </w:numPr>
+        <w:spacing w:before="100" w:beforeAutospacing="1" w:after="100" w:afterAutospacing="1" w:line="240" w:lineRule="auto"/>
+        <w:rPr>
+          <w:rFonts w:ascii="Arial" w:eastAsia="Times New Roman" w:hAnsi="Arial" w:cs="Arial"/>
+          <w:sz w:val="24"/>
+          <w:szCs w:val="24"/>
+          <w:lang w:eastAsia="pt-BR"/>
+        </w:rPr>
+      </w:pPr>
+      <w:r>
+        <w:rPr>
+          <w:rFonts w:ascii="Arial" w:eastAsia="Times New Roman" w:hAnsi="Arial" w:cs="Arial"/>
+          <w:sz w:val="24"/>
+          <w:szCs w:val="24"/>
+          <w:lang w:eastAsia="pt-BR"/>
+        </w:rPr>
+        <w:t xml:space="preserve">Não verificada. </w:t>
+      </w:r>
+    </w:p>
+    <w:p>
+      <w:pPr>
+        <w:pStyle w:val="PargrafodaLista"/>
+        <w:numPr>
+          <w:ilvl w:val="0"/>
+          <w:numId w:val="38"/>
+        </w:numPr>
+        <w:spacing w:before="100" w:beforeAutospacing="1" w:after="100" w:afterAutospacing="1" w:line="240" w:lineRule="auto"/>
+        <w:rPr>
+          <w:rFonts w:ascii="Arial" w:eastAsia="Times New Roman" w:hAnsi="Arial" w:cs="Arial"/>
+          <w:sz w:val="24"/>
+          <w:szCs w:val="24"/>
+          <w:lang w:eastAsia="pt-BR"/>
+        </w:rPr>
+      </w:pPr>
+      <w:r>
+        <w:rPr>
+          <w:rFonts w:ascii="Arial" w:eastAsia="Times New Roman" w:hAnsi="Arial" w:cs="Arial"/>
+          <w:b/>
+          <w:bCs/>
+          <w:sz w:val="24"/>
+          <w:szCs w:val="24"/>
+          <w:lang w:eastAsia="pt-BR"/>
+        </w:rPr>
+        <w:t>– Apresentar justificativa para a classificação</w:t>
+      </w:r>
+      <w:r>
+        <w:rPr>
+          <w:rFonts w:ascii="Arial" w:eastAsia="Times New Roman" w:hAnsi="Arial" w:cs="Arial"/>
+          <w:sz w:val="24"/>
+          <w:szCs w:val="24"/>
+          <w:lang w:eastAsia="pt-BR"/>
+        </w:rPr>
+        <w:br/>
+        <w:t xml:space="preserve">O sistema deve apresentar uma justificativa para o status atribuído a cada promessa encontrada. </w:t>
+      </w:r>
+    </w:p>
+    <w:p>
+      <w:pPr>
+        <w:pStyle w:val="PargrafodaLista"/>
+        <w:numPr>
+          <w:ilvl w:val="0"/>
+          <w:numId w:val="38"/>
+        </w:numPr>
+        <w:spacing w:before="100" w:beforeAutospacing="1" w:after="100" w:afterAutospacing="1" w:line="240" w:lineRule="auto"/>
+        <w:rPr>
+          <w:rFonts w:ascii="Arial" w:eastAsia="Times New Roman" w:hAnsi="Arial" w:cs="Arial"/>
+          <w:sz w:val="24"/>
+          <w:szCs w:val="24"/>
+          <w:lang w:eastAsia="pt-BR"/>
+        </w:rPr>
+      </w:pPr>
+      <w:r>
+        <w:rPr>
+          <w:rFonts w:ascii="Arial" w:eastAsia="Times New Roman" w:hAnsi="Arial" w:cs="Arial"/>
+          <w:b/>
+          <w:bCs/>
+          <w:sz w:val="24"/>
+          <w:szCs w:val="24"/>
+          <w:lang w:eastAsia="pt-BR"/>
+        </w:rPr>
+        <w:t>– Identificar a fonte da informação</w:t>
+      </w:r>
+      <w:r>
+        <w:rPr>
+          <w:rFonts w:ascii="Arial" w:eastAsia="Times New Roman" w:hAnsi="Arial" w:cs="Arial"/>
+          <w:sz w:val="24"/>
+          <w:szCs w:val="24"/>
+          <w:lang w:eastAsia="pt-BR"/>
+        </w:rPr>
+        <w:br/>
+        <w:t xml:space="preserve">O sistema deve relacionar cada promessa encontrada à fonte utilizada na análise, apresentando informações como título da fonte, site e URL. </w:t>
+      </w:r>
+    </w:p>
+    <w:p>
+      <w:pPr>
+        <w:pStyle w:val="PargrafodaLista"/>
+        <w:numPr>
+          <w:ilvl w:val="0"/>
+          <w:numId w:val="38"/>
+        </w:numPr>
+        <w:spacing w:before="100" w:beforeAutospacing="1" w:after="100" w:afterAutospacing="1" w:line="240" w:lineRule="auto"/>
+        <w:rPr>
+          <w:rFonts w:ascii="Arial" w:eastAsia="Times New Roman" w:hAnsi="Arial" w:cs="Arial"/>
+          <w:sz w:val="24"/>
+          <w:szCs w:val="24"/>
+          <w:lang w:eastAsia="pt-BR"/>
+        </w:rPr>
+      </w:pPr>
+      <w:r>
+        <w:rPr>
+          <w:rFonts w:ascii="Arial" w:eastAsia="Times New Roman" w:hAnsi="Arial" w:cs="Arial"/>
+          <w:b/>
+          <w:bCs/>
+          <w:sz w:val="24"/>
+          <w:szCs w:val="24"/>
+          <w:lang w:eastAsia="pt-BR"/>
+        </w:rPr>
+        <w:t>– Apresentar um resumo geral</w:t>
+      </w:r>
+      <w:r>
+        <w:rPr>
+          <w:rFonts w:ascii="Arial" w:eastAsia="Times New Roman" w:hAnsi="Arial" w:cs="Arial"/>
+          <w:sz w:val="24"/>
+          <w:szCs w:val="24"/>
+          <w:lang w:eastAsia="pt-BR"/>
+        </w:rPr>
+        <w:br/>
+        <w:t xml:space="preserve">O sistema deve gerar um resumo geral dos resultados encontrados durante a pesquisa. </w:t>
+      </w:r>
+    </w:p>
+    <w:p>
+      <w:pPr>
+        <w:pStyle w:val="PargrafodaLista"/>
+        <w:numPr>
+          <w:ilvl w:val="0"/>
+          <w:numId w:val="38"/>
+        </w:numPr>
+        <w:spacing w:before="100" w:beforeAutospacing="1" w:after="100" w:afterAutospacing="1" w:line="240" w:lineRule="auto"/>
+        <w:rPr>
+          <w:rFonts w:ascii="Arial" w:eastAsia="Times New Roman" w:hAnsi="Arial" w:cs="Arial"/>
+          <w:sz w:val="24"/>
+          <w:szCs w:val="24"/>
+          <w:lang w:eastAsia="pt-BR"/>
+        </w:rPr>
+      </w:pPr>
+      <w:r>
+        <w:rPr>
+          <w:rFonts w:ascii="Arial" w:eastAsia="Times New Roman" w:hAnsi="Arial" w:cs="Arial"/>
+          <w:b/>
+          <w:bCs/>
+          <w:sz w:val="24"/>
+          <w:szCs w:val="24"/>
+          <w:lang w:eastAsia="pt-BR"/>
+        </w:rPr>
+        <w:t>– Informar a quantidade de artigos analisados</w:t>
+      </w:r>
+      <w:r>
+        <w:rPr>
+          <w:rFonts w:ascii="Arial" w:eastAsia="Times New Roman" w:hAnsi="Arial" w:cs="Arial"/>
+          <w:sz w:val="24"/>
+          <w:szCs w:val="24"/>
+          <w:lang w:eastAsia="pt-BR"/>
+        </w:rPr>
+        <w:br/>
+        <w:t xml:space="preserve">O sistema deve informar a quantidade de artigos utilizados durante a análise. </w:t>
+      </w:r>
+    </w:p>
+    <w:p>
+      <w:pPr>
+        <w:pStyle w:val="PargrafodaLista"/>
+        <w:numPr>
+          <w:ilvl w:val="0"/>
+          <w:numId w:val="38"/>
+        </w:numPr>
+        <w:spacing w:before="100" w:beforeAutospacing="1" w:after="100" w:afterAutospacing="1" w:line="240" w:lineRule="auto"/>
+        <w:rPr>
+          <w:rFonts w:ascii="Arial" w:eastAsia="Times New Roman" w:hAnsi="Arial" w:cs="Arial"/>
+          <w:sz w:val="24"/>
+          <w:szCs w:val="24"/>
+          <w:lang w:eastAsia="pt-BR"/>
+        </w:rPr>
+      </w:pPr>
+      <w:r>
+        <w:rPr>
+          <w:rFonts w:ascii="Arial" w:eastAsia="Times New Roman" w:hAnsi="Arial" w:cs="Arial"/>
+          <w:b/>
+          <w:bCs/>
+          <w:sz w:val="24"/>
+          <w:szCs w:val="24"/>
+          <w:lang w:eastAsia="pt-BR"/>
+        </w:rPr>
+        <w:t>– Informar as fontes consultadas</w:t>
+      </w:r>
+      <w:r>
+        <w:rPr>
+          <w:rFonts w:ascii="Arial" w:eastAsia="Times New Roman" w:hAnsi="Arial" w:cs="Arial"/>
+          <w:sz w:val="24"/>
+          <w:szCs w:val="24"/>
+          <w:lang w:eastAsia="pt-BR"/>
+        </w:rPr>
+        <w:br/>
+        <w:t xml:space="preserve">O sistema deve apresentar os sites consultados durante o processo de pesquisa. </w:t>
+      </w:r>
+    </w:p>
+    <w:p>
+      <w:pPr>
+        <w:pStyle w:val="PargrafodaLista"/>
+        <w:numPr>
+          <w:ilvl w:val="0"/>
+          <w:numId w:val="38"/>
+        </w:numPr>
+        <w:spacing w:before="100" w:beforeAutospacing="1" w:after="100" w:afterAutospacing="1" w:line="240" w:lineRule="auto"/>
+        <w:rPr>
+          <w:rFonts w:ascii="Arial" w:eastAsia="Times New Roman" w:hAnsi="Arial" w:cs="Arial"/>
+          <w:sz w:val="24"/>
+          <w:szCs w:val="24"/>
+          <w:lang w:eastAsia="pt-BR"/>
+        </w:rPr>
+      </w:pPr>
+      <w:r>
+        <w:rPr>
+          <w:rFonts w:ascii="Arial" w:eastAsia="Times New Roman" w:hAnsi="Arial" w:cs="Arial"/>
+          <w:b/>
+          <w:bCs/>
+          <w:sz w:val="24"/>
+          <w:szCs w:val="24"/>
+          <w:lang w:eastAsia="pt-BR"/>
+        </w:rPr>
+        <w:t>– Validar os resultados da inteligência artificial</w:t>
+      </w:r>
+      <w:r>
+        <w:rPr>
+          <w:rFonts w:ascii="Arial" w:eastAsia="Times New Roman" w:hAnsi="Arial" w:cs="Arial"/>
+          <w:sz w:val="24"/>
+          <w:szCs w:val="24"/>
+          <w:lang w:eastAsia="pt-BR"/>
+        </w:rPr>
+        <w:br/>
+        <w:t xml:space="preserve">O sistema deve verificar se a fonte indicada pela inteligência artificial corresponde a um artigo existente entre os conteúdos analisados. Caso não seja possível validar a fonte, a promessa deve ser considerada como "não verificada". </w:t>
+      </w:r>
     </w:p>
     <w:p>
       <w:pPr>
@@ -5965,6 +5673,7 @@
           <w:bCs/>
           <w:color w:val="auto"/>
         </w:rPr>
+        <w:lastRenderedPageBreak/>
         <w:t>3.</w:t>
       </w:r>
       <w:r>
@@ -6023,7 +5732,7 @@
                     </pic:cNvPicPr>
                   </pic:nvPicPr>
                   <pic:blipFill>
-                    <a:blip r:embed="rId11">
+                    <a:blip r:embed="rId10">
                       <a:extLst>
                         <a:ext uri="{28A0092B-C50C-407E-A947-70E740481C1C}">
                           <a14:useLocalDpi xmlns:a14="http://schemas.microsoft.com/office/drawing/2010/main" val="0"/>
@@ -6068,145 +5777,111 @@
     </w:p>
     <w:p>
       <w:pPr>
-        <w:pStyle w:val="Corpodetexto"/>
-        <w:spacing w:before="33" w:after="30"/>
-        <w:rPr>
-          <w:b/>
-        </w:rPr>
-      </w:pPr>
-    </w:p>
-    <w:p>
-      <w:pPr>
-        <w:pStyle w:val="Corpodetexto"/>
-        <w:spacing w:before="33" w:after="30"/>
-        <w:rPr>
-          <w:b/>
-        </w:rPr>
-      </w:pPr>
-    </w:p>
-    <w:p>
-      <w:pPr>
-        <w:pStyle w:val="Corpodetexto"/>
-        <w:spacing w:before="33" w:after="30"/>
-        <w:rPr>
-          <w:b/>
-        </w:rPr>
-      </w:pPr>
-    </w:p>
-    <w:p>
-      <w:pPr>
-        <w:pStyle w:val="Corpodetexto"/>
-        <w:spacing w:before="33" w:after="30"/>
-        <w:rPr>
-          <w:b/>
-        </w:rPr>
-      </w:pPr>
-    </w:p>
-    <w:p>
-      <w:pPr>
-        <w:pStyle w:val="Corpodetexto"/>
-        <w:spacing w:before="33" w:after="30"/>
-        <w:rPr>
-          <w:b/>
-        </w:rPr>
-      </w:pPr>
-    </w:p>
-    <w:p>
-      <w:pPr>
-        <w:pStyle w:val="Corpodetexto"/>
-        <w:spacing w:before="33" w:after="30"/>
-        <w:rPr>
-          <w:b/>
-        </w:rPr>
-      </w:pPr>
-    </w:p>
-    <w:p>
-      <w:pPr>
-        <w:pStyle w:val="Corpodetexto"/>
-        <w:spacing w:before="33" w:after="30"/>
-        <w:rPr>
-          <w:b/>
-        </w:rPr>
-      </w:pPr>
-    </w:p>
-    <w:p>
-      <w:pPr>
-        <w:pStyle w:val="Corpodetexto"/>
-        <w:spacing w:before="33" w:after="30"/>
-        <w:rPr>
-          <w:b/>
-        </w:rPr>
-      </w:pPr>
-    </w:p>
-    <w:p>
-      <w:pPr>
-        <w:pStyle w:val="Corpodetexto"/>
-        <w:spacing w:before="33" w:after="30"/>
-        <w:rPr>
-          <w:b/>
-        </w:rPr>
-      </w:pPr>
-    </w:p>
-    <w:p>
-      <w:pPr>
-        <w:pStyle w:val="Corpodetexto"/>
-        <w:spacing w:before="33" w:after="30"/>
-        <w:rPr>
-          <w:b/>
-        </w:rPr>
-      </w:pPr>
-    </w:p>
-    <w:p>
-      <w:pPr>
-        <w:pStyle w:val="Corpodetexto"/>
-        <w:spacing w:before="33" w:after="30"/>
-        <w:rPr>
-          <w:b/>
-        </w:rPr>
-      </w:pPr>
-    </w:p>
-    <w:p>
-      <w:pPr>
-        <w:pStyle w:val="Corpodetexto"/>
-        <w:spacing w:before="33" w:after="30"/>
-        <w:rPr>
-          <w:b/>
-        </w:rPr>
-      </w:pPr>
-    </w:p>
-    <w:p>
-      <w:pPr>
-        <w:pStyle w:val="Corpodetexto"/>
-        <w:spacing w:before="33" w:after="30"/>
-        <w:rPr>
-          <w:b/>
-        </w:rPr>
-      </w:pPr>
-    </w:p>
-    <w:p>
-      <w:pPr>
-        <w:pStyle w:val="Corpodetexto"/>
-        <w:spacing w:before="33" w:after="30"/>
-        <w:rPr>
-          <w:b/>
-        </w:rPr>
-      </w:pPr>
-    </w:p>
-    <w:p>
-      <w:pPr>
-        <w:pStyle w:val="Corpodetexto"/>
-        <w:spacing w:before="33" w:after="30"/>
-        <w:rPr>
-          <w:b/>
-        </w:rPr>
-      </w:pPr>
-    </w:p>
-    <w:p>
-      <w:pPr>
-        <w:pStyle w:val="Corpodetexto"/>
-        <w:spacing w:before="33" w:after="30"/>
-        <w:rPr>
-          <w:b/>
+        <w:spacing w:after="30"/>
+        <w:rPr>
+          <w:rFonts w:ascii="Arial" w:hAnsi="Arial" w:cs="Arial"/>
+          <w:sz w:val="24"/>
+          <w:szCs w:val="24"/>
+          <w:lang w:eastAsia="pt-BR"/>
+        </w:rPr>
+      </w:pPr>
+    </w:p>
+    <w:p>
+      <w:pPr>
+        <w:spacing w:after="30"/>
+        <w:rPr>
+          <w:rFonts w:ascii="Arial" w:hAnsi="Arial" w:cs="Arial"/>
+          <w:sz w:val="24"/>
+          <w:szCs w:val="24"/>
+          <w:lang w:eastAsia="pt-BR"/>
+        </w:rPr>
+      </w:pPr>
+    </w:p>
+    <w:p>
+      <w:pPr>
+        <w:spacing w:after="30"/>
+        <w:rPr>
+          <w:rFonts w:ascii="Arial" w:hAnsi="Arial" w:cs="Arial"/>
+          <w:sz w:val="24"/>
+          <w:szCs w:val="24"/>
+          <w:lang w:eastAsia="pt-BR"/>
+        </w:rPr>
+      </w:pPr>
+    </w:p>
+    <w:p>
+      <w:pPr>
+        <w:spacing w:after="30"/>
+        <w:rPr>
+          <w:rFonts w:ascii="Arial" w:hAnsi="Arial" w:cs="Arial"/>
+          <w:sz w:val="24"/>
+          <w:szCs w:val="24"/>
+          <w:lang w:eastAsia="pt-BR"/>
+        </w:rPr>
+      </w:pPr>
+    </w:p>
+    <w:p>
+      <w:pPr>
+        <w:spacing w:after="30"/>
+        <w:rPr>
+          <w:rFonts w:ascii="Arial" w:hAnsi="Arial" w:cs="Arial"/>
+          <w:sz w:val="24"/>
+          <w:szCs w:val="24"/>
+          <w:lang w:eastAsia="pt-BR"/>
+        </w:rPr>
+      </w:pPr>
+    </w:p>
+    <w:p>
+      <w:pPr>
+        <w:spacing w:after="30"/>
+        <w:rPr>
+          <w:rFonts w:ascii="Arial" w:hAnsi="Arial" w:cs="Arial"/>
+          <w:sz w:val="24"/>
+          <w:szCs w:val="24"/>
+          <w:lang w:eastAsia="pt-BR"/>
+        </w:rPr>
+      </w:pPr>
+    </w:p>
+    <w:p>
+      <w:pPr>
+        <w:spacing w:after="30"/>
+        <w:rPr>
+          <w:rFonts w:ascii="Arial" w:hAnsi="Arial" w:cs="Arial"/>
+          <w:sz w:val="24"/>
+          <w:szCs w:val="24"/>
+          <w:lang w:eastAsia="pt-BR"/>
+        </w:rPr>
+      </w:pPr>
+    </w:p>
+    <w:p>
+      <w:pPr>
+        <w:spacing w:after="30"/>
+        <w:rPr>
+          <w:rFonts w:ascii="Arial" w:hAnsi="Arial" w:cs="Arial"/>
+          <w:sz w:val="24"/>
+          <w:szCs w:val="24"/>
+          <w:lang w:eastAsia="pt-BR"/>
+        </w:rPr>
+      </w:pPr>
+    </w:p>
+    <w:p>
+      <w:pPr>
+        <w:spacing w:after="30"/>
+        <w:rPr>
+          <w:rFonts w:ascii="Arial" w:hAnsi="Arial" w:cs="Arial"/>
+          <w:sz w:val="24"/>
+          <w:szCs w:val="24"/>
+          <w:lang w:eastAsia="pt-BR"/>
+        </w:rPr>
+      </w:pPr>
+    </w:p>
+    <w:p>
+      <w:pPr>
+        <w:spacing w:after="30"/>
+        <w:rPr>
+          <w:rFonts w:ascii="Arial" w:hAnsi="Arial" w:cs="Arial"/>
+          <w:sz w:val="24"/>
+          <w:szCs w:val="24"/>
+          <w:lang w:eastAsia="pt-BR"/>
         </w:rPr>
       </w:pPr>
     </w:p>
@@ -6234,6 +5909,7 @@
           <w:b/>
           <w:color w:val="auto"/>
         </w:rPr>
+        <w:lastRenderedPageBreak/>
         <w:t>Diagrama</w:t>
       </w:r>
       <w:r>
@@ -6344,7 +6020,7 @@
                     <pic:cNvPicPr/>
                   </pic:nvPicPr>
                   <pic:blipFill>
-                    <a:blip r:embed="rId12" cstate="print"/>
+                    <a:blip r:embed="rId11" cstate="print"/>
                     <a:stretch>
                       <a:fillRect/>
                     </a:stretch>
@@ -6379,96 +6055,6 @@
     </w:p>
     <w:p>
       <w:pPr>
-        <w:spacing w:after="30"/>
-        <w:rPr>
-          <w:rFonts w:ascii="Arial" w:hAnsi="Arial" w:cs="Arial"/>
-          <w:sz w:val="24"/>
-          <w:szCs w:val="24"/>
-        </w:rPr>
-      </w:pPr>
-    </w:p>
-    <w:p>
-      <w:pPr>
-        <w:spacing w:after="30"/>
-        <w:rPr>
-          <w:rFonts w:ascii="Arial" w:hAnsi="Arial" w:cs="Arial"/>
-          <w:sz w:val="24"/>
-          <w:szCs w:val="24"/>
-        </w:rPr>
-      </w:pPr>
-    </w:p>
-    <w:p>
-      <w:pPr>
-        <w:spacing w:after="30"/>
-        <w:rPr>
-          <w:rFonts w:ascii="Arial" w:hAnsi="Arial" w:cs="Arial"/>
-          <w:sz w:val="24"/>
-          <w:szCs w:val="24"/>
-        </w:rPr>
-      </w:pPr>
-    </w:p>
-    <w:p>
-      <w:pPr>
-        <w:spacing w:after="30"/>
-        <w:rPr>
-          <w:rFonts w:ascii="Arial" w:hAnsi="Arial" w:cs="Arial"/>
-          <w:sz w:val="24"/>
-          <w:szCs w:val="24"/>
-        </w:rPr>
-      </w:pPr>
-    </w:p>
-    <w:p>
-      <w:pPr>
-        <w:spacing w:after="30"/>
-        <w:rPr>
-          <w:rFonts w:ascii="Arial" w:hAnsi="Arial" w:cs="Arial"/>
-          <w:sz w:val="24"/>
-          <w:szCs w:val="24"/>
-        </w:rPr>
-      </w:pPr>
-    </w:p>
-    <w:p>
-      <w:pPr>
-        <w:spacing w:after="30"/>
-        <w:rPr>
-          <w:rFonts w:ascii="Arial" w:hAnsi="Arial" w:cs="Arial"/>
-          <w:sz w:val="24"/>
-          <w:szCs w:val="24"/>
-        </w:rPr>
-      </w:pPr>
-    </w:p>
-    <w:p>
-      <w:pPr>
-        <w:spacing w:after="30"/>
-        <w:rPr>
-          <w:rFonts w:ascii="Arial" w:hAnsi="Arial" w:cs="Arial"/>
-          <w:sz w:val="24"/>
-          <w:szCs w:val="24"/>
-        </w:rPr>
-      </w:pPr>
-    </w:p>
-    <w:p>
-      <w:pPr>
-        <w:spacing w:after="30"/>
-        <w:rPr>
-          <w:rFonts w:ascii="Arial" w:hAnsi="Arial" w:cs="Arial"/>
-          <w:sz w:val="24"/>
-          <w:szCs w:val="24"/>
-        </w:rPr>
-      </w:pPr>
-    </w:p>
-    <w:p>
-      <w:pPr>
-        <w:spacing w:after="30"/>
-        <w:rPr>
-          <w:rFonts w:ascii="Arial" w:hAnsi="Arial" w:cs="Arial"/>
-          <w:sz w:val="24"/>
-          <w:szCs w:val="24"/>
-        </w:rPr>
-      </w:pPr>
-    </w:p>
-    <w:p>
-      <w:pPr>
         <w:pStyle w:val="Ttulo3"/>
         <w:spacing w:after="30"/>
         <w:jc w:val="both"/>
@@ -6485,7 +6071,6 @@
           <w:b/>
           <w:color w:val="auto"/>
         </w:rPr>
-        <w:lastRenderedPageBreak/>
         <w:t>3.</w:t>
       </w:r>
       <w:r>
@@ -7064,137 +6649,7 @@
                 <w:szCs w:val="24"/>
                 <w:lang w:eastAsia="pt-BR"/>
               </w:rPr>
-              <w:t xml:space="preserve">Restrições de </w:t>
-            </w:r>
-            <w:proofErr w:type="spellStart"/>
-            <w:r>
-              <w:rPr>
-                <w:rFonts w:ascii="Arial" w:eastAsia="Times New Roman" w:hAnsi="Arial" w:cs="Arial"/>
-                <w:b/>
-                <w:bCs/>
-                <w:color w:val="000000"/>
-                <w:sz w:val="24"/>
-                <w:szCs w:val="24"/>
-                <w:lang w:eastAsia="pt-BR"/>
-              </w:rPr>
-              <w:t>Dominio</w:t>
-            </w:r>
-            <w:proofErr w:type="spellEnd"/>
-            <w:r>
-              <w:rPr>
-                <w:rFonts w:ascii="Arial" w:eastAsia="Times New Roman" w:hAnsi="Arial" w:cs="Arial"/>
-                <w:b/>
-                <w:bCs/>
-                <w:color w:val="000000"/>
-                <w:sz w:val="24"/>
-                <w:szCs w:val="24"/>
-                <w:lang w:eastAsia="pt-BR"/>
-              </w:rPr>
-              <w:t xml:space="preserve"> (PK, FK, </w:t>
-            </w:r>
-            <w:proofErr w:type="spellStart"/>
-            <w:r>
-              <w:rPr>
-                <w:rFonts w:ascii="Arial" w:eastAsia="Times New Roman" w:hAnsi="Arial" w:cs="Arial"/>
-                <w:b/>
-                <w:bCs/>
-                <w:color w:val="000000"/>
-                <w:sz w:val="24"/>
-                <w:szCs w:val="24"/>
-                <w:lang w:eastAsia="pt-BR"/>
-              </w:rPr>
-              <w:t>Not</w:t>
-            </w:r>
-            <w:proofErr w:type="spellEnd"/>
-            <w:r>
-              <w:rPr>
-                <w:rFonts w:ascii="Arial" w:eastAsia="Times New Roman" w:hAnsi="Arial" w:cs="Arial"/>
-                <w:b/>
-                <w:bCs/>
-                <w:color w:val="000000"/>
-                <w:sz w:val="24"/>
-                <w:szCs w:val="24"/>
-                <w:lang w:eastAsia="pt-BR"/>
-              </w:rPr>
-              <w:t xml:space="preserve"> </w:t>
-            </w:r>
-            <w:proofErr w:type="spellStart"/>
-            <w:r>
-              <w:rPr>
-                <w:rFonts w:ascii="Arial" w:eastAsia="Times New Roman" w:hAnsi="Arial" w:cs="Arial"/>
-                <w:b/>
-                <w:bCs/>
-                <w:color w:val="000000"/>
-                <w:sz w:val="24"/>
-                <w:szCs w:val="24"/>
-                <w:lang w:eastAsia="pt-BR"/>
-              </w:rPr>
-              <w:t>Null</w:t>
-            </w:r>
-            <w:proofErr w:type="spellEnd"/>
-            <w:r>
-              <w:rPr>
-                <w:rFonts w:ascii="Arial" w:eastAsia="Times New Roman" w:hAnsi="Arial" w:cs="Arial"/>
-                <w:b/>
-                <w:bCs/>
-                <w:color w:val="000000"/>
-                <w:sz w:val="24"/>
-                <w:szCs w:val="24"/>
-                <w:lang w:eastAsia="pt-BR"/>
-              </w:rPr>
-              <w:t xml:space="preserve">, </w:t>
-            </w:r>
-            <w:proofErr w:type="spellStart"/>
-            <w:r>
-              <w:rPr>
-                <w:rFonts w:ascii="Arial" w:eastAsia="Times New Roman" w:hAnsi="Arial" w:cs="Arial"/>
-                <w:b/>
-                <w:bCs/>
-                <w:color w:val="000000"/>
-                <w:sz w:val="24"/>
-                <w:szCs w:val="24"/>
-                <w:lang w:eastAsia="pt-BR"/>
-              </w:rPr>
-              <w:t>Check</w:t>
-            </w:r>
-            <w:proofErr w:type="spellEnd"/>
-            <w:r>
-              <w:rPr>
-                <w:rFonts w:ascii="Arial" w:eastAsia="Times New Roman" w:hAnsi="Arial" w:cs="Arial"/>
-                <w:b/>
-                <w:bCs/>
-                <w:color w:val="000000"/>
-                <w:sz w:val="24"/>
-                <w:szCs w:val="24"/>
-                <w:lang w:eastAsia="pt-BR"/>
-              </w:rPr>
-              <w:t xml:space="preserve">, Default, </w:t>
-            </w:r>
-            <w:proofErr w:type="spellStart"/>
-            <w:r>
-              <w:rPr>
-                <w:rFonts w:ascii="Arial" w:eastAsia="Times New Roman" w:hAnsi="Arial" w:cs="Arial"/>
-                <w:b/>
-                <w:bCs/>
-                <w:color w:val="000000"/>
-                <w:sz w:val="24"/>
-                <w:szCs w:val="24"/>
-                <w:lang w:eastAsia="pt-BR"/>
-              </w:rPr>
-              <w:t>Identity</w:t>
-            </w:r>
-            <w:proofErr w:type="spellEnd"/>
-            <w:r>
-              <w:rPr>
-                <w:rFonts w:ascii="Arial" w:eastAsia="Times New Roman" w:hAnsi="Arial" w:cs="Arial"/>
-                <w:b/>
-                <w:bCs/>
-                <w:color w:val="000000"/>
-                <w:sz w:val="24"/>
-                <w:szCs w:val="24"/>
-                <w:lang w:eastAsia="pt-BR"/>
-              </w:rPr>
-              <w:t>)</w:t>
+              <w:t>Restrições de Dominio (PK, FK, Not Null, Check, Default, Identity)</w:t>
             </w:r>
           </w:p>
         </w:tc>
@@ -7231,7 +6686,6 @@
                 <w:lang w:eastAsia="pt-BR"/>
               </w:rPr>
             </w:pPr>
-            <w:proofErr w:type="spellStart"/>
             <w:r>
               <w:rPr>
                 <w:rFonts w:ascii="Arial" w:eastAsia="Times New Roman" w:hAnsi="Arial" w:cs="Arial"/>
@@ -7244,7 +6698,6 @@
               </w:rPr>
               <w:t>id_politico</w:t>
             </w:r>
-            <w:proofErr w:type="spellEnd"/>
           </w:p>
         </w:tc>
         <w:tc>
@@ -7391,20 +6844,8 @@
                 <w:szCs w:val="24"/>
                 <w:lang w:eastAsia="pt-BR"/>
               </w:rPr>
-              <w:t xml:space="preserve">PK </w:t>
-            </w:r>
-            <w:proofErr w:type="spellStart"/>
-            <w:r>
-              <w:rPr>
-                <w:rFonts w:ascii="Arial" w:eastAsia="Times New Roman" w:hAnsi="Arial" w:cs="Arial"/>
-                <w:color w:val="000000"/>
-                <w:sz w:val="24"/>
-                <w:szCs w:val="24"/>
-                <w:lang w:eastAsia="pt-BR"/>
-              </w:rPr>
-              <w:t>Identity</w:t>
-            </w:r>
-            <w:proofErr w:type="spellEnd"/>
+              <w:t>PK Identity</w:t>
+            </w:r>
           </w:p>
         </w:tc>
       </w:tr>
@@ -8220,7 +7661,6 @@
                 <w:lang w:eastAsia="pt-BR"/>
               </w:rPr>
             </w:pPr>
-            <w:proofErr w:type="spellStart"/>
             <w:r>
               <w:rPr>
                 <w:rFonts w:ascii="Arial" w:eastAsia="Times New Roman" w:hAnsi="Arial" w:cs="Arial"/>
@@ -8233,7 +7673,6 @@
               </w:rPr>
               <w:t>id_partido</w:t>
             </w:r>
-            <w:proofErr w:type="spellEnd"/>
           </w:p>
         </w:tc>
         <w:tc>
@@ -8541,6 +7980,7 @@
                 <w:szCs w:val="24"/>
                 <w:lang w:eastAsia="pt-BR"/>
               </w:rPr>
+              <w:lastRenderedPageBreak/>
               <w:t>Descrição</w:t>
             </w:r>
           </w:p>
@@ -8682,29 +8122,7 @@
                 <w:szCs w:val="24"/>
                 <w:lang w:eastAsia="pt-BR"/>
               </w:rPr>
-              <w:t xml:space="preserve"> por meio da chave estrangeira </w:t>
-            </w:r>
-            <w:proofErr w:type="spellStart"/>
-            <w:r>
-              <w:rPr>
-                <w:rFonts w:ascii="Arial" w:eastAsia="Times New Roman" w:hAnsi="Arial" w:cs="Arial"/>
-                <w:color w:val="000000"/>
-                <w:sz w:val="24"/>
-                <w:szCs w:val="24"/>
-                <w:lang w:eastAsia="pt-BR"/>
-              </w:rPr>
-              <w:t>id_politico</w:t>
-            </w:r>
-            <w:proofErr w:type="spellEnd"/>
-            <w:r>
-              <w:rPr>
-                <w:rFonts w:ascii="Arial" w:eastAsia="Times New Roman" w:hAnsi="Arial" w:cs="Arial"/>
-                <w:color w:val="000000"/>
-                <w:sz w:val="24"/>
-                <w:szCs w:val="24"/>
-                <w:lang w:eastAsia="pt-BR"/>
-              </w:rPr>
-              <w:t>.</w:t>
+              <w:t xml:space="preserve"> por meio da chave estrangeira id_politico.</w:t>
             </w:r>
           </w:p>
         </w:tc>
@@ -8966,137 +8384,7 @@
                 <w:szCs w:val="24"/>
                 <w:lang w:eastAsia="pt-BR"/>
               </w:rPr>
-              <w:t xml:space="preserve">Restrições de </w:t>
-            </w:r>
-            <w:proofErr w:type="spellStart"/>
-            <w:r>
-              <w:rPr>
-                <w:rFonts w:ascii="Arial" w:eastAsia="Times New Roman" w:hAnsi="Arial" w:cs="Arial"/>
-                <w:b/>
-                <w:bCs/>
-                <w:color w:val="000000"/>
-                <w:sz w:val="24"/>
-                <w:szCs w:val="24"/>
-                <w:lang w:eastAsia="pt-BR"/>
-              </w:rPr>
-              <w:t>Dominio</w:t>
-            </w:r>
-            <w:proofErr w:type="spellEnd"/>
-            <w:r>
-              <w:rPr>
-                <w:rFonts w:ascii="Arial" w:eastAsia="Times New Roman" w:hAnsi="Arial" w:cs="Arial"/>
-                <w:b/>
-                <w:bCs/>
-                <w:color w:val="000000"/>
-                <w:sz w:val="24"/>
-                <w:szCs w:val="24"/>
-                <w:lang w:eastAsia="pt-BR"/>
-              </w:rPr>
-              <w:t xml:space="preserve"> (PK, FK, </w:t>
-            </w:r>
-            <w:proofErr w:type="spellStart"/>
-            <w:r>
-              <w:rPr>
-                <w:rFonts w:ascii="Arial" w:eastAsia="Times New Roman" w:hAnsi="Arial" w:cs="Arial"/>
-                <w:b/>
-                <w:bCs/>
-                <w:color w:val="000000"/>
-                <w:sz w:val="24"/>
-                <w:szCs w:val="24"/>
-                <w:lang w:eastAsia="pt-BR"/>
-              </w:rPr>
-              <w:t>Not</w:t>
-            </w:r>
-            <w:proofErr w:type="spellEnd"/>
-            <w:r>
-              <w:rPr>
-                <w:rFonts w:ascii="Arial" w:eastAsia="Times New Roman" w:hAnsi="Arial" w:cs="Arial"/>
-                <w:b/>
-                <w:bCs/>
-                <w:color w:val="000000"/>
-                <w:sz w:val="24"/>
-                <w:szCs w:val="24"/>
-                <w:lang w:eastAsia="pt-BR"/>
-              </w:rPr>
-              <w:t xml:space="preserve"> </w:t>
-            </w:r>
-            <w:proofErr w:type="spellStart"/>
-            <w:r>
-              <w:rPr>
-                <w:rFonts w:ascii="Arial" w:eastAsia="Times New Roman" w:hAnsi="Arial" w:cs="Arial"/>
-                <w:b/>
-                <w:bCs/>
-                <w:color w:val="000000"/>
-                <w:sz w:val="24"/>
-                <w:szCs w:val="24"/>
-                <w:lang w:eastAsia="pt-BR"/>
-              </w:rPr>
-              <w:t>Null</w:t>
-            </w:r>
-            <w:proofErr w:type="spellEnd"/>
-            <w:r>
-              <w:rPr>
-                <w:rFonts w:ascii="Arial" w:eastAsia="Times New Roman" w:hAnsi="Arial" w:cs="Arial"/>
-                <w:b/>
-                <w:bCs/>
-                <w:color w:val="000000"/>
-                <w:sz w:val="24"/>
-                <w:szCs w:val="24"/>
-                <w:lang w:eastAsia="pt-BR"/>
-              </w:rPr>
-              <w:t xml:space="preserve">, </w:t>
-            </w:r>
-            <w:proofErr w:type="spellStart"/>
-            <w:r>
-              <w:rPr>
-                <w:rFonts w:ascii="Arial" w:eastAsia="Times New Roman" w:hAnsi="Arial" w:cs="Arial"/>
-                <w:b/>
-                <w:bCs/>
-                <w:color w:val="000000"/>
-                <w:sz w:val="24"/>
-                <w:szCs w:val="24"/>
-                <w:lang w:eastAsia="pt-BR"/>
-              </w:rPr>
-              <w:t>Check</w:t>
-            </w:r>
-            <w:proofErr w:type="spellEnd"/>
-            <w:r>
-              <w:rPr>
-                <w:rFonts w:ascii="Arial" w:eastAsia="Times New Roman" w:hAnsi="Arial" w:cs="Arial"/>
-                <w:b/>
-                <w:bCs/>
-                <w:color w:val="000000"/>
-                <w:sz w:val="24"/>
-                <w:szCs w:val="24"/>
-                <w:lang w:eastAsia="pt-BR"/>
-              </w:rPr>
-              <w:t xml:space="preserve">, Default, </w:t>
-            </w:r>
-            <w:proofErr w:type="spellStart"/>
-            <w:r>
-              <w:rPr>
-                <w:rFonts w:ascii="Arial" w:eastAsia="Times New Roman" w:hAnsi="Arial" w:cs="Arial"/>
-                <w:b/>
-                <w:bCs/>
-                <w:color w:val="000000"/>
-                <w:sz w:val="24"/>
-                <w:szCs w:val="24"/>
-                <w:lang w:eastAsia="pt-BR"/>
-              </w:rPr>
-              <w:t>Identity</w:t>
-            </w:r>
-            <w:proofErr w:type="spellEnd"/>
-            <w:r>
-              <w:rPr>
-                <w:rFonts w:ascii="Arial" w:eastAsia="Times New Roman" w:hAnsi="Arial" w:cs="Arial"/>
-                <w:b/>
-                <w:bCs/>
-                <w:color w:val="000000"/>
-                <w:sz w:val="24"/>
-                <w:szCs w:val="24"/>
-                <w:lang w:eastAsia="pt-BR"/>
-              </w:rPr>
-              <w:t>)</w:t>
+              <w:t>Restrições de Dominio (PK, FK, Not Null, Check, Default, Identity)</w:t>
             </w:r>
           </w:p>
         </w:tc>
@@ -9133,7 +8421,6 @@
                 <w:lang w:eastAsia="pt-BR"/>
               </w:rPr>
             </w:pPr>
-            <w:proofErr w:type="spellStart"/>
             <w:r>
               <w:rPr>
                 <w:rFonts w:ascii="Arial" w:eastAsia="Times New Roman" w:hAnsi="Arial" w:cs="Arial"/>
@@ -9146,7 +8433,6 @@
               </w:rPr>
               <w:t>id_promessa</w:t>
             </w:r>
-            <w:proofErr w:type="spellEnd"/>
           </w:p>
         </w:tc>
         <w:tc>
@@ -9293,20 +8579,8 @@
                 <w:szCs w:val="24"/>
                 <w:lang w:eastAsia="pt-BR"/>
               </w:rPr>
-              <w:t xml:space="preserve">PK </w:t>
-            </w:r>
-            <w:proofErr w:type="spellStart"/>
-            <w:r>
-              <w:rPr>
-                <w:rFonts w:ascii="Arial" w:eastAsia="Times New Roman" w:hAnsi="Arial" w:cs="Arial"/>
-                <w:color w:val="000000"/>
-                <w:sz w:val="24"/>
-                <w:szCs w:val="24"/>
-                <w:lang w:eastAsia="pt-BR"/>
-              </w:rPr>
-              <w:t>Identity</w:t>
-            </w:r>
-            <w:proofErr w:type="spellEnd"/>
+              <w:t>PK Identity</w:t>
+            </w:r>
           </w:p>
         </w:tc>
       </w:tr>
@@ -9537,7 +8811,6 @@
                 <w:lang w:eastAsia="pt-BR"/>
               </w:rPr>
             </w:pPr>
-            <w:proofErr w:type="spellStart"/>
             <w:r>
               <w:rPr>
                 <w:rFonts w:ascii="Arial" w:eastAsia="Times New Roman" w:hAnsi="Arial" w:cs="Arial"/>
@@ -9550,7 +8823,6 @@
               </w:rPr>
               <w:t>descricao</w:t>
             </w:r>
-            <w:proofErr w:type="spellEnd"/>
           </w:p>
         </w:tc>
         <w:tc>
@@ -10124,7 +9396,6 @@
                 <w:lang w:eastAsia="pt-BR"/>
               </w:rPr>
             </w:pPr>
-            <w:proofErr w:type="spellStart"/>
             <w:r>
               <w:rPr>
                 <w:rFonts w:ascii="Arial" w:eastAsia="Times New Roman" w:hAnsi="Arial" w:cs="Arial"/>
@@ -10137,7 +9408,6 @@
               </w:rPr>
               <w:t>id_politico</w:t>
             </w:r>
-            <w:proofErr w:type="spellEnd"/>
           </w:p>
         </w:tc>
         <w:tc>
@@ -10321,7 +9591,6 @@
                 <w:lang w:eastAsia="pt-BR"/>
               </w:rPr>
             </w:pPr>
-            <w:proofErr w:type="spellStart"/>
             <w:r>
               <w:rPr>
                 <w:rFonts w:ascii="Arial" w:eastAsia="Times New Roman" w:hAnsi="Arial" w:cs="Arial"/>
@@ -10334,7 +9603,6 @@
               </w:rPr>
               <w:t>id_tema</w:t>
             </w:r>
-            <w:proofErr w:type="spellEnd"/>
           </w:p>
         </w:tc>
         <w:tc>
@@ -10802,29 +10070,7 @@
                 <w:szCs w:val="24"/>
                 <w:lang w:eastAsia="pt-BR"/>
               </w:rPr>
-              <w:t xml:space="preserve"> </w:t>
-            </w:r>
-            <w:proofErr w:type="spellStart"/>
-            <w:r>
-              <w:rPr>
-                <w:rFonts w:ascii="Arial" w:eastAsia="Times New Roman" w:hAnsi="Arial" w:cs="Arial"/>
-                <w:color w:val="000000"/>
-                <w:sz w:val="24"/>
-                <w:szCs w:val="24"/>
-                <w:lang w:eastAsia="pt-BR"/>
-              </w:rPr>
-              <w:t>id_partido</w:t>
-            </w:r>
-            <w:proofErr w:type="spellEnd"/>
-            <w:r>
-              <w:rPr>
-                <w:rFonts w:ascii="Arial" w:eastAsia="Times New Roman" w:hAnsi="Arial" w:cs="Arial"/>
-                <w:color w:val="000000"/>
-                <w:sz w:val="24"/>
-                <w:szCs w:val="24"/>
-                <w:lang w:eastAsia="pt-BR"/>
-              </w:rPr>
-              <w:t>.</w:t>
+              <w:t xml:space="preserve"> id_partido.</w:t>
             </w:r>
           </w:p>
         </w:tc>
@@ -11086,137 +10332,7 @@
                 <w:szCs w:val="24"/>
                 <w:lang w:eastAsia="pt-BR"/>
               </w:rPr>
-              <w:t xml:space="preserve">Restrições de </w:t>
-            </w:r>
-            <w:proofErr w:type="spellStart"/>
-            <w:r>
-              <w:rPr>
-                <w:rFonts w:ascii="Arial" w:eastAsia="Times New Roman" w:hAnsi="Arial" w:cs="Arial"/>
-                <w:b/>
-                <w:bCs/>
-                <w:color w:val="000000"/>
-                <w:sz w:val="24"/>
-                <w:szCs w:val="24"/>
-                <w:lang w:eastAsia="pt-BR"/>
-              </w:rPr>
-              <w:t>Dominio</w:t>
-            </w:r>
-            <w:proofErr w:type="spellEnd"/>
-            <w:r>
-              <w:rPr>
-                <w:rFonts w:ascii="Arial" w:eastAsia="Times New Roman" w:hAnsi="Arial" w:cs="Arial"/>
-                <w:b/>
-                <w:bCs/>
-                <w:color w:val="000000"/>
-                <w:sz w:val="24"/>
-                <w:szCs w:val="24"/>
-                <w:lang w:eastAsia="pt-BR"/>
-              </w:rPr>
-              <w:t xml:space="preserve"> (PK, FK, </w:t>
-            </w:r>
-            <w:proofErr w:type="spellStart"/>
-            <w:r>
-              <w:rPr>
-                <w:rFonts w:ascii="Arial" w:eastAsia="Times New Roman" w:hAnsi="Arial" w:cs="Arial"/>
-                <w:b/>
-                <w:bCs/>
-                <w:color w:val="000000"/>
-                <w:sz w:val="24"/>
-                <w:szCs w:val="24"/>
-                <w:lang w:eastAsia="pt-BR"/>
-              </w:rPr>
-              <w:t>Not</w:t>
-            </w:r>
-            <w:proofErr w:type="spellEnd"/>
-            <w:r>
-              <w:rPr>
-                <w:rFonts w:ascii="Arial" w:eastAsia="Times New Roman" w:hAnsi="Arial" w:cs="Arial"/>
-                <w:b/>
-                <w:bCs/>
-                <w:color w:val="000000"/>
-                <w:sz w:val="24"/>
-                <w:szCs w:val="24"/>
-                <w:lang w:eastAsia="pt-BR"/>
-              </w:rPr>
-              <w:t xml:space="preserve"> </w:t>
-            </w:r>
-            <w:proofErr w:type="spellStart"/>
-            <w:r>
-              <w:rPr>
-                <w:rFonts w:ascii="Arial" w:eastAsia="Times New Roman" w:hAnsi="Arial" w:cs="Arial"/>
-                <w:b/>
-                <w:bCs/>
-                <w:color w:val="000000"/>
-                <w:sz w:val="24"/>
-                <w:szCs w:val="24"/>
-                <w:lang w:eastAsia="pt-BR"/>
-              </w:rPr>
-              <w:t>Null</w:t>
-            </w:r>
-            <w:proofErr w:type="spellEnd"/>
-            <w:r>
-              <w:rPr>
-                <w:rFonts w:ascii="Arial" w:eastAsia="Times New Roman" w:hAnsi="Arial" w:cs="Arial"/>
-                <w:b/>
-                <w:bCs/>
-                <w:color w:val="000000"/>
-                <w:sz w:val="24"/>
-                <w:szCs w:val="24"/>
-                <w:lang w:eastAsia="pt-BR"/>
-              </w:rPr>
-              <w:t xml:space="preserve">, </w:t>
-            </w:r>
-            <w:proofErr w:type="spellStart"/>
-            <w:r>
-              <w:rPr>
-                <w:rFonts w:ascii="Arial" w:eastAsia="Times New Roman" w:hAnsi="Arial" w:cs="Arial"/>
-                <w:b/>
-                <w:bCs/>
-                <w:color w:val="000000"/>
-                <w:sz w:val="24"/>
-                <w:szCs w:val="24"/>
-                <w:lang w:eastAsia="pt-BR"/>
-              </w:rPr>
-              <w:t>Check</w:t>
-            </w:r>
-            <w:proofErr w:type="spellEnd"/>
-            <w:r>
-              <w:rPr>
-                <w:rFonts w:ascii="Arial" w:eastAsia="Times New Roman" w:hAnsi="Arial" w:cs="Arial"/>
-                <w:b/>
-                <w:bCs/>
-                <w:color w:val="000000"/>
-                <w:sz w:val="24"/>
-                <w:szCs w:val="24"/>
-                <w:lang w:eastAsia="pt-BR"/>
-              </w:rPr>
-              <w:t xml:space="preserve">, Default, </w:t>
-            </w:r>
-            <w:proofErr w:type="spellStart"/>
-            <w:r>
-              <w:rPr>
-                <w:rFonts w:ascii="Arial" w:eastAsia="Times New Roman" w:hAnsi="Arial" w:cs="Arial"/>
-                <w:b/>
-                <w:bCs/>
-                <w:color w:val="000000"/>
-                <w:sz w:val="24"/>
-                <w:szCs w:val="24"/>
-                <w:lang w:eastAsia="pt-BR"/>
-              </w:rPr>
-              <w:t>Identity</w:t>
-            </w:r>
-            <w:proofErr w:type="spellEnd"/>
-            <w:r>
-              <w:rPr>
-                <w:rFonts w:ascii="Arial" w:eastAsia="Times New Roman" w:hAnsi="Arial" w:cs="Arial"/>
-                <w:b/>
-                <w:bCs/>
-                <w:color w:val="000000"/>
-                <w:sz w:val="24"/>
-                <w:szCs w:val="24"/>
-                <w:lang w:eastAsia="pt-BR"/>
-              </w:rPr>
-              <w:t>)</w:t>
+              <w:t>Restrições de Dominio (PK, FK, Not Null, Check, Default, Identity)</w:t>
             </w:r>
           </w:p>
         </w:tc>
@@ -11253,7 +10369,6 @@
                 <w:lang w:eastAsia="pt-BR"/>
               </w:rPr>
             </w:pPr>
-            <w:proofErr w:type="spellStart"/>
             <w:r>
               <w:rPr>
                 <w:rFonts w:ascii="Arial" w:eastAsia="Times New Roman" w:hAnsi="Arial" w:cs="Arial"/>
@@ -11266,7 +10381,6 @@
               </w:rPr>
               <w:t>id_partido</w:t>
             </w:r>
-            <w:proofErr w:type="spellEnd"/>
           </w:p>
         </w:tc>
         <w:tc>
@@ -11413,20 +10527,8 @@
                 <w:szCs w:val="24"/>
                 <w:lang w:eastAsia="pt-BR"/>
               </w:rPr>
-              <w:t xml:space="preserve">PK </w:t>
-            </w:r>
-            <w:proofErr w:type="spellStart"/>
-            <w:r>
-              <w:rPr>
-                <w:rFonts w:ascii="Arial" w:eastAsia="Times New Roman" w:hAnsi="Arial" w:cs="Arial"/>
-                <w:color w:val="000000"/>
-                <w:sz w:val="24"/>
-                <w:szCs w:val="24"/>
-                <w:lang w:eastAsia="pt-BR"/>
-              </w:rPr>
-              <w:t>Identity</w:t>
-            </w:r>
-            <w:proofErr w:type="spellEnd"/>
+              <w:t>PK Identity</w:t>
+            </w:r>
           </w:p>
         </w:tc>
       </w:tr>
@@ -12388,137 +11490,7 @@
                 <w:szCs w:val="24"/>
                 <w:lang w:eastAsia="pt-BR"/>
               </w:rPr>
-              <w:t xml:space="preserve">Restrições de </w:t>
-            </w:r>
-            <w:proofErr w:type="spellStart"/>
-            <w:r>
-              <w:rPr>
-                <w:rFonts w:ascii="Arial" w:eastAsia="Times New Roman" w:hAnsi="Arial" w:cs="Arial"/>
-                <w:b/>
-                <w:bCs/>
-                <w:color w:val="000000"/>
-                <w:sz w:val="24"/>
-                <w:szCs w:val="24"/>
-                <w:lang w:eastAsia="pt-BR"/>
-              </w:rPr>
-              <w:t>Dominio</w:t>
-            </w:r>
-            <w:proofErr w:type="spellEnd"/>
-            <w:r>
-              <w:rPr>
-                <w:rFonts w:ascii="Arial" w:eastAsia="Times New Roman" w:hAnsi="Arial" w:cs="Arial"/>
-                <w:b/>
-                <w:bCs/>
-                <w:color w:val="000000"/>
-                <w:sz w:val="24"/>
-                <w:szCs w:val="24"/>
-                <w:lang w:eastAsia="pt-BR"/>
-              </w:rPr>
-              <w:t xml:space="preserve"> (PK, FK, </w:t>
-            </w:r>
-            <w:proofErr w:type="spellStart"/>
-            <w:r>
-              <w:rPr>
-                <w:rFonts w:ascii="Arial" w:eastAsia="Times New Roman" w:hAnsi="Arial" w:cs="Arial"/>
-                <w:b/>
-                <w:bCs/>
-                <w:color w:val="000000"/>
-                <w:sz w:val="24"/>
-                <w:szCs w:val="24"/>
-                <w:lang w:eastAsia="pt-BR"/>
-              </w:rPr>
-              <w:t>Not</w:t>
-            </w:r>
-            <w:proofErr w:type="spellEnd"/>
-            <w:r>
-              <w:rPr>
-                <w:rFonts w:ascii="Arial" w:eastAsia="Times New Roman" w:hAnsi="Arial" w:cs="Arial"/>
-                <w:b/>
-                <w:bCs/>
-                <w:color w:val="000000"/>
-                <w:sz w:val="24"/>
-                <w:szCs w:val="24"/>
-                <w:lang w:eastAsia="pt-BR"/>
-              </w:rPr>
-              <w:t xml:space="preserve"> </w:t>
-            </w:r>
-            <w:proofErr w:type="spellStart"/>
-            <w:r>
-              <w:rPr>
-                <w:rFonts w:ascii="Arial" w:eastAsia="Times New Roman" w:hAnsi="Arial" w:cs="Arial"/>
-                <w:b/>
-                <w:bCs/>
-                <w:color w:val="000000"/>
-                <w:sz w:val="24"/>
-                <w:szCs w:val="24"/>
-                <w:lang w:eastAsia="pt-BR"/>
-              </w:rPr>
-              <w:t>Null</w:t>
-            </w:r>
-            <w:proofErr w:type="spellEnd"/>
-            <w:r>
-              <w:rPr>
-                <w:rFonts w:ascii="Arial" w:eastAsia="Times New Roman" w:hAnsi="Arial" w:cs="Arial"/>
-                <w:b/>
-                <w:bCs/>
-                <w:color w:val="000000"/>
-                <w:sz w:val="24"/>
-                <w:szCs w:val="24"/>
-                <w:lang w:eastAsia="pt-BR"/>
-              </w:rPr>
-              <w:t xml:space="preserve">, </w:t>
-            </w:r>
-            <w:proofErr w:type="spellStart"/>
-            <w:r>
-              <w:rPr>
-                <w:rFonts w:ascii="Arial" w:eastAsia="Times New Roman" w:hAnsi="Arial" w:cs="Arial"/>
-                <w:b/>
-                <w:bCs/>
-                <w:color w:val="000000"/>
-                <w:sz w:val="24"/>
-                <w:szCs w:val="24"/>
-                <w:lang w:eastAsia="pt-BR"/>
-              </w:rPr>
-              <w:t>Check</w:t>
-            </w:r>
-            <w:proofErr w:type="spellEnd"/>
-            <w:r>
-              <w:rPr>
-                <w:rFonts w:ascii="Arial" w:eastAsia="Times New Roman" w:hAnsi="Arial" w:cs="Arial"/>
-                <w:b/>
-                <w:bCs/>
-                <w:color w:val="000000"/>
-                <w:sz w:val="24"/>
-                <w:szCs w:val="24"/>
-                <w:lang w:eastAsia="pt-BR"/>
-              </w:rPr>
-              <w:t xml:space="preserve">, Default, </w:t>
-            </w:r>
-            <w:proofErr w:type="spellStart"/>
-            <w:r>
-              <w:rPr>
-                <w:rFonts w:ascii="Arial" w:eastAsia="Times New Roman" w:hAnsi="Arial" w:cs="Arial"/>
-                <w:b/>
-                <w:bCs/>
-                <w:color w:val="000000"/>
-                <w:sz w:val="24"/>
-                <w:szCs w:val="24"/>
-                <w:lang w:eastAsia="pt-BR"/>
-              </w:rPr>
-              <w:t>Identity</w:t>
-            </w:r>
-            <w:proofErr w:type="spellEnd"/>
-            <w:r>
-              <w:rPr>
-                <w:rFonts w:ascii="Arial" w:eastAsia="Times New Roman" w:hAnsi="Arial" w:cs="Arial"/>
-                <w:b/>
-                <w:bCs/>
-                <w:color w:val="000000"/>
-                <w:sz w:val="24"/>
-                <w:szCs w:val="24"/>
-                <w:lang w:eastAsia="pt-BR"/>
-              </w:rPr>
-              <w:t>)</w:t>
+              <w:t>Restrições de Dominio (PK, FK, Not Null, Check, Default, Identity)</w:t>
             </w:r>
           </w:p>
         </w:tc>
@@ -12555,7 +11527,6 @@
                 <w:lang w:eastAsia="pt-BR"/>
               </w:rPr>
             </w:pPr>
-            <w:proofErr w:type="spellStart"/>
             <w:r>
               <w:rPr>
                 <w:rFonts w:ascii="Arial" w:eastAsia="Times New Roman" w:hAnsi="Arial" w:cs="Arial"/>
@@ -12568,7 +11539,6 @@
               </w:rPr>
               <w:t>id_tema</w:t>
             </w:r>
-            <w:proofErr w:type="spellEnd"/>
           </w:p>
         </w:tc>
         <w:tc>
@@ -12715,20 +11685,8 @@
                 <w:szCs w:val="24"/>
                 <w:lang w:eastAsia="pt-BR"/>
               </w:rPr>
-              <w:t xml:space="preserve">PK </w:t>
-            </w:r>
-            <w:proofErr w:type="spellStart"/>
-            <w:r>
-              <w:rPr>
-                <w:rFonts w:ascii="Arial" w:eastAsia="Times New Roman" w:hAnsi="Arial" w:cs="Arial"/>
-                <w:color w:val="000000"/>
-                <w:sz w:val="24"/>
-                <w:szCs w:val="24"/>
-                <w:lang w:eastAsia="pt-BR"/>
-              </w:rPr>
-              <w:t>Identity</w:t>
-            </w:r>
-            <w:proofErr w:type="spellEnd"/>
+              <w:t>PK Identity</w:t>
+            </w:r>
           </w:p>
         </w:tc>
       </w:tr>
@@ -12941,6 +11899,10 @@
     <w:p>
       <w:pPr>
         <w:pStyle w:val="Ttulo3"/>
+        <w:numPr>
+          <w:ilvl w:val="1"/>
+          <w:numId w:val="34"/>
+        </w:numPr>
         <w:spacing w:before="100" w:beforeAutospacing="1" w:after="30"/>
         <w:rPr>
           <w:rFonts w:ascii="Arial" w:hAnsi="Arial" w:cs="Arial"/>
@@ -12955,7 +11917,7 @@
           <w:b/>
           <w:color w:val="auto"/>
         </w:rPr>
-        <w:t>3</w:t>
+        <w:t>O</w:t>
       </w:r>
       <w:r>
         <w:rPr>
@@ -12963,41 +11925,37 @@
           <w:b/>
           <w:color w:val="auto"/>
         </w:rPr>
-        <w:t>.</w:t>
-      </w:r>
+        <w:t xml:space="preserve"> </w:t>
+      </w:r>
+      <w:bookmarkEnd w:id="23"/>
       <w:r>
         <w:rPr>
           <w:rFonts w:ascii="Arial" w:hAnsi="Arial" w:cs="Arial"/>
           <w:b/>
           <w:color w:val="auto"/>
         </w:rPr>
-        <w:t>6</w:t>
-      </w:r>
-      <w:r>
-        <w:rPr>
-          <w:rFonts w:ascii="Arial" w:hAnsi="Arial" w:cs="Arial"/>
-          <w:b/>
-          <w:color w:val="auto"/>
-        </w:rPr>
-        <w:t xml:space="preserve"> O</w:t>
-      </w:r>
-      <w:r>
-        <w:rPr>
-          <w:rFonts w:ascii="Arial" w:hAnsi="Arial" w:cs="Arial"/>
-          <w:b/>
-          <w:color w:val="auto"/>
-        </w:rPr>
-        <w:t xml:space="preserve"> </w:t>
-      </w:r>
-      <w:r>
-        <w:rPr>
-          <w:rFonts w:ascii="Arial" w:hAnsi="Arial" w:cs="Arial"/>
-          <w:b/>
-          <w:color w:val="auto"/>
-        </w:rPr>
-        <w:t>Protótipo</w:t>
-      </w:r>
-      <w:bookmarkEnd w:id="23"/>
+        <w:t>Projeto</w:t>
+      </w:r>
+    </w:p>
+    <w:p>
+      <w:pPr>
+        <w:pStyle w:val="PargrafodaLista"/>
+        <w:spacing w:after="30"/>
+        <w:jc w:val="both"/>
+        <w:rPr>
+          <w:rFonts w:ascii="Arial" w:hAnsi="Arial" w:cs="Arial"/>
+          <w:sz w:val="24"/>
+          <w:szCs w:val="24"/>
+        </w:rPr>
+      </w:pPr>
+      <w:r>
+        <w:rPr>
+          <w:rFonts w:ascii="Arial" w:hAnsi="Arial" w:cs="Arial"/>
+          <w:sz w:val="24"/>
+          <w:szCs w:val="24"/>
+        </w:rPr>
+        <w:t>-Introdução</w:t>
+      </w:r>
     </w:p>
     <w:p>
       <w:pPr>
@@ -13012,49 +11970,21 @@
         <w:rPr>
           <w:rFonts w:ascii="Arial" w:hAnsi="Arial" w:cs="Arial"/>
         </w:rPr>
-        <w:t xml:space="preserve">O projeto consiste em um sistema de análise de promessas políticas baseado na localização do usuário, desenvolvido como uma aplicação web utilizando o framework </w:t>
-      </w:r>
-      <w:proofErr w:type="spellStart"/>
-      <w:r>
-        <w:rPr>
-          <w:rFonts w:ascii="Arial" w:hAnsi="Arial" w:cs="Arial"/>
-        </w:rPr>
-        <w:t>Flask</w:t>
-      </w:r>
-      <w:proofErr w:type="spellEnd"/>
-      <w:r>
-        <w:rPr>
-          <w:rFonts w:ascii="Arial" w:hAnsi="Arial" w:cs="Arial"/>
-        </w:rPr>
-        <w:t xml:space="preserve">. A plataforma integra </w:t>
-      </w:r>
-      <w:proofErr w:type="spellStart"/>
-      <w:r>
-        <w:rPr>
-          <w:rFonts w:ascii="Arial" w:hAnsi="Arial" w:cs="Arial"/>
-        </w:rPr>
-        <w:t>backend</w:t>
-      </w:r>
-      <w:proofErr w:type="spellEnd"/>
-      <w:r>
-        <w:rPr>
-          <w:rFonts w:ascii="Arial" w:hAnsi="Arial" w:cs="Arial"/>
-        </w:rPr>
-        <w:t xml:space="preserve">, </w:t>
-      </w:r>
-      <w:proofErr w:type="spellStart"/>
-      <w:r>
-        <w:rPr>
-          <w:rFonts w:ascii="Arial" w:hAnsi="Arial" w:cs="Arial"/>
-        </w:rPr>
-        <w:t>frontend</w:t>
-      </w:r>
-      <w:proofErr w:type="spellEnd"/>
-      <w:r>
-        <w:rPr>
-          <w:rFonts w:ascii="Arial" w:hAnsi="Arial" w:cs="Arial"/>
-        </w:rPr>
-        <w:t xml:space="preserve"> e serviços externos para coletar, processar e apresentar informações relacionadas ao cumprimento de promessas políticas.</w:t>
+        <w:lastRenderedPageBreak/>
+        <w:tab/>
+      </w:r>
+      <w:r>
+        <w:rPr>
+          <w:rFonts w:ascii="Arial" w:hAnsi="Arial" w:cs="Arial"/>
+        </w:rPr>
+        <w:t xml:space="preserve">O Projeto consiste no desenvolvimento </w:t>
+      </w:r>
+      <w:r>
+        <w:rPr>
+          <w:rFonts w:ascii="Arial" w:hAnsi="Arial" w:cs="Arial"/>
+        </w:rPr>
+        <w:tab/>
+        <w:t>de uma aplicação web destinado ao monitoramento e à análise de promessas de campanha. A proposta surge da necessidade de facilitar o acesso da população a informações relacionadas à atuação dos representantes políticos, permitindo que o usuário pesquise determinado político e um tema específico para encontrar informações relacionadas às suas promessas.</w:t>
       </w:r>
     </w:p>
     <w:p>
@@ -13070,21 +12000,1603 @@
         <w:rPr>
           <w:rFonts w:ascii="Arial" w:hAnsi="Arial" w:cs="Arial"/>
         </w:rPr>
-        <w:t xml:space="preserve">O funcionamento do sistema inicia-se quando o usuário acessa a plataforma e informa um CEP. Esse dado é enviado para uma função responsável por consultar a API </w:t>
-      </w:r>
-      <w:proofErr w:type="spellStart"/>
-      <w:r>
-        <w:rPr>
-          <w:rFonts w:ascii="Arial" w:hAnsi="Arial" w:cs="Arial"/>
-        </w:rPr>
-        <w:t>ViaCEP</w:t>
-      </w:r>
-      <w:proofErr w:type="spellEnd"/>
-      <w:r>
-        <w:rPr>
-          <w:rFonts w:ascii="Arial" w:hAnsi="Arial" w:cs="Arial"/>
-        </w:rPr>
-        <w:t>, que retorna informações correspondentes à cidade e ao estado informados. Essa etapa é fundamental, pois a localização obtida será utilizada para direcionar as buscas relacionadas às promessas políticas da região selecionada.</w:t>
+        <w:tab/>
+        <w:t>O sistema organiza políticos de diferentes níveis de atuação, incluindo representantes federais, governadores e prefeitos. Além disso, são disponibilizados diferentes temas para pesquisa, como saúde pública, educação, segurança pública, emprego e renda, infraestrutura, meio ambiente, habitação e moradia, transporte e mobilidade, assistência social, economia e desenvolvimento, saneamento básico e administração pública. Para realizar as pesquisas, a aplicação utiliza fontes de notícias e fontes oficiais. Entre as fontes oficiais consultadas pelo sistema estão dados disponibilizados pela Câmara dos Deputados e pelo Senado Federal. Também são realizadas buscas de notícias por meio do Google Notícias, permitindo reunir diferentes informações relacionadas ao político e ao tema pesquisado.</w:t>
+      </w:r>
+    </w:p>
+    <w:p>
+      <w:pPr>
+        <w:pStyle w:val="isselectedend"/>
+        <w:spacing w:after="30" w:afterAutospacing="0"/>
+        <w:jc w:val="both"/>
+        <w:rPr>
+          <w:rFonts w:ascii="Arial" w:hAnsi="Arial" w:cs="Arial"/>
+        </w:rPr>
+      </w:pPr>
+      <w:r>
+        <w:rPr>
+          <w:rFonts w:ascii="Arial" w:hAnsi="Arial" w:cs="Arial"/>
+        </w:rPr>
+        <w:tab/>
+        <w:t>Após a coleta das informações, o sistema utiliza inteligência artificial para analisar os conteúdos encontrados. A IA atua como um mecanismo de filtragem e identificação de promessas políticas, analisando somente as informações obtidas durante a pesquisa. O sistema possui regras para evitar que sejam criadas informações que não estejam presentes nas fontes consultadas.</w:t>
+      </w:r>
+      <w:r>
+        <w:rPr>
+          <w:rFonts w:ascii="Arial" w:hAnsi="Arial" w:cs="Arial"/>
+        </w:rPr>
+        <w:t xml:space="preserve"> </w:t>
+      </w:r>
+      <w:r>
+        <w:rPr>
+          <w:rFonts w:ascii="Arial" w:hAnsi="Arial" w:cs="Arial"/>
+        </w:rPr>
+        <w:t>As promessas identificadas podem receber diferentes classificações de acordo com as informações encontradas: "cumprida", "parcialmente cumprida", "não cumprida", "em andamento" ou "não verificada". Dessa maneira, o sistema busca apresentar ao usuário uma visão mais organizada sobre a situação das promessas encontradas.</w:t>
+      </w:r>
+    </w:p>
+    <w:p>
+      <w:pPr>
+        <w:spacing w:before="100" w:beforeAutospacing="1" w:after="30" w:line="240" w:lineRule="auto"/>
+        <w:ind w:firstLine="708"/>
+        <w:jc w:val="both"/>
+        <w:rPr>
+          <w:rFonts w:ascii="Arial" w:eastAsia="Times New Roman" w:hAnsi="Arial" w:cs="Arial"/>
+          <w:sz w:val="24"/>
+          <w:szCs w:val="24"/>
+          <w:lang w:eastAsia="pt-BR"/>
+        </w:rPr>
+      </w:pPr>
+      <w:r>
+        <w:rPr>
+          <w:rFonts w:ascii="Arial" w:eastAsia="Times New Roman" w:hAnsi="Arial" w:cs="Arial"/>
+          <w:sz w:val="24"/>
+          <w:szCs w:val="24"/>
+          <w:lang w:eastAsia="pt-BR"/>
+        </w:rPr>
+        <w:t>Outro aspecto importante do projeto é a apresentação das fontes utilizadas para cada informação. Quando uma promessa é identificada, o sistema procura associá-la ao artigo ou fonte responsável pela informação, disponibilizando o título, o site e a URL da fonte. Isso contribui para aumentar a transparência do sistema e permite que o usuário consulte a origem da informação apresentada.</w:t>
+      </w:r>
+    </w:p>
+    <w:p>
+      <w:pPr>
+        <w:spacing w:before="100" w:beforeAutospacing="1" w:after="30" w:line="240" w:lineRule="auto"/>
+        <w:ind w:firstLine="708"/>
+        <w:jc w:val="both"/>
+        <w:rPr>
+          <w:rFonts w:ascii="Arial" w:hAnsi="Arial" w:cs="Arial"/>
+          <w:sz w:val="24"/>
+          <w:szCs w:val="24"/>
+        </w:rPr>
+      </w:pPr>
+      <w:r>
+        <w:rPr>
+          <w:rFonts w:ascii="Arial" w:hAnsi="Arial" w:cs="Arial"/>
+          <w:sz w:val="24"/>
+          <w:szCs w:val="24"/>
+        </w:rPr>
+        <w:t>No desenvolvimento da aplicação foi utilizada a linguagem Python, juntamente com o framework Flask para a criação da aplicação web. Também foram utilizadas bibliotecas para realização de requisições HTTP, processamento de documentos HTML e XML e integração com serviços de inteligência artificial. Entre as principais tecnologias utilizadas estão Flask, Requests, BeautifulSoup, Google GenAI e Python-dotenv. Dessa forma, o projeto busca unir desenvolvimento de software, processamento de informações e inteligência artificial para criar uma ferramenta que facilite a pesquisa e o acompanhamento de promessas políticas</w:t>
+      </w:r>
+      <w:r>
+        <w:rPr>
+          <w:rFonts w:ascii="Arial" w:hAnsi="Arial" w:cs="Arial"/>
+          <w:sz w:val="24"/>
+          <w:szCs w:val="24"/>
+        </w:rPr>
+        <w:t>.</w:t>
+      </w:r>
+    </w:p>
+    <w:p>
+      <w:pPr>
+        <w:spacing w:before="100" w:beforeAutospacing="1" w:after="30" w:line="240" w:lineRule="auto"/>
+        <w:ind w:firstLine="708"/>
+        <w:jc w:val="both"/>
+        <w:rPr>
+          <w:rFonts w:ascii="Arial" w:eastAsia="Times New Roman" w:hAnsi="Arial" w:cs="Arial"/>
+          <w:sz w:val="24"/>
+          <w:szCs w:val="24"/>
+          <w:lang w:eastAsia="pt-BR"/>
+        </w:rPr>
+      </w:pPr>
+    </w:p>
+    <w:p>
+      <w:pPr>
+        <w:spacing w:before="100" w:beforeAutospacing="1" w:after="30" w:line="240" w:lineRule="auto"/>
+        <w:ind w:firstLine="708"/>
+        <w:jc w:val="both"/>
+        <w:rPr>
+          <w:rFonts w:ascii="Arial" w:eastAsia="Times New Roman" w:hAnsi="Arial" w:cs="Arial"/>
+          <w:sz w:val="24"/>
+          <w:szCs w:val="24"/>
+          <w:lang w:eastAsia="pt-BR"/>
+        </w:rPr>
+      </w:pPr>
+      <w:r>
+        <w:rPr>
+          <w:rFonts w:ascii="Arial" w:eastAsia="Times New Roman" w:hAnsi="Arial" w:cs="Arial"/>
+          <w:sz w:val="24"/>
+          <w:szCs w:val="24"/>
+          <w:lang w:eastAsia="pt-BR"/>
+        </w:rPr>
+        <w:t>-Funcionamento do Código</w:t>
+      </w:r>
+    </w:p>
+    <w:p>
+      <w:pPr>
+        <w:spacing w:after="30"/>
+        <w:ind w:firstLine="708"/>
+        <w:jc w:val="both"/>
+        <w:rPr>
+          <w:rFonts w:ascii="Arial" w:hAnsi="Arial" w:cs="Arial"/>
+          <w:sz w:val="24"/>
+          <w:szCs w:val="24"/>
+        </w:rPr>
+      </w:pPr>
+      <w:r>
+        <w:rPr>
+          <w:rFonts w:ascii="Arial" w:hAnsi="Arial" w:cs="Arial"/>
+          <w:sz w:val="24"/>
+          <w:szCs w:val="24"/>
+        </w:rPr>
+        <w:t xml:space="preserve">O sistema foi desenvolvido utilizando a linguagem Python e o framework Flask. O arquivo principal da aplicação é o </w:t>
+      </w:r>
+      <w:r>
+        <w:rPr>
+          <w:rStyle w:val="CdigoHTML"/>
+          <w:rFonts w:ascii="Arial" w:eastAsiaTheme="minorHAnsi" w:hAnsi="Arial" w:cs="Arial"/>
+          <w:sz w:val="24"/>
+          <w:szCs w:val="24"/>
+        </w:rPr>
+        <w:t>app.py</w:t>
+      </w:r>
+      <w:r>
+        <w:rPr>
+          <w:rFonts w:ascii="Arial" w:hAnsi="Arial" w:cs="Arial"/>
+          <w:sz w:val="24"/>
+          <w:szCs w:val="24"/>
+        </w:rPr>
+        <w:t>, responsável por inicializar o servidor, definir as rotas, realizar as pesquisas, processar os dados encontrados e utilizar a inteligência artificial para analisar as informações.</w:t>
+      </w:r>
+    </w:p>
+    <w:p>
+      <w:pPr>
+        <w:spacing w:after="30"/>
+        <w:ind w:firstLine="708"/>
+        <w:jc w:val="both"/>
+        <w:rPr>
+          <w:rFonts w:ascii="Arial" w:hAnsi="Arial" w:cs="Arial"/>
+          <w:sz w:val="24"/>
+          <w:szCs w:val="24"/>
+        </w:rPr>
+      </w:pPr>
+      <w:r>
+        <w:rPr>
+          <w:rFonts w:ascii="Arial" w:hAnsi="Arial" w:cs="Arial"/>
+          <w:sz w:val="24"/>
+          <w:szCs w:val="24"/>
+        </w:rPr>
+        <w:lastRenderedPageBreak/>
+        <w:t>O funcionamento da aplicação pode ser dividido em algumas etapas principais: inicialização do sistema, cadastro dos políticos e temas, recebimento da pesquisa do usuário, busca das informações, organização dos resultados, análise por inteligência artificial e apresentação dos resultados.</w:t>
+      </w:r>
+    </w:p>
+    <w:p>
+      <w:pPr>
+        <w:spacing w:after="30"/>
+        <w:jc w:val="both"/>
+        <w:rPr>
+          <w:rFonts w:ascii="Arial" w:hAnsi="Arial" w:cs="Arial"/>
+          <w:sz w:val="24"/>
+          <w:szCs w:val="24"/>
+        </w:rPr>
+      </w:pPr>
+    </w:p>
+    <w:p>
+      <w:pPr>
+        <w:spacing w:after="30"/>
+        <w:jc w:val="both"/>
+        <w:rPr>
+          <w:rFonts w:ascii="Arial" w:hAnsi="Arial" w:cs="Arial"/>
+          <w:sz w:val="24"/>
+          <w:szCs w:val="24"/>
+        </w:rPr>
+      </w:pPr>
+      <w:r>
+        <w:rPr>
+          <w:rFonts w:ascii="Arial" w:hAnsi="Arial" w:cs="Arial"/>
+          <w:sz w:val="24"/>
+          <w:szCs w:val="24"/>
+        </w:rPr>
+        <w:t>1. Inicialização da aplicação</w:t>
+      </w:r>
+    </w:p>
+    <w:p>
+      <w:pPr>
+        <w:spacing w:after="30"/>
+        <w:ind w:firstLine="708"/>
+        <w:jc w:val="both"/>
+        <w:rPr>
+          <w:rFonts w:ascii="Arial" w:hAnsi="Arial" w:cs="Arial"/>
+          <w:sz w:val="24"/>
+          <w:szCs w:val="24"/>
+        </w:rPr>
+      </w:pPr>
+      <w:r>
+        <w:rPr>
+          <w:rFonts w:ascii="Arial" w:hAnsi="Arial" w:cs="Arial"/>
+          <w:sz w:val="24"/>
+          <w:szCs w:val="24"/>
+        </w:rPr>
+        <w:t>No início do código são importadas as bibliotecas necessárias para o funcionamento do sistema. Entre elas estão o Flask, utilizado para criar a aplicação web; Requests, utilizado para realizar requisições HTTP; BeautifulSoup, utilizado para interpretar e extrair informações de páginas e documentos; e a biblioteca do Google GenAI, utilizada para integração com o modelo de inteligência artificial.</w:t>
+      </w:r>
+    </w:p>
+    <w:p>
+      <w:pPr>
+        <w:spacing w:after="30"/>
+        <w:ind w:firstLine="708"/>
+        <w:jc w:val="both"/>
+        <w:rPr>
+          <w:rFonts w:ascii="Arial" w:hAnsi="Arial" w:cs="Arial"/>
+          <w:sz w:val="24"/>
+          <w:szCs w:val="24"/>
+        </w:rPr>
+      </w:pPr>
+      <w:r>
+        <w:rPr>
+          <w:rFonts w:ascii="Arial" w:hAnsi="Arial" w:cs="Arial"/>
+          <w:sz w:val="24"/>
+          <w:szCs w:val="24"/>
+        </w:rPr>
+        <w:t xml:space="preserve">Também é utilizada a biblioteca </w:t>
+      </w:r>
+      <w:r>
+        <w:rPr>
+          <w:rStyle w:val="CdigoHTML"/>
+          <w:rFonts w:ascii="Arial" w:eastAsiaTheme="minorHAnsi" w:hAnsi="Arial" w:cs="Arial"/>
+          <w:sz w:val="24"/>
+          <w:szCs w:val="24"/>
+        </w:rPr>
+        <w:t>python-dotenv</w:t>
+      </w:r>
+      <w:r>
+        <w:rPr>
+          <w:rFonts w:ascii="Arial" w:hAnsi="Arial" w:cs="Arial"/>
+          <w:sz w:val="24"/>
+          <w:szCs w:val="24"/>
+        </w:rPr>
+        <w:t>, responsável por carregar variáveis de ambiente, como a chave de acesso utilizada pela inteligência artificial.</w:t>
+      </w:r>
+    </w:p>
+    <w:p>
+      <w:pPr>
+        <w:spacing w:after="30"/>
+        <w:jc w:val="both"/>
+        <w:rPr>
+          <w:rFonts w:ascii="Arial" w:hAnsi="Arial" w:cs="Arial"/>
+          <w:sz w:val="24"/>
+          <w:szCs w:val="24"/>
+        </w:rPr>
+      </w:pPr>
+      <w:r>
+        <w:rPr>
+          <w:rFonts w:ascii="Arial" w:hAnsi="Arial" w:cs="Arial"/>
+          <w:sz w:val="24"/>
+          <w:szCs w:val="24"/>
+        </w:rPr>
+        <w:t xml:space="preserve">Em seguida, o Flask cria a aplicação através da instrução </w:t>
+      </w:r>
+      <w:r>
+        <w:rPr>
+          <w:rStyle w:val="CdigoHTML"/>
+          <w:rFonts w:ascii="Arial" w:eastAsiaTheme="minorHAnsi" w:hAnsi="Arial" w:cs="Arial"/>
+          <w:sz w:val="24"/>
+          <w:szCs w:val="24"/>
+        </w:rPr>
+        <w:t>app = Flask(__name__)</w:t>
+      </w:r>
+      <w:r>
+        <w:rPr>
+          <w:rFonts w:ascii="Arial" w:hAnsi="Arial" w:cs="Arial"/>
+          <w:sz w:val="24"/>
+          <w:szCs w:val="24"/>
+        </w:rPr>
+        <w:t>. O sistema também verifica se existe uma chave da API do Gemini configurada. Caso exista, é criado um cliente para realizar as consultas à inteligência artificial.</w:t>
+      </w:r>
+    </w:p>
+    <w:p>
+      <w:pPr>
+        <w:spacing w:after="30"/>
+        <w:jc w:val="both"/>
+        <w:rPr>
+          <w:rFonts w:ascii="Arial" w:hAnsi="Arial" w:cs="Arial"/>
+          <w:sz w:val="24"/>
+          <w:szCs w:val="24"/>
+        </w:rPr>
+      </w:pPr>
+    </w:p>
+    <w:p>
+      <w:pPr>
+        <w:spacing w:after="30"/>
+        <w:jc w:val="both"/>
+        <w:rPr>
+          <w:rFonts w:ascii="Arial" w:hAnsi="Arial" w:cs="Arial"/>
+          <w:sz w:val="24"/>
+          <w:szCs w:val="24"/>
+        </w:rPr>
+      </w:pPr>
+      <w:r>
+        <w:rPr>
+          <w:rFonts w:ascii="Arial" w:hAnsi="Arial" w:cs="Arial"/>
+          <w:sz w:val="24"/>
+          <w:szCs w:val="24"/>
+        </w:rPr>
+        <w:t>2. Cadastro dos políticos</w:t>
+      </w:r>
+    </w:p>
+    <w:p>
+      <w:pPr>
+        <w:spacing w:after="30"/>
+        <w:ind w:firstLine="708"/>
+        <w:jc w:val="both"/>
+        <w:rPr>
+          <w:rFonts w:ascii="Arial" w:hAnsi="Arial" w:cs="Arial"/>
+          <w:sz w:val="24"/>
+          <w:szCs w:val="24"/>
+        </w:rPr>
+      </w:pPr>
+      <w:r>
+        <w:rPr>
+          <w:rFonts w:ascii="Arial" w:hAnsi="Arial" w:cs="Arial"/>
+          <w:sz w:val="24"/>
+          <w:szCs w:val="24"/>
+        </w:rPr>
+        <w:t xml:space="preserve">O código possui uma estrutura chamada </w:t>
+      </w:r>
+      <w:r>
+        <w:rPr>
+          <w:rStyle w:val="CdigoHTML"/>
+          <w:rFonts w:ascii="Arial" w:eastAsiaTheme="minorHAnsi" w:hAnsi="Arial" w:cs="Arial"/>
+          <w:sz w:val="24"/>
+          <w:szCs w:val="24"/>
+        </w:rPr>
+        <w:t>POLITICIANS</w:t>
+      </w:r>
+      <w:r>
+        <w:rPr>
+          <w:rFonts w:ascii="Arial" w:hAnsi="Arial" w:cs="Arial"/>
+          <w:sz w:val="24"/>
+          <w:szCs w:val="24"/>
+        </w:rPr>
+        <w:t>, que armazena informações sobre os políticos que podem ser pesquisados pelo sistema.</w:t>
+      </w:r>
+    </w:p>
+    <w:p>
+      <w:pPr>
+        <w:spacing w:after="30"/>
+        <w:ind w:firstLine="708"/>
+        <w:jc w:val="both"/>
+        <w:rPr>
+          <w:rFonts w:ascii="Arial" w:hAnsi="Arial" w:cs="Arial"/>
+          <w:sz w:val="24"/>
+          <w:szCs w:val="24"/>
+        </w:rPr>
+      </w:pPr>
+      <w:r>
+        <w:rPr>
+          <w:rFonts w:ascii="Arial" w:hAnsi="Arial" w:cs="Arial"/>
+          <w:sz w:val="24"/>
+          <w:szCs w:val="24"/>
+        </w:rPr>
+        <w:t>Os políticos são separados em categorias, como representantes federais, governadores e prefeitos. Para cada político são armazenadas informações como nome, cargo, partido, estado e ano de início do mandato.</w:t>
+      </w:r>
+      <w:r>
+        <w:rPr>
+          <w:rFonts w:ascii="Arial" w:hAnsi="Arial" w:cs="Arial"/>
+          <w:sz w:val="24"/>
+          <w:szCs w:val="24"/>
+        </w:rPr>
+        <w:t xml:space="preserve"> </w:t>
+      </w:r>
+      <w:r>
+        <w:rPr>
+          <w:rFonts w:ascii="Arial" w:hAnsi="Arial" w:cs="Arial"/>
+          <w:sz w:val="24"/>
+          <w:szCs w:val="24"/>
+        </w:rPr>
+        <w:t>Essa estrutura permite que a aplicação apresente os políticos disponíveis ao usuário sem precisar consultar uma fonte externa para montar essa lista.</w:t>
+      </w:r>
+    </w:p>
+    <w:p>
+      <w:pPr>
+        <w:spacing w:after="30"/>
+        <w:ind w:firstLine="708"/>
+        <w:jc w:val="both"/>
+        <w:rPr>
+          <w:rFonts w:ascii="Arial" w:hAnsi="Arial" w:cs="Arial"/>
+          <w:sz w:val="24"/>
+          <w:szCs w:val="24"/>
+        </w:rPr>
+      </w:pPr>
+    </w:p>
+    <w:p>
+      <w:pPr>
+        <w:spacing w:after="30"/>
+        <w:jc w:val="both"/>
+        <w:rPr>
+          <w:rFonts w:ascii="Arial" w:hAnsi="Arial" w:cs="Arial"/>
+          <w:sz w:val="24"/>
+          <w:szCs w:val="24"/>
+        </w:rPr>
+      </w:pPr>
+      <w:r>
+        <w:rPr>
+          <w:rFonts w:ascii="Arial" w:hAnsi="Arial" w:cs="Arial"/>
+          <w:sz w:val="24"/>
+          <w:szCs w:val="24"/>
+        </w:rPr>
+        <w:t>3. Cadastro dos temas</w:t>
+      </w:r>
+    </w:p>
+    <w:p>
+      <w:pPr>
+        <w:spacing w:after="30"/>
+        <w:ind w:firstLine="708"/>
+        <w:jc w:val="both"/>
+        <w:rPr>
+          <w:rFonts w:ascii="Arial" w:hAnsi="Arial" w:cs="Arial"/>
+          <w:sz w:val="24"/>
+          <w:szCs w:val="24"/>
+        </w:rPr>
+      </w:pPr>
+      <w:r>
+        <w:rPr>
+          <w:rFonts w:ascii="Arial" w:hAnsi="Arial" w:cs="Arial"/>
+          <w:sz w:val="24"/>
+          <w:szCs w:val="24"/>
+        </w:rPr>
+        <w:t xml:space="preserve">O sistema também possui uma lista chamada </w:t>
+      </w:r>
+      <w:r>
+        <w:rPr>
+          <w:rStyle w:val="CdigoHTML"/>
+          <w:rFonts w:ascii="Arial" w:eastAsiaTheme="minorHAnsi" w:hAnsi="Arial" w:cs="Arial"/>
+          <w:sz w:val="24"/>
+          <w:szCs w:val="24"/>
+        </w:rPr>
+        <w:t>TEMAS_PROMESSAS</w:t>
+      </w:r>
+      <w:r>
+        <w:rPr>
+          <w:rFonts w:ascii="Arial" w:hAnsi="Arial" w:cs="Arial"/>
+          <w:sz w:val="24"/>
+          <w:szCs w:val="24"/>
+        </w:rPr>
+        <w:t>. Ela contém os assuntos que podem ser utilizados nas pesquisas.</w:t>
+      </w:r>
+      <w:r>
+        <w:rPr>
+          <w:rFonts w:ascii="Arial" w:hAnsi="Arial" w:cs="Arial"/>
+          <w:sz w:val="24"/>
+          <w:szCs w:val="24"/>
+        </w:rPr>
+        <w:t xml:space="preserve"> </w:t>
+      </w:r>
+      <w:r>
+        <w:rPr>
+          <w:rFonts w:ascii="Arial" w:hAnsi="Arial" w:cs="Arial"/>
+          <w:sz w:val="24"/>
+          <w:szCs w:val="24"/>
+        </w:rPr>
+        <w:t>Entre os temas disponíveis estão saúde pública, educação, segurança pública, emprego e renda, infraestrutura, meio ambiente, habitação, transporte, assistência social, economia, saneamento básico e administração pública.</w:t>
+      </w:r>
+      <w:r>
+        <w:rPr>
+          <w:rFonts w:ascii="Arial" w:hAnsi="Arial" w:cs="Arial"/>
+          <w:sz w:val="24"/>
+          <w:szCs w:val="24"/>
+        </w:rPr>
+        <w:t xml:space="preserve"> </w:t>
+      </w:r>
+      <w:r>
+        <w:rPr>
+          <w:rFonts w:ascii="Arial" w:hAnsi="Arial" w:cs="Arial"/>
+          <w:sz w:val="24"/>
+          <w:szCs w:val="24"/>
+        </w:rPr>
+        <w:t>Dessa forma, o usuário pode direcionar sua pesquisa para uma determinada área de atuação do político.</w:t>
+      </w:r>
+    </w:p>
+    <w:p>
+      <w:pPr>
+        <w:spacing w:after="30"/>
+        <w:ind w:firstLine="708"/>
+        <w:jc w:val="both"/>
+        <w:rPr>
+          <w:rFonts w:ascii="Arial" w:hAnsi="Arial" w:cs="Arial"/>
+          <w:sz w:val="24"/>
+          <w:szCs w:val="24"/>
+        </w:rPr>
+      </w:pPr>
+    </w:p>
+    <w:p>
+      <w:pPr>
+        <w:spacing w:after="30"/>
+        <w:jc w:val="both"/>
+        <w:rPr>
+          <w:rFonts w:ascii="Arial" w:hAnsi="Arial" w:cs="Arial"/>
+          <w:sz w:val="24"/>
+          <w:szCs w:val="24"/>
+        </w:rPr>
+      </w:pPr>
+      <w:r>
+        <w:rPr>
+          <w:rFonts w:ascii="Arial" w:hAnsi="Arial" w:cs="Arial"/>
+          <w:sz w:val="24"/>
+          <w:szCs w:val="24"/>
+        </w:rPr>
+        <w:t>4. Recebimento da pesquisa</w:t>
+      </w:r>
+    </w:p>
+    <w:p>
+      <w:pPr>
+        <w:spacing w:after="30"/>
+        <w:ind w:firstLine="708"/>
+        <w:jc w:val="both"/>
+        <w:rPr>
+          <w:rFonts w:ascii="Arial" w:hAnsi="Arial" w:cs="Arial"/>
+          <w:sz w:val="24"/>
+          <w:szCs w:val="24"/>
+        </w:rPr>
+      </w:pPr>
+      <w:r>
+        <w:rPr>
+          <w:rFonts w:ascii="Arial" w:hAnsi="Arial" w:cs="Arial"/>
+          <w:sz w:val="24"/>
+          <w:szCs w:val="24"/>
+        </w:rPr>
+        <w:t>Quando o usuário realiza uma pesquisa, a aplicação recebe duas informações principais: o político e o tema que será pesquisado.</w:t>
+      </w:r>
+      <w:r>
+        <w:rPr>
+          <w:rFonts w:ascii="Arial" w:hAnsi="Arial" w:cs="Arial"/>
+          <w:sz w:val="24"/>
+          <w:szCs w:val="24"/>
+        </w:rPr>
+        <w:t xml:space="preserve"> </w:t>
+      </w:r>
+      <w:r>
+        <w:rPr>
+          <w:rFonts w:ascii="Arial" w:hAnsi="Arial" w:cs="Arial"/>
+          <w:sz w:val="24"/>
+          <w:szCs w:val="24"/>
+        </w:rPr>
+        <w:t xml:space="preserve">Esses dados são enviados para a rota </w:t>
+      </w:r>
+      <w:r>
+        <w:rPr>
+          <w:rStyle w:val="CdigoHTML"/>
+          <w:rFonts w:ascii="Arial" w:eastAsiaTheme="minorHAnsi" w:hAnsi="Arial" w:cs="Arial"/>
+          <w:sz w:val="24"/>
+          <w:szCs w:val="24"/>
+        </w:rPr>
+        <w:t>/api/search</w:t>
+      </w:r>
+      <w:r>
+        <w:rPr>
+          <w:rFonts w:ascii="Arial" w:hAnsi="Arial" w:cs="Arial"/>
+          <w:sz w:val="24"/>
+          <w:szCs w:val="24"/>
+        </w:rPr>
+        <w:t xml:space="preserve">, que recebe requisições do tipo </w:t>
+      </w:r>
+      <w:r>
+        <w:rPr>
+          <w:rStyle w:val="CdigoHTML"/>
+          <w:rFonts w:ascii="Arial" w:eastAsiaTheme="minorHAnsi" w:hAnsi="Arial" w:cs="Arial"/>
+          <w:sz w:val="24"/>
+          <w:szCs w:val="24"/>
+        </w:rPr>
+        <w:t>POST</w:t>
+      </w:r>
+      <w:r>
+        <w:rPr>
+          <w:rFonts w:ascii="Arial" w:hAnsi="Arial" w:cs="Arial"/>
+          <w:sz w:val="24"/>
+          <w:szCs w:val="24"/>
+        </w:rPr>
+        <w:t>. O sistema obtém os dados enviados pelo usuário e realiza uma sanitização básica, removendo quebras de linha e limitando o tamanho das entradas.</w:t>
+      </w:r>
+      <w:r>
+        <w:rPr>
+          <w:rFonts w:ascii="Arial" w:hAnsi="Arial" w:cs="Arial"/>
+          <w:sz w:val="24"/>
+          <w:szCs w:val="24"/>
+        </w:rPr>
+        <w:t xml:space="preserve"> </w:t>
+      </w:r>
+      <w:r>
+        <w:rPr>
+          <w:rFonts w:ascii="Arial" w:hAnsi="Arial" w:cs="Arial"/>
+          <w:sz w:val="24"/>
+          <w:szCs w:val="24"/>
+        </w:rPr>
+        <w:t>Depois disso, o código verifica se a pesquisa foi preenchida e se a chave da API da inteligência artificial está configurada. Caso alguma dessas condições não seja atendida, o sistema retorna uma mensagem de erro.</w:t>
+      </w:r>
+    </w:p>
+    <w:p>
+      <w:pPr>
+        <w:spacing w:after="30"/>
+        <w:ind w:firstLine="708"/>
+        <w:jc w:val="both"/>
+        <w:rPr>
+          <w:rFonts w:ascii="Arial" w:hAnsi="Arial" w:cs="Arial"/>
+          <w:sz w:val="24"/>
+          <w:szCs w:val="24"/>
+        </w:rPr>
+      </w:pPr>
+    </w:p>
+    <w:p>
+      <w:pPr>
+        <w:spacing w:after="30"/>
+        <w:jc w:val="both"/>
+        <w:rPr>
+          <w:rFonts w:ascii="Arial" w:hAnsi="Arial" w:cs="Arial"/>
+          <w:sz w:val="24"/>
+          <w:szCs w:val="24"/>
+        </w:rPr>
+      </w:pPr>
+      <w:r>
+        <w:rPr>
+          <w:rFonts w:ascii="Arial" w:hAnsi="Arial" w:cs="Arial"/>
+          <w:sz w:val="24"/>
+          <w:szCs w:val="24"/>
+        </w:rPr>
+        <w:t>5. Construção das pesquisas</w:t>
+      </w:r>
+    </w:p>
+    <w:p>
+      <w:pPr>
+        <w:spacing w:after="30"/>
+        <w:ind w:firstLine="708"/>
+        <w:jc w:val="both"/>
+        <w:rPr>
+          <w:rFonts w:ascii="Arial" w:hAnsi="Arial" w:cs="Arial"/>
+          <w:sz w:val="24"/>
+          <w:szCs w:val="24"/>
+        </w:rPr>
+      </w:pPr>
+      <w:r>
+        <w:rPr>
+          <w:rFonts w:ascii="Arial" w:hAnsi="Arial" w:cs="Arial"/>
+          <w:sz w:val="24"/>
+          <w:szCs w:val="24"/>
+        </w:rPr>
+        <w:lastRenderedPageBreak/>
+        <w:t>Depois de receber o político e o tema, o sistema cria duas consultas diferentes.</w:t>
+      </w:r>
+      <w:r>
+        <w:rPr>
+          <w:rFonts w:ascii="Arial" w:hAnsi="Arial" w:cs="Arial"/>
+          <w:sz w:val="24"/>
+          <w:szCs w:val="24"/>
+        </w:rPr>
+        <w:t xml:space="preserve"> </w:t>
+      </w:r>
+      <w:r>
+        <w:rPr>
+          <w:rFonts w:ascii="Arial" w:hAnsi="Arial" w:cs="Arial"/>
+          <w:sz w:val="24"/>
+          <w:szCs w:val="24"/>
+        </w:rPr>
+        <w:t>A primeira é direcionada para notícias e combina o nome do político, a palavra "promessa" e o tema pesquisado.</w:t>
+      </w:r>
+      <w:r>
+        <w:rPr>
+          <w:rFonts w:ascii="Arial" w:hAnsi="Arial" w:cs="Arial"/>
+          <w:sz w:val="24"/>
+          <w:szCs w:val="24"/>
+        </w:rPr>
+        <w:t xml:space="preserve"> </w:t>
+      </w:r>
+    </w:p>
+    <w:p>
+      <w:pPr>
+        <w:spacing w:after="30"/>
+        <w:ind w:firstLine="708"/>
+        <w:jc w:val="both"/>
+        <w:rPr>
+          <w:rFonts w:ascii="Arial" w:hAnsi="Arial" w:cs="Arial"/>
+          <w:sz w:val="24"/>
+          <w:szCs w:val="24"/>
+        </w:rPr>
+      </w:pPr>
+      <w:r>
+        <w:rPr>
+          <w:rFonts w:ascii="Arial" w:hAnsi="Arial" w:cs="Arial"/>
+          <w:sz w:val="24"/>
+          <w:szCs w:val="24"/>
+        </w:rPr>
+        <w:t>A segunda é utilizada para buscar informações em fontes oficiais e combina o nome do político com o tema.</w:t>
+      </w:r>
+      <w:r>
+        <w:rPr>
+          <w:rFonts w:ascii="Arial" w:hAnsi="Arial" w:cs="Arial"/>
+          <w:sz w:val="24"/>
+          <w:szCs w:val="24"/>
+        </w:rPr>
+        <w:t xml:space="preserve"> </w:t>
+      </w:r>
+      <w:r>
+        <w:rPr>
+          <w:rFonts w:ascii="Arial" w:hAnsi="Arial" w:cs="Arial"/>
+          <w:sz w:val="24"/>
+          <w:szCs w:val="24"/>
+        </w:rPr>
+        <w:t>Isso permite que o sistema procure informações tanto em notícias quanto em fontes relacionadas ao Poder Legislativo.</w:t>
+      </w:r>
+    </w:p>
+    <w:p>
+      <w:pPr>
+        <w:spacing w:after="30"/>
+        <w:ind w:firstLine="708"/>
+        <w:jc w:val="both"/>
+        <w:rPr>
+          <w:rFonts w:ascii="Arial" w:hAnsi="Arial" w:cs="Arial"/>
+          <w:sz w:val="24"/>
+          <w:szCs w:val="24"/>
+        </w:rPr>
+      </w:pPr>
+    </w:p>
+    <w:p>
+      <w:pPr>
+        <w:spacing w:after="30"/>
+        <w:jc w:val="both"/>
+        <w:rPr>
+          <w:rFonts w:ascii="Arial" w:hAnsi="Arial" w:cs="Arial"/>
+          <w:sz w:val="24"/>
+          <w:szCs w:val="24"/>
+        </w:rPr>
+      </w:pPr>
+      <w:r>
+        <w:rPr>
+          <w:rFonts w:ascii="Arial" w:hAnsi="Arial" w:cs="Arial"/>
+          <w:sz w:val="24"/>
+          <w:szCs w:val="24"/>
+        </w:rPr>
+        <w:t>6. Busca de notícias</w:t>
+      </w:r>
+    </w:p>
+    <w:p>
+      <w:pPr>
+        <w:spacing w:after="30"/>
+        <w:ind w:firstLine="708"/>
+        <w:jc w:val="both"/>
+        <w:rPr>
+          <w:rFonts w:ascii="Arial" w:hAnsi="Arial" w:cs="Arial"/>
+          <w:sz w:val="24"/>
+          <w:szCs w:val="24"/>
+        </w:rPr>
+      </w:pPr>
+      <w:r>
+        <w:rPr>
+          <w:rFonts w:ascii="Arial" w:hAnsi="Arial" w:cs="Arial"/>
+          <w:sz w:val="24"/>
+          <w:szCs w:val="24"/>
+        </w:rPr>
+        <w:t>Para pesquisar notícias, o sistema utiliza o Google Notícias através de seu feed RSS.</w:t>
+      </w:r>
+      <w:r>
+        <w:rPr>
+          <w:rFonts w:ascii="Arial" w:hAnsi="Arial" w:cs="Arial"/>
+          <w:sz w:val="24"/>
+          <w:szCs w:val="24"/>
+        </w:rPr>
+        <w:t xml:space="preserve"> </w:t>
+      </w:r>
+      <w:r>
+        <w:rPr>
+          <w:rFonts w:ascii="Arial" w:hAnsi="Arial" w:cs="Arial"/>
+          <w:sz w:val="24"/>
+          <w:szCs w:val="24"/>
+        </w:rPr>
+        <w:t xml:space="preserve">A função </w:t>
+      </w:r>
+      <w:r>
+        <w:rPr>
+          <w:rStyle w:val="CdigoHTML"/>
+          <w:rFonts w:ascii="Arial" w:eastAsiaTheme="minorHAnsi" w:hAnsi="Arial" w:cs="Arial"/>
+          <w:sz w:val="24"/>
+          <w:szCs w:val="24"/>
+        </w:rPr>
+        <w:t>scrape_google_news()</w:t>
+      </w:r>
+      <w:r>
+        <w:rPr>
+          <w:rFonts w:ascii="Arial" w:hAnsi="Arial" w:cs="Arial"/>
+          <w:sz w:val="24"/>
+          <w:szCs w:val="24"/>
+        </w:rPr>
+        <w:t xml:space="preserve"> monta uma URL de pesquisa utilizando o termo informado, realiza uma requisição HTTP e utiliza o BeautifulSoup para interpretar o conteúdo recebido.</w:t>
+      </w:r>
+      <w:r>
+        <w:rPr>
+          <w:rFonts w:ascii="Arial" w:hAnsi="Arial" w:cs="Arial"/>
+          <w:sz w:val="24"/>
+          <w:szCs w:val="24"/>
+        </w:rPr>
+        <w:t xml:space="preserve"> </w:t>
+      </w:r>
+    </w:p>
+    <w:p>
+      <w:pPr>
+        <w:spacing w:after="30"/>
+        <w:ind w:firstLine="708"/>
+        <w:jc w:val="both"/>
+        <w:rPr>
+          <w:rFonts w:ascii="Arial" w:hAnsi="Arial" w:cs="Arial"/>
+          <w:sz w:val="24"/>
+          <w:szCs w:val="24"/>
+        </w:rPr>
+      </w:pPr>
+      <w:r>
+        <w:rPr>
+          <w:rFonts w:ascii="Arial" w:hAnsi="Arial" w:cs="Arial"/>
+          <w:sz w:val="24"/>
+          <w:szCs w:val="24"/>
+        </w:rPr>
+        <w:t>Para cada resultado encontrado, o sistema extrai informações como título, link, descrição e site da notícia. Essas informações são armazenadas em uma lista de objetos.</w:t>
+      </w:r>
+      <w:r>
+        <w:rPr>
+          <w:rFonts w:ascii="Arial" w:hAnsi="Arial" w:cs="Arial"/>
+          <w:sz w:val="24"/>
+          <w:szCs w:val="24"/>
+        </w:rPr>
+        <w:t xml:space="preserve"> </w:t>
+      </w:r>
+      <w:r>
+        <w:rPr>
+          <w:rFonts w:ascii="Arial" w:hAnsi="Arial" w:cs="Arial"/>
+          <w:sz w:val="24"/>
+          <w:szCs w:val="24"/>
+        </w:rPr>
+        <w:t>Caso nenhuma notícia seja encontrada, o sistema possui uma fonte alternativa que restringe a pesquisa ao domínio da Agência Brasil.</w:t>
+      </w:r>
+    </w:p>
+    <w:p>
+      <w:pPr>
+        <w:spacing w:after="30"/>
+        <w:ind w:firstLine="708"/>
+        <w:jc w:val="both"/>
+        <w:rPr>
+          <w:rFonts w:ascii="Arial" w:hAnsi="Arial" w:cs="Arial"/>
+          <w:sz w:val="24"/>
+          <w:szCs w:val="24"/>
+        </w:rPr>
+      </w:pPr>
+    </w:p>
+    <w:p>
+      <w:pPr>
+        <w:spacing w:after="30"/>
+        <w:jc w:val="both"/>
+        <w:rPr>
+          <w:rFonts w:ascii="Arial" w:hAnsi="Arial" w:cs="Arial"/>
+          <w:sz w:val="24"/>
+          <w:szCs w:val="24"/>
+        </w:rPr>
+      </w:pPr>
+      <w:r>
+        <w:rPr>
+          <w:rFonts w:ascii="Arial" w:hAnsi="Arial" w:cs="Arial"/>
+          <w:sz w:val="24"/>
+          <w:szCs w:val="24"/>
+        </w:rPr>
+        <w:t>7. Busca em fontes oficiais</w:t>
+      </w:r>
+    </w:p>
+    <w:p>
+      <w:pPr>
+        <w:spacing w:after="30"/>
+        <w:ind w:firstLine="708"/>
+        <w:jc w:val="both"/>
+        <w:rPr>
+          <w:rFonts w:ascii="Arial" w:hAnsi="Arial" w:cs="Arial"/>
+          <w:sz w:val="24"/>
+          <w:szCs w:val="24"/>
+        </w:rPr>
+      </w:pPr>
+      <w:r>
+        <w:rPr>
+          <w:rFonts w:ascii="Arial" w:hAnsi="Arial" w:cs="Arial"/>
+          <w:sz w:val="24"/>
+          <w:szCs w:val="24"/>
+        </w:rPr>
+        <w:t>Além das notícias, o sistema realiza pesquisas em fontes oficiais.</w:t>
+      </w:r>
+      <w:r>
+        <w:rPr>
+          <w:rFonts w:ascii="Arial" w:hAnsi="Arial" w:cs="Arial"/>
+          <w:sz w:val="24"/>
+          <w:szCs w:val="24"/>
+        </w:rPr>
+        <w:t xml:space="preserve"> </w:t>
+      </w:r>
+      <w:r>
+        <w:rPr>
+          <w:rFonts w:ascii="Arial" w:hAnsi="Arial" w:cs="Arial"/>
+          <w:sz w:val="24"/>
+          <w:szCs w:val="24"/>
+        </w:rPr>
+        <w:t>Uma das funções consulta a API de dados abertos da Câmara dos Deputados. A pesquisa utiliza palavras-chave e retorna informações sobre proposições legislativas, incluindo número, ano, ementa e endereço da página correspondente.</w:t>
+      </w:r>
+    </w:p>
+    <w:p>
+      <w:pPr>
+        <w:spacing w:after="30"/>
+        <w:ind w:firstLine="708"/>
+        <w:jc w:val="both"/>
+        <w:rPr>
+          <w:rFonts w:ascii="Arial" w:hAnsi="Arial" w:cs="Arial"/>
+          <w:sz w:val="24"/>
+          <w:szCs w:val="24"/>
+        </w:rPr>
+      </w:pPr>
+      <w:r>
+        <w:rPr>
+          <w:rFonts w:ascii="Arial" w:hAnsi="Arial" w:cs="Arial"/>
+          <w:sz w:val="24"/>
+          <w:szCs w:val="24"/>
+        </w:rPr>
+        <w:t>Outra função realiza uma pesquisa na API de dados abertos do Senado Federal. Os resultados também são organizados contendo informações como identificação da matéria, número, ano, ementa e link para consulta.</w:t>
+      </w:r>
+    </w:p>
+    <w:p>
+      <w:pPr>
+        <w:spacing w:after="30"/>
+        <w:ind w:firstLine="708"/>
+        <w:jc w:val="both"/>
+        <w:rPr>
+          <w:rFonts w:ascii="Arial" w:hAnsi="Arial" w:cs="Arial"/>
+          <w:sz w:val="24"/>
+          <w:szCs w:val="24"/>
+        </w:rPr>
+      </w:pPr>
+    </w:p>
+    <w:p>
+      <w:pPr>
+        <w:spacing w:after="30"/>
+        <w:jc w:val="both"/>
+        <w:rPr>
+          <w:rFonts w:ascii="Arial" w:hAnsi="Arial" w:cs="Arial"/>
+          <w:sz w:val="24"/>
+          <w:szCs w:val="24"/>
+        </w:rPr>
+      </w:pPr>
+      <w:r>
+        <w:rPr>
+          <w:rFonts w:ascii="Arial" w:hAnsi="Arial" w:cs="Arial"/>
+          <w:sz w:val="24"/>
+          <w:szCs w:val="24"/>
+        </w:rPr>
+        <w:t>8. União das informações</w:t>
+      </w:r>
+    </w:p>
+    <w:p>
+      <w:pPr>
+        <w:spacing w:after="30"/>
+        <w:ind w:firstLine="708"/>
+        <w:jc w:val="both"/>
+        <w:rPr>
+          <w:rFonts w:ascii="Arial" w:hAnsi="Arial" w:cs="Arial"/>
+          <w:sz w:val="24"/>
+          <w:szCs w:val="24"/>
+        </w:rPr>
+      </w:pPr>
+      <w:r>
+        <w:rPr>
+          <w:rFonts w:ascii="Arial" w:hAnsi="Arial" w:cs="Arial"/>
+          <w:sz w:val="24"/>
+          <w:szCs w:val="24"/>
+        </w:rPr>
+        <w:t xml:space="preserve">A função </w:t>
+      </w:r>
+      <w:r>
+        <w:rPr>
+          <w:rStyle w:val="CdigoHTML"/>
+          <w:rFonts w:ascii="Arial" w:eastAsiaTheme="minorHAnsi" w:hAnsi="Arial" w:cs="Arial"/>
+          <w:sz w:val="24"/>
+          <w:szCs w:val="24"/>
+        </w:rPr>
+        <w:t>scrape_all()</w:t>
+      </w:r>
+      <w:r>
+        <w:rPr>
+          <w:rFonts w:ascii="Arial" w:hAnsi="Arial" w:cs="Arial"/>
+          <w:sz w:val="24"/>
+          <w:szCs w:val="24"/>
+        </w:rPr>
+        <w:t xml:space="preserve"> é responsável por reunir os resultados obtidos.</w:t>
+      </w:r>
+      <w:r>
+        <w:rPr>
+          <w:rFonts w:ascii="Arial" w:hAnsi="Arial" w:cs="Arial"/>
+          <w:sz w:val="24"/>
+          <w:szCs w:val="24"/>
+        </w:rPr>
+        <w:t xml:space="preserve"> </w:t>
+      </w:r>
+      <w:r>
+        <w:rPr>
+          <w:rFonts w:ascii="Arial" w:hAnsi="Arial" w:cs="Arial"/>
+          <w:sz w:val="24"/>
+          <w:szCs w:val="24"/>
+        </w:rPr>
+        <w:t xml:space="preserve">O código utiliza </w:t>
+      </w:r>
+      <w:r>
+        <w:rPr>
+          <w:rStyle w:val="CdigoHTML"/>
+          <w:rFonts w:ascii="Arial" w:eastAsiaTheme="minorHAnsi" w:hAnsi="Arial" w:cs="Arial"/>
+          <w:sz w:val="24"/>
+          <w:szCs w:val="24"/>
+        </w:rPr>
+        <w:t>ThreadPoolExecutor</w:t>
+      </w:r>
+      <w:r>
+        <w:rPr>
+          <w:rFonts w:ascii="Arial" w:hAnsi="Arial" w:cs="Arial"/>
+          <w:sz w:val="24"/>
+          <w:szCs w:val="24"/>
+        </w:rPr>
+        <w:t xml:space="preserve"> para realizar as pesquisas de notícias, Câmara e Senado de forma concorrente. Isso permite que diferentes buscas sejam executadas simultaneamente, evitando que o sistema precise realizar todas as consultas uma depois da outra.</w:t>
+      </w:r>
+    </w:p>
+    <w:p>
+      <w:pPr>
+        <w:spacing w:after="30"/>
+        <w:jc w:val="both"/>
+        <w:rPr>
+          <w:rFonts w:ascii="Arial" w:hAnsi="Arial" w:cs="Arial"/>
+          <w:sz w:val="24"/>
+          <w:szCs w:val="24"/>
+        </w:rPr>
+      </w:pPr>
+      <w:r>
+        <w:rPr>
+          <w:rFonts w:ascii="Arial" w:hAnsi="Arial" w:cs="Arial"/>
+          <w:sz w:val="24"/>
+          <w:szCs w:val="24"/>
+        </w:rPr>
+        <w:t>Depois que os resultados são obtidos, as informações oficiais e as notícias são reunidas em uma única lista. O sistema também verifica as URLs para evitar que o mesmo resultado seja armazenado mais de uma vez.</w:t>
+      </w:r>
+    </w:p>
+    <w:p>
+      <w:pPr>
+        <w:spacing w:after="30"/>
+        <w:jc w:val="both"/>
+        <w:rPr>
+          <w:rFonts w:ascii="Arial" w:hAnsi="Arial" w:cs="Arial"/>
+          <w:sz w:val="24"/>
+          <w:szCs w:val="24"/>
+        </w:rPr>
+      </w:pPr>
+    </w:p>
+    <w:p>
+      <w:pPr>
+        <w:spacing w:after="30"/>
+        <w:jc w:val="both"/>
+        <w:rPr>
+          <w:rFonts w:ascii="Arial" w:hAnsi="Arial" w:cs="Arial"/>
+          <w:sz w:val="24"/>
+          <w:szCs w:val="24"/>
+        </w:rPr>
+      </w:pPr>
+      <w:r>
+        <w:rPr>
+          <w:rFonts w:ascii="Arial" w:hAnsi="Arial" w:cs="Arial"/>
+          <w:sz w:val="24"/>
+          <w:szCs w:val="24"/>
+        </w:rPr>
+        <w:t>9. Análise utilizando inteligência artificial</w:t>
+      </w:r>
+    </w:p>
+    <w:p>
+      <w:pPr>
+        <w:spacing w:after="30"/>
+        <w:ind w:firstLine="708"/>
+        <w:jc w:val="both"/>
+        <w:rPr>
+          <w:rFonts w:ascii="Arial" w:hAnsi="Arial" w:cs="Arial"/>
+          <w:sz w:val="24"/>
+          <w:szCs w:val="24"/>
+        </w:rPr>
+      </w:pPr>
+      <w:r>
+        <w:rPr>
+          <w:rFonts w:ascii="Arial" w:hAnsi="Arial" w:cs="Arial"/>
+          <w:sz w:val="24"/>
+          <w:szCs w:val="24"/>
+        </w:rPr>
+        <w:t xml:space="preserve">Depois da coleta das informações, os artigos encontrados são enviados para a função </w:t>
+      </w:r>
+      <w:r>
+        <w:rPr>
+          <w:rStyle w:val="CdigoHTML"/>
+          <w:rFonts w:ascii="Arial" w:eastAsiaTheme="minorHAnsi" w:hAnsi="Arial" w:cs="Arial"/>
+          <w:sz w:val="24"/>
+          <w:szCs w:val="24"/>
+        </w:rPr>
+        <w:t>filter_with_ai()</w:t>
+      </w:r>
+      <w:r>
+        <w:rPr>
+          <w:rFonts w:ascii="Arial" w:hAnsi="Arial" w:cs="Arial"/>
+          <w:sz w:val="24"/>
+          <w:szCs w:val="24"/>
+        </w:rPr>
+        <w:t>.</w:t>
+      </w:r>
+      <w:r>
+        <w:rPr>
+          <w:rFonts w:ascii="Arial" w:hAnsi="Arial" w:cs="Arial"/>
+          <w:sz w:val="24"/>
+          <w:szCs w:val="24"/>
+        </w:rPr>
+        <w:t xml:space="preserve"> </w:t>
+      </w:r>
+      <w:r>
+        <w:rPr>
+          <w:rFonts w:ascii="Arial" w:hAnsi="Arial" w:cs="Arial"/>
+          <w:sz w:val="24"/>
+          <w:szCs w:val="24"/>
+        </w:rPr>
+        <w:t>Essa função prepara os dados encontrados e cria um contexto contendo o tipo da fonte, o site, o título e o resumo de cada artigo.</w:t>
+      </w:r>
+    </w:p>
+    <w:p>
+      <w:pPr>
+        <w:spacing w:after="30"/>
+        <w:ind w:firstLine="708"/>
+        <w:jc w:val="both"/>
+        <w:rPr>
+          <w:rFonts w:ascii="Arial" w:hAnsi="Arial" w:cs="Arial"/>
+          <w:sz w:val="24"/>
+          <w:szCs w:val="24"/>
+        </w:rPr>
+      </w:pPr>
+      <w:r>
+        <w:rPr>
+          <w:rFonts w:ascii="Arial" w:hAnsi="Arial" w:cs="Arial"/>
+          <w:sz w:val="24"/>
+          <w:szCs w:val="24"/>
+        </w:rPr>
+        <w:t>Em seguida, é criado um comando para a inteligência artificial explicando que ela deve atuar como um verificador de promessas políticas.</w:t>
+      </w:r>
+      <w:r>
+        <w:rPr>
+          <w:rFonts w:ascii="Arial" w:hAnsi="Arial" w:cs="Arial"/>
+          <w:sz w:val="24"/>
+          <w:szCs w:val="24"/>
+        </w:rPr>
+        <w:t xml:space="preserve"> </w:t>
+      </w:r>
+      <w:r>
+        <w:rPr>
+          <w:rFonts w:ascii="Arial" w:hAnsi="Arial" w:cs="Arial"/>
+          <w:sz w:val="24"/>
+          <w:szCs w:val="24"/>
+        </w:rPr>
+        <w:t>Uma das principais regras estabelecidas é que a IA deve analisar somente os artigos encontrados pelo sistema. Ela não deve utilizar conhecimento externo nem inventar promessas, datas, números ou declarações.</w:t>
+      </w:r>
+    </w:p>
+    <w:p>
+      <w:pPr>
+        <w:spacing w:after="30"/>
+        <w:jc w:val="both"/>
+        <w:rPr>
+          <w:rFonts w:ascii="Arial" w:hAnsi="Arial" w:cs="Arial"/>
+          <w:sz w:val="24"/>
+          <w:szCs w:val="24"/>
+        </w:rPr>
+      </w:pPr>
+      <w:r>
+        <w:rPr>
+          <w:rFonts w:ascii="Arial" w:hAnsi="Arial" w:cs="Arial"/>
+          <w:sz w:val="24"/>
+          <w:szCs w:val="24"/>
+        </w:rPr>
+        <w:lastRenderedPageBreak/>
+        <w:t>10. Classificação das promessas</w:t>
+      </w:r>
+    </w:p>
+    <w:p>
+      <w:pPr>
+        <w:spacing w:after="30"/>
+        <w:ind w:firstLine="708"/>
+        <w:jc w:val="both"/>
+        <w:rPr>
+          <w:rFonts w:ascii="Arial" w:hAnsi="Arial" w:cs="Arial"/>
+          <w:sz w:val="24"/>
+          <w:szCs w:val="24"/>
+        </w:rPr>
+      </w:pPr>
+      <w:r>
+        <w:rPr>
+          <w:rFonts w:ascii="Arial" w:hAnsi="Arial" w:cs="Arial"/>
+          <w:sz w:val="24"/>
+          <w:szCs w:val="24"/>
+        </w:rPr>
+        <w:t>A inteligência artificial deve identificar as promessas encontradas e classificá-las de acordo com cinco possíveis situações:</w:t>
+      </w:r>
+    </w:p>
+    <w:p>
+      <w:pPr>
+        <w:spacing w:after="30"/>
+        <w:jc w:val="both"/>
+        <w:rPr>
+          <w:rFonts w:ascii="Arial" w:hAnsi="Arial" w:cs="Arial"/>
+          <w:sz w:val="24"/>
+          <w:szCs w:val="24"/>
+        </w:rPr>
+      </w:pPr>
+      <w:r>
+        <w:rPr>
+          <w:rFonts w:ascii="Arial" w:hAnsi="Arial" w:cs="Arial"/>
+          <w:sz w:val="24"/>
+          <w:szCs w:val="24"/>
+        </w:rPr>
+        <w:t>Cumprida;</w:t>
+      </w:r>
+    </w:p>
+    <w:p>
+      <w:pPr>
+        <w:spacing w:after="30"/>
+        <w:jc w:val="both"/>
+        <w:rPr>
+          <w:rFonts w:ascii="Arial" w:hAnsi="Arial" w:cs="Arial"/>
+          <w:sz w:val="24"/>
+          <w:szCs w:val="24"/>
+        </w:rPr>
+      </w:pPr>
+      <w:r>
+        <w:rPr>
+          <w:rFonts w:ascii="Arial" w:hAnsi="Arial" w:cs="Arial"/>
+          <w:sz w:val="24"/>
+          <w:szCs w:val="24"/>
+        </w:rPr>
+        <w:t>Parcialmente cumprida;</w:t>
+      </w:r>
+    </w:p>
+    <w:p>
+      <w:pPr>
+        <w:spacing w:after="30"/>
+        <w:jc w:val="both"/>
+        <w:rPr>
+          <w:rFonts w:ascii="Arial" w:hAnsi="Arial" w:cs="Arial"/>
+          <w:sz w:val="24"/>
+          <w:szCs w:val="24"/>
+        </w:rPr>
+      </w:pPr>
+      <w:r>
+        <w:rPr>
+          <w:rFonts w:ascii="Arial" w:hAnsi="Arial" w:cs="Arial"/>
+          <w:sz w:val="24"/>
+          <w:szCs w:val="24"/>
+        </w:rPr>
+        <w:t>Não cumprida;</w:t>
+      </w:r>
+    </w:p>
+    <w:p>
+      <w:pPr>
+        <w:spacing w:after="30"/>
+        <w:jc w:val="both"/>
+        <w:rPr>
+          <w:rFonts w:ascii="Arial" w:hAnsi="Arial" w:cs="Arial"/>
+          <w:sz w:val="24"/>
+          <w:szCs w:val="24"/>
+        </w:rPr>
+      </w:pPr>
+      <w:r>
+        <w:rPr>
+          <w:rFonts w:ascii="Arial" w:hAnsi="Arial" w:cs="Arial"/>
+          <w:sz w:val="24"/>
+          <w:szCs w:val="24"/>
+        </w:rPr>
+        <w:t>Em andamento;</w:t>
+      </w:r>
+    </w:p>
+    <w:p>
+      <w:pPr>
+        <w:spacing w:after="30"/>
+        <w:jc w:val="both"/>
+        <w:rPr>
+          <w:rFonts w:ascii="Arial" w:hAnsi="Arial" w:cs="Arial"/>
+          <w:sz w:val="24"/>
+          <w:szCs w:val="24"/>
+        </w:rPr>
+      </w:pPr>
+      <w:r>
+        <w:rPr>
+          <w:rFonts w:ascii="Arial" w:hAnsi="Arial" w:cs="Arial"/>
+          <w:sz w:val="24"/>
+          <w:szCs w:val="24"/>
+        </w:rPr>
+        <w:t>Não verificada.</w:t>
+      </w:r>
+    </w:p>
+    <w:p>
+      <w:pPr>
+        <w:spacing w:after="30"/>
+        <w:ind w:firstLine="708"/>
+        <w:jc w:val="both"/>
+        <w:rPr>
+          <w:rFonts w:ascii="Arial" w:hAnsi="Arial" w:cs="Arial"/>
+          <w:sz w:val="24"/>
+          <w:szCs w:val="24"/>
+        </w:rPr>
+      </w:pPr>
+      <w:r>
+        <w:rPr>
+          <w:rFonts w:ascii="Arial" w:hAnsi="Arial" w:cs="Arial"/>
+          <w:sz w:val="24"/>
+          <w:szCs w:val="24"/>
+        </w:rPr>
+        <w:t>Além disso, a IA deve fornecer uma justificativa para a classificação e indicar qual artigo foi utilizado como fonte da informação.</w:t>
+      </w:r>
+      <w:r>
+        <w:rPr>
+          <w:rFonts w:ascii="Arial" w:hAnsi="Arial" w:cs="Arial"/>
+          <w:sz w:val="24"/>
+          <w:szCs w:val="24"/>
+        </w:rPr>
+        <w:t xml:space="preserve"> </w:t>
+      </w:r>
+      <w:r>
+        <w:rPr>
+          <w:rFonts w:ascii="Arial" w:hAnsi="Arial" w:cs="Arial"/>
+          <w:sz w:val="24"/>
+          <w:szCs w:val="24"/>
+        </w:rPr>
+        <w:t>O resultado solicitado à inteligência artificial deve estar no formato JSON. Isso facilita o processamento automático das informações pelo programa.</w:t>
+      </w:r>
+    </w:p>
+    <w:p>
+      <w:pPr>
+        <w:spacing w:after="30"/>
+        <w:ind w:firstLine="708"/>
+        <w:jc w:val="both"/>
+        <w:rPr>
+          <w:rFonts w:ascii="Arial" w:hAnsi="Arial" w:cs="Arial"/>
+          <w:sz w:val="24"/>
+          <w:szCs w:val="24"/>
+        </w:rPr>
+      </w:pPr>
+    </w:p>
+    <w:p>
+      <w:pPr>
+        <w:spacing w:after="30"/>
+        <w:jc w:val="both"/>
+        <w:rPr>
+          <w:rFonts w:ascii="Arial" w:hAnsi="Arial" w:cs="Arial"/>
+          <w:sz w:val="24"/>
+          <w:szCs w:val="24"/>
+        </w:rPr>
+      </w:pPr>
+      <w:r>
+        <w:rPr>
+          <w:rFonts w:ascii="Arial" w:hAnsi="Arial" w:cs="Arial"/>
+          <w:sz w:val="24"/>
+          <w:szCs w:val="24"/>
+        </w:rPr>
+        <w:t>11. Validação da fonte</w:t>
+      </w:r>
+    </w:p>
+    <w:p>
+      <w:pPr>
+        <w:spacing w:after="30"/>
+        <w:ind w:firstLine="708"/>
+        <w:jc w:val="both"/>
+        <w:rPr>
+          <w:rFonts w:ascii="Arial" w:hAnsi="Arial" w:cs="Arial"/>
+          <w:sz w:val="24"/>
+          <w:szCs w:val="24"/>
+        </w:rPr>
+      </w:pPr>
+      <w:r>
+        <w:rPr>
+          <w:rFonts w:ascii="Arial" w:hAnsi="Arial" w:cs="Arial"/>
+          <w:sz w:val="24"/>
+          <w:szCs w:val="24"/>
+        </w:rPr>
+        <w:t>Após receber a resposta da inteligência artificial, o sistema não simplesmente apresenta os dados recebidos.O código verifica o identificador do artigo informado pela IA e procura esse artigo dentro da lista de conteúdos que realmente foram analisados. Se encontrar a fonte, o sistema adiciona ao resultado o título, o site e a URL correspondente.</w:t>
+      </w:r>
+    </w:p>
+    <w:p>
+      <w:pPr>
+        <w:spacing w:after="30"/>
+        <w:ind w:firstLine="708"/>
+        <w:jc w:val="both"/>
+        <w:rPr>
+          <w:rFonts w:ascii="Arial" w:hAnsi="Arial" w:cs="Arial"/>
+          <w:sz w:val="24"/>
+          <w:szCs w:val="24"/>
+        </w:rPr>
+      </w:pPr>
+      <w:r>
+        <w:rPr>
+          <w:rFonts w:ascii="Arial" w:hAnsi="Arial" w:cs="Arial"/>
+          <w:sz w:val="24"/>
+          <w:szCs w:val="24"/>
+        </w:rPr>
+        <w:t>Caso a fonte não possa ser validada, o sistema remove a referência inválida e altera o status para "não verificada".</w:t>
+      </w:r>
+      <w:r>
+        <w:rPr>
+          <w:rFonts w:ascii="Arial" w:hAnsi="Arial" w:cs="Arial"/>
+          <w:sz w:val="24"/>
+          <w:szCs w:val="24"/>
+        </w:rPr>
+        <w:t xml:space="preserve"> </w:t>
+      </w:r>
+      <w:r>
+        <w:rPr>
+          <w:rFonts w:ascii="Arial" w:hAnsi="Arial" w:cs="Arial"/>
+          <w:sz w:val="24"/>
+          <w:szCs w:val="24"/>
+        </w:rPr>
+        <w:t>Esse procedimento é importante porque cria uma ligação entre a informação apresentada e a fonte que foi efetivamente utilizada pelo sistema.</w:t>
+      </w:r>
+    </w:p>
+    <w:p>
+      <w:pPr>
+        <w:spacing w:after="30"/>
+        <w:ind w:firstLine="708"/>
+        <w:jc w:val="both"/>
+        <w:rPr>
+          <w:rFonts w:ascii="Arial" w:hAnsi="Arial" w:cs="Arial"/>
+          <w:sz w:val="24"/>
+          <w:szCs w:val="24"/>
+        </w:rPr>
+      </w:pPr>
+    </w:p>
+    <w:p>
+      <w:pPr>
+        <w:spacing w:after="30"/>
+        <w:jc w:val="both"/>
+        <w:rPr>
+          <w:rFonts w:ascii="Arial" w:hAnsi="Arial" w:cs="Arial"/>
+          <w:sz w:val="24"/>
+          <w:szCs w:val="24"/>
+        </w:rPr>
+      </w:pPr>
+      <w:r>
+        <w:rPr>
+          <w:rFonts w:ascii="Arial" w:hAnsi="Arial" w:cs="Arial"/>
+          <w:sz w:val="24"/>
+          <w:szCs w:val="24"/>
+        </w:rPr>
+        <w:t>12. Retorno dos resultados</w:t>
+      </w:r>
+    </w:p>
+    <w:p>
+      <w:pPr>
+        <w:spacing w:after="30"/>
+        <w:ind w:firstLine="708"/>
+        <w:jc w:val="both"/>
+        <w:rPr>
+          <w:rFonts w:ascii="Arial" w:hAnsi="Arial" w:cs="Arial"/>
+          <w:sz w:val="24"/>
+          <w:szCs w:val="24"/>
+        </w:rPr>
+      </w:pPr>
+      <w:r>
+        <w:rPr>
+          <w:rFonts w:ascii="Arial" w:hAnsi="Arial" w:cs="Arial"/>
+          <w:sz w:val="24"/>
+          <w:szCs w:val="24"/>
+        </w:rPr>
+        <w:t>Depois de finalizar a análise, o sistema adiciona ao resultado a quantidade de artigos analisados e os sites consultados.</w:t>
+      </w:r>
+      <w:r>
+        <w:rPr>
+          <w:rFonts w:ascii="Arial" w:hAnsi="Arial" w:cs="Arial"/>
+          <w:sz w:val="24"/>
+          <w:szCs w:val="24"/>
+        </w:rPr>
+        <w:t xml:space="preserve"> </w:t>
+      </w:r>
+      <w:r>
+        <w:rPr>
+          <w:rFonts w:ascii="Arial" w:hAnsi="Arial" w:cs="Arial"/>
+          <w:sz w:val="24"/>
+          <w:szCs w:val="24"/>
+        </w:rPr>
+        <w:t>Por fim, a função retorna os resultados para a aplicação web, permitindo que a interface apresente ao usuário as promessas encontradas, seus respectivos status, justificativas e fontes.</w:t>
+      </w:r>
+    </w:p>
+    <w:p>
+      <w:pPr>
+        <w:spacing w:after="30"/>
+        <w:jc w:val="both"/>
+        <w:rPr>
+          <w:rFonts w:ascii="Arial" w:hAnsi="Arial" w:cs="Arial"/>
+          <w:sz w:val="24"/>
+          <w:szCs w:val="24"/>
+        </w:rPr>
+      </w:pPr>
+      <w:r>
+        <w:rPr>
+          <w:rFonts w:ascii="Arial" w:hAnsi="Arial" w:cs="Arial"/>
+          <w:sz w:val="24"/>
+          <w:szCs w:val="24"/>
+        </w:rPr>
+        <w:t>Fluxo simplificado do sistema</w:t>
+      </w:r>
+    </w:p>
+    <w:p>
+      <w:pPr>
+        <w:spacing w:after="30"/>
+        <w:jc w:val="both"/>
+        <w:rPr>
+          <w:rFonts w:ascii="Arial" w:hAnsi="Arial" w:cs="Arial"/>
+          <w:sz w:val="24"/>
+          <w:szCs w:val="24"/>
+        </w:rPr>
+      </w:pPr>
+      <w:r>
+        <w:rPr>
+          <w:rFonts w:ascii="Arial" w:hAnsi="Arial" w:cs="Arial"/>
+          <w:sz w:val="24"/>
+          <w:szCs w:val="24"/>
+        </w:rPr>
+        <w:t>O funcionamento geral pode ser representado da seguinte maneira:</w:t>
+      </w:r>
+    </w:p>
+    <w:p>
+      <w:pPr>
+        <w:spacing w:after="30"/>
+        <w:jc w:val="both"/>
+        <w:rPr>
+          <w:rFonts w:ascii="Arial" w:hAnsi="Arial" w:cs="Arial"/>
+          <w:sz w:val="24"/>
+          <w:szCs w:val="24"/>
+        </w:rPr>
+      </w:pPr>
+      <w:r>
+        <w:rPr>
+          <w:rStyle w:val="Forte"/>
+          <w:rFonts w:ascii="Arial" w:hAnsi="Arial" w:cs="Arial"/>
+          <w:b w:val="0"/>
+          <w:sz w:val="24"/>
+          <w:szCs w:val="24"/>
+        </w:rPr>
+        <w:t>Usuário → Seleciona político e tema → Sistema recebe a pesquisa → Busca notícias → Consulta Câmara e Senado → Junta os resultados → Remove duplicidades → Envia os dados para a IA → IA identifica e classifica as promessas → Sistema valida as fontes → Resultados são apresentados ao usuário.</w:t>
+      </w:r>
+    </w:p>
+    <w:p>
+      <w:pPr>
+        <w:spacing w:after="30"/>
+        <w:ind w:firstLine="708"/>
+        <w:jc w:val="both"/>
+        <w:rPr>
+          <w:rFonts w:ascii="Arial" w:hAnsi="Arial" w:cs="Arial"/>
+          <w:sz w:val="24"/>
+          <w:szCs w:val="24"/>
+        </w:rPr>
+      </w:pPr>
+      <w:r>
+        <w:rPr>
+          <w:rFonts w:ascii="Arial" w:hAnsi="Arial" w:cs="Arial"/>
+          <w:sz w:val="24"/>
+          <w:szCs w:val="24"/>
+        </w:rPr>
+        <w:t xml:space="preserve">Dessa forma, o código funciona como uma sequência de etapas de coleta, processamento, análise e apresentação de informações. A utilização da inteligência artificial ocorre principalmente na etapa de análise, enquanto a coleta das informações é realizada por meio de mecanismos de pesquisa e APIs de fontes </w:t>
+      </w:r>
+      <w:bookmarkStart w:id="24" w:name="_GoBack"/>
+      <w:bookmarkEnd w:id="24"/>
+      <w:r>
+        <w:rPr>
+          <w:rFonts w:ascii="Arial" w:hAnsi="Arial" w:cs="Arial"/>
+          <w:sz w:val="24"/>
+          <w:szCs w:val="24"/>
+        </w:rPr>
+        <w:t>oficiais.</w:t>
       </w:r>
     </w:p>
     <w:p>
@@ -13096,39 +13608,56 @@
           <w:rFonts w:ascii="Arial" w:hAnsi="Arial" w:cs="Arial"/>
         </w:rPr>
       </w:pPr>
-      <w:r>
-        <w:rPr>
-          <w:rFonts w:ascii="Arial" w:hAnsi="Arial" w:cs="Arial"/>
-        </w:rPr>
-        <w:t xml:space="preserve">Após a identificação da localização, o sistema realiza buscas automatizadas relacionadas a promessas políticas da região. Para isso, utiliza técnicas de web </w:t>
-      </w:r>
-      <w:proofErr w:type="spellStart"/>
-      <w:r>
-        <w:rPr>
-          <w:rFonts w:ascii="Arial" w:hAnsi="Arial" w:cs="Arial"/>
-        </w:rPr>
-        <w:t>scraping</w:t>
-      </w:r>
-      <w:proofErr w:type="spellEnd"/>
-      <w:r>
-        <w:rPr>
-          <w:rFonts w:ascii="Arial" w:hAnsi="Arial" w:cs="Arial"/>
-        </w:rPr>
-        <w:t xml:space="preserve"> em diferentes portais de notícias brasileiros, por meio da biblioteca </w:t>
-      </w:r>
-      <w:proofErr w:type="spellStart"/>
-      <w:r>
-        <w:rPr>
-          <w:rFonts w:ascii="Arial" w:hAnsi="Arial" w:cs="Arial"/>
-        </w:rPr>
-        <w:t>BeautifulSoup</w:t>
-      </w:r>
-      <w:proofErr w:type="spellEnd"/>
-      <w:r>
-        <w:rPr>
-          <w:rFonts w:ascii="Arial" w:hAnsi="Arial" w:cs="Arial"/>
-        </w:rPr>
-        <w:t>. O sistema percorre o conteúdo HTML das páginas para identificar títulos, links e descrições relevantes, organizando essas informações em uma lista de artigos relacionados ao tema pesquisado.</w:t>
+    </w:p>
+    <w:p>
+      <w:pPr>
+        <w:pStyle w:val="Ttulo2"/>
+        <w:spacing w:after="30" w:afterAutospacing="0"/>
+        <w:jc w:val="both"/>
+        <w:rPr>
+          <w:rFonts w:ascii="Arial" w:hAnsi="Arial" w:cs="Arial"/>
+          <w:sz w:val="24"/>
+          <w:szCs w:val="24"/>
+        </w:rPr>
+      </w:pPr>
+      <w:bookmarkStart w:id="25" w:name="_Toc238212310"/>
+      <w:r>
+        <w:rPr>
+          <w:rFonts w:ascii="Arial" w:hAnsi="Arial" w:cs="Arial"/>
+          <w:sz w:val="24"/>
+          <w:szCs w:val="24"/>
+        </w:rPr>
+        <w:t>4</w:t>
+      </w:r>
+      <w:r>
+        <w:rPr>
+          <w:rFonts w:ascii="Arial" w:hAnsi="Arial" w:cs="Arial"/>
+          <w:sz w:val="24"/>
+          <w:szCs w:val="24"/>
+        </w:rPr>
+        <w:t>. Bibliografia</w:t>
+      </w:r>
+      <w:bookmarkEnd w:id="25"/>
+    </w:p>
+    <w:p>
+      <w:pPr>
+        <w:spacing w:before="100" w:beforeAutospacing="1" w:after="30"/>
+        <w:rPr>
+          <w:rFonts w:ascii="Arial" w:hAnsi="Arial" w:cs="Arial"/>
+          <w:b/>
+          <w:sz w:val="24"/>
+          <w:szCs w:val="24"/>
+        </w:rPr>
+      </w:pPr>
+      <w:r>
+        <w:rPr>
+          <w:rFonts w:ascii="Arial" w:hAnsi="Arial" w:cs="Arial"/>
+          <w:b/>
+          <w:sz w:val="24"/>
+          <w:szCs w:val="24"/>
+        </w:rPr>
+        <w:lastRenderedPageBreak/>
+        <w:t>1. Câmara dos Deputados</w:t>
       </w:r>
     </w:p>
     <w:p>
@@ -13144,664 +13673,6 @@
         <w:rPr>
           <w:rFonts w:ascii="Arial" w:hAnsi="Arial" w:cs="Arial"/>
         </w:rPr>
-        <w:t xml:space="preserve">Além disso, foi implementado um mecanismo de </w:t>
-      </w:r>
-      <w:proofErr w:type="spellStart"/>
-      <w:r>
-        <w:rPr>
-          <w:rFonts w:ascii="Arial" w:hAnsi="Arial" w:cs="Arial"/>
-        </w:rPr>
-        <w:t>fallback</w:t>
-      </w:r>
-      <w:proofErr w:type="spellEnd"/>
-      <w:r>
-        <w:rPr>
-          <w:rFonts w:ascii="Arial" w:hAnsi="Arial" w:cs="Arial"/>
-        </w:rPr>
-        <w:t xml:space="preserve"> baseado em RSS, utilizado nos casos em que a quantidade de resultados encontrados seja insuficiente. Dessa forma, garante-se maior disponibilidade de conteúdo para análise.</w:t>
-      </w:r>
-    </w:p>
-    <w:p>
-      <w:pPr>
-        <w:pStyle w:val="NormalWeb"/>
-        <w:spacing w:after="30" w:afterAutospacing="0"/>
-        <w:jc w:val="both"/>
-        <w:rPr>
-          <w:rFonts w:ascii="Arial" w:hAnsi="Arial" w:cs="Arial"/>
-        </w:rPr>
-      </w:pPr>
-      <w:r>
-        <w:rPr>
-          <w:rFonts w:ascii="Arial" w:hAnsi="Arial" w:cs="Arial"/>
-        </w:rPr>
-        <w:t xml:space="preserve">Após a coleta dos dados, inicia-se a etapa de processamento com inteligência artificial. Os textos obtidos são enviados para a API da </w:t>
-      </w:r>
-      <w:proofErr w:type="spellStart"/>
-      <w:r>
-        <w:rPr>
-          <w:rFonts w:ascii="Arial" w:hAnsi="Arial" w:cs="Arial"/>
-        </w:rPr>
-        <w:t>Groq</w:t>
-      </w:r>
-      <w:proofErr w:type="spellEnd"/>
-      <w:r>
-        <w:rPr>
-          <w:rFonts w:ascii="Arial" w:hAnsi="Arial" w:cs="Arial"/>
-        </w:rPr>
-        <w:t xml:space="preserve"> juntamente com um prompt estruturado, responsável por orientar a inteligência artificial a identificar promessas políticas relacionadas à região pesquisada.</w:t>
-      </w:r>
-    </w:p>
-    <w:p>
-      <w:pPr>
-        <w:pStyle w:val="NormalWeb"/>
-        <w:spacing w:after="30" w:afterAutospacing="0"/>
-        <w:jc w:val="both"/>
-        <w:rPr>
-          <w:rFonts w:ascii="Arial" w:hAnsi="Arial" w:cs="Arial"/>
-        </w:rPr>
-      </w:pPr>
-      <w:r>
-        <w:rPr>
-          <w:rFonts w:ascii="Arial" w:hAnsi="Arial" w:cs="Arial"/>
-        </w:rPr>
-        <w:t>A inteligência artificial analisa os conteúdos coletados, identifica possíveis promessas realizadas por agentes políticos e classifica o status de cada uma delas em categorias como:</w:t>
-      </w:r>
-    </w:p>
-    <w:p>
-      <w:pPr>
-        <w:numPr>
-          <w:ilvl w:val="0"/>
-          <w:numId w:val="17"/>
-        </w:numPr>
-        <w:spacing w:before="100" w:beforeAutospacing="1" w:after="30" w:line="240" w:lineRule="auto"/>
-        <w:jc w:val="both"/>
-        <w:rPr>
-          <w:rFonts w:ascii="Arial" w:hAnsi="Arial" w:cs="Arial"/>
-          <w:sz w:val="24"/>
-          <w:szCs w:val="24"/>
-        </w:rPr>
-      </w:pPr>
-      <w:r>
-        <w:rPr>
-          <w:rFonts w:ascii="Arial" w:hAnsi="Arial" w:cs="Arial"/>
-          <w:sz w:val="24"/>
-          <w:szCs w:val="24"/>
-        </w:rPr>
-        <w:t>cumprida;</w:t>
-      </w:r>
-    </w:p>
-    <w:p>
-      <w:pPr>
-        <w:numPr>
-          <w:ilvl w:val="0"/>
-          <w:numId w:val="17"/>
-        </w:numPr>
-        <w:spacing w:before="100" w:beforeAutospacing="1" w:after="30" w:line="240" w:lineRule="auto"/>
-        <w:jc w:val="both"/>
-        <w:rPr>
-          <w:rFonts w:ascii="Arial" w:hAnsi="Arial" w:cs="Arial"/>
-          <w:sz w:val="24"/>
-          <w:szCs w:val="24"/>
-        </w:rPr>
-      </w:pPr>
-      <w:r>
-        <w:rPr>
-          <w:rFonts w:ascii="Arial" w:hAnsi="Arial" w:cs="Arial"/>
-          <w:sz w:val="24"/>
-          <w:szCs w:val="24"/>
-        </w:rPr>
-        <w:lastRenderedPageBreak/>
-        <w:t>parcialmente cumprida;</w:t>
-      </w:r>
-    </w:p>
-    <w:p>
-      <w:pPr>
-        <w:numPr>
-          <w:ilvl w:val="0"/>
-          <w:numId w:val="17"/>
-        </w:numPr>
-        <w:spacing w:before="100" w:beforeAutospacing="1" w:after="30" w:line="240" w:lineRule="auto"/>
-        <w:jc w:val="both"/>
-        <w:rPr>
-          <w:rFonts w:ascii="Arial" w:hAnsi="Arial" w:cs="Arial"/>
-          <w:sz w:val="24"/>
-          <w:szCs w:val="24"/>
-        </w:rPr>
-      </w:pPr>
-      <w:r>
-        <w:rPr>
-          <w:rFonts w:ascii="Arial" w:hAnsi="Arial" w:cs="Arial"/>
-          <w:sz w:val="24"/>
-          <w:szCs w:val="24"/>
-        </w:rPr>
-        <w:t>em andamento;</w:t>
-      </w:r>
-    </w:p>
-    <w:p>
-      <w:pPr>
-        <w:numPr>
-          <w:ilvl w:val="0"/>
-          <w:numId w:val="17"/>
-        </w:numPr>
-        <w:spacing w:before="100" w:beforeAutospacing="1" w:after="30" w:line="240" w:lineRule="auto"/>
-        <w:jc w:val="both"/>
-        <w:rPr>
-          <w:rFonts w:ascii="Arial" w:hAnsi="Arial" w:cs="Arial"/>
-          <w:sz w:val="24"/>
-          <w:szCs w:val="24"/>
-        </w:rPr>
-      </w:pPr>
-      <w:r>
-        <w:rPr>
-          <w:rFonts w:ascii="Arial" w:hAnsi="Arial" w:cs="Arial"/>
-          <w:sz w:val="24"/>
-          <w:szCs w:val="24"/>
-        </w:rPr>
-        <w:t>não cumprida.</w:t>
-      </w:r>
-    </w:p>
-    <w:p>
-      <w:pPr>
-        <w:pStyle w:val="NormalWeb"/>
-        <w:spacing w:after="30" w:afterAutospacing="0"/>
-        <w:jc w:val="both"/>
-        <w:rPr>
-          <w:rFonts w:ascii="Arial" w:hAnsi="Arial" w:cs="Arial"/>
-        </w:rPr>
-      </w:pPr>
-      <w:r>
-        <w:rPr>
-          <w:rFonts w:ascii="Arial" w:hAnsi="Arial" w:cs="Arial"/>
-        </w:rPr>
-        <w:t>Além da classificação, a IA gera justificativas fundamentadas nas notícias analisadas e organiza os resultados em formato JSON estruturado.</w:t>
-      </w:r>
-    </w:p>
-    <w:p>
-      <w:pPr>
-        <w:pStyle w:val="NormalWeb"/>
-        <w:spacing w:after="30" w:afterAutospacing="0"/>
-        <w:jc w:val="both"/>
-        <w:rPr>
-          <w:rFonts w:ascii="Arial" w:hAnsi="Arial" w:cs="Arial"/>
-        </w:rPr>
-      </w:pPr>
-      <w:r>
-        <w:rPr>
-          <w:rFonts w:ascii="Arial" w:hAnsi="Arial" w:cs="Arial"/>
-        </w:rPr>
-        <w:t xml:space="preserve">Posteriormente, os dados processados retornam ao </w:t>
-      </w:r>
-      <w:proofErr w:type="spellStart"/>
-      <w:r>
-        <w:rPr>
-          <w:rFonts w:ascii="Arial" w:hAnsi="Arial" w:cs="Arial"/>
-        </w:rPr>
-        <w:t>backend</w:t>
-      </w:r>
-      <w:proofErr w:type="spellEnd"/>
-      <w:r>
-        <w:rPr>
-          <w:rFonts w:ascii="Arial" w:hAnsi="Arial" w:cs="Arial"/>
-        </w:rPr>
-        <w:t xml:space="preserve"> da aplicação, que os encaminha ao </w:t>
-      </w:r>
-      <w:proofErr w:type="spellStart"/>
-      <w:r>
-        <w:rPr>
-          <w:rFonts w:ascii="Arial" w:hAnsi="Arial" w:cs="Arial"/>
-        </w:rPr>
-        <w:t>frontend</w:t>
-      </w:r>
-      <w:proofErr w:type="spellEnd"/>
-      <w:r>
-        <w:rPr>
-          <w:rFonts w:ascii="Arial" w:hAnsi="Arial" w:cs="Arial"/>
-        </w:rPr>
-        <w:t xml:space="preserve"> para exibição ao usuário. A interface da plataforma apresenta, de forma visual e intuitiva, informações como:</w:t>
-      </w:r>
-    </w:p>
-    <w:p>
-      <w:pPr>
-        <w:numPr>
-          <w:ilvl w:val="0"/>
-          <w:numId w:val="18"/>
-        </w:numPr>
-        <w:spacing w:before="100" w:beforeAutospacing="1" w:after="30" w:line="240" w:lineRule="auto"/>
-        <w:jc w:val="both"/>
-        <w:rPr>
-          <w:rFonts w:ascii="Arial" w:hAnsi="Arial" w:cs="Arial"/>
-          <w:sz w:val="24"/>
-          <w:szCs w:val="24"/>
-        </w:rPr>
-      </w:pPr>
-      <w:r>
-        <w:rPr>
-          <w:rFonts w:ascii="Arial" w:hAnsi="Arial" w:cs="Arial"/>
-          <w:sz w:val="24"/>
-          <w:szCs w:val="24"/>
-        </w:rPr>
-        <w:t>quantidade de promessas cumpridas;</w:t>
-      </w:r>
-    </w:p>
-    <w:p>
-      <w:pPr>
-        <w:numPr>
-          <w:ilvl w:val="0"/>
-          <w:numId w:val="18"/>
-        </w:numPr>
-        <w:spacing w:before="100" w:beforeAutospacing="1" w:after="30" w:line="240" w:lineRule="auto"/>
-        <w:jc w:val="both"/>
-        <w:rPr>
-          <w:rFonts w:ascii="Arial" w:hAnsi="Arial" w:cs="Arial"/>
-          <w:sz w:val="24"/>
-          <w:szCs w:val="24"/>
-        </w:rPr>
-      </w:pPr>
-      <w:r>
-        <w:rPr>
-          <w:rFonts w:ascii="Arial" w:hAnsi="Arial" w:cs="Arial"/>
-          <w:sz w:val="24"/>
-          <w:szCs w:val="24"/>
-        </w:rPr>
-        <w:t>quantidade de promessas não cumpridas;</w:t>
-      </w:r>
-    </w:p>
-    <w:p>
-      <w:pPr>
-        <w:numPr>
-          <w:ilvl w:val="0"/>
-          <w:numId w:val="18"/>
-        </w:numPr>
-        <w:spacing w:before="100" w:beforeAutospacing="1" w:after="30" w:line="240" w:lineRule="auto"/>
-        <w:jc w:val="both"/>
-        <w:rPr>
-          <w:rFonts w:ascii="Arial" w:hAnsi="Arial" w:cs="Arial"/>
-          <w:sz w:val="24"/>
-          <w:szCs w:val="24"/>
-        </w:rPr>
-      </w:pPr>
-      <w:r>
-        <w:rPr>
-          <w:rFonts w:ascii="Arial" w:hAnsi="Arial" w:cs="Arial"/>
-          <w:sz w:val="24"/>
-          <w:szCs w:val="24"/>
-        </w:rPr>
-        <w:t>resumo geral da situação política analisada;</w:t>
-      </w:r>
-    </w:p>
-    <w:p>
-      <w:pPr>
-        <w:numPr>
-          <w:ilvl w:val="0"/>
-          <w:numId w:val="18"/>
-        </w:numPr>
-        <w:spacing w:before="100" w:beforeAutospacing="1" w:after="30" w:line="240" w:lineRule="auto"/>
-        <w:jc w:val="both"/>
-        <w:rPr>
-          <w:rFonts w:ascii="Arial" w:hAnsi="Arial" w:cs="Arial"/>
-          <w:sz w:val="24"/>
-          <w:szCs w:val="24"/>
-        </w:rPr>
-      </w:pPr>
-      <w:r>
-        <w:rPr>
-          <w:rFonts w:ascii="Arial" w:hAnsi="Arial" w:cs="Arial"/>
-          <w:sz w:val="24"/>
-          <w:szCs w:val="24"/>
-        </w:rPr>
-        <w:t>listagem das promessas identificadas;</w:t>
-      </w:r>
-    </w:p>
-    <w:p>
-      <w:pPr>
-        <w:numPr>
-          <w:ilvl w:val="0"/>
-          <w:numId w:val="18"/>
-        </w:numPr>
-        <w:spacing w:before="100" w:beforeAutospacing="1" w:after="30" w:line="240" w:lineRule="auto"/>
-        <w:jc w:val="both"/>
-        <w:rPr>
-          <w:rFonts w:ascii="Arial" w:hAnsi="Arial" w:cs="Arial"/>
-          <w:sz w:val="24"/>
-          <w:szCs w:val="24"/>
-        </w:rPr>
-      </w:pPr>
-      <w:r>
-        <w:rPr>
-          <w:rFonts w:ascii="Arial" w:hAnsi="Arial" w:cs="Arial"/>
-          <w:sz w:val="24"/>
-          <w:szCs w:val="24"/>
-        </w:rPr>
-        <w:t>justificativas relacionadas a cada promessa;</w:t>
-      </w:r>
-    </w:p>
-    <w:p>
-      <w:pPr>
-        <w:numPr>
-          <w:ilvl w:val="0"/>
-          <w:numId w:val="18"/>
-        </w:numPr>
-        <w:spacing w:before="100" w:beforeAutospacing="1" w:after="30" w:line="240" w:lineRule="auto"/>
-        <w:jc w:val="both"/>
-        <w:rPr>
-          <w:rFonts w:ascii="Arial" w:hAnsi="Arial" w:cs="Arial"/>
-          <w:sz w:val="24"/>
-          <w:szCs w:val="24"/>
-        </w:rPr>
-      </w:pPr>
-      <w:r>
-        <w:rPr>
-          <w:rFonts w:ascii="Arial" w:hAnsi="Arial" w:cs="Arial"/>
-          <w:sz w:val="24"/>
-          <w:szCs w:val="24"/>
-        </w:rPr>
-        <w:t>links das fontes utilizadas na análise.</w:t>
-      </w:r>
-    </w:p>
-    <w:p>
-      <w:pPr>
-        <w:pStyle w:val="NormalWeb"/>
-        <w:spacing w:after="30" w:afterAutospacing="0"/>
-        <w:jc w:val="both"/>
-        <w:rPr>
-          <w:rFonts w:ascii="Arial" w:hAnsi="Arial" w:cs="Arial"/>
-        </w:rPr>
-      </w:pPr>
-      <w:r>
-        <w:rPr>
-          <w:rFonts w:ascii="Arial" w:hAnsi="Arial" w:cs="Arial"/>
-        </w:rPr>
-        <w:t>O sistema também oferece funcionalidades adicionais, permitindo pesquisas por político específico e por temas determinados, como saúde, educação e segurança pública. Nesses casos, o mecanismo de busca é adaptado conforme o nome do político e o tema selecionado, mantendo o mesmo fluxo interno de coleta de dados, análise por inteligência artificial e apresentação dos resultados.</w:t>
-      </w:r>
-    </w:p>
-    <w:p>
-      <w:pPr>
-        <w:pStyle w:val="NormalWeb"/>
-        <w:spacing w:after="30" w:afterAutospacing="0"/>
-        <w:jc w:val="both"/>
-        <w:rPr>
-          <w:rFonts w:ascii="Arial" w:hAnsi="Arial" w:cs="Arial"/>
-        </w:rPr>
-      </w:pPr>
-    </w:p>
-    <w:p>
-      <w:pPr>
-        <w:pStyle w:val="NormalWeb"/>
-        <w:spacing w:after="30" w:afterAutospacing="0"/>
-        <w:jc w:val="both"/>
-        <w:rPr>
-          <w:rFonts w:ascii="Arial" w:hAnsi="Arial" w:cs="Arial"/>
-        </w:rPr>
-      </w:pPr>
-      <w:r>
-        <w:rPr>
-          <w:rFonts w:ascii="Arial" w:hAnsi="Arial" w:cs="Arial"/>
-          <w:noProof/>
-        </w:rPr>
-        <w:drawing>
-          <wp:inline distT="0" distB="0" distL="0" distR="0" wp14:anchorId="29540D33" wp14:editId="188B2520">
-            <wp:extent cx="5400040" cy="683895"/>
-            <wp:effectExtent l="0" t="0" r="0" b="1905"/>
-            <wp:docPr id="7" name="Imagem 7"/>
-            <wp:cNvGraphicFramePr>
-              <a:graphicFrameLocks xmlns:a="http://schemas.openxmlformats.org/drawingml/2006/main" noChangeAspect="1"/>
-            </wp:cNvGraphicFramePr>
-            <a:graphic xmlns:a="http://schemas.openxmlformats.org/drawingml/2006/main">
-              <a:graphicData uri="http://schemas.openxmlformats.org/drawingml/2006/picture">
-                <pic:pic xmlns:pic="http://schemas.openxmlformats.org/drawingml/2006/picture">
-                  <pic:nvPicPr>
-                    <pic:cNvPr id="1" name=""/>
-                    <pic:cNvPicPr/>
-                  </pic:nvPicPr>
-                  <pic:blipFill>
-                    <a:blip r:embed="rId13"/>
-                    <a:stretch>
-                      <a:fillRect/>
-                    </a:stretch>
-                  </pic:blipFill>
-                  <pic:spPr>
-                    <a:xfrm>
-                      <a:off x="0" y="0"/>
-                      <a:ext cx="5400040" cy="683895"/>
-                    </a:xfrm>
-                    <a:prstGeom prst="rect">
-                      <a:avLst/>
-                    </a:prstGeom>
-                  </pic:spPr>
-                </pic:pic>
-              </a:graphicData>
-            </a:graphic>
-          </wp:inline>
-        </w:drawing>
-      </w:r>
-    </w:p>
-    <w:p>
-      <w:pPr>
-        <w:pStyle w:val="NormalWeb"/>
-        <w:spacing w:after="30" w:afterAutospacing="0"/>
-        <w:jc w:val="both"/>
-        <w:rPr>
-          <w:rFonts w:ascii="Arial" w:hAnsi="Arial" w:cs="Arial"/>
-        </w:rPr>
-      </w:pPr>
-      <w:r>
-        <w:rPr>
-          <w:rFonts w:ascii="Arial" w:hAnsi="Arial" w:cs="Arial"/>
-          <w:noProof/>
-        </w:rPr>
-        <w:drawing>
-          <wp:inline distT="0" distB="0" distL="0" distR="0" wp14:anchorId="761CBBDE" wp14:editId="47603187">
-            <wp:extent cx="5400040" cy="2239645"/>
-            <wp:effectExtent l="0" t="0" r="0" b="8255"/>
-            <wp:docPr id="8" name="Imagem 8"/>
-            <wp:cNvGraphicFramePr>
-              <a:graphicFrameLocks xmlns:a="http://schemas.openxmlformats.org/drawingml/2006/main" noChangeAspect="1"/>
-            </wp:cNvGraphicFramePr>
-            <a:graphic xmlns:a="http://schemas.openxmlformats.org/drawingml/2006/main">
-              <a:graphicData uri="http://schemas.openxmlformats.org/drawingml/2006/picture">
-                <pic:pic xmlns:pic="http://schemas.openxmlformats.org/drawingml/2006/picture">
-                  <pic:nvPicPr>
-                    <pic:cNvPr id="1" name=""/>
-                    <pic:cNvPicPr/>
-                  </pic:nvPicPr>
-                  <pic:blipFill>
-                    <a:blip r:embed="rId14"/>
-                    <a:stretch>
-                      <a:fillRect/>
-                    </a:stretch>
-                  </pic:blipFill>
-                  <pic:spPr>
-                    <a:xfrm>
-                      <a:off x="0" y="0"/>
-                      <a:ext cx="5400040" cy="2239645"/>
-                    </a:xfrm>
-                    <a:prstGeom prst="rect">
-                      <a:avLst/>
-                    </a:prstGeom>
-                  </pic:spPr>
-                </pic:pic>
-              </a:graphicData>
-            </a:graphic>
-          </wp:inline>
-        </w:drawing>
-      </w:r>
-    </w:p>
-    <w:p>
-      <w:pPr>
-        <w:pStyle w:val="NormalWeb"/>
-        <w:spacing w:after="30" w:afterAutospacing="0"/>
-        <w:jc w:val="both"/>
-        <w:rPr>
-          <w:rFonts w:ascii="Arial" w:hAnsi="Arial" w:cs="Arial"/>
-        </w:rPr>
-      </w:pPr>
-      <w:r>
-        <w:rPr>
-          <w:rFonts w:ascii="Arial" w:hAnsi="Arial" w:cs="Arial"/>
-          <w:noProof/>
-        </w:rPr>
-        <w:lastRenderedPageBreak/>
-        <w:drawing>
-          <wp:inline distT="0" distB="0" distL="0" distR="0" wp14:anchorId="6B039A8E" wp14:editId="044D24D0">
-            <wp:extent cx="5400040" cy="1676400"/>
-            <wp:effectExtent l="0" t="0" r="0" b="0"/>
-            <wp:docPr id="9" name="Imagem 9"/>
-            <wp:cNvGraphicFramePr>
-              <a:graphicFrameLocks xmlns:a="http://schemas.openxmlformats.org/drawingml/2006/main" noChangeAspect="1"/>
-            </wp:cNvGraphicFramePr>
-            <a:graphic xmlns:a="http://schemas.openxmlformats.org/drawingml/2006/main">
-              <a:graphicData uri="http://schemas.openxmlformats.org/drawingml/2006/picture">
-                <pic:pic xmlns:pic="http://schemas.openxmlformats.org/drawingml/2006/picture">
-                  <pic:nvPicPr>
-                    <pic:cNvPr id="1" name=""/>
-                    <pic:cNvPicPr/>
-                  </pic:nvPicPr>
-                  <pic:blipFill>
-                    <a:blip r:embed="rId15"/>
-                    <a:stretch>
-                      <a:fillRect/>
-                    </a:stretch>
-                  </pic:blipFill>
-                  <pic:spPr>
-                    <a:xfrm>
-                      <a:off x="0" y="0"/>
-                      <a:ext cx="5400040" cy="1676400"/>
-                    </a:xfrm>
-                    <a:prstGeom prst="rect">
-                      <a:avLst/>
-                    </a:prstGeom>
-                  </pic:spPr>
-                </pic:pic>
-              </a:graphicData>
-            </a:graphic>
-          </wp:inline>
-        </w:drawing>
-      </w:r>
-    </w:p>
-    <w:p>
-      <w:pPr>
-        <w:pStyle w:val="NormalWeb"/>
-        <w:spacing w:after="30" w:afterAutospacing="0"/>
-        <w:jc w:val="both"/>
-        <w:rPr>
-          <w:rFonts w:ascii="Arial" w:hAnsi="Arial" w:cs="Arial"/>
-        </w:rPr>
-      </w:pPr>
-      <w:r>
-        <w:rPr>
-          <w:rFonts w:ascii="Arial" w:hAnsi="Arial" w:cs="Arial"/>
-          <w:noProof/>
-        </w:rPr>
-        <w:drawing>
-          <wp:inline distT="0" distB="0" distL="0" distR="0" wp14:anchorId="61A90AA4" wp14:editId="2D0A1FD4">
-            <wp:extent cx="5400040" cy="1749425"/>
-            <wp:effectExtent l="0" t="0" r="0" b="3175"/>
-            <wp:docPr id="6" name="Imagem 6"/>
-            <wp:cNvGraphicFramePr>
-              <a:graphicFrameLocks xmlns:a="http://schemas.openxmlformats.org/drawingml/2006/main" noChangeAspect="1"/>
-            </wp:cNvGraphicFramePr>
-            <a:graphic xmlns:a="http://schemas.openxmlformats.org/drawingml/2006/main">
-              <a:graphicData uri="http://schemas.openxmlformats.org/drawingml/2006/picture">
-                <pic:pic xmlns:pic="http://schemas.openxmlformats.org/drawingml/2006/picture">
-                  <pic:nvPicPr>
-                    <pic:cNvPr id="1" name=""/>
-                    <pic:cNvPicPr/>
-                  </pic:nvPicPr>
-                  <pic:blipFill>
-                    <a:blip r:embed="rId16"/>
-                    <a:stretch>
-                      <a:fillRect/>
-                    </a:stretch>
-                  </pic:blipFill>
-                  <pic:spPr>
-                    <a:xfrm>
-                      <a:off x="0" y="0"/>
-                      <a:ext cx="5400040" cy="1749425"/>
-                    </a:xfrm>
-                    <a:prstGeom prst="rect">
-                      <a:avLst/>
-                    </a:prstGeom>
-                  </pic:spPr>
-                </pic:pic>
-              </a:graphicData>
-            </a:graphic>
-          </wp:inline>
-        </w:drawing>
-      </w:r>
-    </w:p>
-    <w:p>
-      <w:pPr>
-        <w:pStyle w:val="NormalWeb"/>
-        <w:spacing w:after="30" w:afterAutospacing="0"/>
-        <w:jc w:val="both"/>
-        <w:rPr>
-          <w:rFonts w:ascii="Arial" w:hAnsi="Arial" w:cs="Arial"/>
-        </w:rPr>
-      </w:pPr>
-    </w:p>
-    <w:p>
-      <w:pPr>
-        <w:pStyle w:val="Ttulo2"/>
-        <w:spacing w:after="30" w:afterAutospacing="0"/>
-        <w:jc w:val="both"/>
-        <w:rPr>
-          <w:rFonts w:ascii="Arial" w:hAnsi="Arial" w:cs="Arial"/>
-          <w:sz w:val="24"/>
-          <w:szCs w:val="24"/>
-        </w:rPr>
-      </w:pPr>
-      <w:bookmarkStart w:id="24" w:name="_Toc238212310"/>
-      <w:r>
-        <w:rPr>
-          <w:rFonts w:ascii="Arial" w:hAnsi="Arial" w:cs="Arial"/>
-          <w:sz w:val="24"/>
-          <w:szCs w:val="24"/>
-        </w:rPr>
-        <w:t>4</w:t>
-      </w:r>
-      <w:r>
-        <w:rPr>
-          <w:rFonts w:ascii="Arial" w:hAnsi="Arial" w:cs="Arial"/>
-          <w:sz w:val="24"/>
-          <w:szCs w:val="24"/>
-        </w:rPr>
-        <w:t>. Bibliografia</w:t>
-      </w:r>
-      <w:bookmarkEnd w:id="24"/>
-    </w:p>
-    <w:p>
-      <w:pPr>
-        <w:spacing w:before="100" w:beforeAutospacing="1" w:after="30"/>
-        <w:rPr>
-          <w:rFonts w:ascii="Arial" w:hAnsi="Arial" w:cs="Arial"/>
-          <w:b/>
-          <w:sz w:val="24"/>
-          <w:szCs w:val="24"/>
-        </w:rPr>
-      </w:pPr>
-      <w:r>
-        <w:rPr>
-          <w:rFonts w:ascii="Arial" w:hAnsi="Arial" w:cs="Arial"/>
-          <w:b/>
-          <w:sz w:val="24"/>
-          <w:szCs w:val="24"/>
-        </w:rPr>
-        <w:t>1. Câmara dos Deputados</w:t>
-      </w:r>
-    </w:p>
-    <w:p>
-      <w:pPr>
-        <w:pStyle w:val="NormalWeb"/>
-        <w:spacing w:after="30" w:afterAutospacing="0"/>
-        <w:jc w:val="both"/>
-        <w:rPr>
-          <w:rFonts w:ascii="Arial" w:hAnsi="Arial" w:cs="Arial"/>
-        </w:rPr>
-      </w:pPr>
-      <w:r>
-        <w:rPr>
-          <w:rFonts w:ascii="Arial" w:hAnsi="Arial" w:cs="Arial"/>
-        </w:rPr>
         <w:t xml:space="preserve">CÂMARA DOS DEPUTADOS. </w:t>
       </w:r>
       <w:r>
@@ -13823,7 +13694,7 @@
         </w:rPr>
         <w:br/>
       </w:r>
-      <w:hyperlink r:id="rId17" w:history="1">
+      <w:hyperlink r:id="rId12" w:history="1">
         <w:r>
           <w:rPr>
             <w:rStyle w:val="Hyperlink"/>
@@ -13897,7 +13768,7 @@
         </w:rPr>
         <w:br/>
       </w:r>
-      <w:hyperlink r:id="rId18" w:history="1">
+      <w:hyperlink r:id="rId13" w:history="1">
         <w:r>
           <w:rPr>
             <w:rStyle w:val="Hyperlink"/>
@@ -13970,7 +13841,6 @@
         <w:rPr>
           <w:rFonts w:ascii="Arial" w:hAnsi="Arial" w:cs="Arial"/>
         </w:rPr>
-        <w:lastRenderedPageBreak/>
         <w:t xml:space="preserve">JOTA. </w:t>
       </w:r>
       <w:r>
@@ -13992,7 +13862,7 @@
         </w:rPr>
         <w:br/>
       </w:r>
-      <w:hyperlink r:id="rId19" w:history="1">
+      <w:hyperlink r:id="rId14" w:history="1">
         <w:r>
           <w:rPr>
             <w:rStyle w:val="Hyperlink"/>
@@ -14066,7 +13936,7 @@
         </w:rPr>
         <w:br/>
       </w:r>
-      <w:hyperlink r:id="rId20" w:history="1">
+      <w:hyperlink r:id="rId15" w:history="1">
         <w:r>
           <w:rPr>
             <w:rStyle w:val="Hyperlink"/>
@@ -14140,7 +14010,7 @@
         </w:rPr>
         <w:br/>
       </w:r>
-      <w:hyperlink r:id="rId21" w:history="1">
+      <w:hyperlink r:id="rId16" w:history="1">
         <w:r>
           <w:rPr>
             <w:rStyle w:val="Hyperlink"/>
@@ -14196,10 +14066,10 @@
       </w:pPr>
     </w:p>
     <w:sectPr>
-      <w:headerReference w:type="default" r:id="rId22"/>
+      <w:headerReference w:type="default" r:id="rId17"/>
       <w:pgSz w:w="11906" w:h="16838"/>
       <w:pgMar w:top="1701" w:right="1134" w:bottom="1134" w:left="1701" w:header="709" w:footer="709" w:gutter="0"/>
-      <w:pgNumType w:start="10"/>
+      <w:pgNumType w:start="0"/>
       <w:cols w:space="708"/>
       <w:titlePg/>
       <w:docGrid w:linePitch="360"/>
@@ -14209,7 +14079,7 @@
 </file>
 
 <file path=word/endnotes.xml><?xml version="1.0" encoding="utf-8"?>
-<w:endnotes xmlns:wpc="http://schemas.microsoft.com/office/word/2010/wordprocessingCanvas" xmlns:cx="http://schemas.microsoft.com/office/drawing/2014/chartex" xmlns:cx1="http://schemas.microsoft.com/office/drawing/2015/9/8/chartex" xmlns:cx2="http://schemas.microsoft.com/office/drawing/2015/10/21/chartex" xmlns:cx3="http://schemas.microsoft.com/office/drawing/2016/5/9/chartex" xmlns:cx4="http://schemas.microsoft.com/office/drawing/2016/5/10/chartex" xmlns:cx5="http://schemas.microsoft.com/office/drawing/2016/5/11/chartex" xmlns:cx6="http://schemas.microsoft.com/office/drawing/2016/5/12/chartex" xmlns:cx7="http://schemas.microsoft.com/office/drawing/2016/5/13/chartex" xmlns:cx8="http://schemas.microsoft.com/office/drawing/2016/5/14/chartex" xmlns:mc="http://schemas.openxmlformats.org/markup-compatibility/2006" xmlns:aink="http://schemas.microsoft.com/office/drawing/2016/ink" xmlns:am3d="http://schemas.microsoft.com/office/drawing/2017/model3d" xmlns:o="urn:schemas-microsoft-com:office:office" xmlns:oel="http://schemas.microsoft.com/office/2019/extlst" xmlns:r="http://schemas.openxmlformats.org/officeDocument/2006/relationships" xmlns:m="http://schemas.openxmlformats.org/officeDocument/2006/math" xmlns:v="urn:schemas-microsoft-com:vml" xmlns:wp14="http://schemas.microsoft.com/office/word/2010/wordprocessingDrawing" xmlns:wp="http://schemas.openxmlformats.org/drawingml/2006/wordprocessingDrawing" xmlns:w10="urn:schemas-microsoft-com:office:word" xmlns:w="http://schemas.openxmlformats.org/wordprocessingml/2006/main" xmlns:w14="http://schemas.microsoft.com/office/word/2010/wordml" xmlns:w15="http://schemas.microsoft.com/office/word/2012/wordml" xmlns:w16cex="http://schemas.microsoft.com/office/word/2018/wordml/cex" xmlns:w16cid="http://schemas.microsoft.com/office/word/2016/wordml/cid" xmlns:w16="http://schemas.microsoft.com/office/word/2018/wordml" xmlns:w16sdtdh="http://schemas.microsoft.com/office/word/2020/wordml/sdtdatahash" xmlns:w16se="http://schemas.microsoft.com/office/word/2015/wordml/symex" xmlns:wpg="http://schemas.microsoft.com/office/word/2010/wordprocessingGroup" xmlns:wpi="http://schemas.microsoft.com/office/word/2010/wordprocessingInk" xmlns:wne="http://schemas.microsoft.com/office/word/2006/wordml" xmlns:wps="http://schemas.microsoft.com/office/word/2010/wordprocessingShape" mc:Ignorable="w14 w15 w16se w16cid w16 w16cex w16sdtdh wp14">
+<w:endnotes xmlns:wpc="http://schemas.microsoft.com/office/word/2010/wordprocessingCanvas" xmlns:cx="http://schemas.microsoft.com/office/drawing/2014/chartex" xmlns:cx1="http://schemas.microsoft.com/office/drawing/2015/9/8/chartex" xmlns:cx2="http://schemas.microsoft.com/office/drawing/2015/10/21/chartex" xmlns:cx3="http://schemas.microsoft.com/office/drawing/2016/5/9/chartex" xmlns:cx4="http://schemas.microsoft.com/office/drawing/2016/5/10/chartex" xmlns:cx5="http://schemas.microsoft.com/office/drawing/2016/5/11/chartex" xmlns:cx6="http://schemas.microsoft.com/office/drawing/2016/5/12/chartex" xmlns:cx7="http://schemas.microsoft.com/office/drawing/2016/5/13/chartex" xmlns:cx8="http://schemas.microsoft.com/office/drawing/2016/5/14/chartex" xmlns:mc="http://schemas.openxmlformats.org/markup-compatibility/2006" xmlns:aink="http://schemas.microsoft.com/office/drawing/2016/ink" xmlns:am3d="http://schemas.microsoft.com/office/drawing/2017/model3d" xmlns:o="urn:schemas-microsoft-com:office:office" xmlns:r="http://schemas.openxmlformats.org/officeDocument/2006/relationships" xmlns:m="http://schemas.openxmlformats.org/officeDocument/2006/math" xmlns:v="urn:schemas-microsoft-com:vml" xmlns:wp14="http://schemas.microsoft.com/office/word/2010/wordprocessingDrawing" xmlns:wp="http://schemas.openxmlformats.org/drawingml/2006/wordprocessingDrawing" xmlns:w10="urn:schemas-microsoft-com:office:word" xmlns:w="http://schemas.openxmlformats.org/wordprocessingml/2006/main" xmlns:w14="http://schemas.microsoft.com/office/word/2010/wordml" xmlns:w15="http://schemas.microsoft.com/office/word/2012/wordml" xmlns:w16cid="http://schemas.microsoft.com/office/word/2016/wordml/cid" xmlns:w16se="http://schemas.microsoft.com/office/word/2015/wordml/symex" xmlns:wpg="http://schemas.microsoft.com/office/word/2010/wordprocessingGroup" xmlns:wpi="http://schemas.microsoft.com/office/word/2010/wordprocessingInk" xmlns:wne="http://schemas.microsoft.com/office/word/2006/wordml" xmlns:wps="http://schemas.microsoft.com/office/word/2010/wordprocessingShape" mc:Ignorable="w14 w15 w16se w16cid wp14">
   <w:endnote w:type="separator" w:id="-1">
     <w:p>
       <w:pPr>
@@ -14234,7 +14104,7 @@
 </file>
 
 <file path=word/footnotes.xml><?xml version="1.0" encoding="utf-8"?>
-<w:footnotes xmlns:wpc="http://schemas.microsoft.com/office/word/2010/wordprocessingCanvas" xmlns:cx="http://schemas.microsoft.com/office/drawing/2014/chartex" xmlns:cx1="http://schemas.microsoft.com/office/drawing/2015/9/8/chartex" xmlns:cx2="http://schemas.microsoft.com/office/drawing/2015/10/21/chartex" xmlns:cx3="http://schemas.microsoft.com/office/drawing/2016/5/9/chartex" xmlns:cx4="http://schemas.microsoft.com/office/drawing/2016/5/10/chartex" xmlns:cx5="http://schemas.microsoft.com/office/drawing/2016/5/11/chartex" xmlns:cx6="http://schemas.microsoft.com/office/drawing/2016/5/12/chartex" xmlns:cx7="http://schemas.microsoft.com/office/drawing/2016/5/13/chartex" xmlns:cx8="http://schemas.microsoft.com/office/drawing/2016/5/14/chartex" xmlns:mc="http://schemas.openxmlformats.org/markup-compatibility/2006" xmlns:aink="http://schemas.microsoft.com/office/drawing/2016/ink" xmlns:am3d="http://schemas.microsoft.com/office/drawing/2017/model3d" xmlns:o="urn:schemas-microsoft-com:office:office" xmlns:oel="http://schemas.microsoft.com/office/2019/extlst" xmlns:r="http://schemas.openxmlformats.org/officeDocument/2006/relationships" xmlns:m="http://schemas.openxmlformats.org/officeDocument/2006/math" xmlns:v="urn:schemas-microsoft-com:vml" xmlns:wp14="http://schemas.microsoft.com/office/word/2010/wordprocessingDrawing" xmlns:wp="http://schemas.openxmlformats.org/drawingml/2006/wordprocessingDrawing" xmlns:w10="urn:schemas-microsoft-com:office:word" xmlns:w="http://schemas.openxmlformats.org/wordprocessingml/2006/main" xmlns:w14="http://schemas.microsoft.com/office/word/2010/wordml" xmlns:w15="http://schemas.microsoft.com/office/word/2012/wordml" xmlns:w16cex="http://schemas.microsoft.com/office/word/2018/wordml/cex" xmlns:w16cid="http://schemas.microsoft.com/office/word/2016/wordml/cid" xmlns:w16="http://schemas.microsoft.com/office/word/2018/wordml" xmlns:w16sdtdh="http://schemas.microsoft.com/office/word/2020/wordml/sdtdatahash" xmlns:w16se="http://schemas.microsoft.com/office/word/2015/wordml/symex" xmlns:wpg="http://schemas.microsoft.com/office/word/2010/wordprocessingGroup" xmlns:wpi="http://schemas.microsoft.com/office/word/2010/wordprocessingInk" xmlns:wne="http://schemas.microsoft.com/office/word/2006/wordml" xmlns:wps="http://schemas.microsoft.com/office/word/2010/wordprocessingShape" mc:Ignorable="w14 w15 w16se w16cid w16 w16cex w16sdtdh wp14">
+<w:footnotes xmlns:wpc="http://schemas.microsoft.com/office/word/2010/wordprocessingCanvas" xmlns:cx="http://schemas.microsoft.com/office/drawing/2014/chartex" xmlns:cx1="http://schemas.microsoft.com/office/drawing/2015/9/8/chartex" xmlns:cx2="http://schemas.microsoft.com/office/drawing/2015/10/21/chartex" xmlns:cx3="http://schemas.microsoft.com/office/drawing/2016/5/9/chartex" xmlns:cx4="http://schemas.microsoft.com/office/drawing/2016/5/10/chartex" xmlns:cx5="http://schemas.microsoft.com/office/drawing/2016/5/11/chartex" xmlns:cx6="http://schemas.microsoft.com/office/drawing/2016/5/12/chartex" xmlns:cx7="http://schemas.microsoft.com/office/drawing/2016/5/13/chartex" xmlns:cx8="http://schemas.microsoft.com/office/drawing/2016/5/14/chartex" xmlns:mc="http://schemas.openxmlformats.org/markup-compatibility/2006" xmlns:aink="http://schemas.microsoft.com/office/drawing/2016/ink" xmlns:am3d="http://schemas.microsoft.com/office/drawing/2017/model3d" xmlns:o="urn:schemas-microsoft-com:office:office" xmlns:r="http://schemas.openxmlformats.org/officeDocument/2006/relationships" xmlns:m="http://schemas.openxmlformats.org/officeDocument/2006/math" xmlns:v="urn:schemas-microsoft-com:vml" xmlns:wp14="http://schemas.microsoft.com/office/word/2010/wordprocessingDrawing" xmlns:wp="http://schemas.openxmlformats.org/drawingml/2006/wordprocessingDrawing" xmlns:w10="urn:schemas-microsoft-com:office:word" xmlns:w="http://schemas.openxmlformats.org/wordprocessingml/2006/main" xmlns:w14="http://schemas.microsoft.com/office/word/2010/wordml" xmlns:w15="http://schemas.microsoft.com/office/word/2012/wordml" xmlns:w16cid="http://schemas.microsoft.com/office/word/2016/wordml/cid" xmlns:w16se="http://schemas.microsoft.com/office/word/2015/wordml/symex" xmlns:wpg="http://schemas.microsoft.com/office/word/2010/wordprocessingGroup" xmlns:wpi="http://schemas.microsoft.com/office/word/2010/wordprocessingInk" xmlns:wne="http://schemas.microsoft.com/office/word/2006/wordml" xmlns:wps="http://schemas.microsoft.com/office/word/2010/wordprocessingShape" mc:Ignorable="w14 w15 w16se w16cid wp14">
   <w:footnote w:type="separator" w:id="-1">
     <w:p>
       <w:pPr>
@@ -14259,59 +14129,15 @@
 </file>
 
 <file path=word/header1.xml><?xml version="1.0" encoding="utf-8"?>
-<w:hdr xmlns:wpc="http://schemas.microsoft.com/office/word/2010/wordprocessingCanvas" xmlns:cx="http://schemas.microsoft.com/office/drawing/2014/chartex" xmlns:cx1="http://schemas.microsoft.com/office/drawing/2015/9/8/chartex" xmlns:cx2="http://schemas.microsoft.com/office/drawing/2015/10/21/chartex" xmlns:cx3="http://schemas.microsoft.com/office/drawing/2016/5/9/chartex" xmlns:cx4="http://schemas.microsoft.com/office/drawing/2016/5/10/chartex" xmlns:cx5="http://schemas.microsoft.com/office/drawing/2016/5/11/chartex" xmlns:cx6="http://schemas.microsoft.com/office/drawing/2016/5/12/chartex" xmlns:cx7="http://schemas.microsoft.com/office/drawing/2016/5/13/chartex" xmlns:cx8="http://schemas.microsoft.com/office/drawing/2016/5/14/chartex" xmlns:mc="http://schemas.openxmlformats.org/markup-compatibility/2006" xmlns:aink="http://schemas.microsoft.com/office/drawing/2016/ink" xmlns:am3d="http://schemas.microsoft.com/office/drawing/2017/model3d" xmlns:o="urn:schemas-microsoft-com:office:office" xmlns:oel="http://schemas.microsoft.com/office/2019/extlst" xmlns:r="http://schemas.openxmlformats.org/officeDocument/2006/relationships" xmlns:m="http://schemas.openxmlformats.org/officeDocument/2006/math" xmlns:v="urn:schemas-microsoft-com:vml" xmlns:wp14="http://schemas.microsoft.com/office/word/2010/wordprocessingDrawing" xmlns:wp="http://schemas.openxmlformats.org/drawingml/2006/wordprocessingDrawing" xmlns:w10="urn:schemas-microsoft-com:office:word" xmlns:w="http://schemas.openxmlformats.org/wordprocessingml/2006/main" xmlns:w14="http://schemas.microsoft.com/office/word/2010/wordml" xmlns:w15="http://schemas.microsoft.com/office/word/2012/wordml" xmlns:w16cex="http://schemas.microsoft.com/office/word/2018/wordml/cex" xmlns:w16cid="http://schemas.microsoft.com/office/word/2016/wordml/cid" xmlns:w16="http://schemas.microsoft.com/office/word/2018/wordml" xmlns:w16sdtdh="http://schemas.microsoft.com/office/word/2020/wordml/sdtdatahash" xmlns:w16se="http://schemas.microsoft.com/office/word/2015/wordml/symex" xmlns:wpg="http://schemas.microsoft.com/office/word/2010/wordprocessingGroup" xmlns:wpi="http://schemas.microsoft.com/office/word/2010/wordprocessingInk" xmlns:wne="http://schemas.microsoft.com/office/word/2006/wordml" xmlns:wps="http://schemas.microsoft.com/office/word/2010/wordprocessingShape" mc:Ignorable="w14 w15 w16se w16cid w16 w16cex w16sdtdh wp14">
+<w:hdr xmlns:wpc="http://schemas.microsoft.com/office/word/2010/wordprocessingCanvas" xmlns:cx="http://schemas.microsoft.com/office/drawing/2014/chartex" xmlns:cx1="http://schemas.microsoft.com/office/drawing/2015/9/8/chartex" xmlns:cx2="http://schemas.microsoft.com/office/drawing/2015/10/21/chartex" xmlns:cx3="http://schemas.microsoft.com/office/drawing/2016/5/9/chartex" xmlns:cx4="http://schemas.microsoft.com/office/drawing/2016/5/10/chartex" xmlns:cx5="http://schemas.microsoft.com/office/drawing/2016/5/11/chartex" xmlns:cx6="http://schemas.microsoft.com/office/drawing/2016/5/12/chartex" xmlns:cx7="http://schemas.microsoft.com/office/drawing/2016/5/13/chartex" xmlns:cx8="http://schemas.microsoft.com/office/drawing/2016/5/14/chartex" xmlns:mc="http://schemas.openxmlformats.org/markup-compatibility/2006" xmlns:aink="http://schemas.microsoft.com/office/drawing/2016/ink" xmlns:am3d="http://schemas.microsoft.com/office/drawing/2017/model3d" xmlns:o="urn:schemas-microsoft-com:office:office" xmlns:r="http://schemas.openxmlformats.org/officeDocument/2006/relationships" xmlns:m="http://schemas.openxmlformats.org/officeDocument/2006/math" xmlns:v="urn:schemas-microsoft-com:vml" xmlns:wp14="http://schemas.microsoft.com/office/word/2010/wordprocessingDrawing" xmlns:wp="http://schemas.openxmlformats.org/drawingml/2006/wordprocessingDrawing" xmlns:w10="urn:schemas-microsoft-com:office:word" xmlns:w="http://schemas.openxmlformats.org/wordprocessingml/2006/main" xmlns:w14="http://schemas.microsoft.com/office/word/2010/wordml" xmlns:w15="http://schemas.microsoft.com/office/word/2012/wordml" xmlns:w16cid="http://schemas.microsoft.com/office/word/2016/wordml/cid" xmlns:w16se="http://schemas.microsoft.com/office/word/2015/wordml/symex" xmlns:wpg="http://schemas.microsoft.com/office/word/2010/wordprocessingGroup" xmlns:wpi="http://schemas.microsoft.com/office/word/2010/wordprocessingInk" xmlns:wne="http://schemas.microsoft.com/office/word/2006/wordml" xmlns:wps="http://schemas.microsoft.com/office/word/2010/wordprocessingShape" mc:Ignorable="w14 w15 w16se w16cid wp14">
   <w:sdt>
     <w:sdtPr>
-      <w:id w:val="-564269444"/>
+      <w:id w:val="-280722874"/>
       <w:docPartObj>
         <w:docPartGallery w:val="Page Numbers (Top of Page)"/>
         <w:docPartUnique/>
       </w:docPartObj>
     </w:sdtPr>
-    <w:sdtEndPr/>
-    <w:sdtContent>
-      <w:p>
-        <w:pPr>
-          <w:pStyle w:val="Cabealho"/>
-          <w:jc w:val="right"/>
-        </w:pPr>
-        <w:r>
-          <w:fldChar w:fldCharType="begin"/>
-        </w:r>
-        <w:r>
-          <w:instrText>PAGE   \* MERGEFORMAT</w:instrText>
-        </w:r>
-        <w:r>
-          <w:fldChar w:fldCharType="separate"/>
-        </w:r>
-        <w:r>
-          <w:t>2</w:t>
-        </w:r>
-        <w:r>
-          <w:fldChar w:fldCharType="end"/>
-        </w:r>
-      </w:p>
-    </w:sdtContent>
-  </w:sdt>
-  <w:p>
-    <w:pPr>
-      <w:pStyle w:val="Cabealho"/>
-    </w:pPr>
-  </w:p>
-</w:hdr>
-</file>
-
-<file path=word/header2.xml><?xml version="1.0" encoding="utf-8"?>
-<w:hdr xmlns:wpc="http://schemas.microsoft.com/office/word/2010/wordprocessingCanvas" xmlns:cx="http://schemas.microsoft.com/office/drawing/2014/chartex" xmlns:cx1="http://schemas.microsoft.com/office/drawing/2015/9/8/chartex" xmlns:cx2="http://schemas.microsoft.com/office/drawing/2015/10/21/chartex" xmlns:cx3="http://schemas.microsoft.com/office/drawing/2016/5/9/chartex" xmlns:cx4="http://schemas.microsoft.com/office/drawing/2016/5/10/chartex" xmlns:cx5="http://schemas.microsoft.com/office/drawing/2016/5/11/chartex" xmlns:cx6="http://schemas.microsoft.com/office/drawing/2016/5/12/chartex" xmlns:cx7="http://schemas.microsoft.com/office/drawing/2016/5/13/chartex" xmlns:cx8="http://schemas.microsoft.com/office/drawing/2016/5/14/chartex" xmlns:mc="http://schemas.openxmlformats.org/markup-compatibility/2006" xmlns:aink="http://schemas.microsoft.com/office/drawing/2016/ink" xmlns:am3d="http://schemas.microsoft.com/office/drawing/2017/model3d" xmlns:o="urn:schemas-microsoft-com:office:office" xmlns:oel="http://schemas.microsoft.com/office/2019/extlst" xmlns:r="http://schemas.openxmlformats.org/officeDocument/2006/relationships" xmlns:m="http://schemas.openxmlformats.org/officeDocument/2006/math" xmlns:v="urn:schemas-microsoft-com:vml" xmlns:wp14="http://schemas.microsoft.com/office/word/2010/wordprocessingDrawing" xmlns:wp="http://schemas.openxmlformats.org/drawingml/2006/wordprocessingDrawing" xmlns:w10="urn:schemas-microsoft-com:office:word" xmlns:w="http://schemas.openxmlformats.org/wordprocessingml/2006/main" xmlns:w14="http://schemas.microsoft.com/office/word/2010/wordml" xmlns:w15="http://schemas.microsoft.com/office/word/2012/wordml" xmlns:w16cex="http://schemas.microsoft.com/office/word/2018/wordml/cex" xmlns:w16cid="http://schemas.microsoft.com/office/word/2016/wordml/cid" xmlns:w16="http://schemas.microsoft.com/office/word/2018/wordml" xmlns:w16sdtdh="http://schemas.microsoft.com/office/word/2020/wordml/sdtdatahash" xmlns:w16se="http://schemas.microsoft.com/office/word/2015/wordml/symex" xmlns:wpg="http://schemas.microsoft.com/office/word/2010/wordprocessingGroup" xmlns:wpi="http://schemas.microsoft.com/office/word/2010/wordprocessingInk" xmlns:wne="http://schemas.microsoft.com/office/word/2006/wordml" xmlns:wps="http://schemas.microsoft.com/office/word/2010/wordprocessingShape" mc:Ignorable="w14 w15 w16se w16cid w16 w16cex w16sdtdh wp14">
-  <w:sdt>
-    <w:sdtPr>
-      <w:id w:val="1915822928"/>
-      <w:docPartObj>
-        <w:docPartGallery w:val="Page Numbers (Top of Page)"/>
-        <w:docPartUnique/>
-      </w:docPartObj>
-    </w:sdtPr>
-    <w:sdtEndPr/>
     <w:sdtContent>
       <w:p>
         <w:pPr>
@@ -14345,7 +14171,7 @@
 </file>
 
 <file path=word/numbering.xml><?xml version="1.0" encoding="utf-8"?>
-<w:numbering xmlns:wpc="http://schemas.microsoft.com/office/word/2010/wordprocessingCanvas" xmlns:cx="http://schemas.microsoft.com/office/drawing/2014/chartex" xmlns:cx1="http://schemas.microsoft.com/office/drawing/2015/9/8/chartex" xmlns:cx2="http://schemas.microsoft.com/office/drawing/2015/10/21/chartex" xmlns:cx3="http://schemas.microsoft.com/office/drawing/2016/5/9/chartex" xmlns:cx4="http://schemas.microsoft.com/office/drawing/2016/5/10/chartex" xmlns:cx5="http://schemas.microsoft.com/office/drawing/2016/5/11/chartex" xmlns:cx6="http://schemas.microsoft.com/office/drawing/2016/5/12/chartex" xmlns:cx7="http://schemas.microsoft.com/office/drawing/2016/5/13/chartex" xmlns:cx8="http://schemas.microsoft.com/office/drawing/2016/5/14/chartex" xmlns:mc="http://schemas.openxmlformats.org/markup-compatibility/2006" xmlns:aink="http://schemas.microsoft.com/office/drawing/2016/ink" xmlns:am3d="http://schemas.microsoft.com/office/drawing/2017/model3d" xmlns:o="urn:schemas-microsoft-com:office:office" xmlns:oel="http://schemas.microsoft.com/office/2019/extlst" xmlns:r="http://schemas.openxmlformats.org/officeDocument/2006/relationships" xmlns:m="http://schemas.openxmlformats.org/officeDocument/2006/math" xmlns:v="urn:schemas-microsoft-com:vml" xmlns:wp14="http://schemas.microsoft.com/office/word/2010/wordprocessingDrawing" xmlns:wp="http://schemas.openxmlformats.org/drawingml/2006/wordprocessingDrawing" xmlns:w10="urn:schemas-microsoft-com:office:word" xmlns:w="http://schemas.openxmlformats.org/wordprocessingml/2006/main" xmlns:w14="http://schemas.microsoft.com/office/word/2010/wordml" xmlns:w15="http://schemas.microsoft.com/office/word/2012/wordml" xmlns:w16cex="http://schemas.microsoft.com/office/word/2018/wordml/cex" xmlns:w16cid="http://schemas.microsoft.com/office/word/2016/wordml/cid" xmlns:w16="http://schemas.microsoft.com/office/word/2018/wordml" xmlns:w16sdtdh="http://schemas.microsoft.com/office/word/2020/wordml/sdtdatahash" xmlns:w16se="http://schemas.microsoft.com/office/word/2015/wordml/symex" xmlns:wpg="http://schemas.microsoft.com/office/word/2010/wordprocessingGroup" xmlns:wpi="http://schemas.microsoft.com/office/word/2010/wordprocessingInk" xmlns:wne="http://schemas.microsoft.com/office/word/2006/wordml" xmlns:wps="http://schemas.microsoft.com/office/word/2010/wordprocessingShape" mc:Ignorable="w14 w15 w16se w16cid w16 w16cex w16sdtdh wp14">
+<w:numbering xmlns:wpc="http://schemas.microsoft.com/office/word/2010/wordprocessingCanvas" xmlns:cx="http://schemas.microsoft.com/office/drawing/2014/chartex" xmlns:cx1="http://schemas.microsoft.com/office/drawing/2015/9/8/chartex" xmlns:cx2="http://schemas.microsoft.com/office/drawing/2015/10/21/chartex" xmlns:cx3="http://schemas.microsoft.com/office/drawing/2016/5/9/chartex" xmlns:cx4="http://schemas.microsoft.com/office/drawing/2016/5/10/chartex" xmlns:cx5="http://schemas.microsoft.com/office/drawing/2016/5/11/chartex" xmlns:cx6="http://schemas.microsoft.com/office/drawing/2016/5/12/chartex" xmlns:cx7="http://schemas.microsoft.com/office/drawing/2016/5/13/chartex" xmlns:cx8="http://schemas.microsoft.com/office/drawing/2016/5/14/chartex" xmlns:mc="http://schemas.openxmlformats.org/markup-compatibility/2006" xmlns:aink="http://schemas.microsoft.com/office/drawing/2016/ink" xmlns:am3d="http://schemas.microsoft.com/office/drawing/2017/model3d" xmlns:o="urn:schemas-microsoft-com:office:office" xmlns:r="http://schemas.openxmlformats.org/officeDocument/2006/relationships" xmlns:m="http://schemas.openxmlformats.org/officeDocument/2006/math" xmlns:v="urn:schemas-microsoft-com:vml" xmlns:wp14="http://schemas.microsoft.com/office/word/2010/wordprocessingDrawing" xmlns:wp="http://schemas.openxmlformats.org/drawingml/2006/wordprocessingDrawing" xmlns:w10="urn:schemas-microsoft-com:office:word" xmlns:w="http://schemas.openxmlformats.org/wordprocessingml/2006/main" xmlns:w14="http://schemas.microsoft.com/office/word/2010/wordml" xmlns:w15="http://schemas.microsoft.com/office/word/2012/wordml" xmlns:w16cid="http://schemas.microsoft.com/office/word/2016/wordml/cid" xmlns:w16se="http://schemas.microsoft.com/office/word/2015/wordml/symex" xmlns:wpg="http://schemas.microsoft.com/office/word/2010/wordprocessingGroup" xmlns:wpi="http://schemas.microsoft.com/office/word/2010/wordprocessingInk" xmlns:wne="http://schemas.microsoft.com/office/word/2006/wordml" xmlns:wps="http://schemas.microsoft.com/office/word/2010/wordprocessingShape" mc:Ignorable="w14 w15 w16se w16cid wp14">
   <w:abstractNum w:abstractNumId="0" w15:restartNumberingAfterBreak="0">
     <w:nsid w:val="005E447A"/>
     <w:multiLevelType w:val="hybridMultilevel"/>
@@ -14460,6 +14286,92 @@
     </w:lvl>
   </w:abstractNum>
   <w:abstractNum w:abstractNumId="1" w15:restartNumberingAfterBreak="0">
+    <w:nsid w:val="021A3EA2"/>
+    <w:multiLevelType w:val="hybridMultilevel"/>
+    <w:tmpl w:val="09FC6316"/>
+    <w:lvl w:ilvl="0" w:tplc="0416000F">
+      <w:start w:val="1"/>
+      <w:numFmt w:val="decimal"/>
+      <w:lvlText w:val="%1."/>
+      <w:lvlJc w:val="left"/>
+      <w:pPr>
+        <w:ind w:left="720" w:hanging="360"/>
+      </w:pPr>
+    </w:lvl>
+    <w:lvl w:ilvl="1" w:tplc="04160019" w:tentative="1">
+      <w:start w:val="1"/>
+      <w:numFmt w:val="lowerLetter"/>
+      <w:lvlText w:val="%2."/>
+      <w:lvlJc w:val="left"/>
+      <w:pPr>
+        <w:ind w:left="1440" w:hanging="360"/>
+      </w:pPr>
+    </w:lvl>
+    <w:lvl w:ilvl="2" w:tplc="0416001B" w:tentative="1">
+      <w:start w:val="1"/>
+      <w:numFmt w:val="lowerRoman"/>
+      <w:lvlText w:val="%3."/>
+      <w:lvlJc w:val="right"/>
+      <w:pPr>
+        <w:ind w:left="2160" w:hanging="180"/>
+      </w:pPr>
+    </w:lvl>
+    <w:lvl w:ilvl="3" w:tplc="0416000F" w:tentative="1">
+      <w:start w:val="1"/>
+      <w:numFmt w:val="decimal"/>
+      <w:lvlText w:val="%4."/>
+      <w:lvlJc w:val="left"/>
+      <w:pPr>
+        <w:ind w:left="2880" w:hanging="360"/>
+      </w:pPr>
+    </w:lvl>
+    <w:lvl w:ilvl="4" w:tplc="04160019" w:tentative="1">
+      <w:start w:val="1"/>
+      <w:numFmt w:val="lowerLetter"/>
+      <w:lvlText w:val="%5."/>
+      <w:lvlJc w:val="left"/>
+      <w:pPr>
+        <w:ind w:left="3600" w:hanging="360"/>
+      </w:pPr>
+    </w:lvl>
+    <w:lvl w:ilvl="5" w:tplc="0416001B" w:tentative="1">
+      <w:start w:val="1"/>
+      <w:numFmt w:val="lowerRoman"/>
+      <w:lvlText w:val="%6."/>
+      <w:lvlJc w:val="right"/>
+      <w:pPr>
+        <w:ind w:left="4320" w:hanging="180"/>
+      </w:pPr>
+    </w:lvl>
+    <w:lvl w:ilvl="6" w:tplc="0416000F" w:tentative="1">
+      <w:start w:val="1"/>
+      <w:numFmt w:val="decimal"/>
+      <w:lvlText w:val="%7."/>
+      <w:lvlJc w:val="left"/>
+      <w:pPr>
+        <w:ind w:left="5040" w:hanging="360"/>
+      </w:pPr>
+    </w:lvl>
+    <w:lvl w:ilvl="7" w:tplc="04160019" w:tentative="1">
+      <w:start w:val="1"/>
+      <w:numFmt w:val="lowerLetter"/>
+      <w:lvlText w:val="%8."/>
+      <w:lvlJc w:val="left"/>
+      <w:pPr>
+        <w:ind w:left="5760" w:hanging="360"/>
+      </w:pPr>
+    </w:lvl>
+    <w:lvl w:ilvl="8" w:tplc="0416001B" w:tentative="1">
+      <w:start w:val="1"/>
+      <w:numFmt w:val="lowerRoman"/>
+      <w:lvlText w:val="%9."/>
+      <w:lvlJc w:val="right"/>
+      <w:pPr>
+        <w:ind w:left="6480" w:hanging="180"/>
+      </w:pPr>
+    </w:lvl>
+  </w:abstractNum>
+  <w:abstractNum w:abstractNumId="2" w15:restartNumberingAfterBreak="0">
     <w:nsid w:val="05CF7628"/>
     <w:multiLevelType w:val="hybridMultilevel"/>
     <w:tmpl w:val="551473F6"/>
@@ -14572,7 +14484,7 @@
       </w:rPr>
     </w:lvl>
   </w:abstractNum>
-  <w:abstractNum w:abstractNumId="2" w15:restartNumberingAfterBreak="0">
+  <w:abstractNum w:abstractNumId="3" w15:restartNumberingAfterBreak="0">
     <w:nsid w:val="06CC74AB"/>
     <w:multiLevelType w:val="hybridMultilevel"/>
     <w:tmpl w:val="34A64372"/>
@@ -14685,7 +14597,7 @@
       </w:rPr>
     </w:lvl>
   </w:abstractNum>
-  <w:abstractNum w:abstractNumId="3" w15:restartNumberingAfterBreak="0">
+  <w:abstractNum w:abstractNumId="4" w15:restartNumberingAfterBreak="0">
     <w:nsid w:val="09F247FE"/>
     <w:multiLevelType w:val="multilevel"/>
     <w:tmpl w:val="40A67C42"/>
@@ -14834,7 +14746,7 @@
       </w:rPr>
     </w:lvl>
   </w:abstractNum>
-  <w:abstractNum w:abstractNumId="4" w15:restartNumberingAfterBreak="0">
+  <w:abstractNum w:abstractNumId="5" w15:restartNumberingAfterBreak="0">
     <w:nsid w:val="0D454ABE"/>
     <w:multiLevelType w:val="hybridMultilevel"/>
     <w:tmpl w:val="265CEBD6"/>
@@ -14947,7 +14859,7 @@
       </w:rPr>
     </w:lvl>
   </w:abstractNum>
-  <w:abstractNum w:abstractNumId="5" w15:restartNumberingAfterBreak="0">
+  <w:abstractNum w:abstractNumId="6" w15:restartNumberingAfterBreak="0">
     <w:nsid w:val="12075752"/>
     <w:multiLevelType w:val="hybridMultilevel"/>
     <w:tmpl w:val="3D728C58"/>
@@ -15060,7 +14972,7 @@
       </w:rPr>
     </w:lvl>
   </w:abstractNum>
-  <w:abstractNum w:abstractNumId="6" w15:restartNumberingAfterBreak="0">
+  <w:abstractNum w:abstractNumId="7" w15:restartNumberingAfterBreak="0">
     <w:nsid w:val="14623AB3"/>
     <w:multiLevelType w:val="hybridMultilevel"/>
     <w:tmpl w:val="D78CA4AE"/>
@@ -15173,7 +15085,7 @@
       </w:rPr>
     </w:lvl>
   </w:abstractNum>
-  <w:abstractNum w:abstractNumId="7" w15:restartNumberingAfterBreak="0">
+  <w:abstractNum w:abstractNumId="8" w15:restartNumberingAfterBreak="0">
     <w:nsid w:val="19546B5D"/>
     <w:multiLevelType w:val="hybridMultilevel"/>
     <w:tmpl w:val="17BE4042"/>
@@ -15286,7 +15198,7 @@
       </w:rPr>
     </w:lvl>
   </w:abstractNum>
-  <w:abstractNum w:abstractNumId="8" w15:restartNumberingAfterBreak="0">
+  <w:abstractNum w:abstractNumId="9" w15:restartNumberingAfterBreak="0">
     <w:nsid w:val="1B3E5F82"/>
     <w:multiLevelType w:val="multilevel"/>
     <w:tmpl w:val="65BA114E"/>
@@ -15418,7 +15330,156 @@
       </w:rPr>
     </w:lvl>
   </w:abstractNum>
-  <w:abstractNum w:abstractNumId="9" w15:restartNumberingAfterBreak="0">
+  <w:abstractNum w:abstractNumId="10" w15:restartNumberingAfterBreak="0">
+    <w:nsid w:val="1D2C52F7"/>
+    <w:multiLevelType w:val="multilevel"/>
+    <w:tmpl w:val="183899DA"/>
+    <w:lvl w:ilvl="0">
+      <w:start w:val="1"/>
+      <w:numFmt w:val="bullet"/>
+      <w:lvlText w:val=""/>
+      <w:lvlJc w:val="left"/>
+      <w:pPr>
+        <w:tabs>
+          <w:tab w:val="num" w:pos="720"/>
+        </w:tabs>
+        <w:ind w:left="720" w:hanging="360"/>
+      </w:pPr>
+      <w:rPr>
+        <w:rFonts w:ascii="Symbol" w:hAnsi="Symbol" w:hint="default"/>
+        <w:sz w:val="20"/>
+      </w:rPr>
+    </w:lvl>
+    <w:lvl w:ilvl="1" w:tentative="1">
+      <w:start w:val="1"/>
+      <w:numFmt w:val="bullet"/>
+      <w:lvlText w:val="o"/>
+      <w:lvlJc w:val="left"/>
+      <w:pPr>
+        <w:tabs>
+          <w:tab w:val="num" w:pos="1440"/>
+        </w:tabs>
+        <w:ind w:left="1440" w:hanging="360"/>
+      </w:pPr>
+      <w:rPr>
+        <w:rFonts w:ascii="Courier New" w:hAnsi="Courier New" w:hint="default"/>
+        <w:sz w:val="20"/>
+      </w:rPr>
+    </w:lvl>
+    <w:lvl w:ilvl="2" w:tentative="1">
+      <w:start w:val="1"/>
+      <w:numFmt w:val="bullet"/>
+      <w:lvlText w:val=""/>
+      <w:lvlJc w:val="left"/>
+      <w:pPr>
+        <w:tabs>
+          <w:tab w:val="num" w:pos="2160"/>
+        </w:tabs>
+        <w:ind w:left="2160" w:hanging="360"/>
+      </w:pPr>
+      <w:rPr>
+        <w:rFonts w:ascii="Wingdings" w:hAnsi="Wingdings" w:hint="default"/>
+        <w:sz w:val="20"/>
+      </w:rPr>
+    </w:lvl>
+    <w:lvl w:ilvl="3" w:tentative="1">
+      <w:start w:val="1"/>
+      <w:numFmt w:val="bullet"/>
+      <w:lvlText w:val=""/>
+      <w:lvlJc w:val="left"/>
+      <w:pPr>
+        <w:tabs>
+          <w:tab w:val="num" w:pos="2880"/>
+        </w:tabs>
+        <w:ind w:left="2880" w:hanging="360"/>
+      </w:pPr>
+      <w:rPr>
+        <w:rFonts w:ascii="Wingdings" w:hAnsi="Wingdings" w:hint="default"/>
+        <w:sz w:val="20"/>
+      </w:rPr>
+    </w:lvl>
+    <w:lvl w:ilvl="4" w:tentative="1">
+      <w:start w:val="1"/>
+      <w:numFmt w:val="bullet"/>
+      <w:lvlText w:val=""/>
+      <w:lvlJc w:val="left"/>
+      <w:pPr>
+        <w:tabs>
+          <w:tab w:val="num" w:pos="3600"/>
+        </w:tabs>
+        <w:ind w:left="3600" w:hanging="360"/>
+      </w:pPr>
+      <w:rPr>
+        <w:rFonts w:ascii="Wingdings" w:hAnsi="Wingdings" w:hint="default"/>
+        <w:sz w:val="20"/>
+      </w:rPr>
+    </w:lvl>
+    <w:lvl w:ilvl="5" w:tentative="1">
+      <w:start w:val="1"/>
+      <w:numFmt w:val="bullet"/>
+      <w:lvlText w:val=""/>
+      <w:lvlJc w:val="left"/>
+      <w:pPr>
+        <w:tabs>
+          <w:tab w:val="num" w:pos="4320"/>
+        </w:tabs>
+        <w:ind w:left="4320" w:hanging="360"/>
+      </w:pPr>
+      <w:rPr>
+        <w:rFonts w:ascii="Wingdings" w:hAnsi="Wingdings" w:hint="default"/>
+        <w:sz w:val="20"/>
+      </w:rPr>
+    </w:lvl>
+    <w:lvl w:ilvl="6" w:tentative="1">
+      <w:start w:val="1"/>
+      <w:numFmt w:val="bullet"/>
+      <w:lvlText w:val=""/>
+      <w:lvlJc w:val="left"/>
+      <w:pPr>
+        <w:tabs>
+          <w:tab w:val="num" w:pos="5040"/>
+        </w:tabs>
+        <w:ind w:left="5040" w:hanging="360"/>
+      </w:pPr>
+      <w:rPr>
+        <w:rFonts w:ascii="Wingdings" w:hAnsi="Wingdings" w:hint="default"/>
+        <w:sz w:val="20"/>
+      </w:rPr>
+    </w:lvl>
+    <w:lvl w:ilvl="7" w:tentative="1">
+      <w:start w:val="1"/>
+      <w:numFmt w:val="bullet"/>
+      <w:lvlText w:val=""/>
+      <w:lvlJc w:val="left"/>
+      <w:pPr>
+        <w:tabs>
+          <w:tab w:val="num" w:pos="5760"/>
+        </w:tabs>
+        <w:ind w:left="5760" w:hanging="360"/>
+      </w:pPr>
+      <w:rPr>
+        <w:rFonts w:ascii="Wingdings" w:hAnsi="Wingdings" w:hint="default"/>
+        <w:sz w:val="20"/>
+      </w:rPr>
+    </w:lvl>
+    <w:lvl w:ilvl="8" w:tentative="1">
+      <w:start w:val="1"/>
+      <w:numFmt w:val="bullet"/>
+      <w:lvlText w:val=""/>
+      <w:lvlJc w:val="left"/>
+      <w:pPr>
+        <w:tabs>
+          <w:tab w:val="num" w:pos="6480"/>
+        </w:tabs>
+        <w:ind w:left="6480" w:hanging="360"/>
+      </w:pPr>
+      <w:rPr>
+        <w:rFonts w:ascii="Wingdings" w:hAnsi="Wingdings" w:hint="default"/>
+        <w:sz w:val="20"/>
+      </w:rPr>
+    </w:lvl>
+  </w:abstractNum>
+  <w:abstractNum w:abstractNumId="11" w15:restartNumberingAfterBreak="0">
     <w:nsid w:val="22833C92"/>
     <w:multiLevelType w:val="hybridMultilevel"/>
     <w:tmpl w:val="DDB8817C"/>
@@ -15531,7 +15592,7 @@
       </w:rPr>
     </w:lvl>
   </w:abstractNum>
-  <w:abstractNum w:abstractNumId="10" w15:restartNumberingAfterBreak="0">
+  <w:abstractNum w:abstractNumId="12" w15:restartNumberingAfterBreak="0">
     <w:nsid w:val="24737CFF"/>
     <w:multiLevelType w:val="multilevel"/>
     <w:tmpl w:val="2B0A8280"/>
@@ -15662,7 +15723,7 @@
       </w:rPr>
     </w:lvl>
   </w:abstractNum>
-  <w:abstractNum w:abstractNumId="11" w15:restartNumberingAfterBreak="0">
+  <w:abstractNum w:abstractNumId="13" w15:restartNumberingAfterBreak="0">
     <w:nsid w:val="2A6D4561"/>
     <w:multiLevelType w:val="multilevel"/>
     <w:tmpl w:val="A30C9EB8"/>
@@ -15811,7 +15872,7 @@
       </w:rPr>
     </w:lvl>
   </w:abstractNum>
-  <w:abstractNum w:abstractNumId="12" w15:restartNumberingAfterBreak="0">
+  <w:abstractNum w:abstractNumId="14" w15:restartNumberingAfterBreak="0">
     <w:nsid w:val="2ED137AC"/>
     <w:multiLevelType w:val="hybridMultilevel"/>
     <w:tmpl w:val="F112C4A4"/>
@@ -15924,7 +15985,7 @@
       </w:rPr>
     </w:lvl>
   </w:abstractNum>
-  <w:abstractNum w:abstractNumId="13" w15:restartNumberingAfterBreak="0">
+  <w:abstractNum w:abstractNumId="15" w15:restartNumberingAfterBreak="0">
     <w:nsid w:val="32830D48"/>
     <w:multiLevelType w:val="multilevel"/>
     <w:tmpl w:val="550C013A"/>
@@ -16073,7 +16134,7 @@
       </w:rPr>
     </w:lvl>
   </w:abstractNum>
-  <w:abstractNum w:abstractNumId="14" w15:restartNumberingAfterBreak="0">
+  <w:abstractNum w:abstractNumId="16" w15:restartNumberingAfterBreak="0">
     <w:nsid w:val="348C10FC"/>
     <w:multiLevelType w:val="multilevel"/>
     <w:tmpl w:val="6AD4C80C"/>
@@ -16222,7 +16283,7 @@
       </w:rPr>
     </w:lvl>
   </w:abstractNum>
-  <w:abstractNum w:abstractNumId="15" w15:restartNumberingAfterBreak="0">
+  <w:abstractNum w:abstractNumId="17" w15:restartNumberingAfterBreak="0">
     <w:nsid w:val="36646A62"/>
     <w:multiLevelType w:val="hybridMultilevel"/>
     <w:tmpl w:val="ED405520"/>
@@ -16335,7 +16396,7 @@
       </w:rPr>
     </w:lvl>
   </w:abstractNum>
-  <w:abstractNum w:abstractNumId="16" w15:restartNumberingAfterBreak="0">
+  <w:abstractNum w:abstractNumId="18" w15:restartNumberingAfterBreak="0">
     <w:nsid w:val="379917E4"/>
     <w:multiLevelType w:val="multilevel"/>
     <w:tmpl w:val="512A1EA8"/>
@@ -16484,7 +16545,7 @@
       </w:rPr>
     </w:lvl>
   </w:abstractNum>
-  <w:abstractNum w:abstractNumId="17" w15:restartNumberingAfterBreak="0">
+  <w:abstractNum w:abstractNumId="19" w15:restartNumberingAfterBreak="0">
     <w:nsid w:val="37C12E89"/>
     <w:multiLevelType w:val="multilevel"/>
     <w:tmpl w:val="F38035BA"/>
@@ -16633,7 +16694,156 @@
       </w:rPr>
     </w:lvl>
   </w:abstractNum>
-  <w:abstractNum w:abstractNumId="18" w15:restartNumberingAfterBreak="0">
+  <w:abstractNum w:abstractNumId="20" w15:restartNumberingAfterBreak="0">
+    <w:nsid w:val="39A11499"/>
+    <w:multiLevelType w:val="multilevel"/>
+    <w:tmpl w:val="DA1036D0"/>
+    <w:lvl w:ilvl="0">
+      <w:start w:val="1"/>
+      <w:numFmt w:val="bullet"/>
+      <w:lvlText w:val=""/>
+      <w:lvlJc w:val="left"/>
+      <w:pPr>
+        <w:tabs>
+          <w:tab w:val="num" w:pos="720"/>
+        </w:tabs>
+        <w:ind w:left="720" w:hanging="360"/>
+      </w:pPr>
+      <w:rPr>
+        <w:rFonts w:ascii="Symbol" w:hAnsi="Symbol" w:hint="default"/>
+        <w:sz w:val="20"/>
+      </w:rPr>
+    </w:lvl>
+    <w:lvl w:ilvl="1" w:tentative="1">
+      <w:start w:val="1"/>
+      <w:numFmt w:val="bullet"/>
+      <w:lvlText w:val="o"/>
+      <w:lvlJc w:val="left"/>
+      <w:pPr>
+        <w:tabs>
+          <w:tab w:val="num" w:pos="1440"/>
+        </w:tabs>
+        <w:ind w:left="1440" w:hanging="360"/>
+      </w:pPr>
+      <w:rPr>
+        <w:rFonts w:ascii="Courier New" w:hAnsi="Courier New" w:hint="default"/>
+        <w:sz w:val="20"/>
+      </w:rPr>
+    </w:lvl>
+    <w:lvl w:ilvl="2" w:tentative="1">
+      <w:start w:val="1"/>
+      <w:numFmt w:val="bullet"/>
+      <w:lvlText w:val=""/>
+      <w:lvlJc w:val="left"/>
+      <w:pPr>
+        <w:tabs>
+          <w:tab w:val="num" w:pos="2160"/>
+        </w:tabs>
+        <w:ind w:left="2160" w:hanging="360"/>
+      </w:pPr>
+      <w:rPr>
+        <w:rFonts w:ascii="Wingdings" w:hAnsi="Wingdings" w:hint="default"/>
+        <w:sz w:val="20"/>
+      </w:rPr>
+    </w:lvl>
+    <w:lvl w:ilvl="3" w:tentative="1">
+      <w:start w:val="1"/>
+      <w:numFmt w:val="bullet"/>
+      <w:lvlText w:val=""/>
+      <w:lvlJc w:val="left"/>
+      <w:pPr>
+        <w:tabs>
+          <w:tab w:val="num" w:pos="2880"/>
+        </w:tabs>
+        <w:ind w:left="2880" w:hanging="360"/>
+      </w:pPr>
+      <w:rPr>
+        <w:rFonts w:ascii="Wingdings" w:hAnsi="Wingdings" w:hint="default"/>
+        <w:sz w:val="20"/>
+      </w:rPr>
+    </w:lvl>
+    <w:lvl w:ilvl="4" w:tentative="1">
+      <w:start w:val="1"/>
+      <w:numFmt w:val="bullet"/>
+      <w:lvlText w:val=""/>
+      <w:lvlJc w:val="left"/>
+      <w:pPr>
+        <w:tabs>
+          <w:tab w:val="num" w:pos="3600"/>
+        </w:tabs>
+        <w:ind w:left="3600" w:hanging="360"/>
+      </w:pPr>
+      <w:rPr>
+        <w:rFonts w:ascii="Wingdings" w:hAnsi="Wingdings" w:hint="default"/>
+        <w:sz w:val="20"/>
+      </w:rPr>
+    </w:lvl>
+    <w:lvl w:ilvl="5" w:tentative="1">
+      <w:start w:val="1"/>
+      <w:numFmt w:val="bullet"/>
+      <w:lvlText w:val=""/>
+      <w:lvlJc w:val="left"/>
+      <w:pPr>
+        <w:tabs>
+          <w:tab w:val="num" w:pos="4320"/>
+        </w:tabs>
+        <w:ind w:left="4320" w:hanging="360"/>
+      </w:pPr>
+      <w:rPr>
+        <w:rFonts w:ascii="Wingdings" w:hAnsi="Wingdings" w:hint="default"/>
+        <w:sz w:val="20"/>
+      </w:rPr>
+    </w:lvl>
+    <w:lvl w:ilvl="6" w:tentative="1">
+      <w:start w:val="1"/>
+      <w:numFmt w:val="bullet"/>
+      <w:lvlText w:val=""/>
+      <w:lvlJc w:val="left"/>
+      <w:pPr>
+        <w:tabs>
+          <w:tab w:val="num" w:pos="5040"/>
+        </w:tabs>
+        <w:ind w:left="5040" w:hanging="360"/>
+      </w:pPr>
+      <w:rPr>
+        <w:rFonts w:ascii="Wingdings" w:hAnsi="Wingdings" w:hint="default"/>
+        <w:sz w:val="20"/>
+      </w:rPr>
+    </w:lvl>
+    <w:lvl w:ilvl="7" w:tentative="1">
+      <w:start w:val="1"/>
+      <w:numFmt w:val="bullet"/>
+      <w:lvlText w:val=""/>
+      <w:lvlJc w:val="left"/>
+      <w:pPr>
+        <w:tabs>
+          <w:tab w:val="num" w:pos="5760"/>
+        </w:tabs>
+        <w:ind w:left="5760" w:hanging="360"/>
+      </w:pPr>
+      <w:rPr>
+        <w:rFonts w:ascii="Wingdings" w:hAnsi="Wingdings" w:hint="default"/>
+        <w:sz w:val="20"/>
+      </w:rPr>
+    </w:lvl>
+    <w:lvl w:ilvl="8" w:tentative="1">
+      <w:start w:val="1"/>
+      <w:numFmt w:val="bullet"/>
+      <w:lvlText w:val=""/>
+      <w:lvlJc w:val="left"/>
+      <w:pPr>
+        <w:tabs>
+          <w:tab w:val="num" w:pos="6480"/>
+        </w:tabs>
+        <w:ind w:left="6480" w:hanging="360"/>
+      </w:pPr>
+      <w:rPr>
+        <w:rFonts w:ascii="Wingdings" w:hAnsi="Wingdings" w:hint="default"/>
+        <w:sz w:val="20"/>
+      </w:rPr>
+    </w:lvl>
+  </w:abstractNum>
+  <w:abstractNum w:abstractNumId="21" w15:restartNumberingAfterBreak="0">
     <w:nsid w:val="3D7454F1"/>
     <w:multiLevelType w:val="multilevel"/>
     <w:tmpl w:val="65BA114E"/>
@@ -16765,7 +16975,7 @@
       </w:rPr>
     </w:lvl>
   </w:abstractNum>
-  <w:abstractNum w:abstractNumId="19" w15:restartNumberingAfterBreak="0">
+  <w:abstractNum w:abstractNumId="22" w15:restartNumberingAfterBreak="0">
     <w:nsid w:val="40390B49"/>
     <w:multiLevelType w:val="hybridMultilevel"/>
     <w:tmpl w:val="43F69E10"/>
@@ -16878,7 +17088,7 @@
       </w:rPr>
     </w:lvl>
   </w:abstractNum>
-  <w:abstractNum w:abstractNumId="20" w15:restartNumberingAfterBreak="0">
+  <w:abstractNum w:abstractNumId="23" w15:restartNumberingAfterBreak="0">
     <w:nsid w:val="41505AB5"/>
     <w:multiLevelType w:val="multilevel"/>
     <w:tmpl w:val="15E0ADC2"/>
@@ -17027,7 +17237,7 @@
       </w:rPr>
     </w:lvl>
   </w:abstractNum>
-  <w:abstractNum w:abstractNumId="21" w15:restartNumberingAfterBreak="0">
+  <w:abstractNum w:abstractNumId="24" w15:restartNumberingAfterBreak="0">
     <w:nsid w:val="4205025B"/>
     <w:multiLevelType w:val="multilevel"/>
     <w:tmpl w:val="00AAF514"/>
@@ -17176,7 +17386,7 @@
       </w:rPr>
     </w:lvl>
   </w:abstractNum>
-  <w:abstractNum w:abstractNumId="22" w15:restartNumberingAfterBreak="0">
+  <w:abstractNum w:abstractNumId="25" w15:restartNumberingAfterBreak="0">
     <w:nsid w:val="447B6505"/>
     <w:multiLevelType w:val="hybridMultilevel"/>
     <w:tmpl w:val="8D988F46"/>
@@ -17265,7 +17475,120 @@
       </w:pPr>
     </w:lvl>
   </w:abstractNum>
-  <w:abstractNum w:abstractNumId="23" w15:restartNumberingAfterBreak="0">
+  <w:abstractNum w:abstractNumId="26" w15:restartNumberingAfterBreak="0">
+    <w:nsid w:val="4BB8120A"/>
+    <w:multiLevelType w:val="hybridMultilevel"/>
+    <w:tmpl w:val="74F2FF4A"/>
+    <w:lvl w:ilvl="0" w:tplc="04160001">
+      <w:start w:val="1"/>
+      <w:numFmt w:val="bullet"/>
+      <w:lvlText w:val=""/>
+      <w:lvlJc w:val="left"/>
+      <w:pPr>
+        <w:ind w:left="1080" w:hanging="360"/>
+      </w:pPr>
+      <w:rPr>
+        <w:rFonts w:ascii="Symbol" w:hAnsi="Symbol" w:hint="default"/>
+      </w:rPr>
+    </w:lvl>
+    <w:lvl w:ilvl="1" w:tplc="04160003" w:tentative="1">
+      <w:start w:val="1"/>
+      <w:numFmt w:val="bullet"/>
+      <w:lvlText w:val="o"/>
+      <w:lvlJc w:val="left"/>
+      <w:pPr>
+        <w:ind w:left="1800" w:hanging="360"/>
+      </w:pPr>
+      <w:rPr>
+        <w:rFonts w:ascii="Courier New" w:hAnsi="Courier New" w:cs="Courier New" w:hint="default"/>
+      </w:rPr>
+    </w:lvl>
+    <w:lvl w:ilvl="2" w:tplc="04160005" w:tentative="1">
+      <w:start w:val="1"/>
+      <w:numFmt w:val="bullet"/>
+      <w:lvlText w:val=""/>
+      <w:lvlJc w:val="left"/>
+      <w:pPr>
+        <w:ind w:left="2520" w:hanging="360"/>
+      </w:pPr>
+      <w:rPr>
+        <w:rFonts w:ascii="Wingdings" w:hAnsi="Wingdings" w:hint="default"/>
+      </w:rPr>
+    </w:lvl>
+    <w:lvl w:ilvl="3" w:tplc="04160001" w:tentative="1">
+      <w:start w:val="1"/>
+      <w:numFmt w:val="bullet"/>
+      <w:lvlText w:val=""/>
+      <w:lvlJc w:val="left"/>
+      <w:pPr>
+        <w:ind w:left="3240" w:hanging="360"/>
+      </w:pPr>
+      <w:rPr>
+        <w:rFonts w:ascii="Symbol" w:hAnsi="Symbol" w:hint="default"/>
+      </w:rPr>
+    </w:lvl>
+    <w:lvl w:ilvl="4" w:tplc="04160003" w:tentative="1">
+      <w:start w:val="1"/>
+      <w:numFmt w:val="bullet"/>
+      <w:lvlText w:val="o"/>
+      <w:lvlJc w:val="left"/>
+      <w:pPr>
+        <w:ind w:left="3960" w:hanging="360"/>
+      </w:pPr>
+      <w:rPr>
+        <w:rFonts w:ascii="Courier New" w:hAnsi="Courier New" w:cs="Courier New" w:hint="default"/>
+      </w:rPr>
+    </w:lvl>
+    <w:lvl w:ilvl="5" w:tplc="04160005" w:tentative="1">
+      <w:start w:val="1"/>
+      <w:numFmt w:val="bullet"/>
+      <w:lvlText w:val=""/>
+      <w:lvlJc w:val="left"/>
+      <w:pPr>
+        <w:ind w:left="4680" w:hanging="360"/>
+      </w:pPr>
+      <w:rPr>
+        <w:rFonts w:ascii="Wingdings" w:hAnsi="Wingdings" w:hint="default"/>
+      </w:rPr>
+    </w:lvl>
+    <w:lvl w:ilvl="6" w:tplc="04160001" w:tentative="1">
+      <w:start w:val="1"/>
+      <w:numFmt w:val="bullet"/>
+      <w:lvlText w:val=""/>
+      <w:lvlJc w:val="left"/>
+      <w:pPr>
+        <w:ind w:left="5400" w:hanging="360"/>
+      </w:pPr>
+      <w:rPr>
+        <w:rFonts w:ascii="Symbol" w:hAnsi="Symbol" w:hint="default"/>
+      </w:rPr>
+    </w:lvl>
+    <w:lvl w:ilvl="7" w:tplc="04160003" w:tentative="1">
+      <w:start w:val="1"/>
+      <w:numFmt w:val="bullet"/>
+      <w:lvlText w:val="o"/>
+      <w:lvlJc w:val="left"/>
+      <w:pPr>
+        <w:ind w:left="6120" w:hanging="360"/>
+      </w:pPr>
+      <w:rPr>
+        <w:rFonts w:ascii="Courier New" w:hAnsi="Courier New" w:cs="Courier New" w:hint="default"/>
+      </w:rPr>
+    </w:lvl>
+    <w:lvl w:ilvl="8" w:tplc="04160005" w:tentative="1">
+      <w:start w:val="1"/>
+      <w:numFmt w:val="bullet"/>
+      <w:lvlText w:val=""/>
+      <w:lvlJc w:val="left"/>
+      <w:pPr>
+        <w:ind w:left="6840" w:hanging="360"/>
+      </w:pPr>
+      <w:rPr>
+        <w:rFonts w:ascii="Wingdings" w:hAnsi="Wingdings" w:hint="default"/>
+      </w:rPr>
+    </w:lvl>
+  </w:abstractNum>
+  <w:abstractNum w:abstractNumId="27" w15:restartNumberingAfterBreak="0">
     <w:nsid w:val="4CF35077"/>
     <w:multiLevelType w:val="multilevel"/>
     <w:tmpl w:val="5FE43140"/>
@@ -17378,7 +17701,7 @@
       </w:rPr>
     </w:lvl>
   </w:abstractNum>
-  <w:abstractNum w:abstractNumId="24" w15:restartNumberingAfterBreak="0">
+  <w:abstractNum w:abstractNumId="28" w15:restartNumberingAfterBreak="0">
     <w:nsid w:val="4FBA57DB"/>
     <w:multiLevelType w:val="multilevel"/>
     <w:tmpl w:val="475A9B9E"/>
@@ -17491,7 +17814,7 @@
       </w:rPr>
     </w:lvl>
   </w:abstractNum>
-  <w:abstractNum w:abstractNumId="25" w15:restartNumberingAfterBreak="0">
+  <w:abstractNum w:abstractNumId="29" w15:restartNumberingAfterBreak="0">
     <w:nsid w:val="56A12C57"/>
     <w:multiLevelType w:val="hybridMultilevel"/>
     <w:tmpl w:val="90C20290"/>
@@ -17604,7 +17927,7 @@
       </w:rPr>
     </w:lvl>
   </w:abstractNum>
-  <w:abstractNum w:abstractNumId="26" w15:restartNumberingAfterBreak="0">
+  <w:abstractNum w:abstractNumId="30" w15:restartNumberingAfterBreak="0">
     <w:nsid w:val="5BA50048"/>
     <w:multiLevelType w:val="hybridMultilevel"/>
     <w:tmpl w:val="F2CE4F30"/>
@@ -17717,7 +18040,7 @@
       </w:rPr>
     </w:lvl>
   </w:abstractNum>
-  <w:abstractNum w:abstractNumId="27" w15:restartNumberingAfterBreak="0">
+  <w:abstractNum w:abstractNumId="31" w15:restartNumberingAfterBreak="0">
     <w:nsid w:val="5FD9450A"/>
     <w:multiLevelType w:val="hybridMultilevel"/>
     <w:tmpl w:val="9E88433C"/>
@@ -17838,7 +18161,7 @@
       </w:rPr>
     </w:lvl>
   </w:abstractNum>
-  <w:abstractNum w:abstractNumId="28" w15:restartNumberingAfterBreak="0">
+  <w:abstractNum w:abstractNumId="32" w15:restartNumberingAfterBreak="0">
     <w:nsid w:val="62CD1ABC"/>
     <w:multiLevelType w:val="hybridMultilevel"/>
     <w:tmpl w:val="A3FC8D6A"/>
@@ -17951,7 +18274,7 @@
       </w:rPr>
     </w:lvl>
   </w:abstractNum>
-  <w:abstractNum w:abstractNumId="29" w15:restartNumberingAfterBreak="0">
+  <w:abstractNum w:abstractNumId="33" w15:restartNumberingAfterBreak="0">
     <w:nsid w:val="662D1CE8"/>
     <w:multiLevelType w:val="multilevel"/>
     <w:tmpl w:val="3AF4FE26"/>
@@ -18064,7 +18387,7 @@
       </w:rPr>
     </w:lvl>
   </w:abstractNum>
-  <w:abstractNum w:abstractNumId="30" w15:restartNumberingAfterBreak="0">
+  <w:abstractNum w:abstractNumId="34" w15:restartNumberingAfterBreak="0">
     <w:nsid w:val="68B47CB3"/>
     <w:multiLevelType w:val="hybridMultilevel"/>
     <w:tmpl w:val="63BCBFB2"/>
@@ -18177,7 +18500,7 @@
       </w:rPr>
     </w:lvl>
   </w:abstractNum>
-  <w:abstractNum w:abstractNumId="31" w15:restartNumberingAfterBreak="0">
+  <w:abstractNum w:abstractNumId="35" w15:restartNumberingAfterBreak="0">
     <w:nsid w:val="6AC01BAF"/>
     <w:multiLevelType w:val="hybridMultilevel"/>
     <w:tmpl w:val="6E261AD2"/>
@@ -18290,7 +18613,7 @@
       </w:rPr>
     </w:lvl>
   </w:abstractNum>
-  <w:abstractNum w:abstractNumId="32" w15:restartNumberingAfterBreak="0">
+  <w:abstractNum w:abstractNumId="36" w15:restartNumberingAfterBreak="0">
     <w:nsid w:val="7A170C5F"/>
     <w:multiLevelType w:val="hybridMultilevel"/>
     <w:tmpl w:val="859E6DA8"/>
@@ -18403,7 +18726,7 @@
       </w:rPr>
     </w:lvl>
   </w:abstractNum>
-  <w:abstractNum w:abstractNumId="33" w15:restartNumberingAfterBreak="0">
+  <w:abstractNum w:abstractNumId="37" w15:restartNumberingAfterBreak="0">
     <w:nsid w:val="7C257766"/>
     <w:multiLevelType w:val="hybridMultilevel"/>
     <w:tmpl w:val="93CC966A"/>
@@ -18516,7 +18839,7 @@
       </w:rPr>
     </w:lvl>
   </w:abstractNum>
-  <w:abstractNum w:abstractNumId="34" w15:restartNumberingAfterBreak="0">
+  <w:abstractNum w:abstractNumId="38" w15:restartNumberingAfterBreak="0">
     <w:nsid w:val="7E7A6C91"/>
     <w:multiLevelType w:val="hybridMultilevel"/>
     <w:tmpl w:val="72D25C04"/>
@@ -18629,7 +18952,7 @@
       </w:rPr>
     </w:lvl>
   </w:abstractNum>
-  <w:abstractNum w:abstractNumId="35" w15:restartNumberingAfterBreak="0">
+  <w:abstractNum w:abstractNumId="39" w15:restartNumberingAfterBreak="0">
     <w:nsid w:val="7FD6187F"/>
     <w:multiLevelType w:val="multilevel"/>
     <w:tmpl w:val="DB3E9176"/>
@@ -18760,119 +19083,131 @@
       </w:rPr>
     </w:lvl>
   </w:abstractNum>
-  <w:num w:numId="1" w16cid:durableId="239487200">
+  <w:num w:numId="1">
+    <w:abstractNumId w:val="18"/>
+  </w:num>
+  <w:num w:numId="2">
+    <w:abstractNumId w:val="15"/>
+  </w:num>
+  <w:num w:numId="3">
+    <w:abstractNumId w:val="32"/>
+  </w:num>
+  <w:num w:numId="4">
+    <w:abstractNumId w:val="25"/>
+  </w:num>
+  <w:num w:numId="5">
+    <w:abstractNumId w:val="24"/>
+  </w:num>
+  <w:num w:numId="6">
+    <w:abstractNumId w:val="38"/>
+  </w:num>
+  <w:num w:numId="7">
+    <w:abstractNumId w:val="2"/>
+  </w:num>
+  <w:num w:numId="8">
+    <w:abstractNumId w:val="29"/>
+  </w:num>
+  <w:num w:numId="9">
+    <w:abstractNumId w:val="35"/>
+  </w:num>
+  <w:num w:numId="10">
+    <w:abstractNumId w:val="14"/>
+  </w:num>
+  <w:num w:numId="11">
+    <w:abstractNumId w:val="11"/>
+  </w:num>
+  <w:num w:numId="12">
+    <w:abstractNumId w:val="30"/>
+  </w:num>
+  <w:num w:numId="13">
+    <w:abstractNumId w:val="8"/>
+  </w:num>
+  <w:num w:numId="14">
+    <w:abstractNumId w:val="17"/>
+  </w:num>
+  <w:num w:numId="15">
+    <w:abstractNumId w:val="3"/>
+  </w:num>
+  <w:num w:numId="16">
+    <w:abstractNumId w:val="7"/>
+  </w:num>
+  <w:num w:numId="17">
+    <w:abstractNumId w:val="19"/>
+  </w:num>
+  <w:num w:numId="18">
     <w:abstractNumId w:val="16"/>
   </w:num>
-  <w:num w:numId="2" w16cid:durableId="1424493280">
+  <w:num w:numId="19">
+    <w:abstractNumId w:val="4"/>
+  </w:num>
+  <w:num w:numId="20">
     <w:abstractNumId w:val="13"/>
   </w:num>
-  <w:num w:numId="3" w16cid:durableId="1047681293">
+  <w:num w:numId="21">
+    <w:abstractNumId w:val="23"/>
+  </w:num>
+  <w:num w:numId="22">
+    <w:abstractNumId w:val="6"/>
+  </w:num>
+  <w:num w:numId="23">
+    <w:abstractNumId w:val="34"/>
+  </w:num>
+  <w:num w:numId="24">
+    <w:abstractNumId w:val="37"/>
+  </w:num>
+  <w:num w:numId="25">
+    <w:abstractNumId w:val="36"/>
+  </w:num>
+  <w:num w:numId="26">
+    <w:abstractNumId w:val="0"/>
+  </w:num>
+  <w:num w:numId="27">
+    <w:abstractNumId w:val="39"/>
+  </w:num>
+  <w:num w:numId="28">
+    <w:abstractNumId w:val="9"/>
+  </w:num>
+  <w:num w:numId="29">
+    <w:abstractNumId w:val="21"/>
+  </w:num>
+  <w:num w:numId="30">
+    <w:abstractNumId w:val="27"/>
+  </w:num>
+  <w:num w:numId="31">
+    <w:abstractNumId w:val="33"/>
+  </w:num>
+  <w:num w:numId="32">
+    <w:abstractNumId w:val="31"/>
+  </w:num>
+  <w:num w:numId="33">
+    <w:abstractNumId w:val="12"/>
+  </w:num>
+  <w:num w:numId="34">
     <w:abstractNumId w:val="28"/>
   </w:num>
-  <w:num w:numId="4" w16cid:durableId="1988047696">
+  <w:num w:numId="35">
+    <w:abstractNumId w:val="5"/>
+  </w:num>
+  <w:num w:numId="36">
     <w:abstractNumId w:val="22"/>
   </w:num>
-  <w:num w:numId="5" w16cid:durableId="1949661378">
-    <w:abstractNumId w:val="21"/>
+  <w:num w:numId="37">
+    <w:abstractNumId w:val="10"/>
   </w:num>
-  <w:num w:numId="6" w16cid:durableId="958342685">
-    <w:abstractNumId w:val="34"/>
-  </w:num>
-  <w:num w:numId="7" w16cid:durableId="1279918571">
+  <w:num w:numId="38">
     <w:abstractNumId w:val="1"/>
   </w:num>
-  <w:num w:numId="8" w16cid:durableId="594361434">
-    <w:abstractNumId w:val="25"/>
-  </w:num>
-  <w:num w:numId="9" w16cid:durableId="571089722">
-    <w:abstractNumId w:val="31"/>
-  </w:num>
-  <w:num w:numId="10" w16cid:durableId="94903875">
-    <w:abstractNumId w:val="12"/>
-  </w:num>
-  <w:num w:numId="11" w16cid:durableId="1139149031">
-    <w:abstractNumId w:val="9"/>
-  </w:num>
-  <w:num w:numId="12" w16cid:durableId="237440957">
+  <w:num w:numId="39">
     <w:abstractNumId w:val="26"/>
   </w:num>
-  <w:num w:numId="13" w16cid:durableId="1176699573">
-    <w:abstractNumId w:val="7"/>
-  </w:num>
-  <w:num w:numId="14" w16cid:durableId="2073189044">
-    <w:abstractNumId w:val="15"/>
-  </w:num>
-  <w:num w:numId="15" w16cid:durableId="961879807">
-    <w:abstractNumId w:val="2"/>
-  </w:num>
-  <w:num w:numId="16" w16cid:durableId="931353358">
-    <w:abstractNumId w:val="6"/>
-  </w:num>
-  <w:num w:numId="17" w16cid:durableId="118495938">
-    <w:abstractNumId w:val="17"/>
-  </w:num>
-  <w:num w:numId="18" w16cid:durableId="1585407445">
-    <w:abstractNumId w:val="14"/>
-  </w:num>
-  <w:num w:numId="19" w16cid:durableId="1742870365">
-    <w:abstractNumId w:val="3"/>
-  </w:num>
-  <w:num w:numId="20" w16cid:durableId="349646995">
-    <w:abstractNumId w:val="11"/>
-  </w:num>
-  <w:num w:numId="21" w16cid:durableId="1551840003">
+  <w:num w:numId="40">
     <w:abstractNumId w:val="20"/>
-  </w:num>
-  <w:num w:numId="22" w16cid:durableId="1819615907">
-    <w:abstractNumId w:val="5"/>
-  </w:num>
-  <w:num w:numId="23" w16cid:durableId="1794055457">
-    <w:abstractNumId w:val="30"/>
-  </w:num>
-  <w:num w:numId="24" w16cid:durableId="740373171">
-    <w:abstractNumId w:val="33"/>
-  </w:num>
-  <w:num w:numId="25" w16cid:durableId="589580507">
-    <w:abstractNumId w:val="32"/>
-  </w:num>
-  <w:num w:numId="26" w16cid:durableId="1984312225">
-    <w:abstractNumId w:val="0"/>
-  </w:num>
-  <w:num w:numId="27" w16cid:durableId="1405377397">
-    <w:abstractNumId w:val="35"/>
-  </w:num>
-  <w:num w:numId="28" w16cid:durableId="1487818167">
-    <w:abstractNumId w:val="8"/>
-  </w:num>
-  <w:num w:numId="29" w16cid:durableId="252665094">
-    <w:abstractNumId w:val="18"/>
-  </w:num>
-  <w:num w:numId="30" w16cid:durableId="2118602101">
-    <w:abstractNumId w:val="23"/>
-  </w:num>
-  <w:num w:numId="31" w16cid:durableId="1884514430">
-    <w:abstractNumId w:val="29"/>
-  </w:num>
-  <w:num w:numId="32" w16cid:durableId="1245535236">
-    <w:abstractNumId w:val="27"/>
-  </w:num>
-  <w:num w:numId="33" w16cid:durableId="1586106780">
-    <w:abstractNumId w:val="10"/>
-  </w:num>
-  <w:num w:numId="34" w16cid:durableId="1423531435">
-    <w:abstractNumId w:val="24"/>
-  </w:num>
-  <w:num w:numId="35" w16cid:durableId="157695233">
-    <w:abstractNumId w:val="4"/>
-  </w:num>
-  <w:num w:numId="36" w16cid:durableId="93285714">
-    <w:abstractNumId w:val="19"/>
   </w:num>
 </w:numbering>
 </file>
 
 <file path=word/styles.xml><?xml version="1.0" encoding="utf-8"?>
-<w:styles xmlns:mc="http://schemas.openxmlformats.org/markup-compatibility/2006" xmlns:r="http://schemas.openxmlformats.org/officeDocument/2006/relationships" xmlns:w="http://schemas.openxmlformats.org/wordprocessingml/2006/main" xmlns:w14="http://schemas.microsoft.com/office/word/2010/wordml" xmlns:w15="http://schemas.microsoft.com/office/word/2012/wordml" xmlns:w16cex="http://schemas.microsoft.com/office/word/2018/wordml/cex" xmlns:w16cid="http://schemas.microsoft.com/office/word/2016/wordml/cid" xmlns:w16="http://schemas.microsoft.com/office/word/2018/wordml" xmlns:w16sdtdh="http://schemas.microsoft.com/office/word/2020/wordml/sdtdatahash" xmlns:w16se="http://schemas.microsoft.com/office/word/2015/wordml/symex" mc:Ignorable="w14 w15 w16se w16cid w16 w16cex w16sdtdh">
+<w:styles xmlns:mc="http://schemas.openxmlformats.org/markup-compatibility/2006" xmlns:r="http://schemas.openxmlformats.org/officeDocument/2006/relationships" xmlns:w="http://schemas.openxmlformats.org/wordprocessingml/2006/main" xmlns:w14="http://schemas.microsoft.com/office/word/2010/wordml" xmlns:w15="http://schemas.microsoft.com/office/word/2012/wordml" xmlns:w16cid="http://schemas.microsoft.com/office/word/2016/wordml/cid" xmlns:w16se="http://schemas.microsoft.com/office/word/2015/wordml/symex" mc:Ignorable="w14 w15 w16se w16cid">
   <w:docDefaults>
     <w:rPrDefault>
       <w:rPr>
@@ -18888,7 +19223,7 @@
       </w:pPr>
     </w:pPrDefault>
   </w:docDefaults>
-  <w:latentStyles w:defLockedState="0" w:defUIPriority="99" w:defSemiHidden="0" w:defUnhideWhenUsed="0" w:defQFormat="0" w:count="376">
+  <w:latentStyles w:defLockedState="0" w:defUIPriority="99" w:defSemiHidden="0" w:defUnhideWhenUsed="0" w:defQFormat="0" w:count="375">
     <w:lsdException w:name="Normal" w:uiPriority="0" w:qFormat="1"/>
     <w:lsdException w:name="heading 1" w:uiPriority="9" w:qFormat="1"/>
     <w:lsdException w:name="heading 2" w:semiHidden="1" w:uiPriority="9" w:unhideWhenUsed="1" w:qFormat="1"/>
@@ -19264,7 +19599,6 @@
     <w:lsdException w:name="Smart Hyperlink" w:semiHidden="1" w:unhideWhenUsed="1"/>
     <w:lsdException w:name="Hashtag" w:semiHidden="1" w:unhideWhenUsed="1"/>
     <w:lsdException w:name="Unresolved Mention" w:semiHidden="1" w:unhideWhenUsed="1"/>
-    <w:lsdException w:name="Smart Link" w:semiHidden="1" w:unhideWhenUsed="1"/>
   </w:latentStyles>
   <w:style w:type="paragraph" w:default="1" w:styleId="Normal">
     <w:name w:val="Normal"/>
@@ -19332,6 +19666,29 @@
       <w:color w:val="1F3763" w:themeColor="accent1" w:themeShade="7F"/>
       <w:sz w:val="24"/>
       <w:szCs w:val="24"/>
+    </w:rPr>
+  </w:style>
+  <w:style w:type="paragraph" w:styleId="Ttulo4">
+    <w:name w:val="heading 4"/>
+    <w:basedOn w:val="Normal"/>
+    <w:next w:val="Normal"/>
+    <w:link w:val="Ttulo4Char"/>
+    <w:uiPriority w:val="9"/>
+    <w:semiHidden/>
+    <w:unhideWhenUsed/>
+    <w:qFormat/>
+    <w:rsid w:val="00141B86"/>
+    <w:pPr>
+      <w:keepNext/>
+      <w:keepLines/>
+      <w:spacing w:before="40" w:after="0"/>
+      <w:outlineLvl w:val="3"/>
+    </w:pPr>
+    <w:rPr>
+      <w:rFonts w:asciiTheme="majorHAnsi" w:eastAsiaTheme="majorEastAsia" w:hAnsiTheme="majorHAnsi" w:cstheme="majorBidi"/>
+      <w:i/>
+      <w:iCs/>
+      <w:color w:val="2F5496" w:themeColor="accent1" w:themeShade="BF"/>
     </w:rPr>
   </w:style>
   <w:style w:type="character" w:default="1" w:styleId="Fontepargpadro">
@@ -19839,6 +20196,47 @@
       <w:lang w:val="pt-PT"/>
     </w:rPr>
   </w:style>
+  <w:style w:type="paragraph" w:customStyle="1" w:styleId="pdq2pgselectionanchorcontainer">
+    <w:name w:val="pdq2pg_selectionanchorcontainer"/>
+    <w:basedOn w:val="Normal"/>
+    <w:rsid w:val="00790D0C"/>
+    <w:pPr>
+      <w:spacing w:before="100" w:beforeAutospacing="1" w:after="100" w:afterAutospacing="1" w:line="240" w:lineRule="auto"/>
+    </w:pPr>
+    <w:rPr>
+      <w:rFonts w:ascii="Times New Roman" w:eastAsia="Times New Roman" w:hAnsi="Times New Roman" w:cs="Times New Roman"/>
+      <w:sz w:val="24"/>
+      <w:szCs w:val="24"/>
+      <w:lang w:eastAsia="pt-BR"/>
+    </w:rPr>
+  </w:style>
+  <w:style w:type="character" w:styleId="CdigoHTML">
+    <w:name w:val="HTML Code"/>
+    <w:basedOn w:val="Fontepargpadro"/>
+    <w:uiPriority w:val="99"/>
+    <w:semiHidden/>
+    <w:unhideWhenUsed/>
+    <w:rsid w:val="00790D0C"/>
+    <w:rPr>
+      <w:rFonts w:ascii="Courier New" w:eastAsia="Times New Roman" w:hAnsi="Courier New" w:cs="Courier New"/>
+      <w:sz w:val="20"/>
+      <w:szCs w:val="20"/>
+    </w:rPr>
+  </w:style>
+  <w:style w:type="character" w:customStyle="1" w:styleId="Ttulo4Char">
+    <w:name w:val="Título 4 Char"/>
+    <w:basedOn w:val="Fontepargpadro"/>
+    <w:link w:val="Ttulo4"/>
+    <w:uiPriority w:val="9"/>
+    <w:semiHidden/>
+    <w:rsid w:val="00141B86"/>
+    <w:rPr>
+      <w:rFonts w:asciiTheme="majorHAnsi" w:eastAsiaTheme="majorEastAsia" w:hAnsiTheme="majorHAnsi" w:cstheme="majorBidi"/>
+      <w:i/>
+      <w:iCs/>
+      <w:color w:val="2F5496" w:themeColor="accent1" w:themeShade="BF"/>
+    </w:rPr>
+  </w:style>
 </w:styles>
 </file>
 
@@ -20161,7 +20559,7 @@
 </file>
 
 <file path=customXml/itemProps2.xml><?xml version="1.0" encoding="utf-8"?>
-<ds:datastoreItem xmlns:ds="http://schemas.openxmlformats.org/officeDocument/2006/customXml" ds:itemID="{DF56CE7F-6031-490F-BB3B-F9C47717F482}">
+<ds:datastoreItem xmlns:ds="http://schemas.openxmlformats.org/officeDocument/2006/customXml" ds:itemID="{99BD99AE-A6D0-41E9-8790-30545A44D10F}">
   <ds:schemaRefs>
     <ds:schemaRef ds:uri="http://schemas.openxmlformats.org/officeDocument/2006/bibliography"/>
   </ds:schemaRefs>
